--- a/SpringBoot Journal Application.docx
+++ b/SpringBoot Journal Application.docx
@@ -35020,6 +35020,39 @@
         <w:suppressLineNumbers w:val="0"/>
         <w:spacing w:before="0" w:beforeAutospacing="0" w:after="0" w:afterAutospacing="0"/>
         <w:ind w:left="0" w:right="0"/>
+        <w:rPr>
+          <w:rFonts w:hint="default" w:ascii="Consolas" w:hAnsi="Consolas" w:eastAsia="Consolas" w:cs="Consolas"/>
+          <w:color w:val="646464"/>
+          <w:sz w:val="20"/>
+          <w:szCs w:val="20"/>
+          <w:shd w:val="clear" w:fill="FFFFFF"/>
+        </w:rPr>
+      </w:pPr>
+      <w:r>
+        <w:rPr>
+          <w:rFonts w:hint="default" w:ascii="Consolas" w:hAnsi="Consolas" w:eastAsia="Consolas" w:cs="Consolas"/>
+          <w:color w:val="646464"/>
+          <w:sz w:val="20"/>
+          <w:szCs w:val="20"/>
+          <w:shd w:val="clear" w:fill="FFFFFF"/>
+          <w:lang w:val="en-US"/>
+        </w:rPr>
+        <w:t>@Transactional</w:t>
+      </w:r>
+    </w:p>
+    <w:p>
+      <w:pPr>
+        <w:pStyle w:val="5"/>
+        <w:keepNext w:val="0"/>
+        <w:keepLines w:val="0"/>
+        <w:widowControl/>
+        <w:suppressLineNumbers w:val="0"/>
+        <w:spacing w:before="0" w:beforeAutospacing="0" w:after="0" w:afterAutospacing="0"/>
+        <w:ind w:left="0" w:right="0"/>
+        <w:rPr>
+          <w:rFonts w:hint="default"/>
+          <w:lang w:val="en-US"/>
+        </w:rPr>
       </w:pPr>
       <w:r>
         <w:rPr>
@@ -35140,11 +35173,123 @@
       </w:pPr>
       <w:r>
         <w:rPr>
+          <w:rFonts w:ascii="Consolas" w:hAnsi="Consolas" w:eastAsia="Consolas" w:cs="Consolas"/>
+          <w:color w:val="000000"/>
+          <w:sz w:val="20"/>
+          <w:szCs w:val="20"/>
+          <w:shd w:val="clear" w:fill="FFFFFF"/>
+        </w:rPr>
+        <w:t xml:space="preserve">String </w:t>
+      </w:r>
+      <w:r>
+        <w:rPr>
+          <w:rFonts w:hint="default" w:ascii="Consolas" w:hAnsi="Consolas" w:eastAsia="Consolas" w:cs="Consolas"/>
+          <w:color w:val="6A3E3E"/>
+          <w:sz w:val="20"/>
+          <w:szCs w:val="20"/>
+          <w:shd w:val="clear" w:fill="FFFFFF"/>
+        </w:rPr>
+        <w:t>username</w:t>
+      </w:r>
+      <w:r>
+        <w:rPr>
+          <w:rFonts w:hint="default" w:ascii="Consolas" w:hAnsi="Consolas" w:eastAsia="Consolas" w:cs="Consolas"/>
+          <w:color w:val="000000"/>
+          <w:sz w:val="20"/>
+          <w:szCs w:val="20"/>
+          <w:shd w:val="clear" w:fill="FFFFFF"/>
+        </w:rPr>
+        <w:t>=</w:t>
+      </w:r>
+      <w:r>
+        <w:rPr>
+          <w:rFonts w:hint="default" w:ascii="Consolas" w:hAnsi="Consolas" w:eastAsia="Consolas" w:cs="Consolas"/>
+          <w:color w:val="6A3E3E"/>
+          <w:sz w:val="20"/>
+          <w:szCs w:val="20"/>
+          <w:shd w:val="clear" w:fill="FFFFFF"/>
+        </w:rPr>
+        <w:t>authentication</w:t>
+      </w:r>
+      <w:r>
+        <w:rPr>
+          <w:rFonts w:hint="default" w:ascii="Consolas" w:hAnsi="Consolas" w:eastAsia="Consolas" w:cs="Consolas"/>
+          <w:color w:val="000000"/>
+          <w:sz w:val="20"/>
+          <w:szCs w:val="20"/>
+          <w:shd w:val="clear" w:fill="FFFFFF"/>
+        </w:rPr>
+        <w:t>.getName();</w:t>
+      </w:r>
+    </w:p>
+    <w:p>
+      <w:pPr>
+        <w:pStyle w:val="5"/>
+        <w:keepNext w:val="0"/>
+        <w:keepLines w:val="0"/>
+        <w:widowControl/>
+        <w:suppressLineNumbers w:val="0"/>
+        <w:spacing w:before="0" w:beforeAutospacing="0" w:after="0" w:afterAutospacing="0"/>
+        <w:ind w:left="0" w:right="0" w:firstLine="200" w:firstLineChars="100"/>
+      </w:pPr>
+      <w:r>
+        <w:rPr>
           <w:rFonts w:hint="default" w:ascii="Consolas" w:hAnsi="Consolas" w:eastAsia="Consolas" w:cs="Consolas"/>
           <w:color w:val="0000C0"/>
           <w:sz w:val="20"/>
           <w:szCs w:val="20"/>
-          <w:shd w:val="clear" w:fill="D4D4D4"/>
+          <w:shd w:val="clear" w:fill="FFFFFF"/>
+        </w:rPr>
+        <w:t>journalEntryService</w:t>
+      </w:r>
+      <w:r>
+        <w:rPr>
+          <w:rFonts w:hint="default" w:ascii="Consolas" w:hAnsi="Consolas" w:eastAsia="Consolas" w:cs="Consolas"/>
+          <w:color w:val="000000"/>
+          <w:sz w:val="20"/>
+          <w:szCs w:val="20"/>
+          <w:shd w:val="clear" w:fill="FFFFFF"/>
+        </w:rPr>
+        <w:t>.deleteAllJournals(</w:t>
+      </w:r>
+      <w:r>
+        <w:rPr>
+          <w:rFonts w:hint="default" w:ascii="Consolas" w:hAnsi="Consolas" w:eastAsia="Consolas" w:cs="Consolas"/>
+          <w:color w:val="6A3E3E"/>
+          <w:sz w:val="20"/>
+          <w:szCs w:val="20"/>
+          <w:shd w:val="clear" w:fill="FFFFFF"/>
+        </w:rPr>
+        <w:t>username</w:t>
+      </w:r>
+      <w:r>
+        <w:rPr>
+          <w:rFonts w:hint="default" w:ascii="Consolas" w:hAnsi="Consolas" w:eastAsia="Consolas" w:cs="Consolas"/>
+          <w:color w:val="000000"/>
+          <w:sz w:val="20"/>
+          <w:szCs w:val="20"/>
+          <w:shd w:val="clear" w:fill="FFFFFF"/>
+        </w:rPr>
+        <w:t>);</w:t>
+      </w:r>
+    </w:p>
+    <w:p>
+      <w:pPr>
+        <w:pStyle w:val="5"/>
+        <w:keepNext w:val="0"/>
+        <w:keepLines w:val="0"/>
+        <w:widowControl/>
+        <w:suppressLineNumbers w:val="0"/>
+        <w:spacing w:before="0" w:beforeAutospacing="0" w:after="0" w:afterAutospacing="0"/>
+        <w:ind w:left="0" w:right="0" w:firstLine="200" w:firstLineChars="100"/>
+      </w:pPr>
+      <w:r>
+        <w:rPr>
+          <w:rFonts w:hint="default" w:ascii="Consolas" w:hAnsi="Consolas" w:eastAsia="Consolas" w:cs="Consolas"/>
+          <w:color w:val="0000C0"/>
+          <w:sz w:val="20"/>
+          <w:szCs w:val="20"/>
+          <w:shd w:val="clear" w:fill="FFFFFF"/>
         </w:rPr>
         <w:t>userService</w:t>
       </w:r>
@@ -35166,17 +35311,17 @@
           <w:szCs w:val="20"/>
           <w:shd w:val="clear" w:fill="FFFFFF"/>
         </w:rPr>
-        <w:t>authentication</w:t>
-      </w:r>
-      <w:r>
-        <w:rPr>
-          <w:rFonts w:hint="default" w:ascii="Consolas" w:hAnsi="Consolas" w:eastAsia="Consolas" w:cs="Consolas"/>
-          <w:color w:val="000000"/>
-          <w:sz w:val="20"/>
-          <w:szCs w:val="20"/>
-          <w:shd w:val="clear" w:fill="FFFFFF"/>
-        </w:rPr>
-        <w:t>.getName());</w:t>
+        <w:t>username</w:t>
+      </w:r>
+      <w:r>
+        <w:rPr>
+          <w:rFonts w:hint="default" w:ascii="Consolas" w:hAnsi="Consolas" w:eastAsia="Consolas" w:cs="Consolas"/>
+          <w:color w:val="000000"/>
+          <w:sz w:val="20"/>
+          <w:szCs w:val="20"/>
+          <w:shd w:val="clear" w:fill="FFFFFF"/>
+        </w:rPr>
+        <w:t>);</w:t>
       </w:r>
     </w:p>
     <w:p>
@@ -35267,6 +35412,13 @@
         <w:suppressLineNumbers w:val="0"/>
         <w:spacing w:before="0" w:beforeAutospacing="0" w:after="0" w:afterAutospacing="0"/>
         <w:ind w:left="0" w:right="0"/>
+        <w:rPr>
+          <w:rFonts w:hint="default" w:ascii="Consolas" w:hAnsi="Consolas" w:eastAsia="Consolas" w:cs="Consolas"/>
+          <w:color w:val="000000"/>
+          <w:sz w:val="20"/>
+          <w:szCs w:val="20"/>
+          <w:shd w:val="clear" w:fill="FFFFFF"/>
+        </w:rPr>
       </w:pPr>
       <w:r>
         <w:rPr>
@@ -35288,7 +35440,26 @@
         <w:suppressLineNumbers w:val="0"/>
         <w:spacing w:before="0" w:beforeAutospacing="0" w:after="0" w:afterAutospacing="0"/>
         <w:ind w:left="0" w:right="0"/>
-      </w:pPr>
+        <w:rPr>
+          <w:rFonts w:hint="default" w:ascii="Consolas" w:hAnsi="Consolas" w:eastAsia="Consolas" w:cs="Consolas"/>
+          <w:color w:val="548235" w:themeColor="accent6" w:themeShade="BF"/>
+          <w:sz w:val="20"/>
+          <w:szCs w:val="20"/>
+          <w:shd w:val="clear" w:fill="FFFFFF"/>
+          <w:lang w:val="en-US"/>
+        </w:rPr>
+      </w:pPr>
+      <w:r>
+        <w:rPr>
+          <w:rFonts w:hint="default" w:ascii="Consolas" w:hAnsi="Consolas" w:eastAsia="Consolas" w:cs="Consolas"/>
+          <w:color w:val="548235" w:themeColor="accent6" w:themeShade="BF"/>
+          <w:sz w:val="20"/>
+          <w:szCs w:val="20"/>
+          <w:shd w:val="clear" w:fill="FFFFFF"/>
+          <w:lang w:val="en-US"/>
+        </w:rPr>
+        <w:t>//Deletion ensure both user and journals related to the user are deleted.</w:t>
+      </w:r>
     </w:p>
     <w:p>
       <w:pPr>
@@ -36480,7 +36651,6 @@
           <w:color w:val="7F0055"/>
           <w:sz w:val="20"/>
           <w:szCs w:val="20"/>
-          <w:bdr w:val="none" w:color="auto" w:sz="0" w:space="0"/>
           <w:shd w:val="clear" w:fill="FFFFFF"/>
         </w:rPr>
         <w:t>void</w:t>
@@ -36491,7 +36661,6 @@
           <w:color w:val="000000"/>
           <w:sz w:val="20"/>
           <w:szCs w:val="20"/>
-          <w:bdr w:val="none" w:color="auto" w:sz="0" w:space="0"/>
           <w:shd w:val="clear" w:fill="FFFFFF"/>
         </w:rPr>
         <w:t xml:space="preserve"> deleteByUsername(String </w:t>
@@ -36502,7 +36671,6 @@
           <w:color w:val="6A3E3E"/>
           <w:sz w:val="20"/>
           <w:szCs w:val="20"/>
-          <w:bdr w:val="none" w:color="auto" w:sz="0" w:space="0"/>
           <w:shd w:val="clear" w:fill="FFFFFF"/>
         </w:rPr>
         <w:t>username</w:t>
@@ -36513,13 +36681,10 @@
           <w:color w:val="000000"/>
           <w:sz w:val="20"/>
           <w:szCs w:val="20"/>
-          <w:bdr w:val="none" w:color="auto" w:sz="0" w:space="0"/>
           <w:shd w:val="clear" w:fill="FFFFFF"/>
         </w:rPr>
         <w:t>);</w:t>
       </w:r>
-      <w:bookmarkStart w:id="0" w:name="_GoBack"/>
-      <w:bookmarkEnd w:id="0"/>
     </w:p>
     <w:p>
       <w:pPr>
@@ -36542,6 +36707,6115 @@
           <w:szCs w:val="20"/>
           <w:shd w:val="clear" w:fill="FFFFFF"/>
           <w:lang w:val="en-IN"/>
+        </w:rPr>
+      </w:pPr>
+    </w:p>
+    <w:p>
+      <w:pPr>
+        <w:pStyle w:val="5"/>
+        <w:keepNext w:val="0"/>
+        <w:keepLines w:val="0"/>
+        <w:widowControl/>
+        <w:numPr>
+          <w:ilvl w:val="0"/>
+          <w:numId w:val="0"/>
+        </w:numPr>
+        <w:suppressLineNumbers w:val="0"/>
+        <w:spacing w:before="0" w:beforeAutospacing="0" w:after="0" w:afterAutospacing="0"/>
+        <w:ind w:right="0" w:rightChars="0"/>
+        <w:jc w:val="left"/>
+        <w:rPr>
+          <w:rFonts w:hint="default" w:ascii="Consolas" w:hAnsi="Consolas" w:eastAsia="Consolas" w:cs="Consolas"/>
+          <w:b/>
+          <w:bCs/>
+          <w:color w:val="2F5597" w:themeColor="accent5" w:themeShade="BF"/>
+          <w:sz w:val="28"/>
+          <w:szCs w:val="28"/>
+          <w:shd w:val="clear" w:fill="FFFFFF"/>
+          <w:lang w:val="en-US"/>
+        </w:rPr>
+      </w:pPr>
+      <w:r>
+        <w:rPr>
+          <w:rFonts w:hint="default" w:ascii="Consolas" w:hAnsi="Consolas" w:eastAsia="Consolas" w:cs="Consolas"/>
+          <w:b/>
+          <w:bCs/>
+          <w:color w:val="2F5597" w:themeColor="accent5" w:themeShade="BF"/>
+          <w:sz w:val="28"/>
+          <w:szCs w:val="28"/>
+          <w:shd w:val="clear" w:fill="FFFFFF"/>
+          <w:lang w:val="en-US"/>
+        </w:rPr>
+        <w:t>Adding the authentication in the JournalEntryController</w:t>
+      </w:r>
+    </w:p>
+    <w:p>
+      <w:pPr>
+        <w:pStyle w:val="5"/>
+        <w:keepNext w:val="0"/>
+        <w:keepLines w:val="0"/>
+        <w:widowControl/>
+        <w:numPr>
+          <w:ilvl w:val="0"/>
+          <w:numId w:val="0"/>
+        </w:numPr>
+        <w:suppressLineNumbers w:val="0"/>
+        <w:spacing w:before="0" w:beforeAutospacing="0" w:after="0" w:afterAutospacing="0"/>
+        <w:ind w:right="0" w:rightChars="0"/>
+        <w:jc w:val="left"/>
+        <w:rPr>
+          <w:rFonts w:hint="default" w:ascii="Consolas" w:hAnsi="Consolas" w:eastAsia="Consolas" w:cs="Consolas"/>
+          <w:color w:val="000000"/>
+          <w:sz w:val="20"/>
+          <w:szCs w:val="20"/>
+          <w:shd w:val="clear" w:fill="FFFFFF"/>
+          <w:lang w:val="en-US"/>
+        </w:rPr>
+      </w:pPr>
+      <w:r>
+        <w:rPr>
+          <w:rFonts w:hint="default" w:ascii="Consolas" w:hAnsi="Consolas" w:eastAsia="Consolas" w:cs="Consolas"/>
+          <w:color w:val="000000"/>
+          <w:sz w:val="20"/>
+          <w:szCs w:val="20"/>
+          <w:shd w:val="clear" w:fill="FFFFFF"/>
+          <w:lang w:val="en-US"/>
+        </w:rPr>
+        <w:t>During the creation of journal related service I created a good thing that, I was checking the journal lists of user like:</w:t>
+      </w:r>
+    </w:p>
+    <w:p>
+      <w:pPr>
+        <w:pStyle w:val="5"/>
+        <w:keepNext w:val="0"/>
+        <w:keepLines w:val="0"/>
+        <w:widowControl/>
+        <w:suppressLineNumbers w:val="0"/>
+        <w:spacing w:before="0" w:beforeAutospacing="0" w:after="0" w:afterAutospacing="0"/>
+        <w:ind w:left="0" w:right="0"/>
+        <w:rPr>
+          <w:rFonts w:hint="default" w:ascii="Consolas" w:hAnsi="Consolas" w:eastAsia="Consolas" w:cs="Consolas"/>
+          <w:color w:val="000000"/>
+          <w:sz w:val="20"/>
+          <w:szCs w:val="20"/>
+          <w:bdr w:val="none" w:color="auto" w:sz="0" w:space="0"/>
+          <w:shd w:val="clear" w:fill="FFFFFF"/>
+        </w:rPr>
+      </w:pPr>
+      <w:r>
+        <w:rPr>
+          <w:rFonts w:ascii="Consolas" w:hAnsi="Consolas" w:eastAsia="Consolas" w:cs="Consolas"/>
+          <w:b/>
+          <w:bCs/>
+          <w:color w:val="7F0055"/>
+          <w:sz w:val="20"/>
+          <w:szCs w:val="20"/>
+          <w:bdr w:val="none" w:color="auto" w:sz="0" w:space="0"/>
+          <w:shd w:val="clear" w:fill="FFFFFF"/>
+        </w:rPr>
+        <w:t>public</w:t>
+      </w:r>
+      <w:r>
+        <w:rPr>
+          <w:rFonts w:hint="default" w:ascii="Consolas" w:hAnsi="Consolas" w:eastAsia="Consolas" w:cs="Consolas"/>
+          <w:color w:val="000000"/>
+          <w:sz w:val="20"/>
+          <w:szCs w:val="20"/>
+          <w:bdr w:val="none" w:color="auto" w:sz="0" w:space="0"/>
+          <w:shd w:val="clear" w:fill="FFFFFF"/>
+        </w:rPr>
+        <w:t xml:space="preserve"> Optional&lt;JournalEntry&gt; findById(ObjectId </w:t>
+      </w:r>
+      <w:r>
+        <w:rPr>
+          <w:rFonts w:hint="default" w:ascii="Consolas" w:hAnsi="Consolas" w:eastAsia="Consolas" w:cs="Consolas"/>
+          <w:color w:val="6A3E3E"/>
+          <w:sz w:val="20"/>
+          <w:szCs w:val="20"/>
+          <w:bdr w:val="none" w:color="auto" w:sz="0" w:space="0"/>
+          <w:shd w:val="clear" w:fill="FFFFFF"/>
+        </w:rPr>
+        <w:t>id</w:t>
+      </w:r>
+      <w:r>
+        <w:rPr>
+          <w:rFonts w:hint="default" w:ascii="Consolas" w:hAnsi="Consolas" w:eastAsia="Consolas" w:cs="Consolas"/>
+          <w:color w:val="000000"/>
+          <w:sz w:val="20"/>
+          <w:szCs w:val="20"/>
+          <w:bdr w:val="none" w:color="auto" w:sz="0" w:space="0"/>
+          <w:shd w:val="clear" w:fill="FFFFFF"/>
+        </w:rPr>
+        <w:t xml:space="preserve">, String </w:t>
+      </w:r>
+      <w:r>
+        <w:rPr>
+          <w:rFonts w:hint="default" w:ascii="Consolas" w:hAnsi="Consolas" w:eastAsia="Consolas" w:cs="Consolas"/>
+          <w:color w:val="6A3E3E"/>
+          <w:sz w:val="20"/>
+          <w:szCs w:val="20"/>
+          <w:bdr w:val="none" w:color="auto" w:sz="0" w:space="0"/>
+          <w:shd w:val="clear" w:fill="FFFFFF"/>
+        </w:rPr>
+        <w:t>username</w:t>
+      </w:r>
+      <w:r>
+        <w:rPr>
+          <w:rFonts w:hint="default" w:ascii="Consolas" w:hAnsi="Consolas" w:eastAsia="Consolas" w:cs="Consolas"/>
+          <w:color w:val="000000"/>
+          <w:sz w:val="20"/>
+          <w:szCs w:val="20"/>
+          <w:bdr w:val="none" w:color="auto" w:sz="0" w:space="0"/>
+          <w:shd w:val="clear" w:fill="FFFFFF"/>
+        </w:rPr>
+        <w:t>) {</w:t>
+      </w:r>
+    </w:p>
+    <w:p>
+      <w:pPr>
+        <w:pStyle w:val="5"/>
+        <w:keepNext w:val="0"/>
+        <w:keepLines w:val="0"/>
+        <w:widowControl/>
+        <w:suppressLineNumbers w:val="0"/>
+        <w:spacing w:before="0" w:beforeAutospacing="0" w:after="0" w:afterAutospacing="0"/>
+        <w:ind w:left="0" w:right="0"/>
+      </w:pPr>
+      <w:r>
+        <w:rPr>
+          <w:rFonts w:ascii="Consolas" w:hAnsi="Consolas" w:eastAsia="Consolas" w:cs="Consolas"/>
+          <w:color w:val="000000"/>
+          <w:sz w:val="20"/>
+          <w:szCs w:val="20"/>
+          <w:shd w:val="clear" w:fill="FFFFFF"/>
+        </w:rPr>
+        <w:t xml:space="preserve">User </w:t>
+      </w:r>
+      <w:r>
+        <w:rPr>
+          <w:rFonts w:hint="default" w:ascii="Consolas" w:hAnsi="Consolas" w:eastAsia="Consolas" w:cs="Consolas"/>
+          <w:color w:val="6A3E3E"/>
+          <w:sz w:val="20"/>
+          <w:szCs w:val="20"/>
+          <w:shd w:val="clear" w:fill="FFFFFF"/>
+        </w:rPr>
+        <w:t>user</w:t>
+      </w:r>
+      <w:r>
+        <w:rPr>
+          <w:rFonts w:hint="default" w:ascii="Consolas" w:hAnsi="Consolas" w:eastAsia="Consolas" w:cs="Consolas"/>
+          <w:color w:val="000000"/>
+          <w:sz w:val="20"/>
+          <w:szCs w:val="20"/>
+          <w:shd w:val="clear" w:fill="FFFFFF"/>
+        </w:rPr>
+        <w:t xml:space="preserve"> = </w:t>
+      </w:r>
+      <w:r>
+        <w:rPr>
+          <w:rFonts w:hint="default" w:ascii="Consolas" w:hAnsi="Consolas" w:eastAsia="Consolas" w:cs="Consolas"/>
+          <w:color w:val="0000C0"/>
+          <w:sz w:val="20"/>
+          <w:szCs w:val="20"/>
+          <w:shd w:val="clear" w:fill="FFFFFF"/>
+        </w:rPr>
+        <w:t>userService</w:t>
+      </w:r>
+      <w:r>
+        <w:rPr>
+          <w:rFonts w:hint="default" w:ascii="Consolas" w:hAnsi="Consolas" w:eastAsia="Consolas" w:cs="Consolas"/>
+          <w:color w:val="000000"/>
+          <w:sz w:val="20"/>
+          <w:szCs w:val="20"/>
+          <w:shd w:val="clear" w:fill="FFFFFF"/>
+        </w:rPr>
+        <w:t>.findByUsername(</w:t>
+      </w:r>
+      <w:r>
+        <w:rPr>
+          <w:rFonts w:hint="default" w:ascii="Consolas" w:hAnsi="Consolas" w:eastAsia="Consolas" w:cs="Consolas"/>
+          <w:color w:val="6A3E3E"/>
+          <w:sz w:val="20"/>
+          <w:szCs w:val="20"/>
+          <w:shd w:val="clear" w:fill="FFFFFF"/>
+        </w:rPr>
+        <w:t>username</w:t>
+      </w:r>
+      <w:r>
+        <w:rPr>
+          <w:rFonts w:hint="default" w:ascii="Consolas" w:hAnsi="Consolas" w:eastAsia="Consolas" w:cs="Consolas"/>
+          <w:color w:val="000000"/>
+          <w:sz w:val="20"/>
+          <w:szCs w:val="20"/>
+          <w:shd w:val="clear" w:fill="FFFFFF"/>
+        </w:rPr>
+        <w:t>);</w:t>
+      </w:r>
+    </w:p>
+    <w:p>
+      <w:pPr>
+        <w:pStyle w:val="5"/>
+        <w:keepNext w:val="0"/>
+        <w:keepLines w:val="0"/>
+        <w:widowControl/>
+        <w:suppressLineNumbers w:val="0"/>
+        <w:spacing w:before="0" w:beforeAutospacing="0" w:after="0" w:afterAutospacing="0"/>
+        <w:ind w:left="1301" w:right="0" w:hanging="1301" w:hangingChars="650"/>
+      </w:pPr>
+      <w:r>
+        <w:rPr>
+          <w:rFonts w:hint="default" w:ascii="Consolas" w:hAnsi="Consolas" w:eastAsia="Consolas" w:cs="Consolas"/>
+          <w:b/>
+          <w:bCs/>
+          <w:color w:val="7F0055"/>
+          <w:sz w:val="20"/>
+          <w:szCs w:val="20"/>
+          <w:shd w:val="clear" w:fill="FFFFFF"/>
+        </w:rPr>
+        <w:t>if</w:t>
+      </w:r>
+      <w:r>
+        <w:rPr>
+          <w:rFonts w:hint="default" w:ascii="Consolas" w:hAnsi="Consolas" w:eastAsia="Consolas" w:cs="Consolas"/>
+          <w:color w:val="000000"/>
+          <w:sz w:val="20"/>
+          <w:szCs w:val="20"/>
+          <w:shd w:val="clear" w:fill="FFFFFF"/>
+        </w:rPr>
+        <w:t xml:space="preserve"> (</w:t>
+      </w:r>
+      <w:r>
+        <w:rPr>
+          <w:rFonts w:hint="default" w:ascii="Consolas" w:hAnsi="Consolas" w:eastAsia="Consolas" w:cs="Consolas"/>
+          <w:color w:val="6A3E3E"/>
+          <w:sz w:val="20"/>
+          <w:szCs w:val="20"/>
+          <w:shd w:val="clear" w:fill="FFFFFF"/>
+        </w:rPr>
+        <w:t>user</w:t>
+      </w:r>
+      <w:r>
+        <w:rPr>
+          <w:rFonts w:hint="default" w:ascii="Consolas" w:hAnsi="Consolas" w:eastAsia="Consolas" w:cs="Consolas"/>
+          <w:color w:val="000000"/>
+          <w:sz w:val="20"/>
+          <w:szCs w:val="20"/>
+          <w:shd w:val="clear" w:fill="FFFFFF"/>
+        </w:rPr>
+        <w:t xml:space="preserve"> != </w:t>
+      </w:r>
+      <w:r>
+        <w:rPr>
+          <w:rFonts w:hint="default" w:ascii="Consolas" w:hAnsi="Consolas" w:eastAsia="Consolas" w:cs="Consolas"/>
+          <w:b/>
+          <w:bCs/>
+          <w:color w:val="7F0055"/>
+          <w:sz w:val="20"/>
+          <w:szCs w:val="20"/>
+          <w:shd w:val="clear" w:fill="FFFFFF"/>
+        </w:rPr>
+        <w:t>null</w:t>
+      </w:r>
+      <w:r>
+        <w:rPr>
+          <w:rFonts w:hint="default" w:ascii="Consolas" w:hAnsi="Consolas" w:eastAsia="Consolas" w:cs="Consolas"/>
+          <w:color w:val="000000"/>
+          <w:sz w:val="20"/>
+          <w:szCs w:val="20"/>
+          <w:shd w:val="clear" w:fill="FFFFFF"/>
+        </w:rPr>
+        <w:t xml:space="preserve"> &amp;&amp; </w:t>
+      </w:r>
+      <w:r>
+        <w:rPr>
+          <w:rFonts w:hint="default" w:ascii="Consolas" w:hAnsi="Consolas" w:eastAsia="Consolas" w:cs="Consolas"/>
+          <w:color w:val="6A3E3E"/>
+          <w:sz w:val="20"/>
+          <w:szCs w:val="20"/>
+          <w:shd w:val="clear" w:fill="FFFFFF"/>
+        </w:rPr>
+        <w:t>user</w:t>
+      </w:r>
+      <w:r>
+        <w:rPr>
+          <w:rFonts w:hint="default" w:ascii="Consolas" w:hAnsi="Consolas" w:eastAsia="Consolas" w:cs="Consolas"/>
+          <w:color w:val="000000"/>
+          <w:sz w:val="20"/>
+          <w:szCs w:val="20"/>
+          <w:shd w:val="clear" w:fill="FFFFFF"/>
+        </w:rPr>
+        <w:t>.getJournals().stream().anyMatch(</w:t>
+      </w:r>
+      <w:r>
+        <w:rPr>
+          <w:rFonts w:hint="default" w:ascii="Consolas" w:hAnsi="Consolas" w:eastAsia="Consolas" w:cs="Consolas"/>
+          <w:color w:val="6A3E3E"/>
+          <w:sz w:val="20"/>
+          <w:szCs w:val="20"/>
+          <w:shd w:val="clear" w:fill="FFFFFF"/>
+        </w:rPr>
+        <w:t>journal</w:t>
+      </w:r>
+      <w:r>
+        <w:rPr>
+          <w:rFonts w:hint="default" w:ascii="Consolas" w:hAnsi="Consolas" w:eastAsia="Consolas" w:cs="Consolas"/>
+          <w:color w:val="000000"/>
+          <w:sz w:val="20"/>
+          <w:szCs w:val="20"/>
+          <w:shd w:val="clear" w:fill="FFFFFF"/>
+        </w:rPr>
+        <w:t xml:space="preserve"> -&gt; </w:t>
+      </w:r>
+      <w:r>
+        <w:rPr>
+          <w:rFonts w:hint="default" w:ascii="Consolas" w:hAnsi="Consolas" w:eastAsia="Consolas" w:cs="Consolas"/>
+          <w:color w:val="6A3E3E"/>
+          <w:sz w:val="20"/>
+          <w:szCs w:val="20"/>
+          <w:shd w:val="clear" w:fill="FFFFFF"/>
+        </w:rPr>
+        <w:t>journal</w:t>
+      </w:r>
+      <w:r>
+        <w:rPr>
+          <w:rFonts w:hint="default" w:ascii="Consolas" w:hAnsi="Consolas" w:eastAsia="Consolas" w:cs="Consolas"/>
+          <w:color w:val="000000"/>
+          <w:sz w:val="20"/>
+          <w:szCs w:val="20"/>
+          <w:shd w:val="clear" w:fill="FFFFFF"/>
+        </w:rPr>
+        <w:t>.getId().equals(</w:t>
+      </w:r>
+      <w:r>
+        <w:rPr>
+          <w:rFonts w:hint="default" w:ascii="Consolas" w:hAnsi="Consolas" w:eastAsia="Consolas" w:cs="Consolas"/>
+          <w:color w:val="6A3E3E"/>
+          <w:sz w:val="20"/>
+          <w:szCs w:val="20"/>
+          <w:shd w:val="clear" w:fill="FFFFFF"/>
+        </w:rPr>
+        <w:t>id</w:t>
+      </w:r>
+      <w:r>
+        <w:rPr>
+          <w:rFonts w:hint="default" w:ascii="Consolas" w:hAnsi="Consolas" w:eastAsia="Consolas" w:cs="Consolas"/>
+          <w:color w:val="000000"/>
+          <w:sz w:val="20"/>
+          <w:szCs w:val="20"/>
+          <w:shd w:val="clear" w:fill="FFFFFF"/>
+        </w:rPr>
+        <w:t>))) {</w:t>
+      </w:r>
+    </w:p>
+    <w:p>
+      <w:pPr>
+        <w:pStyle w:val="5"/>
+        <w:keepNext w:val="0"/>
+        <w:keepLines w:val="0"/>
+        <w:widowControl/>
+        <w:suppressLineNumbers w:val="0"/>
+        <w:spacing w:before="0" w:beforeAutospacing="0" w:after="0" w:afterAutospacing="0"/>
+        <w:ind w:left="0" w:right="0" w:firstLine="1701" w:firstLineChars="850"/>
+      </w:pPr>
+      <w:r>
+        <w:rPr>
+          <w:rFonts w:hint="default" w:ascii="Consolas" w:hAnsi="Consolas" w:eastAsia="Consolas" w:cs="Consolas"/>
+          <w:b/>
+          <w:bCs/>
+          <w:color w:val="7F0055"/>
+          <w:sz w:val="20"/>
+          <w:szCs w:val="20"/>
+          <w:shd w:val="clear" w:fill="FFFFFF"/>
+        </w:rPr>
+        <w:t>return</w:t>
+      </w:r>
+      <w:r>
+        <w:rPr>
+          <w:rFonts w:hint="default" w:ascii="Consolas" w:hAnsi="Consolas" w:eastAsia="Consolas" w:cs="Consolas"/>
+          <w:color w:val="000000"/>
+          <w:sz w:val="20"/>
+          <w:szCs w:val="20"/>
+          <w:shd w:val="clear" w:fill="FFFFFF"/>
+        </w:rPr>
+        <w:t xml:space="preserve"> </w:t>
+      </w:r>
+      <w:r>
+        <w:rPr>
+          <w:rFonts w:hint="default" w:ascii="Consolas" w:hAnsi="Consolas" w:eastAsia="Consolas" w:cs="Consolas"/>
+          <w:color w:val="0000C0"/>
+          <w:sz w:val="20"/>
+          <w:szCs w:val="20"/>
+          <w:shd w:val="clear" w:fill="FFFFFF"/>
+        </w:rPr>
+        <w:t>journalEntryRepository</w:t>
+      </w:r>
+      <w:r>
+        <w:rPr>
+          <w:rFonts w:hint="default" w:ascii="Consolas" w:hAnsi="Consolas" w:eastAsia="Consolas" w:cs="Consolas"/>
+          <w:color w:val="000000"/>
+          <w:sz w:val="20"/>
+          <w:szCs w:val="20"/>
+          <w:shd w:val="clear" w:fill="FFFFFF"/>
+        </w:rPr>
+        <w:t>.findById(</w:t>
+      </w:r>
+      <w:r>
+        <w:rPr>
+          <w:rFonts w:hint="default" w:ascii="Consolas" w:hAnsi="Consolas" w:eastAsia="Consolas" w:cs="Consolas"/>
+          <w:color w:val="6A3E3E"/>
+          <w:sz w:val="20"/>
+          <w:szCs w:val="20"/>
+          <w:shd w:val="clear" w:fill="FFFFFF"/>
+        </w:rPr>
+        <w:t>id</w:t>
+      </w:r>
+      <w:r>
+        <w:rPr>
+          <w:rFonts w:hint="default" w:ascii="Consolas" w:hAnsi="Consolas" w:eastAsia="Consolas" w:cs="Consolas"/>
+          <w:color w:val="000000"/>
+          <w:sz w:val="20"/>
+          <w:szCs w:val="20"/>
+          <w:shd w:val="clear" w:fill="FFFFFF"/>
+        </w:rPr>
+        <w:t>);</w:t>
+      </w:r>
+    </w:p>
+    <w:p>
+      <w:pPr>
+        <w:pStyle w:val="5"/>
+        <w:keepNext w:val="0"/>
+        <w:keepLines w:val="0"/>
+        <w:widowControl/>
+        <w:suppressLineNumbers w:val="0"/>
+        <w:spacing w:before="0" w:beforeAutospacing="0" w:after="0" w:afterAutospacing="0"/>
+        <w:ind w:left="0" w:right="0"/>
+      </w:pPr>
+      <w:r>
+        <w:rPr>
+          <w:rFonts w:hint="default" w:ascii="Consolas" w:hAnsi="Consolas" w:eastAsia="Consolas" w:cs="Consolas"/>
+          <w:color w:val="000000"/>
+          <w:sz w:val="20"/>
+          <w:szCs w:val="20"/>
+          <w:shd w:val="clear" w:fill="FFFFFF"/>
+        </w:rPr>
+        <w:t>}</w:t>
+      </w:r>
+    </w:p>
+    <w:p>
+      <w:pPr>
+        <w:pStyle w:val="5"/>
+        <w:keepNext w:val="0"/>
+        <w:keepLines w:val="0"/>
+        <w:widowControl/>
+        <w:numPr>
+          <w:ilvl w:val="0"/>
+          <w:numId w:val="0"/>
+        </w:numPr>
+        <w:suppressLineNumbers w:val="0"/>
+        <w:spacing w:before="0" w:beforeAutospacing="0" w:after="0" w:afterAutospacing="0"/>
+        <w:ind w:right="0" w:rightChars="0"/>
+        <w:jc w:val="left"/>
+        <w:rPr>
+          <w:rFonts w:hint="default" w:ascii="Consolas" w:hAnsi="Consolas" w:eastAsia="Consolas" w:cs="Consolas"/>
+          <w:color w:val="000000"/>
+          <w:sz w:val="20"/>
+          <w:szCs w:val="20"/>
+          <w:shd w:val="clear" w:fill="FFFFFF"/>
+          <w:lang w:val="en-US"/>
+        </w:rPr>
+      </w:pPr>
+      <w:r>
+        <w:rPr>
+          <w:rFonts w:hint="default" w:ascii="Consolas" w:hAnsi="Consolas" w:eastAsia="Consolas" w:cs="Consolas"/>
+          <w:color w:val="000000"/>
+          <w:sz w:val="20"/>
+          <w:szCs w:val="20"/>
+          <w:shd w:val="clear" w:fill="FFFFFF"/>
+          <w:lang w:val="en-US"/>
+        </w:rPr>
+        <w:t>I mean even if we find the id of a journal of different user, we can not do anything cause we are checking if the current user contains the journal by</w:t>
+      </w:r>
+    </w:p>
+    <w:p>
+      <w:pPr>
+        <w:pStyle w:val="5"/>
+        <w:keepNext w:val="0"/>
+        <w:keepLines w:val="0"/>
+        <w:widowControl/>
+        <w:numPr>
+          <w:ilvl w:val="0"/>
+          <w:numId w:val="0"/>
+        </w:numPr>
+        <w:suppressLineNumbers w:val="0"/>
+        <w:spacing w:before="0" w:beforeAutospacing="0" w:after="0" w:afterAutospacing="0"/>
+        <w:ind w:right="0" w:rightChars="0"/>
+        <w:jc w:val="left"/>
+        <w:rPr>
+          <w:rFonts w:hint="default" w:ascii="Consolas" w:hAnsi="Consolas" w:eastAsia="Consolas" w:cs="Consolas"/>
+          <w:color w:val="000000"/>
+          <w:sz w:val="20"/>
+          <w:szCs w:val="20"/>
+          <w:shd w:val="clear" w:fill="FFFFFF"/>
+          <w:lang w:val="en-US"/>
+        </w:rPr>
+      </w:pPr>
+      <w:r>
+        <w:rPr>
+          <w:rFonts w:hint="default" w:ascii="Consolas" w:hAnsi="Consolas" w:eastAsia="Consolas" w:cs="Consolas"/>
+          <w:color w:val="000000"/>
+          <w:sz w:val="20"/>
+          <w:szCs w:val="20"/>
+          <w:shd w:val="clear" w:fill="FFFFFF"/>
+          <w:lang w:val="en-US"/>
+        </w:rPr>
+        <w:t>User.getJournals().stream().anyMatch(journal-&gt;journal.getId().equals(myId)) then returns the journalEntryRepository.findById(id);</w:t>
+      </w:r>
+    </w:p>
+    <w:p>
+      <w:pPr>
+        <w:pStyle w:val="5"/>
+        <w:keepNext w:val="0"/>
+        <w:keepLines w:val="0"/>
+        <w:widowControl/>
+        <w:numPr>
+          <w:ilvl w:val="0"/>
+          <w:numId w:val="0"/>
+        </w:numPr>
+        <w:suppressLineNumbers w:val="0"/>
+        <w:spacing w:before="0" w:beforeAutospacing="0" w:after="0" w:afterAutospacing="0"/>
+        <w:ind w:right="0" w:rightChars="0"/>
+        <w:jc w:val="left"/>
+        <w:rPr>
+          <w:rFonts w:hint="default" w:ascii="Consolas" w:hAnsi="Consolas" w:eastAsia="Consolas" w:cs="Consolas"/>
+          <w:color w:val="000000"/>
+          <w:sz w:val="20"/>
+          <w:szCs w:val="20"/>
+          <w:shd w:val="clear" w:fill="FFFFFF"/>
+          <w:lang w:val="en-US"/>
+        </w:rPr>
+      </w:pPr>
+    </w:p>
+    <w:p>
+      <w:pPr>
+        <w:pStyle w:val="5"/>
+        <w:keepNext w:val="0"/>
+        <w:keepLines w:val="0"/>
+        <w:widowControl/>
+        <w:numPr>
+          <w:ilvl w:val="0"/>
+          <w:numId w:val="0"/>
+        </w:numPr>
+        <w:suppressLineNumbers w:val="0"/>
+        <w:spacing w:before="0" w:beforeAutospacing="0" w:after="0" w:afterAutospacing="0"/>
+        <w:ind w:right="0" w:rightChars="0"/>
+        <w:jc w:val="left"/>
+        <w:rPr>
+          <w:rFonts w:hint="default" w:ascii="Consolas" w:hAnsi="Consolas" w:eastAsia="Consolas" w:cs="Consolas"/>
+          <w:color w:val="000000"/>
+          <w:sz w:val="20"/>
+          <w:szCs w:val="20"/>
+          <w:shd w:val="clear" w:fill="FFFFFF"/>
+          <w:lang w:val="en-US"/>
+        </w:rPr>
+      </w:pPr>
+      <w:r>
+        <w:rPr>
+          <w:rFonts w:hint="default" w:ascii="Consolas" w:hAnsi="Consolas" w:eastAsia="Consolas" w:cs="Consolas"/>
+          <w:color w:val="000000"/>
+          <w:sz w:val="20"/>
+          <w:szCs w:val="20"/>
+          <w:shd w:val="clear" w:fill="FFFFFF"/>
+          <w:lang w:val="en-US"/>
+        </w:rPr>
+        <w:t>For deletion also</w:t>
+      </w:r>
+    </w:p>
+    <w:p>
+      <w:pPr>
+        <w:pStyle w:val="5"/>
+        <w:keepNext w:val="0"/>
+        <w:keepLines w:val="0"/>
+        <w:widowControl/>
+        <w:suppressLineNumbers w:val="0"/>
+        <w:spacing w:before="0" w:beforeAutospacing="0" w:after="0" w:afterAutospacing="0"/>
+        <w:ind w:left="0" w:right="0"/>
+      </w:pPr>
+      <w:r>
+        <w:rPr>
+          <w:rFonts w:ascii="Consolas" w:hAnsi="Consolas" w:eastAsia="Consolas" w:cs="Consolas"/>
+          <w:color w:val="646464"/>
+          <w:sz w:val="20"/>
+          <w:szCs w:val="20"/>
+          <w:shd w:val="clear" w:fill="FFFFFF"/>
+        </w:rPr>
+        <w:t>@Transactional</w:t>
+      </w:r>
+    </w:p>
+    <w:p>
+      <w:pPr>
+        <w:pStyle w:val="5"/>
+        <w:keepNext w:val="0"/>
+        <w:keepLines w:val="0"/>
+        <w:widowControl/>
+        <w:suppressLineNumbers w:val="0"/>
+        <w:spacing w:before="0" w:beforeAutospacing="0" w:after="0" w:afterAutospacing="0"/>
+        <w:ind w:left="0" w:right="0"/>
+      </w:pPr>
+      <w:r>
+        <w:rPr>
+          <w:rFonts w:hint="default" w:ascii="Consolas" w:hAnsi="Consolas" w:eastAsia="Consolas" w:cs="Consolas"/>
+          <w:b/>
+          <w:bCs/>
+          <w:color w:val="7F0055"/>
+          <w:sz w:val="20"/>
+          <w:szCs w:val="20"/>
+          <w:shd w:val="clear" w:fill="FFFFFF"/>
+        </w:rPr>
+        <w:t>public</w:t>
+      </w:r>
+      <w:r>
+        <w:rPr>
+          <w:rFonts w:hint="default" w:ascii="Consolas" w:hAnsi="Consolas" w:eastAsia="Consolas" w:cs="Consolas"/>
+          <w:color w:val="000000"/>
+          <w:sz w:val="20"/>
+          <w:szCs w:val="20"/>
+          <w:shd w:val="clear" w:fill="FFFFFF"/>
+        </w:rPr>
+        <w:t xml:space="preserve"> </w:t>
+      </w:r>
+      <w:r>
+        <w:rPr>
+          <w:rFonts w:hint="default" w:ascii="Consolas" w:hAnsi="Consolas" w:eastAsia="Consolas" w:cs="Consolas"/>
+          <w:b/>
+          <w:bCs/>
+          <w:color w:val="7F0055"/>
+          <w:sz w:val="20"/>
+          <w:szCs w:val="20"/>
+          <w:shd w:val="clear" w:fill="FFFFFF"/>
+        </w:rPr>
+        <w:t>boolean</w:t>
+      </w:r>
+      <w:r>
+        <w:rPr>
+          <w:rFonts w:hint="default" w:ascii="Consolas" w:hAnsi="Consolas" w:eastAsia="Consolas" w:cs="Consolas"/>
+          <w:color w:val="000000"/>
+          <w:sz w:val="20"/>
+          <w:szCs w:val="20"/>
+          <w:shd w:val="clear" w:fill="FFFFFF"/>
+        </w:rPr>
+        <w:t xml:space="preserve"> deleteById(ObjectId </w:t>
+      </w:r>
+      <w:r>
+        <w:rPr>
+          <w:rFonts w:hint="default" w:ascii="Consolas" w:hAnsi="Consolas" w:eastAsia="Consolas" w:cs="Consolas"/>
+          <w:color w:val="6A3E3E"/>
+          <w:sz w:val="20"/>
+          <w:szCs w:val="20"/>
+          <w:shd w:val="clear" w:fill="FFFFFF"/>
+        </w:rPr>
+        <w:t>id</w:t>
+      </w:r>
+      <w:r>
+        <w:rPr>
+          <w:rFonts w:hint="default" w:ascii="Consolas" w:hAnsi="Consolas" w:eastAsia="Consolas" w:cs="Consolas"/>
+          <w:color w:val="000000"/>
+          <w:sz w:val="20"/>
+          <w:szCs w:val="20"/>
+          <w:shd w:val="clear" w:fill="FFFFFF"/>
+        </w:rPr>
+        <w:t xml:space="preserve">, String </w:t>
+      </w:r>
+      <w:r>
+        <w:rPr>
+          <w:rFonts w:hint="default" w:ascii="Consolas" w:hAnsi="Consolas" w:eastAsia="Consolas" w:cs="Consolas"/>
+          <w:color w:val="6A3E3E"/>
+          <w:sz w:val="20"/>
+          <w:szCs w:val="20"/>
+          <w:shd w:val="clear" w:fill="FFFFFF"/>
+        </w:rPr>
+        <w:t>username</w:t>
+      </w:r>
+      <w:r>
+        <w:rPr>
+          <w:rFonts w:hint="default" w:ascii="Consolas" w:hAnsi="Consolas" w:eastAsia="Consolas" w:cs="Consolas"/>
+          <w:color w:val="000000"/>
+          <w:sz w:val="20"/>
+          <w:szCs w:val="20"/>
+          <w:shd w:val="clear" w:fill="FFFFFF"/>
+        </w:rPr>
+        <w:t>) {</w:t>
+      </w:r>
+    </w:p>
+    <w:p>
+      <w:pPr>
+        <w:pStyle w:val="5"/>
+        <w:keepNext w:val="0"/>
+        <w:keepLines w:val="0"/>
+        <w:widowControl/>
+        <w:suppressLineNumbers w:val="0"/>
+        <w:spacing w:before="0" w:beforeAutospacing="0" w:after="0" w:afterAutospacing="0"/>
+        <w:ind w:left="0" w:right="0" w:firstLine="300" w:firstLineChars="150"/>
+      </w:pPr>
+      <w:r>
+        <w:rPr>
+          <w:rFonts w:hint="default" w:ascii="Consolas" w:hAnsi="Consolas" w:eastAsia="Consolas" w:cs="Consolas"/>
+          <w:b/>
+          <w:bCs/>
+          <w:color w:val="7F0055"/>
+          <w:sz w:val="20"/>
+          <w:szCs w:val="20"/>
+          <w:shd w:val="clear" w:fill="FFFFFF"/>
+        </w:rPr>
+        <w:t>boolean</w:t>
+      </w:r>
+      <w:r>
+        <w:rPr>
+          <w:rFonts w:hint="default" w:ascii="Consolas" w:hAnsi="Consolas" w:eastAsia="Consolas" w:cs="Consolas"/>
+          <w:color w:val="000000"/>
+          <w:sz w:val="20"/>
+          <w:szCs w:val="20"/>
+          <w:shd w:val="clear" w:fill="FFFFFF"/>
+        </w:rPr>
+        <w:t xml:space="preserve"> </w:t>
+      </w:r>
+      <w:r>
+        <w:rPr>
+          <w:rFonts w:hint="default" w:ascii="Consolas" w:hAnsi="Consolas" w:eastAsia="Consolas" w:cs="Consolas"/>
+          <w:color w:val="6A3E3E"/>
+          <w:sz w:val="20"/>
+          <w:szCs w:val="20"/>
+          <w:shd w:val="clear" w:fill="FFFFFF"/>
+        </w:rPr>
+        <w:t>removed</w:t>
+      </w:r>
+      <w:r>
+        <w:rPr>
+          <w:rFonts w:hint="default" w:ascii="Consolas" w:hAnsi="Consolas" w:eastAsia="Consolas" w:cs="Consolas"/>
+          <w:color w:val="000000"/>
+          <w:sz w:val="20"/>
+          <w:szCs w:val="20"/>
+          <w:shd w:val="clear" w:fill="FFFFFF"/>
+        </w:rPr>
+        <w:t>=</w:t>
+      </w:r>
+      <w:r>
+        <w:rPr>
+          <w:rFonts w:hint="default" w:ascii="Consolas" w:hAnsi="Consolas" w:eastAsia="Consolas" w:cs="Consolas"/>
+          <w:b/>
+          <w:bCs/>
+          <w:color w:val="7F0055"/>
+          <w:sz w:val="20"/>
+          <w:szCs w:val="20"/>
+          <w:shd w:val="clear" w:fill="FFFFFF"/>
+        </w:rPr>
+        <w:t>false</w:t>
+      </w:r>
+      <w:r>
+        <w:rPr>
+          <w:rFonts w:hint="default" w:ascii="Consolas" w:hAnsi="Consolas" w:eastAsia="Consolas" w:cs="Consolas"/>
+          <w:color w:val="000000"/>
+          <w:sz w:val="20"/>
+          <w:szCs w:val="20"/>
+          <w:shd w:val="clear" w:fill="FFFFFF"/>
+        </w:rPr>
+        <w:t>;</w:t>
+      </w:r>
+    </w:p>
+    <w:p>
+      <w:pPr>
+        <w:pStyle w:val="5"/>
+        <w:keepNext w:val="0"/>
+        <w:keepLines w:val="0"/>
+        <w:widowControl/>
+        <w:suppressLineNumbers w:val="0"/>
+        <w:spacing w:before="0" w:beforeAutospacing="0" w:after="0" w:afterAutospacing="0"/>
+        <w:ind w:left="0" w:right="0" w:firstLine="300" w:firstLineChars="150"/>
+      </w:pPr>
+      <w:r>
+        <w:rPr>
+          <w:rFonts w:hint="default" w:ascii="Consolas" w:hAnsi="Consolas" w:eastAsia="Consolas" w:cs="Consolas"/>
+          <w:color w:val="000000"/>
+          <w:sz w:val="20"/>
+          <w:szCs w:val="20"/>
+          <w:shd w:val="clear" w:fill="FFFFFF"/>
+        </w:rPr>
+        <w:t xml:space="preserve">User </w:t>
+      </w:r>
+      <w:r>
+        <w:rPr>
+          <w:rFonts w:hint="default" w:ascii="Consolas" w:hAnsi="Consolas" w:eastAsia="Consolas" w:cs="Consolas"/>
+          <w:color w:val="6A3E3E"/>
+          <w:sz w:val="20"/>
+          <w:szCs w:val="20"/>
+          <w:shd w:val="clear" w:fill="FFFFFF"/>
+        </w:rPr>
+        <w:t>user</w:t>
+      </w:r>
+      <w:r>
+        <w:rPr>
+          <w:rFonts w:hint="default" w:ascii="Consolas" w:hAnsi="Consolas" w:eastAsia="Consolas" w:cs="Consolas"/>
+          <w:color w:val="000000"/>
+          <w:sz w:val="20"/>
+          <w:szCs w:val="20"/>
+          <w:shd w:val="clear" w:fill="FFFFFF"/>
+        </w:rPr>
+        <w:t xml:space="preserve"> = </w:t>
+      </w:r>
+      <w:r>
+        <w:rPr>
+          <w:rFonts w:hint="default" w:ascii="Consolas" w:hAnsi="Consolas" w:eastAsia="Consolas" w:cs="Consolas"/>
+          <w:color w:val="0000C0"/>
+          <w:sz w:val="20"/>
+          <w:szCs w:val="20"/>
+          <w:shd w:val="clear" w:fill="FFFFFF"/>
+        </w:rPr>
+        <w:t>userService</w:t>
+      </w:r>
+      <w:r>
+        <w:rPr>
+          <w:rFonts w:hint="default" w:ascii="Consolas" w:hAnsi="Consolas" w:eastAsia="Consolas" w:cs="Consolas"/>
+          <w:color w:val="000000"/>
+          <w:sz w:val="20"/>
+          <w:szCs w:val="20"/>
+          <w:shd w:val="clear" w:fill="FFFFFF"/>
+        </w:rPr>
+        <w:t>.findByUsername(</w:t>
+      </w:r>
+      <w:r>
+        <w:rPr>
+          <w:rFonts w:hint="default" w:ascii="Consolas" w:hAnsi="Consolas" w:eastAsia="Consolas" w:cs="Consolas"/>
+          <w:color w:val="6A3E3E"/>
+          <w:sz w:val="20"/>
+          <w:szCs w:val="20"/>
+          <w:shd w:val="clear" w:fill="FFFFFF"/>
+        </w:rPr>
+        <w:t>username</w:t>
+      </w:r>
+      <w:r>
+        <w:rPr>
+          <w:rFonts w:hint="default" w:ascii="Consolas" w:hAnsi="Consolas" w:eastAsia="Consolas" w:cs="Consolas"/>
+          <w:color w:val="000000"/>
+          <w:sz w:val="20"/>
+          <w:szCs w:val="20"/>
+          <w:shd w:val="clear" w:fill="FFFFFF"/>
+        </w:rPr>
+        <w:t>);</w:t>
+      </w:r>
+    </w:p>
+    <w:p>
+      <w:pPr>
+        <w:pStyle w:val="5"/>
+        <w:keepNext w:val="0"/>
+        <w:keepLines w:val="0"/>
+        <w:widowControl/>
+        <w:suppressLineNumbers w:val="0"/>
+        <w:spacing w:before="0" w:beforeAutospacing="0" w:after="0" w:afterAutospacing="0"/>
+        <w:ind w:left="900" w:leftChars="200" w:right="0" w:hanging="500" w:hangingChars="250"/>
+      </w:pPr>
+      <w:r>
+        <w:rPr>
+          <w:rFonts w:hint="default" w:ascii="Consolas" w:hAnsi="Consolas" w:eastAsia="Consolas" w:cs="Consolas"/>
+          <w:b/>
+          <w:bCs/>
+          <w:color w:val="7F0055"/>
+          <w:sz w:val="20"/>
+          <w:szCs w:val="20"/>
+          <w:shd w:val="clear" w:fill="FFFFFF"/>
+        </w:rPr>
+        <w:t>if</w:t>
+      </w:r>
+      <w:r>
+        <w:rPr>
+          <w:rFonts w:hint="default" w:ascii="Consolas" w:hAnsi="Consolas" w:eastAsia="Consolas" w:cs="Consolas"/>
+          <w:color w:val="000000"/>
+          <w:sz w:val="20"/>
+          <w:szCs w:val="20"/>
+          <w:shd w:val="clear" w:fill="FFFFFF"/>
+        </w:rPr>
+        <w:t xml:space="preserve"> (</w:t>
+      </w:r>
+      <w:r>
+        <w:rPr>
+          <w:rFonts w:hint="default" w:ascii="Consolas" w:hAnsi="Consolas" w:eastAsia="Consolas" w:cs="Consolas"/>
+          <w:color w:val="6A3E3E"/>
+          <w:sz w:val="20"/>
+          <w:szCs w:val="20"/>
+          <w:shd w:val="clear" w:fill="FFFFFF"/>
+        </w:rPr>
+        <w:t>user</w:t>
+      </w:r>
+      <w:r>
+        <w:rPr>
+          <w:rFonts w:hint="default" w:ascii="Consolas" w:hAnsi="Consolas" w:eastAsia="Consolas" w:cs="Consolas"/>
+          <w:color w:val="000000"/>
+          <w:sz w:val="20"/>
+          <w:szCs w:val="20"/>
+          <w:shd w:val="clear" w:fill="FFFFFF"/>
+        </w:rPr>
+        <w:t xml:space="preserve"> != </w:t>
+      </w:r>
+      <w:r>
+        <w:rPr>
+          <w:rFonts w:hint="default" w:ascii="Consolas" w:hAnsi="Consolas" w:eastAsia="Consolas" w:cs="Consolas"/>
+          <w:b/>
+          <w:bCs/>
+          <w:color w:val="7F0055"/>
+          <w:sz w:val="20"/>
+          <w:szCs w:val="20"/>
+          <w:shd w:val="clear" w:fill="FFFFFF"/>
+        </w:rPr>
+        <w:t>null</w:t>
+      </w:r>
+      <w:r>
+        <w:rPr>
+          <w:rFonts w:hint="default" w:ascii="Consolas" w:hAnsi="Consolas" w:eastAsia="Consolas" w:cs="Consolas"/>
+          <w:color w:val="000000"/>
+          <w:sz w:val="20"/>
+          <w:szCs w:val="20"/>
+          <w:shd w:val="clear" w:fill="FFFFFF"/>
+        </w:rPr>
+        <w:t xml:space="preserve"> &amp;&amp; </w:t>
+      </w:r>
+      <w:r>
+        <w:rPr>
+          <w:rFonts w:hint="default" w:ascii="Consolas" w:hAnsi="Consolas" w:eastAsia="Consolas" w:cs="Consolas"/>
+          <w:color w:val="6A3E3E"/>
+          <w:sz w:val="20"/>
+          <w:szCs w:val="20"/>
+          <w:shd w:val="clear" w:fill="FFFFFF"/>
+        </w:rPr>
+        <w:t>user</w:t>
+      </w:r>
+      <w:r>
+        <w:rPr>
+          <w:rFonts w:hint="default" w:ascii="Consolas" w:hAnsi="Consolas" w:eastAsia="Consolas" w:cs="Consolas"/>
+          <w:color w:val="000000"/>
+          <w:sz w:val="20"/>
+          <w:szCs w:val="20"/>
+          <w:shd w:val="clear" w:fill="FFFFFF"/>
+        </w:rPr>
+        <w:t>.getJournals().stream().anyMatch(</w:t>
+      </w:r>
+      <w:r>
+        <w:rPr>
+          <w:rFonts w:hint="default" w:ascii="Consolas" w:hAnsi="Consolas" w:eastAsia="Consolas" w:cs="Consolas"/>
+          <w:color w:val="6A3E3E"/>
+          <w:sz w:val="20"/>
+          <w:szCs w:val="20"/>
+          <w:shd w:val="clear" w:fill="FFFFFF"/>
+        </w:rPr>
+        <w:t>journal</w:t>
+      </w:r>
+      <w:r>
+        <w:rPr>
+          <w:rFonts w:hint="default" w:ascii="Consolas" w:hAnsi="Consolas" w:eastAsia="Consolas" w:cs="Consolas"/>
+          <w:color w:val="000000"/>
+          <w:sz w:val="20"/>
+          <w:szCs w:val="20"/>
+          <w:shd w:val="clear" w:fill="FFFFFF"/>
+        </w:rPr>
+        <w:t xml:space="preserve"> -&gt; </w:t>
+      </w:r>
+      <w:r>
+        <w:rPr>
+          <w:rFonts w:hint="default" w:ascii="Consolas" w:hAnsi="Consolas" w:eastAsia="Consolas" w:cs="Consolas"/>
+          <w:color w:val="6A3E3E"/>
+          <w:sz w:val="20"/>
+          <w:szCs w:val="20"/>
+          <w:shd w:val="clear" w:fill="FFFFFF"/>
+        </w:rPr>
+        <w:t>journal</w:t>
+      </w:r>
+      <w:r>
+        <w:rPr>
+          <w:rFonts w:hint="default" w:ascii="Consolas" w:hAnsi="Consolas" w:eastAsia="Consolas" w:cs="Consolas"/>
+          <w:color w:val="000000"/>
+          <w:sz w:val="20"/>
+          <w:szCs w:val="20"/>
+          <w:shd w:val="clear" w:fill="FFFFFF"/>
+        </w:rPr>
+        <w:t>.getId().equals(</w:t>
+      </w:r>
+      <w:r>
+        <w:rPr>
+          <w:rFonts w:hint="default" w:ascii="Consolas" w:hAnsi="Consolas" w:eastAsia="Consolas" w:cs="Consolas"/>
+          <w:color w:val="6A3E3E"/>
+          <w:sz w:val="20"/>
+          <w:szCs w:val="20"/>
+          <w:shd w:val="clear" w:fill="FFFFFF"/>
+        </w:rPr>
+        <w:t>id</w:t>
+      </w:r>
+      <w:r>
+        <w:rPr>
+          <w:rFonts w:hint="default" w:ascii="Consolas" w:hAnsi="Consolas" w:eastAsia="Consolas" w:cs="Consolas"/>
+          <w:color w:val="000000"/>
+          <w:sz w:val="20"/>
+          <w:szCs w:val="20"/>
+          <w:shd w:val="clear" w:fill="FFFFFF"/>
+        </w:rPr>
+        <w:t>))) {</w:t>
+      </w:r>
+    </w:p>
+    <w:p>
+      <w:pPr>
+        <w:pStyle w:val="5"/>
+        <w:keepNext w:val="0"/>
+        <w:keepLines w:val="0"/>
+        <w:widowControl/>
+        <w:suppressLineNumbers w:val="0"/>
+        <w:spacing w:before="0" w:beforeAutospacing="0" w:after="0" w:afterAutospacing="0"/>
+        <w:ind w:right="0" w:firstLine="1600" w:firstLineChars="800"/>
+      </w:pPr>
+      <w:r>
+        <w:rPr>
+          <w:rFonts w:hint="default" w:ascii="Consolas" w:hAnsi="Consolas" w:eastAsia="Consolas" w:cs="Consolas"/>
+          <w:color w:val="0000C0"/>
+          <w:sz w:val="20"/>
+          <w:szCs w:val="20"/>
+          <w:shd w:val="clear" w:fill="FFFFFF"/>
+        </w:rPr>
+        <w:t>journalEntryRepository</w:t>
+      </w:r>
+      <w:r>
+        <w:rPr>
+          <w:rFonts w:hint="default" w:ascii="Consolas" w:hAnsi="Consolas" w:eastAsia="Consolas" w:cs="Consolas"/>
+          <w:color w:val="000000"/>
+          <w:sz w:val="20"/>
+          <w:szCs w:val="20"/>
+          <w:shd w:val="clear" w:fill="FFFFFF"/>
+        </w:rPr>
+        <w:t>.deleteById(</w:t>
+      </w:r>
+      <w:r>
+        <w:rPr>
+          <w:rFonts w:hint="default" w:ascii="Consolas" w:hAnsi="Consolas" w:eastAsia="Consolas" w:cs="Consolas"/>
+          <w:color w:val="6A3E3E"/>
+          <w:sz w:val="20"/>
+          <w:szCs w:val="20"/>
+          <w:shd w:val="clear" w:fill="FFFFFF"/>
+        </w:rPr>
+        <w:t>id</w:t>
+      </w:r>
+      <w:r>
+        <w:rPr>
+          <w:rFonts w:hint="default" w:ascii="Consolas" w:hAnsi="Consolas" w:eastAsia="Consolas" w:cs="Consolas"/>
+          <w:color w:val="000000"/>
+          <w:sz w:val="20"/>
+          <w:szCs w:val="20"/>
+          <w:shd w:val="clear" w:fill="FFFFFF"/>
+        </w:rPr>
+        <w:t>);</w:t>
+      </w:r>
+    </w:p>
+    <w:p>
+      <w:pPr>
+        <w:pStyle w:val="5"/>
+        <w:keepNext w:val="0"/>
+        <w:keepLines w:val="0"/>
+        <w:widowControl/>
+        <w:suppressLineNumbers w:val="0"/>
+        <w:spacing w:before="0" w:beforeAutospacing="0" w:after="0" w:afterAutospacing="0"/>
+        <w:ind w:left="0" w:right="0" w:firstLine="1600" w:firstLineChars="800"/>
+      </w:pPr>
+      <w:r>
+        <w:rPr>
+          <w:rFonts w:hint="default" w:ascii="Consolas" w:hAnsi="Consolas" w:eastAsia="Consolas" w:cs="Consolas"/>
+          <w:color w:val="6A3E3E"/>
+          <w:sz w:val="20"/>
+          <w:szCs w:val="20"/>
+          <w:shd w:val="clear" w:fill="FFFFFF"/>
+        </w:rPr>
+        <w:t>removed</w:t>
+      </w:r>
+      <w:r>
+        <w:rPr>
+          <w:rFonts w:hint="default" w:ascii="Consolas" w:hAnsi="Consolas" w:eastAsia="Consolas" w:cs="Consolas"/>
+          <w:color w:val="000000"/>
+          <w:sz w:val="20"/>
+          <w:szCs w:val="20"/>
+          <w:shd w:val="clear" w:fill="FFFFFF"/>
+        </w:rPr>
+        <w:t>=</w:t>
+      </w:r>
+      <w:r>
+        <w:rPr>
+          <w:rFonts w:hint="default" w:ascii="Consolas" w:hAnsi="Consolas" w:eastAsia="Consolas" w:cs="Consolas"/>
+          <w:color w:val="6A3E3E"/>
+          <w:sz w:val="20"/>
+          <w:szCs w:val="20"/>
+          <w:shd w:val="clear" w:fill="FFFFFF"/>
+        </w:rPr>
+        <w:t>user</w:t>
+      </w:r>
+      <w:r>
+        <w:rPr>
+          <w:rFonts w:hint="default" w:ascii="Consolas" w:hAnsi="Consolas" w:eastAsia="Consolas" w:cs="Consolas"/>
+          <w:color w:val="000000"/>
+          <w:sz w:val="20"/>
+          <w:szCs w:val="20"/>
+          <w:shd w:val="clear" w:fill="FFFFFF"/>
+        </w:rPr>
+        <w:t>.getJournals().removeIf(</w:t>
+      </w:r>
+      <w:r>
+        <w:rPr>
+          <w:rFonts w:hint="default" w:ascii="Consolas" w:hAnsi="Consolas" w:eastAsia="Consolas" w:cs="Consolas"/>
+          <w:color w:val="6A3E3E"/>
+          <w:sz w:val="20"/>
+          <w:szCs w:val="20"/>
+          <w:shd w:val="clear" w:fill="FFFFFF"/>
+        </w:rPr>
+        <w:t>journal</w:t>
+      </w:r>
+      <w:r>
+        <w:rPr>
+          <w:rFonts w:hint="default" w:ascii="Consolas" w:hAnsi="Consolas" w:eastAsia="Consolas" w:cs="Consolas"/>
+          <w:color w:val="000000"/>
+          <w:sz w:val="20"/>
+          <w:szCs w:val="20"/>
+          <w:shd w:val="clear" w:fill="FFFFFF"/>
+        </w:rPr>
+        <w:t xml:space="preserve"> -&gt; </w:t>
+      </w:r>
+      <w:r>
+        <w:rPr>
+          <w:rFonts w:hint="default" w:ascii="Consolas" w:hAnsi="Consolas" w:eastAsia="Consolas" w:cs="Consolas"/>
+          <w:color w:val="6A3E3E"/>
+          <w:sz w:val="20"/>
+          <w:szCs w:val="20"/>
+          <w:shd w:val="clear" w:fill="FFFFFF"/>
+        </w:rPr>
+        <w:t>journal</w:t>
+      </w:r>
+      <w:r>
+        <w:rPr>
+          <w:rFonts w:hint="default" w:ascii="Consolas" w:hAnsi="Consolas" w:eastAsia="Consolas" w:cs="Consolas"/>
+          <w:color w:val="000000"/>
+          <w:sz w:val="20"/>
+          <w:szCs w:val="20"/>
+          <w:shd w:val="clear" w:fill="FFFFFF"/>
+        </w:rPr>
+        <w:t>.getId().equals(</w:t>
+      </w:r>
+      <w:r>
+        <w:rPr>
+          <w:rFonts w:hint="default" w:ascii="Consolas" w:hAnsi="Consolas" w:eastAsia="Consolas" w:cs="Consolas"/>
+          <w:color w:val="6A3E3E"/>
+          <w:sz w:val="20"/>
+          <w:szCs w:val="20"/>
+          <w:shd w:val="clear" w:fill="FFFFFF"/>
+        </w:rPr>
+        <w:t>id</w:t>
+      </w:r>
+      <w:r>
+        <w:rPr>
+          <w:rFonts w:hint="default" w:ascii="Consolas" w:hAnsi="Consolas" w:eastAsia="Consolas" w:cs="Consolas"/>
+          <w:color w:val="000000"/>
+          <w:sz w:val="20"/>
+          <w:szCs w:val="20"/>
+          <w:shd w:val="clear" w:fill="FFFFFF"/>
+        </w:rPr>
+        <w:t>));</w:t>
+      </w:r>
+    </w:p>
+    <w:p>
+      <w:pPr>
+        <w:pStyle w:val="5"/>
+        <w:keepNext w:val="0"/>
+        <w:keepLines w:val="0"/>
+        <w:widowControl/>
+        <w:suppressLineNumbers w:val="0"/>
+        <w:spacing w:before="0" w:beforeAutospacing="0" w:after="0" w:afterAutospacing="0"/>
+        <w:ind w:left="0" w:right="0" w:firstLine="1600" w:firstLineChars="800"/>
+      </w:pPr>
+      <w:r>
+        <w:rPr>
+          <w:rFonts w:hint="default" w:ascii="Consolas" w:hAnsi="Consolas" w:eastAsia="Consolas" w:cs="Consolas"/>
+          <w:color w:val="0000C0"/>
+          <w:sz w:val="20"/>
+          <w:szCs w:val="20"/>
+          <w:shd w:val="clear" w:fill="FFFFFF"/>
+        </w:rPr>
+        <w:t>userService</w:t>
+      </w:r>
+      <w:r>
+        <w:rPr>
+          <w:rFonts w:hint="default" w:ascii="Consolas" w:hAnsi="Consolas" w:eastAsia="Consolas" w:cs="Consolas"/>
+          <w:color w:val="000000"/>
+          <w:sz w:val="20"/>
+          <w:szCs w:val="20"/>
+          <w:shd w:val="clear" w:fill="FFFFFF"/>
+        </w:rPr>
+        <w:t>.saveUser(</w:t>
+      </w:r>
+      <w:r>
+        <w:rPr>
+          <w:rFonts w:hint="default" w:ascii="Consolas" w:hAnsi="Consolas" w:eastAsia="Consolas" w:cs="Consolas"/>
+          <w:color w:val="6A3E3E"/>
+          <w:sz w:val="20"/>
+          <w:szCs w:val="20"/>
+          <w:shd w:val="clear" w:fill="FFFFFF"/>
+        </w:rPr>
+        <w:t>user</w:t>
+      </w:r>
+      <w:r>
+        <w:rPr>
+          <w:rFonts w:hint="default" w:ascii="Consolas" w:hAnsi="Consolas" w:eastAsia="Consolas" w:cs="Consolas"/>
+          <w:color w:val="000000"/>
+          <w:sz w:val="20"/>
+          <w:szCs w:val="20"/>
+          <w:shd w:val="clear" w:fill="FFFFFF"/>
+        </w:rPr>
+        <w:t>);</w:t>
+      </w:r>
+    </w:p>
+    <w:p>
+      <w:pPr>
+        <w:pStyle w:val="5"/>
+        <w:keepNext w:val="0"/>
+        <w:keepLines w:val="0"/>
+        <w:widowControl/>
+        <w:suppressLineNumbers w:val="0"/>
+        <w:spacing w:before="0" w:beforeAutospacing="0" w:after="0" w:afterAutospacing="0"/>
+        <w:ind w:left="0" w:right="0" w:firstLine="600" w:firstLineChars="300"/>
+      </w:pPr>
+      <w:r>
+        <w:rPr>
+          <w:rFonts w:hint="default" w:ascii="Consolas" w:hAnsi="Consolas" w:eastAsia="Consolas" w:cs="Consolas"/>
+          <w:color w:val="000000"/>
+          <w:sz w:val="20"/>
+          <w:szCs w:val="20"/>
+          <w:shd w:val="clear" w:fill="FFFFFF"/>
+        </w:rPr>
+        <w:t>}</w:t>
+      </w:r>
+    </w:p>
+    <w:p>
+      <w:pPr>
+        <w:pStyle w:val="5"/>
+        <w:keepNext w:val="0"/>
+        <w:keepLines w:val="0"/>
+        <w:widowControl/>
+        <w:suppressLineNumbers w:val="0"/>
+        <w:spacing w:before="0" w:beforeAutospacing="0" w:after="0" w:afterAutospacing="0"/>
+        <w:ind w:left="0" w:right="0" w:firstLine="400" w:firstLineChars="200"/>
+      </w:pPr>
+      <w:r>
+        <w:rPr>
+          <w:rFonts w:hint="default" w:ascii="Consolas" w:hAnsi="Consolas" w:eastAsia="Consolas" w:cs="Consolas"/>
+          <w:b/>
+          <w:bCs/>
+          <w:color w:val="7F0055"/>
+          <w:sz w:val="20"/>
+          <w:szCs w:val="20"/>
+          <w:shd w:val="clear" w:fill="FFFFFF"/>
+        </w:rPr>
+        <w:t>return</w:t>
+      </w:r>
+      <w:r>
+        <w:rPr>
+          <w:rFonts w:hint="default" w:ascii="Consolas" w:hAnsi="Consolas" w:eastAsia="Consolas" w:cs="Consolas"/>
+          <w:color w:val="000000"/>
+          <w:sz w:val="20"/>
+          <w:szCs w:val="20"/>
+          <w:shd w:val="clear" w:fill="FFFFFF"/>
+        </w:rPr>
+        <w:t xml:space="preserve"> </w:t>
+      </w:r>
+      <w:r>
+        <w:rPr>
+          <w:rFonts w:hint="default" w:ascii="Consolas" w:hAnsi="Consolas" w:eastAsia="Consolas" w:cs="Consolas"/>
+          <w:color w:val="6A3E3E"/>
+          <w:sz w:val="20"/>
+          <w:szCs w:val="20"/>
+          <w:shd w:val="clear" w:fill="FFFFFF"/>
+        </w:rPr>
+        <w:t>removed</w:t>
+      </w:r>
+      <w:r>
+        <w:rPr>
+          <w:rFonts w:hint="default" w:ascii="Consolas" w:hAnsi="Consolas" w:eastAsia="Consolas" w:cs="Consolas"/>
+          <w:color w:val="000000"/>
+          <w:sz w:val="20"/>
+          <w:szCs w:val="20"/>
+          <w:shd w:val="clear" w:fill="FFFFFF"/>
+        </w:rPr>
+        <w:t>;</w:t>
+      </w:r>
+    </w:p>
+    <w:p>
+      <w:pPr>
+        <w:pStyle w:val="5"/>
+        <w:keepNext w:val="0"/>
+        <w:keepLines w:val="0"/>
+        <w:widowControl/>
+        <w:suppressLineNumbers w:val="0"/>
+        <w:spacing w:before="0" w:beforeAutospacing="0" w:after="0" w:afterAutospacing="0"/>
+        <w:ind w:left="0" w:right="0"/>
+      </w:pPr>
+      <w:r>
+        <w:rPr>
+          <w:rFonts w:hint="default" w:ascii="Consolas" w:hAnsi="Consolas" w:eastAsia="Consolas" w:cs="Consolas"/>
+          <w:color w:val="000000"/>
+          <w:sz w:val="20"/>
+          <w:szCs w:val="20"/>
+          <w:shd w:val="clear" w:fill="FFFFFF"/>
+        </w:rPr>
+        <w:t>}</w:t>
+      </w:r>
+    </w:p>
+    <w:p>
+      <w:pPr>
+        <w:pStyle w:val="5"/>
+        <w:keepNext w:val="0"/>
+        <w:keepLines w:val="0"/>
+        <w:widowControl/>
+        <w:numPr>
+          <w:ilvl w:val="0"/>
+          <w:numId w:val="0"/>
+        </w:numPr>
+        <w:suppressLineNumbers w:val="0"/>
+        <w:spacing w:before="0" w:beforeAutospacing="0" w:after="0" w:afterAutospacing="0"/>
+        <w:ind w:right="0" w:rightChars="0"/>
+        <w:jc w:val="left"/>
+        <w:rPr>
+          <w:rFonts w:hint="default" w:ascii="Consolas" w:hAnsi="Consolas" w:eastAsia="Consolas" w:cs="Consolas"/>
+          <w:color w:val="000000"/>
+          <w:sz w:val="20"/>
+          <w:szCs w:val="20"/>
+          <w:shd w:val="clear" w:fill="FFFFFF"/>
+          <w:lang w:val="en-US"/>
+        </w:rPr>
+      </w:pPr>
+    </w:p>
+    <w:p>
+      <w:pPr>
+        <w:pStyle w:val="5"/>
+        <w:keepNext w:val="0"/>
+        <w:keepLines w:val="0"/>
+        <w:widowControl/>
+        <w:numPr>
+          <w:ilvl w:val="0"/>
+          <w:numId w:val="0"/>
+        </w:numPr>
+        <w:suppressLineNumbers w:val="0"/>
+        <w:spacing w:before="0" w:beforeAutospacing="0" w:after="0" w:afterAutospacing="0"/>
+        <w:ind w:right="0" w:rightChars="0"/>
+        <w:jc w:val="left"/>
+        <w:rPr>
+          <w:rFonts w:hint="default" w:ascii="Consolas" w:hAnsi="Consolas" w:eastAsia="Consolas" w:cs="Consolas"/>
+          <w:color w:val="000000"/>
+          <w:sz w:val="20"/>
+          <w:szCs w:val="20"/>
+          <w:shd w:val="clear" w:fill="FFFFFF"/>
+          <w:lang w:val="en-US"/>
+        </w:rPr>
+      </w:pPr>
+      <w:r>
+        <w:rPr>
+          <w:rFonts w:hint="default" w:ascii="Consolas" w:hAnsi="Consolas" w:eastAsia="Consolas" w:cs="Consolas"/>
+          <w:color w:val="000000"/>
+          <w:sz w:val="20"/>
+          <w:szCs w:val="20"/>
+          <w:shd w:val="clear" w:fill="FFFFFF"/>
+          <w:lang w:val="en-US"/>
+        </w:rPr>
+        <w:t>Now to add auth in JournalEntry Endpoints, we only need to change the controllers a bit not much we can get the username from spring security context holder</w:t>
+      </w:r>
+    </w:p>
+    <w:p>
+      <w:pPr>
+        <w:pStyle w:val="5"/>
+        <w:keepNext w:val="0"/>
+        <w:keepLines w:val="0"/>
+        <w:widowControl/>
+        <w:numPr>
+          <w:ilvl w:val="0"/>
+          <w:numId w:val="0"/>
+        </w:numPr>
+        <w:suppressLineNumbers w:val="0"/>
+        <w:spacing w:before="0" w:beforeAutospacing="0" w:after="0" w:afterAutospacing="0"/>
+        <w:ind w:right="0" w:rightChars="0"/>
+        <w:jc w:val="left"/>
+        <w:rPr>
+          <w:rFonts w:hint="default" w:ascii="Consolas" w:hAnsi="Consolas" w:eastAsia="Consolas" w:cs="Consolas"/>
+          <w:color w:val="000000"/>
+          <w:sz w:val="20"/>
+          <w:szCs w:val="20"/>
+          <w:shd w:val="clear" w:fill="FFFFFF"/>
+          <w:lang w:val="en-US"/>
+        </w:rPr>
+      </w:pPr>
+    </w:p>
+    <w:p>
+      <w:pPr>
+        <w:pStyle w:val="5"/>
+        <w:keepNext w:val="0"/>
+        <w:keepLines w:val="0"/>
+        <w:widowControl/>
+        <w:suppressLineNumbers w:val="0"/>
+        <w:spacing w:before="0" w:beforeAutospacing="0" w:after="0" w:afterAutospacing="0"/>
+        <w:ind w:left="0" w:right="0"/>
+      </w:pPr>
+      <w:r>
+        <w:rPr>
+          <w:rFonts w:ascii="Consolas" w:hAnsi="Consolas" w:eastAsia="Consolas" w:cs="Consolas"/>
+          <w:color w:val="646464"/>
+          <w:sz w:val="20"/>
+          <w:szCs w:val="20"/>
+          <w:shd w:val="clear" w:fill="FFFFFF"/>
+        </w:rPr>
+        <w:t>@RestController</w:t>
+      </w:r>
+    </w:p>
+    <w:p>
+      <w:pPr>
+        <w:pStyle w:val="5"/>
+        <w:keepNext w:val="0"/>
+        <w:keepLines w:val="0"/>
+        <w:widowControl/>
+        <w:suppressLineNumbers w:val="0"/>
+        <w:spacing w:before="0" w:beforeAutospacing="0" w:after="0" w:afterAutospacing="0"/>
+        <w:ind w:left="0" w:right="0"/>
+      </w:pPr>
+      <w:r>
+        <w:rPr>
+          <w:rFonts w:hint="default" w:ascii="Consolas" w:hAnsi="Consolas" w:eastAsia="Consolas" w:cs="Consolas"/>
+          <w:color w:val="646464"/>
+          <w:sz w:val="20"/>
+          <w:szCs w:val="20"/>
+          <w:shd w:val="clear" w:fill="FFFFFF"/>
+        </w:rPr>
+        <w:t>@RequestMapping</w:t>
+      </w:r>
+      <w:r>
+        <w:rPr>
+          <w:rFonts w:hint="default" w:ascii="Consolas" w:hAnsi="Consolas" w:eastAsia="Consolas" w:cs="Consolas"/>
+          <w:color w:val="000000"/>
+          <w:sz w:val="20"/>
+          <w:szCs w:val="20"/>
+          <w:shd w:val="clear" w:fill="FFFFFF"/>
+        </w:rPr>
+        <w:t>(</w:t>
+      </w:r>
+      <w:r>
+        <w:rPr>
+          <w:rFonts w:hint="default" w:ascii="Consolas" w:hAnsi="Consolas" w:eastAsia="Consolas" w:cs="Consolas"/>
+          <w:color w:val="2A00FF"/>
+          <w:sz w:val="20"/>
+          <w:szCs w:val="20"/>
+          <w:shd w:val="clear" w:fill="FFFFFF"/>
+        </w:rPr>
+        <w:t>"journal"</w:t>
+      </w:r>
+      <w:r>
+        <w:rPr>
+          <w:rFonts w:hint="default" w:ascii="Consolas" w:hAnsi="Consolas" w:eastAsia="Consolas" w:cs="Consolas"/>
+          <w:color w:val="000000"/>
+          <w:sz w:val="20"/>
+          <w:szCs w:val="20"/>
+          <w:shd w:val="clear" w:fill="FFFFFF"/>
+        </w:rPr>
+        <w:t>)</w:t>
+      </w:r>
+    </w:p>
+    <w:p>
+      <w:pPr>
+        <w:pStyle w:val="5"/>
+        <w:keepNext w:val="0"/>
+        <w:keepLines w:val="0"/>
+        <w:widowControl/>
+        <w:suppressLineNumbers w:val="0"/>
+        <w:spacing w:before="0" w:beforeAutospacing="0" w:after="0" w:afterAutospacing="0"/>
+        <w:ind w:left="0" w:right="0"/>
+      </w:pPr>
+      <w:r>
+        <w:rPr>
+          <w:rFonts w:hint="default" w:ascii="Consolas" w:hAnsi="Consolas" w:eastAsia="Consolas" w:cs="Consolas"/>
+          <w:color w:val="646464"/>
+          <w:sz w:val="20"/>
+          <w:szCs w:val="20"/>
+          <w:shd w:val="clear" w:fill="FFFFFF"/>
+        </w:rPr>
+        <w:t>@AllArgsConstructor</w:t>
+      </w:r>
+    </w:p>
+    <w:p>
+      <w:pPr>
+        <w:pStyle w:val="5"/>
+        <w:keepNext w:val="0"/>
+        <w:keepLines w:val="0"/>
+        <w:widowControl/>
+        <w:suppressLineNumbers w:val="0"/>
+        <w:spacing w:before="0" w:beforeAutospacing="0" w:after="0" w:afterAutospacing="0"/>
+        <w:ind w:left="0" w:right="0"/>
+      </w:pPr>
+      <w:r>
+        <w:rPr>
+          <w:rFonts w:hint="default" w:ascii="Consolas" w:hAnsi="Consolas" w:eastAsia="Consolas" w:cs="Consolas"/>
+          <w:b/>
+          <w:bCs/>
+          <w:color w:val="7F0055"/>
+          <w:sz w:val="20"/>
+          <w:szCs w:val="20"/>
+          <w:shd w:val="clear" w:fill="FFFFFF"/>
+        </w:rPr>
+        <w:t>public</w:t>
+      </w:r>
+      <w:r>
+        <w:rPr>
+          <w:rFonts w:hint="default" w:ascii="Consolas" w:hAnsi="Consolas" w:eastAsia="Consolas" w:cs="Consolas"/>
+          <w:color w:val="000000"/>
+          <w:sz w:val="20"/>
+          <w:szCs w:val="20"/>
+          <w:shd w:val="clear" w:fill="FFFFFF"/>
+        </w:rPr>
+        <w:t xml:space="preserve"> </w:t>
+      </w:r>
+      <w:r>
+        <w:rPr>
+          <w:rFonts w:hint="default" w:ascii="Consolas" w:hAnsi="Consolas" w:eastAsia="Consolas" w:cs="Consolas"/>
+          <w:b/>
+          <w:bCs/>
+          <w:color w:val="7F0055"/>
+          <w:sz w:val="20"/>
+          <w:szCs w:val="20"/>
+          <w:shd w:val="clear" w:fill="FFFFFF"/>
+        </w:rPr>
+        <w:t>class</w:t>
+      </w:r>
+      <w:r>
+        <w:rPr>
+          <w:rFonts w:hint="default" w:ascii="Consolas" w:hAnsi="Consolas" w:eastAsia="Consolas" w:cs="Consolas"/>
+          <w:color w:val="000000"/>
+          <w:sz w:val="20"/>
+          <w:szCs w:val="20"/>
+          <w:shd w:val="clear" w:fill="FFFFFF"/>
+        </w:rPr>
+        <w:t xml:space="preserve"> JournalEntryControllerMongo {</w:t>
+      </w:r>
+    </w:p>
+    <w:p>
+      <w:pPr>
+        <w:pStyle w:val="5"/>
+        <w:keepNext w:val="0"/>
+        <w:keepLines w:val="0"/>
+        <w:widowControl/>
+        <w:suppressLineNumbers w:val="0"/>
+        <w:spacing w:before="0" w:beforeAutospacing="0" w:after="0" w:afterAutospacing="0"/>
+        <w:ind w:left="0" w:right="0"/>
+      </w:pPr>
+    </w:p>
+    <w:p>
+      <w:pPr>
+        <w:pStyle w:val="5"/>
+        <w:keepNext w:val="0"/>
+        <w:keepLines w:val="0"/>
+        <w:widowControl/>
+        <w:suppressLineNumbers w:val="0"/>
+        <w:spacing w:before="0" w:beforeAutospacing="0" w:after="0" w:afterAutospacing="0"/>
+        <w:ind w:left="0" w:right="0"/>
+      </w:pPr>
+      <w:r>
+        <w:rPr>
+          <w:rFonts w:hint="default" w:ascii="Consolas" w:hAnsi="Consolas" w:eastAsia="Consolas" w:cs="Consolas"/>
+          <w:b/>
+          <w:bCs/>
+          <w:color w:val="7F0055"/>
+          <w:sz w:val="20"/>
+          <w:szCs w:val="20"/>
+          <w:shd w:val="clear" w:fill="FFFFFF"/>
+        </w:rPr>
+        <w:t>private</w:t>
+      </w:r>
+      <w:r>
+        <w:rPr>
+          <w:rFonts w:hint="default" w:ascii="Consolas" w:hAnsi="Consolas" w:eastAsia="Consolas" w:cs="Consolas"/>
+          <w:color w:val="000000"/>
+          <w:sz w:val="20"/>
+          <w:szCs w:val="20"/>
+          <w:shd w:val="clear" w:fill="FFFFFF"/>
+        </w:rPr>
+        <w:t xml:space="preserve"> JournalEntryService </w:t>
+      </w:r>
+      <w:r>
+        <w:rPr>
+          <w:rFonts w:hint="default" w:ascii="Consolas" w:hAnsi="Consolas" w:eastAsia="Consolas" w:cs="Consolas"/>
+          <w:color w:val="0000C0"/>
+          <w:sz w:val="20"/>
+          <w:szCs w:val="20"/>
+          <w:shd w:val="clear" w:fill="FFFFFF"/>
+        </w:rPr>
+        <w:t>journalEntryService</w:t>
+      </w:r>
+      <w:r>
+        <w:rPr>
+          <w:rFonts w:hint="default" w:ascii="Consolas" w:hAnsi="Consolas" w:eastAsia="Consolas" w:cs="Consolas"/>
+          <w:color w:val="000000"/>
+          <w:sz w:val="20"/>
+          <w:szCs w:val="20"/>
+          <w:shd w:val="clear" w:fill="FFFFFF"/>
+        </w:rPr>
+        <w:t>;</w:t>
+      </w:r>
+    </w:p>
+    <w:p>
+      <w:pPr>
+        <w:pStyle w:val="5"/>
+        <w:keepNext w:val="0"/>
+        <w:keepLines w:val="0"/>
+        <w:widowControl/>
+        <w:suppressLineNumbers w:val="0"/>
+        <w:spacing w:before="0" w:beforeAutospacing="0" w:after="0" w:afterAutospacing="0"/>
+        <w:ind w:left="0" w:right="0"/>
+      </w:pPr>
+      <w:r>
+        <w:rPr>
+          <w:rFonts w:hint="default" w:ascii="Consolas" w:hAnsi="Consolas" w:eastAsia="Consolas" w:cs="Consolas"/>
+          <w:b/>
+          <w:bCs/>
+          <w:color w:val="7F0055"/>
+          <w:sz w:val="20"/>
+          <w:szCs w:val="20"/>
+          <w:shd w:val="clear" w:fill="FFFFFF"/>
+        </w:rPr>
+        <w:t>private</w:t>
+      </w:r>
+      <w:r>
+        <w:rPr>
+          <w:rFonts w:hint="default" w:ascii="Consolas" w:hAnsi="Consolas" w:eastAsia="Consolas" w:cs="Consolas"/>
+          <w:color w:val="000000"/>
+          <w:sz w:val="20"/>
+          <w:szCs w:val="20"/>
+          <w:shd w:val="clear" w:fill="FFFFFF"/>
+        </w:rPr>
+        <w:t xml:space="preserve"> UserService </w:t>
+      </w:r>
+      <w:r>
+        <w:rPr>
+          <w:rFonts w:hint="default" w:ascii="Consolas" w:hAnsi="Consolas" w:eastAsia="Consolas" w:cs="Consolas"/>
+          <w:color w:val="0000C0"/>
+          <w:sz w:val="20"/>
+          <w:szCs w:val="20"/>
+          <w:shd w:val="clear" w:fill="FFFFFF"/>
+        </w:rPr>
+        <w:t>userService</w:t>
+      </w:r>
+      <w:r>
+        <w:rPr>
+          <w:rFonts w:hint="default" w:ascii="Consolas" w:hAnsi="Consolas" w:eastAsia="Consolas" w:cs="Consolas"/>
+          <w:color w:val="000000"/>
+          <w:sz w:val="20"/>
+          <w:szCs w:val="20"/>
+          <w:shd w:val="clear" w:fill="FFFFFF"/>
+        </w:rPr>
+        <w:t>;</w:t>
+      </w:r>
+    </w:p>
+    <w:p>
+      <w:pPr>
+        <w:pStyle w:val="5"/>
+        <w:keepNext w:val="0"/>
+        <w:keepLines w:val="0"/>
+        <w:widowControl/>
+        <w:suppressLineNumbers w:val="0"/>
+        <w:spacing w:before="0" w:beforeAutospacing="0" w:after="0" w:afterAutospacing="0"/>
+        <w:ind w:left="0" w:right="0"/>
+      </w:pPr>
+    </w:p>
+    <w:p>
+      <w:pPr>
+        <w:pStyle w:val="5"/>
+        <w:keepNext w:val="0"/>
+        <w:keepLines w:val="0"/>
+        <w:widowControl/>
+        <w:suppressLineNumbers w:val="0"/>
+        <w:spacing w:before="0" w:beforeAutospacing="0" w:after="0" w:afterAutospacing="0"/>
+        <w:ind w:left="0" w:right="0"/>
+      </w:pPr>
+      <w:r>
+        <w:rPr>
+          <w:rFonts w:hint="default" w:ascii="Consolas" w:hAnsi="Consolas" w:eastAsia="Consolas" w:cs="Consolas"/>
+          <w:color w:val="646464"/>
+          <w:sz w:val="20"/>
+          <w:szCs w:val="20"/>
+          <w:shd w:val="clear" w:fill="FFFFFF"/>
+        </w:rPr>
+        <w:t>@GetMapping</w:t>
+      </w:r>
+    </w:p>
+    <w:p>
+      <w:pPr>
+        <w:pStyle w:val="5"/>
+        <w:keepNext w:val="0"/>
+        <w:keepLines w:val="0"/>
+        <w:widowControl/>
+        <w:suppressLineNumbers w:val="0"/>
+        <w:spacing w:before="0" w:beforeAutospacing="0" w:after="0" w:afterAutospacing="0"/>
+        <w:ind w:left="0" w:right="0"/>
+      </w:pPr>
+      <w:r>
+        <w:rPr>
+          <w:rFonts w:hint="default" w:ascii="Consolas" w:hAnsi="Consolas" w:eastAsia="Consolas" w:cs="Consolas"/>
+          <w:b/>
+          <w:bCs/>
+          <w:color w:val="7F0055"/>
+          <w:sz w:val="20"/>
+          <w:szCs w:val="20"/>
+          <w:shd w:val="clear" w:fill="FFFFFF"/>
+        </w:rPr>
+        <w:t>public</w:t>
+      </w:r>
+      <w:r>
+        <w:rPr>
+          <w:rFonts w:hint="default" w:ascii="Consolas" w:hAnsi="Consolas" w:eastAsia="Consolas" w:cs="Consolas"/>
+          <w:color w:val="000000"/>
+          <w:sz w:val="20"/>
+          <w:szCs w:val="20"/>
+          <w:shd w:val="clear" w:fill="FFFFFF"/>
+        </w:rPr>
+        <w:t xml:space="preserve"> ResponseEntity&lt;List&lt;JournalEntry&gt;&gt; getAll() {</w:t>
+      </w:r>
+    </w:p>
+    <w:p>
+      <w:pPr>
+        <w:pStyle w:val="5"/>
+        <w:keepNext w:val="0"/>
+        <w:keepLines w:val="0"/>
+        <w:widowControl/>
+        <w:suppressLineNumbers w:val="0"/>
+        <w:spacing w:before="0" w:beforeAutospacing="0" w:after="0" w:afterAutospacing="0"/>
+        <w:ind w:left="0" w:right="0" w:firstLine="500" w:firstLineChars="250"/>
+      </w:pPr>
+      <w:r>
+        <w:rPr>
+          <w:rFonts w:hint="default" w:ascii="Consolas" w:hAnsi="Consolas" w:eastAsia="Consolas" w:cs="Consolas"/>
+          <w:color w:val="000000"/>
+          <w:sz w:val="20"/>
+          <w:szCs w:val="20"/>
+          <w:shd w:val="clear" w:fill="FFFFFF"/>
+        </w:rPr>
+        <w:t xml:space="preserve">Authentication </w:t>
+      </w:r>
+      <w:r>
+        <w:rPr>
+          <w:rFonts w:hint="default" w:ascii="Consolas" w:hAnsi="Consolas" w:eastAsia="Consolas" w:cs="Consolas"/>
+          <w:color w:val="6A3E3E"/>
+          <w:sz w:val="20"/>
+          <w:szCs w:val="20"/>
+          <w:shd w:val="clear" w:fill="FFFFFF"/>
+        </w:rPr>
+        <w:t>authentication</w:t>
+      </w:r>
+      <w:r>
+        <w:rPr>
+          <w:rFonts w:hint="default" w:ascii="Consolas" w:hAnsi="Consolas" w:eastAsia="Consolas" w:cs="Consolas"/>
+          <w:color w:val="000000"/>
+          <w:sz w:val="20"/>
+          <w:szCs w:val="20"/>
+          <w:shd w:val="clear" w:fill="FFFFFF"/>
+        </w:rPr>
+        <w:t>=SecurityContextHolder.</w:t>
+      </w:r>
+      <w:r>
+        <w:rPr>
+          <w:rFonts w:hint="default" w:ascii="Consolas" w:hAnsi="Consolas" w:eastAsia="Consolas" w:cs="Consolas"/>
+          <w:i/>
+          <w:iCs/>
+          <w:color w:val="000000"/>
+          <w:sz w:val="20"/>
+          <w:szCs w:val="20"/>
+          <w:shd w:val="clear" w:fill="FFFFFF"/>
+        </w:rPr>
+        <w:t>getContext</w:t>
+      </w:r>
+      <w:r>
+        <w:rPr>
+          <w:rFonts w:hint="default" w:ascii="Consolas" w:hAnsi="Consolas" w:eastAsia="Consolas" w:cs="Consolas"/>
+          <w:color w:val="000000"/>
+          <w:sz w:val="20"/>
+          <w:szCs w:val="20"/>
+          <w:shd w:val="clear" w:fill="FFFFFF"/>
+        </w:rPr>
+        <w:t>().getAuthentication();</w:t>
+      </w:r>
+    </w:p>
+    <w:p>
+      <w:pPr>
+        <w:pStyle w:val="5"/>
+        <w:keepNext w:val="0"/>
+        <w:keepLines w:val="0"/>
+        <w:widowControl/>
+        <w:suppressLineNumbers w:val="0"/>
+        <w:spacing w:before="0" w:beforeAutospacing="0" w:after="0" w:afterAutospacing="0"/>
+        <w:ind w:left="0" w:right="0" w:firstLine="500" w:firstLineChars="250"/>
+      </w:pPr>
+      <w:r>
+        <w:rPr>
+          <w:rFonts w:hint="default" w:ascii="Consolas" w:hAnsi="Consolas" w:eastAsia="Consolas" w:cs="Consolas"/>
+          <w:color w:val="000000"/>
+          <w:sz w:val="20"/>
+          <w:szCs w:val="20"/>
+          <w:shd w:val="clear" w:fill="FFFFFF"/>
+        </w:rPr>
+        <w:t xml:space="preserve">String </w:t>
+      </w:r>
+      <w:r>
+        <w:rPr>
+          <w:rFonts w:hint="default" w:ascii="Consolas" w:hAnsi="Consolas" w:eastAsia="Consolas" w:cs="Consolas"/>
+          <w:color w:val="6A3E3E"/>
+          <w:sz w:val="20"/>
+          <w:szCs w:val="20"/>
+          <w:shd w:val="clear" w:fill="FFFFFF"/>
+        </w:rPr>
+        <w:t>username</w:t>
+      </w:r>
+      <w:r>
+        <w:rPr>
+          <w:rFonts w:hint="default" w:ascii="Consolas" w:hAnsi="Consolas" w:eastAsia="Consolas" w:cs="Consolas"/>
+          <w:color w:val="000000"/>
+          <w:sz w:val="20"/>
+          <w:szCs w:val="20"/>
+          <w:shd w:val="clear" w:fill="FFFFFF"/>
+        </w:rPr>
+        <w:t>=</w:t>
+      </w:r>
+      <w:r>
+        <w:rPr>
+          <w:rFonts w:hint="default" w:ascii="Consolas" w:hAnsi="Consolas" w:eastAsia="Consolas" w:cs="Consolas"/>
+          <w:color w:val="6A3E3E"/>
+          <w:sz w:val="20"/>
+          <w:szCs w:val="20"/>
+          <w:shd w:val="clear" w:fill="FFFFFF"/>
+        </w:rPr>
+        <w:t>authentication</w:t>
+      </w:r>
+      <w:r>
+        <w:rPr>
+          <w:rFonts w:hint="default" w:ascii="Consolas" w:hAnsi="Consolas" w:eastAsia="Consolas" w:cs="Consolas"/>
+          <w:color w:val="000000"/>
+          <w:sz w:val="20"/>
+          <w:szCs w:val="20"/>
+          <w:shd w:val="clear" w:fill="FFFFFF"/>
+        </w:rPr>
+        <w:t>.getName();</w:t>
+      </w:r>
+    </w:p>
+    <w:p>
+      <w:pPr>
+        <w:pStyle w:val="5"/>
+        <w:keepNext w:val="0"/>
+        <w:keepLines w:val="0"/>
+        <w:widowControl/>
+        <w:suppressLineNumbers w:val="0"/>
+        <w:spacing w:before="0" w:beforeAutospacing="0" w:after="0" w:afterAutospacing="0"/>
+        <w:ind w:left="0" w:right="0" w:firstLine="500" w:firstLineChars="250"/>
+      </w:pPr>
+      <w:r>
+        <w:rPr>
+          <w:rFonts w:hint="default" w:ascii="Consolas" w:hAnsi="Consolas" w:eastAsia="Consolas" w:cs="Consolas"/>
+          <w:color w:val="000000"/>
+          <w:sz w:val="20"/>
+          <w:szCs w:val="20"/>
+          <w:shd w:val="clear" w:fill="FFFFFF"/>
+        </w:rPr>
+        <w:t xml:space="preserve">User </w:t>
+      </w:r>
+      <w:r>
+        <w:rPr>
+          <w:rFonts w:hint="default" w:ascii="Consolas" w:hAnsi="Consolas" w:eastAsia="Consolas" w:cs="Consolas"/>
+          <w:color w:val="6A3E3E"/>
+          <w:sz w:val="20"/>
+          <w:szCs w:val="20"/>
+          <w:shd w:val="clear" w:fill="FFFFFF"/>
+        </w:rPr>
+        <w:t>user</w:t>
+      </w:r>
+      <w:r>
+        <w:rPr>
+          <w:rFonts w:hint="default" w:ascii="Consolas" w:hAnsi="Consolas" w:eastAsia="Consolas" w:cs="Consolas"/>
+          <w:color w:val="000000"/>
+          <w:sz w:val="20"/>
+          <w:szCs w:val="20"/>
+          <w:shd w:val="clear" w:fill="FFFFFF"/>
+        </w:rPr>
+        <w:t xml:space="preserve"> = </w:t>
+      </w:r>
+      <w:r>
+        <w:rPr>
+          <w:rFonts w:hint="default" w:ascii="Consolas" w:hAnsi="Consolas" w:eastAsia="Consolas" w:cs="Consolas"/>
+          <w:color w:val="0000C0"/>
+          <w:sz w:val="20"/>
+          <w:szCs w:val="20"/>
+          <w:shd w:val="clear" w:fill="FFFFFF"/>
+        </w:rPr>
+        <w:t>userService</w:t>
+      </w:r>
+      <w:r>
+        <w:rPr>
+          <w:rFonts w:hint="default" w:ascii="Consolas" w:hAnsi="Consolas" w:eastAsia="Consolas" w:cs="Consolas"/>
+          <w:color w:val="000000"/>
+          <w:sz w:val="20"/>
+          <w:szCs w:val="20"/>
+          <w:shd w:val="clear" w:fill="FFFFFF"/>
+        </w:rPr>
+        <w:t>.findByUsername(</w:t>
+      </w:r>
+      <w:r>
+        <w:rPr>
+          <w:rFonts w:hint="default" w:ascii="Consolas" w:hAnsi="Consolas" w:eastAsia="Consolas" w:cs="Consolas"/>
+          <w:color w:val="6A3E3E"/>
+          <w:sz w:val="20"/>
+          <w:szCs w:val="20"/>
+          <w:shd w:val="clear" w:fill="FFFFFF"/>
+        </w:rPr>
+        <w:t>username</w:t>
+      </w:r>
+      <w:r>
+        <w:rPr>
+          <w:rFonts w:hint="default" w:ascii="Consolas" w:hAnsi="Consolas" w:eastAsia="Consolas" w:cs="Consolas"/>
+          <w:color w:val="000000"/>
+          <w:sz w:val="20"/>
+          <w:szCs w:val="20"/>
+          <w:shd w:val="clear" w:fill="FFFFFF"/>
+        </w:rPr>
+        <w:t>);</w:t>
+      </w:r>
+    </w:p>
+    <w:p>
+      <w:pPr>
+        <w:pStyle w:val="5"/>
+        <w:keepNext w:val="0"/>
+        <w:keepLines w:val="0"/>
+        <w:widowControl/>
+        <w:suppressLineNumbers w:val="0"/>
+        <w:spacing w:before="0" w:beforeAutospacing="0" w:after="0" w:afterAutospacing="0"/>
+        <w:ind w:left="0" w:right="0" w:firstLine="500" w:firstLineChars="250"/>
+      </w:pPr>
+      <w:r>
+        <w:rPr>
+          <w:rFonts w:hint="default" w:ascii="Consolas" w:hAnsi="Consolas" w:eastAsia="Consolas" w:cs="Consolas"/>
+          <w:color w:val="000000"/>
+          <w:sz w:val="20"/>
+          <w:szCs w:val="20"/>
+          <w:shd w:val="clear" w:fill="FFFFFF"/>
+        </w:rPr>
+        <w:t xml:space="preserve">List&lt;JournalEntry&gt; </w:t>
+      </w:r>
+      <w:r>
+        <w:rPr>
+          <w:rFonts w:hint="default" w:ascii="Consolas" w:hAnsi="Consolas" w:eastAsia="Consolas" w:cs="Consolas"/>
+          <w:color w:val="6A3E3E"/>
+          <w:sz w:val="20"/>
+          <w:szCs w:val="20"/>
+          <w:shd w:val="clear" w:fill="FFFFFF"/>
+        </w:rPr>
+        <w:t>entries</w:t>
+      </w:r>
+      <w:r>
+        <w:rPr>
+          <w:rFonts w:hint="default" w:ascii="Consolas" w:hAnsi="Consolas" w:eastAsia="Consolas" w:cs="Consolas"/>
+          <w:color w:val="000000"/>
+          <w:sz w:val="20"/>
+          <w:szCs w:val="20"/>
+          <w:shd w:val="clear" w:fill="FFFFFF"/>
+        </w:rPr>
+        <w:t xml:space="preserve"> = </w:t>
+      </w:r>
+      <w:r>
+        <w:rPr>
+          <w:rFonts w:hint="default" w:ascii="Consolas" w:hAnsi="Consolas" w:eastAsia="Consolas" w:cs="Consolas"/>
+          <w:color w:val="6A3E3E"/>
+          <w:sz w:val="20"/>
+          <w:szCs w:val="20"/>
+          <w:shd w:val="clear" w:fill="FFFFFF"/>
+        </w:rPr>
+        <w:t>user</w:t>
+      </w:r>
+      <w:r>
+        <w:rPr>
+          <w:rFonts w:hint="default" w:ascii="Consolas" w:hAnsi="Consolas" w:eastAsia="Consolas" w:cs="Consolas"/>
+          <w:color w:val="000000"/>
+          <w:sz w:val="20"/>
+          <w:szCs w:val="20"/>
+          <w:shd w:val="clear" w:fill="FFFFFF"/>
+        </w:rPr>
+        <w:t>.getJournals();</w:t>
+      </w:r>
+    </w:p>
+    <w:p>
+      <w:pPr>
+        <w:pStyle w:val="5"/>
+        <w:keepNext w:val="0"/>
+        <w:keepLines w:val="0"/>
+        <w:widowControl/>
+        <w:suppressLineNumbers w:val="0"/>
+        <w:spacing w:before="0" w:beforeAutospacing="0" w:after="0" w:afterAutospacing="0"/>
+        <w:ind w:left="0" w:right="0" w:firstLine="500" w:firstLineChars="250"/>
+      </w:pPr>
+      <w:r>
+        <w:rPr>
+          <w:rFonts w:hint="default" w:ascii="Consolas" w:hAnsi="Consolas" w:eastAsia="Consolas" w:cs="Consolas"/>
+          <w:b/>
+          <w:bCs/>
+          <w:color w:val="7F0055"/>
+          <w:sz w:val="20"/>
+          <w:szCs w:val="20"/>
+          <w:shd w:val="clear" w:fill="FFFFFF"/>
+        </w:rPr>
+        <w:t>if</w:t>
+      </w:r>
+      <w:r>
+        <w:rPr>
+          <w:rFonts w:hint="default" w:ascii="Consolas" w:hAnsi="Consolas" w:eastAsia="Consolas" w:cs="Consolas"/>
+          <w:color w:val="000000"/>
+          <w:sz w:val="20"/>
+          <w:szCs w:val="20"/>
+          <w:shd w:val="clear" w:fill="FFFFFF"/>
+        </w:rPr>
+        <w:t xml:space="preserve"> (</w:t>
+      </w:r>
+      <w:r>
+        <w:rPr>
+          <w:rFonts w:hint="default" w:ascii="Consolas" w:hAnsi="Consolas" w:eastAsia="Consolas" w:cs="Consolas"/>
+          <w:color w:val="6A3E3E"/>
+          <w:sz w:val="20"/>
+          <w:szCs w:val="20"/>
+          <w:shd w:val="clear" w:fill="FFFFFF"/>
+        </w:rPr>
+        <w:t>entries</w:t>
+      </w:r>
+      <w:r>
+        <w:rPr>
+          <w:rFonts w:hint="default" w:ascii="Consolas" w:hAnsi="Consolas" w:eastAsia="Consolas" w:cs="Consolas"/>
+          <w:color w:val="000000"/>
+          <w:sz w:val="20"/>
+          <w:szCs w:val="20"/>
+          <w:shd w:val="clear" w:fill="FFFFFF"/>
+        </w:rPr>
+        <w:t xml:space="preserve"> != </w:t>
+      </w:r>
+      <w:r>
+        <w:rPr>
+          <w:rFonts w:hint="default" w:ascii="Consolas" w:hAnsi="Consolas" w:eastAsia="Consolas" w:cs="Consolas"/>
+          <w:b/>
+          <w:bCs/>
+          <w:color w:val="7F0055"/>
+          <w:sz w:val="20"/>
+          <w:szCs w:val="20"/>
+          <w:shd w:val="clear" w:fill="FFFFFF"/>
+        </w:rPr>
+        <w:t>null</w:t>
+      </w:r>
+      <w:r>
+        <w:rPr>
+          <w:rFonts w:hint="default" w:ascii="Consolas" w:hAnsi="Consolas" w:eastAsia="Consolas" w:cs="Consolas"/>
+          <w:color w:val="000000"/>
+          <w:sz w:val="20"/>
+          <w:szCs w:val="20"/>
+          <w:shd w:val="clear" w:fill="FFFFFF"/>
+        </w:rPr>
+        <w:t xml:space="preserve"> &amp;&amp; !</w:t>
+      </w:r>
+      <w:r>
+        <w:rPr>
+          <w:rFonts w:hint="default" w:ascii="Consolas" w:hAnsi="Consolas" w:eastAsia="Consolas" w:cs="Consolas"/>
+          <w:color w:val="6A3E3E"/>
+          <w:sz w:val="20"/>
+          <w:szCs w:val="20"/>
+          <w:shd w:val="clear" w:fill="FFFFFF"/>
+        </w:rPr>
+        <w:t>entries</w:t>
+      </w:r>
+      <w:r>
+        <w:rPr>
+          <w:rFonts w:hint="default" w:ascii="Consolas" w:hAnsi="Consolas" w:eastAsia="Consolas" w:cs="Consolas"/>
+          <w:color w:val="000000"/>
+          <w:sz w:val="20"/>
+          <w:szCs w:val="20"/>
+          <w:shd w:val="clear" w:fill="FFFFFF"/>
+        </w:rPr>
+        <w:t>.isEmpty()) {</w:t>
+      </w:r>
+    </w:p>
+    <w:p>
+      <w:pPr>
+        <w:pStyle w:val="5"/>
+        <w:keepNext w:val="0"/>
+        <w:keepLines w:val="0"/>
+        <w:widowControl/>
+        <w:suppressLineNumbers w:val="0"/>
+        <w:spacing w:before="0" w:beforeAutospacing="0" w:after="0" w:afterAutospacing="0"/>
+        <w:ind w:left="0" w:right="0" w:firstLine="900" w:firstLineChars="450"/>
+      </w:pPr>
+      <w:r>
+        <w:rPr>
+          <w:rFonts w:hint="default" w:ascii="Consolas" w:hAnsi="Consolas" w:eastAsia="Consolas" w:cs="Consolas"/>
+          <w:b/>
+          <w:bCs/>
+          <w:color w:val="7F0055"/>
+          <w:sz w:val="20"/>
+          <w:szCs w:val="20"/>
+          <w:shd w:val="clear" w:fill="FFFFFF"/>
+        </w:rPr>
+        <w:t>return</w:t>
+      </w:r>
+      <w:r>
+        <w:rPr>
+          <w:rFonts w:hint="default" w:ascii="Consolas" w:hAnsi="Consolas" w:eastAsia="Consolas" w:cs="Consolas"/>
+          <w:color w:val="000000"/>
+          <w:sz w:val="20"/>
+          <w:szCs w:val="20"/>
+          <w:shd w:val="clear" w:fill="FFFFFF"/>
+        </w:rPr>
+        <w:t xml:space="preserve"> </w:t>
+      </w:r>
+      <w:r>
+        <w:rPr>
+          <w:rFonts w:hint="default" w:ascii="Consolas" w:hAnsi="Consolas" w:eastAsia="Consolas" w:cs="Consolas"/>
+          <w:b/>
+          <w:bCs/>
+          <w:color w:val="7F0055"/>
+          <w:sz w:val="20"/>
+          <w:szCs w:val="20"/>
+          <w:shd w:val="clear" w:fill="FFFFFF"/>
+        </w:rPr>
+        <w:t>new</w:t>
+      </w:r>
+      <w:r>
+        <w:rPr>
+          <w:rFonts w:hint="default" w:ascii="Consolas" w:hAnsi="Consolas" w:eastAsia="Consolas" w:cs="Consolas"/>
+          <w:color w:val="000000"/>
+          <w:sz w:val="20"/>
+          <w:szCs w:val="20"/>
+          <w:shd w:val="clear" w:fill="FFFFFF"/>
+        </w:rPr>
+        <w:t xml:space="preserve"> ResponseEntity&lt;&gt;(</w:t>
+      </w:r>
+      <w:r>
+        <w:rPr>
+          <w:rFonts w:hint="default" w:ascii="Consolas" w:hAnsi="Consolas" w:eastAsia="Consolas" w:cs="Consolas"/>
+          <w:color w:val="6A3E3E"/>
+          <w:sz w:val="20"/>
+          <w:szCs w:val="20"/>
+          <w:shd w:val="clear" w:fill="FFFFFF"/>
+        </w:rPr>
+        <w:t>entries</w:t>
+      </w:r>
+      <w:r>
+        <w:rPr>
+          <w:rFonts w:hint="default" w:ascii="Consolas" w:hAnsi="Consolas" w:eastAsia="Consolas" w:cs="Consolas"/>
+          <w:color w:val="000000"/>
+          <w:sz w:val="20"/>
+          <w:szCs w:val="20"/>
+          <w:shd w:val="clear" w:fill="FFFFFF"/>
+        </w:rPr>
+        <w:t>, HttpStatus.</w:t>
+      </w:r>
+      <w:r>
+        <w:rPr>
+          <w:rFonts w:hint="default" w:ascii="Consolas" w:hAnsi="Consolas" w:eastAsia="Consolas" w:cs="Consolas"/>
+          <w:b/>
+          <w:bCs/>
+          <w:i/>
+          <w:iCs/>
+          <w:color w:val="0000C0"/>
+          <w:sz w:val="20"/>
+          <w:szCs w:val="20"/>
+          <w:shd w:val="clear" w:fill="FFFFFF"/>
+        </w:rPr>
+        <w:t>OK</w:t>
+      </w:r>
+      <w:r>
+        <w:rPr>
+          <w:rFonts w:hint="default" w:ascii="Consolas" w:hAnsi="Consolas" w:eastAsia="Consolas" w:cs="Consolas"/>
+          <w:color w:val="000000"/>
+          <w:sz w:val="20"/>
+          <w:szCs w:val="20"/>
+          <w:shd w:val="clear" w:fill="FFFFFF"/>
+        </w:rPr>
+        <w:t>);</w:t>
+      </w:r>
+    </w:p>
+    <w:p>
+      <w:pPr>
+        <w:pStyle w:val="5"/>
+        <w:keepNext w:val="0"/>
+        <w:keepLines w:val="0"/>
+        <w:widowControl/>
+        <w:suppressLineNumbers w:val="0"/>
+        <w:spacing w:before="0" w:beforeAutospacing="0" w:after="0" w:afterAutospacing="0"/>
+        <w:ind w:left="0" w:right="0" w:firstLine="500" w:firstLineChars="250"/>
+      </w:pPr>
+      <w:r>
+        <w:rPr>
+          <w:rFonts w:hint="default" w:ascii="Consolas" w:hAnsi="Consolas" w:eastAsia="Consolas" w:cs="Consolas"/>
+          <w:color w:val="000000"/>
+          <w:sz w:val="20"/>
+          <w:szCs w:val="20"/>
+          <w:shd w:val="clear" w:fill="FFFFFF"/>
+        </w:rPr>
+        <w:t>}</w:t>
+      </w:r>
+    </w:p>
+    <w:p>
+      <w:pPr>
+        <w:pStyle w:val="5"/>
+        <w:keepNext w:val="0"/>
+        <w:keepLines w:val="0"/>
+        <w:widowControl/>
+        <w:suppressLineNumbers w:val="0"/>
+        <w:spacing w:before="0" w:beforeAutospacing="0" w:after="0" w:afterAutospacing="0"/>
+        <w:ind w:left="0" w:right="0" w:firstLine="500" w:firstLineChars="250"/>
+      </w:pPr>
+      <w:r>
+        <w:rPr>
+          <w:rFonts w:hint="default" w:ascii="Consolas" w:hAnsi="Consolas" w:eastAsia="Consolas" w:cs="Consolas"/>
+          <w:b/>
+          <w:bCs/>
+          <w:color w:val="7F0055"/>
+          <w:sz w:val="20"/>
+          <w:szCs w:val="20"/>
+          <w:shd w:val="clear" w:fill="FFFFFF"/>
+        </w:rPr>
+        <w:t>return</w:t>
+      </w:r>
+      <w:r>
+        <w:rPr>
+          <w:rFonts w:hint="default" w:ascii="Consolas" w:hAnsi="Consolas" w:eastAsia="Consolas" w:cs="Consolas"/>
+          <w:color w:val="000000"/>
+          <w:sz w:val="20"/>
+          <w:szCs w:val="20"/>
+          <w:shd w:val="clear" w:fill="FFFFFF"/>
+        </w:rPr>
+        <w:t xml:space="preserve"> </w:t>
+      </w:r>
+      <w:r>
+        <w:rPr>
+          <w:rFonts w:hint="default" w:ascii="Consolas" w:hAnsi="Consolas" w:eastAsia="Consolas" w:cs="Consolas"/>
+          <w:b/>
+          <w:bCs/>
+          <w:color w:val="7F0055"/>
+          <w:sz w:val="20"/>
+          <w:szCs w:val="20"/>
+          <w:shd w:val="clear" w:fill="FFFFFF"/>
+        </w:rPr>
+        <w:t>new</w:t>
+      </w:r>
+      <w:r>
+        <w:rPr>
+          <w:rFonts w:hint="default" w:ascii="Consolas" w:hAnsi="Consolas" w:eastAsia="Consolas" w:cs="Consolas"/>
+          <w:color w:val="000000"/>
+          <w:sz w:val="20"/>
+          <w:szCs w:val="20"/>
+          <w:shd w:val="clear" w:fill="FFFFFF"/>
+        </w:rPr>
+        <w:t xml:space="preserve"> ResponseEntity&lt;&gt;(HttpStatus.</w:t>
+      </w:r>
+      <w:r>
+        <w:rPr>
+          <w:rFonts w:hint="default" w:ascii="Consolas" w:hAnsi="Consolas" w:eastAsia="Consolas" w:cs="Consolas"/>
+          <w:b/>
+          <w:bCs/>
+          <w:i/>
+          <w:iCs/>
+          <w:color w:val="0000C0"/>
+          <w:sz w:val="20"/>
+          <w:szCs w:val="20"/>
+          <w:shd w:val="clear" w:fill="FFFFFF"/>
+        </w:rPr>
+        <w:t>NOT_FOUND</w:t>
+      </w:r>
+      <w:r>
+        <w:rPr>
+          <w:rFonts w:hint="default" w:ascii="Consolas" w:hAnsi="Consolas" w:eastAsia="Consolas" w:cs="Consolas"/>
+          <w:color w:val="000000"/>
+          <w:sz w:val="20"/>
+          <w:szCs w:val="20"/>
+          <w:shd w:val="clear" w:fill="FFFFFF"/>
+        </w:rPr>
+        <w:t>);</w:t>
+      </w:r>
+    </w:p>
+    <w:p>
+      <w:pPr>
+        <w:pStyle w:val="5"/>
+        <w:keepNext w:val="0"/>
+        <w:keepLines w:val="0"/>
+        <w:widowControl/>
+        <w:suppressLineNumbers w:val="0"/>
+        <w:spacing w:before="0" w:beforeAutospacing="0" w:after="0" w:afterAutospacing="0"/>
+        <w:ind w:left="0" w:right="0"/>
+      </w:pPr>
+      <w:r>
+        <w:rPr>
+          <w:rFonts w:hint="default" w:ascii="Consolas" w:hAnsi="Consolas" w:eastAsia="Consolas" w:cs="Consolas"/>
+          <w:color w:val="000000"/>
+          <w:sz w:val="20"/>
+          <w:szCs w:val="20"/>
+          <w:shd w:val="clear" w:fill="FFFFFF"/>
+        </w:rPr>
+        <w:t>}</w:t>
+      </w:r>
+    </w:p>
+    <w:p>
+      <w:pPr>
+        <w:pStyle w:val="5"/>
+        <w:keepNext w:val="0"/>
+        <w:keepLines w:val="0"/>
+        <w:widowControl/>
+        <w:suppressLineNumbers w:val="0"/>
+        <w:spacing w:before="0" w:beforeAutospacing="0" w:after="0" w:afterAutospacing="0"/>
+        <w:ind w:left="0" w:right="0"/>
+      </w:pPr>
+    </w:p>
+    <w:p>
+      <w:pPr>
+        <w:pStyle w:val="5"/>
+        <w:keepNext w:val="0"/>
+        <w:keepLines w:val="0"/>
+        <w:widowControl/>
+        <w:suppressLineNumbers w:val="0"/>
+        <w:spacing w:before="0" w:beforeAutospacing="0" w:after="0" w:afterAutospacing="0"/>
+        <w:ind w:left="0" w:right="0"/>
+      </w:pPr>
+      <w:r>
+        <w:rPr>
+          <w:rFonts w:hint="default" w:ascii="Consolas" w:hAnsi="Consolas" w:eastAsia="Consolas" w:cs="Consolas"/>
+          <w:color w:val="646464"/>
+          <w:sz w:val="20"/>
+          <w:szCs w:val="20"/>
+          <w:shd w:val="clear" w:fill="FFFFFF"/>
+        </w:rPr>
+        <w:t>@PostMapping</w:t>
+      </w:r>
+    </w:p>
+    <w:p>
+      <w:pPr>
+        <w:pStyle w:val="5"/>
+        <w:keepNext w:val="0"/>
+        <w:keepLines w:val="0"/>
+        <w:widowControl/>
+        <w:suppressLineNumbers w:val="0"/>
+        <w:spacing w:before="0" w:beforeAutospacing="0" w:after="0" w:afterAutospacing="0"/>
+        <w:ind w:left="0" w:right="0"/>
+      </w:pPr>
+      <w:r>
+        <w:rPr>
+          <w:rFonts w:hint="default" w:ascii="Consolas" w:hAnsi="Consolas" w:eastAsia="Consolas" w:cs="Consolas"/>
+          <w:b/>
+          <w:bCs/>
+          <w:color w:val="7F0055"/>
+          <w:sz w:val="20"/>
+          <w:szCs w:val="20"/>
+          <w:shd w:val="clear" w:fill="FFFFFF"/>
+        </w:rPr>
+        <w:t>public</w:t>
+      </w:r>
+      <w:r>
+        <w:rPr>
+          <w:rFonts w:hint="default" w:ascii="Consolas" w:hAnsi="Consolas" w:eastAsia="Consolas" w:cs="Consolas"/>
+          <w:color w:val="000000"/>
+          <w:sz w:val="20"/>
+          <w:szCs w:val="20"/>
+          <w:shd w:val="clear" w:fill="FFFFFF"/>
+        </w:rPr>
+        <w:t xml:space="preserve"> ResponseEntity&lt;JournalEntry&gt; createEntry(</w:t>
+      </w:r>
+      <w:r>
+        <w:rPr>
+          <w:rFonts w:hint="default" w:ascii="Consolas" w:hAnsi="Consolas" w:eastAsia="Consolas" w:cs="Consolas"/>
+          <w:color w:val="646464"/>
+          <w:sz w:val="20"/>
+          <w:szCs w:val="20"/>
+          <w:shd w:val="clear" w:fill="FFFFFF"/>
+        </w:rPr>
+        <w:t>@RequestBody</w:t>
+      </w:r>
+      <w:r>
+        <w:rPr>
+          <w:rFonts w:hint="default" w:ascii="Consolas" w:hAnsi="Consolas" w:eastAsia="Consolas" w:cs="Consolas"/>
+          <w:color w:val="000000"/>
+          <w:sz w:val="20"/>
+          <w:szCs w:val="20"/>
+          <w:shd w:val="clear" w:fill="FFFFFF"/>
+        </w:rPr>
+        <w:t xml:space="preserve"> JournalEntry </w:t>
+      </w:r>
+      <w:r>
+        <w:rPr>
+          <w:rFonts w:hint="default" w:ascii="Consolas" w:hAnsi="Consolas" w:eastAsia="Consolas" w:cs="Consolas"/>
+          <w:color w:val="6A3E3E"/>
+          <w:sz w:val="20"/>
+          <w:szCs w:val="20"/>
+          <w:shd w:val="clear" w:fill="FFFFFF"/>
+        </w:rPr>
+        <w:t>myEntry</w:t>
+      </w:r>
+      <w:r>
+        <w:rPr>
+          <w:rFonts w:hint="default" w:ascii="Consolas" w:hAnsi="Consolas" w:eastAsia="Consolas" w:cs="Consolas"/>
+          <w:color w:val="000000"/>
+          <w:sz w:val="20"/>
+          <w:szCs w:val="20"/>
+          <w:shd w:val="clear" w:fill="FFFFFF"/>
+        </w:rPr>
+        <w:t>) {</w:t>
+      </w:r>
+    </w:p>
+    <w:p>
+      <w:pPr>
+        <w:pStyle w:val="5"/>
+        <w:keepNext w:val="0"/>
+        <w:keepLines w:val="0"/>
+        <w:widowControl/>
+        <w:suppressLineNumbers w:val="0"/>
+        <w:spacing w:before="0" w:beforeAutospacing="0" w:after="0" w:afterAutospacing="0"/>
+        <w:ind w:left="0" w:right="0" w:firstLine="500" w:firstLineChars="250"/>
+      </w:pPr>
+      <w:r>
+        <w:rPr>
+          <w:rFonts w:hint="default" w:ascii="Consolas" w:hAnsi="Consolas" w:eastAsia="Consolas" w:cs="Consolas"/>
+          <w:color w:val="000000"/>
+          <w:sz w:val="20"/>
+          <w:szCs w:val="20"/>
+          <w:shd w:val="clear" w:fill="FFFFFF"/>
+        </w:rPr>
+        <w:t xml:space="preserve">Authentication </w:t>
+      </w:r>
+      <w:r>
+        <w:rPr>
+          <w:rFonts w:hint="default" w:ascii="Consolas" w:hAnsi="Consolas" w:eastAsia="Consolas" w:cs="Consolas"/>
+          <w:color w:val="6A3E3E"/>
+          <w:sz w:val="20"/>
+          <w:szCs w:val="20"/>
+          <w:shd w:val="clear" w:fill="FFFFFF"/>
+        </w:rPr>
+        <w:t>authentication</w:t>
+      </w:r>
+      <w:r>
+        <w:rPr>
+          <w:rFonts w:hint="default" w:ascii="Consolas" w:hAnsi="Consolas" w:eastAsia="Consolas" w:cs="Consolas"/>
+          <w:color w:val="000000"/>
+          <w:sz w:val="20"/>
+          <w:szCs w:val="20"/>
+          <w:shd w:val="clear" w:fill="FFFFFF"/>
+        </w:rPr>
+        <w:t>=SecurityContextHolder.</w:t>
+      </w:r>
+      <w:r>
+        <w:rPr>
+          <w:rFonts w:hint="default" w:ascii="Consolas" w:hAnsi="Consolas" w:eastAsia="Consolas" w:cs="Consolas"/>
+          <w:i/>
+          <w:iCs/>
+          <w:color w:val="000000"/>
+          <w:sz w:val="20"/>
+          <w:szCs w:val="20"/>
+          <w:shd w:val="clear" w:fill="FFFFFF"/>
+        </w:rPr>
+        <w:t>getContext</w:t>
+      </w:r>
+      <w:r>
+        <w:rPr>
+          <w:rFonts w:hint="default" w:ascii="Consolas" w:hAnsi="Consolas" w:eastAsia="Consolas" w:cs="Consolas"/>
+          <w:color w:val="000000"/>
+          <w:sz w:val="20"/>
+          <w:szCs w:val="20"/>
+          <w:shd w:val="clear" w:fill="FFFFFF"/>
+        </w:rPr>
+        <w:t>().getAuthentication();</w:t>
+      </w:r>
+    </w:p>
+    <w:p>
+      <w:pPr>
+        <w:pStyle w:val="5"/>
+        <w:keepNext w:val="0"/>
+        <w:keepLines w:val="0"/>
+        <w:widowControl/>
+        <w:suppressLineNumbers w:val="0"/>
+        <w:spacing w:before="0" w:beforeAutospacing="0" w:after="0" w:afterAutospacing="0"/>
+        <w:ind w:left="0" w:right="0" w:firstLine="500" w:firstLineChars="250"/>
+      </w:pPr>
+      <w:r>
+        <w:rPr>
+          <w:rFonts w:hint="default" w:ascii="Consolas" w:hAnsi="Consolas" w:eastAsia="Consolas" w:cs="Consolas"/>
+          <w:color w:val="000000"/>
+          <w:sz w:val="20"/>
+          <w:szCs w:val="20"/>
+          <w:shd w:val="clear" w:fill="FFFFFF"/>
+        </w:rPr>
+        <w:t xml:space="preserve">String </w:t>
+      </w:r>
+      <w:r>
+        <w:rPr>
+          <w:rFonts w:hint="default" w:ascii="Consolas" w:hAnsi="Consolas" w:eastAsia="Consolas" w:cs="Consolas"/>
+          <w:color w:val="6A3E3E"/>
+          <w:sz w:val="20"/>
+          <w:szCs w:val="20"/>
+          <w:shd w:val="clear" w:fill="FFFFFF"/>
+        </w:rPr>
+        <w:t>username</w:t>
+      </w:r>
+      <w:r>
+        <w:rPr>
+          <w:rFonts w:hint="default" w:ascii="Consolas" w:hAnsi="Consolas" w:eastAsia="Consolas" w:cs="Consolas"/>
+          <w:color w:val="000000"/>
+          <w:sz w:val="20"/>
+          <w:szCs w:val="20"/>
+          <w:shd w:val="clear" w:fill="FFFFFF"/>
+        </w:rPr>
+        <w:t>=</w:t>
+      </w:r>
+      <w:r>
+        <w:rPr>
+          <w:rFonts w:hint="default" w:ascii="Consolas" w:hAnsi="Consolas" w:eastAsia="Consolas" w:cs="Consolas"/>
+          <w:color w:val="6A3E3E"/>
+          <w:sz w:val="20"/>
+          <w:szCs w:val="20"/>
+          <w:shd w:val="clear" w:fill="FFFFFF"/>
+        </w:rPr>
+        <w:t>authentication</w:t>
+      </w:r>
+      <w:r>
+        <w:rPr>
+          <w:rFonts w:hint="default" w:ascii="Consolas" w:hAnsi="Consolas" w:eastAsia="Consolas" w:cs="Consolas"/>
+          <w:color w:val="000000"/>
+          <w:sz w:val="20"/>
+          <w:szCs w:val="20"/>
+          <w:shd w:val="clear" w:fill="FFFFFF"/>
+        </w:rPr>
+        <w:t>.getName();</w:t>
+      </w:r>
+    </w:p>
+    <w:p>
+      <w:pPr>
+        <w:pStyle w:val="5"/>
+        <w:keepNext w:val="0"/>
+        <w:keepLines w:val="0"/>
+        <w:widowControl/>
+        <w:suppressLineNumbers w:val="0"/>
+        <w:spacing w:before="0" w:beforeAutospacing="0" w:after="0" w:afterAutospacing="0"/>
+        <w:ind w:left="0" w:right="0" w:firstLine="500" w:firstLineChars="250"/>
+      </w:pPr>
+      <w:r>
+        <w:rPr>
+          <w:rFonts w:hint="default" w:ascii="Consolas" w:hAnsi="Consolas" w:eastAsia="Consolas" w:cs="Consolas"/>
+          <w:b/>
+          <w:bCs/>
+          <w:color w:val="7F0055"/>
+          <w:sz w:val="20"/>
+          <w:szCs w:val="20"/>
+          <w:shd w:val="clear" w:fill="FFFFFF"/>
+        </w:rPr>
+        <w:t>try</w:t>
+      </w:r>
+      <w:r>
+        <w:rPr>
+          <w:rFonts w:hint="default" w:ascii="Consolas" w:hAnsi="Consolas" w:eastAsia="Consolas" w:cs="Consolas"/>
+          <w:color w:val="000000"/>
+          <w:sz w:val="20"/>
+          <w:szCs w:val="20"/>
+          <w:shd w:val="clear" w:fill="FFFFFF"/>
+        </w:rPr>
+        <w:t xml:space="preserve"> {</w:t>
+      </w:r>
+    </w:p>
+    <w:p>
+      <w:pPr>
+        <w:pStyle w:val="5"/>
+        <w:keepNext w:val="0"/>
+        <w:keepLines w:val="0"/>
+        <w:widowControl/>
+        <w:suppressLineNumbers w:val="0"/>
+        <w:spacing w:before="0" w:beforeAutospacing="0" w:after="0" w:afterAutospacing="0"/>
+        <w:ind w:left="0" w:right="0" w:firstLine="1000" w:firstLineChars="500"/>
+      </w:pPr>
+      <w:r>
+        <w:rPr>
+          <w:rFonts w:hint="default" w:ascii="Consolas" w:hAnsi="Consolas" w:eastAsia="Consolas" w:cs="Consolas"/>
+          <w:color w:val="0000C0"/>
+          <w:sz w:val="20"/>
+          <w:szCs w:val="20"/>
+          <w:shd w:val="clear" w:fill="FFFFFF"/>
+        </w:rPr>
+        <w:t>journalEntryService</w:t>
+      </w:r>
+      <w:r>
+        <w:rPr>
+          <w:rFonts w:hint="default" w:ascii="Consolas" w:hAnsi="Consolas" w:eastAsia="Consolas" w:cs="Consolas"/>
+          <w:color w:val="000000"/>
+          <w:sz w:val="20"/>
+          <w:szCs w:val="20"/>
+          <w:shd w:val="clear" w:fill="FFFFFF"/>
+        </w:rPr>
+        <w:t>.saveEntry(</w:t>
+      </w:r>
+      <w:r>
+        <w:rPr>
+          <w:rFonts w:hint="default" w:ascii="Consolas" w:hAnsi="Consolas" w:eastAsia="Consolas" w:cs="Consolas"/>
+          <w:color w:val="6A3E3E"/>
+          <w:sz w:val="20"/>
+          <w:szCs w:val="20"/>
+          <w:shd w:val="clear" w:fill="FFFFFF"/>
+        </w:rPr>
+        <w:t>myEntry</w:t>
+      </w:r>
+      <w:r>
+        <w:rPr>
+          <w:rFonts w:hint="default" w:ascii="Consolas" w:hAnsi="Consolas" w:eastAsia="Consolas" w:cs="Consolas"/>
+          <w:color w:val="000000"/>
+          <w:sz w:val="20"/>
+          <w:szCs w:val="20"/>
+          <w:shd w:val="clear" w:fill="FFFFFF"/>
+        </w:rPr>
+        <w:t xml:space="preserve">, </w:t>
+      </w:r>
+      <w:r>
+        <w:rPr>
+          <w:rFonts w:hint="default" w:ascii="Consolas" w:hAnsi="Consolas" w:eastAsia="Consolas" w:cs="Consolas"/>
+          <w:color w:val="6A3E3E"/>
+          <w:sz w:val="20"/>
+          <w:szCs w:val="20"/>
+          <w:shd w:val="clear" w:fill="FFFFFF"/>
+        </w:rPr>
+        <w:t>username</w:t>
+      </w:r>
+      <w:r>
+        <w:rPr>
+          <w:rFonts w:hint="default" w:ascii="Consolas" w:hAnsi="Consolas" w:eastAsia="Consolas" w:cs="Consolas"/>
+          <w:color w:val="000000"/>
+          <w:sz w:val="20"/>
+          <w:szCs w:val="20"/>
+          <w:shd w:val="clear" w:fill="FFFFFF"/>
+        </w:rPr>
+        <w:t>);</w:t>
+      </w:r>
+    </w:p>
+    <w:p>
+      <w:pPr>
+        <w:pStyle w:val="5"/>
+        <w:keepNext w:val="0"/>
+        <w:keepLines w:val="0"/>
+        <w:widowControl/>
+        <w:suppressLineNumbers w:val="0"/>
+        <w:spacing w:before="0" w:beforeAutospacing="0" w:after="0" w:afterAutospacing="0"/>
+        <w:ind w:left="0" w:right="0" w:firstLine="1000" w:firstLineChars="500"/>
+      </w:pPr>
+      <w:r>
+        <w:rPr>
+          <w:rFonts w:hint="default" w:ascii="Consolas" w:hAnsi="Consolas" w:eastAsia="Consolas" w:cs="Consolas"/>
+          <w:b/>
+          <w:bCs/>
+          <w:color w:val="7F0055"/>
+          <w:sz w:val="20"/>
+          <w:szCs w:val="20"/>
+          <w:shd w:val="clear" w:fill="FFFFFF"/>
+        </w:rPr>
+        <w:t>return</w:t>
+      </w:r>
+      <w:r>
+        <w:rPr>
+          <w:rFonts w:hint="default" w:ascii="Consolas" w:hAnsi="Consolas" w:eastAsia="Consolas" w:cs="Consolas"/>
+          <w:color w:val="000000"/>
+          <w:sz w:val="20"/>
+          <w:szCs w:val="20"/>
+          <w:shd w:val="clear" w:fill="FFFFFF"/>
+        </w:rPr>
+        <w:t xml:space="preserve"> </w:t>
+      </w:r>
+      <w:r>
+        <w:rPr>
+          <w:rFonts w:hint="default" w:ascii="Consolas" w:hAnsi="Consolas" w:eastAsia="Consolas" w:cs="Consolas"/>
+          <w:b/>
+          <w:bCs/>
+          <w:color w:val="7F0055"/>
+          <w:sz w:val="20"/>
+          <w:szCs w:val="20"/>
+          <w:shd w:val="clear" w:fill="FFFFFF"/>
+        </w:rPr>
+        <w:t>new</w:t>
+      </w:r>
+      <w:r>
+        <w:rPr>
+          <w:rFonts w:hint="default" w:ascii="Consolas" w:hAnsi="Consolas" w:eastAsia="Consolas" w:cs="Consolas"/>
+          <w:color w:val="000000"/>
+          <w:sz w:val="20"/>
+          <w:szCs w:val="20"/>
+          <w:shd w:val="clear" w:fill="FFFFFF"/>
+        </w:rPr>
+        <w:t xml:space="preserve"> ResponseEntity&lt;&gt;(</w:t>
+      </w:r>
+      <w:r>
+        <w:rPr>
+          <w:rFonts w:hint="default" w:ascii="Consolas" w:hAnsi="Consolas" w:eastAsia="Consolas" w:cs="Consolas"/>
+          <w:color w:val="6A3E3E"/>
+          <w:sz w:val="20"/>
+          <w:szCs w:val="20"/>
+          <w:shd w:val="clear" w:fill="FFFFFF"/>
+        </w:rPr>
+        <w:t>myEntry</w:t>
+      </w:r>
+      <w:r>
+        <w:rPr>
+          <w:rFonts w:hint="default" w:ascii="Consolas" w:hAnsi="Consolas" w:eastAsia="Consolas" w:cs="Consolas"/>
+          <w:color w:val="000000"/>
+          <w:sz w:val="20"/>
+          <w:szCs w:val="20"/>
+          <w:shd w:val="clear" w:fill="FFFFFF"/>
+        </w:rPr>
+        <w:t>, HttpStatus.</w:t>
+      </w:r>
+      <w:r>
+        <w:rPr>
+          <w:rFonts w:hint="default" w:ascii="Consolas" w:hAnsi="Consolas" w:eastAsia="Consolas" w:cs="Consolas"/>
+          <w:b/>
+          <w:bCs/>
+          <w:i/>
+          <w:iCs/>
+          <w:color w:val="0000C0"/>
+          <w:sz w:val="20"/>
+          <w:szCs w:val="20"/>
+          <w:shd w:val="clear" w:fill="FFFFFF"/>
+        </w:rPr>
+        <w:t>CREATED</w:t>
+      </w:r>
+      <w:r>
+        <w:rPr>
+          <w:rFonts w:hint="default" w:ascii="Consolas" w:hAnsi="Consolas" w:eastAsia="Consolas" w:cs="Consolas"/>
+          <w:color w:val="000000"/>
+          <w:sz w:val="20"/>
+          <w:szCs w:val="20"/>
+          <w:shd w:val="clear" w:fill="FFFFFF"/>
+        </w:rPr>
+        <w:t>);</w:t>
+      </w:r>
+    </w:p>
+    <w:p>
+      <w:pPr>
+        <w:pStyle w:val="5"/>
+        <w:keepNext w:val="0"/>
+        <w:keepLines w:val="0"/>
+        <w:widowControl/>
+        <w:suppressLineNumbers w:val="0"/>
+        <w:spacing w:before="0" w:beforeAutospacing="0" w:after="0" w:afterAutospacing="0"/>
+        <w:ind w:left="0" w:right="0" w:firstLine="500" w:firstLineChars="250"/>
+        <w:rPr>
+          <w:rFonts w:hint="default" w:ascii="Consolas" w:hAnsi="Consolas" w:eastAsia="Consolas" w:cs="Consolas"/>
+          <w:color w:val="000000"/>
+          <w:sz w:val="20"/>
+          <w:szCs w:val="20"/>
+          <w:shd w:val="clear" w:fill="FFFFFF"/>
+        </w:rPr>
+      </w:pPr>
+      <w:r>
+        <w:rPr>
+          <w:rFonts w:hint="default" w:ascii="Consolas" w:hAnsi="Consolas" w:eastAsia="Consolas" w:cs="Consolas"/>
+          <w:color w:val="000000"/>
+          <w:sz w:val="20"/>
+          <w:szCs w:val="20"/>
+          <w:shd w:val="clear" w:fill="FFFFFF"/>
+        </w:rPr>
+        <w:t>}</w:t>
+      </w:r>
+    </w:p>
+    <w:p>
+      <w:pPr>
+        <w:pStyle w:val="5"/>
+        <w:keepNext w:val="0"/>
+        <w:keepLines w:val="0"/>
+        <w:widowControl/>
+        <w:suppressLineNumbers w:val="0"/>
+        <w:spacing w:before="0" w:beforeAutospacing="0" w:after="0" w:afterAutospacing="0"/>
+        <w:ind w:left="0" w:right="0" w:firstLine="500" w:firstLineChars="250"/>
+      </w:pPr>
+      <w:r>
+        <w:rPr>
+          <w:rFonts w:hint="default" w:ascii="Consolas" w:hAnsi="Consolas" w:eastAsia="Consolas" w:cs="Consolas"/>
+          <w:b/>
+          <w:bCs/>
+          <w:color w:val="7F0055"/>
+          <w:sz w:val="20"/>
+          <w:szCs w:val="20"/>
+          <w:shd w:val="clear" w:fill="FFFFFF"/>
+        </w:rPr>
+        <w:t>catch</w:t>
+      </w:r>
+      <w:r>
+        <w:rPr>
+          <w:rFonts w:hint="default" w:ascii="Consolas" w:hAnsi="Consolas" w:eastAsia="Consolas" w:cs="Consolas"/>
+          <w:color w:val="000000"/>
+          <w:sz w:val="20"/>
+          <w:szCs w:val="20"/>
+          <w:shd w:val="clear" w:fill="FFFFFF"/>
+        </w:rPr>
+        <w:t xml:space="preserve"> (Exception </w:t>
+      </w:r>
+      <w:r>
+        <w:rPr>
+          <w:rFonts w:hint="default" w:ascii="Consolas" w:hAnsi="Consolas" w:eastAsia="Consolas" w:cs="Consolas"/>
+          <w:color w:val="6A3E3E"/>
+          <w:sz w:val="20"/>
+          <w:szCs w:val="20"/>
+          <w:shd w:val="clear" w:fill="FFFFFF"/>
+        </w:rPr>
+        <w:t>e</w:t>
+      </w:r>
+      <w:r>
+        <w:rPr>
+          <w:rFonts w:hint="default" w:ascii="Consolas" w:hAnsi="Consolas" w:eastAsia="Consolas" w:cs="Consolas"/>
+          <w:color w:val="000000"/>
+          <w:sz w:val="20"/>
+          <w:szCs w:val="20"/>
+          <w:shd w:val="clear" w:fill="FFFFFF"/>
+        </w:rPr>
+        <w:t>) {</w:t>
+      </w:r>
+    </w:p>
+    <w:p>
+      <w:pPr>
+        <w:pStyle w:val="5"/>
+        <w:keepNext w:val="0"/>
+        <w:keepLines w:val="0"/>
+        <w:widowControl/>
+        <w:suppressLineNumbers w:val="0"/>
+        <w:spacing w:before="0" w:beforeAutospacing="0" w:after="0" w:afterAutospacing="0"/>
+        <w:ind w:left="0" w:right="0" w:firstLine="1000" w:firstLineChars="500"/>
+      </w:pPr>
+      <w:r>
+        <w:rPr>
+          <w:rFonts w:hint="default" w:ascii="Consolas" w:hAnsi="Consolas" w:eastAsia="Consolas" w:cs="Consolas"/>
+          <w:b/>
+          <w:bCs/>
+          <w:color w:val="7F0055"/>
+          <w:sz w:val="20"/>
+          <w:szCs w:val="20"/>
+          <w:shd w:val="clear" w:fill="FFFFFF"/>
+        </w:rPr>
+        <w:t>return</w:t>
+      </w:r>
+      <w:r>
+        <w:rPr>
+          <w:rFonts w:hint="default" w:ascii="Consolas" w:hAnsi="Consolas" w:eastAsia="Consolas" w:cs="Consolas"/>
+          <w:color w:val="000000"/>
+          <w:sz w:val="20"/>
+          <w:szCs w:val="20"/>
+          <w:shd w:val="clear" w:fill="FFFFFF"/>
+        </w:rPr>
+        <w:t xml:space="preserve"> </w:t>
+      </w:r>
+      <w:r>
+        <w:rPr>
+          <w:rFonts w:hint="default" w:ascii="Consolas" w:hAnsi="Consolas" w:eastAsia="Consolas" w:cs="Consolas"/>
+          <w:b/>
+          <w:bCs/>
+          <w:color w:val="7F0055"/>
+          <w:sz w:val="20"/>
+          <w:szCs w:val="20"/>
+          <w:shd w:val="clear" w:fill="FFFFFF"/>
+        </w:rPr>
+        <w:t>new</w:t>
+      </w:r>
+      <w:r>
+        <w:rPr>
+          <w:rFonts w:hint="default" w:ascii="Consolas" w:hAnsi="Consolas" w:eastAsia="Consolas" w:cs="Consolas"/>
+          <w:color w:val="000000"/>
+          <w:sz w:val="20"/>
+          <w:szCs w:val="20"/>
+          <w:shd w:val="clear" w:fill="FFFFFF"/>
+        </w:rPr>
+        <w:t xml:space="preserve"> ResponseEntity&lt;&gt;(HttpStatus.</w:t>
+      </w:r>
+      <w:r>
+        <w:rPr>
+          <w:rFonts w:hint="default" w:ascii="Consolas" w:hAnsi="Consolas" w:eastAsia="Consolas" w:cs="Consolas"/>
+          <w:b/>
+          <w:bCs/>
+          <w:i/>
+          <w:iCs/>
+          <w:color w:val="0000C0"/>
+          <w:sz w:val="20"/>
+          <w:szCs w:val="20"/>
+          <w:shd w:val="clear" w:fill="FFFFFF"/>
+        </w:rPr>
+        <w:t>BAD_REQUEST</w:t>
+      </w:r>
+      <w:r>
+        <w:rPr>
+          <w:rFonts w:hint="default" w:ascii="Consolas" w:hAnsi="Consolas" w:eastAsia="Consolas" w:cs="Consolas"/>
+          <w:color w:val="000000"/>
+          <w:sz w:val="20"/>
+          <w:szCs w:val="20"/>
+          <w:shd w:val="clear" w:fill="FFFFFF"/>
+        </w:rPr>
+        <w:t>);</w:t>
+      </w:r>
+    </w:p>
+    <w:p>
+      <w:pPr>
+        <w:pStyle w:val="5"/>
+        <w:keepNext w:val="0"/>
+        <w:keepLines w:val="0"/>
+        <w:widowControl/>
+        <w:suppressLineNumbers w:val="0"/>
+        <w:spacing w:before="0" w:beforeAutospacing="0" w:after="0" w:afterAutospacing="0"/>
+        <w:ind w:left="0" w:right="0" w:firstLine="500" w:firstLineChars="250"/>
+      </w:pPr>
+      <w:r>
+        <w:rPr>
+          <w:rFonts w:hint="default" w:ascii="Consolas" w:hAnsi="Consolas" w:eastAsia="Consolas" w:cs="Consolas"/>
+          <w:color w:val="000000"/>
+          <w:sz w:val="20"/>
+          <w:szCs w:val="20"/>
+          <w:shd w:val="clear" w:fill="FFFFFF"/>
+        </w:rPr>
+        <w:t>}</w:t>
+      </w:r>
+    </w:p>
+    <w:p>
+      <w:pPr>
+        <w:pStyle w:val="5"/>
+        <w:keepNext w:val="0"/>
+        <w:keepLines w:val="0"/>
+        <w:widowControl/>
+        <w:suppressLineNumbers w:val="0"/>
+        <w:spacing w:before="0" w:beforeAutospacing="0" w:after="0" w:afterAutospacing="0"/>
+        <w:ind w:left="0" w:right="0"/>
+      </w:pPr>
+      <w:r>
+        <w:rPr>
+          <w:rFonts w:hint="default" w:ascii="Consolas" w:hAnsi="Consolas" w:eastAsia="Consolas" w:cs="Consolas"/>
+          <w:color w:val="000000"/>
+          <w:sz w:val="20"/>
+          <w:szCs w:val="20"/>
+          <w:shd w:val="clear" w:fill="FFFFFF"/>
+        </w:rPr>
+        <w:t>}</w:t>
+      </w:r>
+    </w:p>
+    <w:p>
+      <w:pPr>
+        <w:pStyle w:val="5"/>
+        <w:keepNext w:val="0"/>
+        <w:keepLines w:val="0"/>
+        <w:widowControl/>
+        <w:suppressLineNumbers w:val="0"/>
+        <w:spacing w:before="0" w:beforeAutospacing="0" w:after="0" w:afterAutospacing="0"/>
+        <w:ind w:left="0" w:right="0"/>
+      </w:pPr>
+    </w:p>
+    <w:p>
+      <w:pPr>
+        <w:pStyle w:val="5"/>
+        <w:keepNext w:val="0"/>
+        <w:keepLines w:val="0"/>
+        <w:widowControl/>
+        <w:suppressLineNumbers w:val="0"/>
+        <w:spacing w:before="0" w:beforeAutospacing="0" w:after="0" w:afterAutospacing="0"/>
+        <w:ind w:left="0" w:right="0"/>
+      </w:pPr>
+      <w:r>
+        <w:rPr>
+          <w:rFonts w:hint="default" w:ascii="Consolas" w:hAnsi="Consolas" w:eastAsia="Consolas" w:cs="Consolas"/>
+          <w:color w:val="646464"/>
+          <w:sz w:val="20"/>
+          <w:szCs w:val="20"/>
+          <w:shd w:val="clear" w:fill="FFFFFF"/>
+        </w:rPr>
+        <w:t>@GetMapping</w:t>
+      </w:r>
+      <w:r>
+        <w:rPr>
+          <w:rFonts w:hint="default" w:ascii="Consolas" w:hAnsi="Consolas" w:eastAsia="Consolas" w:cs="Consolas"/>
+          <w:color w:val="000000"/>
+          <w:sz w:val="20"/>
+          <w:szCs w:val="20"/>
+          <w:shd w:val="clear" w:fill="FFFFFF"/>
+        </w:rPr>
+        <w:t>(</w:t>
+      </w:r>
+      <w:r>
+        <w:rPr>
+          <w:rFonts w:hint="default" w:ascii="Consolas" w:hAnsi="Consolas" w:eastAsia="Consolas" w:cs="Consolas"/>
+          <w:color w:val="2A00FF"/>
+          <w:sz w:val="20"/>
+          <w:szCs w:val="20"/>
+          <w:shd w:val="clear" w:fill="FFFFFF"/>
+        </w:rPr>
+        <w:t>"{myId}"</w:t>
+      </w:r>
+      <w:r>
+        <w:rPr>
+          <w:rFonts w:hint="default" w:ascii="Consolas" w:hAnsi="Consolas" w:eastAsia="Consolas" w:cs="Consolas"/>
+          <w:color w:val="000000"/>
+          <w:sz w:val="20"/>
+          <w:szCs w:val="20"/>
+          <w:shd w:val="clear" w:fill="FFFFFF"/>
+        </w:rPr>
+        <w:t>)</w:t>
+      </w:r>
+    </w:p>
+    <w:p>
+      <w:pPr>
+        <w:pStyle w:val="5"/>
+        <w:keepNext w:val="0"/>
+        <w:keepLines w:val="0"/>
+        <w:widowControl/>
+        <w:suppressLineNumbers w:val="0"/>
+        <w:spacing w:before="0" w:beforeAutospacing="0" w:after="0" w:afterAutospacing="0"/>
+        <w:ind w:left="0" w:right="0"/>
+      </w:pPr>
+      <w:r>
+        <w:rPr>
+          <w:rFonts w:hint="default" w:ascii="Consolas" w:hAnsi="Consolas" w:eastAsia="Consolas" w:cs="Consolas"/>
+          <w:b/>
+          <w:bCs/>
+          <w:color w:val="7F0055"/>
+          <w:sz w:val="20"/>
+          <w:szCs w:val="20"/>
+          <w:shd w:val="clear" w:fill="FFFFFF"/>
+        </w:rPr>
+        <w:t>public</w:t>
+      </w:r>
+      <w:r>
+        <w:rPr>
+          <w:rFonts w:hint="default" w:ascii="Consolas" w:hAnsi="Consolas" w:eastAsia="Consolas" w:cs="Consolas"/>
+          <w:color w:val="000000"/>
+          <w:sz w:val="20"/>
+          <w:szCs w:val="20"/>
+          <w:shd w:val="clear" w:fill="FFFFFF"/>
+        </w:rPr>
+        <w:t xml:space="preserve"> ResponseEntity&lt;JournalEntry&gt; getJournalEntryById(</w:t>
+      </w:r>
+      <w:r>
+        <w:rPr>
+          <w:rFonts w:hint="default" w:ascii="Consolas" w:hAnsi="Consolas" w:eastAsia="Consolas" w:cs="Consolas"/>
+          <w:color w:val="646464"/>
+          <w:sz w:val="20"/>
+          <w:szCs w:val="20"/>
+          <w:shd w:val="clear" w:fill="FFFFFF"/>
+        </w:rPr>
+        <w:t>@PathVariable</w:t>
+      </w:r>
+      <w:r>
+        <w:rPr>
+          <w:rFonts w:hint="default" w:ascii="Consolas" w:hAnsi="Consolas" w:eastAsia="Consolas" w:cs="Consolas"/>
+          <w:color w:val="000000"/>
+          <w:sz w:val="20"/>
+          <w:szCs w:val="20"/>
+          <w:shd w:val="clear" w:fill="FFFFFF"/>
+        </w:rPr>
+        <w:t xml:space="preserve"> ObjectId </w:t>
+      </w:r>
+      <w:r>
+        <w:rPr>
+          <w:rFonts w:hint="default" w:ascii="Consolas" w:hAnsi="Consolas" w:eastAsia="Consolas" w:cs="Consolas"/>
+          <w:color w:val="6A3E3E"/>
+          <w:sz w:val="20"/>
+          <w:szCs w:val="20"/>
+          <w:shd w:val="clear" w:fill="FFFFFF"/>
+        </w:rPr>
+        <w:t>myId</w:t>
+      </w:r>
+      <w:r>
+        <w:rPr>
+          <w:rFonts w:hint="default" w:ascii="Consolas" w:hAnsi="Consolas" w:eastAsia="Consolas" w:cs="Consolas"/>
+          <w:color w:val="000000"/>
+          <w:sz w:val="20"/>
+          <w:szCs w:val="20"/>
+          <w:shd w:val="clear" w:fill="FFFFFF"/>
+        </w:rPr>
+        <w:t>) {</w:t>
+      </w:r>
+    </w:p>
+    <w:p>
+      <w:pPr>
+        <w:pStyle w:val="5"/>
+        <w:keepNext w:val="0"/>
+        <w:keepLines w:val="0"/>
+        <w:widowControl/>
+        <w:suppressLineNumbers w:val="0"/>
+        <w:spacing w:before="0" w:beforeAutospacing="0" w:after="0" w:afterAutospacing="0"/>
+        <w:ind w:left="0" w:right="0" w:firstLine="500" w:firstLineChars="250"/>
+      </w:pPr>
+      <w:r>
+        <w:rPr>
+          <w:rFonts w:hint="default" w:ascii="Consolas" w:hAnsi="Consolas" w:eastAsia="Consolas" w:cs="Consolas"/>
+          <w:color w:val="000000"/>
+          <w:sz w:val="20"/>
+          <w:szCs w:val="20"/>
+          <w:shd w:val="clear" w:fill="FFFFFF"/>
+        </w:rPr>
+        <w:t xml:space="preserve">Authentication </w:t>
+      </w:r>
+      <w:r>
+        <w:rPr>
+          <w:rFonts w:hint="default" w:ascii="Consolas" w:hAnsi="Consolas" w:eastAsia="Consolas" w:cs="Consolas"/>
+          <w:color w:val="6A3E3E"/>
+          <w:sz w:val="20"/>
+          <w:szCs w:val="20"/>
+          <w:shd w:val="clear" w:fill="FFFFFF"/>
+        </w:rPr>
+        <w:t>authentication</w:t>
+      </w:r>
+      <w:r>
+        <w:rPr>
+          <w:rFonts w:hint="default" w:ascii="Consolas" w:hAnsi="Consolas" w:eastAsia="Consolas" w:cs="Consolas"/>
+          <w:color w:val="000000"/>
+          <w:sz w:val="20"/>
+          <w:szCs w:val="20"/>
+          <w:shd w:val="clear" w:fill="FFFFFF"/>
+        </w:rPr>
+        <w:t>=SecurityContextHolder.</w:t>
+      </w:r>
+      <w:r>
+        <w:rPr>
+          <w:rFonts w:hint="default" w:ascii="Consolas" w:hAnsi="Consolas" w:eastAsia="Consolas" w:cs="Consolas"/>
+          <w:i/>
+          <w:iCs/>
+          <w:color w:val="000000"/>
+          <w:sz w:val="20"/>
+          <w:szCs w:val="20"/>
+          <w:shd w:val="clear" w:fill="FFFFFF"/>
+        </w:rPr>
+        <w:t>getContext</w:t>
+      </w:r>
+      <w:r>
+        <w:rPr>
+          <w:rFonts w:hint="default" w:ascii="Consolas" w:hAnsi="Consolas" w:eastAsia="Consolas" w:cs="Consolas"/>
+          <w:color w:val="000000"/>
+          <w:sz w:val="20"/>
+          <w:szCs w:val="20"/>
+          <w:shd w:val="clear" w:fill="FFFFFF"/>
+        </w:rPr>
+        <w:t>().getAuthentication();</w:t>
+      </w:r>
+    </w:p>
+    <w:p>
+      <w:pPr>
+        <w:pStyle w:val="5"/>
+        <w:keepNext w:val="0"/>
+        <w:keepLines w:val="0"/>
+        <w:widowControl/>
+        <w:suppressLineNumbers w:val="0"/>
+        <w:spacing w:before="0" w:beforeAutospacing="0" w:after="0" w:afterAutospacing="0"/>
+        <w:ind w:left="0" w:right="0" w:firstLine="500" w:firstLineChars="250"/>
+      </w:pPr>
+      <w:r>
+        <w:rPr>
+          <w:rFonts w:hint="default" w:ascii="Consolas" w:hAnsi="Consolas" w:eastAsia="Consolas" w:cs="Consolas"/>
+          <w:color w:val="000000"/>
+          <w:sz w:val="20"/>
+          <w:szCs w:val="20"/>
+          <w:shd w:val="clear" w:fill="FFFFFF"/>
+        </w:rPr>
+        <w:t xml:space="preserve">String </w:t>
+      </w:r>
+      <w:r>
+        <w:rPr>
+          <w:rFonts w:hint="default" w:ascii="Consolas" w:hAnsi="Consolas" w:eastAsia="Consolas" w:cs="Consolas"/>
+          <w:color w:val="6A3E3E"/>
+          <w:sz w:val="20"/>
+          <w:szCs w:val="20"/>
+          <w:shd w:val="clear" w:fill="FFFFFF"/>
+        </w:rPr>
+        <w:t>username</w:t>
+      </w:r>
+      <w:r>
+        <w:rPr>
+          <w:rFonts w:hint="default" w:ascii="Consolas" w:hAnsi="Consolas" w:eastAsia="Consolas" w:cs="Consolas"/>
+          <w:color w:val="000000"/>
+          <w:sz w:val="20"/>
+          <w:szCs w:val="20"/>
+          <w:shd w:val="clear" w:fill="FFFFFF"/>
+        </w:rPr>
+        <w:t>=</w:t>
+      </w:r>
+      <w:r>
+        <w:rPr>
+          <w:rFonts w:hint="default" w:ascii="Consolas" w:hAnsi="Consolas" w:eastAsia="Consolas" w:cs="Consolas"/>
+          <w:color w:val="6A3E3E"/>
+          <w:sz w:val="20"/>
+          <w:szCs w:val="20"/>
+          <w:shd w:val="clear" w:fill="FFFFFF"/>
+        </w:rPr>
+        <w:t>authentication</w:t>
+      </w:r>
+      <w:r>
+        <w:rPr>
+          <w:rFonts w:hint="default" w:ascii="Consolas" w:hAnsi="Consolas" w:eastAsia="Consolas" w:cs="Consolas"/>
+          <w:color w:val="000000"/>
+          <w:sz w:val="20"/>
+          <w:szCs w:val="20"/>
+          <w:shd w:val="clear" w:fill="FFFFFF"/>
+        </w:rPr>
+        <w:t>.getName();</w:t>
+      </w:r>
+    </w:p>
+    <w:p>
+      <w:pPr>
+        <w:pStyle w:val="5"/>
+        <w:keepNext w:val="0"/>
+        <w:keepLines w:val="0"/>
+        <w:widowControl/>
+        <w:suppressLineNumbers w:val="0"/>
+        <w:spacing w:before="0" w:beforeAutospacing="0" w:after="0" w:afterAutospacing="0"/>
+        <w:ind w:left="0" w:right="0" w:firstLine="500" w:firstLineChars="250"/>
+      </w:pPr>
+      <w:r>
+        <w:rPr>
+          <w:rFonts w:hint="default" w:ascii="Consolas" w:hAnsi="Consolas" w:eastAsia="Consolas" w:cs="Consolas"/>
+          <w:color w:val="000000"/>
+          <w:sz w:val="20"/>
+          <w:szCs w:val="20"/>
+          <w:shd w:val="clear" w:fill="FFFFFF"/>
+        </w:rPr>
+        <w:t xml:space="preserve">Optional&lt;JournalEntry&gt; </w:t>
+      </w:r>
+      <w:r>
+        <w:rPr>
+          <w:rFonts w:hint="default" w:ascii="Consolas" w:hAnsi="Consolas" w:eastAsia="Consolas" w:cs="Consolas"/>
+          <w:color w:val="6A3E3E"/>
+          <w:sz w:val="20"/>
+          <w:szCs w:val="20"/>
+          <w:shd w:val="clear" w:fill="FFFFFF"/>
+        </w:rPr>
+        <w:t>entry</w:t>
+      </w:r>
+      <w:r>
+        <w:rPr>
+          <w:rFonts w:hint="default" w:ascii="Consolas" w:hAnsi="Consolas" w:eastAsia="Consolas" w:cs="Consolas"/>
+          <w:color w:val="000000"/>
+          <w:sz w:val="20"/>
+          <w:szCs w:val="20"/>
+          <w:shd w:val="clear" w:fill="FFFFFF"/>
+        </w:rPr>
+        <w:t xml:space="preserve"> = </w:t>
+      </w:r>
+      <w:r>
+        <w:rPr>
+          <w:rFonts w:hint="default" w:ascii="Consolas" w:hAnsi="Consolas" w:eastAsia="Consolas" w:cs="Consolas"/>
+          <w:color w:val="0000C0"/>
+          <w:sz w:val="20"/>
+          <w:szCs w:val="20"/>
+          <w:shd w:val="clear" w:fill="FFFFFF"/>
+        </w:rPr>
+        <w:t>journalEntryService</w:t>
+      </w:r>
+      <w:r>
+        <w:rPr>
+          <w:rFonts w:hint="default" w:ascii="Consolas" w:hAnsi="Consolas" w:eastAsia="Consolas" w:cs="Consolas"/>
+          <w:color w:val="000000"/>
+          <w:sz w:val="20"/>
+          <w:szCs w:val="20"/>
+          <w:shd w:val="clear" w:fill="FFFFFF"/>
+        </w:rPr>
+        <w:t>.findById(</w:t>
+      </w:r>
+      <w:r>
+        <w:rPr>
+          <w:rFonts w:hint="default" w:ascii="Consolas" w:hAnsi="Consolas" w:eastAsia="Consolas" w:cs="Consolas"/>
+          <w:color w:val="6A3E3E"/>
+          <w:sz w:val="20"/>
+          <w:szCs w:val="20"/>
+          <w:shd w:val="clear" w:fill="FFFFFF"/>
+        </w:rPr>
+        <w:t>myId</w:t>
+      </w:r>
+      <w:r>
+        <w:rPr>
+          <w:rFonts w:hint="default" w:ascii="Consolas" w:hAnsi="Consolas" w:eastAsia="Consolas" w:cs="Consolas"/>
+          <w:color w:val="000000"/>
+          <w:sz w:val="20"/>
+          <w:szCs w:val="20"/>
+          <w:shd w:val="clear" w:fill="FFFFFF"/>
+        </w:rPr>
+        <w:t xml:space="preserve">, </w:t>
+      </w:r>
+      <w:r>
+        <w:rPr>
+          <w:rFonts w:hint="default" w:ascii="Consolas" w:hAnsi="Consolas" w:eastAsia="Consolas" w:cs="Consolas"/>
+          <w:color w:val="6A3E3E"/>
+          <w:sz w:val="20"/>
+          <w:szCs w:val="20"/>
+          <w:shd w:val="clear" w:fill="FFFFFF"/>
+        </w:rPr>
+        <w:t>username</w:t>
+      </w:r>
+      <w:r>
+        <w:rPr>
+          <w:rFonts w:hint="default" w:ascii="Consolas" w:hAnsi="Consolas" w:eastAsia="Consolas" w:cs="Consolas"/>
+          <w:color w:val="000000"/>
+          <w:sz w:val="20"/>
+          <w:szCs w:val="20"/>
+          <w:shd w:val="clear" w:fill="FFFFFF"/>
+        </w:rPr>
+        <w:t>);</w:t>
+      </w:r>
+    </w:p>
+    <w:p>
+      <w:pPr>
+        <w:pStyle w:val="5"/>
+        <w:keepNext w:val="0"/>
+        <w:keepLines w:val="0"/>
+        <w:widowControl/>
+        <w:suppressLineNumbers w:val="0"/>
+        <w:spacing w:before="0" w:beforeAutospacing="0" w:after="0" w:afterAutospacing="0"/>
+        <w:ind w:left="0" w:right="0" w:firstLine="400" w:firstLineChars="200"/>
+      </w:pPr>
+      <w:r>
+        <w:rPr>
+          <w:rFonts w:hint="default" w:ascii="Consolas" w:hAnsi="Consolas" w:eastAsia="Consolas" w:cs="Consolas"/>
+          <w:b/>
+          <w:bCs/>
+          <w:color w:val="7F0055"/>
+          <w:sz w:val="20"/>
+          <w:szCs w:val="20"/>
+          <w:shd w:val="clear" w:fill="FFFFFF"/>
+        </w:rPr>
+        <w:t>if</w:t>
+      </w:r>
+      <w:r>
+        <w:rPr>
+          <w:rFonts w:hint="default" w:ascii="Consolas" w:hAnsi="Consolas" w:eastAsia="Consolas" w:cs="Consolas"/>
+          <w:color w:val="000000"/>
+          <w:sz w:val="20"/>
+          <w:szCs w:val="20"/>
+          <w:shd w:val="clear" w:fill="FFFFFF"/>
+        </w:rPr>
+        <w:t xml:space="preserve"> (</w:t>
+      </w:r>
+      <w:r>
+        <w:rPr>
+          <w:rFonts w:hint="default" w:ascii="Consolas" w:hAnsi="Consolas" w:eastAsia="Consolas" w:cs="Consolas"/>
+          <w:color w:val="6A3E3E"/>
+          <w:sz w:val="20"/>
+          <w:szCs w:val="20"/>
+          <w:shd w:val="clear" w:fill="FFFFFF"/>
+        </w:rPr>
+        <w:t>entry</w:t>
+      </w:r>
+      <w:r>
+        <w:rPr>
+          <w:rFonts w:hint="default" w:ascii="Consolas" w:hAnsi="Consolas" w:eastAsia="Consolas" w:cs="Consolas"/>
+          <w:color w:val="000000"/>
+          <w:sz w:val="20"/>
+          <w:szCs w:val="20"/>
+          <w:shd w:val="clear" w:fill="FFFFFF"/>
+        </w:rPr>
+        <w:t>!=</w:t>
+      </w:r>
+      <w:r>
+        <w:rPr>
+          <w:rFonts w:hint="default" w:ascii="Consolas" w:hAnsi="Consolas" w:eastAsia="Consolas" w:cs="Consolas"/>
+          <w:b/>
+          <w:bCs/>
+          <w:color w:val="7F0055"/>
+          <w:sz w:val="20"/>
+          <w:szCs w:val="20"/>
+          <w:shd w:val="clear" w:fill="FFFFFF"/>
+        </w:rPr>
+        <w:t>null</w:t>
+      </w:r>
+      <w:r>
+        <w:rPr>
+          <w:rFonts w:hint="default" w:ascii="Consolas" w:hAnsi="Consolas" w:eastAsia="Consolas" w:cs="Consolas"/>
+          <w:color w:val="000000"/>
+          <w:sz w:val="20"/>
+          <w:szCs w:val="20"/>
+          <w:shd w:val="clear" w:fill="FFFFFF"/>
+        </w:rPr>
+        <w:t xml:space="preserve"> &amp;&amp; </w:t>
+      </w:r>
+      <w:r>
+        <w:rPr>
+          <w:rFonts w:hint="default" w:ascii="Consolas" w:hAnsi="Consolas" w:eastAsia="Consolas" w:cs="Consolas"/>
+          <w:color w:val="6A3E3E"/>
+          <w:sz w:val="20"/>
+          <w:szCs w:val="20"/>
+          <w:shd w:val="clear" w:fill="FFFFFF"/>
+        </w:rPr>
+        <w:t>entry</w:t>
+      </w:r>
+      <w:r>
+        <w:rPr>
+          <w:rFonts w:hint="default" w:ascii="Consolas" w:hAnsi="Consolas" w:eastAsia="Consolas" w:cs="Consolas"/>
+          <w:color w:val="000000"/>
+          <w:sz w:val="20"/>
+          <w:szCs w:val="20"/>
+          <w:shd w:val="clear" w:fill="FFFFFF"/>
+        </w:rPr>
+        <w:t>.isPresent()) {</w:t>
+      </w:r>
+    </w:p>
+    <w:p>
+      <w:pPr>
+        <w:pStyle w:val="5"/>
+        <w:keepNext w:val="0"/>
+        <w:keepLines w:val="0"/>
+        <w:widowControl/>
+        <w:suppressLineNumbers w:val="0"/>
+        <w:spacing w:before="0" w:beforeAutospacing="0" w:after="0" w:afterAutospacing="0"/>
+        <w:ind w:left="0" w:right="0" w:firstLine="800" w:firstLineChars="400"/>
+      </w:pPr>
+      <w:r>
+        <w:rPr>
+          <w:rFonts w:hint="default" w:ascii="Consolas" w:hAnsi="Consolas" w:eastAsia="Consolas" w:cs="Consolas"/>
+          <w:b/>
+          <w:bCs/>
+          <w:color w:val="7F0055"/>
+          <w:sz w:val="20"/>
+          <w:szCs w:val="20"/>
+          <w:shd w:val="clear" w:fill="FFFFFF"/>
+        </w:rPr>
+        <w:t>return</w:t>
+      </w:r>
+      <w:r>
+        <w:rPr>
+          <w:rFonts w:hint="default" w:ascii="Consolas" w:hAnsi="Consolas" w:eastAsia="Consolas" w:cs="Consolas"/>
+          <w:color w:val="000000"/>
+          <w:sz w:val="20"/>
+          <w:szCs w:val="20"/>
+          <w:shd w:val="clear" w:fill="FFFFFF"/>
+        </w:rPr>
+        <w:t xml:space="preserve"> </w:t>
+      </w:r>
+      <w:r>
+        <w:rPr>
+          <w:rFonts w:hint="default" w:ascii="Consolas" w:hAnsi="Consolas" w:eastAsia="Consolas" w:cs="Consolas"/>
+          <w:b/>
+          <w:bCs/>
+          <w:color w:val="7F0055"/>
+          <w:sz w:val="20"/>
+          <w:szCs w:val="20"/>
+          <w:shd w:val="clear" w:fill="FFFFFF"/>
+        </w:rPr>
+        <w:t>new</w:t>
+      </w:r>
+      <w:r>
+        <w:rPr>
+          <w:rFonts w:hint="default" w:ascii="Consolas" w:hAnsi="Consolas" w:eastAsia="Consolas" w:cs="Consolas"/>
+          <w:color w:val="000000"/>
+          <w:sz w:val="20"/>
+          <w:szCs w:val="20"/>
+          <w:shd w:val="clear" w:fill="FFFFFF"/>
+        </w:rPr>
+        <w:t xml:space="preserve"> ResponseEntity&lt;&gt;(</w:t>
+      </w:r>
+      <w:r>
+        <w:rPr>
+          <w:rFonts w:hint="default" w:ascii="Consolas" w:hAnsi="Consolas" w:eastAsia="Consolas" w:cs="Consolas"/>
+          <w:color w:val="6A3E3E"/>
+          <w:sz w:val="20"/>
+          <w:szCs w:val="20"/>
+          <w:shd w:val="clear" w:fill="FFFFFF"/>
+        </w:rPr>
+        <w:t>entry</w:t>
+      </w:r>
+      <w:r>
+        <w:rPr>
+          <w:rFonts w:hint="default" w:ascii="Consolas" w:hAnsi="Consolas" w:eastAsia="Consolas" w:cs="Consolas"/>
+          <w:color w:val="000000"/>
+          <w:sz w:val="20"/>
+          <w:szCs w:val="20"/>
+          <w:shd w:val="clear" w:fill="FFFFFF"/>
+        </w:rPr>
+        <w:t>.get(), HttpStatus.</w:t>
+      </w:r>
+      <w:r>
+        <w:rPr>
+          <w:rFonts w:hint="default" w:ascii="Consolas" w:hAnsi="Consolas" w:eastAsia="Consolas" w:cs="Consolas"/>
+          <w:b/>
+          <w:bCs/>
+          <w:i/>
+          <w:iCs/>
+          <w:color w:val="0000C0"/>
+          <w:sz w:val="20"/>
+          <w:szCs w:val="20"/>
+          <w:shd w:val="clear" w:fill="FFFFFF"/>
+        </w:rPr>
+        <w:t>OK</w:t>
+      </w:r>
+      <w:r>
+        <w:rPr>
+          <w:rFonts w:hint="default" w:ascii="Consolas" w:hAnsi="Consolas" w:eastAsia="Consolas" w:cs="Consolas"/>
+          <w:color w:val="000000"/>
+          <w:sz w:val="20"/>
+          <w:szCs w:val="20"/>
+          <w:shd w:val="clear" w:fill="FFFFFF"/>
+        </w:rPr>
+        <w:t>);</w:t>
+      </w:r>
+    </w:p>
+    <w:p>
+      <w:pPr>
+        <w:pStyle w:val="5"/>
+        <w:keepNext w:val="0"/>
+        <w:keepLines w:val="0"/>
+        <w:widowControl/>
+        <w:suppressLineNumbers w:val="0"/>
+        <w:spacing w:before="0" w:beforeAutospacing="0" w:after="0" w:afterAutospacing="0"/>
+        <w:ind w:left="0" w:right="0" w:firstLine="400" w:firstLineChars="200"/>
+      </w:pPr>
+      <w:r>
+        <w:rPr>
+          <w:rFonts w:hint="default" w:ascii="Consolas" w:hAnsi="Consolas" w:eastAsia="Consolas" w:cs="Consolas"/>
+          <w:color w:val="000000"/>
+          <w:sz w:val="20"/>
+          <w:szCs w:val="20"/>
+          <w:shd w:val="clear" w:fill="FFFFFF"/>
+        </w:rPr>
+        <w:t>}</w:t>
+      </w:r>
+    </w:p>
+    <w:p>
+      <w:pPr>
+        <w:pStyle w:val="5"/>
+        <w:keepNext w:val="0"/>
+        <w:keepLines w:val="0"/>
+        <w:widowControl/>
+        <w:suppressLineNumbers w:val="0"/>
+        <w:spacing w:before="0" w:beforeAutospacing="0" w:after="0" w:afterAutospacing="0"/>
+        <w:ind w:left="0" w:right="0" w:firstLine="400" w:firstLineChars="200"/>
+      </w:pPr>
+      <w:r>
+        <w:rPr>
+          <w:rFonts w:hint="default" w:ascii="Consolas" w:hAnsi="Consolas" w:eastAsia="Consolas" w:cs="Consolas"/>
+          <w:b/>
+          <w:bCs/>
+          <w:color w:val="7F0055"/>
+          <w:sz w:val="20"/>
+          <w:szCs w:val="20"/>
+          <w:shd w:val="clear" w:fill="FFFFFF"/>
+        </w:rPr>
+        <w:t>return</w:t>
+      </w:r>
+      <w:r>
+        <w:rPr>
+          <w:rFonts w:hint="default" w:ascii="Consolas" w:hAnsi="Consolas" w:eastAsia="Consolas" w:cs="Consolas"/>
+          <w:color w:val="000000"/>
+          <w:sz w:val="20"/>
+          <w:szCs w:val="20"/>
+          <w:shd w:val="clear" w:fill="FFFFFF"/>
+        </w:rPr>
+        <w:t xml:space="preserve"> </w:t>
+      </w:r>
+      <w:r>
+        <w:rPr>
+          <w:rFonts w:hint="default" w:ascii="Consolas" w:hAnsi="Consolas" w:eastAsia="Consolas" w:cs="Consolas"/>
+          <w:b/>
+          <w:bCs/>
+          <w:color w:val="7F0055"/>
+          <w:sz w:val="20"/>
+          <w:szCs w:val="20"/>
+          <w:shd w:val="clear" w:fill="FFFFFF"/>
+        </w:rPr>
+        <w:t>new</w:t>
+      </w:r>
+      <w:r>
+        <w:rPr>
+          <w:rFonts w:hint="default" w:ascii="Consolas" w:hAnsi="Consolas" w:eastAsia="Consolas" w:cs="Consolas"/>
+          <w:color w:val="000000"/>
+          <w:sz w:val="20"/>
+          <w:szCs w:val="20"/>
+          <w:shd w:val="clear" w:fill="FFFFFF"/>
+        </w:rPr>
+        <w:t xml:space="preserve"> ResponseEntity&lt;&gt;(HttpStatus.</w:t>
+      </w:r>
+      <w:r>
+        <w:rPr>
+          <w:rFonts w:hint="default" w:ascii="Consolas" w:hAnsi="Consolas" w:eastAsia="Consolas" w:cs="Consolas"/>
+          <w:b/>
+          <w:bCs/>
+          <w:i/>
+          <w:iCs/>
+          <w:color w:val="0000C0"/>
+          <w:sz w:val="20"/>
+          <w:szCs w:val="20"/>
+          <w:shd w:val="clear" w:fill="FFFFFF"/>
+        </w:rPr>
+        <w:t>NOT_FOUND</w:t>
+      </w:r>
+      <w:r>
+        <w:rPr>
+          <w:rFonts w:hint="default" w:ascii="Consolas" w:hAnsi="Consolas" w:eastAsia="Consolas" w:cs="Consolas"/>
+          <w:color w:val="000000"/>
+          <w:sz w:val="20"/>
+          <w:szCs w:val="20"/>
+          <w:shd w:val="clear" w:fill="FFFFFF"/>
+        </w:rPr>
+        <w:t>);</w:t>
+      </w:r>
+    </w:p>
+    <w:p>
+      <w:pPr>
+        <w:pStyle w:val="5"/>
+        <w:keepNext w:val="0"/>
+        <w:keepLines w:val="0"/>
+        <w:widowControl/>
+        <w:suppressLineNumbers w:val="0"/>
+        <w:spacing w:before="0" w:beforeAutospacing="0" w:after="0" w:afterAutospacing="0"/>
+        <w:ind w:left="0" w:right="0"/>
+      </w:pPr>
+      <w:r>
+        <w:rPr>
+          <w:rFonts w:hint="default" w:ascii="Consolas" w:hAnsi="Consolas" w:eastAsia="Consolas" w:cs="Consolas"/>
+          <w:color w:val="000000"/>
+          <w:sz w:val="20"/>
+          <w:szCs w:val="20"/>
+          <w:shd w:val="clear" w:fill="FFFFFF"/>
+        </w:rPr>
+        <w:t>}</w:t>
+      </w:r>
+    </w:p>
+    <w:p>
+      <w:pPr>
+        <w:pStyle w:val="5"/>
+        <w:keepNext w:val="0"/>
+        <w:keepLines w:val="0"/>
+        <w:widowControl/>
+        <w:suppressLineNumbers w:val="0"/>
+        <w:spacing w:before="0" w:beforeAutospacing="0" w:after="0" w:afterAutospacing="0"/>
+        <w:ind w:left="0" w:right="0"/>
+      </w:pPr>
+    </w:p>
+    <w:p>
+      <w:pPr>
+        <w:pStyle w:val="5"/>
+        <w:keepNext w:val="0"/>
+        <w:keepLines w:val="0"/>
+        <w:widowControl/>
+        <w:suppressLineNumbers w:val="0"/>
+        <w:spacing w:before="0" w:beforeAutospacing="0" w:after="0" w:afterAutospacing="0"/>
+        <w:ind w:left="0" w:right="0"/>
+      </w:pPr>
+      <w:r>
+        <w:rPr>
+          <w:rFonts w:hint="default" w:ascii="Consolas" w:hAnsi="Consolas" w:eastAsia="Consolas" w:cs="Consolas"/>
+          <w:color w:val="646464"/>
+          <w:sz w:val="20"/>
+          <w:szCs w:val="20"/>
+          <w:shd w:val="clear" w:fill="FFFFFF"/>
+        </w:rPr>
+        <w:t>@DeleteMapping</w:t>
+      </w:r>
+      <w:r>
+        <w:rPr>
+          <w:rFonts w:hint="default" w:ascii="Consolas" w:hAnsi="Consolas" w:eastAsia="Consolas" w:cs="Consolas"/>
+          <w:color w:val="000000"/>
+          <w:sz w:val="20"/>
+          <w:szCs w:val="20"/>
+          <w:shd w:val="clear" w:fill="FFFFFF"/>
+        </w:rPr>
+        <w:t>(</w:t>
+      </w:r>
+      <w:r>
+        <w:rPr>
+          <w:rFonts w:hint="default" w:ascii="Consolas" w:hAnsi="Consolas" w:eastAsia="Consolas" w:cs="Consolas"/>
+          <w:color w:val="2A00FF"/>
+          <w:sz w:val="20"/>
+          <w:szCs w:val="20"/>
+          <w:shd w:val="clear" w:fill="FFFFFF"/>
+        </w:rPr>
+        <w:t>"{myId}"</w:t>
+      </w:r>
+      <w:r>
+        <w:rPr>
+          <w:rFonts w:hint="default" w:ascii="Consolas" w:hAnsi="Consolas" w:eastAsia="Consolas" w:cs="Consolas"/>
+          <w:color w:val="000000"/>
+          <w:sz w:val="20"/>
+          <w:szCs w:val="20"/>
+          <w:shd w:val="clear" w:fill="FFFFFF"/>
+        </w:rPr>
+        <w:t>)</w:t>
+      </w:r>
+    </w:p>
+    <w:p>
+      <w:pPr>
+        <w:pStyle w:val="5"/>
+        <w:keepNext w:val="0"/>
+        <w:keepLines w:val="0"/>
+        <w:widowControl/>
+        <w:suppressLineNumbers w:val="0"/>
+        <w:spacing w:before="0" w:beforeAutospacing="0" w:after="0" w:afterAutospacing="0"/>
+        <w:ind w:left="0" w:right="0"/>
+      </w:pPr>
+      <w:r>
+        <w:rPr>
+          <w:rFonts w:hint="default" w:ascii="Consolas" w:hAnsi="Consolas" w:eastAsia="Consolas" w:cs="Consolas"/>
+          <w:b/>
+          <w:bCs/>
+          <w:color w:val="7F0055"/>
+          <w:sz w:val="20"/>
+          <w:szCs w:val="20"/>
+          <w:shd w:val="clear" w:fill="FFFFFF"/>
+        </w:rPr>
+        <w:t>public</w:t>
+      </w:r>
+      <w:r>
+        <w:rPr>
+          <w:rFonts w:hint="default" w:ascii="Consolas" w:hAnsi="Consolas" w:eastAsia="Consolas" w:cs="Consolas"/>
+          <w:color w:val="000000"/>
+          <w:sz w:val="20"/>
+          <w:szCs w:val="20"/>
+          <w:shd w:val="clear" w:fill="FFFFFF"/>
+        </w:rPr>
+        <w:t xml:space="preserve"> ResponseEntity&lt;Boolean&gt; deleteJournalEntryById(</w:t>
+      </w:r>
+      <w:r>
+        <w:rPr>
+          <w:rFonts w:hint="default" w:ascii="Consolas" w:hAnsi="Consolas" w:eastAsia="Consolas" w:cs="Consolas"/>
+          <w:color w:val="646464"/>
+          <w:sz w:val="20"/>
+          <w:szCs w:val="20"/>
+          <w:shd w:val="clear" w:fill="FFFFFF"/>
+        </w:rPr>
+        <w:t>@PathVariable</w:t>
+      </w:r>
+      <w:r>
+        <w:rPr>
+          <w:rFonts w:hint="default" w:ascii="Consolas" w:hAnsi="Consolas" w:eastAsia="Consolas" w:cs="Consolas"/>
+          <w:color w:val="000000"/>
+          <w:sz w:val="20"/>
+          <w:szCs w:val="20"/>
+          <w:shd w:val="clear" w:fill="FFFFFF"/>
+        </w:rPr>
+        <w:t xml:space="preserve"> ObjectId </w:t>
+      </w:r>
+      <w:r>
+        <w:rPr>
+          <w:rFonts w:hint="default" w:ascii="Consolas" w:hAnsi="Consolas" w:eastAsia="Consolas" w:cs="Consolas"/>
+          <w:color w:val="6A3E3E"/>
+          <w:sz w:val="20"/>
+          <w:szCs w:val="20"/>
+          <w:shd w:val="clear" w:fill="FFFFFF"/>
+        </w:rPr>
+        <w:t>myId</w:t>
+      </w:r>
+      <w:r>
+        <w:rPr>
+          <w:rFonts w:hint="default" w:ascii="Consolas" w:hAnsi="Consolas" w:eastAsia="Consolas" w:cs="Consolas"/>
+          <w:color w:val="000000"/>
+          <w:sz w:val="20"/>
+          <w:szCs w:val="20"/>
+          <w:shd w:val="clear" w:fill="FFFFFF"/>
+        </w:rPr>
+        <w:t>) {</w:t>
+      </w:r>
+    </w:p>
+    <w:p>
+      <w:pPr>
+        <w:pStyle w:val="5"/>
+        <w:keepNext w:val="0"/>
+        <w:keepLines w:val="0"/>
+        <w:widowControl/>
+        <w:suppressLineNumbers w:val="0"/>
+        <w:spacing w:before="0" w:beforeAutospacing="0" w:after="0" w:afterAutospacing="0"/>
+        <w:ind w:left="0" w:right="0" w:firstLine="300" w:firstLineChars="150"/>
+      </w:pPr>
+      <w:r>
+        <w:rPr>
+          <w:rFonts w:hint="default" w:ascii="Consolas" w:hAnsi="Consolas" w:eastAsia="Consolas" w:cs="Consolas"/>
+          <w:color w:val="000000"/>
+          <w:sz w:val="20"/>
+          <w:szCs w:val="20"/>
+          <w:shd w:val="clear" w:fill="FFFFFF"/>
+        </w:rPr>
+        <w:t xml:space="preserve">Authentication </w:t>
+      </w:r>
+      <w:r>
+        <w:rPr>
+          <w:rFonts w:hint="default" w:ascii="Consolas" w:hAnsi="Consolas" w:eastAsia="Consolas" w:cs="Consolas"/>
+          <w:color w:val="6A3E3E"/>
+          <w:sz w:val="20"/>
+          <w:szCs w:val="20"/>
+          <w:shd w:val="clear" w:fill="FFFFFF"/>
+        </w:rPr>
+        <w:t>authentication</w:t>
+      </w:r>
+      <w:r>
+        <w:rPr>
+          <w:rFonts w:hint="default" w:ascii="Consolas" w:hAnsi="Consolas" w:eastAsia="Consolas" w:cs="Consolas"/>
+          <w:color w:val="000000"/>
+          <w:sz w:val="20"/>
+          <w:szCs w:val="20"/>
+          <w:shd w:val="clear" w:fill="FFFFFF"/>
+        </w:rPr>
+        <w:t>=SecurityContextHolder.</w:t>
+      </w:r>
+      <w:r>
+        <w:rPr>
+          <w:rFonts w:hint="default" w:ascii="Consolas" w:hAnsi="Consolas" w:eastAsia="Consolas" w:cs="Consolas"/>
+          <w:i/>
+          <w:iCs/>
+          <w:color w:val="000000"/>
+          <w:sz w:val="20"/>
+          <w:szCs w:val="20"/>
+          <w:shd w:val="clear" w:fill="FFFFFF"/>
+        </w:rPr>
+        <w:t>getContext</w:t>
+      </w:r>
+      <w:r>
+        <w:rPr>
+          <w:rFonts w:hint="default" w:ascii="Consolas" w:hAnsi="Consolas" w:eastAsia="Consolas" w:cs="Consolas"/>
+          <w:color w:val="000000"/>
+          <w:sz w:val="20"/>
+          <w:szCs w:val="20"/>
+          <w:shd w:val="clear" w:fill="FFFFFF"/>
+        </w:rPr>
+        <w:t>().getAuthentication();</w:t>
+      </w:r>
+    </w:p>
+    <w:p>
+      <w:pPr>
+        <w:pStyle w:val="5"/>
+        <w:keepNext w:val="0"/>
+        <w:keepLines w:val="0"/>
+        <w:widowControl/>
+        <w:suppressLineNumbers w:val="0"/>
+        <w:spacing w:before="0" w:beforeAutospacing="0" w:after="0" w:afterAutospacing="0"/>
+        <w:ind w:left="0" w:right="0" w:firstLine="300" w:firstLineChars="150"/>
+      </w:pPr>
+      <w:r>
+        <w:rPr>
+          <w:rFonts w:hint="default" w:ascii="Consolas" w:hAnsi="Consolas" w:eastAsia="Consolas" w:cs="Consolas"/>
+          <w:color w:val="000000"/>
+          <w:sz w:val="20"/>
+          <w:szCs w:val="20"/>
+          <w:shd w:val="clear" w:fill="FFFFFF"/>
+        </w:rPr>
+        <w:t xml:space="preserve">String </w:t>
+      </w:r>
+      <w:r>
+        <w:rPr>
+          <w:rFonts w:hint="default" w:ascii="Consolas" w:hAnsi="Consolas" w:eastAsia="Consolas" w:cs="Consolas"/>
+          <w:color w:val="6A3E3E"/>
+          <w:sz w:val="20"/>
+          <w:szCs w:val="20"/>
+          <w:shd w:val="clear" w:fill="FFFFFF"/>
+        </w:rPr>
+        <w:t>username</w:t>
+      </w:r>
+      <w:r>
+        <w:rPr>
+          <w:rFonts w:hint="default" w:ascii="Consolas" w:hAnsi="Consolas" w:eastAsia="Consolas" w:cs="Consolas"/>
+          <w:color w:val="000000"/>
+          <w:sz w:val="20"/>
+          <w:szCs w:val="20"/>
+          <w:shd w:val="clear" w:fill="FFFFFF"/>
+        </w:rPr>
+        <w:t>=</w:t>
+      </w:r>
+      <w:r>
+        <w:rPr>
+          <w:rFonts w:hint="default" w:ascii="Consolas" w:hAnsi="Consolas" w:eastAsia="Consolas" w:cs="Consolas"/>
+          <w:color w:val="6A3E3E"/>
+          <w:sz w:val="20"/>
+          <w:szCs w:val="20"/>
+          <w:shd w:val="clear" w:fill="FFFFFF"/>
+        </w:rPr>
+        <w:t>authentication</w:t>
+      </w:r>
+      <w:r>
+        <w:rPr>
+          <w:rFonts w:hint="default" w:ascii="Consolas" w:hAnsi="Consolas" w:eastAsia="Consolas" w:cs="Consolas"/>
+          <w:color w:val="000000"/>
+          <w:sz w:val="20"/>
+          <w:szCs w:val="20"/>
+          <w:shd w:val="clear" w:fill="FFFFFF"/>
+        </w:rPr>
+        <w:t>.getName();</w:t>
+      </w:r>
+    </w:p>
+    <w:p>
+      <w:pPr>
+        <w:pStyle w:val="5"/>
+        <w:keepNext w:val="0"/>
+        <w:keepLines w:val="0"/>
+        <w:widowControl/>
+        <w:suppressLineNumbers w:val="0"/>
+        <w:spacing w:before="0" w:beforeAutospacing="0" w:after="0" w:afterAutospacing="0"/>
+        <w:ind w:left="0" w:right="0" w:firstLine="300" w:firstLineChars="150"/>
+      </w:pPr>
+      <w:r>
+        <w:rPr>
+          <w:rFonts w:hint="default" w:ascii="Consolas" w:hAnsi="Consolas" w:eastAsia="Consolas" w:cs="Consolas"/>
+          <w:b/>
+          <w:bCs/>
+          <w:color w:val="7F0055"/>
+          <w:sz w:val="20"/>
+          <w:szCs w:val="20"/>
+          <w:shd w:val="clear" w:fill="FFFFFF"/>
+        </w:rPr>
+        <w:t>boolean</w:t>
+      </w:r>
+      <w:r>
+        <w:rPr>
+          <w:rFonts w:hint="default" w:ascii="Consolas" w:hAnsi="Consolas" w:eastAsia="Consolas" w:cs="Consolas"/>
+          <w:color w:val="000000"/>
+          <w:sz w:val="20"/>
+          <w:szCs w:val="20"/>
+          <w:shd w:val="clear" w:fill="FFFFFF"/>
+        </w:rPr>
+        <w:t xml:space="preserve"> </w:t>
+      </w:r>
+      <w:r>
+        <w:rPr>
+          <w:rFonts w:hint="default" w:ascii="Consolas" w:hAnsi="Consolas" w:eastAsia="Consolas" w:cs="Consolas"/>
+          <w:color w:val="6A3E3E"/>
+          <w:sz w:val="20"/>
+          <w:szCs w:val="20"/>
+          <w:shd w:val="clear" w:fill="FFFFFF"/>
+        </w:rPr>
+        <w:t>removed</w:t>
+      </w:r>
+      <w:r>
+        <w:rPr>
+          <w:rFonts w:hint="default" w:ascii="Consolas" w:hAnsi="Consolas" w:eastAsia="Consolas" w:cs="Consolas"/>
+          <w:color w:val="000000"/>
+          <w:sz w:val="20"/>
+          <w:szCs w:val="20"/>
+          <w:shd w:val="clear" w:fill="FFFFFF"/>
+        </w:rPr>
+        <w:t>=</w:t>
+      </w:r>
+      <w:r>
+        <w:rPr>
+          <w:rFonts w:hint="default" w:ascii="Consolas" w:hAnsi="Consolas" w:eastAsia="Consolas" w:cs="Consolas"/>
+          <w:color w:val="0000C0"/>
+          <w:sz w:val="20"/>
+          <w:szCs w:val="20"/>
+          <w:shd w:val="clear" w:fill="FFFFFF"/>
+        </w:rPr>
+        <w:t>journalEntryService</w:t>
+      </w:r>
+      <w:r>
+        <w:rPr>
+          <w:rFonts w:hint="default" w:ascii="Consolas" w:hAnsi="Consolas" w:eastAsia="Consolas" w:cs="Consolas"/>
+          <w:color w:val="000000"/>
+          <w:sz w:val="20"/>
+          <w:szCs w:val="20"/>
+          <w:shd w:val="clear" w:fill="FFFFFF"/>
+        </w:rPr>
+        <w:t>.deleteById(</w:t>
+      </w:r>
+      <w:r>
+        <w:rPr>
+          <w:rFonts w:hint="default" w:ascii="Consolas" w:hAnsi="Consolas" w:eastAsia="Consolas" w:cs="Consolas"/>
+          <w:color w:val="6A3E3E"/>
+          <w:sz w:val="20"/>
+          <w:szCs w:val="20"/>
+          <w:shd w:val="clear" w:fill="FFFFFF"/>
+        </w:rPr>
+        <w:t>myId</w:t>
+      </w:r>
+      <w:r>
+        <w:rPr>
+          <w:rFonts w:hint="default" w:ascii="Consolas" w:hAnsi="Consolas" w:eastAsia="Consolas" w:cs="Consolas"/>
+          <w:color w:val="000000"/>
+          <w:sz w:val="20"/>
+          <w:szCs w:val="20"/>
+          <w:shd w:val="clear" w:fill="FFFFFF"/>
+        </w:rPr>
+        <w:t>,</w:t>
+      </w:r>
+      <w:r>
+        <w:rPr>
+          <w:rFonts w:hint="default" w:ascii="Consolas" w:hAnsi="Consolas" w:eastAsia="Consolas" w:cs="Consolas"/>
+          <w:color w:val="6A3E3E"/>
+          <w:sz w:val="20"/>
+          <w:szCs w:val="20"/>
+          <w:shd w:val="clear" w:fill="FFFFFF"/>
+        </w:rPr>
+        <w:t>username</w:t>
+      </w:r>
+      <w:r>
+        <w:rPr>
+          <w:rFonts w:hint="default" w:ascii="Consolas" w:hAnsi="Consolas" w:eastAsia="Consolas" w:cs="Consolas"/>
+          <w:color w:val="000000"/>
+          <w:sz w:val="20"/>
+          <w:szCs w:val="20"/>
+          <w:shd w:val="clear" w:fill="FFFFFF"/>
+        </w:rPr>
+        <w:t>);</w:t>
+      </w:r>
+    </w:p>
+    <w:p>
+      <w:pPr>
+        <w:pStyle w:val="5"/>
+        <w:keepNext w:val="0"/>
+        <w:keepLines w:val="0"/>
+        <w:widowControl/>
+        <w:suppressLineNumbers w:val="0"/>
+        <w:spacing w:before="0" w:beforeAutospacing="0" w:after="0" w:afterAutospacing="0"/>
+        <w:ind w:left="0" w:right="0" w:firstLine="300" w:firstLineChars="150"/>
+      </w:pPr>
+      <w:r>
+        <w:rPr>
+          <w:rFonts w:hint="default" w:ascii="Consolas" w:hAnsi="Consolas" w:eastAsia="Consolas" w:cs="Consolas"/>
+          <w:b/>
+          <w:bCs/>
+          <w:color w:val="7F0055"/>
+          <w:sz w:val="20"/>
+          <w:szCs w:val="20"/>
+          <w:shd w:val="clear" w:fill="FFFFFF"/>
+        </w:rPr>
+        <w:t>if</w:t>
+      </w:r>
+      <w:r>
+        <w:rPr>
+          <w:rFonts w:hint="default" w:ascii="Consolas" w:hAnsi="Consolas" w:eastAsia="Consolas" w:cs="Consolas"/>
+          <w:color w:val="000000"/>
+          <w:sz w:val="20"/>
+          <w:szCs w:val="20"/>
+          <w:shd w:val="clear" w:fill="FFFFFF"/>
+        </w:rPr>
+        <w:t>(</w:t>
+      </w:r>
+      <w:r>
+        <w:rPr>
+          <w:rFonts w:hint="default" w:ascii="Consolas" w:hAnsi="Consolas" w:eastAsia="Consolas" w:cs="Consolas"/>
+          <w:color w:val="6A3E3E"/>
+          <w:sz w:val="20"/>
+          <w:szCs w:val="20"/>
+          <w:shd w:val="clear" w:fill="FFFFFF"/>
+        </w:rPr>
+        <w:t>removed</w:t>
+      </w:r>
+      <w:r>
+        <w:rPr>
+          <w:rFonts w:hint="default" w:ascii="Consolas" w:hAnsi="Consolas" w:eastAsia="Consolas" w:cs="Consolas"/>
+          <w:color w:val="000000"/>
+          <w:sz w:val="20"/>
+          <w:szCs w:val="20"/>
+          <w:shd w:val="clear" w:fill="FFFFFF"/>
+        </w:rPr>
+        <w:t>) {</w:t>
+      </w:r>
+    </w:p>
+    <w:p>
+      <w:pPr>
+        <w:pStyle w:val="5"/>
+        <w:keepNext w:val="0"/>
+        <w:keepLines w:val="0"/>
+        <w:widowControl/>
+        <w:suppressLineNumbers w:val="0"/>
+        <w:spacing w:before="0" w:beforeAutospacing="0" w:after="0" w:afterAutospacing="0"/>
+        <w:ind w:left="0" w:right="0" w:firstLine="600" w:firstLineChars="300"/>
+      </w:pPr>
+      <w:r>
+        <w:rPr>
+          <w:rFonts w:hint="default" w:ascii="Consolas" w:hAnsi="Consolas" w:eastAsia="Consolas" w:cs="Consolas"/>
+          <w:b/>
+          <w:bCs/>
+          <w:color w:val="7F0055"/>
+          <w:sz w:val="20"/>
+          <w:szCs w:val="20"/>
+          <w:shd w:val="clear" w:fill="FFFFFF"/>
+        </w:rPr>
+        <w:t>return</w:t>
+      </w:r>
+      <w:r>
+        <w:rPr>
+          <w:rFonts w:hint="default" w:ascii="Consolas" w:hAnsi="Consolas" w:eastAsia="Consolas" w:cs="Consolas"/>
+          <w:color w:val="000000"/>
+          <w:sz w:val="20"/>
+          <w:szCs w:val="20"/>
+          <w:shd w:val="clear" w:fill="FFFFFF"/>
+        </w:rPr>
+        <w:t xml:space="preserve"> </w:t>
+      </w:r>
+      <w:r>
+        <w:rPr>
+          <w:rFonts w:hint="default" w:ascii="Consolas" w:hAnsi="Consolas" w:eastAsia="Consolas" w:cs="Consolas"/>
+          <w:b/>
+          <w:bCs/>
+          <w:color w:val="7F0055"/>
+          <w:sz w:val="20"/>
+          <w:szCs w:val="20"/>
+          <w:shd w:val="clear" w:fill="FFFFFF"/>
+        </w:rPr>
+        <w:t>new</w:t>
+      </w:r>
+      <w:r>
+        <w:rPr>
+          <w:rFonts w:hint="default" w:ascii="Consolas" w:hAnsi="Consolas" w:eastAsia="Consolas" w:cs="Consolas"/>
+          <w:color w:val="000000"/>
+          <w:sz w:val="20"/>
+          <w:szCs w:val="20"/>
+          <w:shd w:val="clear" w:fill="FFFFFF"/>
+        </w:rPr>
+        <w:t xml:space="preserve"> ResponseEntity&lt;&gt;(HttpStatus.</w:t>
+      </w:r>
+      <w:r>
+        <w:rPr>
+          <w:rFonts w:hint="default" w:ascii="Consolas" w:hAnsi="Consolas" w:eastAsia="Consolas" w:cs="Consolas"/>
+          <w:b/>
+          <w:bCs/>
+          <w:i/>
+          <w:iCs/>
+          <w:color w:val="0000C0"/>
+          <w:sz w:val="20"/>
+          <w:szCs w:val="20"/>
+          <w:shd w:val="clear" w:fill="FFFFFF"/>
+        </w:rPr>
+        <w:t>NO_CONTENT</w:t>
+      </w:r>
+      <w:r>
+        <w:rPr>
+          <w:rFonts w:hint="default" w:ascii="Consolas" w:hAnsi="Consolas" w:eastAsia="Consolas" w:cs="Consolas"/>
+          <w:color w:val="000000"/>
+          <w:sz w:val="20"/>
+          <w:szCs w:val="20"/>
+          <w:shd w:val="clear" w:fill="FFFFFF"/>
+        </w:rPr>
+        <w:t>);</w:t>
+      </w:r>
+    </w:p>
+    <w:p>
+      <w:pPr>
+        <w:pStyle w:val="5"/>
+        <w:keepNext w:val="0"/>
+        <w:keepLines w:val="0"/>
+        <w:widowControl/>
+        <w:suppressLineNumbers w:val="0"/>
+        <w:spacing w:before="0" w:beforeAutospacing="0" w:after="0" w:afterAutospacing="0"/>
+        <w:ind w:left="0" w:right="0" w:firstLine="300" w:firstLineChars="150"/>
+      </w:pPr>
+      <w:r>
+        <w:rPr>
+          <w:rFonts w:hint="default" w:ascii="Consolas" w:hAnsi="Consolas" w:eastAsia="Consolas" w:cs="Consolas"/>
+          <w:color w:val="000000"/>
+          <w:sz w:val="20"/>
+          <w:szCs w:val="20"/>
+          <w:shd w:val="clear" w:fill="FFFFFF"/>
+        </w:rPr>
+        <w:t>}</w:t>
+      </w:r>
+    </w:p>
+    <w:p>
+      <w:pPr>
+        <w:pStyle w:val="5"/>
+        <w:keepNext w:val="0"/>
+        <w:keepLines w:val="0"/>
+        <w:widowControl/>
+        <w:suppressLineNumbers w:val="0"/>
+        <w:spacing w:before="0" w:beforeAutospacing="0" w:after="0" w:afterAutospacing="0"/>
+        <w:ind w:left="0" w:right="0" w:firstLine="300" w:firstLineChars="150"/>
+      </w:pPr>
+      <w:r>
+        <w:rPr>
+          <w:rFonts w:hint="default" w:ascii="Consolas" w:hAnsi="Consolas" w:eastAsia="Consolas" w:cs="Consolas"/>
+          <w:b/>
+          <w:bCs/>
+          <w:color w:val="7F0055"/>
+          <w:sz w:val="20"/>
+          <w:szCs w:val="20"/>
+          <w:shd w:val="clear" w:fill="FFFFFF"/>
+        </w:rPr>
+        <w:t>return</w:t>
+      </w:r>
+      <w:r>
+        <w:rPr>
+          <w:rFonts w:hint="default" w:ascii="Consolas" w:hAnsi="Consolas" w:eastAsia="Consolas" w:cs="Consolas"/>
+          <w:color w:val="000000"/>
+          <w:sz w:val="20"/>
+          <w:szCs w:val="20"/>
+          <w:shd w:val="clear" w:fill="FFFFFF"/>
+        </w:rPr>
+        <w:t xml:space="preserve"> </w:t>
+      </w:r>
+      <w:r>
+        <w:rPr>
+          <w:rFonts w:hint="default" w:ascii="Consolas" w:hAnsi="Consolas" w:eastAsia="Consolas" w:cs="Consolas"/>
+          <w:b/>
+          <w:bCs/>
+          <w:color w:val="7F0055"/>
+          <w:sz w:val="20"/>
+          <w:szCs w:val="20"/>
+          <w:shd w:val="clear" w:fill="FFFFFF"/>
+        </w:rPr>
+        <w:t>new</w:t>
+      </w:r>
+      <w:r>
+        <w:rPr>
+          <w:rFonts w:hint="default" w:ascii="Consolas" w:hAnsi="Consolas" w:eastAsia="Consolas" w:cs="Consolas"/>
+          <w:color w:val="000000"/>
+          <w:sz w:val="20"/>
+          <w:szCs w:val="20"/>
+          <w:shd w:val="clear" w:fill="FFFFFF"/>
+        </w:rPr>
+        <w:t xml:space="preserve"> ResponseEntity&lt;&gt;(HttpStatus.</w:t>
+      </w:r>
+      <w:r>
+        <w:rPr>
+          <w:rFonts w:hint="default" w:ascii="Consolas" w:hAnsi="Consolas" w:eastAsia="Consolas" w:cs="Consolas"/>
+          <w:b/>
+          <w:bCs/>
+          <w:i/>
+          <w:iCs/>
+          <w:color w:val="0000C0"/>
+          <w:sz w:val="20"/>
+          <w:szCs w:val="20"/>
+          <w:shd w:val="clear" w:fill="FFFFFF"/>
+        </w:rPr>
+        <w:t>NOT_FOUND</w:t>
+      </w:r>
+      <w:r>
+        <w:rPr>
+          <w:rFonts w:hint="default" w:ascii="Consolas" w:hAnsi="Consolas" w:eastAsia="Consolas" w:cs="Consolas"/>
+          <w:color w:val="000000"/>
+          <w:sz w:val="20"/>
+          <w:szCs w:val="20"/>
+          <w:shd w:val="clear" w:fill="FFFFFF"/>
+        </w:rPr>
+        <w:t>);</w:t>
+      </w:r>
+    </w:p>
+    <w:p>
+      <w:pPr>
+        <w:pStyle w:val="5"/>
+        <w:keepNext w:val="0"/>
+        <w:keepLines w:val="0"/>
+        <w:widowControl/>
+        <w:suppressLineNumbers w:val="0"/>
+        <w:spacing w:before="0" w:beforeAutospacing="0" w:after="0" w:afterAutospacing="0"/>
+        <w:ind w:left="0" w:right="0"/>
+      </w:pPr>
+      <w:r>
+        <w:rPr>
+          <w:rFonts w:hint="default" w:ascii="Consolas" w:hAnsi="Consolas" w:eastAsia="Consolas" w:cs="Consolas"/>
+          <w:color w:val="000000"/>
+          <w:sz w:val="20"/>
+          <w:szCs w:val="20"/>
+          <w:shd w:val="clear" w:fill="FFFFFF"/>
+        </w:rPr>
+        <w:t>}</w:t>
+      </w:r>
+    </w:p>
+    <w:p>
+      <w:pPr>
+        <w:pStyle w:val="5"/>
+        <w:keepNext w:val="0"/>
+        <w:keepLines w:val="0"/>
+        <w:widowControl/>
+        <w:suppressLineNumbers w:val="0"/>
+        <w:spacing w:before="0" w:beforeAutospacing="0" w:after="0" w:afterAutospacing="0"/>
+        <w:ind w:left="0" w:right="0"/>
+      </w:pPr>
+    </w:p>
+    <w:p>
+      <w:pPr>
+        <w:pStyle w:val="5"/>
+        <w:keepNext w:val="0"/>
+        <w:keepLines w:val="0"/>
+        <w:widowControl/>
+        <w:suppressLineNumbers w:val="0"/>
+        <w:spacing w:before="0" w:beforeAutospacing="0" w:after="0" w:afterAutospacing="0"/>
+        <w:ind w:left="0" w:right="0"/>
+      </w:pPr>
+      <w:r>
+        <w:rPr>
+          <w:rFonts w:hint="default" w:ascii="Consolas" w:hAnsi="Consolas" w:eastAsia="Consolas" w:cs="Consolas"/>
+          <w:color w:val="646464"/>
+          <w:sz w:val="20"/>
+          <w:szCs w:val="20"/>
+          <w:shd w:val="clear" w:fill="FFFFFF"/>
+        </w:rPr>
+        <w:t>@PutMapping</w:t>
+      </w:r>
+      <w:r>
+        <w:rPr>
+          <w:rFonts w:hint="default" w:ascii="Consolas" w:hAnsi="Consolas" w:eastAsia="Consolas" w:cs="Consolas"/>
+          <w:color w:val="000000"/>
+          <w:sz w:val="20"/>
+          <w:szCs w:val="20"/>
+          <w:shd w:val="clear" w:fill="FFFFFF"/>
+        </w:rPr>
+        <w:t>(</w:t>
+      </w:r>
+      <w:r>
+        <w:rPr>
+          <w:rFonts w:hint="default" w:ascii="Consolas" w:hAnsi="Consolas" w:eastAsia="Consolas" w:cs="Consolas"/>
+          <w:color w:val="2A00FF"/>
+          <w:sz w:val="20"/>
+          <w:szCs w:val="20"/>
+          <w:shd w:val="clear" w:fill="FFFFFF"/>
+        </w:rPr>
+        <w:t>"{id}"</w:t>
+      </w:r>
+      <w:r>
+        <w:rPr>
+          <w:rFonts w:hint="default" w:ascii="Consolas" w:hAnsi="Consolas" w:eastAsia="Consolas" w:cs="Consolas"/>
+          <w:color w:val="000000"/>
+          <w:sz w:val="20"/>
+          <w:szCs w:val="20"/>
+          <w:shd w:val="clear" w:fill="FFFFFF"/>
+        </w:rPr>
+        <w:t>)</w:t>
+      </w:r>
+    </w:p>
+    <w:p>
+      <w:pPr>
+        <w:pStyle w:val="5"/>
+        <w:keepNext w:val="0"/>
+        <w:keepLines w:val="0"/>
+        <w:widowControl/>
+        <w:suppressLineNumbers w:val="0"/>
+        <w:spacing w:before="0" w:beforeAutospacing="0" w:after="0" w:afterAutospacing="0"/>
+        <w:ind w:left="0" w:right="0"/>
+      </w:pPr>
+      <w:r>
+        <w:rPr>
+          <w:rFonts w:hint="default" w:ascii="Consolas" w:hAnsi="Consolas" w:eastAsia="Consolas" w:cs="Consolas"/>
+          <w:b/>
+          <w:bCs/>
+          <w:color w:val="7F0055"/>
+          <w:sz w:val="20"/>
+          <w:szCs w:val="20"/>
+          <w:shd w:val="clear" w:fill="FFFFFF"/>
+        </w:rPr>
+        <w:t>public</w:t>
+      </w:r>
+      <w:r>
+        <w:rPr>
+          <w:rFonts w:hint="default" w:ascii="Consolas" w:hAnsi="Consolas" w:eastAsia="Consolas" w:cs="Consolas"/>
+          <w:color w:val="000000"/>
+          <w:sz w:val="20"/>
+          <w:szCs w:val="20"/>
+          <w:shd w:val="clear" w:fill="FFFFFF"/>
+        </w:rPr>
+        <w:t xml:space="preserve"> ResponseEntity&lt;JournalEntry&gt; updateJournalEntryById(</w:t>
+      </w:r>
+      <w:r>
+        <w:rPr>
+          <w:rFonts w:hint="default" w:ascii="Consolas" w:hAnsi="Consolas" w:eastAsia="Consolas" w:cs="Consolas"/>
+          <w:color w:val="646464"/>
+          <w:sz w:val="20"/>
+          <w:szCs w:val="20"/>
+          <w:shd w:val="clear" w:fill="FFFFFF"/>
+        </w:rPr>
+        <w:t>@PathVariable</w:t>
+      </w:r>
+      <w:r>
+        <w:rPr>
+          <w:rFonts w:hint="default" w:ascii="Consolas" w:hAnsi="Consolas" w:eastAsia="Consolas" w:cs="Consolas"/>
+          <w:color w:val="000000"/>
+          <w:sz w:val="20"/>
+          <w:szCs w:val="20"/>
+          <w:shd w:val="clear" w:fill="FFFFFF"/>
+        </w:rPr>
+        <w:t xml:space="preserve"> ObjectId </w:t>
+      </w:r>
+      <w:r>
+        <w:rPr>
+          <w:rFonts w:hint="default" w:ascii="Consolas" w:hAnsi="Consolas" w:eastAsia="Consolas" w:cs="Consolas"/>
+          <w:color w:val="6A3E3E"/>
+          <w:sz w:val="20"/>
+          <w:szCs w:val="20"/>
+          <w:shd w:val="clear" w:fill="FFFFFF"/>
+        </w:rPr>
+        <w:t>id</w:t>
+      </w:r>
+      <w:r>
+        <w:rPr>
+          <w:rFonts w:hint="default" w:ascii="Consolas" w:hAnsi="Consolas" w:eastAsia="Consolas" w:cs="Consolas"/>
+          <w:color w:val="000000"/>
+          <w:sz w:val="20"/>
+          <w:szCs w:val="20"/>
+          <w:shd w:val="clear" w:fill="FFFFFF"/>
+        </w:rPr>
+        <w:t>,</w:t>
+      </w:r>
+    </w:p>
+    <w:p>
+      <w:pPr>
+        <w:pStyle w:val="5"/>
+        <w:keepNext w:val="0"/>
+        <w:keepLines w:val="0"/>
+        <w:widowControl/>
+        <w:suppressLineNumbers w:val="0"/>
+        <w:spacing w:before="0" w:beforeAutospacing="0" w:after="0" w:afterAutospacing="0"/>
+        <w:ind w:left="0" w:right="0" w:firstLine="5200" w:firstLineChars="2600"/>
+      </w:pPr>
+      <w:r>
+        <w:rPr>
+          <w:rFonts w:hint="default" w:ascii="Consolas" w:hAnsi="Consolas" w:eastAsia="Consolas" w:cs="Consolas"/>
+          <w:color w:val="646464"/>
+          <w:sz w:val="20"/>
+          <w:szCs w:val="20"/>
+          <w:shd w:val="clear" w:fill="FFFFFF"/>
+        </w:rPr>
+        <w:t>@RequestBody</w:t>
+      </w:r>
+      <w:r>
+        <w:rPr>
+          <w:rFonts w:hint="default" w:ascii="Consolas" w:hAnsi="Consolas" w:eastAsia="Consolas" w:cs="Consolas"/>
+          <w:color w:val="000000"/>
+          <w:sz w:val="20"/>
+          <w:szCs w:val="20"/>
+          <w:shd w:val="clear" w:fill="FFFFFF"/>
+        </w:rPr>
+        <w:t xml:space="preserve"> JournalEntry </w:t>
+      </w:r>
+      <w:r>
+        <w:rPr>
+          <w:rFonts w:hint="default" w:ascii="Consolas" w:hAnsi="Consolas" w:eastAsia="Consolas" w:cs="Consolas"/>
+          <w:color w:val="6A3E3E"/>
+          <w:sz w:val="20"/>
+          <w:szCs w:val="20"/>
+          <w:shd w:val="clear" w:fill="FFFFFF"/>
+        </w:rPr>
+        <w:t>newEntry</w:t>
+      </w:r>
+      <w:r>
+        <w:rPr>
+          <w:rFonts w:hint="default" w:ascii="Consolas" w:hAnsi="Consolas" w:eastAsia="Consolas" w:cs="Consolas"/>
+          <w:color w:val="000000"/>
+          <w:sz w:val="20"/>
+          <w:szCs w:val="20"/>
+          <w:shd w:val="clear" w:fill="FFFFFF"/>
+        </w:rPr>
+        <w:t>) {</w:t>
+      </w:r>
+    </w:p>
+    <w:p>
+      <w:pPr>
+        <w:pStyle w:val="5"/>
+        <w:keepNext w:val="0"/>
+        <w:keepLines w:val="0"/>
+        <w:widowControl/>
+        <w:suppressLineNumbers w:val="0"/>
+        <w:spacing w:before="0" w:beforeAutospacing="0" w:after="0" w:afterAutospacing="0"/>
+        <w:ind w:left="0" w:right="0" w:firstLine="300" w:firstLineChars="150"/>
+      </w:pPr>
+      <w:r>
+        <w:rPr>
+          <w:rFonts w:hint="default" w:ascii="Consolas" w:hAnsi="Consolas" w:eastAsia="Consolas" w:cs="Consolas"/>
+          <w:color w:val="000000"/>
+          <w:sz w:val="20"/>
+          <w:szCs w:val="20"/>
+          <w:shd w:val="clear" w:fill="FFFFFF"/>
+        </w:rPr>
+        <w:t xml:space="preserve">Authentication </w:t>
+      </w:r>
+      <w:r>
+        <w:rPr>
+          <w:rFonts w:hint="default" w:ascii="Consolas" w:hAnsi="Consolas" w:eastAsia="Consolas" w:cs="Consolas"/>
+          <w:color w:val="6A3E3E"/>
+          <w:sz w:val="20"/>
+          <w:szCs w:val="20"/>
+          <w:shd w:val="clear" w:fill="FFFFFF"/>
+        </w:rPr>
+        <w:t>authentication</w:t>
+      </w:r>
+      <w:r>
+        <w:rPr>
+          <w:rFonts w:hint="default" w:ascii="Consolas" w:hAnsi="Consolas" w:eastAsia="Consolas" w:cs="Consolas"/>
+          <w:color w:val="000000"/>
+          <w:sz w:val="20"/>
+          <w:szCs w:val="20"/>
+          <w:shd w:val="clear" w:fill="FFFFFF"/>
+        </w:rPr>
+        <w:t>=SecurityContextHolder.</w:t>
+      </w:r>
+      <w:r>
+        <w:rPr>
+          <w:rFonts w:hint="default" w:ascii="Consolas" w:hAnsi="Consolas" w:eastAsia="Consolas" w:cs="Consolas"/>
+          <w:i/>
+          <w:iCs/>
+          <w:color w:val="000000"/>
+          <w:sz w:val="20"/>
+          <w:szCs w:val="20"/>
+          <w:shd w:val="clear" w:fill="FFFFFF"/>
+        </w:rPr>
+        <w:t>getContext</w:t>
+      </w:r>
+      <w:r>
+        <w:rPr>
+          <w:rFonts w:hint="default" w:ascii="Consolas" w:hAnsi="Consolas" w:eastAsia="Consolas" w:cs="Consolas"/>
+          <w:color w:val="000000"/>
+          <w:sz w:val="20"/>
+          <w:szCs w:val="20"/>
+          <w:shd w:val="clear" w:fill="FFFFFF"/>
+        </w:rPr>
+        <w:t>().getAuthentication();</w:t>
+      </w:r>
+    </w:p>
+    <w:p>
+      <w:pPr>
+        <w:pStyle w:val="5"/>
+        <w:keepNext w:val="0"/>
+        <w:keepLines w:val="0"/>
+        <w:widowControl/>
+        <w:suppressLineNumbers w:val="0"/>
+        <w:spacing w:before="0" w:beforeAutospacing="0" w:after="0" w:afterAutospacing="0"/>
+        <w:ind w:left="0" w:right="0" w:firstLine="300" w:firstLineChars="150"/>
+      </w:pPr>
+      <w:r>
+        <w:rPr>
+          <w:rFonts w:hint="default" w:ascii="Consolas" w:hAnsi="Consolas" w:eastAsia="Consolas" w:cs="Consolas"/>
+          <w:color w:val="000000"/>
+          <w:sz w:val="20"/>
+          <w:szCs w:val="20"/>
+          <w:shd w:val="clear" w:fill="FFFFFF"/>
+        </w:rPr>
+        <w:t xml:space="preserve">String </w:t>
+      </w:r>
+      <w:r>
+        <w:rPr>
+          <w:rFonts w:hint="default" w:ascii="Consolas" w:hAnsi="Consolas" w:eastAsia="Consolas" w:cs="Consolas"/>
+          <w:color w:val="6A3E3E"/>
+          <w:sz w:val="20"/>
+          <w:szCs w:val="20"/>
+          <w:shd w:val="clear" w:fill="FFFFFF"/>
+        </w:rPr>
+        <w:t>username</w:t>
+      </w:r>
+      <w:r>
+        <w:rPr>
+          <w:rFonts w:hint="default" w:ascii="Consolas" w:hAnsi="Consolas" w:eastAsia="Consolas" w:cs="Consolas"/>
+          <w:color w:val="000000"/>
+          <w:sz w:val="20"/>
+          <w:szCs w:val="20"/>
+          <w:shd w:val="clear" w:fill="FFFFFF"/>
+        </w:rPr>
+        <w:t>=</w:t>
+      </w:r>
+      <w:r>
+        <w:rPr>
+          <w:rFonts w:hint="default" w:ascii="Consolas" w:hAnsi="Consolas" w:eastAsia="Consolas" w:cs="Consolas"/>
+          <w:color w:val="6A3E3E"/>
+          <w:sz w:val="20"/>
+          <w:szCs w:val="20"/>
+          <w:shd w:val="clear" w:fill="FFFFFF"/>
+        </w:rPr>
+        <w:t>authentication</w:t>
+      </w:r>
+      <w:r>
+        <w:rPr>
+          <w:rFonts w:hint="default" w:ascii="Consolas" w:hAnsi="Consolas" w:eastAsia="Consolas" w:cs="Consolas"/>
+          <w:color w:val="000000"/>
+          <w:sz w:val="20"/>
+          <w:szCs w:val="20"/>
+          <w:shd w:val="clear" w:fill="FFFFFF"/>
+        </w:rPr>
+        <w:t>.getName();</w:t>
+      </w:r>
+    </w:p>
+    <w:p>
+      <w:pPr>
+        <w:pStyle w:val="5"/>
+        <w:keepNext w:val="0"/>
+        <w:keepLines w:val="0"/>
+        <w:widowControl/>
+        <w:suppressLineNumbers w:val="0"/>
+        <w:spacing w:before="0" w:beforeAutospacing="0" w:after="0" w:afterAutospacing="0"/>
+        <w:ind w:left="0" w:right="0" w:firstLine="300" w:firstLineChars="150"/>
+      </w:pPr>
+      <w:r>
+        <w:rPr>
+          <w:rFonts w:hint="default" w:ascii="Consolas" w:hAnsi="Consolas" w:eastAsia="Consolas" w:cs="Consolas"/>
+          <w:color w:val="000000"/>
+          <w:sz w:val="20"/>
+          <w:szCs w:val="20"/>
+          <w:shd w:val="clear" w:fill="FFFFFF"/>
+        </w:rPr>
+        <w:t xml:space="preserve">JournalEntry </w:t>
+      </w:r>
+      <w:r>
+        <w:rPr>
+          <w:rFonts w:hint="default" w:ascii="Consolas" w:hAnsi="Consolas" w:eastAsia="Consolas" w:cs="Consolas"/>
+          <w:color w:val="6A3E3E"/>
+          <w:sz w:val="20"/>
+          <w:szCs w:val="20"/>
+          <w:shd w:val="clear" w:fill="FFFFFF"/>
+        </w:rPr>
+        <w:t>oldEntry</w:t>
+      </w:r>
+      <w:r>
+        <w:rPr>
+          <w:rFonts w:hint="default" w:ascii="Consolas" w:hAnsi="Consolas" w:eastAsia="Consolas" w:cs="Consolas"/>
+          <w:color w:val="000000"/>
+          <w:sz w:val="20"/>
+          <w:szCs w:val="20"/>
+          <w:shd w:val="clear" w:fill="FFFFFF"/>
+        </w:rPr>
+        <w:t xml:space="preserve"> = </w:t>
+      </w:r>
+      <w:r>
+        <w:rPr>
+          <w:rFonts w:hint="default" w:ascii="Consolas" w:hAnsi="Consolas" w:eastAsia="Consolas" w:cs="Consolas"/>
+          <w:color w:val="0000C0"/>
+          <w:sz w:val="20"/>
+          <w:szCs w:val="20"/>
+          <w:shd w:val="clear" w:fill="FFFFFF"/>
+        </w:rPr>
+        <w:t>journalEntryService</w:t>
+      </w:r>
+      <w:r>
+        <w:rPr>
+          <w:rFonts w:hint="default" w:ascii="Consolas" w:hAnsi="Consolas" w:eastAsia="Consolas" w:cs="Consolas"/>
+          <w:color w:val="000000"/>
+          <w:sz w:val="20"/>
+          <w:szCs w:val="20"/>
+          <w:shd w:val="clear" w:fill="FFFFFF"/>
+        </w:rPr>
+        <w:t>.findById(</w:t>
+      </w:r>
+      <w:r>
+        <w:rPr>
+          <w:rFonts w:hint="default" w:ascii="Consolas" w:hAnsi="Consolas" w:eastAsia="Consolas" w:cs="Consolas"/>
+          <w:color w:val="6A3E3E"/>
+          <w:sz w:val="20"/>
+          <w:szCs w:val="20"/>
+          <w:shd w:val="clear" w:fill="FFFFFF"/>
+        </w:rPr>
+        <w:t>id</w:t>
+      </w:r>
+      <w:r>
+        <w:rPr>
+          <w:rFonts w:hint="default" w:ascii="Consolas" w:hAnsi="Consolas" w:eastAsia="Consolas" w:cs="Consolas"/>
+          <w:color w:val="000000"/>
+          <w:sz w:val="20"/>
+          <w:szCs w:val="20"/>
+          <w:shd w:val="clear" w:fill="FFFFFF"/>
+        </w:rPr>
+        <w:t>,</w:t>
+      </w:r>
+      <w:r>
+        <w:rPr>
+          <w:rFonts w:hint="default" w:ascii="Consolas" w:hAnsi="Consolas" w:eastAsia="Consolas" w:cs="Consolas"/>
+          <w:color w:val="6A3E3E"/>
+          <w:sz w:val="20"/>
+          <w:szCs w:val="20"/>
+          <w:shd w:val="clear" w:fill="FFFFFF"/>
+        </w:rPr>
+        <w:t>username</w:t>
+      </w:r>
+      <w:r>
+        <w:rPr>
+          <w:rFonts w:hint="default" w:ascii="Consolas" w:hAnsi="Consolas" w:eastAsia="Consolas" w:cs="Consolas"/>
+          <w:color w:val="000000"/>
+          <w:sz w:val="20"/>
+          <w:szCs w:val="20"/>
+          <w:shd w:val="clear" w:fill="FFFFFF"/>
+        </w:rPr>
+        <w:t>).orElse(</w:t>
+      </w:r>
+      <w:r>
+        <w:rPr>
+          <w:rFonts w:hint="default" w:ascii="Consolas" w:hAnsi="Consolas" w:eastAsia="Consolas" w:cs="Consolas"/>
+          <w:b/>
+          <w:bCs/>
+          <w:color w:val="7F0055"/>
+          <w:sz w:val="20"/>
+          <w:szCs w:val="20"/>
+          <w:shd w:val="clear" w:fill="FFFFFF"/>
+        </w:rPr>
+        <w:t>null</w:t>
+      </w:r>
+      <w:r>
+        <w:rPr>
+          <w:rFonts w:hint="default" w:ascii="Consolas" w:hAnsi="Consolas" w:eastAsia="Consolas" w:cs="Consolas"/>
+          <w:color w:val="000000"/>
+          <w:sz w:val="20"/>
+          <w:szCs w:val="20"/>
+          <w:shd w:val="clear" w:fill="FFFFFF"/>
+        </w:rPr>
+        <w:t>);</w:t>
+      </w:r>
+    </w:p>
+    <w:p>
+      <w:pPr>
+        <w:pStyle w:val="5"/>
+        <w:keepNext w:val="0"/>
+        <w:keepLines w:val="0"/>
+        <w:widowControl/>
+        <w:suppressLineNumbers w:val="0"/>
+        <w:spacing w:before="0" w:beforeAutospacing="0" w:after="0" w:afterAutospacing="0"/>
+        <w:ind w:left="0" w:right="0" w:firstLine="300" w:firstLineChars="150"/>
+      </w:pPr>
+      <w:r>
+        <w:rPr>
+          <w:rFonts w:hint="default" w:ascii="Consolas" w:hAnsi="Consolas" w:eastAsia="Consolas" w:cs="Consolas"/>
+          <w:b/>
+          <w:bCs/>
+          <w:color w:val="7F0055"/>
+          <w:sz w:val="20"/>
+          <w:szCs w:val="20"/>
+          <w:shd w:val="clear" w:fill="FFFFFF"/>
+        </w:rPr>
+        <w:t>if</w:t>
+      </w:r>
+      <w:r>
+        <w:rPr>
+          <w:rFonts w:hint="default" w:ascii="Consolas" w:hAnsi="Consolas" w:eastAsia="Consolas" w:cs="Consolas"/>
+          <w:color w:val="000000"/>
+          <w:sz w:val="20"/>
+          <w:szCs w:val="20"/>
+          <w:shd w:val="clear" w:fill="FFFFFF"/>
+        </w:rPr>
+        <w:t xml:space="preserve"> (</w:t>
+      </w:r>
+      <w:r>
+        <w:rPr>
+          <w:rFonts w:hint="default" w:ascii="Consolas" w:hAnsi="Consolas" w:eastAsia="Consolas" w:cs="Consolas"/>
+          <w:color w:val="6A3E3E"/>
+          <w:sz w:val="20"/>
+          <w:szCs w:val="20"/>
+          <w:shd w:val="clear" w:fill="FFFFFF"/>
+        </w:rPr>
+        <w:t>oldEntry</w:t>
+      </w:r>
+      <w:r>
+        <w:rPr>
+          <w:rFonts w:hint="default" w:ascii="Consolas" w:hAnsi="Consolas" w:eastAsia="Consolas" w:cs="Consolas"/>
+          <w:color w:val="000000"/>
+          <w:sz w:val="20"/>
+          <w:szCs w:val="20"/>
+          <w:shd w:val="clear" w:fill="FFFFFF"/>
+        </w:rPr>
+        <w:t xml:space="preserve"> != </w:t>
+      </w:r>
+      <w:r>
+        <w:rPr>
+          <w:rFonts w:hint="default" w:ascii="Consolas" w:hAnsi="Consolas" w:eastAsia="Consolas" w:cs="Consolas"/>
+          <w:b/>
+          <w:bCs/>
+          <w:color w:val="7F0055"/>
+          <w:sz w:val="20"/>
+          <w:szCs w:val="20"/>
+          <w:shd w:val="clear" w:fill="FFFFFF"/>
+        </w:rPr>
+        <w:t>null</w:t>
+      </w:r>
+      <w:r>
+        <w:rPr>
+          <w:rFonts w:hint="default" w:ascii="Consolas" w:hAnsi="Consolas" w:eastAsia="Consolas" w:cs="Consolas"/>
+          <w:color w:val="000000"/>
+          <w:sz w:val="20"/>
+          <w:szCs w:val="20"/>
+          <w:shd w:val="clear" w:fill="FFFFFF"/>
+        </w:rPr>
+        <w:t>) {</w:t>
+      </w:r>
+    </w:p>
+    <w:p>
+      <w:pPr>
+        <w:pStyle w:val="5"/>
+        <w:keepNext w:val="0"/>
+        <w:keepLines w:val="0"/>
+        <w:widowControl/>
+        <w:suppressLineNumbers w:val="0"/>
+        <w:spacing w:before="0" w:beforeAutospacing="0" w:after="0" w:afterAutospacing="0"/>
+        <w:ind w:left="800" w:leftChars="400" w:right="0" w:firstLine="0" w:firstLineChars="0"/>
+      </w:pPr>
+      <w:r>
+        <w:rPr>
+          <w:rFonts w:hint="default" w:ascii="Consolas" w:hAnsi="Consolas" w:eastAsia="Consolas" w:cs="Consolas"/>
+          <w:color w:val="6A3E3E"/>
+          <w:sz w:val="20"/>
+          <w:szCs w:val="20"/>
+          <w:shd w:val="clear" w:fill="FFFFFF"/>
+        </w:rPr>
+        <w:t>oldEntry</w:t>
+      </w:r>
+      <w:r>
+        <w:rPr>
+          <w:rFonts w:hint="default" w:ascii="Consolas" w:hAnsi="Consolas" w:eastAsia="Consolas" w:cs="Consolas"/>
+          <w:color w:val="000000"/>
+          <w:sz w:val="20"/>
+          <w:szCs w:val="20"/>
+          <w:shd w:val="clear" w:fill="FFFFFF"/>
+        </w:rPr>
+        <w:t>.setTitle(</w:t>
+      </w:r>
+      <w:r>
+        <w:rPr>
+          <w:rFonts w:hint="default" w:ascii="Consolas" w:hAnsi="Consolas" w:eastAsia="Consolas" w:cs="Consolas"/>
+          <w:color w:val="6A3E3E"/>
+          <w:sz w:val="20"/>
+          <w:szCs w:val="20"/>
+          <w:shd w:val="clear" w:fill="FFFFFF"/>
+        </w:rPr>
+        <w:t>newEntry</w:t>
+      </w:r>
+      <w:r>
+        <w:rPr>
+          <w:rFonts w:hint="default" w:ascii="Consolas" w:hAnsi="Consolas" w:eastAsia="Consolas" w:cs="Consolas"/>
+          <w:color w:val="000000"/>
+          <w:sz w:val="20"/>
+          <w:szCs w:val="20"/>
+          <w:shd w:val="clear" w:fill="FFFFFF"/>
+        </w:rPr>
+        <w:t xml:space="preserve">.getTitle() != </w:t>
+      </w:r>
+      <w:r>
+        <w:rPr>
+          <w:rFonts w:hint="default" w:ascii="Consolas" w:hAnsi="Consolas" w:eastAsia="Consolas" w:cs="Consolas"/>
+          <w:b/>
+          <w:bCs/>
+          <w:color w:val="7F0055"/>
+          <w:sz w:val="20"/>
+          <w:szCs w:val="20"/>
+          <w:shd w:val="clear" w:fill="FFFFFF"/>
+        </w:rPr>
+        <w:t>null</w:t>
+      </w:r>
+      <w:r>
+        <w:rPr>
+          <w:rFonts w:hint="default" w:ascii="Consolas" w:hAnsi="Consolas" w:eastAsia="Consolas" w:cs="Consolas"/>
+          <w:color w:val="000000"/>
+          <w:sz w:val="20"/>
+          <w:szCs w:val="20"/>
+          <w:shd w:val="clear" w:fill="FFFFFF"/>
+        </w:rPr>
+        <w:t xml:space="preserve"> &amp;&amp; !</w:t>
+      </w:r>
+      <w:r>
+        <w:rPr>
+          <w:rFonts w:hint="default" w:ascii="Consolas" w:hAnsi="Consolas" w:eastAsia="Consolas" w:cs="Consolas"/>
+          <w:color w:val="6A3E3E"/>
+          <w:sz w:val="20"/>
+          <w:szCs w:val="20"/>
+          <w:shd w:val="clear" w:fill="FFFFFF"/>
+        </w:rPr>
+        <w:t>newEntry</w:t>
+      </w:r>
+      <w:r>
+        <w:rPr>
+          <w:rFonts w:hint="default" w:ascii="Consolas" w:hAnsi="Consolas" w:eastAsia="Consolas" w:cs="Consolas"/>
+          <w:color w:val="000000"/>
+          <w:sz w:val="20"/>
+          <w:szCs w:val="20"/>
+          <w:shd w:val="clear" w:fill="FFFFFF"/>
+        </w:rPr>
+        <w:t>.getTitle().equals(</w:t>
+      </w:r>
+      <w:r>
+        <w:rPr>
+          <w:rFonts w:hint="default" w:ascii="Consolas" w:hAnsi="Consolas" w:eastAsia="Consolas" w:cs="Consolas"/>
+          <w:color w:val="2A00FF"/>
+          <w:sz w:val="20"/>
+          <w:szCs w:val="20"/>
+          <w:shd w:val="clear" w:fill="FFFFFF"/>
+        </w:rPr>
+        <w:t>""</w:t>
+      </w:r>
+      <w:r>
+        <w:rPr>
+          <w:rFonts w:hint="default" w:ascii="Consolas" w:hAnsi="Consolas" w:eastAsia="Consolas" w:cs="Consolas"/>
+          <w:color w:val="000000"/>
+          <w:sz w:val="20"/>
+          <w:szCs w:val="20"/>
+          <w:shd w:val="clear" w:fill="FFFFFF"/>
+        </w:rPr>
+        <w:t xml:space="preserve">) ? </w:t>
+      </w:r>
+      <w:r>
+        <w:rPr>
+          <w:rFonts w:hint="default" w:ascii="Consolas" w:hAnsi="Consolas" w:eastAsia="Consolas" w:cs="Consolas"/>
+          <w:color w:val="6A3E3E"/>
+          <w:sz w:val="20"/>
+          <w:szCs w:val="20"/>
+          <w:shd w:val="clear" w:fill="FFFFFF"/>
+        </w:rPr>
+        <w:t>newEntry</w:t>
+      </w:r>
+      <w:r>
+        <w:rPr>
+          <w:rFonts w:hint="default" w:ascii="Consolas" w:hAnsi="Consolas" w:eastAsia="Consolas" w:cs="Consolas"/>
+          <w:color w:val="000000"/>
+          <w:sz w:val="20"/>
+          <w:szCs w:val="20"/>
+          <w:shd w:val="clear" w:fill="FFFFFF"/>
+        </w:rPr>
+        <w:t>.getTitle():</w:t>
+      </w:r>
+      <w:r>
+        <w:rPr>
+          <w:rFonts w:hint="default" w:ascii="Consolas" w:hAnsi="Consolas" w:eastAsia="Consolas" w:cs="Consolas"/>
+          <w:color w:val="6A3E3E"/>
+          <w:sz w:val="20"/>
+          <w:szCs w:val="20"/>
+          <w:shd w:val="clear" w:fill="FFFFFF"/>
+        </w:rPr>
+        <w:t>oldEntry</w:t>
+      </w:r>
+      <w:r>
+        <w:rPr>
+          <w:rFonts w:hint="default" w:ascii="Consolas" w:hAnsi="Consolas" w:eastAsia="Consolas" w:cs="Consolas"/>
+          <w:color w:val="000000"/>
+          <w:sz w:val="20"/>
+          <w:szCs w:val="20"/>
+          <w:shd w:val="clear" w:fill="FFFFFF"/>
+        </w:rPr>
+        <w:t>.getTitle());</w:t>
+      </w:r>
+    </w:p>
+    <w:p>
+      <w:pPr>
+        <w:pStyle w:val="5"/>
+        <w:keepNext w:val="0"/>
+        <w:keepLines w:val="0"/>
+        <w:widowControl/>
+        <w:suppressLineNumbers w:val="0"/>
+        <w:spacing w:before="0" w:beforeAutospacing="0" w:after="0" w:afterAutospacing="0"/>
+        <w:ind w:left="800" w:leftChars="400" w:right="0" w:firstLine="0" w:firstLineChars="0"/>
+      </w:pPr>
+      <w:r>
+        <w:rPr>
+          <w:rFonts w:hint="default" w:ascii="Consolas" w:hAnsi="Consolas" w:eastAsia="Consolas" w:cs="Consolas"/>
+          <w:color w:val="6A3E3E"/>
+          <w:sz w:val="20"/>
+          <w:szCs w:val="20"/>
+          <w:shd w:val="clear" w:fill="FFFFFF"/>
+        </w:rPr>
+        <w:t>oldEntry</w:t>
+      </w:r>
+      <w:r>
+        <w:rPr>
+          <w:rFonts w:hint="default" w:ascii="Consolas" w:hAnsi="Consolas" w:eastAsia="Consolas" w:cs="Consolas"/>
+          <w:color w:val="000000"/>
+          <w:sz w:val="20"/>
+          <w:szCs w:val="20"/>
+          <w:shd w:val="clear" w:fill="FFFFFF"/>
+        </w:rPr>
+        <w:t>.setContent(</w:t>
+      </w:r>
+      <w:r>
+        <w:rPr>
+          <w:rFonts w:hint="default" w:ascii="Consolas" w:hAnsi="Consolas" w:eastAsia="Consolas" w:cs="Consolas"/>
+          <w:color w:val="6A3E3E"/>
+          <w:sz w:val="20"/>
+          <w:szCs w:val="20"/>
+          <w:shd w:val="clear" w:fill="FFFFFF"/>
+        </w:rPr>
+        <w:t>newEntry</w:t>
+      </w:r>
+      <w:r>
+        <w:rPr>
+          <w:rFonts w:hint="default" w:ascii="Consolas" w:hAnsi="Consolas" w:eastAsia="Consolas" w:cs="Consolas"/>
+          <w:color w:val="000000"/>
+          <w:sz w:val="20"/>
+          <w:szCs w:val="20"/>
+          <w:shd w:val="clear" w:fill="FFFFFF"/>
+        </w:rPr>
+        <w:t>.getContent()!=</w:t>
+      </w:r>
+      <w:r>
+        <w:rPr>
+          <w:rFonts w:hint="default" w:ascii="Consolas" w:hAnsi="Consolas" w:eastAsia="Consolas" w:cs="Consolas"/>
+          <w:b/>
+          <w:bCs/>
+          <w:color w:val="7F0055"/>
+          <w:sz w:val="20"/>
+          <w:szCs w:val="20"/>
+          <w:shd w:val="clear" w:fill="FFFFFF"/>
+        </w:rPr>
+        <w:t>null</w:t>
+      </w:r>
+      <w:r>
+        <w:rPr>
+          <w:rFonts w:hint="default" w:ascii="Consolas" w:hAnsi="Consolas" w:eastAsia="Consolas" w:cs="Consolas"/>
+          <w:color w:val="000000"/>
+          <w:sz w:val="20"/>
+          <w:szCs w:val="20"/>
+          <w:shd w:val="clear" w:fill="FFFFFF"/>
+        </w:rPr>
+        <w:t>&amp;&amp;!</w:t>
+      </w:r>
+      <w:r>
+        <w:rPr>
+          <w:rFonts w:hint="default" w:ascii="Consolas" w:hAnsi="Consolas" w:eastAsia="Consolas" w:cs="Consolas"/>
+          <w:color w:val="6A3E3E"/>
+          <w:sz w:val="20"/>
+          <w:szCs w:val="20"/>
+          <w:shd w:val="clear" w:fill="FFFFFF"/>
+        </w:rPr>
+        <w:t>newEntry</w:t>
+      </w:r>
+      <w:r>
+        <w:rPr>
+          <w:rFonts w:hint="default" w:ascii="Consolas" w:hAnsi="Consolas" w:eastAsia="Consolas" w:cs="Consolas"/>
+          <w:color w:val="000000"/>
+          <w:sz w:val="20"/>
+          <w:szCs w:val="20"/>
+          <w:shd w:val="clear" w:fill="FFFFFF"/>
+        </w:rPr>
+        <w:t>.getContent().equals(</w:t>
+      </w:r>
+      <w:r>
+        <w:rPr>
+          <w:rFonts w:hint="default" w:ascii="Consolas" w:hAnsi="Consolas" w:eastAsia="Consolas" w:cs="Consolas"/>
+          <w:color w:val="2A00FF"/>
+          <w:sz w:val="20"/>
+          <w:szCs w:val="20"/>
+          <w:shd w:val="clear" w:fill="FFFFFF"/>
+        </w:rPr>
+        <w:t>""</w:t>
+      </w:r>
+      <w:r>
+        <w:rPr>
+          <w:rFonts w:hint="default" w:ascii="Consolas" w:hAnsi="Consolas" w:eastAsia="Consolas" w:cs="Consolas"/>
+          <w:color w:val="000000"/>
+          <w:sz w:val="20"/>
+          <w:szCs w:val="20"/>
+          <w:shd w:val="clear" w:fill="FFFFFF"/>
+        </w:rPr>
+        <w:t>) ?</w:t>
+      </w:r>
+      <w:r>
+        <w:rPr>
+          <w:rFonts w:hint="default" w:ascii="Consolas" w:hAnsi="Consolas" w:eastAsia="Consolas" w:cs="Consolas"/>
+          <w:color w:val="6A3E3E"/>
+          <w:sz w:val="20"/>
+          <w:szCs w:val="20"/>
+          <w:shd w:val="clear" w:fill="FFFFFF"/>
+        </w:rPr>
+        <w:t>newEntry</w:t>
+      </w:r>
+      <w:r>
+        <w:rPr>
+          <w:rFonts w:hint="default" w:ascii="Consolas" w:hAnsi="Consolas" w:eastAsia="Consolas" w:cs="Consolas"/>
+          <w:color w:val="000000"/>
+          <w:sz w:val="20"/>
+          <w:szCs w:val="20"/>
+          <w:shd w:val="clear" w:fill="FFFFFF"/>
+        </w:rPr>
+        <w:t>.getContent():</w:t>
+      </w:r>
+      <w:r>
+        <w:rPr>
+          <w:rFonts w:hint="default" w:ascii="Consolas" w:hAnsi="Consolas" w:eastAsia="Consolas" w:cs="Consolas"/>
+          <w:color w:val="6A3E3E"/>
+          <w:sz w:val="20"/>
+          <w:szCs w:val="20"/>
+          <w:shd w:val="clear" w:fill="FFFFFF"/>
+        </w:rPr>
+        <w:t>oldEntry</w:t>
+      </w:r>
+      <w:r>
+        <w:rPr>
+          <w:rFonts w:hint="default" w:ascii="Consolas" w:hAnsi="Consolas" w:eastAsia="Consolas" w:cs="Consolas"/>
+          <w:color w:val="000000"/>
+          <w:sz w:val="20"/>
+          <w:szCs w:val="20"/>
+          <w:shd w:val="clear" w:fill="FFFFFF"/>
+        </w:rPr>
+        <w:t>.getContent());</w:t>
+      </w:r>
+    </w:p>
+    <w:p>
+      <w:pPr>
+        <w:pStyle w:val="5"/>
+        <w:keepNext w:val="0"/>
+        <w:keepLines w:val="0"/>
+        <w:widowControl/>
+        <w:suppressLineNumbers w:val="0"/>
+        <w:spacing w:before="0" w:beforeAutospacing="0" w:after="0" w:afterAutospacing="0"/>
+        <w:ind w:left="0" w:right="0" w:firstLine="800" w:firstLineChars="400"/>
+      </w:pPr>
+      <w:r>
+        <w:rPr>
+          <w:rFonts w:hint="default" w:ascii="Consolas" w:hAnsi="Consolas" w:eastAsia="Consolas" w:cs="Consolas"/>
+          <w:color w:val="0000C0"/>
+          <w:sz w:val="20"/>
+          <w:szCs w:val="20"/>
+          <w:shd w:val="clear" w:fill="FFFFFF"/>
+        </w:rPr>
+        <w:t>journalEntryService</w:t>
+      </w:r>
+      <w:r>
+        <w:rPr>
+          <w:rFonts w:hint="default" w:ascii="Consolas" w:hAnsi="Consolas" w:eastAsia="Consolas" w:cs="Consolas"/>
+          <w:color w:val="000000"/>
+          <w:sz w:val="20"/>
+          <w:szCs w:val="20"/>
+          <w:shd w:val="clear" w:fill="FFFFFF"/>
+        </w:rPr>
+        <w:t>.</w:t>
+      </w:r>
+      <w:r>
+        <w:rPr>
+          <w:rFonts w:hint="default" w:ascii="Consolas" w:hAnsi="Consolas" w:eastAsia="Consolas" w:cs="Consolas"/>
+          <w:color w:val="000000"/>
+          <w:sz w:val="20"/>
+          <w:szCs w:val="20"/>
+          <w:shd w:val="clear" w:fill="D4D4D4"/>
+        </w:rPr>
+        <w:t>saveEntry</w:t>
+      </w:r>
+      <w:r>
+        <w:rPr>
+          <w:rFonts w:hint="default" w:ascii="Consolas" w:hAnsi="Consolas" w:eastAsia="Consolas" w:cs="Consolas"/>
+          <w:color w:val="000000"/>
+          <w:sz w:val="20"/>
+          <w:szCs w:val="20"/>
+          <w:shd w:val="clear" w:fill="FFFFFF"/>
+        </w:rPr>
+        <w:t>(</w:t>
+      </w:r>
+      <w:r>
+        <w:rPr>
+          <w:rFonts w:hint="default" w:ascii="Consolas" w:hAnsi="Consolas" w:eastAsia="Consolas" w:cs="Consolas"/>
+          <w:color w:val="6A3E3E"/>
+          <w:sz w:val="20"/>
+          <w:szCs w:val="20"/>
+          <w:shd w:val="clear" w:fill="FFFFFF"/>
+        </w:rPr>
+        <w:t>oldEntry</w:t>
+      </w:r>
+      <w:r>
+        <w:rPr>
+          <w:rFonts w:hint="default" w:ascii="Consolas" w:hAnsi="Consolas" w:eastAsia="Consolas" w:cs="Consolas"/>
+          <w:color w:val="000000"/>
+          <w:sz w:val="20"/>
+          <w:szCs w:val="20"/>
+          <w:shd w:val="clear" w:fill="FFFFFF"/>
+        </w:rPr>
+        <w:t>);</w:t>
+      </w:r>
+    </w:p>
+    <w:p>
+      <w:pPr>
+        <w:pStyle w:val="5"/>
+        <w:keepNext w:val="0"/>
+        <w:keepLines w:val="0"/>
+        <w:widowControl/>
+        <w:suppressLineNumbers w:val="0"/>
+        <w:spacing w:before="0" w:beforeAutospacing="0" w:after="0" w:afterAutospacing="0"/>
+        <w:ind w:left="0" w:right="0" w:firstLine="800" w:firstLineChars="400"/>
+      </w:pPr>
+      <w:r>
+        <w:rPr>
+          <w:rFonts w:hint="default" w:ascii="Consolas" w:hAnsi="Consolas" w:eastAsia="Consolas" w:cs="Consolas"/>
+          <w:b/>
+          <w:bCs/>
+          <w:color w:val="7F0055"/>
+          <w:sz w:val="20"/>
+          <w:szCs w:val="20"/>
+          <w:shd w:val="clear" w:fill="FFFFFF"/>
+        </w:rPr>
+        <w:t>return</w:t>
+      </w:r>
+      <w:r>
+        <w:rPr>
+          <w:rFonts w:hint="default" w:ascii="Consolas" w:hAnsi="Consolas" w:eastAsia="Consolas" w:cs="Consolas"/>
+          <w:color w:val="000000"/>
+          <w:sz w:val="20"/>
+          <w:szCs w:val="20"/>
+          <w:shd w:val="clear" w:fill="FFFFFF"/>
+        </w:rPr>
+        <w:t xml:space="preserve"> </w:t>
+      </w:r>
+      <w:r>
+        <w:rPr>
+          <w:rFonts w:hint="default" w:ascii="Consolas" w:hAnsi="Consolas" w:eastAsia="Consolas" w:cs="Consolas"/>
+          <w:b/>
+          <w:bCs/>
+          <w:color w:val="7F0055"/>
+          <w:sz w:val="20"/>
+          <w:szCs w:val="20"/>
+          <w:shd w:val="clear" w:fill="FFFFFF"/>
+        </w:rPr>
+        <w:t>new</w:t>
+      </w:r>
+      <w:r>
+        <w:rPr>
+          <w:rFonts w:hint="default" w:ascii="Consolas" w:hAnsi="Consolas" w:eastAsia="Consolas" w:cs="Consolas"/>
+          <w:color w:val="000000"/>
+          <w:sz w:val="20"/>
+          <w:szCs w:val="20"/>
+          <w:shd w:val="clear" w:fill="FFFFFF"/>
+        </w:rPr>
+        <w:t xml:space="preserve"> ResponseEntity&lt;&gt;(</w:t>
+      </w:r>
+      <w:r>
+        <w:rPr>
+          <w:rFonts w:hint="default" w:ascii="Consolas" w:hAnsi="Consolas" w:eastAsia="Consolas" w:cs="Consolas"/>
+          <w:color w:val="6A3E3E"/>
+          <w:sz w:val="20"/>
+          <w:szCs w:val="20"/>
+          <w:shd w:val="clear" w:fill="FFFFFF"/>
+        </w:rPr>
+        <w:t>oldEntry</w:t>
+      </w:r>
+      <w:r>
+        <w:rPr>
+          <w:rFonts w:hint="default" w:ascii="Consolas" w:hAnsi="Consolas" w:eastAsia="Consolas" w:cs="Consolas"/>
+          <w:color w:val="000000"/>
+          <w:sz w:val="20"/>
+          <w:szCs w:val="20"/>
+          <w:shd w:val="clear" w:fill="FFFFFF"/>
+        </w:rPr>
+        <w:t>, HttpStatus.</w:t>
+      </w:r>
+      <w:r>
+        <w:rPr>
+          <w:rFonts w:hint="default" w:ascii="Consolas" w:hAnsi="Consolas" w:eastAsia="Consolas" w:cs="Consolas"/>
+          <w:b/>
+          <w:bCs/>
+          <w:i/>
+          <w:iCs/>
+          <w:color w:val="0000C0"/>
+          <w:sz w:val="20"/>
+          <w:szCs w:val="20"/>
+          <w:shd w:val="clear" w:fill="FFFFFF"/>
+        </w:rPr>
+        <w:t>OK</w:t>
+      </w:r>
+      <w:r>
+        <w:rPr>
+          <w:rFonts w:hint="default" w:ascii="Consolas" w:hAnsi="Consolas" w:eastAsia="Consolas" w:cs="Consolas"/>
+          <w:color w:val="000000"/>
+          <w:sz w:val="20"/>
+          <w:szCs w:val="20"/>
+          <w:shd w:val="clear" w:fill="FFFFFF"/>
+        </w:rPr>
+        <w:t>);</w:t>
+      </w:r>
+    </w:p>
+    <w:p>
+      <w:pPr>
+        <w:pStyle w:val="5"/>
+        <w:keepNext w:val="0"/>
+        <w:keepLines w:val="0"/>
+        <w:widowControl/>
+        <w:suppressLineNumbers w:val="0"/>
+        <w:spacing w:before="0" w:beforeAutospacing="0" w:after="0" w:afterAutospacing="0"/>
+        <w:ind w:left="0" w:right="0" w:firstLine="400" w:firstLineChars="200"/>
+      </w:pPr>
+      <w:r>
+        <w:rPr>
+          <w:rFonts w:hint="default" w:ascii="Consolas" w:hAnsi="Consolas" w:eastAsia="Consolas" w:cs="Consolas"/>
+          <w:color w:val="000000"/>
+          <w:sz w:val="20"/>
+          <w:szCs w:val="20"/>
+          <w:shd w:val="clear" w:fill="FFFFFF"/>
+        </w:rPr>
+        <w:t>}</w:t>
+      </w:r>
+    </w:p>
+    <w:p>
+      <w:pPr>
+        <w:pStyle w:val="5"/>
+        <w:keepNext w:val="0"/>
+        <w:keepLines w:val="0"/>
+        <w:widowControl/>
+        <w:suppressLineNumbers w:val="0"/>
+        <w:spacing w:before="0" w:beforeAutospacing="0" w:after="0" w:afterAutospacing="0"/>
+        <w:ind w:left="0" w:right="0"/>
+      </w:pPr>
+    </w:p>
+    <w:p>
+      <w:pPr>
+        <w:pStyle w:val="5"/>
+        <w:keepNext w:val="0"/>
+        <w:keepLines w:val="0"/>
+        <w:widowControl/>
+        <w:suppressLineNumbers w:val="0"/>
+        <w:spacing w:before="0" w:beforeAutospacing="0" w:after="0" w:afterAutospacing="0"/>
+        <w:ind w:left="0" w:right="0" w:firstLine="400" w:firstLineChars="200"/>
+      </w:pPr>
+      <w:r>
+        <w:rPr>
+          <w:rFonts w:hint="default" w:ascii="Consolas" w:hAnsi="Consolas" w:eastAsia="Consolas" w:cs="Consolas"/>
+          <w:b/>
+          <w:bCs/>
+          <w:color w:val="7F0055"/>
+          <w:sz w:val="20"/>
+          <w:szCs w:val="20"/>
+          <w:shd w:val="clear" w:fill="FFFFFF"/>
+        </w:rPr>
+        <w:t>return</w:t>
+      </w:r>
+      <w:r>
+        <w:rPr>
+          <w:rFonts w:hint="default" w:ascii="Consolas" w:hAnsi="Consolas" w:eastAsia="Consolas" w:cs="Consolas"/>
+          <w:color w:val="000000"/>
+          <w:sz w:val="20"/>
+          <w:szCs w:val="20"/>
+          <w:shd w:val="clear" w:fill="FFFFFF"/>
+        </w:rPr>
+        <w:t xml:space="preserve"> </w:t>
+      </w:r>
+      <w:r>
+        <w:rPr>
+          <w:rFonts w:hint="default" w:ascii="Consolas" w:hAnsi="Consolas" w:eastAsia="Consolas" w:cs="Consolas"/>
+          <w:b/>
+          <w:bCs/>
+          <w:color w:val="7F0055"/>
+          <w:sz w:val="20"/>
+          <w:szCs w:val="20"/>
+          <w:shd w:val="clear" w:fill="FFFFFF"/>
+        </w:rPr>
+        <w:t>new</w:t>
+      </w:r>
+      <w:r>
+        <w:rPr>
+          <w:rFonts w:hint="default" w:ascii="Consolas" w:hAnsi="Consolas" w:eastAsia="Consolas" w:cs="Consolas"/>
+          <w:color w:val="000000"/>
+          <w:sz w:val="20"/>
+          <w:szCs w:val="20"/>
+          <w:shd w:val="clear" w:fill="FFFFFF"/>
+        </w:rPr>
+        <w:t xml:space="preserve"> ResponseEntity&lt;&gt;(HttpStatus.</w:t>
+      </w:r>
+      <w:r>
+        <w:rPr>
+          <w:rFonts w:hint="default" w:ascii="Consolas" w:hAnsi="Consolas" w:eastAsia="Consolas" w:cs="Consolas"/>
+          <w:b/>
+          <w:bCs/>
+          <w:i/>
+          <w:iCs/>
+          <w:color w:val="0000C0"/>
+          <w:sz w:val="20"/>
+          <w:szCs w:val="20"/>
+          <w:shd w:val="clear" w:fill="FFFFFF"/>
+        </w:rPr>
+        <w:t>NOT_FOUND</w:t>
+      </w:r>
+      <w:r>
+        <w:rPr>
+          <w:rFonts w:hint="default" w:ascii="Consolas" w:hAnsi="Consolas" w:eastAsia="Consolas" w:cs="Consolas"/>
+          <w:color w:val="000000"/>
+          <w:sz w:val="20"/>
+          <w:szCs w:val="20"/>
+          <w:shd w:val="clear" w:fill="FFFFFF"/>
+        </w:rPr>
+        <w:t>);</w:t>
+      </w:r>
+    </w:p>
+    <w:p>
+      <w:pPr>
+        <w:pStyle w:val="5"/>
+        <w:keepNext w:val="0"/>
+        <w:keepLines w:val="0"/>
+        <w:widowControl/>
+        <w:suppressLineNumbers w:val="0"/>
+        <w:spacing w:before="0" w:beforeAutospacing="0" w:after="0" w:afterAutospacing="0"/>
+        <w:ind w:left="0" w:right="0"/>
+      </w:pPr>
+      <w:r>
+        <w:rPr>
+          <w:rFonts w:hint="default" w:ascii="Consolas" w:hAnsi="Consolas" w:eastAsia="Consolas" w:cs="Consolas"/>
+          <w:color w:val="000000"/>
+          <w:sz w:val="20"/>
+          <w:szCs w:val="20"/>
+          <w:shd w:val="clear" w:fill="FFFFFF"/>
+        </w:rPr>
+        <w:t>}</w:t>
+      </w:r>
+    </w:p>
+    <w:p>
+      <w:pPr>
+        <w:pStyle w:val="5"/>
+        <w:keepNext w:val="0"/>
+        <w:keepLines w:val="0"/>
+        <w:widowControl/>
+        <w:suppressLineNumbers w:val="0"/>
+        <w:spacing w:before="0" w:beforeAutospacing="0" w:after="0" w:afterAutospacing="0"/>
+        <w:ind w:left="0" w:right="0"/>
+      </w:pPr>
+      <w:r>
+        <w:rPr>
+          <w:rFonts w:hint="default" w:ascii="Consolas" w:hAnsi="Consolas" w:eastAsia="Consolas" w:cs="Consolas"/>
+          <w:color w:val="646464"/>
+          <w:sz w:val="20"/>
+          <w:szCs w:val="20"/>
+          <w:shd w:val="clear" w:fill="FFFFFF"/>
+        </w:rPr>
+        <w:t>@GetMapping</w:t>
+      </w:r>
+      <w:r>
+        <w:rPr>
+          <w:rFonts w:hint="default" w:ascii="Consolas" w:hAnsi="Consolas" w:eastAsia="Consolas" w:cs="Consolas"/>
+          <w:color w:val="000000"/>
+          <w:sz w:val="20"/>
+          <w:szCs w:val="20"/>
+          <w:shd w:val="clear" w:fill="FFFFFF"/>
+        </w:rPr>
+        <w:t>(</w:t>
+      </w:r>
+      <w:r>
+        <w:rPr>
+          <w:rFonts w:hint="default" w:ascii="Consolas" w:hAnsi="Consolas" w:eastAsia="Consolas" w:cs="Consolas"/>
+          <w:color w:val="2A00FF"/>
+          <w:sz w:val="20"/>
+          <w:szCs w:val="20"/>
+          <w:shd w:val="clear" w:fill="FFFFFF"/>
+        </w:rPr>
+        <w:t>"id/{title}"</w:t>
+      </w:r>
+      <w:r>
+        <w:rPr>
+          <w:rFonts w:hint="default" w:ascii="Consolas" w:hAnsi="Consolas" w:eastAsia="Consolas" w:cs="Consolas"/>
+          <w:color w:val="000000"/>
+          <w:sz w:val="20"/>
+          <w:szCs w:val="20"/>
+          <w:shd w:val="clear" w:fill="FFFFFF"/>
+        </w:rPr>
+        <w:t>)</w:t>
+      </w:r>
+    </w:p>
+    <w:p>
+      <w:pPr>
+        <w:pStyle w:val="5"/>
+        <w:keepNext w:val="0"/>
+        <w:keepLines w:val="0"/>
+        <w:widowControl/>
+        <w:suppressLineNumbers w:val="0"/>
+        <w:spacing w:before="0" w:beforeAutospacing="0" w:after="0" w:afterAutospacing="0"/>
+        <w:ind w:left="0" w:right="0"/>
+      </w:pPr>
+      <w:r>
+        <w:rPr>
+          <w:rFonts w:hint="default" w:ascii="Consolas" w:hAnsi="Consolas" w:eastAsia="Consolas" w:cs="Consolas"/>
+          <w:b/>
+          <w:bCs/>
+          <w:color w:val="7F0055"/>
+          <w:sz w:val="20"/>
+          <w:szCs w:val="20"/>
+          <w:shd w:val="clear" w:fill="FFFFFF"/>
+        </w:rPr>
+        <w:t>public</w:t>
+      </w:r>
+      <w:r>
+        <w:rPr>
+          <w:rFonts w:hint="default" w:ascii="Consolas" w:hAnsi="Consolas" w:eastAsia="Consolas" w:cs="Consolas"/>
+          <w:color w:val="000000"/>
+          <w:sz w:val="20"/>
+          <w:szCs w:val="20"/>
+          <w:shd w:val="clear" w:fill="FFFFFF"/>
+        </w:rPr>
+        <w:t xml:space="preserve"> ResponseEntity&lt;String&gt; objectId(</w:t>
+      </w:r>
+      <w:r>
+        <w:rPr>
+          <w:rFonts w:hint="default" w:ascii="Consolas" w:hAnsi="Consolas" w:eastAsia="Consolas" w:cs="Consolas"/>
+          <w:color w:val="646464"/>
+          <w:sz w:val="20"/>
+          <w:szCs w:val="20"/>
+          <w:shd w:val="clear" w:fill="FFFFFF"/>
+        </w:rPr>
+        <w:t>@PathVariable</w:t>
+      </w:r>
+      <w:r>
+        <w:rPr>
+          <w:rFonts w:hint="default" w:ascii="Consolas" w:hAnsi="Consolas" w:eastAsia="Consolas" w:cs="Consolas"/>
+          <w:color w:val="000000"/>
+          <w:sz w:val="20"/>
+          <w:szCs w:val="20"/>
+          <w:shd w:val="clear" w:fill="FFFFFF"/>
+        </w:rPr>
+        <w:t xml:space="preserve"> String </w:t>
+      </w:r>
+      <w:r>
+        <w:rPr>
+          <w:rFonts w:hint="default" w:ascii="Consolas" w:hAnsi="Consolas" w:eastAsia="Consolas" w:cs="Consolas"/>
+          <w:color w:val="6A3E3E"/>
+          <w:sz w:val="20"/>
+          <w:szCs w:val="20"/>
+          <w:shd w:val="clear" w:fill="FFFFFF"/>
+        </w:rPr>
+        <w:t>title</w:t>
+      </w:r>
+      <w:r>
+        <w:rPr>
+          <w:rFonts w:hint="default" w:ascii="Consolas" w:hAnsi="Consolas" w:eastAsia="Consolas" w:cs="Consolas"/>
+          <w:color w:val="000000"/>
+          <w:sz w:val="20"/>
+          <w:szCs w:val="20"/>
+          <w:shd w:val="clear" w:fill="FFFFFF"/>
+        </w:rPr>
+        <w:t>) {</w:t>
+      </w:r>
+    </w:p>
+    <w:p>
+      <w:pPr>
+        <w:pStyle w:val="5"/>
+        <w:keepNext w:val="0"/>
+        <w:keepLines w:val="0"/>
+        <w:widowControl/>
+        <w:suppressLineNumbers w:val="0"/>
+        <w:spacing w:before="0" w:beforeAutospacing="0" w:after="0" w:afterAutospacing="0"/>
+        <w:ind w:right="0" w:firstLine="300" w:firstLineChars="150"/>
+      </w:pPr>
+      <w:r>
+        <w:rPr>
+          <w:rFonts w:hint="default" w:ascii="Consolas" w:hAnsi="Consolas" w:eastAsia="Consolas" w:cs="Consolas"/>
+          <w:color w:val="000000"/>
+          <w:sz w:val="20"/>
+          <w:szCs w:val="20"/>
+          <w:shd w:val="clear" w:fill="FFFFFF"/>
+        </w:rPr>
+        <w:t xml:space="preserve">Authentication </w:t>
+      </w:r>
+      <w:r>
+        <w:rPr>
+          <w:rFonts w:hint="default" w:ascii="Consolas" w:hAnsi="Consolas" w:eastAsia="Consolas" w:cs="Consolas"/>
+          <w:color w:val="6A3E3E"/>
+          <w:sz w:val="20"/>
+          <w:szCs w:val="20"/>
+          <w:shd w:val="clear" w:fill="FFFFFF"/>
+        </w:rPr>
+        <w:t>authentication</w:t>
+      </w:r>
+      <w:r>
+        <w:rPr>
+          <w:rFonts w:hint="default" w:ascii="Consolas" w:hAnsi="Consolas" w:eastAsia="Consolas" w:cs="Consolas"/>
+          <w:color w:val="000000"/>
+          <w:sz w:val="20"/>
+          <w:szCs w:val="20"/>
+          <w:shd w:val="clear" w:fill="FFFFFF"/>
+        </w:rPr>
+        <w:t>=SecurityContextHolder.</w:t>
+      </w:r>
+      <w:r>
+        <w:rPr>
+          <w:rFonts w:hint="default" w:ascii="Consolas" w:hAnsi="Consolas" w:eastAsia="Consolas" w:cs="Consolas"/>
+          <w:i/>
+          <w:iCs/>
+          <w:color w:val="000000"/>
+          <w:sz w:val="20"/>
+          <w:szCs w:val="20"/>
+          <w:shd w:val="clear" w:fill="FFFFFF"/>
+        </w:rPr>
+        <w:t>getContext</w:t>
+      </w:r>
+      <w:r>
+        <w:rPr>
+          <w:rFonts w:hint="default" w:ascii="Consolas" w:hAnsi="Consolas" w:eastAsia="Consolas" w:cs="Consolas"/>
+          <w:color w:val="000000"/>
+          <w:sz w:val="20"/>
+          <w:szCs w:val="20"/>
+          <w:shd w:val="clear" w:fill="FFFFFF"/>
+        </w:rPr>
+        <w:t>().getAuthentication();</w:t>
+      </w:r>
+    </w:p>
+    <w:p>
+      <w:pPr>
+        <w:pStyle w:val="5"/>
+        <w:keepNext w:val="0"/>
+        <w:keepLines w:val="0"/>
+        <w:widowControl/>
+        <w:suppressLineNumbers w:val="0"/>
+        <w:spacing w:before="0" w:beforeAutospacing="0" w:after="0" w:afterAutospacing="0"/>
+        <w:ind w:right="0" w:firstLine="300" w:firstLineChars="150"/>
+      </w:pPr>
+      <w:r>
+        <w:rPr>
+          <w:rFonts w:hint="default" w:ascii="Consolas" w:hAnsi="Consolas" w:eastAsia="Consolas" w:cs="Consolas"/>
+          <w:color w:val="000000"/>
+          <w:sz w:val="20"/>
+          <w:szCs w:val="20"/>
+          <w:shd w:val="clear" w:fill="FFFFFF"/>
+        </w:rPr>
+        <w:t xml:space="preserve">String </w:t>
+      </w:r>
+      <w:r>
+        <w:rPr>
+          <w:rFonts w:hint="default" w:ascii="Consolas" w:hAnsi="Consolas" w:eastAsia="Consolas" w:cs="Consolas"/>
+          <w:color w:val="6A3E3E"/>
+          <w:sz w:val="20"/>
+          <w:szCs w:val="20"/>
+          <w:shd w:val="clear" w:fill="FFFFFF"/>
+        </w:rPr>
+        <w:t>username</w:t>
+      </w:r>
+      <w:r>
+        <w:rPr>
+          <w:rFonts w:hint="default" w:ascii="Consolas" w:hAnsi="Consolas" w:eastAsia="Consolas" w:cs="Consolas"/>
+          <w:color w:val="000000"/>
+          <w:sz w:val="20"/>
+          <w:szCs w:val="20"/>
+          <w:shd w:val="clear" w:fill="FFFFFF"/>
+        </w:rPr>
+        <w:t>=</w:t>
+      </w:r>
+      <w:r>
+        <w:rPr>
+          <w:rFonts w:hint="default" w:ascii="Consolas" w:hAnsi="Consolas" w:eastAsia="Consolas" w:cs="Consolas"/>
+          <w:color w:val="6A3E3E"/>
+          <w:sz w:val="20"/>
+          <w:szCs w:val="20"/>
+          <w:shd w:val="clear" w:fill="FFFFFF"/>
+        </w:rPr>
+        <w:t>authentication</w:t>
+      </w:r>
+      <w:r>
+        <w:rPr>
+          <w:rFonts w:hint="default" w:ascii="Consolas" w:hAnsi="Consolas" w:eastAsia="Consolas" w:cs="Consolas"/>
+          <w:color w:val="000000"/>
+          <w:sz w:val="20"/>
+          <w:szCs w:val="20"/>
+          <w:shd w:val="clear" w:fill="FFFFFF"/>
+        </w:rPr>
+        <w:t>.getName();</w:t>
+      </w:r>
+    </w:p>
+    <w:p>
+      <w:pPr>
+        <w:pStyle w:val="5"/>
+        <w:keepNext w:val="0"/>
+        <w:keepLines w:val="0"/>
+        <w:widowControl/>
+        <w:suppressLineNumbers w:val="0"/>
+        <w:spacing w:before="0" w:beforeAutospacing="0" w:after="0" w:afterAutospacing="0"/>
+        <w:ind w:left="0" w:right="0" w:firstLine="300" w:firstLineChars="150"/>
+      </w:pPr>
+      <w:r>
+        <w:rPr>
+          <w:rFonts w:hint="default" w:ascii="Consolas" w:hAnsi="Consolas" w:eastAsia="Consolas" w:cs="Consolas"/>
+          <w:b/>
+          <w:bCs/>
+          <w:color w:val="7F0055"/>
+          <w:sz w:val="20"/>
+          <w:szCs w:val="20"/>
+          <w:shd w:val="clear" w:fill="FFFFFF"/>
+        </w:rPr>
+        <w:t>try</w:t>
+      </w:r>
+      <w:r>
+        <w:rPr>
+          <w:rFonts w:hint="default" w:ascii="Consolas" w:hAnsi="Consolas" w:eastAsia="Consolas" w:cs="Consolas"/>
+          <w:color w:val="000000"/>
+          <w:sz w:val="20"/>
+          <w:szCs w:val="20"/>
+          <w:shd w:val="clear" w:fill="FFFFFF"/>
+        </w:rPr>
+        <w:t xml:space="preserve"> {</w:t>
+      </w:r>
+    </w:p>
+    <w:p>
+      <w:pPr>
+        <w:pStyle w:val="5"/>
+        <w:keepNext w:val="0"/>
+        <w:keepLines w:val="0"/>
+        <w:widowControl/>
+        <w:suppressLineNumbers w:val="0"/>
+        <w:spacing w:before="0" w:beforeAutospacing="0" w:after="0" w:afterAutospacing="0"/>
+        <w:ind w:left="800" w:leftChars="400" w:right="0" w:firstLine="0" w:firstLineChars="0"/>
+      </w:pPr>
+      <w:r>
+        <w:rPr>
+          <w:rFonts w:hint="default" w:ascii="Consolas" w:hAnsi="Consolas" w:eastAsia="Consolas" w:cs="Consolas"/>
+          <w:b/>
+          <w:bCs/>
+          <w:color w:val="7F0055"/>
+          <w:sz w:val="20"/>
+          <w:szCs w:val="20"/>
+          <w:shd w:val="clear" w:fill="FFFFFF"/>
+        </w:rPr>
+        <w:t>return</w:t>
+      </w:r>
+      <w:r>
+        <w:rPr>
+          <w:rFonts w:hint="default" w:ascii="Consolas" w:hAnsi="Consolas" w:eastAsia="Consolas" w:cs="Consolas"/>
+          <w:color w:val="000000"/>
+          <w:sz w:val="20"/>
+          <w:szCs w:val="20"/>
+          <w:shd w:val="clear" w:fill="FFFFFF"/>
+        </w:rPr>
+        <w:t xml:space="preserve"> </w:t>
+      </w:r>
+      <w:r>
+        <w:rPr>
+          <w:rFonts w:hint="default" w:ascii="Consolas" w:hAnsi="Consolas" w:eastAsia="Consolas" w:cs="Consolas"/>
+          <w:b/>
+          <w:bCs/>
+          <w:color w:val="7F0055"/>
+          <w:sz w:val="20"/>
+          <w:szCs w:val="20"/>
+          <w:shd w:val="clear" w:fill="FFFFFF"/>
+        </w:rPr>
+        <w:t>new</w:t>
+      </w:r>
+      <w:r>
+        <w:rPr>
+          <w:rFonts w:hint="default" w:ascii="Consolas" w:hAnsi="Consolas" w:eastAsia="Consolas" w:cs="Consolas"/>
+          <w:color w:val="000000"/>
+          <w:sz w:val="20"/>
+          <w:szCs w:val="20"/>
+          <w:shd w:val="clear" w:fill="FFFFFF"/>
+        </w:rPr>
+        <w:t xml:space="preserve"> ResponseEntity&lt;&gt;(</w:t>
+      </w:r>
+      <w:r>
+        <w:rPr>
+          <w:rFonts w:hint="default" w:ascii="Consolas" w:hAnsi="Consolas" w:eastAsia="Consolas" w:cs="Consolas"/>
+          <w:color w:val="0000C0"/>
+          <w:sz w:val="20"/>
+          <w:szCs w:val="20"/>
+          <w:shd w:val="clear" w:fill="FFFFFF"/>
+        </w:rPr>
+        <w:t>journalEntryService</w:t>
+      </w:r>
+      <w:r>
+        <w:rPr>
+          <w:rFonts w:hint="default" w:ascii="Consolas" w:hAnsi="Consolas" w:eastAsia="Consolas" w:cs="Consolas"/>
+          <w:color w:val="000000"/>
+          <w:sz w:val="20"/>
+          <w:szCs w:val="20"/>
+          <w:shd w:val="clear" w:fill="FFFFFF"/>
+        </w:rPr>
+        <w:t>.objectIdOfJournal(</w:t>
+      </w:r>
+      <w:r>
+        <w:rPr>
+          <w:rFonts w:hint="default" w:ascii="Consolas" w:hAnsi="Consolas" w:eastAsia="Consolas" w:cs="Consolas"/>
+          <w:color w:val="6A3E3E"/>
+          <w:sz w:val="20"/>
+          <w:szCs w:val="20"/>
+          <w:shd w:val="clear" w:fill="FFFFFF"/>
+        </w:rPr>
+        <w:t>username</w:t>
+      </w:r>
+      <w:r>
+        <w:rPr>
+          <w:rFonts w:hint="default" w:ascii="Consolas" w:hAnsi="Consolas" w:eastAsia="Consolas" w:cs="Consolas"/>
+          <w:color w:val="000000"/>
+          <w:sz w:val="20"/>
+          <w:szCs w:val="20"/>
+          <w:shd w:val="clear" w:fill="FFFFFF"/>
+        </w:rPr>
+        <w:t xml:space="preserve">, </w:t>
+      </w:r>
+      <w:r>
+        <w:rPr>
+          <w:rFonts w:hint="default" w:ascii="Consolas" w:hAnsi="Consolas" w:eastAsia="Consolas" w:cs="Consolas"/>
+          <w:color w:val="6A3E3E"/>
+          <w:sz w:val="20"/>
+          <w:szCs w:val="20"/>
+          <w:shd w:val="clear" w:fill="FFFFFF"/>
+        </w:rPr>
+        <w:t>title</w:t>
+      </w:r>
+      <w:r>
+        <w:rPr>
+          <w:rFonts w:hint="default" w:ascii="Consolas" w:hAnsi="Consolas" w:eastAsia="Consolas" w:cs="Consolas"/>
+          <w:color w:val="000000"/>
+          <w:sz w:val="20"/>
+          <w:szCs w:val="20"/>
+          <w:shd w:val="clear" w:fill="FFFFFF"/>
+        </w:rPr>
+        <w:t>),HttpStatus.</w:t>
+      </w:r>
+      <w:r>
+        <w:rPr>
+          <w:rFonts w:hint="default" w:ascii="Consolas" w:hAnsi="Consolas" w:eastAsia="Consolas" w:cs="Consolas"/>
+          <w:b/>
+          <w:bCs/>
+          <w:i/>
+          <w:iCs/>
+          <w:color w:val="0000C0"/>
+          <w:sz w:val="20"/>
+          <w:szCs w:val="20"/>
+          <w:shd w:val="clear" w:fill="FFFFFF"/>
+        </w:rPr>
+        <w:t>OK</w:t>
+      </w:r>
+      <w:r>
+        <w:rPr>
+          <w:rFonts w:hint="default" w:ascii="Consolas" w:hAnsi="Consolas" w:eastAsia="Consolas" w:cs="Consolas"/>
+          <w:color w:val="000000"/>
+          <w:sz w:val="20"/>
+          <w:szCs w:val="20"/>
+          <w:shd w:val="clear" w:fill="FFFFFF"/>
+        </w:rPr>
+        <w:t>);</w:t>
+      </w:r>
+    </w:p>
+    <w:p>
+      <w:pPr>
+        <w:pStyle w:val="5"/>
+        <w:keepNext w:val="0"/>
+        <w:keepLines w:val="0"/>
+        <w:widowControl/>
+        <w:suppressLineNumbers w:val="0"/>
+        <w:spacing w:before="0" w:beforeAutospacing="0" w:after="0" w:afterAutospacing="0"/>
+        <w:ind w:left="0" w:right="0" w:firstLine="300" w:firstLineChars="150"/>
+      </w:pPr>
+      <w:r>
+        <w:rPr>
+          <w:rFonts w:hint="default" w:ascii="Consolas" w:hAnsi="Consolas" w:eastAsia="Consolas" w:cs="Consolas"/>
+          <w:color w:val="000000"/>
+          <w:sz w:val="20"/>
+          <w:szCs w:val="20"/>
+          <w:shd w:val="clear" w:fill="FFFFFF"/>
+        </w:rPr>
+        <w:t>}</w:t>
+      </w:r>
+    </w:p>
+    <w:p>
+      <w:pPr>
+        <w:pStyle w:val="5"/>
+        <w:keepNext w:val="0"/>
+        <w:keepLines w:val="0"/>
+        <w:widowControl/>
+        <w:suppressLineNumbers w:val="0"/>
+        <w:spacing w:before="0" w:beforeAutospacing="0" w:after="0" w:afterAutospacing="0"/>
+        <w:ind w:left="0" w:right="0" w:firstLine="300" w:firstLineChars="150"/>
+      </w:pPr>
+      <w:r>
+        <w:rPr>
+          <w:rFonts w:hint="default" w:ascii="Consolas" w:hAnsi="Consolas" w:eastAsia="Consolas" w:cs="Consolas"/>
+          <w:b/>
+          <w:bCs/>
+          <w:color w:val="7F0055"/>
+          <w:sz w:val="20"/>
+          <w:szCs w:val="20"/>
+          <w:shd w:val="clear" w:fill="FFFFFF"/>
+        </w:rPr>
+        <w:t>catch</w:t>
+      </w:r>
+      <w:r>
+        <w:rPr>
+          <w:rFonts w:hint="default" w:ascii="Consolas" w:hAnsi="Consolas" w:eastAsia="Consolas" w:cs="Consolas"/>
+          <w:color w:val="000000"/>
+          <w:sz w:val="20"/>
+          <w:szCs w:val="20"/>
+          <w:shd w:val="clear" w:fill="FFFFFF"/>
+        </w:rPr>
+        <w:t xml:space="preserve"> (Exception </w:t>
+      </w:r>
+      <w:r>
+        <w:rPr>
+          <w:rFonts w:hint="default" w:ascii="Consolas" w:hAnsi="Consolas" w:eastAsia="Consolas" w:cs="Consolas"/>
+          <w:color w:val="6A3E3E"/>
+          <w:sz w:val="20"/>
+          <w:szCs w:val="20"/>
+          <w:shd w:val="clear" w:fill="FFFFFF"/>
+        </w:rPr>
+        <w:t>e</w:t>
+      </w:r>
+      <w:r>
+        <w:rPr>
+          <w:rFonts w:hint="default" w:ascii="Consolas" w:hAnsi="Consolas" w:eastAsia="Consolas" w:cs="Consolas"/>
+          <w:color w:val="000000"/>
+          <w:sz w:val="20"/>
+          <w:szCs w:val="20"/>
+          <w:shd w:val="clear" w:fill="FFFFFF"/>
+        </w:rPr>
+        <w:t>) {</w:t>
+      </w:r>
+    </w:p>
+    <w:p>
+      <w:pPr>
+        <w:pStyle w:val="5"/>
+        <w:keepNext w:val="0"/>
+        <w:keepLines w:val="0"/>
+        <w:widowControl/>
+        <w:suppressLineNumbers w:val="0"/>
+        <w:spacing w:before="0" w:beforeAutospacing="0" w:after="0" w:afterAutospacing="0"/>
+        <w:ind w:left="0" w:right="0" w:firstLine="600" w:firstLineChars="300"/>
+      </w:pPr>
+      <w:r>
+        <w:rPr>
+          <w:rFonts w:hint="default" w:ascii="Consolas" w:hAnsi="Consolas" w:eastAsia="Consolas" w:cs="Consolas"/>
+          <w:b/>
+          <w:bCs/>
+          <w:color w:val="7F0055"/>
+          <w:sz w:val="20"/>
+          <w:szCs w:val="20"/>
+          <w:shd w:val="clear" w:fill="FFFFFF"/>
+        </w:rPr>
+        <w:t>return</w:t>
+      </w:r>
+      <w:r>
+        <w:rPr>
+          <w:rFonts w:hint="default" w:ascii="Consolas" w:hAnsi="Consolas" w:eastAsia="Consolas" w:cs="Consolas"/>
+          <w:color w:val="000000"/>
+          <w:sz w:val="20"/>
+          <w:szCs w:val="20"/>
+          <w:shd w:val="clear" w:fill="FFFFFF"/>
+        </w:rPr>
+        <w:t xml:space="preserve"> </w:t>
+      </w:r>
+      <w:r>
+        <w:rPr>
+          <w:rFonts w:hint="default" w:ascii="Consolas" w:hAnsi="Consolas" w:eastAsia="Consolas" w:cs="Consolas"/>
+          <w:b/>
+          <w:bCs/>
+          <w:color w:val="7F0055"/>
+          <w:sz w:val="20"/>
+          <w:szCs w:val="20"/>
+          <w:shd w:val="clear" w:fill="FFFFFF"/>
+        </w:rPr>
+        <w:t>new</w:t>
+      </w:r>
+      <w:r>
+        <w:rPr>
+          <w:rFonts w:hint="default" w:ascii="Consolas" w:hAnsi="Consolas" w:eastAsia="Consolas" w:cs="Consolas"/>
+          <w:color w:val="000000"/>
+          <w:sz w:val="20"/>
+          <w:szCs w:val="20"/>
+          <w:shd w:val="clear" w:fill="FFFFFF"/>
+        </w:rPr>
+        <w:t xml:space="preserve"> ResponseEntity&lt;&gt;(HttpStatus.</w:t>
+      </w:r>
+      <w:r>
+        <w:rPr>
+          <w:rFonts w:hint="default" w:ascii="Consolas" w:hAnsi="Consolas" w:eastAsia="Consolas" w:cs="Consolas"/>
+          <w:b/>
+          <w:bCs/>
+          <w:i/>
+          <w:iCs/>
+          <w:color w:val="0000C0"/>
+          <w:sz w:val="20"/>
+          <w:szCs w:val="20"/>
+          <w:shd w:val="clear" w:fill="FFFFFF"/>
+        </w:rPr>
+        <w:t>NOT_FOUND</w:t>
+      </w:r>
+      <w:r>
+        <w:rPr>
+          <w:rFonts w:hint="default" w:ascii="Consolas" w:hAnsi="Consolas" w:eastAsia="Consolas" w:cs="Consolas"/>
+          <w:color w:val="000000"/>
+          <w:sz w:val="20"/>
+          <w:szCs w:val="20"/>
+          <w:shd w:val="clear" w:fill="FFFFFF"/>
+        </w:rPr>
+        <w:t>);</w:t>
+      </w:r>
+    </w:p>
+    <w:p>
+      <w:pPr>
+        <w:pStyle w:val="5"/>
+        <w:keepNext w:val="0"/>
+        <w:keepLines w:val="0"/>
+        <w:widowControl/>
+        <w:suppressLineNumbers w:val="0"/>
+        <w:spacing w:before="0" w:beforeAutospacing="0" w:after="0" w:afterAutospacing="0"/>
+        <w:ind w:left="0" w:right="0" w:firstLine="300" w:firstLineChars="150"/>
+      </w:pPr>
+      <w:r>
+        <w:rPr>
+          <w:rFonts w:hint="default" w:ascii="Consolas" w:hAnsi="Consolas" w:eastAsia="Consolas" w:cs="Consolas"/>
+          <w:color w:val="000000"/>
+          <w:sz w:val="20"/>
+          <w:szCs w:val="20"/>
+          <w:shd w:val="clear" w:fill="FFFFFF"/>
+        </w:rPr>
+        <w:t>}</w:t>
+      </w:r>
+    </w:p>
+    <w:p>
+      <w:pPr>
+        <w:pStyle w:val="5"/>
+        <w:keepNext w:val="0"/>
+        <w:keepLines w:val="0"/>
+        <w:widowControl/>
+        <w:suppressLineNumbers w:val="0"/>
+        <w:spacing w:before="0" w:beforeAutospacing="0" w:after="0" w:afterAutospacing="0"/>
+        <w:ind w:left="0" w:right="0" w:firstLine="200" w:firstLineChars="100"/>
+      </w:pPr>
+      <w:bookmarkStart w:id="0" w:name="_GoBack"/>
+      <w:bookmarkEnd w:id="0"/>
+      <w:r>
+        <w:rPr>
+          <w:rFonts w:hint="default" w:ascii="Consolas" w:hAnsi="Consolas" w:eastAsia="Consolas" w:cs="Consolas"/>
+          <w:color w:val="000000"/>
+          <w:sz w:val="20"/>
+          <w:szCs w:val="20"/>
+          <w:shd w:val="clear" w:fill="FFFFFF"/>
+        </w:rPr>
+        <w:t>}</w:t>
+      </w:r>
+    </w:p>
+    <w:p>
+      <w:pPr>
+        <w:pStyle w:val="5"/>
+        <w:keepNext w:val="0"/>
+        <w:keepLines w:val="0"/>
+        <w:widowControl/>
+        <w:suppressLineNumbers w:val="0"/>
+        <w:spacing w:before="0" w:beforeAutospacing="0" w:after="0" w:afterAutospacing="0"/>
+        <w:ind w:left="0" w:right="0"/>
+      </w:pPr>
+      <w:r>
+        <w:rPr>
+          <w:rFonts w:hint="default" w:ascii="Consolas" w:hAnsi="Consolas" w:eastAsia="Consolas" w:cs="Consolas"/>
+          <w:color w:val="000000"/>
+          <w:sz w:val="20"/>
+          <w:szCs w:val="20"/>
+          <w:shd w:val="clear" w:fill="FFFFFF"/>
+        </w:rPr>
+        <w:t>}</w:t>
+      </w:r>
+    </w:p>
+    <w:p>
+      <w:pPr>
+        <w:pStyle w:val="5"/>
+        <w:keepNext w:val="0"/>
+        <w:keepLines w:val="0"/>
+        <w:widowControl/>
+        <w:numPr>
+          <w:ilvl w:val="0"/>
+          <w:numId w:val="0"/>
+        </w:numPr>
+        <w:suppressLineNumbers w:val="0"/>
+        <w:spacing w:before="0" w:beforeAutospacing="0" w:after="0" w:afterAutospacing="0"/>
+        <w:ind w:right="0" w:rightChars="0"/>
+        <w:jc w:val="left"/>
+        <w:rPr>
+          <w:rFonts w:hint="default" w:ascii="Consolas" w:hAnsi="Consolas" w:eastAsia="Consolas" w:cs="Consolas"/>
+          <w:color w:val="000000"/>
+          <w:sz w:val="20"/>
+          <w:szCs w:val="20"/>
+          <w:shd w:val="clear" w:fill="FFFFFF"/>
+          <w:lang w:val="en-US"/>
+        </w:rPr>
+      </w:pPr>
+    </w:p>
+    <w:p>
+      <w:pPr>
+        <w:pStyle w:val="5"/>
+        <w:keepNext w:val="0"/>
+        <w:keepLines w:val="0"/>
+        <w:widowControl/>
+        <w:numPr>
+          <w:ilvl w:val="0"/>
+          <w:numId w:val="0"/>
+        </w:numPr>
+        <w:suppressLineNumbers w:val="0"/>
+        <w:spacing w:before="0" w:beforeAutospacing="0" w:after="0" w:afterAutospacing="0"/>
+        <w:ind w:right="0" w:rightChars="0"/>
+        <w:jc w:val="left"/>
+        <w:rPr>
+          <w:rFonts w:hint="default" w:ascii="Consolas" w:hAnsi="Consolas" w:eastAsia="Consolas" w:cs="Consolas"/>
+          <w:color w:val="000000"/>
+          <w:sz w:val="20"/>
+          <w:szCs w:val="20"/>
+          <w:shd w:val="clear" w:fill="FFFFFF"/>
+          <w:lang w:val="en-US"/>
+        </w:rPr>
+      </w:pPr>
+    </w:p>
+    <w:p>
+      <w:pPr>
+        <w:pStyle w:val="5"/>
+        <w:keepNext w:val="0"/>
+        <w:keepLines w:val="0"/>
+        <w:widowControl/>
+        <w:numPr>
+          <w:ilvl w:val="0"/>
+          <w:numId w:val="0"/>
+        </w:numPr>
+        <w:suppressLineNumbers w:val="0"/>
+        <w:spacing w:before="0" w:beforeAutospacing="0" w:after="0" w:afterAutospacing="0"/>
+        <w:ind w:right="0" w:rightChars="0"/>
+        <w:jc w:val="left"/>
+        <w:rPr>
+          <w:rFonts w:hint="default" w:ascii="Consolas" w:hAnsi="Consolas" w:eastAsia="Consolas" w:cs="Consolas"/>
+          <w:color w:val="000000"/>
+          <w:sz w:val="20"/>
+          <w:szCs w:val="20"/>
+          <w:shd w:val="clear" w:fill="FFFFFF"/>
+          <w:lang w:val="en-US"/>
         </w:rPr>
       </w:pPr>
     </w:p>

--- a/SpringBoot Journal Application.docx
+++ b/SpringBoot Journal Application.docx
@@ -36798,7 +36798,6 @@
           <w:color w:val="000000"/>
           <w:sz w:val="20"/>
           <w:szCs w:val="20"/>
-          <w:bdr w:val="none" w:color="auto" w:sz="0" w:space="0"/>
           <w:shd w:val="clear" w:fill="FFFFFF"/>
         </w:rPr>
       </w:pPr>
@@ -36810,7 +36809,6 @@
           <w:color w:val="7F0055"/>
           <w:sz w:val="20"/>
           <w:szCs w:val="20"/>
-          <w:bdr w:val="none" w:color="auto" w:sz="0" w:space="0"/>
           <w:shd w:val="clear" w:fill="FFFFFF"/>
         </w:rPr>
         <w:t>public</w:t>
@@ -36821,7 +36819,6 @@
           <w:color w:val="000000"/>
           <w:sz w:val="20"/>
           <w:szCs w:val="20"/>
-          <w:bdr w:val="none" w:color="auto" w:sz="0" w:space="0"/>
           <w:shd w:val="clear" w:fill="FFFFFF"/>
         </w:rPr>
         <w:t xml:space="preserve"> Optional&lt;JournalEntry&gt; findById(ObjectId </w:t>
@@ -36832,7 +36829,6 @@
           <w:color w:val="6A3E3E"/>
           <w:sz w:val="20"/>
           <w:szCs w:val="20"/>
-          <w:bdr w:val="none" w:color="auto" w:sz="0" w:space="0"/>
           <w:shd w:val="clear" w:fill="FFFFFF"/>
         </w:rPr>
         <w:t>id</w:t>
@@ -36843,7 +36839,6 @@
           <w:color w:val="000000"/>
           <w:sz w:val="20"/>
           <w:szCs w:val="20"/>
-          <w:bdr w:val="none" w:color="auto" w:sz="0" w:space="0"/>
           <w:shd w:val="clear" w:fill="FFFFFF"/>
         </w:rPr>
         <w:t xml:space="preserve">, String </w:t>
@@ -36854,7 +36849,6 @@
           <w:color w:val="6A3E3E"/>
           <w:sz w:val="20"/>
           <w:szCs w:val="20"/>
-          <w:bdr w:val="none" w:color="auto" w:sz="0" w:space="0"/>
           <w:shd w:val="clear" w:fill="FFFFFF"/>
         </w:rPr>
         <w:t>username</w:t>
@@ -36865,7 +36859,6 @@
           <w:color w:val="000000"/>
           <w:sz w:val="20"/>
           <w:szCs w:val="20"/>
-          <w:bdr w:val="none" w:color="auto" w:sz="0" w:space="0"/>
           <w:shd w:val="clear" w:fill="FFFFFF"/>
         </w:rPr>
         <w:t>) {</w:t>
@@ -42713,8 +42706,6 @@
         <w:spacing w:before="0" w:beforeAutospacing="0" w:after="0" w:afterAutospacing="0"/>
         <w:ind w:left="0" w:right="0" w:firstLine="200" w:firstLineChars="100"/>
       </w:pPr>
-      <w:bookmarkStart w:id="0" w:name="_GoBack"/>
-      <w:bookmarkEnd w:id="0"/>
       <w:r>
         <w:rPr>
           <w:rFonts w:hint="default" w:ascii="Consolas" w:hAnsi="Consolas" w:eastAsia="Consolas" w:cs="Consolas"/>
@@ -42787,13 +42778,28 @@
         <w:jc w:val="left"/>
         <w:rPr>
           <w:rFonts w:hint="default" w:ascii="Consolas" w:hAnsi="Consolas" w:eastAsia="Consolas" w:cs="Consolas"/>
-          <w:color w:val="000000"/>
-          <w:sz w:val="20"/>
-          <w:szCs w:val="20"/>
-          <w:shd w:val="clear" w:fill="FFFFFF"/>
-          <w:lang w:val="en-US"/>
-        </w:rPr>
-      </w:pPr>
+          <w:b/>
+          <w:bCs/>
+          <w:color w:val="1F4E79" w:themeColor="accent1" w:themeShade="80"/>
+          <w:sz w:val="40"/>
+          <w:szCs w:val="40"/>
+          <w:shd w:val="clear" w:fill="FFFFFF"/>
+          <w:lang w:val="en-IN"/>
+        </w:rPr>
+      </w:pPr>
+      <w:r>
+        <w:rPr>
+          <w:rFonts w:hint="default" w:ascii="Consolas" w:hAnsi="Consolas" w:eastAsia="Consolas" w:cs="Consolas"/>
+          <w:b/>
+          <w:bCs/>
+          <w:color w:val="1F4E79" w:themeColor="accent1" w:themeShade="80"/>
+          <w:sz w:val="40"/>
+          <w:szCs w:val="40"/>
+          <w:shd w:val="clear" w:fill="FFFFFF"/>
+          <w:lang w:val="en-IN"/>
+        </w:rPr>
+        <w:t>Adding ADMIN ACCESS</w:t>
+      </w:r>
     </w:p>
     <w:p>
       <w:pPr>
@@ -42815,7 +42821,2606 @@
           <w:sz w:val="20"/>
           <w:szCs w:val="20"/>
           <w:shd w:val="clear" w:fill="FFFFFF"/>
-          <w:lang w:val="en-US"/>
+          <w:lang w:val="en-IN"/>
+        </w:rPr>
+      </w:pPr>
+      <w:r>
+        <w:rPr>
+          <w:rFonts w:hint="default" w:ascii="Consolas" w:hAnsi="Consolas" w:eastAsia="Consolas" w:cs="Consolas"/>
+          <w:color w:val="000000"/>
+          <w:sz w:val="20"/>
+          <w:szCs w:val="20"/>
+          <w:shd w:val="clear" w:fill="FFFFFF"/>
+          <w:lang w:val="en-IN"/>
+        </w:rPr>
+        <w:t xml:space="preserve">Adding admin access is nothing but the play of API, Service and Controller. Some service like find all users are easy to implement like </w:t>
+      </w:r>
+    </w:p>
+    <w:p>
+      <w:pPr>
+        <w:pStyle w:val="5"/>
+        <w:keepNext w:val="0"/>
+        <w:keepLines w:val="0"/>
+        <w:widowControl/>
+        <w:suppressLineNumbers w:val="0"/>
+        <w:spacing w:before="0" w:beforeAutospacing="0" w:after="0" w:afterAutospacing="0"/>
+        <w:ind w:left="0" w:right="0"/>
+        <w:rPr>
+          <w:rFonts w:ascii="Consolas" w:hAnsi="Consolas" w:eastAsia="Consolas" w:cs="Consolas"/>
+          <w:b/>
+          <w:bCs/>
+          <w:color w:val="7F0055"/>
+          <w:sz w:val="20"/>
+          <w:szCs w:val="20"/>
+          <w:shd w:val="clear" w:fill="FFFFFF"/>
+        </w:rPr>
+      </w:pPr>
+    </w:p>
+    <w:p>
+      <w:pPr>
+        <w:pStyle w:val="5"/>
+        <w:keepNext w:val="0"/>
+        <w:keepLines w:val="0"/>
+        <w:widowControl/>
+        <w:suppressLineNumbers w:val="0"/>
+        <w:spacing w:before="0" w:beforeAutospacing="0" w:after="0" w:afterAutospacing="0"/>
+        <w:ind w:left="0" w:right="0"/>
+      </w:pPr>
+      <w:r>
+        <w:rPr>
+          <w:rFonts w:ascii="Consolas" w:hAnsi="Consolas" w:eastAsia="Consolas" w:cs="Consolas"/>
+          <w:b/>
+          <w:bCs/>
+          <w:color w:val="7F0055"/>
+          <w:sz w:val="20"/>
+          <w:szCs w:val="20"/>
+          <w:shd w:val="clear" w:fill="FFFFFF"/>
+        </w:rPr>
+        <w:t>public</w:t>
+      </w:r>
+      <w:r>
+        <w:rPr>
+          <w:rFonts w:hint="default" w:ascii="Consolas" w:hAnsi="Consolas" w:eastAsia="Consolas" w:cs="Consolas"/>
+          <w:color w:val="000000"/>
+          <w:sz w:val="20"/>
+          <w:szCs w:val="20"/>
+          <w:shd w:val="clear" w:fill="FFFFFF"/>
+        </w:rPr>
+        <w:t xml:space="preserve"> </w:t>
+      </w:r>
+      <w:r>
+        <w:rPr>
+          <w:rFonts w:hint="default" w:ascii="Consolas" w:hAnsi="Consolas" w:eastAsia="Consolas" w:cs="Consolas"/>
+          <w:color w:val="000000"/>
+          <w:sz w:val="20"/>
+          <w:szCs w:val="20"/>
+          <w:shd w:val="clear" w:fill="D4D4D4"/>
+        </w:rPr>
+        <w:t>List&lt;User&gt;</w:t>
+      </w:r>
+      <w:r>
+        <w:rPr>
+          <w:rFonts w:hint="default" w:ascii="Consolas" w:hAnsi="Consolas" w:eastAsia="Consolas" w:cs="Consolas"/>
+          <w:color w:val="000000"/>
+          <w:sz w:val="20"/>
+          <w:szCs w:val="20"/>
+          <w:shd w:val="clear" w:fill="FFFFFF"/>
+        </w:rPr>
+        <w:t xml:space="preserve"> findUsers() {</w:t>
+      </w:r>
+    </w:p>
+    <w:p>
+      <w:pPr>
+        <w:pStyle w:val="5"/>
+        <w:keepNext w:val="0"/>
+        <w:keepLines w:val="0"/>
+        <w:widowControl/>
+        <w:suppressLineNumbers w:val="0"/>
+        <w:spacing w:before="0" w:beforeAutospacing="0" w:after="0" w:afterAutospacing="0"/>
+        <w:ind w:left="0" w:right="0" w:firstLine="400" w:firstLineChars="200"/>
+      </w:pPr>
+      <w:r>
+        <w:rPr>
+          <w:rFonts w:hint="default" w:ascii="Consolas" w:hAnsi="Consolas" w:eastAsia="Consolas" w:cs="Consolas"/>
+          <w:b/>
+          <w:bCs/>
+          <w:color w:val="7F0055"/>
+          <w:sz w:val="20"/>
+          <w:szCs w:val="20"/>
+          <w:shd w:val="clear" w:fill="D4D4D4"/>
+        </w:rPr>
+        <w:t>return</w:t>
+      </w:r>
+      <w:r>
+        <w:rPr>
+          <w:rFonts w:hint="default" w:ascii="Consolas" w:hAnsi="Consolas" w:eastAsia="Consolas" w:cs="Consolas"/>
+          <w:color w:val="000000"/>
+          <w:sz w:val="20"/>
+          <w:szCs w:val="20"/>
+          <w:shd w:val="clear" w:fill="D4D4D4"/>
+        </w:rPr>
+        <w:t xml:space="preserve"> </w:t>
+      </w:r>
+      <w:r>
+        <w:rPr>
+          <w:rFonts w:hint="default" w:ascii="Consolas" w:hAnsi="Consolas" w:eastAsia="Consolas" w:cs="Consolas"/>
+          <w:color w:val="0000C0"/>
+          <w:sz w:val="20"/>
+          <w:szCs w:val="20"/>
+          <w:shd w:val="clear" w:fill="D4D4D4"/>
+        </w:rPr>
+        <w:t>userRepository</w:t>
+      </w:r>
+      <w:r>
+        <w:rPr>
+          <w:rFonts w:hint="default" w:ascii="Consolas" w:hAnsi="Consolas" w:eastAsia="Consolas" w:cs="Consolas"/>
+          <w:color w:val="000000"/>
+          <w:sz w:val="20"/>
+          <w:szCs w:val="20"/>
+          <w:shd w:val="clear" w:fill="D4D4D4"/>
+        </w:rPr>
+        <w:t>.findAll();</w:t>
+      </w:r>
+    </w:p>
+    <w:p>
+      <w:pPr>
+        <w:pStyle w:val="5"/>
+        <w:keepNext w:val="0"/>
+        <w:keepLines w:val="0"/>
+        <w:widowControl/>
+        <w:suppressLineNumbers w:val="0"/>
+        <w:spacing w:before="0" w:beforeAutospacing="0" w:after="0" w:afterAutospacing="0"/>
+        <w:ind w:left="0" w:right="0"/>
+        <w:rPr>
+          <w:rFonts w:hint="default" w:ascii="Consolas" w:hAnsi="Consolas" w:eastAsia="Consolas" w:cs="Consolas"/>
+          <w:color w:val="000000"/>
+          <w:sz w:val="20"/>
+          <w:szCs w:val="20"/>
+          <w:shd w:val="clear" w:fill="FFFFFF"/>
+        </w:rPr>
+      </w:pPr>
+      <w:r>
+        <w:rPr>
+          <w:rFonts w:hint="default" w:ascii="Consolas" w:hAnsi="Consolas" w:eastAsia="Consolas" w:cs="Consolas"/>
+          <w:color w:val="000000"/>
+          <w:sz w:val="20"/>
+          <w:szCs w:val="20"/>
+          <w:shd w:val="clear" w:fill="FFFFFF"/>
+        </w:rPr>
+        <w:t>}</w:t>
+      </w:r>
+    </w:p>
+    <w:p>
+      <w:pPr>
+        <w:pStyle w:val="5"/>
+        <w:keepNext w:val="0"/>
+        <w:keepLines w:val="0"/>
+        <w:widowControl/>
+        <w:suppressLineNumbers w:val="0"/>
+        <w:spacing w:before="0" w:beforeAutospacing="0" w:after="0" w:afterAutospacing="0"/>
+        <w:ind w:left="0" w:right="0"/>
+        <w:rPr>
+          <w:rFonts w:hint="default" w:ascii="Consolas" w:hAnsi="Consolas" w:eastAsia="Consolas" w:cs="Consolas"/>
+          <w:color w:val="000000"/>
+          <w:sz w:val="20"/>
+          <w:szCs w:val="20"/>
+          <w:shd w:val="clear" w:fill="FFFFFF"/>
+        </w:rPr>
+      </w:pPr>
+    </w:p>
+    <w:p>
+      <w:pPr>
+        <w:pStyle w:val="5"/>
+        <w:keepNext w:val="0"/>
+        <w:keepLines w:val="0"/>
+        <w:widowControl/>
+        <w:suppressLineNumbers w:val="0"/>
+        <w:spacing w:before="0" w:beforeAutospacing="0" w:after="0" w:afterAutospacing="0"/>
+        <w:ind w:left="0" w:right="0"/>
+        <w:rPr>
+          <w:rFonts w:hint="default" w:ascii="Consolas" w:hAnsi="Consolas" w:eastAsia="Consolas" w:cs="Consolas"/>
+          <w:color w:val="000000"/>
+          <w:sz w:val="20"/>
+          <w:szCs w:val="20"/>
+          <w:shd w:val="clear" w:fill="FFFFFF"/>
+          <w:lang w:val="en-IN"/>
+        </w:rPr>
+      </w:pPr>
+      <w:r>
+        <w:rPr>
+          <w:rFonts w:hint="default" w:ascii="Consolas" w:hAnsi="Consolas" w:eastAsia="Consolas" w:cs="Consolas"/>
+          <w:color w:val="000000"/>
+          <w:sz w:val="20"/>
+          <w:szCs w:val="20"/>
+          <w:shd w:val="clear" w:fill="FFFFFF"/>
+          <w:lang w:val="en-IN"/>
+        </w:rPr>
+        <w:t>We can also create a service for admin creation where ADMIN role should be mentioned like :</w:t>
+      </w:r>
+    </w:p>
+    <w:p>
+      <w:pPr>
+        <w:pStyle w:val="5"/>
+        <w:keepNext w:val="0"/>
+        <w:keepLines w:val="0"/>
+        <w:widowControl/>
+        <w:suppressLineNumbers w:val="0"/>
+        <w:spacing w:before="0" w:beforeAutospacing="0" w:after="0" w:afterAutospacing="0"/>
+        <w:ind w:left="0" w:right="0"/>
+      </w:pPr>
+      <w:r>
+        <w:rPr>
+          <w:rFonts w:ascii="Consolas" w:hAnsi="Consolas" w:eastAsia="Consolas" w:cs="Consolas"/>
+          <w:b/>
+          <w:bCs/>
+          <w:color w:val="7F0055"/>
+          <w:sz w:val="20"/>
+          <w:szCs w:val="20"/>
+          <w:shd w:val="clear" w:fill="FFFFFF"/>
+        </w:rPr>
+        <w:t>public</w:t>
+      </w:r>
+      <w:r>
+        <w:rPr>
+          <w:rFonts w:hint="default" w:ascii="Consolas" w:hAnsi="Consolas" w:eastAsia="Consolas" w:cs="Consolas"/>
+          <w:color w:val="000000"/>
+          <w:sz w:val="20"/>
+          <w:szCs w:val="20"/>
+          <w:shd w:val="clear" w:fill="FFFFFF"/>
+        </w:rPr>
+        <w:t xml:space="preserve"> </w:t>
+      </w:r>
+      <w:r>
+        <w:rPr>
+          <w:rFonts w:hint="default" w:ascii="Consolas" w:hAnsi="Consolas" w:eastAsia="Consolas" w:cs="Consolas"/>
+          <w:b/>
+          <w:bCs/>
+          <w:color w:val="7F0055"/>
+          <w:sz w:val="20"/>
+          <w:szCs w:val="20"/>
+          <w:shd w:val="clear" w:fill="FFFFFF"/>
+        </w:rPr>
+        <w:t>void</w:t>
+      </w:r>
+      <w:r>
+        <w:rPr>
+          <w:rFonts w:hint="default" w:ascii="Consolas" w:hAnsi="Consolas" w:eastAsia="Consolas" w:cs="Consolas"/>
+          <w:color w:val="000000"/>
+          <w:sz w:val="20"/>
+          <w:szCs w:val="20"/>
+          <w:shd w:val="clear" w:fill="FFFFFF"/>
+        </w:rPr>
+        <w:t xml:space="preserve"> saveAdminUser(User </w:t>
+      </w:r>
+      <w:r>
+        <w:rPr>
+          <w:rFonts w:hint="default" w:ascii="Consolas" w:hAnsi="Consolas" w:eastAsia="Consolas" w:cs="Consolas"/>
+          <w:color w:val="6A3E3E"/>
+          <w:sz w:val="20"/>
+          <w:szCs w:val="20"/>
+          <w:shd w:val="clear" w:fill="FFFFFF"/>
+        </w:rPr>
+        <w:t>user</w:t>
+      </w:r>
+      <w:r>
+        <w:rPr>
+          <w:rFonts w:hint="default" w:ascii="Consolas" w:hAnsi="Consolas" w:eastAsia="Consolas" w:cs="Consolas"/>
+          <w:color w:val="000000"/>
+          <w:sz w:val="20"/>
+          <w:szCs w:val="20"/>
+          <w:shd w:val="clear" w:fill="FFFFFF"/>
+        </w:rPr>
+        <w:t>) {</w:t>
+      </w:r>
+    </w:p>
+    <w:p>
+      <w:pPr>
+        <w:pStyle w:val="5"/>
+        <w:keepNext w:val="0"/>
+        <w:keepLines w:val="0"/>
+        <w:widowControl/>
+        <w:suppressLineNumbers w:val="0"/>
+        <w:spacing w:before="0" w:beforeAutospacing="0" w:after="0" w:afterAutospacing="0"/>
+        <w:ind w:left="0" w:right="0" w:firstLine="300" w:firstLineChars="150"/>
+      </w:pPr>
+      <w:r>
+        <w:rPr>
+          <w:rFonts w:hint="default" w:ascii="Consolas" w:hAnsi="Consolas" w:eastAsia="Consolas" w:cs="Consolas"/>
+          <w:color w:val="6A3E3E"/>
+          <w:sz w:val="20"/>
+          <w:szCs w:val="20"/>
+          <w:shd w:val="clear" w:fill="FFFFFF"/>
+        </w:rPr>
+        <w:t>user</w:t>
+      </w:r>
+      <w:r>
+        <w:rPr>
+          <w:rFonts w:hint="default" w:ascii="Consolas" w:hAnsi="Consolas" w:eastAsia="Consolas" w:cs="Consolas"/>
+          <w:color w:val="000000"/>
+          <w:sz w:val="20"/>
+          <w:szCs w:val="20"/>
+          <w:shd w:val="clear" w:fill="FFFFFF"/>
+        </w:rPr>
+        <w:t>.setPassword(</w:t>
+      </w:r>
+      <w:r>
+        <w:rPr>
+          <w:rFonts w:hint="default" w:ascii="Consolas" w:hAnsi="Consolas" w:eastAsia="Consolas" w:cs="Consolas"/>
+          <w:b/>
+          <w:bCs/>
+          <w:i/>
+          <w:iCs/>
+          <w:color w:val="0000C0"/>
+          <w:sz w:val="20"/>
+          <w:szCs w:val="20"/>
+          <w:shd w:val="clear" w:fill="FFFFFF"/>
+        </w:rPr>
+        <w:t>passwordEncoder</w:t>
+      </w:r>
+      <w:r>
+        <w:rPr>
+          <w:rFonts w:hint="default" w:ascii="Consolas" w:hAnsi="Consolas" w:eastAsia="Consolas" w:cs="Consolas"/>
+          <w:color w:val="000000"/>
+          <w:sz w:val="20"/>
+          <w:szCs w:val="20"/>
+          <w:shd w:val="clear" w:fill="FFFFFF"/>
+        </w:rPr>
+        <w:t>.encode(</w:t>
+      </w:r>
+      <w:r>
+        <w:rPr>
+          <w:rFonts w:hint="default" w:ascii="Consolas" w:hAnsi="Consolas" w:eastAsia="Consolas" w:cs="Consolas"/>
+          <w:color w:val="6A3E3E"/>
+          <w:sz w:val="20"/>
+          <w:szCs w:val="20"/>
+          <w:shd w:val="clear" w:fill="FFFFFF"/>
+        </w:rPr>
+        <w:t>user</w:t>
+      </w:r>
+      <w:r>
+        <w:rPr>
+          <w:rFonts w:hint="default" w:ascii="Consolas" w:hAnsi="Consolas" w:eastAsia="Consolas" w:cs="Consolas"/>
+          <w:color w:val="000000"/>
+          <w:sz w:val="20"/>
+          <w:szCs w:val="20"/>
+          <w:shd w:val="clear" w:fill="FFFFFF"/>
+        </w:rPr>
+        <w:t>.getPassword()));</w:t>
+      </w:r>
+    </w:p>
+    <w:p>
+      <w:pPr>
+        <w:pStyle w:val="5"/>
+        <w:keepNext w:val="0"/>
+        <w:keepLines w:val="0"/>
+        <w:widowControl/>
+        <w:suppressLineNumbers w:val="0"/>
+        <w:spacing w:before="0" w:beforeAutospacing="0" w:after="0" w:afterAutospacing="0"/>
+        <w:ind w:left="0" w:right="0" w:firstLine="300" w:firstLineChars="150"/>
+      </w:pPr>
+      <w:r>
+        <w:rPr>
+          <w:rFonts w:hint="default" w:ascii="Consolas" w:hAnsi="Consolas" w:eastAsia="Consolas" w:cs="Consolas"/>
+          <w:color w:val="6A3E3E"/>
+          <w:sz w:val="20"/>
+          <w:szCs w:val="20"/>
+          <w:shd w:val="clear" w:fill="FFFFFF"/>
+        </w:rPr>
+        <w:t>user</w:t>
+      </w:r>
+      <w:r>
+        <w:rPr>
+          <w:rFonts w:hint="default" w:ascii="Consolas" w:hAnsi="Consolas" w:eastAsia="Consolas" w:cs="Consolas"/>
+          <w:color w:val="000000"/>
+          <w:sz w:val="20"/>
+          <w:szCs w:val="20"/>
+          <w:shd w:val="clear" w:fill="FFFFFF"/>
+        </w:rPr>
+        <w:t>.setRoles(Arrays.</w:t>
+      </w:r>
+      <w:r>
+        <w:rPr>
+          <w:rFonts w:hint="default" w:ascii="Consolas" w:hAnsi="Consolas" w:eastAsia="Consolas" w:cs="Consolas"/>
+          <w:i/>
+          <w:iCs/>
+          <w:color w:val="000000"/>
+          <w:sz w:val="20"/>
+          <w:szCs w:val="20"/>
+          <w:shd w:val="clear" w:fill="FFFFFF"/>
+        </w:rPr>
+        <w:t>asList</w:t>
+      </w:r>
+      <w:r>
+        <w:rPr>
+          <w:rFonts w:hint="default" w:ascii="Consolas" w:hAnsi="Consolas" w:eastAsia="Consolas" w:cs="Consolas"/>
+          <w:color w:val="000000"/>
+          <w:sz w:val="20"/>
+          <w:szCs w:val="20"/>
+          <w:shd w:val="clear" w:fill="FFFFFF"/>
+        </w:rPr>
+        <w:t>(</w:t>
+      </w:r>
+      <w:r>
+        <w:rPr>
+          <w:rFonts w:hint="default" w:ascii="Consolas" w:hAnsi="Consolas" w:eastAsia="Consolas" w:cs="Consolas"/>
+          <w:color w:val="2A00FF"/>
+          <w:sz w:val="20"/>
+          <w:szCs w:val="20"/>
+          <w:shd w:val="clear" w:fill="FFFFFF"/>
+        </w:rPr>
+        <w:t>"USER"</w:t>
+      </w:r>
+      <w:r>
+        <w:rPr>
+          <w:rFonts w:hint="default" w:ascii="Consolas" w:hAnsi="Consolas" w:eastAsia="Consolas" w:cs="Consolas"/>
+          <w:color w:val="000000"/>
+          <w:sz w:val="20"/>
+          <w:szCs w:val="20"/>
+          <w:shd w:val="clear" w:fill="FFFFFF"/>
+        </w:rPr>
+        <w:t>,</w:t>
+      </w:r>
+      <w:r>
+        <w:rPr>
+          <w:rFonts w:hint="default" w:ascii="Consolas" w:hAnsi="Consolas" w:eastAsia="Consolas" w:cs="Consolas"/>
+          <w:color w:val="2A00FF"/>
+          <w:sz w:val="20"/>
+          <w:szCs w:val="20"/>
+          <w:shd w:val="clear" w:fill="FFFFFF"/>
+        </w:rPr>
+        <w:t>"ADMIN"</w:t>
+      </w:r>
+      <w:r>
+        <w:rPr>
+          <w:rFonts w:hint="default" w:ascii="Consolas" w:hAnsi="Consolas" w:eastAsia="Consolas" w:cs="Consolas"/>
+          <w:color w:val="000000"/>
+          <w:sz w:val="20"/>
+          <w:szCs w:val="20"/>
+          <w:shd w:val="clear" w:fill="FFFFFF"/>
+        </w:rPr>
+        <w:t>));</w:t>
+      </w:r>
+    </w:p>
+    <w:p>
+      <w:pPr>
+        <w:pStyle w:val="5"/>
+        <w:keepNext w:val="0"/>
+        <w:keepLines w:val="0"/>
+        <w:widowControl/>
+        <w:suppressLineNumbers w:val="0"/>
+        <w:spacing w:before="0" w:beforeAutospacing="0" w:after="0" w:afterAutospacing="0"/>
+        <w:ind w:left="0" w:right="0" w:firstLine="300" w:firstLineChars="150"/>
+      </w:pPr>
+      <w:r>
+        <w:rPr>
+          <w:rFonts w:hint="default" w:ascii="Consolas" w:hAnsi="Consolas" w:eastAsia="Consolas" w:cs="Consolas"/>
+          <w:color w:val="0000C0"/>
+          <w:sz w:val="20"/>
+          <w:szCs w:val="20"/>
+          <w:shd w:val="clear" w:fill="FFFFFF"/>
+        </w:rPr>
+        <w:t>userRepository</w:t>
+      </w:r>
+      <w:r>
+        <w:rPr>
+          <w:rFonts w:hint="default" w:ascii="Consolas" w:hAnsi="Consolas" w:eastAsia="Consolas" w:cs="Consolas"/>
+          <w:color w:val="000000"/>
+          <w:sz w:val="20"/>
+          <w:szCs w:val="20"/>
+          <w:shd w:val="clear" w:fill="FFFFFF"/>
+        </w:rPr>
+        <w:t>.save(</w:t>
+      </w:r>
+      <w:r>
+        <w:rPr>
+          <w:rFonts w:hint="default" w:ascii="Consolas" w:hAnsi="Consolas" w:eastAsia="Consolas" w:cs="Consolas"/>
+          <w:color w:val="6A3E3E"/>
+          <w:sz w:val="20"/>
+          <w:szCs w:val="20"/>
+          <w:shd w:val="clear" w:fill="FFFFFF"/>
+        </w:rPr>
+        <w:t>user</w:t>
+      </w:r>
+      <w:r>
+        <w:rPr>
+          <w:rFonts w:hint="default" w:ascii="Consolas" w:hAnsi="Consolas" w:eastAsia="Consolas" w:cs="Consolas"/>
+          <w:color w:val="000000"/>
+          <w:sz w:val="20"/>
+          <w:szCs w:val="20"/>
+          <w:shd w:val="clear" w:fill="FFFFFF"/>
+        </w:rPr>
+        <w:t xml:space="preserve">); </w:t>
+      </w:r>
+    </w:p>
+    <w:p>
+      <w:pPr>
+        <w:pStyle w:val="5"/>
+        <w:keepNext w:val="0"/>
+        <w:keepLines w:val="0"/>
+        <w:widowControl/>
+        <w:suppressLineNumbers w:val="0"/>
+        <w:spacing w:before="0" w:beforeAutospacing="0" w:after="0" w:afterAutospacing="0"/>
+        <w:ind w:left="0" w:right="0"/>
+      </w:pPr>
+      <w:r>
+        <w:rPr>
+          <w:rFonts w:hint="default" w:ascii="Consolas" w:hAnsi="Consolas" w:eastAsia="Consolas" w:cs="Consolas"/>
+          <w:color w:val="000000"/>
+          <w:sz w:val="20"/>
+          <w:szCs w:val="20"/>
+          <w:shd w:val="clear" w:fill="FFFFFF"/>
+        </w:rPr>
+        <w:t>}</w:t>
+      </w:r>
+    </w:p>
+    <w:p>
+      <w:pPr>
+        <w:pStyle w:val="5"/>
+        <w:keepNext w:val="0"/>
+        <w:keepLines w:val="0"/>
+        <w:widowControl/>
+        <w:suppressLineNumbers w:val="0"/>
+        <w:spacing w:before="0" w:beforeAutospacing="0" w:after="0" w:afterAutospacing="0"/>
+        <w:ind w:left="0" w:right="0"/>
+        <w:rPr>
+          <w:rFonts w:hint="default" w:ascii="Consolas" w:hAnsi="Consolas" w:eastAsia="Consolas" w:cs="Consolas"/>
+          <w:color w:val="000000"/>
+          <w:sz w:val="20"/>
+          <w:szCs w:val="20"/>
+          <w:shd w:val="clear" w:fill="FFFFFF"/>
+          <w:lang w:val="en-IN"/>
+        </w:rPr>
+      </w:pPr>
+      <w:r>
+        <w:rPr>
+          <w:rFonts w:hint="default" w:ascii="Consolas" w:hAnsi="Consolas" w:eastAsia="Consolas" w:cs="Consolas"/>
+          <w:color w:val="000000"/>
+          <w:sz w:val="20"/>
+          <w:szCs w:val="20"/>
+          <w:shd w:val="clear" w:fill="FFFFFF"/>
+          <w:lang w:val="en-IN"/>
+        </w:rPr>
+        <w:t xml:space="preserve">Only thing left is use controller to call these services </w:t>
+      </w:r>
+    </w:p>
+    <w:p>
+      <w:pPr>
+        <w:pStyle w:val="5"/>
+        <w:keepNext w:val="0"/>
+        <w:keepLines w:val="0"/>
+        <w:widowControl/>
+        <w:suppressLineNumbers w:val="0"/>
+        <w:spacing w:before="0" w:beforeAutospacing="0" w:after="0" w:afterAutospacing="0"/>
+        <w:ind w:left="0" w:right="0"/>
+        <w:rPr>
+          <w:rFonts w:hint="default" w:ascii="Consolas" w:hAnsi="Consolas" w:eastAsia="Consolas" w:cs="Consolas"/>
+          <w:color w:val="000000"/>
+          <w:sz w:val="20"/>
+          <w:szCs w:val="20"/>
+          <w:shd w:val="clear" w:fill="FFFFFF"/>
+          <w:lang w:val="en-IN"/>
+        </w:rPr>
+      </w:pPr>
+    </w:p>
+    <w:p>
+      <w:pPr>
+        <w:pStyle w:val="5"/>
+        <w:keepNext w:val="0"/>
+        <w:keepLines w:val="0"/>
+        <w:widowControl/>
+        <w:suppressLineNumbers w:val="0"/>
+        <w:spacing w:before="0" w:beforeAutospacing="0" w:after="0" w:afterAutospacing="0"/>
+        <w:ind w:left="0" w:right="0"/>
+      </w:pPr>
+      <w:r>
+        <w:rPr>
+          <w:rFonts w:ascii="Consolas" w:hAnsi="Consolas" w:eastAsia="Consolas" w:cs="Consolas"/>
+          <w:color w:val="646464"/>
+          <w:sz w:val="20"/>
+          <w:szCs w:val="20"/>
+          <w:shd w:val="clear" w:fill="FFFFFF"/>
+        </w:rPr>
+        <w:t>@RestController</w:t>
+      </w:r>
+    </w:p>
+    <w:p>
+      <w:pPr>
+        <w:pStyle w:val="5"/>
+        <w:keepNext w:val="0"/>
+        <w:keepLines w:val="0"/>
+        <w:widowControl/>
+        <w:suppressLineNumbers w:val="0"/>
+        <w:spacing w:before="0" w:beforeAutospacing="0" w:after="0" w:afterAutospacing="0"/>
+        <w:ind w:left="0" w:right="0"/>
+      </w:pPr>
+      <w:r>
+        <w:rPr>
+          <w:rFonts w:hint="default" w:ascii="Consolas" w:hAnsi="Consolas" w:eastAsia="Consolas" w:cs="Consolas"/>
+          <w:color w:val="646464"/>
+          <w:sz w:val="20"/>
+          <w:szCs w:val="20"/>
+          <w:shd w:val="clear" w:fill="FFFFFF"/>
+        </w:rPr>
+        <w:t>@RequestMapping</w:t>
+      </w:r>
+      <w:r>
+        <w:rPr>
+          <w:rFonts w:hint="default" w:ascii="Consolas" w:hAnsi="Consolas" w:eastAsia="Consolas" w:cs="Consolas"/>
+          <w:color w:val="000000"/>
+          <w:sz w:val="20"/>
+          <w:szCs w:val="20"/>
+          <w:shd w:val="clear" w:fill="FFFFFF"/>
+        </w:rPr>
+        <w:t>(</w:t>
+      </w:r>
+      <w:r>
+        <w:rPr>
+          <w:rFonts w:hint="default" w:ascii="Consolas" w:hAnsi="Consolas" w:eastAsia="Consolas" w:cs="Consolas"/>
+          <w:color w:val="2A00FF"/>
+          <w:sz w:val="20"/>
+          <w:szCs w:val="20"/>
+          <w:shd w:val="clear" w:fill="FFFFFF"/>
+        </w:rPr>
+        <w:t>"admin"</w:t>
+      </w:r>
+      <w:r>
+        <w:rPr>
+          <w:rFonts w:hint="default" w:ascii="Consolas" w:hAnsi="Consolas" w:eastAsia="Consolas" w:cs="Consolas"/>
+          <w:color w:val="000000"/>
+          <w:sz w:val="20"/>
+          <w:szCs w:val="20"/>
+          <w:shd w:val="clear" w:fill="FFFFFF"/>
+        </w:rPr>
+        <w:t>)</w:t>
+      </w:r>
+    </w:p>
+    <w:p>
+      <w:pPr>
+        <w:pStyle w:val="5"/>
+        <w:keepNext w:val="0"/>
+        <w:keepLines w:val="0"/>
+        <w:widowControl/>
+        <w:suppressLineNumbers w:val="0"/>
+        <w:spacing w:before="0" w:beforeAutospacing="0" w:after="0" w:afterAutospacing="0"/>
+        <w:ind w:left="0" w:right="0"/>
+      </w:pPr>
+      <w:r>
+        <w:rPr>
+          <w:rFonts w:hint="default" w:ascii="Consolas" w:hAnsi="Consolas" w:eastAsia="Consolas" w:cs="Consolas"/>
+          <w:color w:val="646464"/>
+          <w:sz w:val="20"/>
+          <w:szCs w:val="20"/>
+          <w:shd w:val="clear" w:fill="FFFFFF"/>
+        </w:rPr>
+        <w:t>@AllArgsConstructor</w:t>
+      </w:r>
+    </w:p>
+    <w:p>
+      <w:pPr>
+        <w:pStyle w:val="5"/>
+        <w:keepNext w:val="0"/>
+        <w:keepLines w:val="0"/>
+        <w:widowControl/>
+        <w:suppressLineNumbers w:val="0"/>
+        <w:spacing w:before="0" w:beforeAutospacing="0" w:after="0" w:afterAutospacing="0"/>
+        <w:ind w:left="0" w:right="0"/>
+      </w:pPr>
+      <w:r>
+        <w:rPr>
+          <w:rFonts w:hint="default" w:ascii="Consolas" w:hAnsi="Consolas" w:eastAsia="Consolas" w:cs="Consolas"/>
+          <w:b/>
+          <w:bCs/>
+          <w:color w:val="7F0055"/>
+          <w:sz w:val="20"/>
+          <w:szCs w:val="20"/>
+          <w:shd w:val="clear" w:fill="FFFFFF"/>
+        </w:rPr>
+        <w:t>public</w:t>
+      </w:r>
+      <w:r>
+        <w:rPr>
+          <w:rFonts w:hint="default" w:ascii="Consolas" w:hAnsi="Consolas" w:eastAsia="Consolas" w:cs="Consolas"/>
+          <w:color w:val="000000"/>
+          <w:sz w:val="20"/>
+          <w:szCs w:val="20"/>
+          <w:shd w:val="clear" w:fill="FFFFFF"/>
+        </w:rPr>
+        <w:t xml:space="preserve"> </w:t>
+      </w:r>
+      <w:r>
+        <w:rPr>
+          <w:rFonts w:hint="default" w:ascii="Consolas" w:hAnsi="Consolas" w:eastAsia="Consolas" w:cs="Consolas"/>
+          <w:b/>
+          <w:bCs/>
+          <w:color w:val="7F0055"/>
+          <w:sz w:val="20"/>
+          <w:szCs w:val="20"/>
+          <w:shd w:val="clear" w:fill="FFFFFF"/>
+        </w:rPr>
+        <w:t>class</w:t>
+      </w:r>
+      <w:r>
+        <w:rPr>
+          <w:rFonts w:hint="default" w:ascii="Consolas" w:hAnsi="Consolas" w:eastAsia="Consolas" w:cs="Consolas"/>
+          <w:color w:val="000000"/>
+          <w:sz w:val="20"/>
+          <w:szCs w:val="20"/>
+          <w:shd w:val="clear" w:fill="FFFFFF"/>
+        </w:rPr>
+        <w:t xml:space="preserve"> AdminController {</w:t>
+      </w:r>
+    </w:p>
+    <w:p>
+      <w:pPr>
+        <w:pStyle w:val="5"/>
+        <w:keepNext w:val="0"/>
+        <w:keepLines w:val="0"/>
+        <w:widowControl/>
+        <w:suppressLineNumbers w:val="0"/>
+        <w:spacing w:before="0" w:beforeAutospacing="0" w:after="0" w:afterAutospacing="0"/>
+        <w:ind w:left="0" w:right="0"/>
+      </w:pPr>
+    </w:p>
+    <w:p>
+      <w:pPr>
+        <w:pStyle w:val="5"/>
+        <w:keepNext w:val="0"/>
+        <w:keepLines w:val="0"/>
+        <w:widowControl/>
+        <w:suppressLineNumbers w:val="0"/>
+        <w:spacing w:before="0" w:beforeAutospacing="0" w:after="0" w:afterAutospacing="0"/>
+        <w:ind w:left="0" w:right="0"/>
+      </w:pPr>
+      <w:r>
+        <w:rPr>
+          <w:rFonts w:hint="default" w:ascii="Consolas" w:hAnsi="Consolas" w:eastAsia="Consolas" w:cs="Consolas"/>
+          <w:b/>
+          <w:bCs/>
+          <w:color w:val="7F0055"/>
+          <w:sz w:val="20"/>
+          <w:szCs w:val="20"/>
+          <w:shd w:val="clear" w:fill="FFFFFF"/>
+        </w:rPr>
+        <w:t>private</w:t>
+      </w:r>
+      <w:r>
+        <w:rPr>
+          <w:rFonts w:hint="default" w:ascii="Consolas" w:hAnsi="Consolas" w:eastAsia="Consolas" w:cs="Consolas"/>
+          <w:color w:val="000000"/>
+          <w:sz w:val="20"/>
+          <w:szCs w:val="20"/>
+          <w:shd w:val="clear" w:fill="FFFFFF"/>
+        </w:rPr>
+        <w:t xml:space="preserve"> UserService </w:t>
+      </w:r>
+      <w:r>
+        <w:rPr>
+          <w:rFonts w:hint="default" w:ascii="Consolas" w:hAnsi="Consolas" w:eastAsia="Consolas" w:cs="Consolas"/>
+          <w:color w:val="0000C0"/>
+          <w:sz w:val="20"/>
+          <w:szCs w:val="20"/>
+          <w:shd w:val="clear" w:fill="FFFFFF"/>
+        </w:rPr>
+        <w:t>userService</w:t>
+      </w:r>
+      <w:r>
+        <w:rPr>
+          <w:rFonts w:hint="default" w:ascii="Consolas" w:hAnsi="Consolas" w:eastAsia="Consolas" w:cs="Consolas"/>
+          <w:color w:val="000000"/>
+          <w:sz w:val="20"/>
+          <w:szCs w:val="20"/>
+          <w:shd w:val="clear" w:fill="FFFFFF"/>
+        </w:rPr>
+        <w:t>;</w:t>
+      </w:r>
+    </w:p>
+    <w:p>
+      <w:pPr>
+        <w:pStyle w:val="5"/>
+        <w:keepNext w:val="0"/>
+        <w:keepLines w:val="0"/>
+        <w:widowControl/>
+        <w:suppressLineNumbers w:val="0"/>
+        <w:spacing w:before="0" w:beforeAutospacing="0" w:after="0" w:afterAutospacing="0"/>
+        <w:ind w:left="0" w:right="0"/>
+      </w:pPr>
+    </w:p>
+    <w:p>
+      <w:pPr>
+        <w:pStyle w:val="5"/>
+        <w:keepNext w:val="0"/>
+        <w:keepLines w:val="0"/>
+        <w:widowControl/>
+        <w:suppressLineNumbers w:val="0"/>
+        <w:spacing w:before="0" w:beforeAutospacing="0" w:after="0" w:afterAutospacing="0"/>
+        <w:ind w:left="0" w:right="0"/>
+      </w:pPr>
+      <w:r>
+        <w:rPr>
+          <w:rFonts w:hint="default" w:ascii="Consolas" w:hAnsi="Consolas" w:eastAsia="Consolas" w:cs="Consolas"/>
+          <w:color w:val="646464"/>
+          <w:sz w:val="20"/>
+          <w:szCs w:val="20"/>
+          <w:shd w:val="clear" w:fill="FFFFFF"/>
+        </w:rPr>
+        <w:t>@PostMapping</w:t>
+      </w:r>
+      <w:r>
+        <w:rPr>
+          <w:rFonts w:hint="default" w:ascii="Consolas" w:hAnsi="Consolas" w:eastAsia="Consolas" w:cs="Consolas"/>
+          <w:color w:val="000000"/>
+          <w:sz w:val="20"/>
+          <w:szCs w:val="20"/>
+          <w:shd w:val="clear" w:fill="FFFFFF"/>
+        </w:rPr>
+        <w:t>(</w:t>
+      </w:r>
+      <w:r>
+        <w:rPr>
+          <w:rFonts w:hint="default" w:ascii="Consolas" w:hAnsi="Consolas" w:eastAsia="Consolas" w:cs="Consolas"/>
+          <w:color w:val="2A00FF"/>
+          <w:sz w:val="20"/>
+          <w:szCs w:val="20"/>
+          <w:shd w:val="clear" w:fill="FFFFFF"/>
+        </w:rPr>
+        <w:t>"/create-admin-user"</w:t>
+      </w:r>
+      <w:r>
+        <w:rPr>
+          <w:rFonts w:hint="default" w:ascii="Consolas" w:hAnsi="Consolas" w:eastAsia="Consolas" w:cs="Consolas"/>
+          <w:color w:val="000000"/>
+          <w:sz w:val="20"/>
+          <w:szCs w:val="20"/>
+          <w:shd w:val="clear" w:fill="FFFFFF"/>
+        </w:rPr>
+        <w:t>)</w:t>
+      </w:r>
+    </w:p>
+    <w:p>
+      <w:pPr>
+        <w:pStyle w:val="5"/>
+        <w:keepNext w:val="0"/>
+        <w:keepLines w:val="0"/>
+        <w:widowControl/>
+        <w:suppressLineNumbers w:val="0"/>
+        <w:spacing w:before="0" w:beforeAutospacing="0" w:after="0" w:afterAutospacing="0"/>
+        <w:ind w:left="0" w:right="0"/>
+      </w:pPr>
+      <w:r>
+        <w:rPr>
+          <w:rFonts w:hint="default" w:ascii="Consolas" w:hAnsi="Consolas" w:eastAsia="Consolas" w:cs="Consolas"/>
+          <w:b/>
+          <w:bCs/>
+          <w:color w:val="7F0055"/>
+          <w:sz w:val="20"/>
+          <w:szCs w:val="20"/>
+          <w:shd w:val="clear" w:fill="FFFFFF"/>
+        </w:rPr>
+        <w:t>public</w:t>
+      </w:r>
+      <w:r>
+        <w:rPr>
+          <w:rFonts w:hint="default" w:ascii="Consolas" w:hAnsi="Consolas" w:eastAsia="Consolas" w:cs="Consolas"/>
+          <w:color w:val="000000"/>
+          <w:sz w:val="20"/>
+          <w:szCs w:val="20"/>
+          <w:shd w:val="clear" w:fill="FFFFFF"/>
+        </w:rPr>
+        <w:t xml:space="preserve"> ResponseEntity&lt;?&gt; createAdmin(</w:t>
+      </w:r>
+      <w:r>
+        <w:rPr>
+          <w:rFonts w:hint="default" w:ascii="Consolas" w:hAnsi="Consolas" w:eastAsia="Consolas" w:cs="Consolas"/>
+          <w:color w:val="646464"/>
+          <w:sz w:val="20"/>
+          <w:szCs w:val="20"/>
+          <w:shd w:val="clear" w:fill="FFFFFF"/>
+        </w:rPr>
+        <w:t>@RequestBody</w:t>
+      </w:r>
+      <w:r>
+        <w:rPr>
+          <w:rFonts w:hint="default" w:ascii="Consolas" w:hAnsi="Consolas" w:eastAsia="Consolas" w:cs="Consolas"/>
+          <w:color w:val="000000"/>
+          <w:sz w:val="20"/>
+          <w:szCs w:val="20"/>
+          <w:shd w:val="clear" w:fill="FFFFFF"/>
+        </w:rPr>
+        <w:t xml:space="preserve"> User </w:t>
+      </w:r>
+      <w:r>
+        <w:rPr>
+          <w:rFonts w:hint="default" w:ascii="Consolas" w:hAnsi="Consolas" w:eastAsia="Consolas" w:cs="Consolas"/>
+          <w:color w:val="6A3E3E"/>
+          <w:sz w:val="20"/>
+          <w:szCs w:val="20"/>
+          <w:shd w:val="clear" w:fill="FFFFFF"/>
+        </w:rPr>
+        <w:t>user</w:t>
+      </w:r>
+      <w:r>
+        <w:rPr>
+          <w:rFonts w:hint="default" w:ascii="Consolas" w:hAnsi="Consolas" w:eastAsia="Consolas" w:cs="Consolas"/>
+          <w:color w:val="000000"/>
+          <w:sz w:val="20"/>
+          <w:szCs w:val="20"/>
+          <w:shd w:val="clear" w:fill="FFFFFF"/>
+        </w:rPr>
+        <w:t>) {</w:t>
+      </w:r>
+    </w:p>
+    <w:p>
+      <w:pPr>
+        <w:pStyle w:val="5"/>
+        <w:keepNext w:val="0"/>
+        <w:keepLines w:val="0"/>
+        <w:widowControl/>
+        <w:suppressLineNumbers w:val="0"/>
+        <w:spacing w:before="0" w:beforeAutospacing="0" w:after="0" w:afterAutospacing="0"/>
+        <w:ind w:left="0" w:right="0" w:firstLine="300" w:firstLineChars="150"/>
+      </w:pPr>
+      <w:r>
+        <w:rPr>
+          <w:rFonts w:hint="default" w:ascii="Consolas" w:hAnsi="Consolas" w:eastAsia="Consolas" w:cs="Consolas"/>
+          <w:b/>
+          <w:bCs/>
+          <w:color w:val="7F0055"/>
+          <w:sz w:val="20"/>
+          <w:szCs w:val="20"/>
+          <w:shd w:val="clear" w:fill="FFFFFF"/>
+        </w:rPr>
+        <w:t>try</w:t>
+      </w:r>
+      <w:r>
+        <w:rPr>
+          <w:rFonts w:hint="default" w:ascii="Consolas" w:hAnsi="Consolas" w:eastAsia="Consolas" w:cs="Consolas"/>
+          <w:color w:val="000000"/>
+          <w:sz w:val="20"/>
+          <w:szCs w:val="20"/>
+          <w:shd w:val="clear" w:fill="FFFFFF"/>
+        </w:rPr>
+        <w:t xml:space="preserve"> {</w:t>
+      </w:r>
+    </w:p>
+    <w:p>
+      <w:pPr>
+        <w:pStyle w:val="5"/>
+        <w:keepNext w:val="0"/>
+        <w:keepLines w:val="0"/>
+        <w:widowControl/>
+        <w:suppressLineNumbers w:val="0"/>
+        <w:spacing w:before="0" w:beforeAutospacing="0" w:after="0" w:afterAutospacing="0"/>
+        <w:ind w:left="0" w:right="0" w:firstLine="600" w:firstLineChars="300"/>
+      </w:pPr>
+      <w:r>
+        <w:rPr>
+          <w:rFonts w:hint="default" w:ascii="Consolas" w:hAnsi="Consolas" w:eastAsia="Consolas" w:cs="Consolas"/>
+          <w:color w:val="0000C0"/>
+          <w:sz w:val="20"/>
+          <w:szCs w:val="20"/>
+          <w:shd w:val="clear" w:fill="FFFFFF"/>
+        </w:rPr>
+        <w:t>userService</w:t>
+      </w:r>
+      <w:r>
+        <w:rPr>
+          <w:rFonts w:hint="default" w:ascii="Consolas" w:hAnsi="Consolas" w:eastAsia="Consolas" w:cs="Consolas"/>
+          <w:color w:val="000000"/>
+          <w:sz w:val="20"/>
+          <w:szCs w:val="20"/>
+          <w:shd w:val="clear" w:fill="FFFFFF"/>
+        </w:rPr>
+        <w:t>.saveAdminUser(</w:t>
+      </w:r>
+      <w:r>
+        <w:rPr>
+          <w:rFonts w:hint="default" w:ascii="Consolas" w:hAnsi="Consolas" w:eastAsia="Consolas" w:cs="Consolas"/>
+          <w:color w:val="6A3E3E"/>
+          <w:sz w:val="20"/>
+          <w:szCs w:val="20"/>
+          <w:shd w:val="clear" w:fill="FFFFFF"/>
+        </w:rPr>
+        <w:t>user</w:t>
+      </w:r>
+      <w:r>
+        <w:rPr>
+          <w:rFonts w:hint="default" w:ascii="Consolas" w:hAnsi="Consolas" w:eastAsia="Consolas" w:cs="Consolas"/>
+          <w:color w:val="000000"/>
+          <w:sz w:val="20"/>
+          <w:szCs w:val="20"/>
+          <w:shd w:val="clear" w:fill="FFFFFF"/>
+        </w:rPr>
+        <w:t>);</w:t>
+      </w:r>
+    </w:p>
+    <w:p>
+      <w:pPr>
+        <w:pStyle w:val="5"/>
+        <w:keepNext w:val="0"/>
+        <w:keepLines w:val="0"/>
+        <w:widowControl/>
+        <w:suppressLineNumbers w:val="0"/>
+        <w:spacing w:before="0" w:beforeAutospacing="0" w:after="0" w:afterAutospacing="0"/>
+        <w:ind w:left="0" w:right="0" w:firstLine="600" w:firstLineChars="300"/>
+      </w:pPr>
+      <w:r>
+        <w:rPr>
+          <w:rFonts w:hint="default" w:ascii="Consolas" w:hAnsi="Consolas" w:eastAsia="Consolas" w:cs="Consolas"/>
+          <w:b/>
+          <w:bCs/>
+          <w:color w:val="7F0055"/>
+          <w:sz w:val="20"/>
+          <w:szCs w:val="20"/>
+          <w:shd w:val="clear" w:fill="FFFFFF"/>
+        </w:rPr>
+        <w:t>return</w:t>
+      </w:r>
+      <w:r>
+        <w:rPr>
+          <w:rFonts w:hint="default" w:ascii="Consolas" w:hAnsi="Consolas" w:eastAsia="Consolas" w:cs="Consolas"/>
+          <w:color w:val="000000"/>
+          <w:sz w:val="20"/>
+          <w:szCs w:val="20"/>
+          <w:shd w:val="clear" w:fill="FFFFFF"/>
+        </w:rPr>
+        <w:t xml:space="preserve"> </w:t>
+      </w:r>
+      <w:r>
+        <w:rPr>
+          <w:rFonts w:hint="default" w:ascii="Consolas" w:hAnsi="Consolas" w:eastAsia="Consolas" w:cs="Consolas"/>
+          <w:b/>
+          <w:bCs/>
+          <w:color w:val="7F0055"/>
+          <w:sz w:val="20"/>
+          <w:szCs w:val="20"/>
+          <w:shd w:val="clear" w:fill="FFFFFF"/>
+        </w:rPr>
+        <w:t>new</w:t>
+      </w:r>
+      <w:r>
+        <w:rPr>
+          <w:rFonts w:hint="default" w:ascii="Consolas" w:hAnsi="Consolas" w:eastAsia="Consolas" w:cs="Consolas"/>
+          <w:color w:val="000000"/>
+          <w:sz w:val="20"/>
+          <w:szCs w:val="20"/>
+          <w:shd w:val="clear" w:fill="FFFFFF"/>
+        </w:rPr>
+        <w:t xml:space="preserve"> ResponseEntity&lt;&gt;(HttpStatus.</w:t>
+      </w:r>
+      <w:r>
+        <w:rPr>
+          <w:rFonts w:hint="default" w:ascii="Consolas" w:hAnsi="Consolas" w:eastAsia="Consolas" w:cs="Consolas"/>
+          <w:b/>
+          <w:bCs/>
+          <w:i/>
+          <w:iCs/>
+          <w:color w:val="0000C0"/>
+          <w:sz w:val="20"/>
+          <w:szCs w:val="20"/>
+          <w:shd w:val="clear" w:fill="FFFFFF"/>
+        </w:rPr>
+        <w:t>CREATED</w:t>
+      </w:r>
+      <w:r>
+        <w:rPr>
+          <w:rFonts w:hint="default" w:ascii="Consolas" w:hAnsi="Consolas" w:eastAsia="Consolas" w:cs="Consolas"/>
+          <w:color w:val="000000"/>
+          <w:sz w:val="20"/>
+          <w:szCs w:val="20"/>
+          <w:shd w:val="clear" w:fill="FFFFFF"/>
+        </w:rPr>
+        <w:t>);</w:t>
+      </w:r>
+    </w:p>
+    <w:p>
+      <w:pPr>
+        <w:pStyle w:val="5"/>
+        <w:keepNext w:val="0"/>
+        <w:keepLines w:val="0"/>
+        <w:widowControl/>
+        <w:suppressLineNumbers w:val="0"/>
+        <w:spacing w:before="0" w:beforeAutospacing="0" w:after="0" w:afterAutospacing="0"/>
+        <w:ind w:left="0" w:right="0" w:firstLine="300" w:firstLineChars="150"/>
+        <w:rPr>
+          <w:rFonts w:hint="default" w:ascii="Consolas" w:hAnsi="Consolas" w:eastAsia="Consolas" w:cs="Consolas"/>
+          <w:color w:val="000000"/>
+          <w:sz w:val="20"/>
+          <w:szCs w:val="20"/>
+          <w:shd w:val="clear" w:fill="FFFFFF"/>
+        </w:rPr>
+      </w:pPr>
+      <w:r>
+        <w:rPr>
+          <w:rFonts w:hint="default" w:ascii="Consolas" w:hAnsi="Consolas" w:eastAsia="Consolas" w:cs="Consolas"/>
+          <w:color w:val="000000"/>
+          <w:sz w:val="20"/>
+          <w:szCs w:val="20"/>
+          <w:shd w:val="clear" w:fill="FFFFFF"/>
+        </w:rPr>
+        <w:t xml:space="preserve">} </w:t>
+      </w:r>
+    </w:p>
+    <w:p>
+      <w:pPr>
+        <w:pStyle w:val="5"/>
+        <w:keepNext w:val="0"/>
+        <w:keepLines w:val="0"/>
+        <w:widowControl/>
+        <w:suppressLineNumbers w:val="0"/>
+        <w:spacing w:before="0" w:beforeAutospacing="0" w:after="0" w:afterAutospacing="0"/>
+        <w:ind w:left="0" w:right="0" w:firstLine="300" w:firstLineChars="150"/>
+      </w:pPr>
+      <w:r>
+        <w:rPr>
+          <w:rFonts w:hint="default" w:ascii="Consolas" w:hAnsi="Consolas" w:eastAsia="Consolas" w:cs="Consolas"/>
+          <w:b/>
+          <w:bCs/>
+          <w:color w:val="7F0055"/>
+          <w:sz w:val="20"/>
+          <w:szCs w:val="20"/>
+          <w:shd w:val="clear" w:fill="FFFFFF"/>
+        </w:rPr>
+        <w:t>catch</w:t>
+      </w:r>
+      <w:r>
+        <w:rPr>
+          <w:rFonts w:hint="default" w:ascii="Consolas" w:hAnsi="Consolas" w:eastAsia="Consolas" w:cs="Consolas"/>
+          <w:color w:val="000000"/>
+          <w:sz w:val="20"/>
+          <w:szCs w:val="20"/>
+          <w:shd w:val="clear" w:fill="FFFFFF"/>
+        </w:rPr>
+        <w:t xml:space="preserve"> (Exception </w:t>
+      </w:r>
+      <w:r>
+        <w:rPr>
+          <w:rFonts w:hint="default" w:ascii="Consolas" w:hAnsi="Consolas" w:eastAsia="Consolas" w:cs="Consolas"/>
+          <w:color w:val="6A3E3E"/>
+          <w:sz w:val="20"/>
+          <w:szCs w:val="20"/>
+          <w:shd w:val="clear" w:fill="FFFFFF"/>
+        </w:rPr>
+        <w:t>e</w:t>
+      </w:r>
+      <w:r>
+        <w:rPr>
+          <w:rFonts w:hint="default" w:ascii="Consolas" w:hAnsi="Consolas" w:eastAsia="Consolas" w:cs="Consolas"/>
+          <w:color w:val="000000"/>
+          <w:sz w:val="20"/>
+          <w:szCs w:val="20"/>
+          <w:shd w:val="clear" w:fill="FFFFFF"/>
+        </w:rPr>
+        <w:t>) {</w:t>
+      </w:r>
+    </w:p>
+    <w:p>
+      <w:pPr>
+        <w:pStyle w:val="5"/>
+        <w:keepNext w:val="0"/>
+        <w:keepLines w:val="0"/>
+        <w:widowControl/>
+        <w:suppressLineNumbers w:val="0"/>
+        <w:spacing w:before="0" w:beforeAutospacing="0" w:after="0" w:afterAutospacing="0"/>
+        <w:ind w:left="0" w:right="0" w:firstLine="500" w:firstLineChars="250"/>
+      </w:pPr>
+      <w:r>
+        <w:rPr>
+          <w:rFonts w:hint="default" w:ascii="Consolas" w:hAnsi="Consolas" w:eastAsia="Consolas" w:cs="Consolas"/>
+          <w:b/>
+          <w:bCs/>
+          <w:color w:val="7F0055"/>
+          <w:sz w:val="20"/>
+          <w:szCs w:val="20"/>
+          <w:shd w:val="clear" w:fill="FFFFFF"/>
+        </w:rPr>
+        <w:t>return</w:t>
+      </w:r>
+      <w:r>
+        <w:rPr>
+          <w:rFonts w:hint="default" w:ascii="Consolas" w:hAnsi="Consolas" w:eastAsia="Consolas" w:cs="Consolas"/>
+          <w:color w:val="000000"/>
+          <w:sz w:val="20"/>
+          <w:szCs w:val="20"/>
+          <w:shd w:val="clear" w:fill="FFFFFF"/>
+        </w:rPr>
+        <w:t xml:space="preserve"> </w:t>
+      </w:r>
+      <w:r>
+        <w:rPr>
+          <w:rFonts w:hint="default" w:ascii="Consolas" w:hAnsi="Consolas" w:eastAsia="Consolas" w:cs="Consolas"/>
+          <w:b/>
+          <w:bCs/>
+          <w:color w:val="7F0055"/>
+          <w:sz w:val="20"/>
+          <w:szCs w:val="20"/>
+          <w:shd w:val="clear" w:fill="FFFFFF"/>
+        </w:rPr>
+        <w:t>new</w:t>
+      </w:r>
+      <w:r>
+        <w:rPr>
+          <w:rFonts w:hint="default" w:ascii="Consolas" w:hAnsi="Consolas" w:eastAsia="Consolas" w:cs="Consolas"/>
+          <w:color w:val="000000"/>
+          <w:sz w:val="20"/>
+          <w:szCs w:val="20"/>
+          <w:shd w:val="clear" w:fill="FFFFFF"/>
+        </w:rPr>
+        <w:t xml:space="preserve"> ResponseEntity&lt;&gt;(HttpStatus.</w:t>
+      </w:r>
+      <w:r>
+        <w:rPr>
+          <w:rFonts w:hint="default" w:ascii="Consolas" w:hAnsi="Consolas" w:eastAsia="Consolas" w:cs="Consolas"/>
+          <w:b/>
+          <w:bCs/>
+          <w:i/>
+          <w:iCs/>
+          <w:color w:val="0000C0"/>
+          <w:sz w:val="20"/>
+          <w:szCs w:val="20"/>
+          <w:shd w:val="clear" w:fill="FFFFFF"/>
+        </w:rPr>
+        <w:t>FORBIDDEN</w:t>
+      </w:r>
+      <w:r>
+        <w:rPr>
+          <w:rFonts w:hint="default" w:ascii="Consolas" w:hAnsi="Consolas" w:eastAsia="Consolas" w:cs="Consolas"/>
+          <w:color w:val="000000"/>
+          <w:sz w:val="20"/>
+          <w:szCs w:val="20"/>
+          <w:shd w:val="clear" w:fill="FFFFFF"/>
+        </w:rPr>
+        <w:t>);</w:t>
+      </w:r>
+    </w:p>
+    <w:p>
+      <w:pPr>
+        <w:pStyle w:val="5"/>
+        <w:keepNext w:val="0"/>
+        <w:keepLines w:val="0"/>
+        <w:widowControl/>
+        <w:suppressLineNumbers w:val="0"/>
+        <w:spacing w:before="0" w:beforeAutospacing="0" w:after="0" w:afterAutospacing="0"/>
+        <w:ind w:left="0" w:right="0" w:firstLine="300" w:firstLineChars="150"/>
+      </w:pPr>
+      <w:r>
+        <w:rPr>
+          <w:rFonts w:hint="default" w:ascii="Consolas" w:hAnsi="Consolas" w:eastAsia="Consolas" w:cs="Consolas"/>
+          <w:color w:val="000000"/>
+          <w:sz w:val="20"/>
+          <w:szCs w:val="20"/>
+          <w:shd w:val="clear" w:fill="FFFFFF"/>
+        </w:rPr>
+        <w:t>}</w:t>
+      </w:r>
+    </w:p>
+    <w:p>
+      <w:pPr>
+        <w:pStyle w:val="5"/>
+        <w:keepNext w:val="0"/>
+        <w:keepLines w:val="0"/>
+        <w:widowControl/>
+        <w:suppressLineNumbers w:val="0"/>
+        <w:spacing w:before="0" w:beforeAutospacing="0" w:after="0" w:afterAutospacing="0"/>
+        <w:ind w:left="0" w:right="0"/>
+      </w:pPr>
+      <w:r>
+        <w:rPr>
+          <w:rFonts w:hint="default" w:ascii="Consolas" w:hAnsi="Consolas" w:eastAsia="Consolas" w:cs="Consolas"/>
+          <w:color w:val="000000"/>
+          <w:sz w:val="20"/>
+          <w:szCs w:val="20"/>
+          <w:shd w:val="clear" w:fill="FFFFFF"/>
+        </w:rPr>
+        <w:t>}</w:t>
+      </w:r>
+    </w:p>
+    <w:p>
+      <w:pPr>
+        <w:pStyle w:val="5"/>
+        <w:keepNext w:val="0"/>
+        <w:keepLines w:val="0"/>
+        <w:widowControl/>
+        <w:suppressLineNumbers w:val="0"/>
+        <w:spacing w:before="0" w:beforeAutospacing="0" w:after="0" w:afterAutospacing="0"/>
+        <w:ind w:left="0" w:right="0"/>
+      </w:pPr>
+    </w:p>
+    <w:p>
+      <w:pPr>
+        <w:pStyle w:val="5"/>
+        <w:keepNext w:val="0"/>
+        <w:keepLines w:val="0"/>
+        <w:widowControl/>
+        <w:suppressLineNumbers w:val="0"/>
+        <w:spacing w:before="0" w:beforeAutospacing="0" w:after="0" w:afterAutospacing="0"/>
+        <w:ind w:left="0" w:right="0"/>
+      </w:pPr>
+      <w:r>
+        <w:rPr>
+          <w:rFonts w:hint="default" w:ascii="Consolas" w:hAnsi="Consolas" w:eastAsia="Consolas" w:cs="Consolas"/>
+          <w:color w:val="646464"/>
+          <w:sz w:val="20"/>
+          <w:szCs w:val="20"/>
+          <w:shd w:val="clear" w:fill="FFFFFF"/>
+        </w:rPr>
+        <w:t>@GetMapping</w:t>
+      </w:r>
+      <w:r>
+        <w:rPr>
+          <w:rFonts w:hint="default" w:ascii="Consolas" w:hAnsi="Consolas" w:eastAsia="Consolas" w:cs="Consolas"/>
+          <w:color w:val="000000"/>
+          <w:sz w:val="20"/>
+          <w:szCs w:val="20"/>
+          <w:shd w:val="clear" w:fill="FFFFFF"/>
+        </w:rPr>
+        <w:t>(</w:t>
+      </w:r>
+      <w:r>
+        <w:rPr>
+          <w:rFonts w:hint="default" w:ascii="Consolas" w:hAnsi="Consolas" w:eastAsia="Consolas" w:cs="Consolas"/>
+          <w:color w:val="2A00FF"/>
+          <w:sz w:val="20"/>
+          <w:szCs w:val="20"/>
+          <w:shd w:val="clear" w:fill="FFFFFF"/>
+        </w:rPr>
+        <w:t>"/all-users"</w:t>
+      </w:r>
+      <w:r>
+        <w:rPr>
+          <w:rFonts w:hint="default" w:ascii="Consolas" w:hAnsi="Consolas" w:eastAsia="Consolas" w:cs="Consolas"/>
+          <w:color w:val="000000"/>
+          <w:sz w:val="20"/>
+          <w:szCs w:val="20"/>
+          <w:shd w:val="clear" w:fill="FFFFFF"/>
+        </w:rPr>
+        <w:t>)</w:t>
+      </w:r>
+    </w:p>
+    <w:p>
+      <w:pPr>
+        <w:pStyle w:val="5"/>
+        <w:keepNext w:val="0"/>
+        <w:keepLines w:val="0"/>
+        <w:widowControl/>
+        <w:suppressLineNumbers w:val="0"/>
+        <w:spacing w:before="0" w:beforeAutospacing="0" w:after="0" w:afterAutospacing="0"/>
+        <w:ind w:left="0" w:right="0"/>
+      </w:pPr>
+      <w:r>
+        <w:rPr>
+          <w:rFonts w:hint="default" w:ascii="Consolas" w:hAnsi="Consolas" w:eastAsia="Consolas" w:cs="Consolas"/>
+          <w:b/>
+          <w:bCs/>
+          <w:color w:val="7F0055"/>
+          <w:sz w:val="20"/>
+          <w:szCs w:val="20"/>
+          <w:shd w:val="clear" w:fill="FFFFFF"/>
+        </w:rPr>
+        <w:t>public</w:t>
+      </w:r>
+      <w:r>
+        <w:rPr>
+          <w:rFonts w:hint="default" w:ascii="Consolas" w:hAnsi="Consolas" w:eastAsia="Consolas" w:cs="Consolas"/>
+          <w:color w:val="000000"/>
+          <w:sz w:val="20"/>
+          <w:szCs w:val="20"/>
+          <w:shd w:val="clear" w:fill="FFFFFF"/>
+        </w:rPr>
+        <w:t xml:space="preserve"> ResponseEntity&lt;?&gt; getAllUsers() {</w:t>
+      </w:r>
+    </w:p>
+    <w:p>
+      <w:pPr>
+        <w:pStyle w:val="5"/>
+        <w:keepNext w:val="0"/>
+        <w:keepLines w:val="0"/>
+        <w:widowControl/>
+        <w:suppressLineNumbers w:val="0"/>
+        <w:spacing w:before="0" w:beforeAutospacing="0" w:after="0" w:afterAutospacing="0"/>
+        <w:ind w:left="0" w:right="0"/>
+      </w:pPr>
+    </w:p>
+    <w:p>
+      <w:pPr>
+        <w:pStyle w:val="5"/>
+        <w:keepNext w:val="0"/>
+        <w:keepLines w:val="0"/>
+        <w:widowControl/>
+        <w:suppressLineNumbers w:val="0"/>
+        <w:spacing w:before="0" w:beforeAutospacing="0" w:after="0" w:afterAutospacing="0"/>
+        <w:ind w:left="0" w:right="0" w:firstLine="300" w:firstLineChars="150"/>
+      </w:pPr>
+      <w:r>
+        <w:rPr>
+          <w:rFonts w:hint="default" w:ascii="Consolas" w:hAnsi="Consolas" w:eastAsia="Consolas" w:cs="Consolas"/>
+          <w:color w:val="000000"/>
+          <w:sz w:val="20"/>
+          <w:szCs w:val="20"/>
+          <w:shd w:val="clear" w:fill="FFFFFF"/>
+        </w:rPr>
+        <w:t xml:space="preserve">List&lt;User&gt; </w:t>
+      </w:r>
+      <w:r>
+        <w:rPr>
+          <w:rFonts w:hint="default" w:ascii="Consolas" w:hAnsi="Consolas" w:eastAsia="Consolas" w:cs="Consolas"/>
+          <w:color w:val="6A3E3E"/>
+          <w:sz w:val="20"/>
+          <w:szCs w:val="20"/>
+          <w:shd w:val="clear" w:fill="FFFFFF"/>
+        </w:rPr>
+        <w:t>users</w:t>
+      </w:r>
+      <w:r>
+        <w:rPr>
+          <w:rFonts w:hint="default" w:ascii="Consolas" w:hAnsi="Consolas" w:eastAsia="Consolas" w:cs="Consolas"/>
+          <w:color w:val="000000"/>
+          <w:sz w:val="20"/>
+          <w:szCs w:val="20"/>
+          <w:shd w:val="clear" w:fill="FFFFFF"/>
+        </w:rPr>
+        <w:t xml:space="preserve"> = </w:t>
+      </w:r>
+      <w:r>
+        <w:rPr>
+          <w:rFonts w:hint="default" w:ascii="Consolas" w:hAnsi="Consolas" w:eastAsia="Consolas" w:cs="Consolas"/>
+          <w:color w:val="0000C0"/>
+          <w:sz w:val="20"/>
+          <w:szCs w:val="20"/>
+          <w:shd w:val="clear" w:fill="FFFFFF"/>
+        </w:rPr>
+        <w:t>userService</w:t>
+      </w:r>
+      <w:r>
+        <w:rPr>
+          <w:rFonts w:hint="default" w:ascii="Consolas" w:hAnsi="Consolas" w:eastAsia="Consolas" w:cs="Consolas"/>
+          <w:color w:val="000000"/>
+          <w:sz w:val="20"/>
+          <w:szCs w:val="20"/>
+          <w:shd w:val="clear" w:fill="FFFFFF"/>
+        </w:rPr>
+        <w:t>.</w:t>
+      </w:r>
+      <w:r>
+        <w:rPr>
+          <w:rFonts w:hint="default" w:ascii="Consolas" w:hAnsi="Consolas" w:eastAsia="Consolas" w:cs="Consolas"/>
+          <w:color w:val="000000"/>
+          <w:sz w:val="20"/>
+          <w:szCs w:val="20"/>
+          <w:shd w:val="clear" w:fill="D4D4D4"/>
+        </w:rPr>
+        <w:t>findUsers</w:t>
+      </w:r>
+      <w:r>
+        <w:rPr>
+          <w:rFonts w:hint="default" w:ascii="Consolas" w:hAnsi="Consolas" w:eastAsia="Consolas" w:cs="Consolas"/>
+          <w:color w:val="000000"/>
+          <w:sz w:val="20"/>
+          <w:szCs w:val="20"/>
+          <w:shd w:val="clear" w:fill="FFFFFF"/>
+        </w:rPr>
+        <w:t>();</w:t>
+      </w:r>
+    </w:p>
+    <w:p>
+      <w:pPr>
+        <w:pStyle w:val="5"/>
+        <w:keepNext w:val="0"/>
+        <w:keepLines w:val="0"/>
+        <w:widowControl/>
+        <w:suppressLineNumbers w:val="0"/>
+        <w:spacing w:before="0" w:beforeAutospacing="0" w:after="0" w:afterAutospacing="0"/>
+        <w:ind w:left="0" w:right="0" w:firstLine="300" w:firstLineChars="150"/>
+      </w:pPr>
+      <w:r>
+        <w:rPr>
+          <w:rFonts w:hint="default" w:ascii="Consolas" w:hAnsi="Consolas" w:eastAsia="Consolas" w:cs="Consolas"/>
+          <w:b/>
+          <w:bCs/>
+          <w:color w:val="7F0055"/>
+          <w:sz w:val="20"/>
+          <w:szCs w:val="20"/>
+          <w:shd w:val="clear" w:fill="FFFFFF"/>
+        </w:rPr>
+        <w:t>if</w:t>
+      </w:r>
+      <w:r>
+        <w:rPr>
+          <w:rFonts w:hint="default" w:ascii="Consolas" w:hAnsi="Consolas" w:eastAsia="Consolas" w:cs="Consolas"/>
+          <w:color w:val="000000"/>
+          <w:sz w:val="20"/>
+          <w:szCs w:val="20"/>
+          <w:shd w:val="clear" w:fill="FFFFFF"/>
+        </w:rPr>
+        <w:t xml:space="preserve"> (</w:t>
+      </w:r>
+      <w:r>
+        <w:rPr>
+          <w:rFonts w:hint="default" w:ascii="Consolas" w:hAnsi="Consolas" w:eastAsia="Consolas" w:cs="Consolas"/>
+          <w:color w:val="6A3E3E"/>
+          <w:sz w:val="20"/>
+          <w:szCs w:val="20"/>
+          <w:shd w:val="clear" w:fill="FFFFFF"/>
+        </w:rPr>
+        <w:t>users</w:t>
+      </w:r>
+      <w:r>
+        <w:rPr>
+          <w:rFonts w:hint="default" w:ascii="Consolas" w:hAnsi="Consolas" w:eastAsia="Consolas" w:cs="Consolas"/>
+          <w:color w:val="000000"/>
+          <w:sz w:val="20"/>
+          <w:szCs w:val="20"/>
+          <w:shd w:val="clear" w:fill="FFFFFF"/>
+        </w:rPr>
+        <w:t xml:space="preserve"> != </w:t>
+      </w:r>
+      <w:r>
+        <w:rPr>
+          <w:rFonts w:hint="default" w:ascii="Consolas" w:hAnsi="Consolas" w:eastAsia="Consolas" w:cs="Consolas"/>
+          <w:b/>
+          <w:bCs/>
+          <w:color w:val="7F0055"/>
+          <w:sz w:val="20"/>
+          <w:szCs w:val="20"/>
+          <w:shd w:val="clear" w:fill="FFFFFF"/>
+        </w:rPr>
+        <w:t>null</w:t>
+      </w:r>
+      <w:r>
+        <w:rPr>
+          <w:rFonts w:hint="default" w:ascii="Consolas" w:hAnsi="Consolas" w:eastAsia="Consolas" w:cs="Consolas"/>
+          <w:color w:val="000000"/>
+          <w:sz w:val="20"/>
+          <w:szCs w:val="20"/>
+          <w:shd w:val="clear" w:fill="FFFFFF"/>
+        </w:rPr>
+        <w:t xml:space="preserve"> &amp;&amp; !</w:t>
+      </w:r>
+      <w:r>
+        <w:rPr>
+          <w:rFonts w:hint="default" w:ascii="Consolas" w:hAnsi="Consolas" w:eastAsia="Consolas" w:cs="Consolas"/>
+          <w:color w:val="6A3E3E"/>
+          <w:sz w:val="20"/>
+          <w:szCs w:val="20"/>
+          <w:shd w:val="clear" w:fill="FFFFFF"/>
+        </w:rPr>
+        <w:t>users</w:t>
+      </w:r>
+      <w:r>
+        <w:rPr>
+          <w:rFonts w:hint="default" w:ascii="Consolas" w:hAnsi="Consolas" w:eastAsia="Consolas" w:cs="Consolas"/>
+          <w:color w:val="000000"/>
+          <w:sz w:val="20"/>
+          <w:szCs w:val="20"/>
+          <w:shd w:val="clear" w:fill="FFFFFF"/>
+        </w:rPr>
+        <w:t>.isEmpty()) {</w:t>
+      </w:r>
+    </w:p>
+    <w:p>
+      <w:pPr>
+        <w:pStyle w:val="5"/>
+        <w:keepNext w:val="0"/>
+        <w:keepLines w:val="0"/>
+        <w:widowControl/>
+        <w:suppressLineNumbers w:val="0"/>
+        <w:spacing w:before="0" w:beforeAutospacing="0" w:after="0" w:afterAutospacing="0"/>
+        <w:ind w:left="0" w:right="0" w:firstLine="600" w:firstLineChars="300"/>
+      </w:pPr>
+      <w:r>
+        <w:rPr>
+          <w:rFonts w:hint="default" w:ascii="Consolas" w:hAnsi="Consolas" w:eastAsia="Consolas" w:cs="Consolas"/>
+          <w:b/>
+          <w:bCs/>
+          <w:color w:val="7F0055"/>
+          <w:sz w:val="20"/>
+          <w:szCs w:val="20"/>
+          <w:shd w:val="clear" w:fill="FFFFFF"/>
+        </w:rPr>
+        <w:t>return</w:t>
+      </w:r>
+      <w:r>
+        <w:rPr>
+          <w:rFonts w:hint="default" w:ascii="Consolas" w:hAnsi="Consolas" w:eastAsia="Consolas" w:cs="Consolas"/>
+          <w:color w:val="000000"/>
+          <w:sz w:val="20"/>
+          <w:szCs w:val="20"/>
+          <w:shd w:val="clear" w:fill="FFFFFF"/>
+        </w:rPr>
+        <w:t xml:space="preserve"> </w:t>
+      </w:r>
+      <w:r>
+        <w:rPr>
+          <w:rFonts w:hint="default" w:ascii="Consolas" w:hAnsi="Consolas" w:eastAsia="Consolas" w:cs="Consolas"/>
+          <w:b/>
+          <w:bCs/>
+          <w:color w:val="7F0055"/>
+          <w:sz w:val="20"/>
+          <w:szCs w:val="20"/>
+          <w:shd w:val="clear" w:fill="FFFFFF"/>
+        </w:rPr>
+        <w:t>new</w:t>
+      </w:r>
+      <w:r>
+        <w:rPr>
+          <w:rFonts w:hint="default" w:ascii="Consolas" w:hAnsi="Consolas" w:eastAsia="Consolas" w:cs="Consolas"/>
+          <w:color w:val="000000"/>
+          <w:sz w:val="20"/>
+          <w:szCs w:val="20"/>
+          <w:shd w:val="clear" w:fill="FFFFFF"/>
+        </w:rPr>
+        <w:t xml:space="preserve"> ResponseEntity&lt;&gt;(</w:t>
+      </w:r>
+      <w:r>
+        <w:rPr>
+          <w:rFonts w:hint="default" w:ascii="Consolas" w:hAnsi="Consolas" w:eastAsia="Consolas" w:cs="Consolas"/>
+          <w:color w:val="6A3E3E"/>
+          <w:sz w:val="20"/>
+          <w:szCs w:val="20"/>
+          <w:shd w:val="clear" w:fill="FFFFFF"/>
+        </w:rPr>
+        <w:t>users</w:t>
+      </w:r>
+      <w:r>
+        <w:rPr>
+          <w:rFonts w:hint="default" w:ascii="Consolas" w:hAnsi="Consolas" w:eastAsia="Consolas" w:cs="Consolas"/>
+          <w:color w:val="000000"/>
+          <w:sz w:val="20"/>
+          <w:szCs w:val="20"/>
+          <w:shd w:val="clear" w:fill="FFFFFF"/>
+        </w:rPr>
+        <w:t>, HttpStatus.</w:t>
+      </w:r>
+      <w:r>
+        <w:rPr>
+          <w:rFonts w:hint="default" w:ascii="Consolas" w:hAnsi="Consolas" w:eastAsia="Consolas" w:cs="Consolas"/>
+          <w:b/>
+          <w:bCs/>
+          <w:i/>
+          <w:iCs/>
+          <w:color w:val="0000C0"/>
+          <w:sz w:val="20"/>
+          <w:szCs w:val="20"/>
+          <w:shd w:val="clear" w:fill="FFFFFF"/>
+        </w:rPr>
+        <w:t>OK</w:t>
+      </w:r>
+      <w:r>
+        <w:rPr>
+          <w:rFonts w:hint="default" w:ascii="Consolas" w:hAnsi="Consolas" w:eastAsia="Consolas" w:cs="Consolas"/>
+          <w:color w:val="000000"/>
+          <w:sz w:val="20"/>
+          <w:szCs w:val="20"/>
+          <w:shd w:val="clear" w:fill="FFFFFF"/>
+        </w:rPr>
+        <w:t>);</w:t>
+      </w:r>
+    </w:p>
+    <w:p>
+      <w:pPr>
+        <w:pStyle w:val="5"/>
+        <w:keepNext w:val="0"/>
+        <w:keepLines w:val="0"/>
+        <w:widowControl/>
+        <w:suppressLineNumbers w:val="0"/>
+        <w:spacing w:before="0" w:beforeAutospacing="0" w:after="0" w:afterAutospacing="0"/>
+        <w:ind w:left="0" w:right="0" w:firstLine="300" w:firstLineChars="150"/>
+      </w:pPr>
+      <w:r>
+        <w:rPr>
+          <w:rFonts w:hint="default" w:ascii="Consolas" w:hAnsi="Consolas" w:eastAsia="Consolas" w:cs="Consolas"/>
+          <w:color w:val="000000"/>
+          <w:sz w:val="20"/>
+          <w:szCs w:val="20"/>
+          <w:shd w:val="clear" w:fill="FFFFFF"/>
+        </w:rPr>
+        <w:t>}</w:t>
+      </w:r>
+    </w:p>
+    <w:p>
+      <w:pPr>
+        <w:pStyle w:val="5"/>
+        <w:keepNext w:val="0"/>
+        <w:keepLines w:val="0"/>
+        <w:widowControl/>
+        <w:suppressLineNumbers w:val="0"/>
+        <w:spacing w:before="0" w:beforeAutospacing="0" w:after="0" w:afterAutospacing="0"/>
+        <w:ind w:left="0" w:right="0"/>
+      </w:pPr>
+    </w:p>
+    <w:p>
+      <w:pPr>
+        <w:pStyle w:val="5"/>
+        <w:keepNext w:val="0"/>
+        <w:keepLines w:val="0"/>
+        <w:widowControl/>
+        <w:suppressLineNumbers w:val="0"/>
+        <w:spacing w:before="0" w:beforeAutospacing="0" w:after="0" w:afterAutospacing="0"/>
+        <w:ind w:left="0" w:right="0" w:firstLine="300" w:firstLineChars="150"/>
+      </w:pPr>
+      <w:r>
+        <w:rPr>
+          <w:rFonts w:hint="default" w:ascii="Consolas" w:hAnsi="Consolas" w:eastAsia="Consolas" w:cs="Consolas"/>
+          <w:b/>
+          <w:bCs/>
+          <w:color w:val="7F0055"/>
+          <w:sz w:val="20"/>
+          <w:szCs w:val="20"/>
+          <w:shd w:val="clear" w:fill="FFFFFF"/>
+        </w:rPr>
+        <w:t>return</w:t>
+      </w:r>
+      <w:r>
+        <w:rPr>
+          <w:rFonts w:hint="default" w:ascii="Consolas" w:hAnsi="Consolas" w:eastAsia="Consolas" w:cs="Consolas"/>
+          <w:color w:val="000000"/>
+          <w:sz w:val="20"/>
+          <w:szCs w:val="20"/>
+          <w:shd w:val="clear" w:fill="FFFFFF"/>
+        </w:rPr>
+        <w:t xml:space="preserve"> </w:t>
+      </w:r>
+      <w:r>
+        <w:rPr>
+          <w:rFonts w:hint="default" w:ascii="Consolas" w:hAnsi="Consolas" w:eastAsia="Consolas" w:cs="Consolas"/>
+          <w:b/>
+          <w:bCs/>
+          <w:color w:val="7F0055"/>
+          <w:sz w:val="20"/>
+          <w:szCs w:val="20"/>
+          <w:shd w:val="clear" w:fill="FFFFFF"/>
+        </w:rPr>
+        <w:t>new</w:t>
+      </w:r>
+      <w:r>
+        <w:rPr>
+          <w:rFonts w:hint="default" w:ascii="Consolas" w:hAnsi="Consolas" w:eastAsia="Consolas" w:cs="Consolas"/>
+          <w:color w:val="000000"/>
+          <w:sz w:val="20"/>
+          <w:szCs w:val="20"/>
+          <w:shd w:val="clear" w:fill="FFFFFF"/>
+        </w:rPr>
+        <w:t xml:space="preserve"> ResponseEntity&lt;&gt;(HttpStatus.</w:t>
+      </w:r>
+      <w:r>
+        <w:rPr>
+          <w:rFonts w:hint="default" w:ascii="Consolas" w:hAnsi="Consolas" w:eastAsia="Consolas" w:cs="Consolas"/>
+          <w:b/>
+          <w:bCs/>
+          <w:i/>
+          <w:iCs/>
+          <w:color w:val="0000C0"/>
+          <w:sz w:val="20"/>
+          <w:szCs w:val="20"/>
+          <w:shd w:val="clear" w:fill="FFFFFF"/>
+        </w:rPr>
+        <w:t>NOT_FOUND</w:t>
+      </w:r>
+      <w:r>
+        <w:rPr>
+          <w:rFonts w:hint="default" w:ascii="Consolas" w:hAnsi="Consolas" w:eastAsia="Consolas" w:cs="Consolas"/>
+          <w:color w:val="000000"/>
+          <w:sz w:val="20"/>
+          <w:szCs w:val="20"/>
+          <w:shd w:val="clear" w:fill="FFFFFF"/>
+        </w:rPr>
+        <w:t>);</w:t>
+      </w:r>
+    </w:p>
+    <w:p>
+      <w:pPr>
+        <w:pStyle w:val="5"/>
+        <w:keepNext w:val="0"/>
+        <w:keepLines w:val="0"/>
+        <w:widowControl/>
+        <w:suppressLineNumbers w:val="0"/>
+        <w:spacing w:before="0" w:beforeAutospacing="0" w:after="0" w:afterAutospacing="0"/>
+        <w:ind w:left="0" w:right="0"/>
+        <w:rPr>
+          <w:rFonts w:hint="default" w:ascii="Consolas" w:hAnsi="Consolas" w:eastAsia="Consolas" w:cs="Consolas"/>
+          <w:color w:val="000000"/>
+          <w:sz w:val="20"/>
+          <w:szCs w:val="20"/>
+          <w:shd w:val="clear" w:fill="FFFFFF"/>
+        </w:rPr>
+      </w:pPr>
+      <w:r>
+        <w:rPr>
+          <w:rFonts w:hint="default" w:ascii="Consolas" w:hAnsi="Consolas" w:eastAsia="Consolas" w:cs="Consolas"/>
+          <w:color w:val="000000"/>
+          <w:sz w:val="20"/>
+          <w:szCs w:val="20"/>
+          <w:shd w:val="clear" w:fill="FFFFFF"/>
+        </w:rPr>
+        <w:t>}</w:t>
+      </w:r>
+    </w:p>
+    <w:p>
+      <w:pPr>
+        <w:pStyle w:val="5"/>
+        <w:keepNext w:val="0"/>
+        <w:keepLines w:val="0"/>
+        <w:widowControl/>
+        <w:suppressLineNumbers w:val="0"/>
+        <w:spacing w:before="0" w:beforeAutospacing="0" w:after="0" w:afterAutospacing="0"/>
+        <w:ind w:left="0" w:right="0"/>
+        <w:rPr>
+          <w:rFonts w:hint="default" w:ascii="Consolas" w:hAnsi="Consolas" w:eastAsia="Consolas" w:cs="Consolas"/>
+          <w:color w:val="000000"/>
+          <w:sz w:val="20"/>
+          <w:szCs w:val="20"/>
+          <w:shd w:val="clear" w:fill="FFFFFF"/>
+        </w:rPr>
+      </w:pPr>
+    </w:p>
+    <w:p>
+      <w:pPr>
+        <w:pStyle w:val="5"/>
+        <w:keepNext w:val="0"/>
+        <w:keepLines w:val="0"/>
+        <w:widowControl/>
+        <w:suppressLineNumbers w:val="0"/>
+        <w:spacing w:before="0" w:beforeAutospacing="0" w:after="0" w:afterAutospacing="0"/>
+        <w:ind w:left="0" w:right="0"/>
+      </w:pPr>
+      <w:r>
+        <w:rPr>
+          <w:rFonts w:hint="default" w:ascii="Consolas" w:hAnsi="Consolas" w:eastAsia="Consolas" w:cs="Consolas"/>
+          <w:color w:val="646464"/>
+          <w:sz w:val="20"/>
+          <w:szCs w:val="20"/>
+          <w:shd w:val="clear" w:fill="FFFFFF"/>
+        </w:rPr>
+        <w:t>@Transactional</w:t>
+      </w:r>
+    </w:p>
+    <w:p>
+      <w:pPr>
+        <w:pStyle w:val="5"/>
+        <w:keepNext w:val="0"/>
+        <w:keepLines w:val="0"/>
+        <w:widowControl/>
+        <w:suppressLineNumbers w:val="0"/>
+        <w:spacing w:before="0" w:beforeAutospacing="0" w:after="0" w:afterAutospacing="0"/>
+        <w:ind w:left="0" w:right="0"/>
+      </w:pPr>
+      <w:r>
+        <w:rPr>
+          <w:rFonts w:hint="default" w:ascii="Consolas" w:hAnsi="Consolas" w:eastAsia="Consolas" w:cs="Consolas"/>
+          <w:color w:val="646464"/>
+          <w:sz w:val="20"/>
+          <w:szCs w:val="20"/>
+          <w:shd w:val="clear" w:fill="FFFFFF"/>
+        </w:rPr>
+        <w:t>@DeleteMapping</w:t>
+      </w:r>
+      <w:r>
+        <w:rPr>
+          <w:rFonts w:hint="default" w:ascii="Consolas" w:hAnsi="Consolas" w:eastAsia="Consolas" w:cs="Consolas"/>
+          <w:color w:val="000000"/>
+          <w:sz w:val="20"/>
+          <w:szCs w:val="20"/>
+          <w:shd w:val="clear" w:fill="FFFFFF"/>
+        </w:rPr>
+        <w:t>(</w:t>
+      </w:r>
+      <w:r>
+        <w:rPr>
+          <w:rFonts w:hint="default" w:ascii="Consolas" w:hAnsi="Consolas" w:eastAsia="Consolas" w:cs="Consolas"/>
+          <w:color w:val="2A00FF"/>
+          <w:sz w:val="20"/>
+          <w:szCs w:val="20"/>
+          <w:shd w:val="clear" w:fill="FFFFFF"/>
+        </w:rPr>
+        <w:t>"/all-users"</w:t>
+      </w:r>
+      <w:r>
+        <w:rPr>
+          <w:rFonts w:hint="default" w:ascii="Consolas" w:hAnsi="Consolas" w:eastAsia="Consolas" w:cs="Consolas"/>
+          <w:color w:val="000000"/>
+          <w:sz w:val="20"/>
+          <w:szCs w:val="20"/>
+          <w:shd w:val="clear" w:fill="FFFFFF"/>
+        </w:rPr>
+        <w:t>)</w:t>
+      </w:r>
+    </w:p>
+    <w:p>
+      <w:pPr>
+        <w:pStyle w:val="5"/>
+        <w:keepNext w:val="0"/>
+        <w:keepLines w:val="0"/>
+        <w:widowControl/>
+        <w:suppressLineNumbers w:val="0"/>
+        <w:spacing w:before="0" w:beforeAutospacing="0" w:after="0" w:afterAutospacing="0"/>
+        <w:ind w:left="0" w:right="0"/>
+      </w:pPr>
+      <w:r>
+        <w:rPr>
+          <w:rFonts w:hint="default" w:ascii="Consolas" w:hAnsi="Consolas" w:eastAsia="Consolas" w:cs="Consolas"/>
+          <w:b/>
+          <w:bCs/>
+          <w:color w:val="7F0055"/>
+          <w:sz w:val="20"/>
+          <w:szCs w:val="20"/>
+          <w:shd w:val="clear" w:fill="FFFFFF"/>
+        </w:rPr>
+        <w:t>public</w:t>
+      </w:r>
+      <w:r>
+        <w:rPr>
+          <w:rFonts w:hint="default" w:ascii="Consolas" w:hAnsi="Consolas" w:eastAsia="Consolas" w:cs="Consolas"/>
+          <w:color w:val="000000"/>
+          <w:sz w:val="20"/>
+          <w:szCs w:val="20"/>
+          <w:shd w:val="clear" w:fill="FFFFFF"/>
+        </w:rPr>
+        <w:t xml:space="preserve"> ResponseEntity&lt;?&gt; deleteAllUsers() {</w:t>
+      </w:r>
+    </w:p>
+    <w:p>
+      <w:pPr>
+        <w:pStyle w:val="5"/>
+        <w:keepNext w:val="0"/>
+        <w:keepLines w:val="0"/>
+        <w:widowControl/>
+        <w:suppressLineNumbers w:val="0"/>
+        <w:spacing w:before="0" w:beforeAutospacing="0" w:after="0" w:afterAutospacing="0"/>
+        <w:ind w:left="0" w:right="0"/>
+      </w:pPr>
+    </w:p>
+    <w:p>
+      <w:pPr>
+        <w:pStyle w:val="5"/>
+        <w:keepNext w:val="0"/>
+        <w:keepLines w:val="0"/>
+        <w:widowControl/>
+        <w:suppressLineNumbers w:val="0"/>
+        <w:spacing w:before="0" w:beforeAutospacing="0" w:after="0" w:afterAutospacing="0"/>
+        <w:ind w:left="0" w:right="0" w:firstLine="300" w:firstLineChars="150"/>
+      </w:pPr>
+      <w:r>
+        <w:rPr>
+          <w:rFonts w:hint="default" w:ascii="Consolas" w:hAnsi="Consolas" w:eastAsia="Consolas" w:cs="Consolas"/>
+          <w:color w:val="000000"/>
+          <w:sz w:val="20"/>
+          <w:szCs w:val="20"/>
+          <w:shd w:val="clear" w:fill="FFFFFF"/>
+        </w:rPr>
+        <w:t xml:space="preserve">List&lt;User&gt; </w:t>
+      </w:r>
+      <w:r>
+        <w:rPr>
+          <w:rFonts w:hint="default" w:ascii="Consolas" w:hAnsi="Consolas" w:eastAsia="Consolas" w:cs="Consolas"/>
+          <w:color w:val="6A3E3E"/>
+          <w:sz w:val="20"/>
+          <w:szCs w:val="20"/>
+          <w:shd w:val="clear" w:fill="FFFFFF"/>
+        </w:rPr>
+        <w:t>users</w:t>
+      </w:r>
+      <w:r>
+        <w:rPr>
+          <w:rFonts w:hint="default" w:ascii="Consolas" w:hAnsi="Consolas" w:eastAsia="Consolas" w:cs="Consolas"/>
+          <w:color w:val="000000"/>
+          <w:sz w:val="20"/>
+          <w:szCs w:val="20"/>
+          <w:shd w:val="clear" w:fill="FFFFFF"/>
+        </w:rPr>
+        <w:t xml:space="preserve"> = </w:t>
+      </w:r>
+      <w:r>
+        <w:rPr>
+          <w:rFonts w:hint="default" w:ascii="Consolas" w:hAnsi="Consolas" w:eastAsia="Consolas" w:cs="Consolas"/>
+          <w:color w:val="0000C0"/>
+          <w:sz w:val="20"/>
+          <w:szCs w:val="20"/>
+          <w:shd w:val="clear" w:fill="FFFFFF"/>
+        </w:rPr>
+        <w:t>userService</w:t>
+      </w:r>
+      <w:r>
+        <w:rPr>
+          <w:rFonts w:hint="default" w:ascii="Consolas" w:hAnsi="Consolas" w:eastAsia="Consolas" w:cs="Consolas"/>
+          <w:color w:val="000000"/>
+          <w:sz w:val="20"/>
+          <w:szCs w:val="20"/>
+          <w:shd w:val="clear" w:fill="FFFFFF"/>
+        </w:rPr>
+        <w:t>.</w:t>
+      </w:r>
+      <w:r>
+        <w:rPr>
+          <w:rFonts w:hint="default" w:ascii="Consolas" w:hAnsi="Consolas" w:eastAsia="Consolas" w:cs="Consolas"/>
+          <w:color w:val="000000"/>
+          <w:sz w:val="20"/>
+          <w:szCs w:val="20"/>
+          <w:shd w:val="clear" w:fill="D4D4D4"/>
+        </w:rPr>
+        <w:t>findUsers</w:t>
+      </w:r>
+      <w:r>
+        <w:rPr>
+          <w:rFonts w:hint="default" w:ascii="Consolas" w:hAnsi="Consolas" w:eastAsia="Consolas" w:cs="Consolas"/>
+          <w:color w:val="000000"/>
+          <w:sz w:val="20"/>
+          <w:szCs w:val="20"/>
+          <w:shd w:val="clear" w:fill="FFFFFF"/>
+        </w:rPr>
+        <w:t>();</w:t>
+      </w:r>
+    </w:p>
+    <w:p>
+      <w:pPr>
+        <w:pStyle w:val="5"/>
+        <w:keepNext w:val="0"/>
+        <w:keepLines w:val="0"/>
+        <w:widowControl/>
+        <w:suppressLineNumbers w:val="0"/>
+        <w:spacing w:before="0" w:beforeAutospacing="0" w:after="0" w:afterAutospacing="0"/>
+        <w:ind w:left="0" w:right="0" w:firstLine="300" w:firstLineChars="150"/>
+      </w:pPr>
+      <w:r>
+        <w:rPr>
+          <w:rFonts w:hint="default" w:ascii="Consolas" w:hAnsi="Consolas" w:eastAsia="Consolas" w:cs="Consolas"/>
+          <w:b/>
+          <w:bCs/>
+          <w:color w:val="7F0055"/>
+          <w:sz w:val="20"/>
+          <w:szCs w:val="20"/>
+          <w:shd w:val="clear" w:fill="FFFFFF"/>
+        </w:rPr>
+        <w:t>if</w:t>
+      </w:r>
+      <w:r>
+        <w:rPr>
+          <w:rFonts w:hint="default" w:ascii="Consolas" w:hAnsi="Consolas" w:eastAsia="Consolas" w:cs="Consolas"/>
+          <w:color w:val="000000"/>
+          <w:sz w:val="20"/>
+          <w:szCs w:val="20"/>
+          <w:shd w:val="clear" w:fill="FFFFFF"/>
+        </w:rPr>
+        <w:t xml:space="preserve"> (</w:t>
+      </w:r>
+      <w:r>
+        <w:rPr>
+          <w:rFonts w:hint="default" w:ascii="Consolas" w:hAnsi="Consolas" w:eastAsia="Consolas" w:cs="Consolas"/>
+          <w:color w:val="6A3E3E"/>
+          <w:sz w:val="20"/>
+          <w:szCs w:val="20"/>
+          <w:shd w:val="clear" w:fill="FFFFFF"/>
+        </w:rPr>
+        <w:t>users</w:t>
+      </w:r>
+      <w:r>
+        <w:rPr>
+          <w:rFonts w:hint="default" w:ascii="Consolas" w:hAnsi="Consolas" w:eastAsia="Consolas" w:cs="Consolas"/>
+          <w:color w:val="000000"/>
+          <w:sz w:val="20"/>
+          <w:szCs w:val="20"/>
+          <w:shd w:val="clear" w:fill="FFFFFF"/>
+        </w:rPr>
+        <w:t xml:space="preserve"> != </w:t>
+      </w:r>
+      <w:r>
+        <w:rPr>
+          <w:rFonts w:hint="default" w:ascii="Consolas" w:hAnsi="Consolas" w:eastAsia="Consolas" w:cs="Consolas"/>
+          <w:b/>
+          <w:bCs/>
+          <w:color w:val="7F0055"/>
+          <w:sz w:val="20"/>
+          <w:szCs w:val="20"/>
+          <w:shd w:val="clear" w:fill="FFFFFF"/>
+        </w:rPr>
+        <w:t>null</w:t>
+      </w:r>
+      <w:r>
+        <w:rPr>
+          <w:rFonts w:hint="default" w:ascii="Consolas" w:hAnsi="Consolas" w:eastAsia="Consolas" w:cs="Consolas"/>
+          <w:color w:val="000000"/>
+          <w:sz w:val="20"/>
+          <w:szCs w:val="20"/>
+          <w:shd w:val="clear" w:fill="FFFFFF"/>
+        </w:rPr>
+        <w:t xml:space="preserve"> &amp;&amp; !</w:t>
+      </w:r>
+      <w:r>
+        <w:rPr>
+          <w:rFonts w:hint="default" w:ascii="Consolas" w:hAnsi="Consolas" w:eastAsia="Consolas" w:cs="Consolas"/>
+          <w:color w:val="6A3E3E"/>
+          <w:sz w:val="20"/>
+          <w:szCs w:val="20"/>
+          <w:shd w:val="clear" w:fill="FFFFFF"/>
+        </w:rPr>
+        <w:t>users</w:t>
+      </w:r>
+      <w:r>
+        <w:rPr>
+          <w:rFonts w:hint="default" w:ascii="Consolas" w:hAnsi="Consolas" w:eastAsia="Consolas" w:cs="Consolas"/>
+          <w:color w:val="000000"/>
+          <w:sz w:val="20"/>
+          <w:szCs w:val="20"/>
+          <w:shd w:val="clear" w:fill="FFFFFF"/>
+        </w:rPr>
+        <w:t>.isEmpty()) {</w:t>
+      </w:r>
+    </w:p>
+    <w:p>
+      <w:pPr>
+        <w:pStyle w:val="5"/>
+        <w:keepNext w:val="0"/>
+        <w:keepLines w:val="0"/>
+        <w:widowControl/>
+        <w:suppressLineNumbers w:val="0"/>
+        <w:spacing w:before="0" w:beforeAutospacing="0" w:after="0" w:afterAutospacing="0"/>
+        <w:ind w:left="0" w:right="0" w:firstLine="600" w:firstLineChars="300"/>
+      </w:pPr>
+      <w:r>
+        <w:rPr>
+          <w:rFonts w:hint="default" w:ascii="Consolas" w:hAnsi="Consolas" w:eastAsia="Consolas" w:cs="Consolas"/>
+          <w:b/>
+          <w:bCs/>
+          <w:color w:val="7F0055"/>
+          <w:sz w:val="20"/>
+          <w:szCs w:val="20"/>
+          <w:shd w:val="clear" w:fill="FFFFFF"/>
+        </w:rPr>
+        <w:t>for</w:t>
+      </w:r>
+      <w:r>
+        <w:rPr>
+          <w:rFonts w:hint="default" w:ascii="Consolas" w:hAnsi="Consolas" w:eastAsia="Consolas" w:cs="Consolas"/>
+          <w:color w:val="000000"/>
+          <w:sz w:val="20"/>
+          <w:szCs w:val="20"/>
+          <w:shd w:val="clear" w:fill="FFFFFF"/>
+        </w:rPr>
+        <w:t xml:space="preserve">(User </w:t>
+      </w:r>
+      <w:r>
+        <w:rPr>
+          <w:rFonts w:hint="default" w:ascii="Consolas" w:hAnsi="Consolas" w:eastAsia="Consolas" w:cs="Consolas"/>
+          <w:color w:val="6A3E3E"/>
+          <w:sz w:val="20"/>
+          <w:szCs w:val="20"/>
+          <w:shd w:val="clear" w:fill="FFFFFF"/>
+        </w:rPr>
+        <w:t>user</w:t>
+      </w:r>
+      <w:r>
+        <w:rPr>
+          <w:rFonts w:hint="default" w:ascii="Consolas" w:hAnsi="Consolas" w:eastAsia="Consolas" w:cs="Consolas"/>
+          <w:color w:val="000000"/>
+          <w:sz w:val="20"/>
+          <w:szCs w:val="20"/>
+          <w:shd w:val="clear" w:fill="FFFFFF"/>
+        </w:rPr>
+        <w:t>:</w:t>
+      </w:r>
+      <w:r>
+        <w:rPr>
+          <w:rFonts w:hint="default" w:ascii="Consolas" w:hAnsi="Consolas" w:eastAsia="Consolas" w:cs="Consolas"/>
+          <w:color w:val="6A3E3E"/>
+          <w:sz w:val="20"/>
+          <w:szCs w:val="20"/>
+          <w:shd w:val="clear" w:fill="FFFFFF"/>
+        </w:rPr>
+        <w:t>users</w:t>
+      </w:r>
+      <w:r>
+        <w:rPr>
+          <w:rFonts w:hint="default" w:ascii="Consolas" w:hAnsi="Consolas" w:eastAsia="Consolas" w:cs="Consolas"/>
+          <w:color w:val="000000"/>
+          <w:sz w:val="20"/>
+          <w:szCs w:val="20"/>
+          <w:shd w:val="clear" w:fill="FFFFFF"/>
+        </w:rPr>
+        <w:t>) {</w:t>
+      </w:r>
+    </w:p>
+    <w:p>
+      <w:pPr>
+        <w:pStyle w:val="5"/>
+        <w:keepNext w:val="0"/>
+        <w:keepLines w:val="0"/>
+        <w:widowControl/>
+        <w:suppressLineNumbers w:val="0"/>
+        <w:spacing w:before="0" w:beforeAutospacing="0" w:after="0" w:afterAutospacing="0"/>
+        <w:ind w:left="0" w:right="0" w:firstLine="900" w:firstLineChars="450"/>
+      </w:pPr>
+      <w:r>
+        <w:rPr>
+          <w:rFonts w:hint="default" w:ascii="Consolas" w:hAnsi="Consolas" w:eastAsia="Consolas" w:cs="Consolas"/>
+          <w:color w:val="0000C0"/>
+          <w:sz w:val="20"/>
+          <w:szCs w:val="20"/>
+          <w:shd w:val="clear" w:fill="FFFFFF"/>
+        </w:rPr>
+        <w:t>userService</w:t>
+      </w:r>
+      <w:r>
+        <w:rPr>
+          <w:rFonts w:hint="default" w:ascii="Consolas" w:hAnsi="Consolas" w:eastAsia="Consolas" w:cs="Consolas"/>
+          <w:color w:val="000000"/>
+          <w:sz w:val="20"/>
+          <w:szCs w:val="20"/>
+          <w:shd w:val="clear" w:fill="FFFFFF"/>
+        </w:rPr>
+        <w:t>.deleteByUsername(</w:t>
+      </w:r>
+      <w:r>
+        <w:rPr>
+          <w:rFonts w:hint="default" w:ascii="Consolas" w:hAnsi="Consolas" w:eastAsia="Consolas" w:cs="Consolas"/>
+          <w:color w:val="6A3E3E"/>
+          <w:sz w:val="20"/>
+          <w:szCs w:val="20"/>
+          <w:shd w:val="clear" w:fill="FFFFFF"/>
+        </w:rPr>
+        <w:t>user</w:t>
+      </w:r>
+      <w:r>
+        <w:rPr>
+          <w:rFonts w:hint="default" w:ascii="Consolas" w:hAnsi="Consolas" w:eastAsia="Consolas" w:cs="Consolas"/>
+          <w:color w:val="000000"/>
+          <w:sz w:val="20"/>
+          <w:szCs w:val="20"/>
+          <w:shd w:val="clear" w:fill="FFFFFF"/>
+        </w:rPr>
+        <w:t>.getUsername());</w:t>
+      </w:r>
+    </w:p>
+    <w:p>
+      <w:pPr>
+        <w:pStyle w:val="5"/>
+        <w:keepNext w:val="0"/>
+        <w:keepLines w:val="0"/>
+        <w:widowControl/>
+        <w:suppressLineNumbers w:val="0"/>
+        <w:spacing w:before="0" w:beforeAutospacing="0" w:after="0" w:afterAutospacing="0"/>
+        <w:ind w:left="0" w:right="0" w:firstLine="600" w:firstLineChars="300"/>
+      </w:pPr>
+      <w:r>
+        <w:rPr>
+          <w:rFonts w:hint="default" w:ascii="Consolas" w:hAnsi="Consolas" w:eastAsia="Consolas" w:cs="Consolas"/>
+          <w:color w:val="000000"/>
+          <w:sz w:val="20"/>
+          <w:szCs w:val="20"/>
+          <w:shd w:val="clear" w:fill="FFFFFF"/>
+        </w:rPr>
+        <w:t>}</w:t>
+      </w:r>
+    </w:p>
+    <w:p>
+      <w:pPr>
+        <w:pStyle w:val="5"/>
+        <w:keepNext w:val="0"/>
+        <w:keepLines w:val="0"/>
+        <w:widowControl/>
+        <w:suppressLineNumbers w:val="0"/>
+        <w:spacing w:before="0" w:beforeAutospacing="0" w:after="0" w:afterAutospacing="0"/>
+        <w:ind w:left="0" w:right="0" w:firstLine="600" w:firstLineChars="300"/>
+      </w:pPr>
+      <w:r>
+        <w:rPr>
+          <w:rFonts w:hint="default" w:ascii="Consolas" w:hAnsi="Consolas" w:eastAsia="Consolas" w:cs="Consolas"/>
+          <w:b/>
+          <w:bCs/>
+          <w:color w:val="7F0055"/>
+          <w:sz w:val="20"/>
+          <w:szCs w:val="20"/>
+          <w:shd w:val="clear" w:fill="FFFFFF"/>
+        </w:rPr>
+        <w:t>return</w:t>
+      </w:r>
+      <w:r>
+        <w:rPr>
+          <w:rFonts w:hint="default" w:ascii="Consolas" w:hAnsi="Consolas" w:eastAsia="Consolas" w:cs="Consolas"/>
+          <w:color w:val="000000"/>
+          <w:sz w:val="20"/>
+          <w:szCs w:val="20"/>
+          <w:shd w:val="clear" w:fill="FFFFFF"/>
+        </w:rPr>
+        <w:t xml:space="preserve"> </w:t>
+      </w:r>
+      <w:r>
+        <w:rPr>
+          <w:rFonts w:hint="default" w:ascii="Consolas" w:hAnsi="Consolas" w:eastAsia="Consolas" w:cs="Consolas"/>
+          <w:b/>
+          <w:bCs/>
+          <w:color w:val="7F0055"/>
+          <w:sz w:val="20"/>
+          <w:szCs w:val="20"/>
+          <w:shd w:val="clear" w:fill="FFFFFF"/>
+        </w:rPr>
+        <w:t>new</w:t>
+      </w:r>
+      <w:r>
+        <w:rPr>
+          <w:rFonts w:hint="default" w:ascii="Consolas" w:hAnsi="Consolas" w:eastAsia="Consolas" w:cs="Consolas"/>
+          <w:color w:val="000000"/>
+          <w:sz w:val="20"/>
+          <w:szCs w:val="20"/>
+          <w:shd w:val="clear" w:fill="FFFFFF"/>
+        </w:rPr>
+        <w:t xml:space="preserve"> ResponseEntity&lt;&gt;(</w:t>
+      </w:r>
+      <w:r>
+        <w:rPr>
+          <w:rFonts w:hint="default" w:ascii="Consolas" w:hAnsi="Consolas" w:eastAsia="Consolas" w:cs="Consolas"/>
+          <w:color w:val="6A3E3E"/>
+          <w:sz w:val="20"/>
+          <w:szCs w:val="20"/>
+          <w:shd w:val="clear" w:fill="FFFFFF"/>
+        </w:rPr>
+        <w:t>users</w:t>
+      </w:r>
+      <w:r>
+        <w:rPr>
+          <w:rFonts w:hint="default" w:ascii="Consolas" w:hAnsi="Consolas" w:eastAsia="Consolas" w:cs="Consolas"/>
+          <w:color w:val="000000"/>
+          <w:sz w:val="20"/>
+          <w:szCs w:val="20"/>
+          <w:shd w:val="clear" w:fill="FFFFFF"/>
+        </w:rPr>
+        <w:t>, HttpStatus.</w:t>
+      </w:r>
+      <w:r>
+        <w:rPr>
+          <w:rFonts w:hint="default" w:ascii="Consolas" w:hAnsi="Consolas" w:eastAsia="Consolas" w:cs="Consolas"/>
+          <w:b/>
+          <w:bCs/>
+          <w:i/>
+          <w:iCs/>
+          <w:color w:val="0000C0"/>
+          <w:sz w:val="20"/>
+          <w:szCs w:val="20"/>
+          <w:shd w:val="clear" w:fill="FFFFFF"/>
+        </w:rPr>
+        <w:t>NO_CONTENT</w:t>
+      </w:r>
+      <w:r>
+        <w:rPr>
+          <w:rFonts w:hint="default" w:ascii="Consolas" w:hAnsi="Consolas" w:eastAsia="Consolas" w:cs="Consolas"/>
+          <w:color w:val="000000"/>
+          <w:sz w:val="20"/>
+          <w:szCs w:val="20"/>
+          <w:shd w:val="clear" w:fill="FFFFFF"/>
+        </w:rPr>
+        <w:t>);</w:t>
+      </w:r>
+    </w:p>
+    <w:p>
+      <w:pPr>
+        <w:pStyle w:val="5"/>
+        <w:keepNext w:val="0"/>
+        <w:keepLines w:val="0"/>
+        <w:widowControl/>
+        <w:suppressLineNumbers w:val="0"/>
+        <w:spacing w:before="0" w:beforeAutospacing="0" w:after="0" w:afterAutospacing="0"/>
+        <w:ind w:left="0" w:right="0" w:firstLine="300" w:firstLineChars="150"/>
+      </w:pPr>
+      <w:r>
+        <w:rPr>
+          <w:rFonts w:hint="default" w:ascii="Consolas" w:hAnsi="Consolas" w:eastAsia="Consolas" w:cs="Consolas"/>
+          <w:color w:val="000000"/>
+          <w:sz w:val="20"/>
+          <w:szCs w:val="20"/>
+          <w:shd w:val="clear" w:fill="FFFFFF"/>
+        </w:rPr>
+        <w:t>}</w:t>
+      </w:r>
+    </w:p>
+    <w:p>
+      <w:pPr>
+        <w:pStyle w:val="5"/>
+        <w:keepNext w:val="0"/>
+        <w:keepLines w:val="0"/>
+        <w:widowControl/>
+        <w:suppressLineNumbers w:val="0"/>
+        <w:spacing w:before="0" w:beforeAutospacing="0" w:after="0" w:afterAutospacing="0"/>
+        <w:ind w:left="0" w:right="0"/>
+      </w:pPr>
+    </w:p>
+    <w:p>
+      <w:pPr>
+        <w:pStyle w:val="5"/>
+        <w:keepNext w:val="0"/>
+        <w:keepLines w:val="0"/>
+        <w:widowControl/>
+        <w:suppressLineNumbers w:val="0"/>
+        <w:spacing w:before="0" w:beforeAutospacing="0" w:after="0" w:afterAutospacing="0"/>
+        <w:ind w:left="0" w:right="0" w:firstLine="300" w:firstLineChars="150"/>
+      </w:pPr>
+      <w:r>
+        <w:rPr>
+          <w:rFonts w:hint="default" w:ascii="Consolas" w:hAnsi="Consolas" w:eastAsia="Consolas" w:cs="Consolas"/>
+          <w:b/>
+          <w:bCs/>
+          <w:color w:val="7F0055"/>
+          <w:sz w:val="20"/>
+          <w:szCs w:val="20"/>
+          <w:shd w:val="clear" w:fill="FFFFFF"/>
+        </w:rPr>
+        <w:t>return</w:t>
+      </w:r>
+      <w:r>
+        <w:rPr>
+          <w:rFonts w:hint="default" w:ascii="Consolas" w:hAnsi="Consolas" w:eastAsia="Consolas" w:cs="Consolas"/>
+          <w:color w:val="000000"/>
+          <w:sz w:val="20"/>
+          <w:szCs w:val="20"/>
+          <w:shd w:val="clear" w:fill="FFFFFF"/>
+        </w:rPr>
+        <w:t xml:space="preserve"> </w:t>
+      </w:r>
+      <w:r>
+        <w:rPr>
+          <w:rFonts w:hint="default" w:ascii="Consolas" w:hAnsi="Consolas" w:eastAsia="Consolas" w:cs="Consolas"/>
+          <w:b/>
+          <w:bCs/>
+          <w:color w:val="7F0055"/>
+          <w:sz w:val="20"/>
+          <w:szCs w:val="20"/>
+          <w:shd w:val="clear" w:fill="FFFFFF"/>
+        </w:rPr>
+        <w:t>new</w:t>
+      </w:r>
+      <w:r>
+        <w:rPr>
+          <w:rFonts w:hint="default" w:ascii="Consolas" w:hAnsi="Consolas" w:eastAsia="Consolas" w:cs="Consolas"/>
+          <w:color w:val="000000"/>
+          <w:sz w:val="20"/>
+          <w:szCs w:val="20"/>
+          <w:shd w:val="clear" w:fill="FFFFFF"/>
+        </w:rPr>
+        <w:t xml:space="preserve"> ResponseEntity&lt;&gt;(HttpStatus.</w:t>
+      </w:r>
+      <w:r>
+        <w:rPr>
+          <w:rFonts w:hint="default" w:ascii="Consolas" w:hAnsi="Consolas" w:eastAsia="Consolas" w:cs="Consolas"/>
+          <w:b/>
+          <w:bCs/>
+          <w:i/>
+          <w:iCs/>
+          <w:color w:val="0000C0"/>
+          <w:sz w:val="20"/>
+          <w:szCs w:val="20"/>
+          <w:shd w:val="clear" w:fill="FFFFFF"/>
+        </w:rPr>
+        <w:t>FORBIDDEN</w:t>
+      </w:r>
+      <w:r>
+        <w:rPr>
+          <w:rFonts w:hint="default" w:ascii="Consolas" w:hAnsi="Consolas" w:eastAsia="Consolas" w:cs="Consolas"/>
+          <w:color w:val="000000"/>
+          <w:sz w:val="20"/>
+          <w:szCs w:val="20"/>
+          <w:shd w:val="clear" w:fill="FFFFFF"/>
+        </w:rPr>
+        <w:t>);</w:t>
+      </w:r>
+    </w:p>
+    <w:p>
+      <w:pPr>
+        <w:pStyle w:val="5"/>
+        <w:keepNext w:val="0"/>
+        <w:keepLines w:val="0"/>
+        <w:widowControl/>
+        <w:suppressLineNumbers w:val="0"/>
+        <w:spacing w:before="0" w:beforeAutospacing="0" w:after="0" w:afterAutospacing="0"/>
+        <w:ind w:left="0" w:right="0" w:firstLine="300" w:firstLineChars="150"/>
+      </w:pPr>
+      <w:bookmarkStart w:id="0" w:name="_GoBack"/>
+      <w:bookmarkEnd w:id="0"/>
+      <w:r>
+        <w:rPr>
+          <w:rFonts w:hint="default" w:ascii="Consolas" w:hAnsi="Consolas" w:eastAsia="Consolas" w:cs="Consolas"/>
+          <w:color w:val="000000"/>
+          <w:sz w:val="20"/>
+          <w:szCs w:val="20"/>
+          <w:shd w:val="clear" w:fill="FFFFFF"/>
+        </w:rPr>
+        <w:t>}</w:t>
+      </w:r>
+    </w:p>
+    <w:p>
+      <w:pPr>
+        <w:pStyle w:val="5"/>
+        <w:keepNext w:val="0"/>
+        <w:keepLines w:val="0"/>
+        <w:widowControl/>
+        <w:suppressLineNumbers w:val="0"/>
+        <w:spacing w:before="0" w:beforeAutospacing="0" w:after="0" w:afterAutospacing="0"/>
+        <w:ind w:left="0" w:right="0"/>
+      </w:pPr>
+      <w:r>
+        <w:rPr>
+          <w:rFonts w:hint="default" w:ascii="Consolas" w:hAnsi="Consolas" w:eastAsia="Consolas" w:cs="Consolas"/>
+          <w:color w:val="000000"/>
+          <w:sz w:val="20"/>
+          <w:szCs w:val="20"/>
+          <w:shd w:val="clear" w:fill="FFFFFF"/>
+        </w:rPr>
+        <w:t>}</w:t>
+      </w:r>
+    </w:p>
+    <w:p>
+      <w:pPr>
+        <w:pStyle w:val="5"/>
+        <w:keepNext w:val="0"/>
+        <w:keepLines w:val="0"/>
+        <w:widowControl/>
+        <w:suppressLineNumbers w:val="0"/>
+        <w:spacing w:before="0" w:beforeAutospacing="0" w:after="0" w:afterAutospacing="0"/>
+        <w:ind w:left="0" w:right="0"/>
+        <w:rPr>
+          <w:rFonts w:hint="default" w:ascii="Consolas" w:hAnsi="Consolas" w:eastAsia="Consolas" w:cs="Consolas"/>
+          <w:color w:val="000000"/>
+          <w:sz w:val="20"/>
+          <w:szCs w:val="20"/>
+          <w:shd w:val="clear" w:fill="FFFFFF"/>
+          <w:lang w:val="en-IN"/>
+        </w:rPr>
+      </w:pPr>
+    </w:p>
+    <w:p>
+      <w:pPr>
+        <w:pStyle w:val="5"/>
+        <w:keepNext w:val="0"/>
+        <w:keepLines w:val="0"/>
+        <w:widowControl/>
+        <w:suppressLineNumbers w:val="0"/>
+        <w:spacing w:before="0" w:beforeAutospacing="0" w:after="0" w:afterAutospacing="0"/>
+        <w:ind w:left="0" w:right="0"/>
+        <w:rPr>
+          <w:rFonts w:hint="default" w:ascii="Consolas" w:hAnsi="Consolas" w:eastAsia="Consolas" w:cs="Consolas"/>
+          <w:color w:val="000000"/>
+          <w:sz w:val="20"/>
+          <w:szCs w:val="20"/>
+          <w:shd w:val="clear" w:fill="FFFFFF"/>
+          <w:lang w:val="en-IN"/>
+        </w:rPr>
+      </w:pPr>
+    </w:p>
+    <w:p>
+      <w:pPr>
+        <w:pStyle w:val="5"/>
+        <w:keepNext w:val="0"/>
+        <w:keepLines w:val="0"/>
+        <w:widowControl/>
+        <w:suppressLineNumbers w:val="0"/>
+        <w:spacing w:before="0" w:beforeAutospacing="0" w:after="0" w:afterAutospacing="0"/>
+        <w:ind w:left="0" w:right="0"/>
+        <w:rPr>
+          <w:rFonts w:hint="default" w:ascii="Consolas" w:hAnsi="Consolas" w:eastAsia="Consolas" w:cs="Consolas"/>
+          <w:color w:val="000000"/>
+          <w:sz w:val="20"/>
+          <w:szCs w:val="20"/>
+          <w:shd w:val="clear" w:fill="FFFFFF"/>
+          <w:lang w:val="en-IN"/>
+        </w:rPr>
+      </w:pPr>
+    </w:p>
+    <w:p>
+      <w:pPr>
+        <w:pStyle w:val="5"/>
+        <w:keepNext w:val="0"/>
+        <w:keepLines w:val="0"/>
+        <w:widowControl/>
+        <w:numPr>
+          <w:ilvl w:val="0"/>
+          <w:numId w:val="0"/>
+        </w:numPr>
+        <w:suppressLineNumbers w:val="0"/>
+        <w:spacing w:before="0" w:beforeAutospacing="0" w:after="0" w:afterAutospacing="0"/>
+        <w:ind w:right="0" w:rightChars="0"/>
+        <w:jc w:val="left"/>
+        <w:rPr>
+          <w:rFonts w:hint="default" w:ascii="Consolas" w:hAnsi="Consolas" w:eastAsia="Consolas" w:cs="Consolas"/>
+          <w:color w:val="000000"/>
+          <w:sz w:val="20"/>
+          <w:szCs w:val="20"/>
+          <w:shd w:val="clear" w:fill="FFFFFF"/>
+          <w:lang w:val="en-IN"/>
         </w:rPr>
       </w:pPr>
     </w:p>

--- a/SpringBoot Journal Application.docx
+++ b/SpringBoot Journal Application.docx
@@ -45309,77 +45309,235 @@
         <w:spacing w:before="0" w:beforeAutospacing="0" w:after="0" w:afterAutospacing="0"/>
         <w:ind w:left="0" w:right="0" w:firstLine="300" w:firstLineChars="150"/>
       </w:pPr>
+      <w:r>
+        <w:rPr>
+          <w:rFonts w:hint="default" w:ascii="Consolas" w:hAnsi="Consolas" w:eastAsia="Consolas" w:cs="Consolas"/>
+          <w:color w:val="000000"/>
+          <w:sz w:val="20"/>
+          <w:szCs w:val="20"/>
+          <w:shd w:val="clear" w:fill="FFFFFF"/>
+        </w:rPr>
+        <w:t>}</w:t>
+      </w:r>
+    </w:p>
+    <w:p>
+      <w:pPr>
+        <w:pStyle w:val="5"/>
+        <w:keepNext w:val="0"/>
+        <w:keepLines w:val="0"/>
+        <w:widowControl/>
+        <w:suppressLineNumbers w:val="0"/>
+        <w:spacing w:before="0" w:beforeAutospacing="0" w:after="0" w:afterAutospacing="0"/>
+        <w:ind w:left="0" w:right="0"/>
+      </w:pPr>
+      <w:r>
+        <w:rPr>
+          <w:rFonts w:hint="default" w:ascii="Consolas" w:hAnsi="Consolas" w:eastAsia="Consolas" w:cs="Consolas"/>
+          <w:color w:val="000000"/>
+          <w:sz w:val="20"/>
+          <w:szCs w:val="20"/>
+          <w:shd w:val="clear" w:fill="FFFFFF"/>
+        </w:rPr>
+        <w:t>}</w:t>
+      </w:r>
+    </w:p>
+    <w:p>
+      <w:pPr>
+        <w:pStyle w:val="5"/>
+        <w:keepNext w:val="0"/>
+        <w:keepLines w:val="0"/>
+        <w:widowControl/>
+        <w:suppressLineNumbers w:val="0"/>
+        <w:spacing w:before="0" w:beforeAutospacing="0" w:after="0" w:afterAutospacing="0"/>
+        <w:ind w:left="0" w:right="0"/>
+        <w:rPr>
+          <w:rFonts w:hint="default" w:ascii="Consolas" w:hAnsi="Consolas" w:eastAsia="Consolas" w:cs="Consolas"/>
+          <w:color w:val="000000"/>
+          <w:sz w:val="20"/>
+          <w:szCs w:val="20"/>
+          <w:shd w:val="clear" w:fill="FFFFFF"/>
+          <w:lang w:val="en-IN"/>
+        </w:rPr>
+      </w:pPr>
+    </w:p>
+    <w:p>
+      <w:pPr>
+        <w:pStyle w:val="5"/>
+        <w:keepNext w:val="0"/>
+        <w:keepLines w:val="0"/>
+        <w:widowControl/>
+        <w:suppressLineNumbers w:val="0"/>
+        <w:spacing w:before="0" w:beforeAutospacing="0" w:after="0" w:afterAutospacing="0"/>
+        <w:ind w:left="0" w:right="0"/>
+        <w:rPr>
+          <w:rFonts w:hint="default" w:ascii="Consolas" w:hAnsi="Consolas" w:eastAsia="Consolas" w:cs="Consolas"/>
+          <w:b/>
+          <w:bCs/>
+          <w:color w:val="C55A11" w:themeColor="accent2" w:themeShade="BF"/>
+          <w:sz w:val="28"/>
+          <w:szCs w:val="28"/>
+          <w:shd w:val="clear" w:fill="FFFFFF"/>
+          <w:lang w:val="en-US"/>
+        </w:rPr>
+      </w:pPr>
+      <w:r>
+        <w:rPr>
+          <w:rFonts w:hint="default" w:ascii="Consolas" w:hAnsi="Consolas" w:eastAsia="Consolas" w:cs="Consolas"/>
+          <w:b/>
+          <w:bCs/>
+          <w:color w:val="C55A11" w:themeColor="accent2" w:themeShade="BF"/>
+          <w:sz w:val="28"/>
+          <w:szCs w:val="28"/>
+          <w:shd w:val="clear" w:fill="FFFFFF"/>
+          <w:lang w:val="en-US"/>
+        </w:rPr>
+        <w:t>To use Maven Command</w:t>
+      </w:r>
+    </w:p>
+    <w:p>
+      <w:pPr>
+        <w:pStyle w:val="5"/>
+        <w:keepNext w:val="0"/>
+        <w:keepLines w:val="0"/>
+        <w:widowControl/>
+        <w:suppressLineNumbers w:val="0"/>
+        <w:spacing w:before="0" w:beforeAutospacing="0" w:after="0" w:afterAutospacing="0"/>
+        <w:ind w:left="0" w:right="0"/>
+        <w:rPr>
+          <w:rFonts w:hint="default" w:ascii="Consolas" w:hAnsi="Consolas" w:eastAsia="Consolas" w:cs="Consolas"/>
+          <w:color w:val="000000"/>
+          <w:sz w:val="20"/>
+          <w:szCs w:val="20"/>
+          <w:shd w:val="clear" w:fill="FFFFFF"/>
+          <w:lang w:val="en-US"/>
+        </w:rPr>
+      </w:pPr>
+      <w:r>
+        <w:rPr>
+          <w:rFonts w:hint="default" w:ascii="Consolas" w:hAnsi="Consolas" w:eastAsia="Consolas" w:cs="Consolas"/>
+          <w:color w:val="000000"/>
+          <w:sz w:val="20"/>
+          <w:szCs w:val="20"/>
+          <w:shd w:val="clear" w:fill="FFFFFF"/>
+          <w:lang w:val="en-US"/>
+        </w:rPr>
+        <w:t>Generally to use maven command there are multiple options as: we can run as maven build from the run option and then we can run through the command line but go to the directory mentioned like</w:t>
+      </w:r>
+    </w:p>
+    <w:p>
+      <w:pPr>
+        <w:pStyle w:val="5"/>
+        <w:keepNext w:val="0"/>
+        <w:keepLines w:val="0"/>
+        <w:widowControl/>
+        <w:suppressLineNumbers w:val="0"/>
+        <w:spacing w:before="0" w:beforeAutospacing="0" w:after="0" w:afterAutospacing="0"/>
+        <w:ind w:left="0" w:right="0"/>
+        <w:rPr>
+          <w:rFonts w:hint="default" w:ascii="Consolas" w:hAnsi="Consolas" w:eastAsia="Consolas"/>
+          <w:color w:val="000000"/>
+          <w:sz w:val="20"/>
+          <w:szCs w:val="20"/>
+          <w:shd w:val="clear" w:fill="FFFFFF"/>
+          <w:lang w:val="en-US"/>
+        </w:rPr>
+      </w:pPr>
+      <w:r>
+        <w:rPr>
+          <w:rFonts w:hint="default" w:ascii="Consolas" w:hAnsi="Consolas" w:eastAsia="Consolas"/>
+          <w:color w:val="000000"/>
+          <w:sz w:val="20"/>
+          <w:szCs w:val="20"/>
+          <w:shd w:val="clear" w:fill="FFFFFF"/>
+          <w:lang w:val="en-US"/>
+        </w:rPr>
+        <w:t>cd /d D:\SpringBoot Revision\journalApp</w:t>
+      </w:r>
+    </w:p>
+    <w:p>
+      <w:pPr>
+        <w:pStyle w:val="5"/>
+        <w:keepNext w:val="0"/>
+        <w:keepLines w:val="0"/>
+        <w:widowControl/>
+        <w:suppressLineNumbers w:val="0"/>
+        <w:spacing w:before="0" w:beforeAutospacing="0" w:after="0" w:afterAutospacing="0"/>
+        <w:ind w:left="0" w:right="0"/>
+        <w:rPr>
+          <w:rFonts w:hint="default" w:ascii="Consolas" w:hAnsi="Consolas" w:eastAsia="Consolas"/>
+          <w:color w:val="000000"/>
+          <w:sz w:val="20"/>
+          <w:szCs w:val="20"/>
+          <w:shd w:val="clear" w:fill="FFFFFF"/>
+          <w:lang w:val="en-US"/>
+        </w:rPr>
+      </w:pPr>
+      <w:r>
+        <w:rPr>
+          <w:rFonts w:hint="default" w:ascii="Consolas" w:hAnsi="Consolas" w:eastAsia="Consolas"/>
+          <w:color w:val="000000"/>
+          <w:sz w:val="20"/>
+          <w:szCs w:val="20"/>
+          <w:shd w:val="clear" w:fill="FFFFFF"/>
+          <w:lang w:val="en-US"/>
+        </w:rPr>
+        <w:t>Then use mvnw &lt;command&gt;</w:t>
+      </w:r>
       <w:bookmarkStart w:id="0" w:name="_GoBack"/>
       <w:bookmarkEnd w:id="0"/>
-      <w:r>
-        <w:rPr>
-          <w:rFonts w:hint="default" w:ascii="Consolas" w:hAnsi="Consolas" w:eastAsia="Consolas" w:cs="Consolas"/>
-          <w:color w:val="000000"/>
-          <w:sz w:val="20"/>
-          <w:szCs w:val="20"/>
-          <w:shd w:val="clear" w:fill="FFFFFF"/>
-        </w:rPr>
-        <w:t>}</w:t>
-      </w:r>
-    </w:p>
-    <w:p>
-      <w:pPr>
-        <w:pStyle w:val="5"/>
-        <w:keepNext w:val="0"/>
-        <w:keepLines w:val="0"/>
-        <w:widowControl/>
-        <w:suppressLineNumbers w:val="0"/>
-        <w:spacing w:before="0" w:beforeAutospacing="0" w:after="0" w:afterAutospacing="0"/>
-        <w:ind w:left="0" w:right="0"/>
-      </w:pPr>
-      <w:r>
-        <w:rPr>
-          <w:rFonts w:hint="default" w:ascii="Consolas" w:hAnsi="Consolas" w:eastAsia="Consolas" w:cs="Consolas"/>
-          <w:color w:val="000000"/>
-          <w:sz w:val="20"/>
-          <w:szCs w:val="20"/>
-          <w:shd w:val="clear" w:fill="FFFFFF"/>
-        </w:rPr>
-        <w:t>}</w:t>
-      </w:r>
-    </w:p>
-    <w:p>
-      <w:pPr>
-        <w:pStyle w:val="5"/>
-        <w:keepNext w:val="0"/>
-        <w:keepLines w:val="0"/>
-        <w:widowControl/>
-        <w:suppressLineNumbers w:val="0"/>
-        <w:spacing w:before="0" w:beforeAutospacing="0" w:after="0" w:afterAutospacing="0"/>
-        <w:ind w:left="0" w:right="0"/>
-        <w:rPr>
-          <w:rFonts w:hint="default" w:ascii="Consolas" w:hAnsi="Consolas" w:eastAsia="Consolas" w:cs="Consolas"/>
-          <w:color w:val="000000"/>
-          <w:sz w:val="20"/>
-          <w:szCs w:val="20"/>
-          <w:shd w:val="clear" w:fill="FFFFFF"/>
-          <w:lang w:val="en-IN"/>
-        </w:rPr>
-      </w:pPr>
-    </w:p>
-    <w:p>
-      <w:pPr>
-        <w:pStyle w:val="5"/>
-        <w:keepNext w:val="0"/>
-        <w:keepLines w:val="0"/>
-        <w:widowControl/>
-        <w:suppressLineNumbers w:val="0"/>
-        <w:spacing w:before="0" w:beforeAutospacing="0" w:after="0" w:afterAutospacing="0"/>
-        <w:ind w:left="0" w:right="0"/>
-        <w:rPr>
-          <w:rFonts w:hint="default" w:ascii="Consolas" w:hAnsi="Consolas" w:eastAsia="Consolas" w:cs="Consolas"/>
-          <w:color w:val="000000"/>
-          <w:sz w:val="20"/>
-          <w:szCs w:val="20"/>
-          <w:shd w:val="clear" w:fill="FFFFFF"/>
-          <w:lang w:val="en-IN"/>
-        </w:rPr>
-      </w:pPr>
+    </w:p>
+    <w:p>
+      <w:pPr>
+        <w:pStyle w:val="5"/>
+        <w:keepNext w:val="0"/>
+        <w:keepLines w:val="0"/>
+        <w:widowControl/>
+        <w:suppressLineNumbers w:val="0"/>
+        <w:spacing w:before="0" w:beforeAutospacing="0" w:after="0" w:afterAutospacing="0"/>
+        <w:ind w:left="0" w:right="0"/>
+        <w:rPr>
+          <w:rFonts w:hint="default" w:ascii="Consolas" w:hAnsi="Consolas" w:eastAsia="Consolas"/>
+          <w:color w:val="000000"/>
+          <w:sz w:val="20"/>
+          <w:szCs w:val="20"/>
+          <w:shd w:val="clear" w:fill="FFFFFF"/>
+          <w:lang w:val="en-US"/>
+        </w:rPr>
+      </w:pPr>
+    </w:p>
+    <w:p>
+      <w:pPr>
+        <w:pStyle w:val="5"/>
+        <w:keepNext w:val="0"/>
+        <w:keepLines w:val="0"/>
+        <w:widowControl/>
+        <w:suppressLineNumbers w:val="0"/>
+        <w:spacing w:before="0" w:beforeAutospacing="0" w:after="0" w:afterAutospacing="0"/>
+        <w:ind w:left="0" w:right="0"/>
+        <w:rPr>
+          <w:rFonts w:hint="default" w:ascii="Consolas" w:hAnsi="Consolas" w:eastAsia="Consolas"/>
+          <w:b/>
+          <w:bCs/>
+          <w:color w:val="2F5597" w:themeColor="accent5" w:themeShade="BF"/>
+          <w:sz w:val="36"/>
+          <w:szCs w:val="36"/>
+          <w:shd w:val="clear" w:fill="FFFFFF"/>
+          <w:lang w:val="en-US"/>
+        </w:rPr>
+      </w:pPr>
+      <w:r>
+        <w:rPr>
+          <w:rFonts w:hint="default" w:ascii="Consolas" w:hAnsi="Consolas" w:eastAsia="Consolas"/>
+          <w:b/>
+          <w:bCs/>
+          <w:color w:val="2F5597" w:themeColor="accent5" w:themeShade="BF"/>
+          <w:sz w:val="36"/>
+          <w:szCs w:val="36"/>
+          <w:shd w:val="clear" w:fill="FFFFFF"/>
+          <w:lang w:val="en-US"/>
+        </w:rPr>
+        <w:t>Application Configurations</w:t>
+      </w:r>
     </w:p>
     <w:p>
       <w:pPr>
@@ -45420,9 +45578,709 @@
           <w:sz w:val="20"/>
           <w:szCs w:val="20"/>
           <w:shd w:val="clear" w:fill="FFFFFF"/>
-          <w:lang w:val="en-IN"/>
-        </w:rPr>
-      </w:pPr>
+          <w:lang w:val="en-US"/>
+        </w:rPr>
+      </w:pPr>
+      <w:r>
+        <w:rPr>
+          <w:rFonts w:hint="default" w:ascii="Consolas" w:hAnsi="Consolas" w:eastAsia="Consolas" w:cs="Consolas"/>
+          <w:color w:val="000000"/>
+          <w:sz w:val="20"/>
+          <w:szCs w:val="20"/>
+          <w:shd w:val="clear" w:fill="FFFFFF"/>
+          <w:lang w:val="en-US"/>
+        </w:rPr>
+        <w:t>There are multiple ways to configure applications such as:</w:t>
+      </w:r>
+    </w:p>
+    <w:p>
+      <w:pPr>
+        <w:pStyle w:val="5"/>
+        <w:keepNext w:val="0"/>
+        <w:keepLines w:val="0"/>
+        <w:widowControl/>
+        <w:numPr>
+          <w:ilvl w:val="0"/>
+          <w:numId w:val="7"/>
+        </w:numPr>
+        <w:suppressLineNumbers w:val="0"/>
+        <w:spacing w:before="0" w:beforeAutospacing="0" w:after="0" w:afterAutospacing="0"/>
+        <w:ind w:left="420" w:leftChars="0" w:right="0" w:rightChars="0"/>
+        <w:jc w:val="left"/>
+        <w:rPr>
+          <w:rFonts w:hint="default" w:ascii="Consolas" w:hAnsi="Consolas" w:eastAsia="Consolas" w:cs="Consolas"/>
+          <w:color w:val="000000"/>
+          <w:sz w:val="20"/>
+          <w:szCs w:val="20"/>
+          <w:shd w:val="clear" w:fill="FFFFFF"/>
+          <w:lang w:val="en-US"/>
+        </w:rPr>
+      </w:pPr>
+      <w:r>
+        <w:rPr>
+          <w:rFonts w:hint="default" w:ascii="Consolas" w:hAnsi="Consolas" w:eastAsia="Consolas" w:cs="Consolas"/>
+          <w:color w:val="000000"/>
+          <w:sz w:val="20"/>
+          <w:szCs w:val="20"/>
+          <w:shd w:val="clear" w:fill="FFFFFF"/>
+          <w:lang w:val="en-US"/>
+        </w:rPr>
+        <w:t>application.properties</w:t>
+      </w:r>
+    </w:p>
+    <w:p>
+      <w:pPr>
+        <w:pStyle w:val="5"/>
+        <w:keepNext w:val="0"/>
+        <w:keepLines w:val="0"/>
+        <w:widowControl/>
+        <w:numPr>
+          <w:numId w:val="0"/>
+        </w:numPr>
+        <w:suppressLineNumbers w:val="0"/>
+        <w:spacing w:before="0" w:beforeAutospacing="0" w:after="0" w:afterAutospacing="0"/>
+        <w:ind w:right="0" w:rightChars="0"/>
+        <w:jc w:val="left"/>
+        <w:rPr>
+          <w:rFonts w:hint="default" w:ascii="Consolas" w:hAnsi="Consolas" w:eastAsia="Consolas" w:cs="Consolas"/>
+          <w:color w:val="000000"/>
+          <w:sz w:val="20"/>
+          <w:szCs w:val="20"/>
+          <w:shd w:val="clear" w:fill="FFFFFF"/>
+          <w:lang w:val="en-US"/>
+        </w:rPr>
+      </w:pPr>
+      <w:r>
+        <w:rPr>
+          <w:rFonts w:hint="default" w:ascii="Consolas" w:hAnsi="Consolas" w:eastAsia="Consolas" w:cs="Consolas"/>
+          <w:color w:val="000000"/>
+          <w:sz w:val="20"/>
+          <w:szCs w:val="20"/>
+          <w:shd w:val="clear" w:fill="FFFFFF"/>
+          <w:lang w:val="en-US"/>
+        </w:rPr>
+        <w:t xml:space="preserve">     -&gt;Uses the dot notations to use the exact class and field property method.</w:t>
+      </w:r>
+    </w:p>
+    <w:p>
+      <w:pPr>
+        <w:pStyle w:val="5"/>
+        <w:keepNext w:val="0"/>
+        <w:keepLines w:val="0"/>
+        <w:widowControl/>
+        <w:numPr>
+          <w:numId w:val="0"/>
+        </w:numPr>
+        <w:suppressLineNumbers w:val="0"/>
+        <w:spacing w:before="0" w:beforeAutospacing="0" w:after="0" w:afterAutospacing="0"/>
+        <w:ind w:right="0" w:rightChars="0" w:firstLine="538" w:firstLineChars="269"/>
+        <w:jc w:val="left"/>
+        <w:rPr>
+          <w:rFonts w:hint="default" w:ascii="Consolas" w:hAnsi="Consolas" w:eastAsia="Consolas" w:cs="Consolas"/>
+          <w:color w:val="000000"/>
+          <w:sz w:val="20"/>
+          <w:szCs w:val="20"/>
+          <w:shd w:val="clear" w:fill="FFFFFF"/>
+          <w:lang w:val="en-US"/>
+        </w:rPr>
+      </w:pPr>
+      <w:r>
+        <w:rPr>
+          <w:rFonts w:hint="default" w:ascii="Consolas" w:hAnsi="Consolas" w:eastAsia="Consolas" w:cs="Consolas"/>
+          <w:color w:val="000000"/>
+          <w:sz w:val="20"/>
+          <w:szCs w:val="20"/>
+          <w:shd w:val="clear" w:fill="FFFFFF"/>
+          <w:lang w:val="en-US"/>
+        </w:rPr>
+        <w:t>-&gt;Example : spring.data.moongodb.auto-index-creation=true</w:t>
+      </w:r>
+    </w:p>
+    <w:p>
+      <w:pPr>
+        <w:pStyle w:val="5"/>
+        <w:keepNext w:val="0"/>
+        <w:keepLines w:val="0"/>
+        <w:widowControl/>
+        <w:numPr>
+          <w:numId w:val="0"/>
+        </w:numPr>
+        <w:suppressLineNumbers w:val="0"/>
+        <w:spacing w:before="0" w:beforeAutospacing="0" w:after="0" w:afterAutospacing="0"/>
+        <w:ind w:right="0" w:rightChars="0" w:firstLine="439"/>
+        <w:jc w:val="left"/>
+        <w:rPr>
+          <w:rFonts w:hint="default" w:ascii="Consolas" w:hAnsi="Consolas" w:eastAsia="Consolas" w:cs="Consolas"/>
+          <w:color w:val="000000"/>
+          <w:sz w:val="20"/>
+          <w:szCs w:val="20"/>
+          <w:shd w:val="clear" w:fill="FFFFFF"/>
+          <w:lang w:val="en-US"/>
+        </w:rPr>
+      </w:pPr>
+    </w:p>
+    <w:p>
+      <w:pPr>
+        <w:pStyle w:val="5"/>
+        <w:keepNext w:val="0"/>
+        <w:keepLines w:val="0"/>
+        <w:widowControl/>
+        <w:numPr>
+          <w:ilvl w:val="0"/>
+          <w:numId w:val="7"/>
+        </w:numPr>
+        <w:suppressLineNumbers w:val="0"/>
+        <w:spacing w:before="0" w:beforeAutospacing="0" w:after="0" w:afterAutospacing="0"/>
+        <w:ind w:left="420" w:leftChars="0" w:right="0" w:rightChars="0"/>
+        <w:jc w:val="left"/>
+        <w:rPr>
+          <w:rFonts w:hint="default" w:ascii="Consolas" w:hAnsi="Consolas" w:eastAsia="Consolas" w:cs="Consolas"/>
+          <w:color w:val="000000"/>
+          <w:sz w:val="20"/>
+          <w:szCs w:val="20"/>
+          <w:shd w:val="clear" w:fill="FFFFFF"/>
+          <w:lang w:val="en-US"/>
+        </w:rPr>
+      </w:pPr>
+      <w:r>
+        <w:rPr>
+          <w:rFonts w:hint="default" w:ascii="Consolas" w:hAnsi="Consolas" w:eastAsia="Consolas" w:cs="Consolas"/>
+          <w:color w:val="000000"/>
+          <w:sz w:val="20"/>
+          <w:szCs w:val="20"/>
+          <w:shd w:val="clear" w:fill="FFFFFF"/>
+          <w:lang w:val="en-US"/>
+        </w:rPr>
+        <w:t>application.yml</w:t>
+      </w:r>
+    </w:p>
+    <w:p>
+      <w:pPr>
+        <w:pStyle w:val="5"/>
+        <w:keepNext w:val="0"/>
+        <w:keepLines w:val="0"/>
+        <w:widowControl/>
+        <w:numPr>
+          <w:ilvl w:val="0"/>
+          <w:numId w:val="0"/>
+        </w:numPr>
+        <w:suppressLineNumbers w:val="0"/>
+        <w:spacing w:before="0" w:beforeAutospacing="0" w:after="0" w:afterAutospacing="0"/>
+        <w:ind w:right="0" w:rightChars="0"/>
+        <w:jc w:val="left"/>
+        <w:rPr>
+          <w:rFonts w:hint="default" w:ascii="Consolas" w:hAnsi="Consolas" w:eastAsia="Consolas" w:cs="Consolas"/>
+          <w:color w:val="000000"/>
+          <w:sz w:val="20"/>
+          <w:szCs w:val="20"/>
+          <w:shd w:val="clear" w:fill="FFFFFF"/>
+          <w:lang w:val="en-US"/>
+        </w:rPr>
+      </w:pPr>
+      <w:r>
+        <w:rPr>
+          <w:rFonts w:hint="default" w:ascii="Consolas" w:hAnsi="Consolas" w:eastAsia="Consolas" w:cs="Consolas"/>
+          <w:color w:val="000000"/>
+          <w:sz w:val="20"/>
+          <w:szCs w:val="20"/>
+          <w:shd w:val="clear" w:fill="FFFFFF"/>
+          <w:lang w:val="en-US"/>
+        </w:rPr>
+        <w:t xml:space="preserve">     -&gt;Uses the colon and indentations to show the class and field property method.</w:t>
+      </w:r>
+    </w:p>
+    <w:p>
+      <w:pPr>
+        <w:pStyle w:val="5"/>
+        <w:keepNext w:val="0"/>
+        <w:keepLines w:val="0"/>
+        <w:widowControl/>
+        <w:numPr>
+          <w:ilvl w:val="0"/>
+          <w:numId w:val="0"/>
+        </w:numPr>
+        <w:suppressLineNumbers w:val="0"/>
+        <w:spacing w:before="0" w:beforeAutospacing="0" w:after="0" w:afterAutospacing="0"/>
+        <w:ind w:right="0" w:rightChars="0" w:firstLine="538" w:firstLineChars="269"/>
+        <w:jc w:val="left"/>
+        <w:rPr>
+          <w:rFonts w:hint="default" w:ascii="Consolas" w:hAnsi="Consolas" w:eastAsia="Consolas" w:cs="Consolas"/>
+          <w:color w:val="000000"/>
+          <w:sz w:val="20"/>
+          <w:szCs w:val="20"/>
+          <w:shd w:val="clear" w:fill="FFFFFF"/>
+          <w:lang w:val="en-US"/>
+        </w:rPr>
+      </w:pPr>
+      <w:r>
+        <w:rPr>
+          <w:rFonts w:hint="default" w:ascii="Consolas" w:hAnsi="Consolas" w:eastAsia="Consolas" w:cs="Consolas"/>
+          <w:color w:val="000000"/>
+          <w:sz w:val="20"/>
+          <w:szCs w:val="20"/>
+          <w:shd w:val="clear" w:fill="FFFFFF"/>
+          <w:lang w:val="en-US"/>
+        </w:rPr>
+        <w:t>-&gt;Example : spring:</w:t>
+      </w:r>
+    </w:p>
+    <w:p>
+      <w:pPr>
+        <w:pStyle w:val="5"/>
+        <w:keepNext w:val="0"/>
+        <w:keepLines w:val="0"/>
+        <w:widowControl/>
+        <w:numPr>
+          <w:ilvl w:val="0"/>
+          <w:numId w:val="0"/>
+        </w:numPr>
+        <w:suppressLineNumbers w:val="0"/>
+        <w:spacing w:before="0" w:beforeAutospacing="0" w:after="0" w:afterAutospacing="0"/>
+        <w:ind w:right="0" w:rightChars="0" w:firstLine="538" w:firstLineChars="269"/>
+        <w:jc w:val="left"/>
+        <w:rPr>
+          <w:rFonts w:hint="default" w:ascii="Consolas" w:hAnsi="Consolas" w:eastAsia="Consolas" w:cs="Consolas"/>
+          <w:color w:val="000000"/>
+          <w:sz w:val="20"/>
+          <w:szCs w:val="20"/>
+          <w:shd w:val="clear" w:fill="FFFFFF"/>
+          <w:lang w:val="en-US"/>
+        </w:rPr>
+      </w:pPr>
+      <w:r>
+        <w:rPr>
+          <w:rFonts w:hint="default" w:ascii="Consolas" w:hAnsi="Consolas" w:eastAsia="Consolas" w:cs="Consolas"/>
+          <w:color w:val="000000"/>
+          <w:sz w:val="20"/>
+          <w:szCs w:val="20"/>
+          <w:shd w:val="clear" w:fill="FFFFFF"/>
+          <w:lang w:val="en-US"/>
+        </w:rPr>
+        <w:t xml:space="preserve">              data:</w:t>
+      </w:r>
+    </w:p>
+    <w:p>
+      <w:pPr>
+        <w:pStyle w:val="5"/>
+        <w:keepNext w:val="0"/>
+        <w:keepLines w:val="0"/>
+        <w:widowControl/>
+        <w:numPr>
+          <w:ilvl w:val="0"/>
+          <w:numId w:val="0"/>
+        </w:numPr>
+        <w:suppressLineNumbers w:val="0"/>
+        <w:spacing w:before="0" w:beforeAutospacing="0" w:after="0" w:afterAutospacing="0"/>
+        <w:ind w:right="0" w:rightChars="0" w:firstLine="538" w:firstLineChars="269"/>
+        <w:jc w:val="left"/>
+        <w:rPr>
+          <w:rFonts w:hint="default" w:ascii="Consolas" w:hAnsi="Consolas" w:eastAsia="Consolas" w:cs="Consolas"/>
+          <w:color w:val="000000"/>
+          <w:sz w:val="20"/>
+          <w:szCs w:val="20"/>
+          <w:shd w:val="clear" w:fill="FFFFFF"/>
+          <w:lang w:val="en-US"/>
+        </w:rPr>
+      </w:pPr>
+      <w:r>
+        <w:rPr>
+          <w:rFonts w:hint="default" w:ascii="Consolas" w:hAnsi="Consolas" w:eastAsia="Consolas" w:cs="Consolas"/>
+          <w:color w:val="000000"/>
+          <w:sz w:val="20"/>
+          <w:szCs w:val="20"/>
+          <w:shd w:val="clear" w:fill="FFFFFF"/>
+          <w:lang w:val="en-US"/>
+        </w:rPr>
+        <w:t xml:space="preserve">                mongodb:</w:t>
+      </w:r>
+    </w:p>
+    <w:p>
+      <w:pPr>
+        <w:pStyle w:val="5"/>
+        <w:keepNext w:val="0"/>
+        <w:keepLines w:val="0"/>
+        <w:widowControl/>
+        <w:numPr>
+          <w:ilvl w:val="0"/>
+          <w:numId w:val="0"/>
+        </w:numPr>
+        <w:suppressLineNumbers w:val="0"/>
+        <w:spacing w:before="0" w:beforeAutospacing="0" w:after="0" w:afterAutospacing="0"/>
+        <w:ind w:right="0" w:rightChars="0" w:firstLine="538" w:firstLineChars="269"/>
+        <w:jc w:val="left"/>
+        <w:rPr>
+          <w:rFonts w:hint="default" w:ascii="Consolas" w:hAnsi="Consolas" w:eastAsia="Consolas" w:cs="Consolas"/>
+          <w:color w:val="000000"/>
+          <w:sz w:val="20"/>
+          <w:szCs w:val="20"/>
+          <w:shd w:val="clear" w:fill="FFFFFF"/>
+          <w:lang w:val="en-US"/>
+        </w:rPr>
+      </w:pPr>
+      <w:r>
+        <w:rPr>
+          <w:rFonts w:hint="default" w:ascii="Consolas" w:hAnsi="Consolas" w:eastAsia="Consolas" w:cs="Consolas"/>
+          <w:color w:val="000000"/>
+          <w:sz w:val="20"/>
+          <w:szCs w:val="20"/>
+          <w:shd w:val="clear" w:fill="FFFFFF"/>
+          <w:lang w:val="en-US"/>
+        </w:rPr>
+        <w:t xml:space="preserve">                  auto-index-creation: true</w:t>
+      </w:r>
+    </w:p>
+    <w:p>
+      <w:pPr>
+        <w:pStyle w:val="5"/>
+        <w:keepNext w:val="0"/>
+        <w:keepLines w:val="0"/>
+        <w:widowControl/>
+        <w:numPr>
+          <w:numId w:val="0"/>
+        </w:numPr>
+        <w:suppressLineNumbers w:val="0"/>
+        <w:spacing w:before="0" w:beforeAutospacing="0" w:after="0" w:afterAutospacing="0"/>
+        <w:ind w:right="0" w:rightChars="0"/>
+        <w:jc w:val="left"/>
+        <w:rPr>
+          <w:rFonts w:hint="default" w:ascii="Consolas" w:hAnsi="Consolas" w:eastAsia="Consolas" w:cs="Consolas"/>
+          <w:color w:val="000000"/>
+          <w:sz w:val="20"/>
+          <w:szCs w:val="20"/>
+          <w:shd w:val="clear" w:fill="FFFFFF"/>
+          <w:lang w:val="en-US"/>
+        </w:rPr>
+      </w:pPr>
+      <w:r>
+        <w:rPr>
+          <w:rFonts w:hint="default" w:ascii="Consolas" w:hAnsi="Consolas" w:eastAsia="Consolas" w:cs="Consolas"/>
+          <w:color w:val="000000"/>
+          <w:sz w:val="20"/>
+          <w:szCs w:val="20"/>
+          <w:shd w:val="clear" w:fill="FFFFFF"/>
+          <w:lang w:val="en-US"/>
+        </w:rPr>
+        <w:t xml:space="preserve">     -&gt;Remember,it uses 2 spaces before and after :, there should be a space </w:t>
+      </w:r>
+    </w:p>
+    <w:p>
+      <w:pPr>
+        <w:pStyle w:val="5"/>
+        <w:keepNext w:val="0"/>
+        <w:keepLines w:val="0"/>
+        <w:widowControl/>
+        <w:numPr>
+          <w:numId w:val="0"/>
+        </w:numPr>
+        <w:suppressLineNumbers w:val="0"/>
+        <w:spacing w:before="0" w:beforeAutospacing="0" w:after="0" w:afterAutospacing="0"/>
+        <w:ind w:right="0" w:rightChars="0"/>
+        <w:jc w:val="left"/>
+        <w:rPr>
+          <w:rFonts w:hint="default" w:ascii="Consolas" w:hAnsi="Consolas" w:eastAsia="Consolas" w:cs="Consolas"/>
+          <w:color w:val="000000"/>
+          <w:sz w:val="20"/>
+          <w:szCs w:val="20"/>
+          <w:shd w:val="clear" w:fill="FFFFFF"/>
+          <w:lang w:val="en-US"/>
+        </w:rPr>
+      </w:pPr>
+    </w:p>
+    <w:p>
+      <w:pPr>
+        <w:pStyle w:val="5"/>
+        <w:keepNext w:val="0"/>
+        <w:keepLines w:val="0"/>
+        <w:widowControl/>
+        <w:numPr>
+          <w:ilvl w:val="0"/>
+          <w:numId w:val="7"/>
+        </w:numPr>
+        <w:suppressLineNumbers w:val="0"/>
+        <w:spacing w:before="0" w:beforeAutospacing="0" w:after="0" w:afterAutospacing="0"/>
+        <w:ind w:left="420" w:leftChars="0" w:right="0" w:rightChars="0"/>
+        <w:jc w:val="left"/>
+        <w:rPr>
+          <w:rFonts w:hint="default" w:ascii="Consolas" w:hAnsi="Consolas" w:eastAsia="Consolas" w:cs="Consolas"/>
+          <w:color w:val="000000"/>
+          <w:sz w:val="20"/>
+          <w:szCs w:val="20"/>
+          <w:shd w:val="clear" w:fill="FFFFFF"/>
+          <w:lang w:val="en-US"/>
+        </w:rPr>
+      </w:pPr>
+      <w:r>
+        <w:rPr>
+          <w:rFonts w:hint="default" w:ascii="Consolas" w:hAnsi="Consolas" w:eastAsia="Consolas" w:cs="Consolas"/>
+          <w:color w:val="000000"/>
+          <w:sz w:val="20"/>
+          <w:szCs w:val="20"/>
+          <w:shd w:val="clear" w:fill="FFFFFF"/>
+          <w:lang w:val="en-US"/>
+        </w:rPr>
+        <w:t>Command line argument</w:t>
+      </w:r>
+    </w:p>
+    <w:p>
+      <w:pPr>
+        <w:pStyle w:val="5"/>
+        <w:keepNext w:val="0"/>
+        <w:keepLines w:val="0"/>
+        <w:widowControl/>
+        <w:numPr>
+          <w:ilvl w:val="0"/>
+          <w:numId w:val="0"/>
+        </w:numPr>
+        <w:suppressLineNumbers w:val="0"/>
+        <w:spacing w:before="0" w:beforeAutospacing="0" w:after="0" w:afterAutospacing="0"/>
+        <w:ind w:right="0" w:rightChars="0"/>
+        <w:jc w:val="left"/>
+        <w:rPr>
+          <w:rFonts w:hint="default" w:ascii="Consolas" w:hAnsi="Consolas" w:eastAsia="Consolas" w:cs="Consolas"/>
+          <w:color w:val="000000"/>
+          <w:sz w:val="20"/>
+          <w:szCs w:val="20"/>
+          <w:shd w:val="clear" w:fill="FFFFFF"/>
+          <w:lang w:val="en-US"/>
+        </w:rPr>
+      </w:pPr>
+      <w:r>
+        <w:rPr>
+          <w:rFonts w:hint="default" w:ascii="Consolas" w:hAnsi="Consolas" w:eastAsia="Consolas" w:cs="Consolas"/>
+          <w:color w:val="000000"/>
+          <w:sz w:val="20"/>
+          <w:szCs w:val="20"/>
+          <w:shd w:val="clear" w:fill="FFFFFF"/>
+          <w:lang w:val="en-US"/>
+        </w:rPr>
+        <w:t xml:space="preserve">     -&gt;It is used to pass the properties at runtime.</w:t>
+      </w:r>
+    </w:p>
+    <w:p>
+      <w:pPr>
+        <w:pStyle w:val="5"/>
+        <w:keepNext w:val="0"/>
+        <w:keepLines w:val="0"/>
+        <w:widowControl/>
+        <w:numPr>
+          <w:ilvl w:val="0"/>
+          <w:numId w:val="0"/>
+        </w:numPr>
+        <w:suppressLineNumbers w:val="0"/>
+        <w:spacing w:before="0" w:beforeAutospacing="0" w:after="0" w:afterAutospacing="0"/>
+        <w:ind w:right="0" w:rightChars="0" w:firstLine="538" w:firstLineChars="269"/>
+        <w:jc w:val="left"/>
+        <w:rPr>
+          <w:rFonts w:hint="default" w:ascii="Consolas" w:hAnsi="Consolas" w:eastAsia="Consolas" w:cs="Consolas"/>
+          <w:color w:val="000000"/>
+          <w:sz w:val="20"/>
+          <w:szCs w:val="20"/>
+          <w:shd w:val="clear" w:fill="FFFFFF"/>
+          <w:lang w:val="en-US"/>
+        </w:rPr>
+      </w:pPr>
+      <w:r>
+        <w:rPr>
+          <w:rFonts w:hint="default" w:ascii="Consolas" w:hAnsi="Consolas" w:eastAsia="Consolas" w:cs="Consolas"/>
+          <w:color w:val="000000"/>
+          <w:sz w:val="20"/>
+          <w:szCs w:val="20"/>
+          <w:shd w:val="clear" w:fill="FFFFFF"/>
+          <w:lang w:val="en-US"/>
+        </w:rPr>
+        <w:t>-&gt;Example : java --jar ./___Build File Name____.jar</w:t>
+      </w:r>
+    </w:p>
+    <w:p>
+      <w:pPr>
+        <w:pStyle w:val="5"/>
+        <w:keepNext w:val="0"/>
+        <w:keepLines w:val="0"/>
+        <w:widowControl/>
+        <w:numPr>
+          <w:numId w:val="0"/>
+        </w:numPr>
+        <w:suppressLineNumbers w:val="0"/>
+        <w:spacing w:before="0" w:beforeAutospacing="0" w:after="0" w:afterAutospacing="0"/>
+        <w:ind w:right="0" w:rightChars="0"/>
+        <w:jc w:val="left"/>
+        <w:rPr>
+          <w:rFonts w:hint="default" w:ascii="Consolas" w:hAnsi="Consolas" w:eastAsia="Consolas" w:cs="Consolas"/>
+          <w:color w:val="000000"/>
+          <w:sz w:val="20"/>
+          <w:szCs w:val="20"/>
+          <w:shd w:val="clear" w:fill="FFFFFF"/>
+          <w:lang w:val="en-US"/>
+        </w:rPr>
+      </w:pPr>
+    </w:p>
+    <w:p>
+      <w:pPr>
+        <w:pStyle w:val="5"/>
+        <w:keepNext w:val="0"/>
+        <w:keepLines w:val="0"/>
+        <w:widowControl/>
+        <w:numPr>
+          <w:ilvl w:val="0"/>
+          <w:numId w:val="7"/>
+        </w:numPr>
+        <w:suppressLineNumbers w:val="0"/>
+        <w:spacing w:before="0" w:beforeAutospacing="0" w:after="0" w:afterAutospacing="0"/>
+        <w:ind w:left="420" w:leftChars="0" w:right="0" w:rightChars="0"/>
+        <w:jc w:val="left"/>
+        <w:rPr>
+          <w:rFonts w:hint="default" w:ascii="Consolas" w:hAnsi="Consolas" w:eastAsia="Consolas" w:cs="Consolas"/>
+          <w:color w:val="000000"/>
+          <w:sz w:val="20"/>
+          <w:szCs w:val="20"/>
+          <w:shd w:val="clear" w:fill="FFFFFF"/>
+          <w:lang w:val="en-US"/>
+        </w:rPr>
+      </w:pPr>
+      <w:r>
+        <w:rPr>
+          <w:rFonts w:hint="default" w:ascii="Consolas" w:hAnsi="Consolas" w:eastAsia="Consolas" w:cs="Consolas"/>
+          <w:color w:val="000000"/>
+          <w:sz w:val="20"/>
+          <w:szCs w:val="20"/>
+          <w:shd w:val="clear" w:fill="FFFFFF"/>
+          <w:lang w:val="en-US"/>
+        </w:rPr>
+        <w:t>Run configurations</w:t>
+      </w:r>
+    </w:p>
+    <w:p>
+      <w:pPr>
+        <w:pStyle w:val="5"/>
+        <w:keepNext w:val="0"/>
+        <w:keepLines w:val="0"/>
+        <w:widowControl/>
+        <w:numPr>
+          <w:numId w:val="0"/>
+        </w:numPr>
+        <w:suppressLineNumbers w:val="0"/>
+        <w:spacing w:before="0" w:beforeAutospacing="0" w:after="0" w:afterAutospacing="0"/>
+        <w:ind w:right="0" w:rightChars="0"/>
+        <w:jc w:val="left"/>
+        <w:rPr>
+          <w:rFonts w:hint="default" w:ascii="Consolas" w:hAnsi="Consolas" w:eastAsia="Consolas" w:cs="Consolas"/>
+          <w:color w:val="000000"/>
+          <w:sz w:val="20"/>
+          <w:szCs w:val="20"/>
+          <w:shd w:val="clear" w:fill="FFFFFF"/>
+          <w:lang w:val="en-US"/>
+        </w:rPr>
+      </w:pPr>
+      <w:r>
+        <w:rPr>
+          <w:rFonts w:hint="default" w:ascii="Consolas" w:hAnsi="Consolas" w:eastAsia="Consolas" w:cs="Consolas"/>
+          <w:color w:val="000000"/>
+          <w:sz w:val="20"/>
+          <w:szCs w:val="20"/>
+          <w:shd w:val="clear" w:fill="FFFFFF"/>
+          <w:lang w:val="en-US"/>
+        </w:rPr>
+        <w:t xml:space="preserve">     -&gt;Add in program arguments</w:t>
+      </w:r>
+    </w:p>
+    <w:p>
+      <w:pPr>
+        <w:pStyle w:val="5"/>
+        <w:keepNext w:val="0"/>
+        <w:keepLines w:val="0"/>
+        <w:widowControl/>
+        <w:numPr>
+          <w:numId w:val="0"/>
+        </w:numPr>
+        <w:suppressLineNumbers w:val="0"/>
+        <w:spacing w:before="0" w:beforeAutospacing="0" w:after="0" w:afterAutospacing="0"/>
+        <w:ind w:right="0" w:rightChars="0"/>
+        <w:jc w:val="left"/>
+        <w:rPr>
+          <w:rFonts w:hint="default" w:ascii="Consolas" w:hAnsi="Consolas" w:eastAsia="Consolas" w:cs="Consolas"/>
+          <w:color w:val="000000"/>
+          <w:sz w:val="20"/>
+          <w:szCs w:val="20"/>
+          <w:shd w:val="clear" w:fill="FFFFFF"/>
+          <w:lang w:val="en-US"/>
+        </w:rPr>
+      </w:pPr>
+    </w:p>
+    <w:p>
+      <w:pPr>
+        <w:pStyle w:val="5"/>
+        <w:keepNext w:val="0"/>
+        <w:keepLines w:val="0"/>
+        <w:widowControl/>
+        <w:numPr>
+          <w:numId w:val="0"/>
+        </w:numPr>
+        <w:suppressLineNumbers w:val="0"/>
+        <w:spacing w:before="0" w:beforeAutospacing="0" w:after="0" w:afterAutospacing="0"/>
+        <w:ind w:right="0" w:rightChars="0"/>
+        <w:jc w:val="left"/>
+        <w:rPr>
+          <w:rFonts w:hint="default" w:ascii="Consolas" w:hAnsi="Consolas" w:eastAsia="Consolas" w:cs="Consolas"/>
+          <w:b/>
+          <w:bCs/>
+          <w:color w:val="548235" w:themeColor="accent6" w:themeShade="BF"/>
+          <w:sz w:val="32"/>
+          <w:szCs w:val="32"/>
+          <w:shd w:val="clear" w:fill="FFFFFF"/>
+          <w:lang w:val="en-US"/>
+        </w:rPr>
+      </w:pPr>
+      <w:r>
+        <w:rPr>
+          <w:rFonts w:hint="default" w:ascii="Consolas" w:hAnsi="Consolas" w:eastAsia="Consolas" w:cs="Consolas"/>
+          <w:b/>
+          <w:bCs/>
+          <w:color w:val="548235" w:themeColor="accent6" w:themeShade="BF"/>
+          <w:sz w:val="32"/>
+          <w:szCs w:val="32"/>
+          <w:shd w:val="clear" w:fill="FFFFFF"/>
+          <w:lang w:val="en-US"/>
+        </w:rPr>
+        <w:t>Priority:</w:t>
+      </w:r>
+    </w:p>
+    <w:p>
+      <w:pPr>
+        <w:pStyle w:val="5"/>
+        <w:keepNext w:val="0"/>
+        <w:keepLines w:val="0"/>
+        <w:widowControl/>
+        <w:numPr>
+          <w:numId w:val="0"/>
+        </w:numPr>
+        <w:suppressLineNumbers w:val="0"/>
+        <w:spacing w:before="0" w:beforeAutospacing="0" w:after="0" w:afterAutospacing="0"/>
+        <w:ind w:right="0" w:rightChars="0"/>
+        <w:jc w:val="left"/>
+        <w:rPr>
+          <w:rFonts w:hint="default" w:ascii="Consolas" w:hAnsi="Consolas" w:eastAsia="Consolas" w:cs="Consolas"/>
+          <w:b/>
+          <w:bCs/>
+          <w:color w:val="548235" w:themeColor="accent6" w:themeShade="BF"/>
+          <w:sz w:val="32"/>
+          <w:szCs w:val="32"/>
+          <w:shd w:val="clear" w:fill="FFFFFF"/>
+          <w:lang w:val="en-US"/>
+        </w:rPr>
+      </w:pPr>
+      <w:r>
+        <w:rPr>
+          <w:rFonts w:hint="default" w:ascii="Consolas" w:hAnsi="Consolas" w:eastAsia="Consolas" w:cs="Consolas"/>
+          <w:b/>
+          <w:bCs/>
+          <w:color w:val="548235" w:themeColor="accent6" w:themeShade="BF"/>
+          <w:sz w:val="32"/>
+          <w:szCs w:val="32"/>
+          <w:shd w:val="clear" w:fill="FFFFFF"/>
+          <w:lang w:val="en-US"/>
+        </w:rPr>
+        <w:t>CLA&gt;Run Configs&gt;application.properties&gt;application.yml</w:t>
+      </w:r>
     </w:p>
     <w:p>
       <w:pPr>
@@ -45617,6 +46475,23 @@
     </w:lvl>
   </w:abstractNum>
   <w:abstractNum w:abstractNumId="5">
+    <w:nsid w:val="F1075DDC"/>
+    <w:multiLevelType w:val="singleLevel"/>
+    <w:tmpl w:val="F1075DDC"/>
+    <w:lvl w:ilvl="0" w:tentative="0">
+      <w:start w:val="1"/>
+      <w:numFmt w:val="decimal"/>
+      <w:lvlText w:val="%1."/>
+      <w:lvlJc w:val="left"/>
+      <w:pPr>
+        <w:tabs>
+          <w:tab w:val="left" w:pos="732"/>
+        </w:tabs>
+        <w:ind w:left="420"/>
+      </w:pPr>
+    </w:lvl>
+  </w:abstractNum>
+  <w:abstractNum w:abstractNumId="6">
     <w:nsid w:val="29E9065B"/>
     <w:multiLevelType w:val="singleLevel"/>
     <w:tmpl w:val="29E9065B"/>
@@ -45637,7 +46512,7 @@
     </w:lvl>
   </w:abstractNum>
   <w:num w:numId="1">
-    <w:abstractNumId w:val="5"/>
+    <w:abstractNumId w:val="6"/>
   </w:num>
   <w:num w:numId="2">
     <w:abstractNumId w:val="0"/>
@@ -45653,6 +46528,9 @@
   </w:num>
   <w:num w:numId="6">
     <w:abstractNumId w:val="3"/>
+  </w:num>
+  <w:num w:numId="7">
+    <w:abstractNumId w:val="5"/>
   </w:num>
 </w:numbering>
 </file>

--- a/SpringBoot Journal Application.docx
+++ b/SpringBoot Journal Application.docx
@@ -45483,8 +45483,6 @@
         </w:rPr>
         <w:t>Then use mvnw &lt;command&gt;</w:t>
       </w:r>
-      <w:bookmarkStart w:id="0" w:name="_GoBack"/>
-      <w:bookmarkEnd w:id="0"/>
     </w:p>
     <w:p>
       <w:pPr>
@@ -45635,6 +45633,7 @@
         <w:keepLines w:val="0"/>
         <w:widowControl/>
         <w:numPr>
+          <w:ilvl w:val="0"/>
           <w:numId w:val="0"/>
         </w:numPr>
         <w:suppressLineNumbers w:val="0"/>
@@ -45669,6 +45668,7 @@
         <w:keepLines w:val="0"/>
         <w:widowControl/>
         <w:numPr>
+          <w:ilvl w:val="0"/>
           <w:numId w:val="0"/>
         </w:numPr>
         <w:suppressLineNumbers w:val="0"/>
@@ -45703,6 +45703,7 @@
         <w:keepLines w:val="0"/>
         <w:widowControl/>
         <w:numPr>
+          <w:ilvl w:val="0"/>
           <w:numId w:val="0"/>
         </w:numPr>
         <w:suppressLineNumbers w:val="0"/>
@@ -45936,6 +45937,7 @@
         <w:keepLines w:val="0"/>
         <w:widowControl/>
         <w:numPr>
+          <w:ilvl w:val="0"/>
           <w:numId w:val="0"/>
         </w:numPr>
         <w:suppressLineNumbers w:val="0"/>
@@ -45970,6 +45972,7 @@
         <w:keepLines w:val="0"/>
         <w:widowControl/>
         <w:numPr>
+          <w:ilvl w:val="0"/>
           <w:numId w:val="0"/>
         </w:numPr>
         <w:suppressLineNumbers w:val="0"/>
@@ -46098,6 +46101,7 @@
         <w:keepLines w:val="0"/>
         <w:widowControl/>
         <w:numPr>
+          <w:ilvl w:val="0"/>
           <w:numId w:val="0"/>
         </w:numPr>
         <w:suppressLineNumbers w:val="0"/>
@@ -46156,6 +46160,7 @@
         <w:keepLines w:val="0"/>
         <w:widowControl/>
         <w:numPr>
+          <w:ilvl w:val="0"/>
           <w:numId w:val="0"/>
         </w:numPr>
         <w:suppressLineNumbers w:val="0"/>
@@ -46181,105 +46186,6 @@
           <w:lang w:val="en-US"/>
         </w:rPr>
         <w:t xml:space="preserve">     -&gt;Add in program arguments</w:t>
-      </w:r>
-    </w:p>
-    <w:p>
-      <w:pPr>
-        <w:pStyle w:val="5"/>
-        <w:keepNext w:val="0"/>
-        <w:keepLines w:val="0"/>
-        <w:widowControl/>
-        <w:numPr>
-          <w:numId w:val="0"/>
-        </w:numPr>
-        <w:suppressLineNumbers w:val="0"/>
-        <w:spacing w:before="0" w:beforeAutospacing="0" w:after="0" w:afterAutospacing="0"/>
-        <w:ind w:right="0" w:rightChars="0"/>
-        <w:jc w:val="left"/>
-        <w:rPr>
-          <w:rFonts w:hint="default" w:ascii="Consolas" w:hAnsi="Consolas" w:eastAsia="Consolas" w:cs="Consolas"/>
-          <w:color w:val="000000"/>
-          <w:sz w:val="20"/>
-          <w:szCs w:val="20"/>
-          <w:shd w:val="clear" w:fill="FFFFFF"/>
-          <w:lang w:val="en-US"/>
-        </w:rPr>
-      </w:pPr>
-    </w:p>
-    <w:p>
-      <w:pPr>
-        <w:pStyle w:val="5"/>
-        <w:keepNext w:val="0"/>
-        <w:keepLines w:val="0"/>
-        <w:widowControl/>
-        <w:numPr>
-          <w:numId w:val="0"/>
-        </w:numPr>
-        <w:suppressLineNumbers w:val="0"/>
-        <w:spacing w:before="0" w:beforeAutospacing="0" w:after="0" w:afterAutospacing="0"/>
-        <w:ind w:right="0" w:rightChars="0"/>
-        <w:jc w:val="left"/>
-        <w:rPr>
-          <w:rFonts w:hint="default" w:ascii="Consolas" w:hAnsi="Consolas" w:eastAsia="Consolas" w:cs="Consolas"/>
-          <w:b/>
-          <w:bCs/>
-          <w:color w:val="548235" w:themeColor="accent6" w:themeShade="BF"/>
-          <w:sz w:val="32"/>
-          <w:szCs w:val="32"/>
-          <w:shd w:val="clear" w:fill="FFFFFF"/>
-          <w:lang w:val="en-US"/>
-        </w:rPr>
-      </w:pPr>
-      <w:r>
-        <w:rPr>
-          <w:rFonts w:hint="default" w:ascii="Consolas" w:hAnsi="Consolas" w:eastAsia="Consolas" w:cs="Consolas"/>
-          <w:b/>
-          <w:bCs/>
-          <w:color w:val="548235" w:themeColor="accent6" w:themeShade="BF"/>
-          <w:sz w:val="32"/>
-          <w:szCs w:val="32"/>
-          <w:shd w:val="clear" w:fill="FFFFFF"/>
-          <w:lang w:val="en-US"/>
-        </w:rPr>
-        <w:t>Priority:</w:t>
-      </w:r>
-    </w:p>
-    <w:p>
-      <w:pPr>
-        <w:pStyle w:val="5"/>
-        <w:keepNext w:val="0"/>
-        <w:keepLines w:val="0"/>
-        <w:widowControl/>
-        <w:numPr>
-          <w:numId w:val="0"/>
-        </w:numPr>
-        <w:suppressLineNumbers w:val="0"/>
-        <w:spacing w:before="0" w:beforeAutospacing="0" w:after="0" w:afterAutospacing="0"/>
-        <w:ind w:right="0" w:rightChars="0"/>
-        <w:jc w:val="left"/>
-        <w:rPr>
-          <w:rFonts w:hint="default" w:ascii="Consolas" w:hAnsi="Consolas" w:eastAsia="Consolas" w:cs="Consolas"/>
-          <w:b/>
-          <w:bCs/>
-          <w:color w:val="548235" w:themeColor="accent6" w:themeShade="BF"/>
-          <w:sz w:val="32"/>
-          <w:szCs w:val="32"/>
-          <w:shd w:val="clear" w:fill="FFFFFF"/>
-          <w:lang w:val="en-US"/>
-        </w:rPr>
-      </w:pPr>
-      <w:r>
-        <w:rPr>
-          <w:rFonts w:hint="default" w:ascii="Consolas" w:hAnsi="Consolas" w:eastAsia="Consolas" w:cs="Consolas"/>
-          <w:b/>
-          <w:bCs/>
-          <w:color w:val="548235" w:themeColor="accent6" w:themeShade="BF"/>
-          <w:sz w:val="32"/>
-          <w:szCs w:val="32"/>
-          <w:shd w:val="clear" w:fill="FFFFFF"/>
-          <w:lang w:val="en-US"/>
-        </w:rPr>
-        <w:t>CLA&gt;Run Configs&gt;application.properties&gt;application.yml</w:t>
       </w:r>
     </w:p>
     <w:p>
@@ -46302,9 +46208,5974 @@
           <w:sz w:val="20"/>
           <w:szCs w:val="20"/>
           <w:shd w:val="clear" w:fill="FFFFFF"/>
+          <w:lang w:val="en-US"/>
+        </w:rPr>
+      </w:pPr>
+    </w:p>
+    <w:p>
+      <w:pPr>
+        <w:pStyle w:val="5"/>
+        <w:keepNext w:val="0"/>
+        <w:keepLines w:val="0"/>
+        <w:widowControl/>
+        <w:numPr>
+          <w:ilvl w:val="0"/>
+          <w:numId w:val="0"/>
+        </w:numPr>
+        <w:suppressLineNumbers w:val="0"/>
+        <w:spacing w:before="0" w:beforeAutospacing="0" w:after="0" w:afterAutospacing="0"/>
+        <w:ind w:right="0" w:rightChars="0"/>
+        <w:jc w:val="left"/>
+        <w:rPr>
+          <w:rFonts w:hint="default" w:ascii="Consolas" w:hAnsi="Consolas" w:eastAsia="Consolas" w:cs="Consolas"/>
+          <w:b/>
+          <w:bCs/>
+          <w:color w:val="548235" w:themeColor="accent6" w:themeShade="BF"/>
+          <w:sz w:val="32"/>
+          <w:szCs w:val="32"/>
+          <w:shd w:val="clear" w:fill="FFFFFF"/>
+          <w:lang w:val="en-US"/>
+        </w:rPr>
+      </w:pPr>
+      <w:r>
+        <w:rPr>
+          <w:rFonts w:hint="default" w:ascii="Consolas" w:hAnsi="Consolas" w:eastAsia="Consolas" w:cs="Consolas"/>
+          <w:b/>
+          <w:bCs/>
+          <w:color w:val="548235" w:themeColor="accent6" w:themeShade="BF"/>
+          <w:sz w:val="32"/>
+          <w:szCs w:val="32"/>
+          <w:shd w:val="clear" w:fill="FFFFFF"/>
+          <w:lang w:val="en-US"/>
+        </w:rPr>
+        <w:t>Priority:</w:t>
+      </w:r>
+    </w:p>
+    <w:p>
+      <w:pPr>
+        <w:pStyle w:val="5"/>
+        <w:keepNext w:val="0"/>
+        <w:keepLines w:val="0"/>
+        <w:widowControl/>
+        <w:numPr>
+          <w:ilvl w:val="0"/>
+          <w:numId w:val="0"/>
+        </w:numPr>
+        <w:suppressLineNumbers w:val="0"/>
+        <w:spacing w:before="0" w:beforeAutospacing="0" w:after="0" w:afterAutospacing="0"/>
+        <w:ind w:right="0" w:rightChars="0"/>
+        <w:jc w:val="left"/>
+        <w:rPr>
+          <w:rFonts w:hint="default" w:ascii="Consolas" w:hAnsi="Consolas" w:eastAsia="Consolas" w:cs="Consolas"/>
+          <w:b/>
+          <w:bCs/>
+          <w:color w:val="548235" w:themeColor="accent6" w:themeShade="BF"/>
+          <w:sz w:val="32"/>
+          <w:szCs w:val="32"/>
+          <w:shd w:val="clear" w:fill="FFFFFF"/>
+          <w:lang w:val="en-US"/>
+        </w:rPr>
+      </w:pPr>
+      <w:r>
+        <w:rPr>
+          <w:rFonts w:hint="default" w:ascii="Consolas" w:hAnsi="Consolas" w:eastAsia="Consolas" w:cs="Consolas"/>
+          <w:b/>
+          <w:bCs/>
+          <w:color w:val="548235" w:themeColor="accent6" w:themeShade="BF"/>
+          <w:sz w:val="32"/>
+          <w:szCs w:val="32"/>
+          <w:shd w:val="clear" w:fill="FFFFFF"/>
+          <w:lang w:val="en-US"/>
+        </w:rPr>
+        <w:t>CLA&gt;Run Configs&gt;application.properties&gt;application.yml</w:t>
+      </w:r>
+    </w:p>
+    <w:p>
+      <w:pPr>
+        <w:pStyle w:val="5"/>
+        <w:keepNext w:val="0"/>
+        <w:keepLines w:val="0"/>
+        <w:widowControl/>
+        <w:numPr>
+          <w:ilvl w:val="0"/>
+          <w:numId w:val="0"/>
+        </w:numPr>
+        <w:suppressLineNumbers w:val="0"/>
+        <w:spacing w:before="0" w:beforeAutospacing="0" w:after="0" w:afterAutospacing="0"/>
+        <w:ind w:right="0" w:rightChars="0"/>
+        <w:jc w:val="left"/>
+        <w:rPr>
+          <w:rFonts w:hint="default" w:ascii="Consolas" w:hAnsi="Consolas" w:eastAsia="Consolas" w:cs="Consolas"/>
+          <w:color w:val="000000"/>
+          <w:sz w:val="20"/>
+          <w:szCs w:val="20"/>
+          <w:shd w:val="clear" w:fill="FFFFFF"/>
           <w:lang w:val="en-IN"/>
         </w:rPr>
       </w:pPr>
+    </w:p>
+    <w:p>
+      <w:pPr>
+        <w:pStyle w:val="5"/>
+        <w:keepNext w:val="0"/>
+        <w:keepLines w:val="0"/>
+        <w:widowControl/>
+        <w:numPr>
+          <w:ilvl w:val="0"/>
+          <w:numId w:val="0"/>
+        </w:numPr>
+        <w:suppressLineNumbers w:val="0"/>
+        <w:spacing w:before="0" w:beforeAutospacing="0" w:after="0" w:afterAutospacing="0"/>
+        <w:ind w:right="0" w:rightChars="0"/>
+        <w:jc w:val="left"/>
+        <w:rPr>
+          <w:rFonts w:hint="default" w:ascii="Consolas" w:hAnsi="Consolas" w:eastAsia="Consolas" w:cs="Consolas"/>
+          <w:color w:val="C55A11" w:themeColor="accent2" w:themeShade="BF"/>
+          <w:sz w:val="60"/>
+          <w:szCs w:val="60"/>
+          <w:shd w:val="clear" w:fill="FFFFFF"/>
+          <w:lang w:val="en-US"/>
+        </w:rPr>
+      </w:pPr>
+      <w:r>
+        <w:rPr>
+          <w:rFonts w:hint="default" w:ascii="Consolas" w:hAnsi="Consolas" w:eastAsia="Consolas" w:cs="Consolas"/>
+          <w:color w:val="C55A11" w:themeColor="accent2" w:themeShade="BF"/>
+          <w:sz w:val="60"/>
+          <w:szCs w:val="60"/>
+          <w:shd w:val="clear" w:fill="FFFFFF"/>
+          <w:lang w:val="en-US"/>
+        </w:rPr>
+        <w:t xml:space="preserve">JUNIT </w:t>
+      </w:r>
+    </w:p>
+    <w:p>
+      <w:pPr>
+        <w:pStyle w:val="5"/>
+        <w:keepNext w:val="0"/>
+        <w:keepLines w:val="0"/>
+        <w:widowControl/>
+        <w:numPr>
+          <w:ilvl w:val="0"/>
+          <w:numId w:val="0"/>
+        </w:numPr>
+        <w:suppressLineNumbers w:val="0"/>
+        <w:spacing w:before="0" w:beforeAutospacing="0" w:after="0" w:afterAutospacing="0"/>
+        <w:ind w:right="0" w:rightChars="0"/>
+        <w:jc w:val="left"/>
+        <w:rPr>
+          <w:rFonts w:hint="default" w:ascii="Consolas" w:hAnsi="Consolas" w:eastAsia="Consolas" w:cs="Consolas"/>
+          <w:color w:val="000000"/>
+          <w:sz w:val="20"/>
+          <w:szCs w:val="20"/>
+          <w:shd w:val="clear" w:fill="FFFFFF"/>
+          <w:lang w:val="en-US"/>
+        </w:rPr>
+      </w:pPr>
+      <w:r>
+        <w:rPr>
+          <w:rFonts w:hint="default" w:ascii="Consolas" w:hAnsi="Consolas" w:eastAsia="Consolas" w:cs="Consolas"/>
+          <w:color w:val="000000"/>
+          <w:sz w:val="20"/>
+          <w:szCs w:val="20"/>
+          <w:shd w:val="clear" w:fill="FFFFFF"/>
+          <w:lang w:val="en-US"/>
+        </w:rPr>
+        <w:t>This is a unit test framework build for the java, purpose is to use test the methods independently.</w:t>
+      </w:r>
+    </w:p>
+    <w:p>
+      <w:pPr>
+        <w:pStyle w:val="5"/>
+        <w:keepNext w:val="0"/>
+        <w:keepLines w:val="0"/>
+        <w:widowControl/>
+        <w:numPr>
+          <w:ilvl w:val="0"/>
+          <w:numId w:val="0"/>
+        </w:numPr>
+        <w:suppressLineNumbers w:val="0"/>
+        <w:spacing w:before="0" w:beforeAutospacing="0" w:after="0" w:afterAutospacing="0"/>
+        <w:ind w:right="0" w:rightChars="0"/>
+        <w:jc w:val="left"/>
+        <w:rPr>
+          <w:rFonts w:hint="default" w:ascii="Consolas" w:hAnsi="Consolas" w:eastAsia="Consolas" w:cs="Consolas"/>
+          <w:color w:val="000000"/>
+          <w:sz w:val="20"/>
+          <w:szCs w:val="20"/>
+          <w:shd w:val="clear" w:fill="FFFFFF"/>
+          <w:lang w:val="en-US"/>
+        </w:rPr>
+      </w:pPr>
+      <w:r>
+        <w:rPr>
+          <w:rFonts w:hint="default" w:ascii="Consolas" w:hAnsi="Consolas" w:eastAsia="Consolas" w:cs="Consolas"/>
+          <w:color w:val="000000"/>
+          <w:sz w:val="20"/>
+          <w:szCs w:val="20"/>
+          <w:shd w:val="clear" w:fill="FFFFFF"/>
+          <w:lang w:val="en-US"/>
+        </w:rPr>
+        <w:t>Some annotations:</w:t>
+      </w:r>
+    </w:p>
+    <w:p>
+      <w:pPr>
+        <w:pStyle w:val="5"/>
+        <w:keepNext w:val="0"/>
+        <w:keepLines w:val="0"/>
+        <w:widowControl/>
+        <w:numPr>
+          <w:ilvl w:val="0"/>
+          <w:numId w:val="0"/>
+        </w:numPr>
+        <w:suppressLineNumbers w:val="0"/>
+        <w:spacing w:before="0" w:beforeAutospacing="0" w:after="0" w:afterAutospacing="0"/>
+        <w:ind w:right="0" w:rightChars="0"/>
+        <w:jc w:val="left"/>
+        <w:rPr>
+          <w:rFonts w:hint="default" w:ascii="Consolas" w:hAnsi="Consolas" w:eastAsia="Consolas" w:cs="Consolas"/>
+          <w:color w:val="000000"/>
+          <w:sz w:val="20"/>
+          <w:szCs w:val="20"/>
+          <w:shd w:val="clear" w:fill="FFFFFF"/>
+          <w:lang w:val="en-US"/>
+        </w:rPr>
+      </w:pPr>
+      <w:r>
+        <w:rPr>
+          <w:rFonts w:hint="default" w:ascii="Consolas" w:hAnsi="Consolas" w:eastAsia="Consolas" w:cs="Consolas"/>
+          <w:color w:val="2E75B6" w:themeColor="accent1" w:themeShade="BF"/>
+          <w:sz w:val="20"/>
+          <w:szCs w:val="20"/>
+          <w:shd w:val="clear" w:fill="FFFFFF"/>
+          <w:lang w:val="en-US"/>
+        </w:rPr>
+        <w:t xml:space="preserve">@SpringBootTest-&gt; </w:t>
+      </w:r>
+      <w:r>
+        <w:rPr>
+          <w:rFonts w:hint="default" w:ascii="Consolas" w:hAnsi="Consolas" w:eastAsia="Consolas" w:cs="Consolas"/>
+          <w:color w:val="000000"/>
+          <w:sz w:val="20"/>
+          <w:szCs w:val="20"/>
+          <w:shd w:val="clear" w:fill="FFFFFF"/>
+          <w:lang w:val="en-US"/>
+        </w:rPr>
+        <w:t>Since test does not call the spring boot applications, the objects are not handled by IOC container, This annotation initializes the IOC container.</w:t>
+      </w:r>
+    </w:p>
+    <w:p>
+      <w:pPr>
+        <w:pStyle w:val="5"/>
+        <w:keepNext w:val="0"/>
+        <w:keepLines w:val="0"/>
+        <w:widowControl/>
+        <w:numPr>
+          <w:ilvl w:val="0"/>
+          <w:numId w:val="0"/>
+        </w:numPr>
+        <w:suppressLineNumbers w:val="0"/>
+        <w:spacing w:before="0" w:beforeAutospacing="0" w:after="0" w:afterAutospacing="0"/>
+        <w:ind w:right="0" w:rightChars="0"/>
+        <w:jc w:val="left"/>
+        <w:rPr>
+          <w:rFonts w:hint="default" w:ascii="Consolas" w:hAnsi="Consolas" w:eastAsia="Consolas" w:cs="Consolas"/>
+          <w:color w:val="000000"/>
+          <w:sz w:val="20"/>
+          <w:szCs w:val="20"/>
+          <w:shd w:val="clear" w:fill="FFFFFF"/>
+          <w:lang w:val="en-US"/>
+        </w:rPr>
+      </w:pPr>
+      <w:r>
+        <w:rPr>
+          <w:rFonts w:hint="default" w:ascii="Consolas" w:hAnsi="Consolas" w:eastAsia="Consolas" w:cs="Consolas"/>
+          <w:color w:val="2E75B6" w:themeColor="accent1" w:themeShade="BF"/>
+          <w:sz w:val="20"/>
+          <w:szCs w:val="20"/>
+          <w:shd w:val="clear" w:fill="FFFFFF"/>
+          <w:lang w:val="en-US"/>
+        </w:rPr>
+        <w:t>@Test-&gt;</w:t>
+      </w:r>
+      <w:r>
+        <w:rPr>
+          <w:rFonts w:hint="default" w:ascii="Consolas" w:hAnsi="Consolas" w:eastAsia="Consolas" w:cs="Consolas"/>
+          <w:color w:val="000000"/>
+          <w:sz w:val="20"/>
+          <w:szCs w:val="20"/>
+          <w:shd w:val="clear" w:fill="FFFFFF"/>
+          <w:lang w:val="en-US"/>
+        </w:rPr>
+        <w:t>Enables a method for testing.</w:t>
+      </w:r>
+    </w:p>
+    <w:p>
+      <w:pPr>
+        <w:pStyle w:val="5"/>
+        <w:keepNext w:val="0"/>
+        <w:keepLines w:val="0"/>
+        <w:widowControl/>
+        <w:numPr>
+          <w:ilvl w:val="0"/>
+          <w:numId w:val="0"/>
+        </w:numPr>
+        <w:suppressLineNumbers w:val="0"/>
+        <w:spacing w:before="0" w:beforeAutospacing="0" w:after="0" w:afterAutospacing="0"/>
+        <w:ind w:right="0" w:rightChars="0"/>
+        <w:jc w:val="left"/>
+        <w:rPr>
+          <w:rFonts w:hint="default" w:ascii="Consolas" w:hAnsi="Consolas" w:eastAsia="Consolas" w:cs="Consolas"/>
+          <w:color w:val="000000"/>
+          <w:sz w:val="20"/>
+          <w:szCs w:val="20"/>
+          <w:shd w:val="clear" w:fill="FFFFFF"/>
+          <w:lang w:val="en-US"/>
+        </w:rPr>
+      </w:pPr>
+      <w:r>
+        <w:rPr>
+          <w:rFonts w:hint="default" w:ascii="Consolas" w:hAnsi="Consolas" w:eastAsia="Consolas" w:cs="Consolas"/>
+          <w:color w:val="2E75B6" w:themeColor="accent1" w:themeShade="BF"/>
+          <w:sz w:val="20"/>
+          <w:szCs w:val="20"/>
+          <w:shd w:val="clear" w:fill="FFFFFF"/>
+          <w:lang w:val="en-US"/>
+        </w:rPr>
+        <w:t>@Disable-&gt;</w:t>
+      </w:r>
+      <w:r>
+        <w:rPr>
+          <w:rFonts w:hint="default" w:ascii="Consolas" w:hAnsi="Consolas" w:eastAsia="Consolas" w:cs="Consolas"/>
+          <w:color w:val="000000"/>
+          <w:sz w:val="20"/>
+          <w:szCs w:val="20"/>
+          <w:shd w:val="clear" w:fill="FFFFFF"/>
+          <w:lang w:val="en-US"/>
+        </w:rPr>
+        <w:t>Disables the test.</w:t>
+      </w:r>
+    </w:p>
+    <w:p>
+      <w:pPr>
+        <w:pStyle w:val="5"/>
+        <w:keepNext w:val="0"/>
+        <w:keepLines w:val="0"/>
+        <w:widowControl/>
+        <w:numPr>
+          <w:ilvl w:val="0"/>
+          <w:numId w:val="0"/>
+        </w:numPr>
+        <w:suppressLineNumbers w:val="0"/>
+        <w:spacing w:before="0" w:beforeAutospacing="0" w:after="0" w:afterAutospacing="0"/>
+        <w:ind w:right="0" w:rightChars="0"/>
+        <w:jc w:val="left"/>
+        <w:rPr>
+          <w:rFonts w:hint="default" w:ascii="Consolas" w:hAnsi="Consolas" w:eastAsia="Consolas" w:cs="Consolas"/>
+          <w:color w:val="000000"/>
+          <w:sz w:val="20"/>
+          <w:szCs w:val="20"/>
+          <w:shd w:val="clear" w:fill="FFFFFF"/>
+          <w:lang w:val="en-US"/>
+        </w:rPr>
+      </w:pPr>
+      <w:r>
+        <w:rPr>
+          <w:rFonts w:hint="default" w:ascii="Consolas" w:hAnsi="Consolas" w:eastAsia="Consolas" w:cs="Consolas"/>
+          <w:color w:val="2E75B6" w:themeColor="accent1" w:themeShade="BF"/>
+          <w:sz w:val="20"/>
+          <w:szCs w:val="20"/>
+          <w:shd w:val="clear" w:fill="FFFFFF"/>
+          <w:lang w:val="en-US"/>
+        </w:rPr>
+        <w:t>@BeforeEach-&gt;</w:t>
+      </w:r>
+      <w:r>
+        <w:rPr>
+          <w:rFonts w:hint="default" w:ascii="Consolas" w:hAnsi="Consolas" w:eastAsia="Consolas" w:cs="Consolas"/>
+          <w:color w:val="000000"/>
+          <w:sz w:val="20"/>
+          <w:szCs w:val="20"/>
+          <w:shd w:val="clear" w:fill="FFFFFF"/>
+          <w:lang w:val="en-US"/>
+        </w:rPr>
+        <w:t>Before each test, it is initialised. Similarly AfterEach at the last of each test.</w:t>
+      </w:r>
+    </w:p>
+    <w:p>
+      <w:pPr>
+        <w:pStyle w:val="5"/>
+        <w:keepNext w:val="0"/>
+        <w:keepLines w:val="0"/>
+        <w:widowControl/>
+        <w:numPr>
+          <w:ilvl w:val="0"/>
+          <w:numId w:val="0"/>
+        </w:numPr>
+        <w:suppressLineNumbers w:val="0"/>
+        <w:spacing w:before="0" w:beforeAutospacing="0" w:after="0" w:afterAutospacing="0"/>
+        <w:ind w:right="0" w:rightChars="0"/>
+        <w:jc w:val="left"/>
+        <w:rPr>
+          <w:rFonts w:hint="default" w:ascii="Consolas" w:hAnsi="Consolas" w:eastAsia="Consolas" w:cs="Consolas"/>
+          <w:color w:val="000000"/>
+          <w:sz w:val="20"/>
+          <w:szCs w:val="20"/>
+          <w:shd w:val="clear" w:fill="FFFFFF"/>
+          <w:lang w:val="en-US"/>
+        </w:rPr>
+      </w:pPr>
+      <w:r>
+        <w:rPr>
+          <w:rFonts w:hint="default" w:ascii="Consolas" w:hAnsi="Consolas" w:eastAsia="Consolas" w:cs="Consolas"/>
+          <w:color w:val="2E75B6" w:themeColor="accent1" w:themeShade="BF"/>
+          <w:sz w:val="20"/>
+          <w:szCs w:val="20"/>
+          <w:shd w:val="clear" w:fill="FFFFFF"/>
+          <w:lang w:val="en-US"/>
+        </w:rPr>
+        <w:t>@BeforeAll-&gt;</w:t>
+      </w:r>
+      <w:r>
+        <w:rPr>
+          <w:rFonts w:hint="default" w:ascii="Consolas" w:hAnsi="Consolas" w:eastAsia="Consolas" w:cs="Consolas"/>
+          <w:color w:val="000000"/>
+          <w:sz w:val="20"/>
+          <w:szCs w:val="20"/>
+          <w:shd w:val="clear" w:fill="FFFFFF"/>
+          <w:lang w:val="en-US"/>
+        </w:rPr>
+        <w:t>Used before static method and once initialsed at class loading.</w:t>
+      </w:r>
+    </w:p>
+    <w:p>
+      <w:pPr>
+        <w:pStyle w:val="5"/>
+        <w:keepNext w:val="0"/>
+        <w:keepLines w:val="0"/>
+        <w:widowControl/>
+        <w:numPr>
+          <w:ilvl w:val="0"/>
+          <w:numId w:val="0"/>
+        </w:numPr>
+        <w:suppressLineNumbers w:val="0"/>
+        <w:spacing w:before="0" w:beforeAutospacing="0" w:after="0" w:afterAutospacing="0"/>
+        <w:ind w:right="0" w:rightChars="0"/>
+        <w:jc w:val="left"/>
+        <w:rPr>
+          <w:rFonts w:hint="default" w:ascii="Consolas" w:hAnsi="Consolas" w:eastAsia="Consolas" w:cs="Consolas"/>
+          <w:color w:val="000000"/>
+          <w:sz w:val="20"/>
+          <w:szCs w:val="20"/>
+          <w:shd w:val="clear" w:fill="FFFFFF"/>
+          <w:lang w:val="en-US"/>
+        </w:rPr>
+      </w:pPr>
+      <w:r>
+        <w:rPr>
+          <w:rFonts w:hint="default" w:ascii="Consolas" w:hAnsi="Consolas" w:eastAsia="Consolas" w:cs="Consolas"/>
+          <w:color w:val="2E75B6" w:themeColor="accent1" w:themeShade="BF"/>
+          <w:sz w:val="20"/>
+          <w:szCs w:val="20"/>
+          <w:shd w:val="clear" w:fill="FFFFFF"/>
+          <w:lang w:val="en-US"/>
+        </w:rPr>
+        <w:t>@AfterAll-&gt;</w:t>
+      </w:r>
+      <w:r>
+        <w:rPr>
+          <w:rFonts w:hint="default" w:ascii="Consolas" w:hAnsi="Consolas" w:eastAsia="Consolas" w:cs="Consolas"/>
+          <w:color w:val="000000"/>
+          <w:sz w:val="20"/>
+          <w:szCs w:val="20"/>
+          <w:shd w:val="clear" w:fill="FFFFFF"/>
+          <w:lang w:val="en-US"/>
+        </w:rPr>
+        <w:t>Used for cleanup.</w:t>
+      </w:r>
+    </w:p>
+    <w:p>
+      <w:pPr>
+        <w:pStyle w:val="5"/>
+        <w:keepNext w:val="0"/>
+        <w:keepLines w:val="0"/>
+        <w:widowControl/>
+        <w:numPr>
+          <w:ilvl w:val="0"/>
+          <w:numId w:val="0"/>
+        </w:numPr>
+        <w:suppressLineNumbers w:val="0"/>
+        <w:spacing w:before="0" w:beforeAutospacing="0" w:after="0" w:afterAutospacing="0"/>
+        <w:ind w:right="0" w:rightChars="0"/>
+        <w:jc w:val="left"/>
+        <w:rPr>
+          <w:rFonts w:hint="default" w:ascii="Consolas" w:hAnsi="Consolas" w:eastAsia="Consolas" w:cs="Consolas"/>
+          <w:color w:val="2E75B6" w:themeColor="accent1" w:themeShade="BF"/>
+          <w:sz w:val="20"/>
+          <w:szCs w:val="20"/>
+          <w:shd w:val="clear" w:fill="FFFFFF"/>
+          <w:lang w:val="en-US"/>
+        </w:rPr>
+      </w:pPr>
+      <w:r>
+        <w:rPr>
+          <w:rFonts w:hint="default" w:ascii="Consolas" w:hAnsi="Consolas" w:eastAsia="Consolas" w:cs="Consolas"/>
+          <w:color w:val="2E75B6" w:themeColor="accent1" w:themeShade="BF"/>
+          <w:sz w:val="20"/>
+          <w:szCs w:val="20"/>
+          <w:shd w:val="clear" w:fill="FFFFFF"/>
+          <w:lang w:val="en-US"/>
+        </w:rPr>
+        <w:t>@CsvSource(“1,1,1”,”2,2,2”)</w:t>
+      </w:r>
+    </w:p>
+    <w:p>
+      <w:pPr>
+        <w:pStyle w:val="5"/>
+        <w:keepNext w:val="0"/>
+        <w:keepLines w:val="0"/>
+        <w:widowControl/>
+        <w:numPr>
+          <w:ilvl w:val="0"/>
+          <w:numId w:val="0"/>
+        </w:numPr>
+        <w:suppressLineNumbers w:val="0"/>
+        <w:spacing w:before="0" w:beforeAutospacing="0" w:after="0" w:afterAutospacing="0"/>
+        <w:ind w:right="0" w:rightChars="0"/>
+        <w:jc w:val="left"/>
+        <w:rPr>
+          <w:rFonts w:hint="default" w:ascii="Consolas" w:hAnsi="Consolas" w:eastAsia="Consolas" w:cs="Consolas"/>
+          <w:color w:val="2E75B6" w:themeColor="accent1" w:themeShade="BF"/>
+          <w:sz w:val="20"/>
+          <w:szCs w:val="20"/>
+          <w:shd w:val="clear" w:fill="FFFFFF"/>
+          <w:lang w:val="en-US"/>
+        </w:rPr>
+      </w:pPr>
+      <w:r>
+        <w:rPr>
+          <w:rFonts w:hint="default" w:ascii="Consolas" w:hAnsi="Consolas" w:eastAsia="Consolas" w:cs="Consolas"/>
+          <w:color w:val="2E75B6" w:themeColor="accent1" w:themeShade="BF"/>
+          <w:sz w:val="20"/>
+          <w:szCs w:val="20"/>
+          <w:shd w:val="clear" w:fill="FFFFFF"/>
+          <w:lang w:val="en-US"/>
+        </w:rPr>
+        <w:t>@ValueSource(String={</w:t>
+      </w:r>
+    </w:p>
+    <w:p>
+      <w:pPr>
+        <w:pStyle w:val="5"/>
+        <w:keepNext w:val="0"/>
+        <w:keepLines w:val="0"/>
+        <w:widowControl/>
+        <w:numPr>
+          <w:ilvl w:val="0"/>
+          <w:numId w:val="0"/>
+        </w:numPr>
+        <w:suppressLineNumbers w:val="0"/>
+        <w:spacing w:before="0" w:beforeAutospacing="0" w:after="0" w:afterAutospacing="0"/>
+        <w:ind w:right="0" w:rightChars="0"/>
+        <w:jc w:val="left"/>
+        <w:rPr>
+          <w:rFonts w:hint="default" w:ascii="Consolas" w:hAnsi="Consolas" w:eastAsia="Consolas" w:cs="Consolas"/>
+          <w:color w:val="2E75B6" w:themeColor="accent1" w:themeShade="BF"/>
+          <w:sz w:val="20"/>
+          <w:szCs w:val="20"/>
+          <w:shd w:val="clear" w:fill="FFFFFF"/>
+          <w:lang w:val="en-US"/>
+        </w:rPr>
+      </w:pPr>
+      <w:r>
+        <w:rPr>
+          <w:rFonts w:hint="default" w:ascii="Consolas" w:hAnsi="Consolas" w:eastAsia="Consolas" w:cs="Consolas"/>
+          <w:color w:val="2E75B6" w:themeColor="accent1" w:themeShade="BF"/>
+          <w:sz w:val="20"/>
+          <w:szCs w:val="20"/>
+          <w:shd w:val="clear" w:fill="FFFFFF"/>
+          <w:lang w:val="en-US"/>
+        </w:rPr>
+        <w:t>“Ram”,</w:t>
+      </w:r>
+    </w:p>
+    <w:p>
+      <w:pPr>
+        <w:pStyle w:val="5"/>
+        <w:keepNext w:val="0"/>
+        <w:keepLines w:val="0"/>
+        <w:widowControl/>
+        <w:numPr>
+          <w:ilvl w:val="0"/>
+          <w:numId w:val="0"/>
+        </w:numPr>
+        <w:suppressLineNumbers w:val="0"/>
+        <w:spacing w:before="0" w:beforeAutospacing="0" w:after="0" w:afterAutospacing="0"/>
+        <w:ind w:right="0" w:rightChars="0"/>
+        <w:jc w:val="left"/>
+        <w:rPr>
+          <w:rFonts w:hint="default" w:ascii="Consolas" w:hAnsi="Consolas" w:eastAsia="Consolas" w:cs="Consolas"/>
+          <w:color w:val="2E75B6" w:themeColor="accent1" w:themeShade="BF"/>
+          <w:sz w:val="20"/>
+          <w:szCs w:val="20"/>
+          <w:shd w:val="clear" w:fill="FFFFFF"/>
+          <w:lang w:val="en-US"/>
+        </w:rPr>
+      </w:pPr>
+      <w:r>
+        <w:rPr>
+          <w:rFonts w:hint="default" w:ascii="Consolas" w:hAnsi="Consolas" w:eastAsia="Consolas" w:cs="Consolas"/>
+          <w:color w:val="2E75B6" w:themeColor="accent1" w:themeShade="BF"/>
+          <w:sz w:val="20"/>
+          <w:szCs w:val="20"/>
+          <w:shd w:val="clear" w:fill="FFFFFF"/>
+          <w:lang w:val="en-US"/>
+        </w:rPr>
+        <w:t xml:space="preserve">“Shyam” </w:t>
+      </w:r>
+    </w:p>
+    <w:p>
+      <w:pPr>
+        <w:pStyle w:val="5"/>
+        <w:keepNext w:val="0"/>
+        <w:keepLines w:val="0"/>
+        <w:widowControl/>
+        <w:numPr>
+          <w:ilvl w:val="0"/>
+          <w:numId w:val="0"/>
+        </w:numPr>
+        <w:suppressLineNumbers w:val="0"/>
+        <w:spacing w:before="0" w:beforeAutospacing="0" w:after="0" w:afterAutospacing="0"/>
+        <w:ind w:right="0" w:rightChars="0"/>
+        <w:jc w:val="left"/>
+        <w:rPr>
+          <w:rFonts w:hint="default" w:ascii="Consolas" w:hAnsi="Consolas" w:eastAsia="Consolas" w:cs="Consolas"/>
+          <w:color w:val="2E75B6" w:themeColor="accent1" w:themeShade="BF"/>
+          <w:sz w:val="20"/>
+          <w:szCs w:val="20"/>
+          <w:shd w:val="clear" w:fill="FFFFFF"/>
+          <w:lang w:val="en-US"/>
+        </w:rPr>
+      </w:pPr>
+      <w:r>
+        <w:rPr>
+          <w:rFonts w:hint="default" w:ascii="Consolas" w:hAnsi="Consolas" w:eastAsia="Consolas" w:cs="Consolas"/>
+          <w:color w:val="2E75B6" w:themeColor="accent1" w:themeShade="BF"/>
+          <w:sz w:val="20"/>
+          <w:szCs w:val="20"/>
+          <w:shd w:val="clear" w:fill="FFFFFF"/>
+          <w:lang w:val="en-US"/>
+        </w:rPr>
+        <w:t>})</w:t>
+      </w:r>
+    </w:p>
+    <w:p>
+      <w:pPr>
+        <w:pStyle w:val="5"/>
+        <w:keepNext w:val="0"/>
+        <w:keepLines w:val="0"/>
+        <w:widowControl/>
+        <w:numPr>
+          <w:ilvl w:val="0"/>
+          <w:numId w:val="0"/>
+        </w:numPr>
+        <w:suppressLineNumbers w:val="0"/>
+        <w:spacing w:before="0" w:beforeAutospacing="0" w:after="0" w:afterAutospacing="0"/>
+        <w:ind w:right="0" w:rightChars="0"/>
+        <w:jc w:val="left"/>
+        <w:rPr>
+          <w:rFonts w:hint="default" w:ascii="Consolas" w:hAnsi="Consolas" w:eastAsia="Consolas" w:cs="Consolas"/>
+          <w:color w:val="2E75B6" w:themeColor="accent1" w:themeShade="BF"/>
+          <w:sz w:val="20"/>
+          <w:szCs w:val="20"/>
+          <w:shd w:val="clear" w:fill="FFFFFF"/>
+          <w:lang w:val="en-US"/>
+        </w:rPr>
+      </w:pPr>
+      <w:r>
+        <w:rPr>
+          <w:rFonts w:hint="default" w:ascii="Consolas" w:hAnsi="Consolas" w:eastAsia="Consolas" w:cs="Consolas"/>
+          <w:color w:val="2E75B6" w:themeColor="accent1" w:themeShade="BF"/>
+          <w:sz w:val="20"/>
+          <w:szCs w:val="20"/>
+          <w:shd w:val="clear" w:fill="FFFFFF"/>
+          <w:lang w:val="en-US"/>
+        </w:rPr>
+        <w:t>@ArgumentSource(X.class) //X is the class where argument is defined</w:t>
+      </w:r>
+    </w:p>
+    <w:p>
+      <w:pPr>
+        <w:pStyle w:val="5"/>
+        <w:keepNext w:val="0"/>
+        <w:keepLines w:val="0"/>
+        <w:widowControl/>
+        <w:numPr>
+          <w:ilvl w:val="0"/>
+          <w:numId w:val="0"/>
+        </w:numPr>
+        <w:suppressLineNumbers w:val="0"/>
+        <w:spacing w:before="0" w:beforeAutospacing="0" w:after="0" w:afterAutospacing="0"/>
+        <w:ind w:right="0" w:rightChars="0"/>
+        <w:jc w:val="left"/>
+        <w:rPr>
+          <w:rFonts w:hint="default" w:ascii="Consolas" w:hAnsi="Consolas" w:eastAsia="Consolas" w:cs="Consolas"/>
+          <w:color w:val="000000" w:themeColor="text1"/>
+          <w:sz w:val="20"/>
+          <w:szCs w:val="20"/>
+          <w:shd w:val="clear" w:fill="FFFFFF"/>
+          <w:lang w:val="en-US"/>
+          <w14:textFill>
+            <w14:solidFill>
+              <w14:schemeClr w14:val="tx1"/>
+            </w14:solidFill>
+          </w14:textFill>
+        </w:rPr>
+      </w:pPr>
+      <w:r>
+        <w:rPr>
+          <w:rFonts w:hint="default" w:ascii="Consolas" w:hAnsi="Consolas" w:eastAsia="Consolas" w:cs="Consolas"/>
+          <w:color w:val="000000" w:themeColor="text1"/>
+          <w:sz w:val="20"/>
+          <w:szCs w:val="20"/>
+          <w:shd w:val="clear" w:fill="FFFFFF"/>
+          <w:lang w:val="en-US"/>
+          <w14:textFill>
+            <w14:solidFill>
+              <w14:schemeClr w14:val="tx1"/>
+            </w14:solidFill>
+          </w14:textFill>
+        </w:rPr>
+        <w:t>X implements the ArgumentProvider and overrides a method to provide custom arguments as:</w:t>
+      </w:r>
+    </w:p>
+    <w:p>
+      <w:pPr>
+        <w:pStyle w:val="5"/>
+        <w:keepNext w:val="0"/>
+        <w:keepLines w:val="0"/>
+        <w:widowControl/>
+        <w:numPr>
+          <w:ilvl w:val="0"/>
+          <w:numId w:val="0"/>
+        </w:numPr>
+        <w:suppressLineNumbers w:val="0"/>
+        <w:spacing w:before="0" w:beforeAutospacing="0" w:after="0" w:afterAutospacing="0"/>
+        <w:ind w:right="0" w:rightChars="0"/>
+        <w:jc w:val="left"/>
+        <w:rPr>
+          <w:rFonts w:hint="default" w:ascii="Consolas" w:hAnsi="Consolas" w:eastAsia="Consolas" w:cs="Consolas"/>
+          <w:color w:val="000000" w:themeColor="text1"/>
+          <w:sz w:val="20"/>
+          <w:szCs w:val="20"/>
+          <w:shd w:val="clear" w:fill="FFFFFF"/>
+          <w:lang w:val="en-US"/>
+          <w14:textFill>
+            <w14:solidFill>
+              <w14:schemeClr w14:val="tx1"/>
+            </w14:solidFill>
+          </w14:textFill>
+        </w:rPr>
+      </w:pPr>
+      <w:r>
+        <w:rPr>
+          <w:rFonts w:hint="default" w:ascii="Consolas" w:hAnsi="Consolas" w:eastAsia="Consolas" w:cs="Consolas"/>
+          <w:color w:val="000000" w:themeColor="text1"/>
+          <w:sz w:val="20"/>
+          <w:szCs w:val="20"/>
+          <w:shd w:val="clear" w:fill="FFFFFF"/>
+          <w:lang w:val="en-US"/>
+          <w14:textFill>
+            <w14:solidFill>
+              <w14:schemeClr w14:val="tx1"/>
+            </w14:solidFill>
+          </w14:textFill>
+        </w:rPr>
+        <w:t>Return Stream.of(Argumemts.of(1,1,1),Arguments.of(2,2,2));</w:t>
+      </w:r>
+    </w:p>
+    <w:p>
+      <w:pPr>
+        <w:pStyle w:val="5"/>
+        <w:keepNext w:val="0"/>
+        <w:keepLines w:val="0"/>
+        <w:widowControl/>
+        <w:numPr>
+          <w:ilvl w:val="0"/>
+          <w:numId w:val="0"/>
+        </w:numPr>
+        <w:suppressLineNumbers w:val="0"/>
+        <w:spacing w:before="0" w:beforeAutospacing="0" w:after="0" w:afterAutospacing="0"/>
+        <w:ind w:right="0" w:rightChars="0"/>
+        <w:jc w:val="left"/>
+        <w:rPr>
+          <w:rFonts w:hint="default" w:ascii="Consolas" w:hAnsi="Consolas" w:eastAsia="Consolas" w:cs="Consolas"/>
+          <w:color w:val="000000" w:themeColor="text1"/>
+          <w:sz w:val="20"/>
+          <w:szCs w:val="20"/>
+          <w:shd w:val="clear" w:fill="FFFFFF"/>
+          <w:lang w:val="en-US"/>
+          <w14:textFill>
+            <w14:solidFill>
+              <w14:schemeClr w14:val="tx1"/>
+            </w14:solidFill>
+          </w14:textFill>
+        </w:rPr>
+      </w:pPr>
+    </w:p>
+    <w:p>
+      <w:pPr>
+        <w:pStyle w:val="5"/>
+        <w:keepNext w:val="0"/>
+        <w:keepLines w:val="0"/>
+        <w:widowControl/>
+        <w:numPr>
+          <w:ilvl w:val="0"/>
+          <w:numId w:val="0"/>
+        </w:numPr>
+        <w:suppressLineNumbers w:val="0"/>
+        <w:spacing w:before="0" w:beforeAutospacing="0" w:after="0" w:afterAutospacing="0"/>
+        <w:ind w:right="0" w:rightChars="0"/>
+        <w:jc w:val="left"/>
+        <w:rPr>
+          <w:rFonts w:hint="default" w:ascii="Consolas" w:hAnsi="Consolas" w:eastAsia="Consolas" w:cs="Consolas"/>
+          <w:color w:val="000000" w:themeColor="text1"/>
+          <w:sz w:val="20"/>
+          <w:szCs w:val="20"/>
+          <w:shd w:val="clear" w:fill="FFFFFF"/>
+          <w:lang w:val="en-US"/>
+          <w14:textFill>
+            <w14:solidFill>
+              <w14:schemeClr w14:val="tx1"/>
+            </w14:solidFill>
+          </w14:textFill>
+        </w:rPr>
+      </w:pPr>
+      <w:r>
+        <w:rPr>
+          <w:rFonts w:hint="default" w:ascii="Consolas" w:hAnsi="Consolas" w:eastAsia="Consolas" w:cs="Consolas"/>
+          <w:color w:val="000000" w:themeColor="text1"/>
+          <w:sz w:val="20"/>
+          <w:szCs w:val="20"/>
+          <w:shd w:val="clear" w:fill="FFFFFF"/>
+          <w:lang w:val="en-US"/>
+          <w14:textFill>
+            <w14:solidFill>
+              <w14:schemeClr w14:val="tx1"/>
+            </w14:solidFill>
+          </w14:textFill>
+        </w:rPr>
+        <w:t>Objects can be created and sent as arguments without constructors as builders, Builder is a static class under a class whose object we want to create. It uses getters and setters to create object parameter initialise.</w:t>
+      </w:r>
+    </w:p>
+    <w:p>
+      <w:pPr>
+        <w:pStyle w:val="5"/>
+        <w:keepNext w:val="0"/>
+        <w:keepLines w:val="0"/>
+        <w:widowControl/>
+        <w:numPr>
+          <w:ilvl w:val="0"/>
+          <w:numId w:val="0"/>
+        </w:numPr>
+        <w:suppressLineNumbers w:val="0"/>
+        <w:spacing w:before="0" w:beforeAutospacing="0" w:after="0" w:afterAutospacing="0"/>
+        <w:ind w:right="0" w:rightChars="0"/>
+        <w:jc w:val="left"/>
+        <w:rPr>
+          <w:rFonts w:hint="default" w:ascii="Consolas" w:hAnsi="Consolas" w:eastAsia="Consolas" w:cs="Consolas"/>
+          <w:color w:val="000000" w:themeColor="text1"/>
+          <w:sz w:val="20"/>
+          <w:szCs w:val="20"/>
+          <w:shd w:val="clear" w:fill="FFFFFF"/>
+          <w:lang w:val="en-US"/>
+          <w14:textFill>
+            <w14:solidFill>
+              <w14:schemeClr w14:val="tx1"/>
+            </w14:solidFill>
+          </w14:textFill>
+        </w:rPr>
+      </w:pPr>
+    </w:p>
+    <w:p>
+      <w:pPr>
+        <w:pStyle w:val="5"/>
+        <w:keepNext w:val="0"/>
+        <w:keepLines w:val="0"/>
+        <w:widowControl/>
+        <w:numPr>
+          <w:ilvl w:val="0"/>
+          <w:numId w:val="0"/>
+        </w:numPr>
+        <w:suppressLineNumbers w:val="0"/>
+        <w:spacing w:before="0" w:beforeAutospacing="0" w:after="0" w:afterAutospacing="0"/>
+        <w:ind w:right="0" w:rightChars="0"/>
+        <w:jc w:val="left"/>
+        <w:rPr>
+          <w:rFonts w:hint="default" w:ascii="Consolas" w:hAnsi="Consolas" w:eastAsia="Consolas"/>
+          <w:color w:val="C55A11" w:themeColor="accent2" w:themeShade="BF"/>
+          <w:sz w:val="18"/>
+          <w:szCs w:val="18"/>
+          <w:shd w:val="clear" w:fill="FFFFFF"/>
+          <w:lang w:val="en-US"/>
+        </w:rPr>
+      </w:pPr>
+    </w:p>
+    <w:p>
+      <w:pPr>
+        <w:pStyle w:val="5"/>
+        <w:keepNext w:val="0"/>
+        <w:keepLines w:val="0"/>
+        <w:widowControl/>
+        <w:numPr>
+          <w:ilvl w:val="0"/>
+          <w:numId w:val="0"/>
+        </w:numPr>
+        <w:suppressLineNumbers w:val="0"/>
+        <w:spacing w:before="0" w:beforeAutospacing="0" w:after="0" w:afterAutospacing="0"/>
+        <w:ind w:right="0" w:rightChars="0"/>
+        <w:jc w:val="left"/>
+        <w:rPr>
+          <w:rFonts w:hint="default" w:ascii="Consolas" w:hAnsi="Consolas" w:eastAsia="Consolas"/>
+          <w:color w:val="C55A11" w:themeColor="accent2" w:themeShade="BF"/>
+          <w:sz w:val="18"/>
+          <w:szCs w:val="18"/>
+          <w:shd w:val="clear" w:fill="FFFFFF"/>
+          <w:lang w:val="en-US"/>
+        </w:rPr>
+      </w:pPr>
+    </w:p>
+    <w:p>
+      <w:pPr>
+        <w:pStyle w:val="5"/>
+        <w:keepNext w:val="0"/>
+        <w:keepLines w:val="0"/>
+        <w:widowControl/>
+        <w:numPr>
+          <w:ilvl w:val="0"/>
+          <w:numId w:val="0"/>
+        </w:numPr>
+        <w:suppressLineNumbers w:val="0"/>
+        <w:spacing w:before="0" w:beforeAutospacing="0" w:after="0" w:afterAutospacing="0"/>
+        <w:ind w:right="0" w:rightChars="0"/>
+        <w:jc w:val="left"/>
+        <w:rPr>
+          <w:rFonts w:hint="default" w:ascii="Consolas" w:hAnsi="Consolas" w:eastAsia="Consolas"/>
+          <w:color w:val="C55A11" w:themeColor="accent2" w:themeShade="BF"/>
+          <w:sz w:val="18"/>
+          <w:szCs w:val="18"/>
+          <w:shd w:val="clear" w:fill="FFFFFF"/>
+          <w:lang w:val="en-US"/>
+        </w:rPr>
+      </w:pPr>
+    </w:p>
+    <w:p>
+      <w:pPr>
+        <w:pStyle w:val="5"/>
+        <w:keepNext w:val="0"/>
+        <w:keepLines w:val="0"/>
+        <w:widowControl/>
+        <w:numPr>
+          <w:ilvl w:val="0"/>
+          <w:numId w:val="0"/>
+        </w:numPr>
+        <w:suppressLineNumbers w:val="0"/>
+        <w:spacing w:before="0" w:beforeAutospacing="0" w:after="0" w:afterAutospacing="0"/>
+        <w:ind w:right="0" w:rightChars="0"/>
+        <w:jc w:val="left"/>
+        <w:rPr>
+          <w:rFonts w:hint="default" w:ascii="Consolas" w:hAnsi="Consolas" w:eastAsia="Consolas"/>
+          <w:color w:val="C55A11" w:themeColor="accent2" w:themeShade="BF"/>
+          <w:sz w:val="18"/>
+          <w:szCs w:val="18"/>
+          <w:shd w:val="clear" w:fill="FFFFFF"/>
+          <w:lang w:val="en-US"/>
+        </w:rPr>
+      </w:pPr>
+    </w:p>
+    <w:p>
+      <w:pPr>
+        <w:pStyle w:val="5"/>
+        <w:keepNext w:val="0"/>
+        <w:keepLines w:val="0"/>
+        <w:widowControl/>
+        <w:numPr>
+          <w:ilvl w:val="0"/>
+          <w:numId w:val="0"/>
+        </w:numPr>
+        <w:suppressLineNumbers w:val="0"/>
+        <w:spacing w:before="0" w:beforeAutospacing="0" w:after="0" w:afterAutospacing="0"/>
+        <w:ind w:right="0" w:rightChars="0"/>
+        <w:jc w:val="left"/>
+        <w:rPr>
+          <w:rFonts w:hint="default" w:ascii="Consolas" w:hAnsi="Consolas" w:eastAsia="Consolas"/>
+          <w:color w:val="C55A11" w:themeColor="accent2" w:themeShade="BF"/>
+          <w:sz w:val="18"/>
+          <w:szCs w:val="18"/>
+          <w:shd w:val="clear" w:fill="FFFFFF"/>
+          <w:lang w:val="en-US"/>
+        </w:rPr>
+      </w:pPr>
+      <w:r>
+        <w:rPr>
+          <w:rFonts w:hint="default" w:ascii="Consolas" w:hAnsi="Consolas" w:eastAsia="Consolas"/>
+          <w:color w:val="C55A11" w:themeColor="accent2" w:themeShade="BF"/>
+          <w:sz w:val="18"/>
+          <w:szCs w:val="18"/>
+          <w:shd w:val="clear" w:fill="FFFFFF"/>
+          <w:lang w:val="en-US"/>
+        </w:rPr>
+        <w:t>class User {</w:t>
+      </w:r>
+    </w:p>
+    <w:p>
+      <w:pPr>
+        <w:pStyle w:val="5"/>
+        <w:keepNext w:val="0"/>
+        <w:keepLines w:val="0"/>
+        <w:widowControl/>
+        <w:numPr>
+          <w:ilvl w:val="0"/>
+          <w:numId w:val="0"/>
+        </w:numPr>
+        <w:suppressLineNumbers w:val="0"/>
+        <w:spacing w:before="0" w:beforeAutospacing="0" w:after="0" w:afterAutospacing="0"/>
+        <w:ind w:right="0" w:rightChars="0"/>
+        <w:jc w:val="left"/>
+        <w:rPr>
+          <w:rFonts w:hint="default" w:ascii="Consolas" w:hAnsi="Consolas" w:eastAsia="Consolas"/>
+          <w:color w:val="C55A11" w:themeColor="accent2" w:themeShade="BF"/>
+          <w:sz w:val="18"/>
+          <w:szCs w:val="18"/>
+          <w:shd w:val="clear" w:fill="FFFFFF"/>
+          <w:lang w:val="en-US"/>
+        </w:rPr>
+      </w:pPr>
+    </w:p>
+    <w:p>
+      <w:pPr>
+        <w:pStyle w:val="5"/>
+        <w:keepNext w:val="0"/>
+        <w:keepLines w:val="0"/>
+        <w:widowControl/>
+        <w:numPr>
+          <w:ilvl w:val="0"/>
+          <w:numId w:val="0"/>
+        </w:numPr>
+        <w:suppressLineNumbers w:val="0"/>
+        <w:spacing w:before="0" w:beforeAutospacing="0" w:after="0" w:afterAutospacing="0"/>
+        <w:ind w:right="0" w:rightChars="0"/>
+        <w:jc w:val="left"/>
+        <w:rPr>
+          <w:rFonts w:hint="default" w:ascii="Consolas" w:hAnsi="Consolas" w:eastAsia="Consolas"/>
+          <w:color w:val="C55A11" w:themeColor="accent2" w:themeShade="BF"/>
+          <w:sz w:val="18"/>
+          <w:szCs w:val="18"/>
+          <w:shd w:val="clear" w:fill="FFFFFF"/>
+          <w:lang w:val="en-US"/>
+        </w:rPr>
+      </w:pPr>
+      <w:r>
+        <w:rPr>
+          <w:rFonts w:hint="default" w:ascii="Consolas" w:hAnsi="Consolas" w:eastAsia="Consolas"/>
+          <w:color w:val="C55A11" w:themeColor="accent2" w:themeShade="BF"/>
+          <w:sz w:val="18"/>
+          <w:szCs w:val="18"/>
+          <w:shd w:val="clear" w:fill="FFFFFF"/>
+          <w:lang w:val="en-US"/>
+        </w:rPr>
+        <w:t xml:space="preserve">    private String name;</w:t>
+      </w:r>
+    </w:p>
+    <w:p>
+      <w:pPr>
+        <w:pStyle w:val="5"/>
+        <w:keepNext w:val="0"/>
+        <w:keepLines w:val="0"/>
+        <w:widowControl/>
+        <w:numPr>
+          <w:ilvl w:val="0"/>
+          <w:numId w:val="0"/>
+        </w:numPr>
+        <w:suppressLineNumbers w:val="0"/>
+        <w:spacing w:before="0" w:beforeAutospacing="0" w:after="0" w:afterAutospacing="0"/>
+        <w:ind w:right="0" w:rightChars="0"/>
+        <w:jc w:val="left"/>
+        <w:rPr>
+          <w:rFonts w:hint="default" w:ascii="Consolas" w:hAnsi="Consolas" w:eastAsia="Consolas"/>
+          <w:color w:val="C55A11" w:themeColor="accent2" w:themeShade="BF"/>
+          <w:sz w:val="18"/>
+          <w:szCs w:val="18"/>
+          <w:shd w:val="clear" w:fill="FFFFFF"/>
+          <w:lang w:val="en-US"/>
+        </w:rPr>
+      </w:pPr>
+      <w:r>
+        <w:rPr>
+          <w:rFonts w:hint="default" w:ascii="Consolas" w:hAnsi="Consolas" w:eastAsia="Consolas"/>
+          <w:color w:val="C55A11" w:themeColor="accent2" w:themeShade="BF"/>
+          <w:sz w:val="18"/>
+          <w:szCs w:val="18"/>
+          <w:shd w:val="clear" w:fill="FFFFFF"/>
+          <w:lang w:val="en-US"/>
+        </w:rPr>
+        <w:t xml:space="preserve">    private int age;</w:t>
+      </w:r>
+    </w:p>
+    <w:p>
+      <w:pPr>
+        <w:pStyle w:val="5"/>
+        <w:keepNext w:val="0"/>
+        <w:keepLines w:val="0"/>
+        <w:widowControl/>
+        <w:numPr>
+          <w:ilvl w:val="0"/>
+          <w:numId w:val="0"/>
+        </w:numPr>
+        <w:suppressLineNumbers w:val="0"/>
+        <w:spacing w:before="0" w:beforeAutospacing="0" w:after="0" w:afterAutospacing="0"/>
+        <w:ind w:right="0" w:rightChars="0"/>
+        <w:jc w:val="left"/>
+        <w:rPr>
+          <w:rFonts w:hint="default" w:ascii="Consolas" w:hAnsi="Consolas" w:eastAsia="Consolas"/>
+          <w:color w:val="C55A11" w:themeColor="accent2" w:themeShade="BF"/>
+          <w:sz w:val="18"/>
+          <w:szCs w:val="18"/>
+          <w:shd w:val="clear" w:fill="FFFFFF"/>
+          <w:lang w:val="en-US"/>
+        </w:rPr>
+      </w:pPr>
+      <w:r>
+        <w:rPr>
+          <w:rFonts w:hint="default" w:ascii="Consolas" w:hAnsi="Consolas" w:eastAsia="Consolas"/>
+          <w:color w:val="C55A11" w:themeColor="accent2" w:themeShade="BF"/>
+          <w:sz w:val="18"/>
+          <w:szCs w:val="18"/>
+          <w:shd w:val="clear" w:fill="FFFFFF"/>
+          <w:lang w:val="en-US"/>
+        </w:rPr>
+        <w:t xml:space="preserve">    private String email;</w:t>
+      </w:r>
+    </w:p>
+    <w:p>
+      <w:pPr>
+        <w:pStyle w:val="5"/>
+        <w:keepNext w:val="0"/>
+        <w:keepLines w:val="0"/>
+        <w:widowControl/>
+        <w:numPr>
+          <w:ilvl w:val="0"/>
+          <w:numId w:val="0"/>
+        </w:numPr>
+        <w:suppressLineNumbers w:val="0"/>
+        <w:spacing w:before="0" w:beforeAutospacing="0" w:after="0" w:afterAutospacing="0"/>
+        <w:ind w:right="0" w:rightChars="0"/>
+        <w:jc w:val="left"/>
+        <w:rPr>
+          <w:rFonts w:hint="default" w:ascii="Consolas" w:hAnsi="Consolas" w:eastAsia="Consolas"/>
+          <w:color w:val="C55A11" w:themeColor="accent2" w:themeShade="BF"/>
+          <w:sz w:val="18"/>
+          <w:szCs w:val="18"/>
+          <w:shd w:val="clear" w:fill="FFFFFF"/>
+          <w:lang w:val="en-US"/>
+        </w:rPr>
+      </w:pPr>
+    </w:p>
+    <w:p>
+      <w:pPr>
+        <w:pStyle w:val="5"/>
+        <w:keepNext w:val="0"/>
+        <w:keepLines w:val="0"/>
+        <w:widowControl/>
+        <w:numPr>
+          <w:ilvl w:val="0"/>
+          <w:numId w:val="0"/>
+        </w:numPr>
+        <w:suppressLineNumbers w:val="0"/>
+        <w:spacing w:before="0" w:beforeAutospacing="0" w:after="0" w:afterAutospacing="0"/>
+        <w:ind w:right="0" w:rightChars="0"/>
+        <w:jc w:val="left"/>
+        <w:rPr>
+          <w:rFonts w:hint="default" w:ascii="Consolas" w:hAnsi="Consolas" w:eastAsia="Consolas"/>
+          <w:color w:val="C55A11" w:themeColor="accent2" w:themeShade="BF"/>
+          <w:sz w:val="18"/>
+          <w:szCs w:val="18"/>
+          <w:shd w:val="clear" w:fill="FFFFFF"/>
+          <w:lang w:val="en-US"/>
+        </w:rPr>
+      </w:pPr>
+      <w:r>
+        <w:rPr>
+          <w:rFonts w:hint="default" w:ascii="Consolas" w:hAnsi="Consolas" w:eastAsia="Consolas"/>
+          <w:color w:val="C55A11" w:themeColor="accent2" w:themeShade="BF"/>
+          <w:sz w:val="18"/>
+          <w:szCs w:val="18"/>
+          <w:shd w:val="clear" w:fill="FFFFFF"/>
+          <w:lang w:val="en-US"/>
+        </w:rPr>
+        <w:t xml:space="preserve">    private User(Builder builder) {</w:t>
+      </w:r>
+    </w:p>
+    <w:p>
+      <w:pPr>
+        <w:pStyle w:val="5"/>
+        <w:keepNext w:val="0"/>
+        <w:keepLines w:val="0"/>
+        <w:widowControl/>
+        <w:numPr>
+          <w:ilvl w:val="0"/>
+          <w:numId w:val="0"/>
+        </w:numPr>
+        <w:suppressLineNumbers w:val="0"/>
+        <w:spacing w:before="0" w:beforeAutospacing="0" w:after="0" w:afterAutospacing="0"/>
+        <w:ind w:right="0" w:rightChars="0"/>
+        <w:jc w:val="left"/>
+        <w:rPr>
+          <w:rFonts w:hint="default" w:ascii="Consolas" w:hAnsi="Consolas" w:eastAsia="Consolas"/>
+          <w:color w:val="C55A11" w:themeColor="accent2" w:themeShade="BF"/>
+          <w:sz w:val="18"/>
+          <w:szCs w:val="18"/>
+          <w:shd w:val="clear" w:fill="FFFFFF"/>
+          <w:lang w:val="en-US"/>
+        </w:rPr>
+      </w:pPr>
+      <w:r>
+        <w:rPr>
+          <w:rFonts w:hint="default" w:ascii="Consolas" w:hAnsi="Consolas" w:eastAsia="Consolas"/>
+          <w:color w:val="C55A11" w:themeColor="accent2" w:themeShade="BF"/>
+          <w:sz w:val="18"/>
+          <w:szCs w:val="18"/>
+          <w:shd w:val="clear" w:fill="FFFFFF"/>
+          <w:lang w:val="en-US"/>
+        </w:rPr>
+        <w:t xml:space="preserve">        this.name = builder.name;</w:t>
+      </w:r>
+    </w:p>
+    <w:p>
+      <w:pPr>
+        <w:pStyle w:val="5"/>
+        <w:keepNext w:val="0"/>
+        <w:keepLines w:val="0"/>
+        <w:widowControl/>
+        <w:numPr>
+          <w:ilvl w:val="0"/>
+          <w:numId w:val="0"/>
+        </w:numPr>
+        <w:suppressLineNumbers w:val="0"/>
+        <w:spacing w:before="0" w:beforeAutospacing="0" w:after="0" w:afterAutospacing="0"/>
+        <w:ind w:right="0" w:rightChars="0"/>
+        <w:jc w:val="left"/>
+        <w:rPr>
+          <w:rFonts w:hint="default" w:ascii="Consolas" w:hAnsi="Consolas" w:eastAsia="Consolas"/>
+          <w:color w:val="C55A11" w:themeColor="accent2" w:themeShade="BF"/>
+          <w:sz w:val="18"/>
+          <w:szCs w:val="18"/>
+          <w:shd w:val="clear" w:fill="FFFFFF"/>
+          <w:lang w:val="en-US"/>
+        </w:rPr>
+      </w:pPr>
+      <w:r>
+        <w:rPr>
+          <w:rFonts w:hint="default" w:ascii="Consolas" w:hAnsi="Consolas" w:eastAsia="Consolas"/>
+          <w:color w:val="C55A11" w:themeColor="accent2" w:themeShade="BF"/>
+          <w:sz w:val="18"/>
+          <w:szCs w:val="18"/>
+          <w:shd w:val="clear" w:fill="FFFFFF"/>
+          <w:lang w:val="en-US"/>
+        </w:rPr>
+        <w:t xml:space="preserve">        this.age = builder.age;</w:t>
+      </w:r>
+    </w:p>
+    <w:p>
+      <w:pPr>
+        <w:pStyle w:val="5"/>
+        <w:keepNext w:val="0"/>
+        <w:keepLines w:val="0"/>
+        <w:widowControl/>
+        <w:numPr>
+          <w:ilvl w:val="0"/>
+          <w:numId w:val="0"/>
+        </w:numPr>
+        <w:suppressLineNumbers w:val="0"/>
+        <w:spacing w:before="0" w:beforeAutospacing="0" w:after="0" w:afterAutospacing="0"/>
+        <w:ind w:right="0" w:rightChars="0"/>
+        <w:jc w:val="left"/>
+        <w:rPr>
+          <w:rFonts w:hint="default" w:ascii="Consolas" w:hAnsi="Consolas" w:eastAsia="Consolas"/>
+          <w:color w:val="C55A11" w:themeColor="accent2" w:themeShade="BF"/>
+          <w:sz w:val="18"/>
+          <w:szCs w:val="18"/>
+          <w:shd w:val="clear" w:fill="FFFFFF"/>
+          <w:lang w:val="en-US"/>
+        </w:rPr>
+      </w:pPr>
+      <w:r>
+        <w:rPr>
+          <w:rFonts w:hint="default" w:ascii="Consolas" w:hAnsi="Consolas" w:eastAsia="Consolas"/>
+          <w:color w:val="C55A11" w:themeColor="accent2" w:themeShade="BF"/>
+          <w:sz w:val="18"/>
+          <w:szCs w:val="18"/>
+          <w:shd w:val="clear" w:fill="FFFFFF"/>
+          <w:lang w:val="en-US"/>
+        </w:rPr>
+        <w:t xml:space="preserve">        this.email = builder.email;</w:t>
+      </w:r>
+    </w:p>
+    <w:p>
+      <w:pPr>
+        <w:pStyle w:val="5"/>
+        <w:keepNext w:val="0"/>
+        <w:keepLines w:val="0"/>
+        <w:widowControl/>
+        <w:numPr>
+          <w:ilvl w:val="0"/>
+          <w:numId w:val="0"/>
+        </w:numPr>
+        <w:suppressLineNumbers w:val="0"/>
+        <w:spacing w:before="0" w:beforeAutospacing="0" w:after="0" w:afterAutospacing="0"/>
+        <w:ind w:right="0" w:rightChars="0"/>
+        <w:jc w:val="left"/>
+        <w:rPr>
+          <w:rFonts w:hint="default" w:ascii="Consolas" w:hAnsi="Consolas" w:eastAsia="Consolas"/>
+          <w:color w:val="C55A11" w:themeColor="accent2" w:themeShade="BF"/>
+          <w:sz w:val="18"/>
+          <w:szCs w:val="18"/>
+          <w:shd w:val="clear" w:fill="FFFFFF"/>
+          <w:lang w:val="en-US"/>
+        </w:rPr>
+      </w:pPr>
+      <w:r>
+        <w:rPr>
+          <w:rFonts w:hint="default" w:ascii="Consolas" w:hAnsi="Consolas" w:eastAsia="Consolas"/>
+          <w:color w:val="C55A11" w:themeColor="accent2" w:themeShade="BF"/>
+          <w:sz w:val="18"/>
+          <w:szCs w:val="18"/>
+          <w:shd w:val="clear" w:fill="FFFFFF"/>
+          <w:lang w:val="en-US"/>
+        </w:rPr>
+        <w:t xml:space="preserve">    }</w:t>
+      </w:r>
+    </w:p>
+    <w:p>
+      <w:pPr>
+        <w:pStyle w:val="5"/>
+        <w:keepNext w:val="0"/>
+        <w:keepLines w:val="0"/>
+        <w:widowControl/>
+        <w:numPr>
+          <w:ilvl w:val="0"/>
+          <w:numId w:val="0"/>
+        </w:numPr>
+        <w:suppressLineNumbers w:val="0"/>
+        <w:spacing w:before="0" w:beforeAutospacing="0" w:after="0" w:afterAutospacing="0"/>
+        <w:ind w:right="0" w:rightChars="0"/>
+        <w:jc w:val="left"/>
+        <w:rPr>
+          <w:rFonts w:hint="default" w:ascii="Consolas" w:hAnsi="Consolas" w:eastAsia="Consolas"/>
+          <w:color w:val="C55A11" w:themeColor="accent2" w:themeShade="BF"/>
+          <w:sz w:val="18"/>
+          <w:szCs w:val="18"/>
+          <w:shd w:val="clear" w:fill="FFFFFF"/>
+          <w:lang w:val="en-US"/>
+        </w:rPr>
+      </w:pPr>
+    </w:p>
+    <w:p>
+      <w:pPr>
+        <w:pStyle w:val="5"/>
+        <w:keepNext w:val="0"/>
+        <w:keepLines w:val="0"/>
+        <w:widowControl/>
+        <w:numPr>
+          <w:ilvl w:val="0"/>
+          <w:numId w:val="0"/>
+        </w:numPr>
+        <w:suppressLineNumbers w:val="0"/>
+        <w:spacing w:before="0" w:beforeAutospacing="0" w:after="0" w:afterAutospacing="0"/>
+        <w:ind w:right="0" w:rightChars="0"/>
+        <w:jc w:val="left"/>
+        <w:rPr>
+          <w:rFonts w:hint="default" w:ascii="Consolas" w:hAnsi="Consolas" w:eastAsia="Consolas"/>
+          <w:color w:val="C55A11" w:themeColor="accent2" w:themeShade="BF"/>
+          <w:sz w:val="18"/>
+          <w:szCs w:val="18"/>
+          <w:shd w:val="clear" w:fill="FFFFFF"/>
+          <w:lang w:val="en-US"/>
+        </w:rPr>
+      </w:pPr>
+      <w:r>
+        <w:rPr>
+          <w:rFonts w:hint="default" w:ascii="Consolas" w:hAnsi="Consolas" w:eastAsia="Consolas"/>
+          <w:color w:val="C55A11" w:themeColor="accent2" w:themeShade="BF"/>
+          <w:sz w:val="18"/>
+          <w:szCs w:val="18"/>
+          <w:shd w:val="clear" w:fill="FFFFFF"/>
+          <w:lang w:val="en-US"/>
+        </w:rPr>
+        <w:t xml:space="preserve">    public static class Builder {</w:t>
+      </w:r>
+    </w:p>
+    <w:p>
+      <w:pPr>
+        <w:pStyle w:val="5"/>
+        <w:keepNext w:val="0"/>
+        <w:keepLines w:val="0"/>
+        <w:widowControl/>
+        <w:numPr>
+          <w:ilvl w:val="0"/>
+          <w:numId w:val="0"/>
+        </w:numPr>
+        <w:suppressLineNumbers w:val="0"/>
+        <w:spacing w:before="0" w:beforeAutospacing="0" w:after="0" w:afterAutospacing="0"/>
+        <w:ind w:right="0" w:rightChars="0"/>
+        <w:jc w:val="left"/>
+        <w:rPr>
+          <w:rFonts w:hint="default" w:ascii="Consolas" w:hAnsi="Consolas" w:eastAsia="Consolas"/>
+          <w:color w:val="C55A11" w:themeColor="accent2" w:themeShade="BF"/>
+          <w:sz w:val="18"/>
+          <w:szCs w:val="18"/>
+          <w:shd w:val="clear" w:fill="FFFFFF"/>
+          <w:lang w:val="en-US"/>
+        </w:rPr>
+      </w:pPr>
+    </w:p>
+    <w:p>
+      <w:pPr>
+        <w:pStyle w:val="5"/>
+        <w:keepNext w:val="0"/>
+        <w:keepLines w:val="0"/>
+        <w:widowControl/>
+        <w:numPr>
+          <w:ilvl w:val="0"/>
+          <w:numId w:val="0"/>
+        </w:numPr>
+        <w:suppressLineNumbers w:val="0"/>
+        <w:spacing w:before="0" w:beforeAutospacing="0" w:after="0" w:afterAutospacing="0"/>
+        <w:ind w:right="0" w:rightChars="0"/>
+        <w:jc w:val="left"/>
+        <w:rPr>
+          <w:rFonts w:hint="default" w:ascii="Consolas" w:hAnsi="Consolas" w:eastAsia="Consolas"/>
+          <w:color w:val="C55A11" w:themeColor="accent2" w:themeShade="BF"/>
+          <w:sz w:val="18"/>
+          <w:szCs w:val="18"/>
+          <w:shd w:val="clear" w:fill="FFFFFF"/>
+          <w:lang w:val="en-US"/>
+        </w:rPr>
+      </w:pPr>
+      <w:r>
+        <w:rPr>
+          <w:rFonts w:hint="default" w:ascii="Consolas" w:hAnsi="Consolas" w:eastAsia="Consolas"/>
+          <w:color w:val="C55A11" w:themeColor="accent2" w:themeShade="BF"/>
+          <w:sz w:val="18"/>
+          <w:szCs w:val="18"/>
+          <w:shd w:val="clear" w:fill="FFFFFF"/>
+          <w:lang w:val="en-US"/>
+        </w:rPr>
+        <w:t xml:space="preserve">        private String name;</w:t>
+      </w:r>
+    </w:p>
+    <w:p>
+      <w:pPr>
+        <w:pStyle w:val="5"/>
+        <w:keepNext w:val="0"/>
+        <w:keepLines w:val="0"/>
+        <w:widowControl/>
+        <w:numPr>
+          <w:ilvl w:val="0"/>
+          <w:numId w:val="0"/>
+        </w:numPr>
+        <w:suppressLineNumbers w:val="0"/>
+        <w:spacing w:before="0" w:beforeAutospacing="0" w:after="0" w:afterAutospacing="0"/>
+        <w:ind w:right="0" w:rightChars="0"/>
+        <w:jc w:val="left"/>
+        <w:rPr>
+          <w:rFonts w:hint="default" w:ascii="Consolas" w:hAnsi="Consolas" w:eastAsia="Consolas"/>
+          <w:color w:val="C55A11" w:themeColor="accent2" w:themeShade="BF"/>
+          <w:sz w:val="18"/>
+          <w:szCs w:val="18"/>
+          <w:shd w:val="clear" w:fill="FFFFFF"/>
+          <w:lang w:val="en-US"/>
+        </w:rPr>
+      </w:pPr>
+      <w:r>
+        <w:rPr>
+          <w:rFonts w:hint="default" w:ascii="Consolas" w:hAnsi="Consolas" w:eastAsia="Consolas"/>
+          <w:color w:val="C55A11" w:themeColor="accent2" w:themeShade="BF"/>
+          <w:sz w:val="18"/>
+          <w:szCs w:val="18"/>
+          <w:shd w:val="clear" w:fill="FFFFFF"/>
+          <w:lang w:val="en-US"/>
+        </w:rPr>
+        <w:t xml:space="preserve">        private int age;</w:t>
+      </w:r>
+    </w:p>
+    <w:p>
+      <w:pPr>
+        <w:pStyle w:val="5"/>
+        <w:keepNext w:val="0"/>
+        <w:keepLines w:val="0"/>
+        <w:widowControl/>
+        <w:numPr>
+          <w:ilvl w:val="0"/>
+          <w:numId w:val="0"/>
+        </w:numPr>
+        <w:suppressLineNumbers w:val="0"/>
+        <w:spacing w:before="0" w:beforeAutospacing="0" w:after="0" w:afterAutospacing="0"/>
+        <w:ind w:right="0" w:rightChars="0"/>
+        <w:jc w:val="left"/>
+        <w:rPr>
+          <w:rFonts w:hint="default" w:ascii="Consolas" w:hAnsi="Consolas" w:eastAsia="Consolas"/>
+          <w:color w:val="C55A11" w:themeColor="accent2" w:themeShade="BF"/>
+          <w:sz w:val="18"/>
+          <w:szCs w:val="18"/>
+          <w:shd w:val="clear" w:fill="FFFFFF"/>
+          <w:lang w:val="en-US"/>
+        </w:rPr>
+      </w:pPr>
+      <w:r>
+        <w:rPr>
+          <w:rFonts w:hint="default" w:ascii="Consolas" w:hAnsi="Consolas" w:eastAsia="Consolas"/>
+          <w:color w:val="C55A11" w:themeColor="accent2" w:themeShade="BF"/>
+          <w:sz w:val="18"/>
+          <w:szCs w:val="18"/>
+          <w:shd w:val="clear" w:fill="FFFFFF"/>
+          <w:lang w:val="en-US"/>
+        </w:rPr>
+        <w:t xml:space="preserve">        private String email;</w:t>
+      </w:r>
+    </w:p>
+    <w:p>
+      <w:pPr>
+        <w:pStyle w:val="5"/>
+        <w:keepNext w:val="0"/>
+        <w:keepLines w:val="0"/>
+        <w:widowControl/>
+        <w:numPr>
+          <w:ilvl w:val="0"/>
+          <w:numId w:val="0"/>
+        </w:numPr>
+        <w:suppressLineNumbers w:val="0"/>
+        <w:spacing w:before="0" w:beforeAutospacing="0" w:after="0" w:afterAutospacing="0"/>
+        <w:ind w:right="0" w:rightChars="0"/>
+        <w:jc w:val="left"/>
+        <w:rPr>
+          <w:rFonts w:hint="default" w:ascii="Consolas" w:hAnsi="Consolas" w:eastAsia="Consolas"/>
+          <w:color w:val="C55A11" w:themeColor="accent2" w:themeShade="BF"/>
+          <w:sz w:val="18"/>
+          <w:szCs w:val="18"/>
+          <w:shd w:val="clear" w:fill="FFFFFF"/>
+          <w:lang w:val="en-US"/>
+        </w:rPr>
+      </w:pPr>
+    </w:p>
+    <w:p>
+      <w:pPr>
+        <w:pStyle w:val="5"/>
+        <w:keepNext w:val="0"/>
+        <w:keepLines w:val="0"/>
+        <w:widowControl/>
+        <w:numPr>
+          <w:ilvl w:val="0"/>
+          <w:numId w:val="0"/>
+        </w:numPr>
+        <w:suppressLineNumbers w:val="0"/>
+        <w:spacing w:before="0" w:beforeAutospacing="0" w:after="0" w:afterAutospacing="0"/>
+        <w:ind w:right="0" w:rightChars="0"/>
+        <w:jc w:val="left"/>
+        <w:rPr>
+          <w:rFonts w:hint="default" w:ascii="Consolas" w:hAnsi="Consolas" w:eastAsia="Consolas"/>
+          <w:color w:val="C55A11" w:themeColor="accent2" w:themeShade="BF"/>
+          <w:sz w:val="18"/>
+          <w:szCs w:val="18"/>
+          <w:shd w:val="clear" w:fill="FFFFFF"/>
+          <w:lang w:val="en-US"/>
+        </w:rPr>
+      </w:pPr>
+      <w:r>
+        <w:rPr>
+          <w:rFonts w:hint="default" w:ascii="Consolas" w:hAnsi="Consolas" w:eastAsia="Consolas"/>
+          <w:color w:val="C55A11" w:themeColor="accent2" w:themeShade="BF"/>
+          <w:sz w:val="18"/>
+          <w:szCs w:val="18"/>
+          <w:shd w:val="clear" w:fill="FFFFFF"/>
+          <w:lang w:val="en-US"/>
+        </w:rPr>
+        <w:t xml:space="preserve">        public Builder name(String name) {</w:t>
+      </w:r>
+    </w:p>
+    <w:p>
+      <w:pPr>
+        <w:pStyle w:val="5"/>
+        <w:keepNext w:val="0"/>
+        <w:keepLines w:val="0"/>
+        <w:widowControl/>
+        <w:numPr>
+          <w:ilvl w:val="0"/>
+          <w:numId w:val="0"/>
+        </w:numPr>
+        <w:suppressLineNumbers w:val="0"/>
+        <w:spacing w:before="0" w:beforeAutospacing="0" w:after="0" w:afterAutospacing="0"/>
+        <w:ind w:right="0" w:rightChars="0"/>
+        <w:jc w:val="left"/>
+        <w:rPr>
+          <w:rFonts w:hint="default" w:ascii="Consolas" w:hAnsi="Consolas" w:eastAsia="Consolas"/>
+          <w:color w:val="C55A11" w:themeColor="accent2" w:themeShade="BF"/>
+          <w:sz w:val="18"/>
+          <w:szCs w:val="18"/>
+          <w:shd w:val="clear" w:fill="FFFFFF"/>
+          <w:lang w:val="en-US"/>
+        </w:rPr>
+      </w:pPr>
+      <w:r>
+        <w:rPr>
+          <w:rFonts w:hint="default" w:ascii="Consolas" w:hAnsi="Consolas" w:eastAsia="Consolas"/>
+          <w:color w:val="C55A11" w:themeColor="accent2" w:themeShade="BF"/>
+          <w:sz w:val="18"/>
+          <w:szCs w:val="18"/>
+          <w:shd w:val="clear" w:fill="FFFFFF"/>
+          <w:lang w:val="en-US"/>
+        </w:rPr>
+        <w:t xml:space="preserve">            this.name = name;</w:t>
+      </w:r>
+    </w:p>
+    <w:p>
+      <w:pPr>
+        <w:pStyle w:val="5"/>
+        <w:keepNext w:val="0"/>
+        <w:keepLines w:val="0"/>
+        <w:widowControl/>
+        <w:numPr>
+          <w:ilvl w:val="0"/>
+          <w:numId w:val="0"/>
+        </w:numPr>
+        <w:suppressLineNumbers w:val="0"/>
+        <w:spacing w:before="0" w:beforeAutospacing="0" w:after="0" w:afterAutospacing="0"/>
+        <w:ind w:right="0" w:rightChars="0"/>
+        <w:jc w:val="left"/>
+        <w:rPr>
+          <w:rFonts w:hint="default" w:ascii="Consolas" w:hAnsi="Consolas" w:eastAsia="Consolas"/>
+          <w:color w:val="C55A11" w:themeColor="accent2" w:themeShade="BF"/>
+          <w:sz w:val="18"/>
+          <w:szCs w:val="18"/>
+          <w:shd w:val="clear" w:fill="FFFFFF"/>
+          <w:lang w:val="en-US"/>
+        </w:rPr>
+      </w:pPr>
+      <w:r>
+        <w:rPr>
+          <w:rFonts w:hint="default" w:ascii="Consolas" w:hAnsi="Consolas" w:eastAsia="Consolas"/>
+          <w:color w:val="C55A11" w:themeColor="accent2" w:themeShade="BF"/>
+          <w:sz w:val="18"/>
+          <w:szCs w:val="18"/>
+          <w:shd w:val="clear" w:fill="FFFFFF"/>
+          <w:lang w:val="en-US"/>
+        </w:rPr>
+        <w:t xml:space="preserve">            return this;</w:t>
+      </w:r>
+    </w:p>
+    <w:p>
+      <w:pPr>
+        <w:pStyle w:val="5"/>
+        <w:keepNext w:val="0"/>
+        <w:keepLines w:val="0"/>
+        <w:widowControl/>
+        <w:numPr>
+          <w:ilvl w:val="0"/>
+          <w:numId w:val="0"/>
+        </w:numPr>
+        <w:suppressLineNumbers w:val="0"/>
+        <w:spacing w:before="0" w:beforeAutospacing="0" w:after="0" w:afterAutospacing="0"/>
+        <w:ind w:right="0" w:rightChars="0"/>
+        <w:jc w:val="left"/>
+        <w:rPr>
+          <w:rFonts w:hint="default" w:ascii="Consolas" w:hAnsi="Consolas" w:eastAsia="Consolas"/>
+          <w:color w:val="C55A11" w:themeColor="accent2" w:themeShade="BF"/>
+          <w:sz w:val="18"/>
+          <w:szCs w:val="18"/>
+          <w:shd w:val="clear" w:fill="FFFFFF"/>
+          <w:lang w:val="en-US"/>
+        </w:rPr>
+      </w:pPr>
+      <w:r>
+        <w:rPr>
+          <w:rFonts w:hint="default" w:ascii="Consolas" w:hAnsi="Consolas" w:eastAsia="Consolas"/>
+          <w:color w:val="C55A11" w:themeColor="accent2" w:themeShade="BF"/>
+          <w:sz w:val="18"/>
+          <w:szCs w:val="18"/>
+          <w:shd w:val="clear" w:fill="FFFFFF"/>
+          <w:lang w:val="en-US"/>
+        </w:rPr>
+        <w:t xml:space="preserve">        }</w:t>
+      </w:r>
+    </w:p>
+    <w:p>
+      <w:pPr>
+        <w:pStyle w:val="5"/>
+        <w:keepNext w:val="0"/>
+        <w:keepLines w:val="0"/>
+        <w:widowControl/>
+        <w:numPr>
+          <w:ilvl w:val="0"/>
+          <w:numId w:val="0"/>
+        </w:numPr>
+        <w:suppressLineNumbers w:val="0"/>
+        <w:spacing w:before="0" w:beforeAutospacing="0" w:after="0" w:afterAutospacing="0"/>
+        <w:ind w:right="0" w:rightChars="0"/>
+        <w:jc w:val="left"/>
+        <w:rPr>
+          <w:rFonts w:hint="default" w:ascii="Consolas" w:hAnsi="Consolas" w:eastAsia="Consolas"/>
+          <w:color w:val="C55A11" w:themeColor="accent2" w:themeShade="BF"/>
+          <w:sz w:val="18"/>
+          <w:szCs w:val="18"/>
+          <w:shd w:val="clear" w:fill="FFFFFF"/>
+          <w:lang w:val="en-US"/>
+        </w:rPr>
+      </w:pPr>
+    </w:p>
+    <w:p>
+      <w:pPr>
+        <w:pStyle w:val="5"/>
+        <w:keepNext w:val="0"/>
+        <w:keepLines w:val="0"/>
+        <w:widowControl/>
+        <w:numPr>
+          <w:ilvl w:val="0"/>
+          <w:numId w:val="0"/>
+        </w:numPr>
+        <w:suppressLineNumbers w:val="0"/>
+        <w:spacing w:before="0" w:beforeAutospacing="0" w:after="0" w:afterAutospacing="0"/>
+        <w:ind w:right="0" w:rightChars="0"/>
+        <w:jc w:val="left"/>
+        <w:rPr>
+          <w:rFonts w:hint="default" w:ascii="Consolas" w:hAnsi="Consolas" w:eastAsia="Consolas"/>
+          <w:color w:val="C55A11" w:themeColor="accent2" w:themeShade="BF"/>
+          <w:sz w:val="18"/>
+          <w:szCs w:val="18"/>
+          <w:shd w:val="clear" w:fill="FFFFFF"/>
+          <w:lang w:val="en-US"/>
+        </w:rPr>
+      </w:pPr>
+      <w:r>
+        <w:rPr>
+          <w:rFonts w:hint="default" w:ascii="Consolas" w:hAnsi="Consolas" w:eastAsia="Consolas"/>
+          <w:color w:val="C55A11" w:themeColor="accent2" w:themeShade="BF"/>
+          <w:sz w:val="18"/>
+          <w:szCs w:val="18"/>
+          <w:shd w:val="clear" w:fill="FFFFFF"/>
+          <w:lang w:val="en-US"/>
+        </w:rPr>
+        <w:t xml:space="preserve">        public Builder age(int age) {</w:t>
+      </w:r>
+    </w:p>
+    <w:p>
+      <w:pPr>
+        <w:pStyle w:val="5"/>
+        <w:keepNext w:val="0"/>
+        <w:keepLines w:val="0"/>
+        <w:widowControl/>
+        <w:numPr>
+          <w:ilvl w:val="0"/>
+          <w:numId w:val="0"/>
+        </w:numPr>
+        <w:suppressLineNumbers w:val="0"/>
+        <w:spacing w:before="0" w:beforeAutospacing="0" w:after="0" w:afterAutospacing="0"/>
+        <w:ind w:right="0" w:rightChars="0"/>
+        <w:jc w:val="left"/>
+        <w:rPr>
+          <w:rFonts w:hint="default" w:ascii="Consolas" w:hAnsi="Consolas" w:eastAsia="Consolas"/>
+          <w:color w:val="C55A11" w:themeColor="accent2" w:themeShade="BF"/>
+          <w:sz w:val="18"/>
+          <w:szCs w:val="18"/>
+          <w:shd w:val="clear" w:fill="FFFFFF"/>
+          <w:lang w:val="en-US"/>
+        </w:rPr>
+      </w:pPr>
+      <w:r>
+        <w:rPr>
+          <w:rFonts w:hint="default" w:ascii="Consolas" w:hAnsi="Consolas" w:eastAsia="Consolas"/>
+          <w:color w:val="C55A11" w:themeColor="accent2" w:themeShade="BF"/>
+          <w:sz w:val="18"/>
+          <w:szCs w:val="18"/>
+          <w:shd w:val="clear" w:fill="FFFFFF"/>
+          <w:lang w:val="en-US"/>
+        </w:rPr>
+        <w:t xml:space="preserve">            this.age = age;</w:t>
+      </w:r>
+    </w:p>
+    <w:p>
+      <w:pPr>
+        <w:pStyle w:val="5"/>
+        <w:keepNext w:val="0"/>
+        <w:keepLines w:val="0"/>
+        <w:widowControl/>
+        <w:numPr>
+          <w:ilvl w:val="0"/>
+          <w:numId w:val="0"/>
+        </w:numPr>
+        <w:suppressLineNumbers w:val="0"/>
+        <w:spacing w:before="0" w:beforeAutospacing="0" w:after="0" w:afterAutospacing="0"/>
+        <w:ind w:right="0" w:rightChars="0"/>
+        <w:jc w:val="left"/>
+        <w:rPr>
+          <w:rFonts w:hint="default" w:ascii="Consolas" w:hAnsi="Consolas" w:eastAsia="Consolas"/>
+          <w:color w:val="C55A11" w:themeColor="accent2" w:themeShade="BF"/>
+          <w:sz w:val="18"/>
+          <w:szCs w:val="18"/>
+          <w:shd w:val="clear" w:fill="FFFFFF"/>
+          <w:lang w:val="en-US"/>
+        </w:rPr>
+      </w:pPr>
+      <w:r>
+        <w:rPr>
+          <w:rFonts w:hint="default" w:ascii="Consolas" w:hAnsi="Consolas" w:eastAsia="Consolas"/>
+          <w:color w:val="C55A11" w:themeColor="accent2" w:themeShade="BF"/>
+          <w:sz w:val="18"/>
+          <w:szCs w:val="18"/>
+          <w:shd w:val="clear" w:fill="FFFFFF"/>
+          <w:lang w:val="en-US"/>
+        </w:rPr>
+        <w:t xml:space="preserve">            return this;</w:t>
+      </w:r>
+    </w:p>
+    <w:p>
+      <w:pPr>
+        <w:pStyle w:val="5"/>
+        <w:keepNext w:val="0"/>
+        <w:keepLines w:val="0"/>
+        <w:widowControl/>
+        <w:numPr>
+          <w:ilvl w:val="0"/>
+          <w:numId w:val="0"/>
+        </w:numPr>
+        <w:suppressLineNumbers w:val="0"/>
+        <w:spacing w:before="0" w:beforeAutospacing="0" w:after="0" w:afterAutospacing="0"/>
+        <w:ind w:right="0" w:rightChars="0"/>
+        <w:jc w:val="left"/>
+        <w:rPr>
+          <w:rFonts w:hint="default" w:ascii="Consolas" w:hAnsi="Consolas" w:eastAsia="Consolas"/>
+          <w:color w:val="C55A11" w:themeColor="accent2" w:themeShade="BF"/>
+          <w:sz w:val="18"/>
+          <w:szCs w:val="18"/>
+          <w:shd w:val="clear" w:fill="FFFFFF"/>
+          <w:lang w:val="en-US"/>
+        </w:rPr>
+      </w:pPr>
+      <w:r>
+        <w:rPr>
+          <w:rFonts w:hint="default" w:ascii="Consolas" w:hAnsi="Consolas" w:eastAsia="Consolas"/>
+          <w:color w:val="C55A11" w:themeColor="accent2" w:themeShade="BF"/>
+          <w:sz w:val="18"/>
+          <w:szCs w:val="18"/>
+          <w:shd w:val="clear" w:fill="FFFFFF"/>
+          <w:lang w:val="en-US"/>
+        </w:rPr>
+        <w:t xml:space="preserve">        }</w:t>
+      </w:r>
+    </w:p>
+    <w:p>
+      <w:pPr>
+        <w:pStyle w:val="5"/>
+        <w:keepNext w:val="0"/>
+        <w:keepLines w:val="0"/>
+        <w:widowControl/>
+        <w:numPr>
+          <w:ilvl w:val="0"/>
+          <w:numId w:val="0"/>
+        </w:numPr>
+        <w:suppressLineNumbers w:val="0"/>
+        <w:spacing w:before="0" w:beforeAutospacing="0" w:after="0" w:afterAutospacing="0"/>
+        <w:ind w:right="0" w:rightChars="0"/>
+        <w:jc w:val="left"/>
+        <w:rPr>
+          <w:rFonts w:hint="default" w:ascii="Consolas" w:hAnsi="Consolas" w:eastAsia="Consolas"/>
+          <w:color w:val="C55A11" w:themeColor="accent2" w:themeShade="BF"/>
+          <w:sz w:val="18"/>
+          <w:szCs w:val="18"/>
+          <w:shd w:val="clear" w:fill="FFFFFF"/>
+          <w:lang w:val="en-US"/>
+        </w:rPr>
+      </w:pPr>
+    </w:p>
+    <w:p>
+      <w:pPr>
+        <w:pStyle w:val="5"/>
+        <w:keepNext w:val="0"/>
+        <w:keepLines w:val="0"/>
+        <w:widowControl/>
+        <w:numPr>
+          <w:ilvl w:val="0"/>
+          <w:numId w:val="0"/>
+        </w:numPr>
+        <w:suppressLineNumbers w:val="0"/>
+        <w:spacing w:before="0" w:beforeAutospacing="0" w:after="0" w:afterAutospacing="0"/>
+        <w:ind w:right="0" w:rightChars="0"/>
+        <w:jc w:val="left"/>
+        <w:rPr>
+          <w:rFonts w:hint="default" w:ascii="Consolas" w:hAnsi="Consolas" w:eastAsia="Consolas"/>
+          <w:color w:val="C55A11" w:themeColor="accent2" w:themeShade="BF"/>
+          <w:sz w:val="18"/>
+          <w:szCs w:val="18"/>
+          <w:shd w:val="clear" w:fill="FFFFFF"/>
+          <w:lang w:val="en-US"/>
+        </w:rPr>
+      </w:pPr>
+      <w:r>
+        <w:rPr>
+          <w:rFonts w:hint="default" w:ascii="Consolas" w:hAnsi="Consolas" w:eastAsia="Consolas"/>
+          <w:color w:val="C55A11" w:themeColor="accent2" w:themeShade="BF"/>
+          <w:sz w:val="18"/>
+          <w:szCs w:val="18"/>
+          <w:shd w:val="clear" w:fill="FFFFFF"/>
+          <w:lang w:val="en-US"/>
+        </w:rPr>
+        <w:t xml:space="preserve">        public Builder email(String email) {</w:t>
+      </w:r>
+    </w:p>
+    <w:p>
+      <w:pPr>
+        <w:pStyle w:val="5"/>
+        <w:keepNext w:val="0"/>
+        <w:keepLines w:val="0"/>
+        <w:widowControl/>
+        <w:numPr>
+          <w:ilvl w:val="0"/>
+          <w:numId w:val="0"/>
+        </w:numPr>
+        <w:suppressLineNumbers w:val="0"/>
+        <w:spacing w:before="0" w:beforeAutospacing="0" w:after="0" w:afterAutospacing="0"/>
+        <w:ind w:right="0" w:rightChars="0"/>
+        <w:jc w:val="left"/>
+        <w:rPr>
+          <w:rFonts w:hint="default" w:ascii="Consolas" w:hAnsi="Consolas" w:eastAsia="Consolas"/>
+          <w:color w:val="C55A11" w:themeColor="accent2" w:themeShade="BF"/>
+          <w:sz w:val="18"/>
+          <w:szCs w:val="18"/>
+          <w:shd w:val="clear" w:fill="FFFFFF"/>
+          <w:lang w:val="en-US"/>
+        </w:rPr>
+      </w:pPr>
+      <w:r>
+        <w:rPr>
+          <w:rFonts w:hint="default" w:ascii="Consolas" w:hAnsi="Consolas" w:eastAsia="Consolas"/>
+          <w:color w:val="C55A11" w:themeColor="accent2" w:themeShade="BF"/>
+          <w:sz w:val="18"/>
+          <w:szCs w:val="18"/>
+          <w:shd w:val="clear" w:fill="FFFFFF"/>
+          <w:lang w:val="en-US"/>
+        </w:rPr>
+        <w:t xml:space="preserve">            this.email = email;</w:t>
+      </w:r>
+    </w:p>
+    <w:p>
+      <w:pPr>
+        <w:pStyle w:val="5"/>
+        <w:keepNext w:val="0"/>
+        <w:keepLines w:val="0"/>
+        <w:widowControl/>
+        <w:numPr>
+          <w:ilvl w:val="0"/>
+          <w:numId w:val="0"/>
+        </w:numPr>
+        <w:suppressLineNumbers w:val="0"/>
+        <w:spacing w:before="0" w:beforeAutospacing="0" w:after="0" w:afterAutospacing="0"/>
+        <w:ind w:right="0" w:rightChars="0"/>
+        <w:jc w:val="left"/>
+        <w:rPr>
+          <w:rFonts w:hint="default" w:ascii="Consolas" w:hAnsi="Consolas" w:eastAsia="Consolas"/>
+          <w:color w:val="C55A11" w:themeColor="accent2" w:themeShade="BF"/>
+          <w:sz w:val="18"/>
+          <w:szCs w:val="18"/>
+          <w:shd w:val="clear" w:fill="FFFFFF"/>
+          <w:lang w:val="en-US"/>
+        </w:rPr>
+      </w:pPr>
+      <w:r>
+        <w:rPr>
+          <w:rFonts w:hint="default" w:ascii="Consolas" w:hAnsi="Consolas" w:eastAsia="Consolas"/>
+          <w:color w:val="C55A11" w:themeColor="accent2" w:themeShade="BF"/>
+          <w:sz w:val="18"/>
+          <w:szCs w:val="18"/>
+          <w:shd w:val="clear" w:fill="FFFFFF"/>
+          <w:lang w:val="en-US"/>
+        </w:rPr>
+        <w:t xml:space="preserve">            return this;</w:t>
+      </w:r>
+    </w:p>
+    <w:p>
+      <w:pPr>
+        <w:pStyle w:val="5"/>
+        <w:keepNext w:val="0"/>
+        <w:keepLines w:val="0"/>
+        <w:widowControl/>
+        <w:numPr>
+          <w:ilvl w:val="0"/>
+          <w:numId w:val="0"/>
+        </w:numPr>
+        <w:suppressLineNumbers w:val="0"/>
+        <w:spacing w:before="0" w:beforeAutospacing="0" w:after="0" w:afterAutospacing="0"/>
+        <w:ind w:right="0" w:rightChars="0"/>
+        <w:jc w:val="left"/>
+        <w:rPr>
+          <w:rFonts w:hint="default" w:ascii="Consolas" w:hAnsi="Consolas" w:eastAsia="Consolas"/>
+          <w:color w:val="C55A11" w:themeColor="accent2" w:themeShade="BF"/>
+          <w:sz w:val="18"/>
+          <w:szCs w:val="18"/>
+          <w:shd w:val="clear" w:fill="FFFFFF"/>
+          <w:lang w:val="en-US"/>
+        </w:rPr>
+      </w:pPr>
+      <w:r>
+        <w:rPr>
+          <w:rFonts w:hint="default" w:ascii="Consolas" w:hAnsi="Consolas" w:eastAsia="Consolas"/>
+          <w:color w:val="C55A11" w:themeColor="accent2" w:themeShade="BF"/>
+          <w:sz w:val="18"/>
+          <w:szCs w:val="18"/>
+          <w:shd w:val="clear" w:fill="FFFFFF"/>
+          <w:lang w:val="en-US"/>
+        </w:rPr>
+        <w:t xml:space="preserve">        }</w:t>
+      </w:r>
+    </w:p>
+    <w:p>
+      <w:pPr>
+        <w:pStyle w:val="5"/>
+        <w:keepNext w:val="0"/>
+        <w:keepLines w:val="0"/>
+        <w:widowControl/>
+        <w:numPr>
+          <w:ilvl w:val="0"/>
+          <w:numId w:val="0"/>
+        </w:numPr>
+        <w:suppressLineNumbers w:val="0"/>
+        <w:spacing w:before="0" w:beforeAutospacing="0" w:after="0" w:afterAutospacing="0"/>
+        <w:ind w:right="0" w:rightChars="0"/>
+        <w:jc w:val="left"/>
+        <w:rPr>
+          <w:rFonts w:hint="default" w:ascii="Consolas" w:hAnsi="Consolas" w:eastAsia="Consolas"/>
+          <w:color w:val="C55A11" w:themeColor="accent2" w:themeShade="BF"/>
+          <w:sz w:val="18"/>
+          <w:szCs w:val="18"/>
+          <w:shd w:val="clear" w:fill="FFFFFF"/>
+          <w:lang w:val="en-US"/>
+        </w:rPr>
+      </w:pPr>
+    </w:p>
+    <w:p>
+      <w:pPr>
+        <w:pStyle w:val="5"/>
+        <w:keepNext w:val="0"/>
+        <w:keepLines w:val="0"/>
+        <w:widowControl/>
+        <w:numPr>
+          <w:ilvl w:val="0"/>
+          <w:numId w:val="0"/>
+        </w:numPr>
+        <w:suppressLineNumbers w:val="0"/>
+        <w:spacing w:before="0" w:beforeAutospacing="0" w:after="0" w:afterAutospacing="0"/>
+        <w:ind w:right="0" w:rightChars="0"/>
+        <w:jc w:val="left"/>
+        <w:rPr>
+          <w:rFonts w:hint="default" w:ascii="Consolas" w:hAnsi="Consolas" w:eastAsia="Consolas"/>
+          <w:color w:val="C55A11" w:themeColor="accent2" w:themeShade="BF"/>
+          <w:sz w:val="18"/>
+          <w:szCs w:val="18"/>
+          <w:shd w:val="clear" w:fill="FFFFFF"/>
+          <w:lang w:val="en-US"/>
+        </w:rPr>
+      </w:pPr>
+      <w:r>
+        <w:rPr>
+          <w:rFonts w:hint="default" w:ascii="Consolas" w:hAnsi="Consolas" w:eastAsia="Consolas"/>
+          <w:color w:val="C55A11" w:themeColor="accent2" w:themeShade="BF"/>
+          <w:sz w:val="18"/>
+          <w:szCs w:val="18"/>
+          <w:shd w:val="clear" w:fill="FFFFFF"/>
+          <w:lang w:val="en-US"/>
+        </w:rPr>
+        <w:t xml:space="preserve">        public User build() {</w:t>
+      </w:r>
+    </w:p>
+    <w:p>
+      <w:pPr>
+        <w:pStyle w:val="5"/>
+        <w:keepNext w:val="0"/>
+        <w:keepLines w:val="0"/>
+        <w:widowControl/>
+        <w:numPr>
+          <w:ilvl w:val="0"/>
+          <w:numId w:val="0"/>
+        </w:numPr>
+        <w:suppressLineNumbers w:val="0"/>
+        <w:spacing w:before="0" w:beforeAutospacing="0" w:after="0" w:afterAutospacing="0"/>
+        <w:ind w:right="0" w:rightChars="0"/>
+        <w:jc w:val="left"/>
+        <w:rPr>
+          <w:rFonts w:hint="default" w:ascii="Consolas" w:hAnsi="Consolas" w:eastAsia="Consolas"/>
+          <w:color w:val="C55A11" w:themeColor="accent2" w:themeShade="BF"/>
+          <w:sz w:val="18"/>
+          <w:szCs w:val="18"/>
+          <w:shd w:val="clear" w:fill="FFFFFF"/>
+          <w:lang w:val="en-US"/>
+        </w:rPr>
+      </w:pPr>
+      <w:r>
+        <w:rPr>
+          <w:rFonts w:hint="default" w:ascii="Consolas" w:hAnsi="Consolas" w:eastAsia="Consolas"/>
+          <w:color w:val="C55A11" w:themeColor="accent2" w:themeShade="BF"/>
+          <w:sz w:val="18"/>
+          <w:szCs w:val="18"/>
+          <w:shd w:val="clear" w:fill="FFFFFF"/>
+          <w:lang w:val="en-US"/>
+        </w:rPr>
+        <w:t xml:space="preserve">            return new User(this);</w:t>
+      </w:r>
+    </w:p>
+    <w:p>
+      <w:pPr>
+        <w:pStyle w:val="5"/>
+        <w:keepNext w:val="0"/>
+        <w:keepLines w:val="0"/>
+        <w:widowControl/>
+        <w:numPr>
+          <w:ilvl w:val="0"/>
+          <w:numId w:val="0"/>
+        </w:numPr>
+        <w:suppressLineNumbers w:val="0"/>
+        <w:spacing w:before="0" w:beforeAutospacing="0" w:after="0" w:afterAutospacing="0"/>
+        <w:ind w:right="0" w:rightChars="0"/>
+        <w:jc w:val="left"/>
+        <w:rPr>
+          <w:rFonts w:hint="default" w:ascii="Consolas" w:hAnsi="Consolas" w:eastAsia="Consolas"/>
+          <w:color w:val="C55A11" w:themeColor="accent2" w:themeShade="BF"/>
+          <w:sz w:val="18"/>
+          <w:szCs w:val="18"/>
+          <w:shd w:val="clear" w:fill="FFFFFF"/>
+          <w:lang w:val="en-US"/>
+        </w:rPr>
+      </w:pPr>
+      <w:r>
+        <w:rPr>
+          <w:rFonts w:hint="default" w:ascii="Consolas" w:hAnsi="Consolas" w:eastAsia="Consolas"/>
+          <w:color w:val="C55A11" w:themeColor="accent2" w:themeShade="BF"/>
+          <w:sz w:val="18"/>
+          <w:szCs w:val="18"/>
+          <w:shd w:val="clear" w:fill="FFFFFF"/>
+          <w:lang w:val="en-US"/>
+        </w:rPr>
+        <w:t xml:space="preserve">        }</w:t>
+      </w:r>
+    </w:p>
+    <w:p>
+      <w:pPr>
+        <w:pStyle w:val="5"/>
+        <w:keepNext w:val="0"/>
+        <w:keepLines w:val="0"/>
+        <w:widowControl/>
+        <w:numPr>
+          <w:ilvl w:val="0"/>
+          <w:numId w:val="0"/>
+        </w:numPr>
+        <w:suppressLineNumbers w:val="0"/>
+        <w:spacing w:before="0" w:beforeAutospacing="0" w:after="0" w:afterAutospacing="0"/>
+        <w:ind w:right="0" w:rightChars="0"/>
+        <w:jc w:val="left"/>
+        <w:rPr>
+          <w:rFonts w:hint="default" w:ascii="Consolas" w:hAnsi="Consolas" w:eastAsia="Consolas"/>
+          <w:color w:val="C55A11" w:themeColor="accent2" w:themeShade="BF"/>
+          <w:sz w:val="18"/>
+          <w:szCs w:val="18"/>
+          <w:shd w:val="clear" w:fill="FFFFFF"/>
+          <w:lang w:val="en-US"/>
+        </w:rPr>
+      </w:pPr>
+      <w:r>
+        <w:rPr>
+          <w:rFonts w:hint="default" w:ascii="Consolas" w:hAnsi="Consolas" w:eastAsia="Consolas"/>
+          <w:color w:val="C55A11" w:themeColor="accent2" w:themeShade="BF"/>
+          <w:sz w:val="18"/>
+          <w:szCs w:val="18"/>
+          <w:shd w:val="clear" w:fill="FFFFFF"/>
+          <w:lang w:val="en-US"/>
+        </w:rPr>
+        <w:t xml:space="preserve">    }</w:t>
+      </w:r>
+    </w:p>
+    <w:p>
+      <w:pPr>
+        <w:pStyle w:val="5"/>
+        <w:keepNext w:val="0"/>
+        <w:keepLines w:val="0"/>
+        <w:widowControl/>
+        <w:numPr>
+          <w:ilvl w:val="0"/>
+          <w:numId w:val="0"/>
+        </w:numPr>
+        <w:suppressLineNumbers w:val="0"/>
+        <w:spacing w:before="0" w:beforeAutospacing="0" w:after="0" w:afterAutospacing="0"/>
+        <w:ind w:right="0" w:rightChars="0"/>
+        <w:jc w:val="left"/>
+        <w:rPr>
+          <w:rFonts w:hint="default" w:ascii="Consolas" w:hAnsi="Consolas" w:eastAsia="Consolas" w:cs="Consolas"/>
+          <w:color w:val="000000" w:themeColor="text1"/>
+          <w:sz w:val="20"/>
+          <w:szCs w:val="20"/>
+          <w:shd w:val="clear" w:fill="FFFFFF"/>
+          <w:lang w:val="en-US"/>
+          <w14:textFill>
+            <w14:solidFill>
+              <w14:schemeClr w14:val="tx1"/>
+            </w14:solidFill>
+          </w14:textFill>
+        </w:rPr>
+      </w:pPr>
+      <w:r>
+        <w:rPr>
+          <w:rFonts w:hint="default" w:ascii="Consolas" w:hAnsi="Consolas" w:eastAsia="Consolas"/>
+          <w:color w:val="C55A11" w:themeColor="accent2" w:themeShade="BF"/>
+          <w:sz w:val="18"/>
+          <w:szCs w:val="18"/>
+          <w:shd w:val="clear" w:fill="FFFFFF"/>
+          <w:lang w:val="en-US"/>
+        </w:rPr>
+        <w:t>}</w:t>
+      </w:r>
+    </w:p>
+    <w:p>
+      <w:pPr>
+        <w:pStyle w:val="5"/>
+        <w:keepNext w:val="0"/>
+        <w:keepLines w:val="0"/>
+        <w:widowControl/>
+        <w:numPr>
+          <w:ilvl w:val="0"/>
+          <w:numId w:val="0"/>
+        </w:numPr>
+        <w:suppressLineNumbers w:val="0"/>
+        <w:spacing w:before="0" w:beforeAutospacing="0" w:after="0" w:afterAutospacing="0"/>
+        <w:ind w:right="0" w:rightChars="0"/>
+        <w:jc w:val="left"/>
+        <w:rPr>
+          <w:rFonts w:hint="default" w:ascii="Consolas" w:hAnsi="Consolas" w:eastAsia="Consolas" w:cs="Consolas"/>
+          <w:color w:val="000000"/>
+          <w:sz w:val="20"/>
+          <w:szCs w:val="20"/>
+          <w:shd w:val="clear" w:fill="FFFFFF"/>
+          <w:lang w:val="en-US"/>
+        </w:rPr>
+      </w:pPr>
+    </w:p>
+    <w:p>
+      <w:pPr>
+        <w:pStyle w:val="5"/>
+        <w:keepNext w:val="0"/>
+        <w:keepLines w:val="0"/>
+        <w:widowControl/>
+        <w:numPr>
+          <w:ilvl w:val="0"/>
+          <w:numId w:val="0"/>
+        </w:numPr>
+        <w:suppressLineNumbers w:val="0"/>
+        <w:spacing w:before="0" w:beforeAutospacing="0" w:after="0" w:afterAutospacing="0"/>
+        <w:ind w:right="0" w:rightChars="0"/>
+        <w:jc w:val="left"/>
+        <w:rPr>
+          <w:rFonts w:hint="default" w:ascii="Consolas" w:hAnsi="Consolas" w:eastAsia="Consolas" w:cs="Consolas"/>
+          <w:color w:val="000000"/>
+          <w:sz w:val="20"/>
+          <w:szCs w:val="20"/>
+          <w:shd w:val="clear" w:fill="FFFFFF"/>
+          <w:lang w:val="en-US"/>
+        </w:rPr>
+      </w:pPr>
+      <w:r>
+        <w:rPr>
+          <w:rFonts w:hint="default" w:ascii="Consolas" w:hAnsi="Consolas" w:eastAsia="Consolas" w:cs="Consolas"/>
+          <w:color w:val="000000"/>
+          <w:sz w:val="20"/>
+          <w:szCs w:val="20"/>
+          <w:shd w:val="clear" w:fill="FFFFFF"/>
+          <w:lang w:val="en-US"/>
+        </w:rPr>
+        <w:t>Some testing methods:</w:t>
+      </w:r>
+    </w:p>
+    <w:p>
+      <w:pPr>
+        <w:pStyle w:val="5"/>
+        <w:keepNext w:val="0"/>
+        <w:keepLines w:val="0"/>
+        <w:widowControl/>
+        <w:numPr>
+          <w:ilvl w:val="0"/>
+          <w:numId w:val="0"/>
+        </w:numPr>
+        <w:suppressLineNumbers w:val="0"/>
+        <w:spacing w:before="0" w:beforeAutospacing="0" w:after="0" w:afterAutospacing="0"/>
+        <w:ind w:right="0" w:rightChars="0"/>
+        <w:jc w:val="left"/>
+        <w:rPr>
+          <w:rFonts w:hint="default" w:ascii="Consolas" w:hAnsi="Consolas" w:eastAsia="Consolas" w:cs="Consolas"/>
+          <w:color w:val="000000"/>
+          <w:sz w:val="20"/>
+          <w:szCs w:val="20"/>
+          <w:shd w:val="clear" w:fill="FFFFFF"/>
+          <w:lang w:val="en-US"/>
+        </w:rPr>
+      </w:pPr>
+      <w:r>
+        <w:rPr>
+          <w:rFonts w:hint="default" w:ascii="Consolas" w:hAnsi="Consolas" w:eastAsia="Consolas" w:cs="Consolas"/>
+          <w:color w:val="2E75B6" w:themeColor="accent1" w:themeShade="BF"/>
+          <w:sz w:val="20"/>
+          <w:szCs w:val="20"/>
+          <w:shd w:val="clear" w:fill="FFFFFF"/>
+          <w:lang w:val="en-US"/>
+        </w:rPr>
+        <w:t>Asserts -&gt;</w:t>
+      </w:r>
+      <w:r>
+        <w:rPr>
+          <w:rFonts w:hint="default" w:ascii="Consolas" w:hAnsi="Consolas" w:eastAsia="Consolas" w:cs="Consolas"/>
+          <w:color w:val="000000"/>
+          <w:sz w:val="20"/>
+          <w:szCs w:val="20"/>
+          <w:shd w:val="clear" w:fill="FFFFFF"/>
+          <w:lang w:val="en-US"/>
+        </w:rPr>
+        <w:t xml:space="preserve"> assertEquals, assertNotNull, assertTrue etc etc.</w:t>
+      </w:r>
+    </w:p>
+    <w:p>
+      <w:pPr>
+        <w:pStyle w:val="5"/>
+        <w:keepNext w:val="0"/>
+        <w:keepLines w:val="0"/>
+        <w:widowControl/>
+        <w:numPr>
+          <w:ilvl w:val="0"/>
+          <w:numId w:val="0"/>
+        </w:numPr>
+        <w:suppressLineNumbers w:val="0"/>
+        <w:spacing w:before="0" w:beforeAutospacing="0" w:after="0" w:afterAutospacing="0"/>
+        <w:ind w:right="0" w:rightChars="0"/>
+        <w:jc w:val="left"/>
+        <w:rPr>
+          <w:rFonts w:hint="default" w:ascii="Consolas" w:hAnsi="Consolas" w:eastAsia="Consolas" w:cs="Consolas"/>
+          <w:color w:val="000000"/>
+          <w:sz w:val="20"/>
+          <w:szCs w:val="20"/>
+          <w:shd w:val="clear" w:fill="FFFFFF"/>
+          <w:lang w:val="en-US"/>
+        </w:rPr>
+      </w:pPr>
+      <w:r>
+        <w:rPr>
+          <w:rFonts w:hint="default" w:ascii="Consolas" w:hAnsi="Consolas" w:eastAsia="Consolas" w:cs="Consolas"/>
+          <w:color w:val="000000"/>
+          <w:sz w:val="20"/>
+          <w:szCs w:val="20"/>
+          <w:shd w:val="clear" w:fill="FFFFFF"/>
+          <w:lang w:val="en-US"/>
+        </w:rPr>
+        <w:t xml:space="preserve">In a single userdefined method if a single asert statement is failed the the subsequent assert methods will not work. To check all assert methods use </w:t>
+      </w:r>
+    </w:p>
+    <w:p>
+      <w:pPr>
+        <w:pStyle w:val="5"/>
+        <w:keepNext w:val="0"/>
+        <w:keepLines w:val="0"/>
+        <w:widowControl/>
+        <w:numPr>
+          <w:ilvl w:val="0"/>
+          <w:numId w:val="0"/>
+        </w:numPr>
+        <w:suppressLineNumbers w:val="0"/>
+        <w:spacing w:before="0" w:beforeAutospacing="0" w:after="0" w:afterAutospacing="0"/>
+        <w:ind w:right="0" w:rightChars="0"/>
+        <w:jc w:val="left"/>
+        <w:rPr>
+          <w:rFonts w:hint="default" w:ascii="Consolas" w:hAnsi="Consolas" w:eastAsia="Consolas" w:cs="Consolas"/>
+          <w:color w:val="2E75B6" w:themeColor="accent1" w:themeShade="BF"/>
+          <w:sz w:val="20"/>
+          <w:szCs w:val="20"/>
+          <w:shd w:val="clear" w:fill="FFFFFF"/>
+          <w:lang w:val="en-US"/>
+        </w:rPr>
+      </w:pPr>
+      <w:r>
+        <w:rPr>
+          <w:rFonts w:hint="default" w:ascii="Consolas" w:hAnsi="Consolas" w:eastAsia="Consolas" w:cs="Consolas"/>
+          <w:color w:val="2E75B6" w:themeColor="accent1" w:themeShade="BF"/>
+          <w:sz w:val="20"/>
+          <w:szCs w:val="20"/>
+          <w:shd w:val="clear" w:fill="FFFFFF"/>
+          <w:lang w:val="en-US"/>
+        </w:rPr>
+        <w:t>assertAll(</w:t>
+      </w:r>
+    </w:p>
+    <w:p>
+      <w:pPr>
+        <w:pStyle w:val="5"/>
+        <w:keepNext w:val="0"/>
+        <w:keepLines w:val="0"/>
+        <w:widowControl/>
+        <w:numPr>
+          <w:ilvl w:val="0"/>
+          <w:numId w:val="0"/>
+        </w:numPr>
+        <w:suppressLineNumbers w:val="0"/>
+        <w:spacing w:before="0" w:beforeAutospacing="0" w:after="0" w:afterAutospacing="0"/>
+        <w:ind w:right="0" w:rightChars="0"/>
+        <w:jc w:val="left"/>
+        <w:rPr>
+          <w:rFonts w:hint="default" w:ascii="Consolas" w:hAnsi="Consolas" w:eastAsia="Consolas" w:cs="Consolas"/>
+          <w:color w:val="2E75B6" w:themeColor="accent1" w:themeShade="BF"/>
+          <w:sz w:val="20"/>
+          <w:szCs w:val="20"/>
+          <w:shd w:val="clear" w:fill="FFFFFF"/>
+          <w:lang w:val="en-US"/>
+        </w:rPr>
+      </w:pPr>
+      <w:r>
+        <w:rPr>
+          <w:rFonts w:hint="default" w:ascii="Consolas" w:hAnsi="Consolas" w:eastAsia="Consolas" w:cs="Consolas"/>
+          <w:color w:val="2E75B6" w:themeColor="accent1" w:themeShade="BF"/>
+          <w:sz w:val="20"/>
+          <w:szCs w:val="20"/>
+          <w:shd w:val="clear" w:fill="FFFFFF"/>
+          <w:lang w:val="en-US"/>
+        </w:rPr>
+        <w:tab/>
+        <w:t>()-&gt;assertTrue(…),</w:t>
+      </w:r>
+    </w:p>
+    <w:p>
+      <w:pPr>
+        <w:pStyle w:val="5"/>
+        <w:keepNext w:val="0"/>
+        <w:keepLines w:val="0"/>
+        <w:widowControl/>
+        <w:numPr>
+          <w:ilvl w:val="0"/>
+          <w:numId w:val="0"/>
+        </w:numPr>
+        <w:suppressLineNumbers w:val="0"/>
+        <w:spacing w:before="0" w:beforeAutospacing="0" w:after="0" w:afterAutospacing="0"/>
+        <w:ind w:right="0" w:rightChars="0"/>
+        <w:jc w:val="left"/>
+        <w:rPr>
+          <w:rFonts w:hint="default" w:ascii="Consolas" w:hAnsi="Consolas" w:eastAsia="Consolas" w:cs="Consolas"/>
+          <w:color w:val="2E75B6" w:themeColor="accent1" w:themeShade="BF"/>
+          <w:sz w:val="20"/>
+          <w:szCs w:val="20"/>
+          <w:shd w:val="clear" w:fill="FFFFFF"/>
+          <w:lang w:val="en-US"/>
+        </w:rPr>
+      </w:pPr>
+      <w:r>
+        <w:rPr>
+          <w:rFonts w:hint="default" w:ascii="Consolas" w:hAnsi="Consolas" w:eastAsia="Consolas" w:cs="Consolas"/>
+          <w:color w:val="2E75B6" w:themeColor="accent1" w:themeShade="BF"/>
+          <w:sz w:val="20"/>
+          <w:szCs w:val="20"/>
+          <w:shd w:val="clear" w:fill="FFFFFF"/>
+          <w:lang w:val="en-US"/>
+        </w:rPr>
+        <w:tab/>
+        <w:t>()-&gt;assertNotNull(…)</w:t>
+      </w:r>
+    </w:p>
+    <w:p>
+      <w:pPr>
+        <w:pStyle w:val="5"/>
+        <w:keepNext w:val="0"/>
+        <w:keepLines w:val="0"/>
+        <w:widowControl/>
+        <w:numPr>
+          <w:ilvl w:val="0"/>
+          <w:numId w:val="0"/>
+        </w:numPr>
+        <w:suppressLineNumbers w:val="0"/>
+        <w:spacing w:before="0" w:beforeAutospacing="0" w:after="0" w:afterAutospacing="0"/>
+        <w:ind w:right="0" w:rightChars="0"/>
+        <w:jc w:val="left"/>
+        <w:rPr>
+          <w:rFonts w:hint="default" w:ascii="Consolas" w:hAnsi="Consolas" w:eastAsia="Consolas" w:cs="Consolas"/>
+          <w:color w:val="2E75B6" w:themeColor="accent1" w:themeShade="BF"/>
+          <w:sz w:val="20"/>
+          <w:szCs w:val="20"/>
+          <w:shd w:val="clear" w:fill="FFFFFF"/>
+          <w:lang w:val="en-US"/>
+        </w:rPr>
+      </w:pPr>
+      <w:r>
+        <w:rPr>
+          <w:rFonts w:hint="default" w:ascii="Consolas" w:hAnsi="Consolas" w:eastAsia="Consolas" w:cs="Consolas"/>
+          <w:color w:val="2E75B6" w:themeColor="accent1" w:themeShade="BF"/>
+          <w:sz w:val="20"/>
+          <w:szCs w:val="20"/>
+          <w:shd w:val="clear" w:fill="FFFFFF"/>
+          <w:lang w:val="en-US"/>
+        </w:rPr>
+        <w:t>);</w:t>
+      </w:r>
+    </w:p>
+    <w:p>
+      <w:pPr>
+        <w:pStyle w:val="5"/>
+        <w:keepNext w:val="0"/>
+        <w:keepLines w:val="0"/>
+        <w:widowControl/>
+        <w:numPr>
+          <w:ilvl w:val="0"/>
+          <w:numId w:val="0"/>
+        </w:numPr>
+        <w:suppressLineNumbers w:val="0"/>
+        <w:spacing w:before="0" w:beforeAutospacing="0" w:after="0" w:afterAutospacing="0"/>
+        <w:ind w:right="0" w:rightChars="0"/>
+        <w:jc w:val="left"/>
+        <w:rPr>
+          <w:rFonts w:hint="default" w:ascii="Consolas" w:hAnsi="Consolas" w:eastAsia="Consolas" w:cs="Consolas"/>
+          <w:color w:val="000000"/>
+          <w:sz w:val="20"/>
+          <w:szCs w:val="20"/>
+          <w:shd w:val="clear" w:fill="FFFFFF"/>
+          <w:lang w:val="en-IN"/>
+        </w:rPr>
+      </w:pPr>
+    </w:p>
+    <w:p>
+      <w:pPr>
+        <w:pStyle w:val="5"/>
+        <w:keepNext w:val="0"/>
+        <w:keepLines w:val="0"/>
+        <w:widowControl/>
+        <w:numPr>
+          <w:ilvl w:val="0"/>
+          <w:numId w:val="0"/>
+        </w:numPr>
+        <w:suppressLineNumbers w:val="0"/>
+        <w:spacing w:before="0" w:beforeAutospacing="0" w:after="0" w:afterAutospacing="0"/>
+        <w:ind w:right="0" w:rightChars="0"/>
+        <w:jc w:val="left"/>
+        <w:rPr>
+          <w:rFonts w:hint="default" w:ascii="Consolas" w:hAnsi="Consolas" w:eastAsia="Consolas" w:cs="Consolas"/>
+          <w:color w:val="000000"/>
+          <w:sz w:val="20"/>
+          <w:szCs w:val="20"/>
+          <w:shd w:val="clear" w:fill="FFFFFF"/>
+          <w:lang w:val="en-US"/>
+        </w:rPr>
+      </w:pPr>
+      <w:r>
+        <w:rPr>
+          <w:rFonts w:hint="default" w:ascii="Consolas" w:hAnsi="Consolas" w:eastAsia="Consolas" w:cs="Consolas"/>
+          <w:color w:val="000000"/>
+          <w:sz w:val="20"/>
+          <w:szCs w:val="20"/>
+          <w:shd w:val="clear" w:fill="FFFFFF"/>
+          <w:lang w:val="en-US"/>
+        </w:rPr>
+        <w:t>For this class</w:t>
+      </w:r>
+    </w:p>
+    <w:p>
+      <w:pPr>
+        <w:pStyle w:val="5"/>
+        <w:keepNext w:val="0"/>
+        <w:keepLines w:val="0"/>
+        <w:widowControl/>
+        <w:suppressLineNumbers w:val="0"/>
+        <w:spacing w:before="0" w:beforeAutospacing="0" w:after="0" w:afterAutospacing="0"/>
+        <w:ind w:left="0" w:right="0"/>
+      </w:pPr>
+      <w:r>
+        <w:rPr>
+          <w:rFonts w:ascii="Consolas" w:hAnsi="Consolas" w:eastAsia="Consolas" w:cs="Consolas"/>
+          <w:b/>
+          <w:bCs/>
+          <w:color w:val="7F0055"/>
+          <w:sz w:val="20"/>
+          <w:szCs w:val="20"/>
+          <w:shd w:val="clear" w:fill="FFFFFF"/>
+        </w:rPr>
+        <w:t>package</w:t>
+      </w:r>
+      <w:r>
+        <w:rPr>
+          <w:rFonts w:hint="default" w:ascii="Consolas" w:hAnsi="Consolas" w:eastAsia="Consolas" w:cs="Consolas"/>
+          <w:color w:val="000000"/>
+          <w:sz w:val="20"/>
+          <w:szCs w:val="20"/>
+          <w:shd w:val="clear" w:fill="FFFFFF"/>
+        </w:rPr>
+        <w:t xml:space="preserve"> com.subh.journalApp.service;</w:t>
+      </w:r>
+    </w:p>
+    <w:p>
+      <w:pPr>
+        <w:pStyle w:val="5"/>
+        <w:keepNext w:val="0"/>
+        <w:keepLines w:val="0"/>
+        <w:widowControl/>
+        <w:suppressLineNumbers w:val="0"/>
+        <w:spacing w:before="0" w:beforeAutospacing="0" w:after="0" w:afterAutospacing="0"/>
+        <w:ind w:left="0" w:right="0"/>
+      </w:pPr>
+    </w:p>
+    <w:p>
+      <w:pPr>
+        <w:pStyle w:val="5"/>
+        <w:keepNext w:val="0"/>
+        <w:keepLines w:val="0"/>
+        <w:widowControl/>
+        <w:suppressLineNumbers w:val="0"/>
+        <w:spacing w:before="0" w:beforeAutospacing="0" w:after="0" w:afterAutospacing="0"/>
+        <w:ind w:left="0" w:right="0"/>
+      </w:pPr>
+      <w:r>
+        <w:rPr>
+          <w:rFonts w:hint="default" w:ascii="Consolas" w:hAnsi="Consolas" w:eastAsia="Consolas" w:cs="Consolas"/>
+          <w:b/>
+          <w:bCs/>
+          <w:color w:val="7F0055"/>
+          <w:sz w:val="20"/>
+          <w:szCs w:val="20"/>
+          <w:shd w:val="clear" w:fill="FFFFFF"/>
+        </w:rPr>
+        <w:t>import</w:t>
+      </w:r>
+      <w:r>
+        <w:rPr>
+          <w:rFonts w:hint="default" w:ascii="Consolas" w:hAnsi="Consolas" w:eastAsia="Consolas" w:cs="Consolas"/>
+          <w:color w:val="000000"/>
+          <w:sz w:val="20"/>
+          <w:szCs w:val="20"/>
+          <w:shd w:val="clear" w:fill="FFFFFF"/>
+        </w:rPr>
+        <w:t xml:space="preserve"> </w:t>
+      </w:r>
+      <w:r>
+        <w:rPr>
+          <w:rFonts w:hint="default" w:ascii="Consolas" w:hAnsi="Consolas" w:eastAsia="Consolas" w:cs="Consolas"/>
+          <w:b/>
+          <w:bCs/>
+          <w:color w:val="7F0055"/>
+          <w:sz w:val="20"/>
+          <w:szCs w:val="20"/>
+          <w:shd w:val="clear" w:fill="FFFFFF"/>
+        </w:rPr>
+        <w:t>static</w:t>
+      </w:r>
+      <w:r>
+        <w:rPr>
+          <w:rFonts w:hint="default" w:ascii="Consolas" w:hAnsi="Consolas" w:eastAsia="Consolas" w:cs="Consolas"/>
+          <w:color w:val="000000"/>
+          <w:sz w:val="20"/>
+          <w:szCs w:val="20"/>
+          <w:shd w:val="clear" w:fill="FFFFFF"/>
+        </w:rPr>
+        <w:t xml:space="preserve"> org.junit.jupiter.api.Assertions.</w:t>
+      </w:r>
+      <w:r>
+        <w:rPr>
+          <w:rFonts w:hint="default" w:ascii="Consolas" w:hAnsi="Consolas" w:eastAsia="Consolas" w:cs="Consolas"/>
+          <w:i/>
+          <w:iCs/>
+          <w:color w:val="000000"/>
+          <w:sz w:val="20"/>
+          <w:szCs w:val="20"/>
+          <w:shd w:val="clear" w:fill="FFFFFF"/>
+        </w:rPr>
+        <w:t>assertAll</w:t>
+      </w:r>
+      <w:r>
+        <w:rPr>
+          <w:rFonts w:hint="default" w:ascii="Consolas" w:hAnsi="Consolas" w:eastAsia="Consolas" w:cs="Consolas"/>
+          <w:color w:val="000000"/>
+          <w:sz w:val="20"/>
+          <w:szCs w:val="20"/>
+          <w:shd w:val="clear" w:fill="FFFFFF"/>
+        </w:rPr>
+        <w:t>;</w:t>
+      </w:r>
+    </w:p>
+    <w:p>
+      <w:pPr>
+        <w:pStyle w:val="5"/>
+        <w:keepNext w:val="0"/>
+        <w:keepLines w:val="0"/>
+        <w:widowControl/>
+        <w:suppressLineNumbers w:val="0"/>
+        <w:spacing w:before="0" w:beforeAutospacing="0" w:after="0" w:afterAutospacing="0"/>
+        <w:ind w:left="0" w:right="0"/>
+      </w:pPr>
+      <w:r>
+        <w:rPr>
+          <w:rFonts w:hint="default" w:ascii="Consolas" w:hAnsi="Consolas" w:eastAsia="Consolas" w:cs="Consolas"/>
+          <w:b/>
+          <w:bCs/>
+          <w:color w:val="7F0055"/>
+          <w:sz w:val="20"/>
+          <w:szCs w:val="20"/>
+          <w:shd w:val="clear" w:fill="FFFFFF"/>
+        </w:rPr>
+        <w:t>import</w:t>
+      </w:r>
+      <w:r>
+        <w:rPr>
+          <w:rFonts w:hint="default" w:ascii="Consolas" w:hAnsi="Consolas" w:eastAsia="Consolas" w:cs="Consolas"/>
+          <w:color w:val="000000"/>
+          <w:sz w:val="20"/>
+          <w:szCs w:val="20"/>
+          <w:shd w:val="clear" w:fill="FFFFFF"/>
+        </w:rPr>
+        <w:t xml:space="preserve"> </w:t>
+      </w:r>
+      <w:r>
+        <w:rPr>
+          <w:rFonts w:hint="default" w:ascii="Consolas" w:hAnsi="Consolas" w:eastAsia="Consolas" w:cs="Consolas"/>
+          <w:b/>
+          <w:bCs/>
+          <w:color w:val="7F0055"/>
+          <w:sz w:val="20"/>
+          <w:szCs w:val="20"/>
+          <w:shd w:val="clear" w:fill="FFFFFF"/>
+        </w:rPr>
+        <w:t>static</w:t>
+      </w:r>
+      <w:r>
+        <w:rPr>
+          <w:rFonts w:hint="default" w:ascii="Consolas" w:hAnsi="Consolas" w:eastAsia="Consolas" w:cs="Consolas"/>
+          <w:color w:val="000000"/>
+          <w:sz w:val="20"/>
+          <w:szCs w:val="20"/>
+          <w:shd w:val="clear" w:fill="FFFFFF"/>
+        </w:rPr>
+        <w:t xml:space="preserve"> org.junit.jupiter.api.Assertions.</w:t>
+      </w:r>
+      <w:r>
+        <w:rPr>
+          <w:rFonts w:hint="default" w:ascii="Consolas" w:hAnsi="Consolas" w:eastAsia="Consolas" w:cs="Consolas"/>
+          <w:i/>
+          <w:iCs/>
+          <w:color w:val="000000"/>
+          <w:sz w:val="20"/>
+          <w:szCs w:val="20"/>
+          <w:shd w:val="clear" w:fill="FFFFFF"/>
+        </w:rPr>
+        <w:t>assertEquals</w:t>
+      </w:r>
+      <w:r>
+        <w:rPr>
+          <w:rFonts w:hint="default" w:ascii="Consolas" w:hAnsi="Consolas" w:eastAsia="Consolas" w:cs="Consolas"/>
+          <w:color w:val="000000"/>
+          <w:sz w:val="20"/>
+          <w:szCs w:val="20"/>
+          <w:shd w:val="clear" w:fill="FFFFFF"/>
+        </w:rPr>
+        <w:t>;</w:t>
+      </w:r>
+    </w:p>
+    <w:p>
+      <w:pPr>
+        <w:pStyle w:val="5"/>
+        <w:keepNext w:val="0"/>
+        <w:keepLines w:val="0"/>
+        <w:widowControl/>
+        <w:suppressLineNumbers w:val="0"/>
+        <w:spacing w:before="0" w:beforeAutospacing="0" w:after="0" w:afterAutospacing="0"/>
+        <w:ind w:left="0" w:right="0"/>
+      </w:pPr>
+      <w:r>
+        <w:rPr>
+          <w:rFonts w:hint="default" w:ascii="Consolas" w:hAnsi="Consolas" w:eastAsia="Consolas" w:cs="Consolas"/>
+          <w:b/>
+          <w:bCs/>
+          <w:color w:val="7F0055"/>
+          <w:sz w:val="20"/>
+          <w:szCs w:val="20"/>
+          <w:shd w:val="clear" w:fill="FFFFFF"/>
+        </w:rPr>
+        <w:t>import</w:t>
+      </w:r>
+      <w:r>
+        <w:rPr>
+          <w:rFonts w:hint="default" w:ascii="Consolas" w:hAnsi="Consolas" w:eastAsia="Consolas" w:cs="Consolas"/>
+          <w:color w:val="000000"/>
+          <w:sz w:val="20"/>
+          <w:szCs w:val="20"/>
+          <w:shd w:val="clear" w:fill="FFFFFF"/>
+        </w:rPr>
+        <w:t xml:space="preserve"> </w:t>
+      </w:r>
+      <w:r>
+        <w:rPr>
+          <w:rFonts w:hint="default" w:ascii="Consolas" w:hAnsi="Consolas" w:eastAsia="Consolas" w:cs="Consolas"/>
+          <w:b/>
+          <w:bCs/>
+          <w:color w:val="7F0055"/>
+          <w:sz w:val="20"/>
+          <w:szCs w:val="20"/>
+          <w:shd w:val="clear" w:fill="FFFFFF"/>
+        </w:rPr>
+        <w:t>static</w:t>
+      </w:r>
+      <w:r>
+        <w:rPr>
+          <w:rFonts w:hint="default" w:ascii="Consolas" w:hAnsi="Consolas" w:eastAsia="Consolas" w:cs="Consolas"/>
+          <w:color w:val="000000"/>
+          <w:sz w:val="20"/>
+          <w:szCs w:val="20"/>
+          <w:shd w:val="clear" w:fill="FFFFFF"/>
+        </w:rPr>
+        <w:t xml:space="preserve"> org.junit.jupiter.api.Assertions.</w:t>
+      </w:r>
+      <w:r>
+        <w:rPr>
+          <w:rFonts w:hint="default" w:ascii="Consolas" w:hAnsi="Consolas" w:eastAsia="Consolas" w:cs="Consolas"/>
+          <w:i/>
+          <w:iCs/>
+          <w:color w:val="000000"/>
+          <w:sz w:val="20"/>
+          <w:szCs w:val="20"/>
+          <w:shd w:val="clear" w:fill="FFFFFF"/>
+        </w:rPr>
+        <w:t>assertNotNull</w:t>
+      </w:r>
+      <w:r>
+        <w:rPr>
+          <w:rFonts w:hint="default" w:ascii="Consolas" w:hAnsi="Consolas" w:eastAsia="Consolas" w:cs="Consolas"/>
+          <w:color w:val="000000"/>
+          <w:sz w:val="20"/>
+          <w:szCs w:val="20"/>
+          <w:shd w:val="clear" w:fill="FFFFFF"/>
+        </w:rPr>
+        <w:t>;</w:t>
+      </w:r>
+    </w:p>
+    <w:p>
+      <w:pPr>
+        <w:pStyle w:val="5"/>
+        <w:keepNext w:val="0"/>
+        <w:keepLines w:val="0"/>
+        <w:widowControl/>
+        <w:suppressLineNumbers w:val="0"/>
+        <w:spacing w:before="0" w:beforeAutospacing="0" w:after="0" w:afterAutospacing="0"/>
+        <w:ind w:left="0" w:right="0"/>
+      </w:pPr>
+    </w:p>
+    <w:p>
+      <w:pPr>
+        <w:pStyle w:val="5"/>
+        <w:keepNext w:val="0"/>
+        <w:keepLines w:val="0"/>
+        <w:widowControl/>
+        <w:suppressLineNumbers w:val="0"/>
+        <w:spacing w:before="0" w:beforeAutospacing="0" w:after="0" w:afterAutospacing="0"/>
+        <w:ind w:left="0" w:right="0"/>
+      </w:pPr>
+      <w:r>
+        <w:rPr>
+          <w:rFonts w:hint="default" w:ascii="Consolas" w:hAnsi="Consolas" w:eastAsia="Consolas" w:cs="Consolas"/>
+          <w:b/>
+          <w:bCs/>
+          <w:color w:val="7F0055"/>
+          <w:sz w:val="20"/>
+          <w:szCs w:val="20"/>
+          <w:shd w:val="clear" w:fill="FFFFFF"/>
+        </w:rPr>
+        <w:t>import</w:t>
+      </w:r>
+      <w:r>
+        <w:rPr>
+          <w:rFonts w:hint="default" w:ascii="Consolas" w:hAnsi="Consolas" w:eastAsia="Consolas" w:cs="Consolas"/>
+          <w:color w:val="000000"/>
+          <w:sz w:val="20"/>
+          <w:szCs w:val="20"/>
+          <w:shd w:val="clear" w:fill="FFFFFF"/>
+        </w:rPr>
+        <w:t xml:space="preserve"> org.junit.jupiter.api.AfterEach;</w:t>
+      </w:r>
+    </w:p>
+    <w:p>
+      <w:pPr>
+        <w:pStyle w:val="5"/>
+        <w:keepNext w:val="0"/>
+        <w:keepLines w:val="0"/>
+        <w:widowControl/>
+        <w:suppressLineNumbers w:val="0"/>
+        <w:spacing w:before="0" w:beforeAutospacing="0" w:after="0" w:afterAutospacing="0"/>
+        <w:ind w:left="0" w:right="0"/>
+      </w:pPr>
+      <w:r>
+        <w:rPr>
+          <w:rFonts w:hint="default" w:ascii="Consolas" w:hAnsi="Consolas" w:eastAsia="Consolas" w:cs="Consolas"/>
+          <w:b/>
+          <w:bCs/>
+          <w:color w:val="7F0055"/>
+          <w:sz w:val="20"/>
+          <w:szCs w:val="20"/>
+          <w:shd w:val="clear" w:fill="FFFFFF"/>
+        </w:rPr>
+        <w:t>import</w:t>
+      </w:r>
+      <w:r>
+        <w:rPr>
+          <w:rFonts w:hint="default" w:ascii="Consolas" w:hAnsi="Consolas" w:eastAsia="Consolas" w:cs="Consolas"/>
+          <w:color w:val="000000"/>
+          <w:sz w:val="20"/>
+          <w:szCs w:val="20"/>
+          <w:shd w:val="clear" w:fill="FFFFFF"/>
+        </w:rPr>
+        <w:t xml:space="preserve"> org.junit.jupiter.api.BeforeEach;</w:t>
+      </w:r>
+    </w:p>
+    <w:p>
+      <w:pPr>
+        <w:pStyle w:val="5"/>
+        <w:keepNext w:val="0"/>
+        <w:keepLines w:val="0"/>
+        <w:widowControl/>
+        <w:suppressLineNumbers w:val="0"/>
+        <w:spacing w:before="0" w:beforeAutospacing="0" w:after="0" w:afterAutospacing="0"/>
+        <w:ind w:left="0" w:right="0"/>
+      </w:pPr>
+      <w:r>
+        <w:rPr>
+          <w:rFonts w:hint="default" w:ascii="Consolas" w:hAnsi="Consolas" w:eastAsia="Consolas" w:cs="Consolas"/>
+          <w:b/>
+          <w:bCs/>
+          <w:color w:val="7F0055"/>
+          <w:sz w:val="20"/>
+          <w:szCs w:val="20"/>
+          <w:shd w:val="clear" w:fill="FFFFFF"/>
+        </w:rPr>
+        <w:t>import</w:t>
+      </w:r>
+      <w:r>
+        <w:rPr>
+          <w:rFonts w:hint="default" w:ascii="Consolas" w:hAnsi="Consolas" w:eastAsia="Consolas" w:cs="Consolas"/>
+          <w:color w:val="000000"/>
+          <w:sz w:val="20"/>
+          <w:szCs w:val="20"/>
+          <w:shd w:val="clear" w:fill="FFFFFF"/>
+        </w:rPr>
+        <w:t xml:space="preserve"> </w:t>
+      </w:r>
+      <w:r>
+        <w:rPr>
+          <w:rFonts w:hint="default" w:ascii="Consolas" w:hAnsi="Consolas" w:eastAsia="Consolas" w:cs="Consolas"/>
+          <w:color w:val="000000"/>
+          <w:sz w:val="20"/>
+          <w:szCs w:val="20"/>
+          <w:shd w:val="clear" w:fill="D4D4D4"/>
+        </w:rPr>
+        <w:t>org.junit.jupiter.api.Disabled</w:t>
+      </w:r>
+      <w:r>
+        <w:rPr>
+          <w:rFonts w:hint="default" w:ascii="Consolas" w:hAnsi="Consolas" w:eastAsia="Consolas" w:cs="Consolas"/>
+          <w:color w:val="000000"/>
+          <w:sz w:val="20"/>
+          <w:szCs w:val="20"/>
+          <w:shd w:val="clear" w:fill="FFFFFF"/>
+        </w:rPr>
+        <w:t>;</w:t>
+      </w:r>
+    </w:p>
+    <w:p>
+      <w:pPr>
+        <w:pStyle w:val="5"/>
+        <w:keepNext w:val="0"/>
+        <w:keepLines w:val="0"/>
+        <w:widowControl/>
+        <w:suppressLineNumbers w:val="0"/>
+        <w:spacing w:before="0" w:beforeAutospacing="0" w:after="0" w:afterAutospacing="0"/>
+        <w:ind w:left="0" w:right="0"/>
+      </w:pPr>
+      <w:r>
+        <w:rPr>
+          <w:rFonts w:hint="default" w:ascii="Consolas" w:hAnsi="Consolas" w:eastAsia="Consolas" w:cs="Consolas"/>
+          <w:b/>
+          <w:bCs/>
+          <w:color w:val="7F0055"/>
+          <w:sz w:val="20"/>
+          <w:szCs w:val="20"/>
+          <w:shd w:val="clear" w:fill="FFFFFF"/>
+        </w:rPr>
+        <w:t>import</w:t>
+      </w:r>
+      <w:r>
+        <w:rPr>
+          <w:rFonts w:hint="default" w:ascii="Consolas" w:hAnsi="Consolas" w:eastAsia="Consolas" w:cs="Consolas"/>
+          <w:color w:val="000000"/>
+          <w:sz w:val="20"/>
+          <w:szCs w:val="20"/>
+          <w:shd w:val="clear" w:fill="FFFFFF"/>
+        </w:rPr>
+        <w:t xml:space="preserve"> org.junit.jupiter.api.Test;</w:t>
+      </w:r>
+    </w:p>
+    <w:p>
+      <w:pPr>
+        <w:pStyle w:val="5"/>
+        <w:keepNext w:val="0"/>
+        <w:keepLines w:val="0"/>
+        <w:widowControl/>
+        <w:suppressLineNumbers w:val="0"/>
+        <w:spacing w:before="0" w:beforeAutospacing="0" w:after="0" w:afterAutospacing="0"/>
+        <w:ind w:left="0" w:right="0"/>
+      </w:pPr>
+      <w:r>
+        <w:rPr>
+          <w:rFonts w:hint="default" w:ascii="Consolas" w:hAnsi="Consolas" w:eastAsia="Consolas" w:cs="Consolas"/>
+          <w:b/>
+          <w:bCs/>
+          <w:color w:val="7F0055"/>
+          <w:sz w:val="20"/>
+          <w:szCs w:val="20"/>
+          <w:shd w:val="clear" w:fill="FFFFFF"/>
+        </w:rPr>
+        <w:t>import</w:t>
+      </w:r>
+      <w:r>
+        <w:rPr>
+          <w:rFonts w:hint="default" w:ascii="Consolas" w:hAnsi="Consolas" w:eastAsia="Consolas" w:cs="Consolas"/>
+          <w:color w:val="000000"/>
+          <w:sz w:val="20"/>
+          <w:szCs w:val="20"/>
+          <w:shd w:val="clear" w:fill="FFFFFF"/>
+        </w:rPr>
+        <w:t xml:space="preserve"> org.junit.jupiter.params.ParameterizedTest;</w:t>
+      </w:r>
+    </w:p>
+    <w:p>
+      <w:pPr>
+        <w:pStyle w:val="5"/>
+        <w:keepNext w:val="0"/>
+        <w:keepLines w:val="0"/>
+        <w:widowControl/>
+        <w:suppressLineNumbers w:val="0"/>
+        <w:spacing w:before="0" w:beforeAutospacing="0" w:after="0" w:afterAutospacing="0"/>
+        <w:ind w:left="0" w:right="0"/>
+      </w:pPr>
+      <w:r>
+        <w:rPr>
+          <w:rFonts w:hint="default" w:ascii="Consolas" w:hAnsi="Consolas" w:eastAsia="Consolas" w:cs="Consolas"/>
+          <w:b/>
+          <w:bCs/>
+          <w:color w:val="7F0055"/>
+          <w:sz w:val="20"/>
+          <w:szCs w:val="20"/>
+          <w:shd w:val="clear" w:fill="FFFFFF"/>
+        </w:rPr>
+        <w:t>import</w:t>
+      </w:r>
+      <w:r>
+        <w:rPr>
+          <w:rFonts w:hint="default" w:ascii="Consolas" w:hAnsi="Consolas" w:eastAsia="Consolas" w:cs="Consolas"/>
+          <w:color w:val="000000"/>
+          <w:sz w:val="20"/>
+          <w:szCs w:val="20"/>
+          <w:shd w:val="clear" w:fill="FFFFFF"/>
+        </w:rPr>
+        <w:t xml:space="preserve"> org.junit.jupiter.params.provider.ArgumentsSource;</w:t>
+      </w:r>
+    </w:p>
+    <w:p>
+      <w:pPr>
+        <w:pStyle w:val="5"/>
+        <w:keepNext w:val="0"/>
+        <w:keepLines w:val="0"/>
+        <w:widowControl/>
+        <w:suppressLineNumbers w:val="0"/>
+        <w:spacing w:before="0" w:beforeAutospacing="0" w:after="0" w:afterAutospacing="0"/>
+        <w:ind w:left="0" w:right="0"/>
+      </w:pPr>
+      <w:r>
+        <w:rPr>
+          <w:rFonts w:hint="default" w:ascii="Consolas" w:hAnsi="Consolas" w:eastAsia="Consolas" w:cs="Consolas"/>
+          <w:b/>
+          <w:bCs/>
+          <w:color w:val="7F0055"/>
+          <w:sz w:val="20"/>
+          <w:szCs w:val="20"/>
+          <w:shd w:val="clear" w:fill="FFFFFF"/>
+        </w:rPr>
+        <w:t>import</w:t>
+      </w:r>
+      <w:r>
+        <w:rPr>
+          <w:rFonts w:hint="default" w:ascii="Consolas" w:hAnsi="Consolas" w:eastAsia="Consolas" w:cs="Consolas"/>
+          <w:color w:val="000000"/>
+          <w:sz w:val="20"/>
+          <w:szCs w:val="20"/>
+          <w:shd w:val="clear" w:fill="FFFFFF"/>
+        </w:rPr>
+        <w:t xml:space="preserve"> org.junit.jupiter.params.provider.CsvSource;</w:t>
+      </w:r>
+    </w:p>
+    <w:p>
+      <w:pPr>
+        <w:pStyle w:val="5"/>
+        <w:keepNext w:val="0"/>
+        <w:keepLines w:val="0"/>
+        <w:widowControl/>
+        <w:suppressLineNumbers w:val="0"/>
+        <w:spacing w:before="0" w:beforeAutospacing="0" w:after="0" w:afterAutospacing="0"/>
+        <w:ind w:left="0" w:right="0"/>
+      </w:pPr>
+      <w:r>
+        <w:rPr>
+          <w:rFonts w:hint="default" w:ascii="Consolas" w:hAnsi="Consolas" w:eastAsia="Consolas" w:cs="Consolas"/>
+          <w:b/>
+          <w:bCs/>
+          <w:color w:val="7F0055"/>
+          <w:sz w:val="20"/>
+          <w:szCs w:val="20"/>
+          <w:shd w:val="clear" w:fill="FFFFFF"/>
+        </w:rPr>
+        <w:t>import</w:t>
+      </w:r>
+      <w:r>
+        <w:rPr>
+          <w:rFonts w:hint="default" w:ascii="Consolas" w:hAnsi="Consolas" w:eastAsia="Consolas" w:cs="Consolas"/>
+          <w:color w:val="000000"/>
+          <w:sz w:val="20"/>
+          <w:szCs w:val="20"/>
+          <w:shd w:val="clear" w:fill="FFFFFF"/>
+        </w:rPr>
+        <w:t xml:space="preserve"> org.springframework.beans.factory.annotation.Autowired;</w:t>
+      </w:r>
+    </w:p>
+    <w:p>
+      <w:pPr>
+        <w:pStyle w:val="5"/>
+        <w:keepNext w:val="0"/>
+        <w:keepLines w:val="0"/>
+        <w:widowControl/>
+        <w:suppressLineNumbers w:val="0"/>
+        <w:spacing w:before="0" w:beforeAutospacing="0" w:after="0" w:afterAutospacing="0"/>
+        <w:ind w:left="0" w:right="0"/>
+      </w:pPr>
+      <w:r>
+        <w:rPr>
+          <w:rFonts w:hint="default" w:ascii="Consolas" w:hAnsi="Consolas" w:eastAsia="Consolas" w:cs="Consolas"/>
+          <w:b/>
+          <w:bCs/>
+          <w:color w:val="7F0055"/>
+          <w:sz w:val="20"/>
+          <w:szCs w:val="20"/>
+          <w:shd w:val="clear" w:fill="FFFFFF"/>
+        </w:rPr>
+        <w:t>import</w:t>
+      </w:r>
+      <w:r>
+        <w:rPr>
+          <w:rFonts w:hint="default" w:ascii="Consolas" w:hAnsi="Consolas" w:eastAsia="Consolas" w:cs="Consolas"/>
+          <w:color w:val="000000"/>
+          <w:sz w:val="20"/>
+          <w:szCs w:val="20"/>
+          <w:shd w:val="clear" w:fill="FFFFFF"/>
+        </w:rPr>
+        <w:t xml:space="preserve"> org.springframework.boot.test.context.SpringBootTest;</w:t>
+      </w:r>
+    </w:p>
+    <w:p>
+      <w:pPr>
+        <w:pStyle w:val="5"/>
+        <w:keepNext w:val="0"/>
+        <w:keepLines w:val="0"/>
+        <w:widowControl/>
+        <w:suppressLineNumbers w:val="0"/>
+        <w:spacing w:before="0" w:beforeAutospacing="0" w:after="0" w:afterAutospacing="0"/>
+        <w:ind w:left="0" w:right="0"/>
+      </w:pPr>
+    </w:p>
+    <w:p>
+      <w:pPr>
+        <w:pStyle w:val="5"/>
+        <w:keepNext w:val="0"/>
+        <w:keepLines w:val="0"/>
+        <w:widowControl/>
+        <w:suppressLineNumbers w:val="0"/>
+        <w:spacing w:before="0" w:beforeAutospacing="0" w:after="0" w:afterAutospacing="0"/>
+        <w:ind w:left="0" w:right="0"/>
+      </w:pPr>
+      <w:r>
+        <w:rPr>
+          <w:rFonts w:hint="default" w:ascii="Consolas" w:hAnsi="Consolas" w:eastAsia="Consolas" w:cs="Consolas"/>
+          <w:b/>
+          <w:bCs/>
+          <w:color w:val="7F0055"/>
+          <w:sz w:val="20"/>
+          <w:szCs w:val="20"/>
+          <w:shd w:val="clear" w:fill="FFFFFF"/>
+        </w:rPr>
+        <w:t>import</w:t>
+      </w:r>
+      <w:r>
+        <w:rPr>
+          <w:rFonts w:hint="default" w:ascii="Consolas" w:hAnsi="Consolas" w:eastAsia="Consolas" w:cs="Consolas"/>
+          <w:color w:val="000000"/>
+          <w:sz w:val="20"/>
+          <w:szCs w:val="20"/>
+          <w:shd w:val="clear" w:fill="FFFFFF"/>
+        </w:rPr>
+        <w:t xml:space="preserve"> com.subh.journalApp.entity.User;</w:t>
+      </w:r>
+    </w:p>
+    <w:p>
+      <w:pPr>
+        <w:pStyle w:val="5"/>
+        <w:keepNext w:val="0"/>
+        <w:keepLines w:val="0"/>
+        <w:widowControl/>
+        <w:suppressLineNumbers w:val="0"/>
+        <w:spacing w:before="0" w:beforeAutospacing="0" w:after="0" w:afterAutospacing="0"/>
+        <w:ind w:left="0" w:right="0"/>
+      </w:pPr>
+      <w:r>
+        <w:rPr>
+          <w:rFonts w:hint="default" w:ascii="Consolas" w:hAnsi="Consolas" w:eastAsia="Consolas" w:cs="Consolas"/>
+          <w:b/>
+          <w:bCs/>
+          <w:color w:val="7F0055"/>
+          <w:sz w:val="20"/>
+          <w:szCs w:val="20"/>
+          <w:shd w:val="clear" w:fill="FFFFFF"/>
+        </w:rPr>
+        <w:t>import</w:t>
+      </w:r>
+      <w:r>
+        <w:rPr>
+          <w:rFonts w:hint="default" w:ascii="Consolas" w:hAnsi="Consolas" w:eastAsia="Consolas" w:cs="Consolas"/>
+          <w:color w:val="000000"/>
+          <w:sz w:val="20"/>
+          <w:szCs w:val="20"/>
+          <w:shd w:val="clear" w:fill="FFFFFF"/>
+        </w:rPr>
+        <w:t xml:space="preserve"> com.subh.journalApp.repository.UserRepository;</w:t>
+      </w:r>
+    </w:p>
+    <w:p>
+      <w:pPr>
+        <w:pStyle w:val="5"/>
+        <w:keepNext w:val="0"/>
+        <w:keepLines w:val="0"/>
+        <w:widowControl/>
+        <w:suppressLineNumbers w:val="0"/>
+        <w:spacing w:before="0" w:beforeAutospacing="0" w:after="0" w:afterAutospacing="0"/>
+        <w:ind w:left="0" w:right="0"/>
+      </w:pPr>
+    </w:p>
+    <w:p>
+      <w:pPr>
+        <w:pStyle w:val="5"/>
+        <w:keepNext w:val="0"/>
+        <w:keepLines w:val="0"/>
+        <w:widowControl/>
+        <w:suppressLineNumbers w:val="0"/>
+        <w:spacing w:before="0" w:beforeAutospacing="0" w:after="0" w:afterAutospacing="0"/>
+        <w:ind w:left="0" w:right="0"/>
+      </w:pPr>
+      <w:r>
+        <w:rPr>
+          <w:rFonts w:hint="default" w:ascii="Consolas" w:hAnsi="Consolas" w:eastAsia="Consolas" w:cs="Consolas"/>
+          <w:color w:val="646464"/>
+          <w:sz w:val="20"/>
+          <w:szCs w:val="20"/>
+          <w:shd w:val="clear" w:fill="FFFFFF"/>
+        </w:rPr>
+        <w:t>@SpringBootTest</w:t>
+      </w:r>
+    </w:p>
+    <w:p>
+      <w:pPr>
+        <w:pStyle w:val="5"/>
+        <w:keepNext w:val="0"/>
+        <w:keepLines w:val="0"/>
+        <w:widowControl/>
+        <w:suppressLineNumbers w:val="0"/>
+        <w:spacing w:before="0" w:beforeAutospacing="0" w:after="0" w:afterAutospacing="0"/>
+        <w:ind w:left="0" w:right="0"/>
+      </w:pPr>
+      <w:r>
+        <w:rPr>
+          <w:rFonts w:hint="default" w:ascii="Consolas" w:hAnsi="Consolas" w:eastAsia="Consolas" w:cs="Consolas"/>
+          <w:b/>
+          <w:bCs/>
+          <w:color w:val="7F0055"/>
+          <w:sz w:val="20"/>
+          <w:szCs w:val="20"/>
+          <w:shd w:val="clear" w:fill="FFFFFF"/>
+        </w:rPr>
+        <w:t>public</w:t>
+      </w:r>
+      <w:r>
+        <w:rPr>
+          <w:rFonts w:hint="default" w:ascii="Consolas" w:hAnsi="Consolas" w:eastAsia="Consolas" w:cs="Consolas"/>
+          <w:color w:val="000000"/>
+          <w:sz w:val="20"/>
+          <w:szCs w:val="20"/>
+          <w:shd w:val="clear" w:fill="FFFFFF"/>
+        </w:rPr>
+        <w:t xml:space="preserve"> </w:t>
+      </w:r>
+      <w:r>
+        <w:rPr>
+          <w:rFonts w:hint="default" w:ascii="Consolas" w:hAnsi="Consolas" w:eastAsia="Consolas" w:cs="Consolas"/>
+          <w:b/>
+          <w:bCs/>
+          <w:color w:val="7F0055"/>
+          <w:sz w:val="20"/>
+          <w:szCs w:val="20"/>
+          <w:shd w:val="clear" w:fill="FFFFFF"/>
+        </w:rPr>
+        <w:t>class</w:t>
+      </w:r>
+      <w:r>
+        <w:rPr>
+          <w:rFonts w:hint="default" w:ascii="Consolas" w:hAnsi="Consolas" w:eastAsia="Consolas" w:cs="Consolas"/>
+          <w:color w:val="000000"/>
+          <w:sz w:val="20"/>
+          <w:szCs w:val="20"/>
+          <w:shd w:val="clear" w:fill="FFFFFF"/>
+        </w:rPr>
+        <w:t xml:space="preserve"> UserServiceTest {</w:t>
+      </w:r>
+    </w:p>
+    <w:p>
+      <w:pPr>
+        <w:pStyle w:val="5"/>
+        <w:keepNext w:val="0"/>
+        <w:keepLines w:val="0"/>
+        <w:widowControl/>
+        <w:suppressLineNumbers w:val="0"/>
+        <w:spacing w:before="0" w:beforeAutospacing="0" w:after="0" w:afterAutospacing="0"/>
+        <w:ind w:left="0" w:right="0"/>
+      </w:pPr>
+      <w:r>
+        <w:rPr>
+          <w:rFonts w:hint="default" w:ascii="Consolas" w:hAnsi="Consolas" w:eastAsia="Consolas" w:cs="Consolas"/>
+          <w:color w:val="646464"/>
+          <w:sz w:val="20"/>
+          <w:szCs w:val="20"/>
+          <w:shd w:val="clear" w:fill="FFFFFF"/>
+        </w:rPr>
+        <w:t>@Autowired</w:t>
+      </w:r>
+    </w:p>
+    <w:p>
+      <w:pPr>
+        <w:pStyle w:val="5"/>
+        <w:keepNext w:val="0"/>
+        <w:keepLines w:val="0"/>
+        <w:widowControl/>
+        <w:suppressLineNumbers w:val="0"/>
+        <w:spacing w:before="0" w:beforeAutospacing="0" w:after="0" w:afterAutospacing="0"/>
+        <w:ind w:left="0" w:right="0"/>
+      </w:pPr>
+      <w:r>
+        <w:rPr>
+          <w:rFonts w:hint="default" w:ascii="Consolas" w:hAnsi="Consolas" w:eastAsia="Consolas" w:cs="Consolas"/>
+          <w:b/>
+          <w:bCs/>
+          <w:color w:val="7F0055"/>
+          <w:sz w:val="20"/>
+          <w:szCs w:val="20"/>
+          <w:shd w:val="clear" w:fill="FFFFFF"/>
+        </w:rPr>
+        <w:t>private</w:t>
+      </w:r>
+      <w:r>
+        <w:rPr>
+          <w:rFonts w:hint="default" w:ascii="Consolas" w:hAnsi="Consolas" w:eastAsia="Consolas" w:cs="Consolas"/>
+          <w:color w:val="000000"/>
+          <w:sz w:val="20"/>
+          <w:szCs w:val="20"/>
+          <w:shd w:val="clear" w:fill="FFFFFF"/>
+        </w:rPr>
+        <w:t xml:space="preserve"> UserRepository </w:t>
+      </w:r>
+      <w:r>
+        <w:rPr>
+          <w:rFonts w:hint="default" w:ascii="Consolas" w:hAnsi="Consolas" w:eastAsia="Consolas" w:cs="Consolas"/>
+          <w:color w:val="0000C0"/>
+          <w:sz w:val="20"/>
+          <w:szCs w:val="20"/>
+          <w:shd w:val="clear" w:fill="FFFFFF"/>
+        </w:rPr>
+        <w:t>userRepository</w:t>
+      </w:r>
+      <w:r>
+        <w:rPr>
+          <w:rFonts w:hint="default" w:ascii="Consolas" w:hAnsi="Consolas" w:eastAsia="Consolas" w:cs="Consolas"/>
+          <w:color w:val="000000"/>
+          <w:sz w:val="20"/>
+          <w:szCs w:val="20"/>
+          <w:shd w:val="clear" w:fill="FFFFFF"/>
+        </w:rPr>
+        <w:t>;</w:t>
+      </w:r>
+    </w:p>
+    <w:p>
+      <w:pPr>
+        <w:pStyle w:val="5"/>
+        <w:keepNext w:val="0"/>
+        <w:keepLines w:val="0"/>
+        <w:widowControl/>
+        <w:suppressLineNumbers w:val="0"/>
+        <w:spacing w:before="0" w:beforeAutospacing="0" w:after="0" w:afterAutospacing="0"/>
+        <w:ind w:left="0" w:right="0"/>
+      </w:pPr>
+      <w:r>
+        <w:rPr>
+          <w:rFonts w:hint="default" w:ascii="Consolas" w:hAnsi="Consolas" w:eastAsia="Consolas" w:cs="Consolas"/>
+          <w:b/>
+          <w:bCs/>
+          <w:color w:val="7F0055"/>
+          <w:sz w:val="20"/>
+          <w:szCs w:val="20"/>
+          <w:shd w:val="clear" w:fill="FFFFFF"/>
+        </w:rPr>
+        <w:t>private</w:t>
+      </w:r>
+      <w:r>
+        <w:rPr>
+          <w:rFonts w:hint="default" w:ascii="Consolas" w:hAnsi="Consolas" w:eastAsia="Consolas" w:cs="Consolas"/>
+          <w:color w:val="000000"/>
+          <w:sz w:val="20"/>
+          <w:szCs w:val="20"/>
+          <w:shd w:val="clear" w:fill="FFFFFF"/>
+        </w:rPr>
+        <w:t xml:space="preserve"> User </w:t>
+      </w:r>
+      <w:r>
+        <w:rPr>
+          <w:rFonts w:hint="default" w:ascii="Consolas" w:hAnsi="Consolas" w:eastAsia="Consolas" w:cs="Consolas"/>
+          <w:color w:val="0000C0"/>
+          <w:sz w:val="20"/>
+          <w:szCs w:val="20"/>
+          <w:shd w:val="clear" w:fill="FFFFFF"/>
+        </w:rPr>
+        <w:t>user</w:t>
+      </w:r>
+      <w:r>
+        <w:rPr>
+          <w:rFonts w:hint="default" w:ascii="Consolas" w:hAnsi="Consolas" w:eastAsia="Consolas" w:cs="Consolas"/>
+          <w:color w:val="000000"/>
+          <w:sz w:val="20"/>
+          <w:szCs w:val="20"/>
+          <w:shd w:val="clear" w:fill="FFFFFF"/>
+        </w:rPr>
+        <w:t>;</w:t>
+      </w:r>
+    </w:p>
+    <w:p>
+      <w:pPr>
+        <w:pStyle w:val="5"/>
+        <w:keepNext w:val="0"/>
+        <w:keepLines w:val="0"/>
+        <w:widowControl/>
+        <w:suppressLineNumbers w:val="0"/>
+        <w:spacing w:before="0" w:beforeAutospacing="0" w:after="0" w:afterAutospacing="0"/>
+        <w:ind w:left="0" w:right="0"/>
+      </w:pPr>
+      <w:r>
+        <w:rPr>
+          <w:rFonts w:hint="default" w:ascii="Consolas" w:hAnsi="Consolas" w:eastAsia="Consolas" w:cs="Consolas"/>
+          <w:color w:val="646464"/>
+          <w:sz w:val="20"/>
+          <w:szCs w:val="20"/>
+          <w:shd w:val="clear" w:fill="FFFFFF"/>
+        </w:rPr>
+        <w:t>@</w:t>
+      </w:r>
+      <w:r>
+        <w:rPr>
+          <w:rFonts w:hint="default" w:ascii="Consolas" w:hAnsi="Consolas" w:eastAsia="Consolas" w:cs="Consolas"/>
+          <w:color w:val="646464"/>
+          <w:sz w:val="20"/>
+          <w:szCs w:val="20"/>
+          <w:shd w:val="clear" w:fill="D4D4D4"/>
+        </w:rPr>
+        <w:t>Disabled</w:t>
+      </w:r>
+    </w:p>
+    <w:p>
+      <w:pPr>
+        <w:pStyle w:val="5"/>
+        <w:keepNext w:val="0"/>
+        <w:keepLines w:val="0"/>
+        <w:widowControl/>
+        <w:suppressLineNumbers w:val="0"/>
+        <w:spacing w:before="0" w:beforeAutospacing="0" w:after="0" w:afterAutospacing="0"/>
+        <w:ind w:left="0" w:right="0"/>
+      </w:pPr>
+      <w:r>
+        <w:rPr>
+          <w:rFonts w:hint="default" w:ascii="Consolas" w:hAnsi="Consolas" w:eastAsia="Consolas" w:cs="Consolas"/>
+          <w:color w:val="646464"/>
+          <w:sz w:val="20"/>
+          <w:szCs w:val="20"/>
+          <w:shd w:val="clear" w:fill="FFFFFF"/>
+        </w:rPr>
+        <w:t>@BeforeEach</w:t>
+      </w:r>
+    </w:p>
+    <w:p>
+      <w:pPr>
+        <w:pStyle w:val="5"/>
+        <w:keepNext w:val="0"/>
+        <w:keepLines w:val="0"/>
+        <w:widowControl/>
+        <w:suppressLineNumbers w:val="0"/>
+        <w:spacing w:before="0" w:beforeAutospacing="0" w:after="0" w:afterAutospacing="0"/>
+        <w:ind w:left="0" w:right="0"/>
+      </w:pPr>
+      <w:r>
+        <w:rPr>
+          <w:rFonts w:hint="default" w:ascii="Consolas" w:hAnsi="Consolas" w:eastAsia="Consolas" w:cs="Consolas"/>
+          <w:b/>
+          <w:bCs/>
+          <w:color w:val="7F0055"/>
+          <w:sz w:val="20"/>
+          <w:szCs w:val="20"/>
+          <w:shd w:val="clear" w:fill="FFFFFF"/>
+        </w:rPr>
+        <w:t>public</w:t>
+      </w:r>
+      <w:r>
+        <w:rPr>
+          <w:rFonts w:hint="default" w:ascii="Consolas" w:hAnsi="Consolas" w:eastAsia="Consolas" w:cs="Consolas"/>
+          <w:color w:val="000000"/>
+          <w:sz w:val="20"/>
+          <w:szCs w:val="20"/>
+          <w:shd w:val="clear" w:fill="FFFFFF"/>
+        </w:rPr>
+        <w:t xml:space="preserve"> </w:t>
+      </w:r>
+      <w:r>
+        <w:rPr>
+          <w:rFonts w:hint="default" w:ascii="Consolas" w:hAnsi="Consolas" w:eastAsia="Consolas" w:cs="Consolas"/>
+          <w:b/>
+          <w:bCs/>
+          <w:color w:val="7F0055"/>
+          <w:sz w:val="20"/>
+          <w:szCs w:val="20"/>
+          <w:shd w:val="clear" w:fill="FFFFFF"/>
+        </w:rPr>
+        <w:t>void</w:t>
+      </w:r>
+      <w:r>
+        <w:rPr>
+          <w:rFonts w:hint="default" w:ascii="Consolas" w:hAnsi="Consolas" w:eastAsia="Consolas" w:cs="Consolas"/>
+          <w:color w:val="000000"/>
+          <w:sz w:val="20"/>
+          <w:szCs w:val="20"/>
+          <w:shd w:val="clear" w:fill="FFFFFF"/>
+        </w:rPr>
+        <w:t xml:space="preserve"> initialiseUser() {</w:t>
+      </w:r>
+    </w:p>
+    <w:p>
+      <w:pPr>
+        <w:pStyle w:val="5"/>
+        <w:keepNext w:val="0"/>
+        <w:keepLines w:val="0"/>
+        <w:widowControl/>
+        <w:suppressLineNumbers w:val="0"/>
+        <w:spacing w:before="0" w:beforeAutospacing="0" w:after="0" w:afterAutospacing="0"/>
+        <w:ind w:left="0" w:right="0" w:firstLine="300" w:firstLineChars="150"/>
+      </w:pPr>
+      <w:r>
+        <w:rPr>
+          <w:rFonts w:hint="default" w:ascii="Consolas" w:hAnsi="Consolas" w:eastAsia="Consolas" w:cs="Consolas"/>
+          <w:color w:val="0000C0"/>
+          <w:sz w:val="20"/>
+          <w:szCs w:val="20"/>
+          <w:shd w:val="clear" w:fill="FFFFFF"/>
+        </w:rPr>
+        <w:t>user</w:t>
+      </w:r>
+      <w:r>
+        <w:rPr>
+          <w:rFonts w:hint="default" w:ascii="Consolas" w:hAnsi="Consolas" w:eastAsia="Consolas" w:cs="Consolas"/>
+          <w:color w:val="000000"/>
+          <w:sz w:val="20"/>
+          <w:szCs w:val="20"/>
+          <w:shd w:val="clear" w:fill="FFFFFF"/>
+        </w:rPr>
+        <w:t>=</w:t>
+      </w:r>
+      <w:r>
+        <w:rPr>
+          <w:rFonts w:hint="default" w:ascii="Consolas" w:hAnsi="Consolas" w:eastAsia="Consolas" w:cs="Consolas"/>
+          <w:color w:val="0000C0"/>
+          <w:sz w:val="20"/>
+          <w:szCs w:val="20"/>
+          <w:shd w:val="clear" w:fill="FFFFFF"/>
+        </w:rPr>
+        <w:t>userRepository</w:t>
+      </w:r>
+      <w:r>
+        <w:rPr>
+          <w:rFonts w:hint="default" w:ascii="Consolas" w:hAnsi="Consolas" w:eastAsia="Consolas" w:cs="Consolas"/>
+          <w:color w:val="000000"/>
+          <w:sz w:val="20"/>
+          <w:szCs w:val="20"/>
+          <w:shd w:val="clear" w:fill="FFFFFF"/>
+        </w:rPr>
+        <w:t>.findByUsername(</w:t>
+      </w:r>
+      <w:r>
+        <w:rPr>
+          <w:rFonts w:hint="default" w:ascii="Consolas" w:hAnsi="Consolas" w:eastAsia="Consolas" w:cs="Consolas"/>
+          <w:color w:val="2A00FF"/>
+          <w:sz w:val="20"/>
+          <w:szCs w:val="20"/>
+          <w:shd w:val="clear" w:fill="FFFFFF"/>
+        </w:rPr>
+        <w:t>"Bikash"</w:t>
+      </w:r>
+      <w:r>
+        <w:rPr>
+          <w:rFonts w:hint="default" w:ascii="Consolas" w:hAnsi="Consolas" w:eastAsia="Consolas" w:cs="Consolas"/>
+          <w:color w:val="000000"/>
+          <w:sz w:val="20"/>
+          <w:szCs w:val="20"/>
+          <w:shd w:val="clear" w:fill="FFFFFF"/>
+        </w:rPr>
+        <w:t>);</w:t>
+      </w:r>
+    </w:p>
+    <w:p>
+      <w:pPr>
+        <w:pStyle w:val="5"/>
+        <w:keepNext w:val="0"/>
+        <w:keepLines w:val="0"/>
+        <w:widowControl/>
+        <w:suppressLineNumbers w:val="0"/>
+        <w:spacing w:before="0" w:beforeAutospacing="0" w:after="0" w:afterAutospacing="0"/>
+        <w:ind w:left="0" w:right="0"/>
+        <w:rPr>
+          <w:rFonts w:hint="default" w:ascii="Consolas" w:hAnsi="Consolas" w:eastAsia="Consolas" w:cs="Consolas"/>
+          <w:color w:val="000000"/>
+          <w:sz w:val="20"/>
+          <w:szCs w:val="20"/>
+          <w:shd w:val="clear" w:fill="FFFFFF"/>
+        </w:rPr>
+      </w:pPr>
+      <w:r>
+        <w:rPr>
+          <w:rFonts w:hint="default" w:ascii="Consolas" w:hAnsi="Consolas" w:eastAsia="Consolas" w:cs="Consolas"/>
+          <w:color w:val="000000"/>
+          <w:sz w:val="20"/>
+          <w:szCs w:val="20"/>
+          <w:shd w:val="clear" w:fill="FFFFFF"/>
+        </w:rPr>
+        <w:t>}</w:t>
+      </w:r>
+    </w:p>
+    <w:p>
+      <w:pPr>
+        <w:pStyle w:val="5"/>
+        <w:keepNext w:val="0"/>
+        <w:keepLines w:val="0"/>
+        <w:widowControl/>
+        <w:suppressLineNumbers w:val="0"/>
+        <w:spacing w:before="0" w:beforeAutospacing="0" w:after="0" w:afterAutospacing="0"/>
+        <w:ind w:left="0" w:right="0"/>
+        <w:rPr>
+          <w:rFonts w:hint="default" w:ascii="Consolas" w:hAnsi="Consolas" w:eastAsia="Consolas" w:cs="Consolas"/>
+          <w:color w:val="000000"/>
+          <w:sz w:val="20"/>
+          <w:szCs w:val="20"/>
+          <w:shd w:val="clear" w:fill="FFFFFF"/>
+        </w:rPr>
+      </w:pPr>
+    </w:p>
+    <w:p>
+      <w:pPr>
+        <w:pStyle w:val="5"/>
+        <w:keepNext w:val="0"/>
+        <w:keepLines w:val="0"/>
+        <w:widowControl/>
+        <w:suppressLineNumbers w:val="0"/>
+        <w:spacing w:before="0" w:beforeAutospacing="0" w:after="0" w:afterAutospacing="0"/>
+        <w:ind w:left="0" w:right="0"/>
+      </w:pPr>
+      <w:r>
+        <w:rPr>
+          <w:rFonts w:hint="default" w:ascii="Consolas" w:hAnsi="Consolas" w:eastAsia="Consolas" w:cs="Consolas"/>
+          <w:color w:val="646464"/>
+          <w:sz w:val="20"/>
+          <w:szCs w:val="20"/>
+          <w:shd w:val="clear" w:fill="FFFFFF"/>
+        </w:rPr>
+        <w:t>@</w:t>
+      </w:r>
+      <w:r>
+        <w:rPr>
+          <w:rFonts w:hint="default" w:ascii="Consolas" w:hAnsi="Consolas" w:eastAsia="Consolas" w:cs="Consolas"/>
+          <w:color w:val="646464"/>
+          <w:sz w:val="20"/>
+          <w:szCs w:val="20"/>
+          <w:shd w:val="clear" w:fill="D4D4D4"/>
+        </w:rPr>
+        <w:t>Disabled</w:t>
+      </w:r>
+    </w:p>
+    <w:p>
+      <w:pPr>
+        <w:pStyle w:val="5"/>
+        <w:keepNext w:val="0"/>
+        <w:keepLines w:val="0"/>
+        <w:widowControl/>
+        <w:suppressLineNumbers w:val="0"/>
+        <w:spacing w:before="0" w:beforeAutospacing="0" w:after="0" w:afterAutospacing="0"/>
+        <w:ind w:left="0" w:right="0"/>
+      </w:pPr>
+      <w:r>
+        <w:rPr>
+          <w:rFonts w:hint="default" w:ascii="Consolas" w:hAnsi="Consolas" w:eastAsia="Consolas" w:cs="Consolas"/>
+          <w:color w:val="646464"/>
+          <w:sz w:val="20"/>
+          <w:szCs w:val="20"/>
+          <w:shd w:val="clear" w:fill="FFFFFF"/>
+        </w:rPr>
+        <w:t>@Test</w:t>
+      </w:r>
+    </w:p>
+    <w:p>
+      <w:pPr>
+        <w:pStyle w:val="5"/>
+        <w:keepNext w:val="0"/>
+        <w:keepLines w:val="0"/>
+        <w:widowControl/>
+        <w:suppressLineNumbers w:val="0"/>
+        <w:spacing w:before="0" w:beforeAutospacing="0" w:after="0" w:afterAutospacing="0"/>
+        <w:ind w:left="0" w:right="0"/>
+      </w:pPr>
+      <w:r>
+        <w:rPr>
+          <w:rFonts w:hint="default" w:ascii="Consolas" w:hAnsi="Consolas" w:eastAsia="Consolas" w:cs="Consolas"/>
+          <w:b/>
+          <w:bCs/>
+          <w:color w:val="7F0055"/>
+          <w:sz w:val="20"/>
+          <w:szCs w:val="20"/>
+          <w:shd w:val="clear" w:fill="FFFFFF"/>
+        </w:rPr>
+        <w:t>public</w:t>
+      </w:r>
+      <w:r>
+        <w:rPr>
+          <w:rFonts w:hint="default" w:ascii="Consolas" w:hAnsi="Consolas" w:eastAsia="Consolas" w:cs="Consolas"/>
+          <w:color w:val="000000"/>
+          <w:sz w:val="20"/>
+          <w:szCs w:val="20"/>
+          <w:shd w:val="clear" w:fill="FFFFFF"/>
+        </w:rPr>
+        <w:t xml:space="preserve"> </w:t>
+      </w:r>
+      <w:r>
+        <w:rPr>
+          <w:rFonts w:hint="default" w:ascii="Consolas" w:hAnsi="Consolas" w:eastAsia="Consolas" w:cs="Consolas"/>
+          <w:b/>
+          <w:bCs/>
+          <w:color w:val="7F0055"/>
+          <w:sz w:val="20"/>
+          <w:szCs w:val="20"/>
+          <w:shd w:val="clear" w:fill="FFFFFF"/>
+        </w:rPr>
+        <w:t>void</w:t>
+      </w:r>
+      <w:r>
+        <w:rPr>
+          <w:rFonts w:hint="default" w:ascii="Consolas" w:hAnsi="Consolas" w:eastAsia="Consolas" w:cs="Consolas"/>
+          <w:color w:val="000000"/>
+          <w:sz w:val="20"/>
+          <w:szCs w:val="20"/>
+          <w:shd w:val="clear" w:fill="FFFFFF"/>
+        </w:rPr>
+        <w:t xml:space="preserve"> testFindByUsername() {</w:t>
+      </w:r>
+    </w:p>
+    <w:p>
+      <w:pPr>
+        <w:pStyle w:val="5"/>
+        <w:keepNext w:val="0"/>
+        <w:keepLines w:val="0"/>
+        <w:widowControl/>
+        <w:suppressLineNumbers w:val="0"/>
+        <w:spacing w:before="0" w:beforeAutospacing="0" w:after="0" w:afterAutospacing="0"/>
+        <w:ind w:left="0" w:right="0" w:firstLine="200" w:firstLineChars="100"/>
+      </w:pPr>
+      <w:r>
+        <w:rPr>
+          <w:rFonts w:hint="default" w:ascii="Consolas" w:hAnsi="Consolas" w:eastAsia="Consolas" w:cs="Consolas"/>
+          <w:i/>
+          <w:iCs/>
+          <w:color w:val="000000"/>
+          <w:sz w:val="20"/>
+          <w:szCs w:val="20"/>
+          <w:shd w:val="clear" w:fill="FFFFFF"/>
+        </w:rPr>
+        <w:t>assertAll</w:t>
+      </w:r>
+      <w:r>
+        <w:rPr>
+          <w:rFonts w:hint="default" w:ascii="Consolas" w:hAnsi="Consolas" w:eastAsia="Consolas" w:cs="Consolas"/>
+          <w:color w:val="000000"/>
+          <w:sz w:val="20"/>
+          <w:szCs w:val="20"/>
+          <w:shd w:val="clear" w:fill="FFFFFF"/>
+        </w:rPr>
+        <w:t>(</w:t>
+      </w:r>
+    </w:p>
+    <w:p>
+      <w:pPr>
+        <w:pStyle w:val="5"/>
+        <w:keepNext w:val="0"/>
+        <w:keepLines w:val="0"/>
+        <w:widowControl/>
+        <w:suppressLineNumbers w:val="0"/>
+        <w:spacing w:before="0" w:beforeAutospacing="0" w:after="0" w:afterAutospacing="0"/>
+        <w:ind w:left="0" w:right="0" w:firstLine="400" w:firstLineChars="200"/>
+      </w:pPr>
+      <w:r>
+        <w:rPr>
+          <w:rFonts w:hint="default" w:ascii="Consolas" w:hAnsi="Consolas" w:eastAsia="Consolas" w:cs="Consolas"/>
+          <w:color w:val="000000"/>
+          <w:sz w:val="20"/>
+          <w:szCs w:val="20"/>
+          <w:shd w:val="clear" w:fill="FFFFFF"/>
+        </w:rPr>
+        <w:t>()-&gt;</w:t>
+      </w:r>
+      <w:r>
+        <w:rPr>
+          <w:rFonts w:hint="default" w:ascii="Consolas" w:hAnsi="Consolas" w:eastAsia="Consolas" w:cs="Consolas"/>
+          <w:i/>
+          <w:iCs/>
+          <w:color w:val="000000"/>
+          <w:sz w:val="20"/>
+          <w:szCs w:val="20"/>
+          <w:shd w:val="clear" w:fill="FFFFFF"/>
+        </w:rPr>
+        <w:t>assertNotNull</w:t>
+      </w:r>
+      <w:r>
+        <w:rPr>
+          <w:rFonts w:hint="default" w:ascii="Consolas" w:hAnsi="Consolas" w:eastAsia="Consolas" w:cs="Consolas"/>
+          <w:color w:val="000000"/>
+          <w:sz w:val="20"/>
+          <w:szCs w:val="20"/>
+          <w:shd w:val="clear" w:fill="FFFFFF"/>
+        </w:rPr>
+        <w:t>(</w:t>
+      </w:r>
+      <w:r>
+        <w:rPr>
+          <w:rFonts w:hint="default" w:ascii="Consolas" w:hAnsi="Consolas" w:eastAsia="Consolas" w:cs="Consolas"/>
+          <w:color w:val="0000C0"/>
+          <w:sz w:val="20"/>
+          <w:szCs w:val="20"/>
+          <w:shd w:val="clear" w:fill="FFFFFF"/>
+        </w:rPr>
+        <w:t>userRepository</w:t>
+      </w:r>
+      <w:r>
+        <w:rPr>
+          <w:rFonts w:hint="default" w:ascii="Consolas" w:hAnsi="Consolas" w:eastAsia="Consolas" w:cs="Consolas"/>
+          <w:color w:val="000000"/>
+          <w:sz w:val="20"/>
+          <w:szCs w:val="20"/>
+          <w:shd w:val="clear" w:fill="FFFFFF"/>
+        </w:rPr>
+        <w:t>.findByUsername(</w:t>
+      </w:r>
+      <w:r>
+        <w:rPr>
+          <w:rFonts w:hint="default" w:ascii="Consolas" w:hAnsi="Consolas" w:eastAsia="Consolas" w:cs="Consolas"/>
+          <w:color w:val="2A00FF"/>
+          <w:sz w:val="20"/>
+          <w:szCs w:val="20"/>
+          <w:shd w:val="clear" w:fill="FFFFFF"/>
+        </w:rPr>
+        <w:t>"Bikash"</w:t>
+      </w:r>
+      <w:r>
+        <w:rPr>
+          <w:rFonts w:hint="default" w:ascii="Consolas" w:hAnsi="Consolas" w:eastAsia="Consolas" w:cs="Consolas"/>
+          <w:color w:val="000000"/>
+          <w:sz w:val="20"/>
+          <w:szCs w:val="20"/>
+          <w:shd w:val="clear" w:fill="FFFFFF"/>
+        </w:rPr>
+        <w:t>)),</w:t>
+      </w:r>
+    </w:p>
+    <w:p>
+      <w:pPr>
+        <w:pStyle w:val="5"/>
+        <w:keepNext w:val="0"/>
+        <w:keepLines w:val="0"/>
+        <w:widowControl/>
+        <w:suppressLineNumbers w:val="0"/>
+        <w:spacing w:before="0" w:beforeAutospacing="0" w:after="0" w:afterAutospacing="0"/>
+        <w:ind w:left="0" w:right="0" w:firstLine="400" w:firstLineChars="200"/>
+      </w:pPr>
+      <w:r>
+        <w:rPr>
+          <w:rFonts w:hint="default" w:ascii="Consolas" w:hAnsi="Consolas" w:eastAsia="Consolas" w:cs="Consolas"/>
+          <w:color w:val="000000"/>
+          <w:sz w:val="20"/>
+          <w:szCs w:val="20"/>
+          <w:shd w:val="clear" w:fill="FFFFFF"/>
+        </w:rPr>
+        <w:t>()-&gt;</w:t>
+      </w:r>
+      <w:r>
+        <w:rPr>
+          <w:rFonts w:hint="default" w:ascii="Consolas" w:hAnsi="Consolas" w:eastAsia="Consolas" w:cs="Consolas"/>
+          <w:i/>
+          <w:iCs/>
+          <w:color w:val="000000"/>
+          <w:sz w:val="20"/>
+          <w:szCs w:val="20"/>
+          <w:shd w:val="clear" w:fill="FFFFFF"/>
+        </w:rPr>
+        <w:t>assertNotNull</w:t>
+      </w:r>
+      <w:r>
+        <w:rPr>
+          <w:rFonts w:hint="default" w:ascii="Consolas" w:hAnsi="Consolas" w:eastAsia="Consolas" w:cs="Consolas"/>
+          <w:color w:val="000000"/>
+          <w:sz w:val="20"/>
+          <w:szCs w:val="20"/>
+          <w:shd w:val="clear" w:fill="FFFFFF"/>
+        </w:rPr>
+        <w:t>(</w:t>
+      </w:r>
+      <w:r>
+        <w:rPr>
+          <w:rFonts w:hint="default" w:ascii="Consolas" w:hAnsi="Consolas" w:eastAsia="Consolas" w:cs="Consolas"/>
+          <w:color w:val="0000C0"/>
+          <w:sz w:val="20"/>
+          <w:szCs w:val="20"/>
+          <w:shd w:val="clear" w:fill="FFFFFF"/>
+        </w:rPr>
+        <w:t>userRepository</w:t>
+      </w:r>
+      <w:r>
+        <w:rPr>
+          <w:rFonts w:hint="default" w:ascii="Consolas" w:hAnsi="Consolas" w:eastAsia="Consolas" w:cs="Consolas"/>
+          <w:color w:val="000000"/>
+          <w:sz w:val="20"/>
+          <w:szCs w:val="20"/>
+          <w:shd w:val="clear" w:fill="FFFFFF"/>
+        </w:rPr>
+        <w:t>.findByUsername(</w:t>
+      </w:r>
+      <w:r>
+        <w:rPr>
+          <w:rFonts w:hint="default" w:ascii="Consolas" w:hAnsi="Consolas" w:eastAsia="Consolas" w:cs="Consolas"/>
+          <w:color w:val="2A00FF"/>
+          <w:sz w:val="20"/>
+          <w:szCs w:val="20"/>
+          <w:shd w:val="clear" w:fill="FFFFFF"/>
+        </w:rPr>
+        <w:t>"Likuna"</w:t>
+      </w:r>
+      <w:r>
+        <w:rPr>
+          <w:rFonts w:hint="default" w:ascii="Consolas" w:hAnsi="Consolas" w:eastAsia="Consolas" w:cs="Consolas"/>
+          <w:color w:val="000000"/>
+          <w:sz w:val="20"/>
+          <w:szCs w:val="20"/>
+          <w:shd w:val="clear" w:fill="FFFFFF"/>
+        </w:rPr>
+        <w:t xml:space="preserve">)) </w:t>
+      </w:r>
+    </w:p>
+    <w:p>
+      <w:pPr>
+        <w:pStyle w:val="5"/>
+        <w:keepNext w:val="0"/>
+        <w:keepLines w:val="0"/>
+        <w:widowControl/>
+        <w:suppressLineNumbers w:val="0"/>
+        <w:spacing w:before="0" w:beforeAutospacing="0" w:after="0" w:afterAutospacing="0"/>
+        <w:ind w:left="0" w:right="0" w:firstLine="200" w:firstLineChars="100"/>
+      </w:pPr>
+      <w:r>
+        <w:rPr>
+          <w:rFonts w:hint="default" w:ascii="Consolas" w:hAnsi="Consolas" w:eastAsia="Consolas" w:cs="Consolas"/>
+          <w:color w:val="000000"/>
+          <w:sz w:val="20"/>
+          <w:szCs w:val="20"/>
+          <w:shd w:val="clear" w:fill="FFFFFF"/>
+        </w:rPr>
+        <w:t>);</w:t>
+      </w:r>
+    </w:p>
+    <w:p>
+      <w:pPr>
+        <w:pStyle w:val="5"/>
+        <w:keepNext w:val="0"/>
+        <w:keepLines w:val="0"/>
+        <w:widowControl/>
+        <w:suppressLineNumbers w:val="0"/>
+        <w:spacing w:before="0" w:beforeAutospacing="0" w:after="0" w:afterAutospacing="0"/>
+        <w:ind w:left="0" w:right="0"/>
+        <w:rPr>
+          <w:rFonts w:hint="default" w:ascii="Consolas" w:hAnsi="Consolas" w:eastAsia="Consolas" w:cs="Consolas"/>
+          <w:color w:val="000000"/>
+          <w:sz w:val="20"/>
+          <w:szCs w:val="20"/>
+          <w:shd w:val="clear" w:fill="FFFFFF"/>
+        </w:rPr>
+      </w:pPr>
+      <w:r>
+        <w:rPr>
+          <w:rFonts w:hint="default" w:ascii="Consolas" w:hAnsi="Consolas" w:eastAsia="Consolas" w:cs="Consolas"/>
+          <w:color w:val="000000"/>
+          <w:sz w:val="20"/>
+          <w:szCs w:val="20"/>
+          <w:shd w:val="clear" w:fill="FFFFFF"/>
+        </w:rPr>
+        <w:t>}</w:t>
+      </w:r>
+    </w:p>
+    <w:p>
+      <w:pPr>
+        <w:pStyle w:val="5"/>
+        <w:keepNext w:val="0"/>
+        <w:keepLines w:val="0"/>
+        <w:widowControl/>
+        <w:suppressLineNumbers w:val="0"/>
+        <w:spacing w:before="0" w:beforeAutospacing="0" w:after="0" w:afterAutospacing="0"/>
+        <w:ind w:left="0" w:right="0"/>
+        <w:rPr>
+          <w:rFonts w:hint="default" w:ascii="Consolas" w:hAnsi="Consolas" w:eastAsia="Consolas" w:cs="Consolas"/>
+          <w:color w:val="000000"/>
+          <w:sz w:val="20"/>
+          <w:szCs w:val="20"/>
+          <w:shd w:val="clear" w:fill="FFFFFF"/>
+        </w:rPr>
+      </w:pPr>
+    </w:p>
+    <w:p>
+      <w:pPr>
+        <w:pStyle w:val="5"/>
+        <w:keepNext w:val="0"/>
+        <w:keepLines w:val="0"/>
+        <w:widowControl/>
+        <w:suppressLineNumbers w:val="0"/>
+        <w:spacing w:before="0" w:beforeAutospacing="0" w:after="0" w:afterAutospacing="0"/>
+        <w:ind w:left="0" w:right="0"/>
+      </w:pPr>
+      <w:r>
+        <w:rPr>
+          <w:rFonts w:hint="default" w:ascii="Consolas" w:hAnsi="Consolas" w:eastAsia="Consolas" w:cs="Consolas"/>
+          <w:color w:val="646464"/>
+          <w:sz w:val="20"/>
+          <w:szCs w:val="20"/>
+          <w:shd w:val="clear" w:fill="FFFFFF"/>
+        </w:rPr>
+        <w:t>@</w:t>
+      </w:r>
+      <w:r>
+        <w:rPr>
+          <w:rFonts w:hint="default" w:ascii="Consolas" w:hAnsi="Consolas" w:eastAsia="Consolas" w:cs="Consolas"/>
+          <w:color w:val="646464"/>
+          <w:sz w:val="20"/>
+          <w:szCs w:val="20"/>
+          <w:shd w:val="clear" w:fill="D4D4D4"/>
+        </w:rPr>
+        <w:t>Disabled</w:t>
+      </w:r>
+    </w:p>
+    <w:p>
+      <w:pPr>
+        <w:pStyle w:val="5"/>
+        <w:keepNext w:val="0"/>
+        <w:keepLines w:val="0"/>
+        <w:widowControl/>
+        <w:suppressLineNumbers w:val="0"/>
+        <w:spacing w:before="0" w:beforeAutospacing="0" w:after="0" w:afterAutospacing="0"/>
+        <w:ind w:left="0" w:right="0"/>
+      </w:pPr>
+      <w:r>
+        <w:rPr>
+          <w:rFonts w:hint="default" w:ascii="Consolas" w:hAnsi="Consolas" w:eastAsia="Consolas" w:cs="Consolas"/>
+          <w:color w:val="646464"/>
+          <w:sz w:val="20"/>
+          <w:szCs w:val="20"/>
+          <w:shd w:val="clear" w:fill="FFFFFF"/>
+        </w:rPr>
+        <w:t>@Test</w:t>
+      </w:r>
+      <w:r>
+        <w:rPr>
+          <w:rFonts w:hint="default" w:ascii="Consolas" w:hAnsi="Consolas" w:eastAsia="Consolas" w:cs="Consolas"/>
+          <w:color w:val="000000"/>
+          <w:sz w:val="20"/>
+          <w:szCs w:val="20"/>
+          <w:shd w:val="clear" w:fill="FFFFFF"/>
+        </w:rPr>
+        <w:t xml:space="preserve"> </w:t>
+      </w:r>
+    </w:p>
+    <w:p>
+      <w:pPr>
+        <w:pStyle w:val="5"/>
+        <w:keepNext w:val="0"/>
+        <w:keepLines w:val="0"/>
+        <w:widowControl/>
+        <w:suppressLineNumbers w:val="0"/>
+        <w:spacing w:before="0" w:beforeAutospacing="0" w:after="0" w:afterAutospacing="0"/>
+        <w:ind w:left="0" w:right="0"/>
+      </w:pPr>
+      <w:r>
+        <w:rPr>
+          <w:rFonts w:hint="default" w:ascii="Consolas" w:hAnsi="Consolas" w:eastAsia="Consolas" w:cs="Consolas"/>
+          <w:b/>
+          <w:bCs/>
+          <w:color w:val="7F0055"/>
+          <w:sz w:val="20"/>
+          <w:szCs w:val="20"/>
+          <w:shd w:val="clear" w:fill="FFFFFF"/>
+        </w:rPr>
+        <w:t>public</w:t>
+      </w:r>
+      <w:r>
+        <w:rPr>
+          <w:rFonts w:hint="default" w:ascii="Consolas" w:hAnsi="Consolas" w:eastAsia="Consolas" w:cs="Consolas"/>
+          <w:color w:val="000000"/>
+          <w:sz w:val="20"/>
+          <w:szCs w:val="20"/>
+          <w:shd w:val="clear" w:fill="FFFFFF"/>
+        </w:rPr>
+        <w:t xml:space="preserve"> </w:t>
+      </w:r>
+      <w:r>
+        <w:rPr>
+          <w:rFonts w:hint="default" w:ascii="Consolas" w:hAnsi="Consolas" w:eastAsia="Consolas" w:cs="Consolas"/>
+          <w:b/>
+          <w:bCs/>
+          <w:color w:val="7F0055"/>
+          <w:sz w:val="20"/>
+          <w:szCs w:val="20"/>
+          <w:shd w:val="clear" w:fill="FFFFFF"/>
+        </w:rPr>
+        <w:t>void</w:t>
+      </w:r>
+      <w:r>
+        <w:rPr>
+          <w:rFonts w:hint="default" w:ascii="Consolas" w:hAnsi="Consolas" w:eastAsia="Consolas" w:cs="Consolas"/>
+          <w:color w:val="000000"/>
+          <w:sz w:val="20"/>
+          <w:szCs w:val="20"/>
+          <w:shd w:val="clear" w:fill="FFFFFF"/>
+        </w:rPr>
+        <w:t xml:space="preserve"> testJournalsOfAUser() {</w:t>
+      </w:r>
+    </w:p>
+    <w:p>
+      <w:pPr>
+        <w:pStyle w:val="5"/>
+        <w:keepNext w:val="0"/>
+        <w:keepLines w:val="0"/>
+        <w:widowControl/>
+        <w:suppressLineNumbers w:val="0"/>
+        <w:spacing w:before="0" w:beforeAutospacing="0" w:after="0" w:afterAutospacing="0"/>
+        <w:ind w:left="0" w:right="0" w:firstLine="200" w:firstLineChars="100"/>
+      </w:pPr>
+      <w:r>
+        <w:rPr>
+          <w:rFonts w:hint="default" w:ascii="Consolas" w:hAnsi="Consolas" w:eastAsia="Consolas" w:cs="Consolas"/>
+          <w:i/>
+          <w:iCs/>
+          <w:color w:val="000000"/>
+          <w:sz w:val="20"/>
+          <w:szCs w:val="20"/>
+          <w:shd w:val="clear" w:fill="FFFFFF"/>
+        </w:rPr>
+        <w:t>assertNotNull</w:t>
+      </w:r>
+      <w:r>
+        <w:rPr>
+          <w:rFonts w:hint="default" w:ascii="Consolas" w:hAnsi="Consolas" w:eastAsia="Consolas" w:cs="Consolas"/>
+          <w:color w:val="000000"/>
+          <w:sz w:val="20"/>
+          <w:szCs w:val="20"/>
+          <w:shd w:val="clear" w:fill="FFFFFF"/>
+        </w:rPr>
+        <w:t>(</w:t>
+      </w:r>
+      <w:r>
+        <w:rPr>
+          <w:rFonts w:hint="default" w:ascii="Consolas" w:hAnsi="Consolas" w:eastAsia="Consolas" w:cs="Consolas"/>
+          <w:color w:val="0000C0"/>
+          <w:sz w:val="20"/>
+          <w:szCs w:val="20"/>
+          <w:shd w:val="clear" w:fill="FFFFFF"/>
+        </w:rPr>
+        <w:t>user</w:t>
+      </w:r>
+      <w:r>
+        <w:rPr>
+          <w:rFonts w:hint="default" w:ascii="Consolas" w:hAnsi="Consolas" w:eastAsia="Consolas" w:cs="Consolas"/>
+          <w:color w:val="000000"/>
+          <w:sz w:val="20"/>
+          <w:szCs w:val="20"/>
+          <w:shd w:val="clear" w:fill="FFFFFF"/>
+        </w:rPr>
+        <w:t>.getJournals());</w:t>
+      </w:r>
+    </w:p>
+    <w:p>
+      <w:pPr>
+        <w:pStyle w:val="5"/>
+        <w:keepNext w:val="0"/>
+        <w:keepLines w:val="0"/>
+        <w:widowControl/>
+        <w:suppressLineNumbers w:val="0"/>
+        <w:spacing w:before="0" w:beforeAutospacing="0" w:after="0" w:afterAutospacing="0"/>
+        <w:ind w:left="0" w:right="0"/>
+        <w:rPr>
+          <w:rFonts w:hint="default" w:ascii="Consolas" w:hAnsi="Consolas" w:eastAsia="Consolas" w:cs="Consolas"/>
+          <w:color w:val="000000"/>
+          <w:sz w:val="20"/>
+          <w:szCs w:val="20"/>
+          <w:shd w:val="clear" w:fill="FFFFFF"/>
+        </w:rPr>
+      </w:pPr>
+      <w:r>
+        <w:rPr>
+          <w:rFonts w:hint="default" w:ascii="Consolas" w:hAnsi="Consolas" w:eastAsia="Consolas" w:cs="Consolas"/>
+          <w:color w:val="000000"/>
+          <w:sz w:val="20"/>
+          <w:szCs w:val="20"/>
+          <w:shd w:val="clear" w:fill="FFFFFF"/>
+        </w:rPr>
+        <w:t>}</w:t>
+      </w:r>
+    </w:p>
+    <w:p>
+      <w:pPr>
+        <w:pStyle w:val="5"/>
+        <w:keepNext w:val="0"/>
+        <w:keepLines w:val="0"/>
+        <w:widowControl/>
+        <w:suppressLineNumbers w:val="0"/>
+        <w:spacing w:before="0" w:beforeAutospacing="0" w:after="0" w:afterAutospacing="0"/>
+        <w:ind w:left="0" w:right="0"/>
+        <w:rPr>
+          <w:rFonts w:hint="default" w:ascii="Consolas" w:hAnsi="Consolas" w:eastAsia="Consolas" w:cs="Consolas"/>
+          <w:color w:val="000000"/>
+          <w:sz w:val="20"/>
+          <w:szCs w:val="20"/>
+          <w:shd w:val="clear" w:fill="FFFFFF"/>
+        </w:rPr>
+      </w:pPr>
+    </w:p>
+    <w:p>
+      <w:pPr>
+        <w:pStyle w:val="5"/>
+        <w:keepNext w:val="0"/>
+        <w:keepLines w:val="0"/>
+        <w:widowControl/>
+        <w:suppressLineNumbers w:val="0"/>
+        <w:spacing w:before="0" w:beforeAutospacing="0" w:after="0" w:afterAutospacing="0"/>
+        <w:ind w:left="0" w:right="0"/>
+      </w:pPr>
+      <w:r>
+        <w:rPr>
+          <w:rFonts w:hint="default" w:ascii="Consolas" w:hAnsi="Consolas" w:eastAsia="Consolas" w:cs="Consolas"/>
+          <w:color w:val="646464"/>
+          <w:sz w:val="20"/>
+          <w:szCs w:val="20"/>
+          <w:shd w:val="clear" w:fill="FFFFFF"/>
+        </w:rPr>
+        <w:t>@</w:t>
+      </w:r>
+      <w:r>
+        <w:rPr>
+          <w:rFonts w:hint="default" w:ascii="Consolas" w:hAnsi="Consolas" w:eastAsia="Consolas" w:cs="Consolas"/>
+          <w:color w:val="646464"/>
+          <w:sz w:val="20"/>
+          <w:szCs w:val="20"/>
+          <w:shd w:val="clear" w:fill="D4D4D4"/>
+        </w:rPr>
+        <w:t>Disabled</w:t>
+      </w:r>
+    </w:p>
+    <w:p>
+      <w:pPr>
+        <w:pStyle w:val="5"/>
+        <w:keepNext w:val="0"/>
+        <w:keepLines w:val="0"/>
+        <w:widowControl/>
+        <w:suppressLineNumbers w:val="0"/>
+        <w:spacing w:before="0" w:beforeAutospacing="0" w:after="0" w:afterAutospacing="0"/>
+        <w:ind w:left="0" w:right="0"/>
+      </w:pPr>
+      <w:r>
+        <w:rPr>
+          <w:rFonts w:hint="default" w:ascii="Consolas" w:hAnsi="Consolas" w:eastAsia="Consolas" w:cs="Consolas"/>
+          <w:color w:val="646464"/>
+          <w:sz w:val="20"/>
+          <w:szCs w:val="20"/>
+          <w:shd w:val="clear" w:fill="FFFFFF"/>
+        </w:rPr>
+        <w:t>@AfterEach</w:t>
+      </w:r>
+    </w:p>
+    <w:p>
+      <w:pPr>
+        <w:pStyle w:val="5"/>
+        <w:keepNext w:val="0"/>
+        <w:keepLines w:val="0"/>
+        <w:widowControl/>
+        <w:suppressLineNumbers w:val="0"/>
+        <w:spacing w:before="0" w:beforeAutospacing="0" w:after="0" w:afterAutospacing="0"/>
+        <w:ind w:left="0" w:right="0"/>
+      </w:pPr>
+      <w:r>
+        <w:rPr>
+          <w:rFonts w:hint="default" w:ascii="Consolas" w:hAnsi="Consolas" w:eastAsia="Consolas" w:cs="Consolas"/>
+          <w:b/>
+          <w:bCs/>
+          <w:color w:val="7F0055"/>
+          <w:sz w:val="20"/>
+          <w:szCs w:val="20"/>
+          <w:shd w:val="clear" w:fill="FFFFFF"/>
+        </w:rPr>
+        <w:t>public</w:t>
+      </w:r>
+      <w:r>
+        <w:rPr>
+          <w:rFonts w:hint="default" w:ascii="Consolas" w:hAnsi="Consolas" w:eastAsia="Consolas" w:cs="Consolas"/>
+          <w:color w:val="000000"/>
+          <w:sz w:val="20"/>
+          <w:szCs w:val="20"/>
+          <w:shd w:val="clear" w:fill="FFFFFF"/>
+        </w:rPr>
+        <w:t xml:space="preserve"> </w:t>
+      </w:r>
+      <w:r>
+        <w:rPr>
+          <w:rFonts w:hint="default" w:ascii="Consolas" w:hAnsi="Consolas" w:eastAsia="Consolas" w:cs="Consolas"/>
+          <w:b/>
+          <w:bCs/>
+          <w:color w:val="7F0055"/>
+          <w:sz w:val="20"/>
+          <w:szCs w:val="20"/>
+          <w:shd w:val="clear" w:fill="FFFFFF"/>
+        </w:rPr>
+        <w:t>void</w:t>
+      </w:r>
+      <w:r>
+        <w:rPr>
+          <w:rFonts w:hint="default" w:ascii="Consolas" w:hAnsi="Consolas" w:eastAsia="Consolas" w:cs="Consolas"/>
+          <w:color w:val="000000"/>
+          <w:sz w:val="20"/>
+          <w:szCs w:val="20"/>
+          <w:shd w:val="clear" w:fill="FFFFFF"/>
+        </w:rPr>
+        <w:t xml:space="preserve"> deleteUser() {</w:t>
+      </w:r>
+    </w:p>
+    <w:p>
+      <w:pPr>
+        <w:pStyle w:val="5"/>
+        <w:keepNext w:val="0"/>
+        <w:keepLines w:val="0"/>
+        <w:widowControl/>
+        <w:suppressLineNumbers w:val="0"/>
+        <w:spacing w:before="0" w:beforeAutospacing="0" w:after="0" w:afterAutospacing="0"/>
+        <w:ind w:left="0" w:right="0" w:firstLine="200" w:firstLineChars="100"/>
+      </w:pPr>
+      <w:r>
+        <w:rPr>
+          <w:rFonts w:hint="default" w:ascii="Consolas" w:hAnsi="Consolas" w:eastAsia="Consolas" w:cs="Consolas"/>
+          <w:color w:val="0000C0"/>
+          <w:sz w:val="20"/>
+          <w:szCs w:val="20"/>
+          <w:shd w:val="clear" w:fill="FFFFFF"/>
+        </w:rPr>
+        <w:t>user</w:t>
+      </w:r>
+      <w:r>
+        <w:rPr>
+          <w:rFonts w:hint="default" w:ascii="Consolas" w:hAnsi="Consolas" w:eastAsia="Consolas" w:cs="Consolas"/>
+          <w:color w:val="000000"/>
+          <w:sz w:val="20"/>
+          <w:szCs w:val="20"/>
+          <w:shd w:val="clear" w:fill="FFFFFF"/>
+        </w:rPr>
+        <w:t>=</w:t>
+      </w:r>
+      <w:r>
+        <w:rPr>
+          <w:rFonts w:hint="default" w:ascii="Consolas" w:hAnsi="Consolas" w:eastAsia="Consolas" w:cs="Consolas"/>
+          <w:b/>
+          <w:bCs/>
+          <w:color w:val="7F0055"/>
+          <w:sz w:val="20"/>
+          <w:szCs w:val="20"/>
+          <w:shd w:val="clear" w:fill="FFFFFF"/>
+        </w:rPr>
+        <w:t>null</w:t>
+      </w:r>
+      <w:r>
+        <w:rPr>
+          <w:rFonts w:hint="default" w:ascii="Consolas" w:hAnsi="Consolas" w:eastAsia="Consolas" w:cs="Consolas"/>
+          <w:color w:val="000000"/>
+          <w:sz w:val="20"/>
+          <w:szCs w:val="20"/>
+          <w:shd w:val="clear" w:fill="FFFFFF"/>
+        </w:rPr>
+        <w:t>;</w:t>
+      </w:r>
+    </w:p>
+    <w:p>
+      <w:pPr>
+        <w:pStyle w:val="5"/>
+        <w:keepNext w:val="0"/>
+        <w:keepLines w:val="0"/>
+        <w:widowControl/>
+        <w:suppressLineNumbers w:val="0"/>
+        <w:spacing w:before="0" w:beforeAutospacing="0" w:after="0" w:afterAutospacing="0"/>
+        <w:ind w:left="0" w:right="0" w:firstLine="200" w:firstLineChars="100"/>
+      </w:pPr>
+      <w:r>
+        <w:rPr>
+          <w:rFonts w:hint="default" w:ascii="Consolas" w:hAnsi="Consolas" w:eastAsia="Consolas" w:cs="Consolas"/>
+          <w:color w:val="000000"/>
+          <w:sz w:val="20"/>
+          <w:szCs w:val="20"/>
+          <w:shd w:val="clear" w:fill="FFFFFF"/>
+        </w:rPr>
+        <w:t>System.</w:t>
+      </w:r>
+      <w:r>
+        <w:rPr>
+          <w:rFonts w:hint="default" w:ascii="Consolas" w:hAnsi="Consolas" w:eastAsia="Consolas" w:cs="Consolas"/>
+          <w:b/>
+          <w:bCs/>
+          <w:i/>
+          <w:iCs/>
+          <w:color w:val="0000C0"/>
+          <w:sz w:val="20"/>
+          <w:szCs w:val="20"/>
+          <w:shd w:val="clear" w:fill="FFFFFF"/>
+        </w:rPr>
+        <w:t>out</w:t>
+      </w:r>
+      <w:r>
+        <w:rPr>
+          <w:rFonts w:hint="default" w:ascii="Consolas" w:hAnsi="Consolas" w:eastAsia="Consolas" w:cs="Consolas"/>
+          <w:color w:val="000000"/>
+          <w:sz w:val="20"/>
+          <w:szCs w:val="20"/>
+          <w:shd w:val="clear" w:fill="FFFFFF"/>
+        </w:rPr>
+        <w:t>.println(</w:t>
+      </w:r>
+      <w:r>
+        <w:rPr>
+          <w:rFonts w:hint="default" w:ascii="Consolas" w:hAnsi="Consolas" w:eastAsia="Consolas" w:cs="Consolas"/>
+          <w:color w:val="2A00FF"/>
+          <w:sz w:val="20"/>
+          <w:szCs w:val="20"/>
+          <w:shd w:val="clear" w:fill="FFFFFF"/>
+        </w:rPr>
+        <w:t>"User is "</w:t>
+      </w:r>
+      <w:r>
+        <w:rPr>
+          <w:rFonts w:hint="default" w:ascii="Consolas" w:hAnsi="Consolas" w:eastAsia="Consolas" w:cs="Consolas"/>
+          <w:color w:val="000000"/>
+          <w:sz w:val="20"/>
+          <w:szCs w:val="20"/>
+          <w:shd w:val="clear" w:fill="FFFFFF"/>
+        </w:rPr>
+        <w:t>+</w:t>
+      </w:r>
+      <w:r>
+        <w:rPr>
+          <w:rFonts w:hint="default" w:ascii="Consolas" w:hAnsi="Consolas" w:eastAsia="Consolas" w:cs="Consolas"/>
+          <w:color w:val="0000C0"/>
+          <w:sz w:val="20"/>
+          <w:szCs w:val="20"/>
+          <w:shd w:val="clear" w:fill="FFFFFF"/>
+        </w:rPr>
+        <w:t>user</w:t>
+      </w:r>
+      <w:r>
+        <w:rPr>
+          <w:rFonts w:hint="default" w:ascii="Consolas" w:hAnsi="Consolas" w:eastAsia="Consolas" w:cs="Consolas"/>
+          <w:color w:val="000000"/>
+          <w:sz w:val="20"/>
+          <w:szCs w:val="20"/>
+          <w:shd w:val="clear" w:fill="FFFFFF"/>
+        </w:rPr>
+        <w:t>);</w:t>
+      </w:r>
+    </w:p>
+    <w:p>
+      <w:pPr>
+        <w:pStyle w:val="5"/>
+        <w:keepNext w:val="0"/>
+        <w:keepLines w:val="0"/>
+        <w:widowControl/>
+        <w:suppressLineNumbers w:val="0"/>
+        <w:spacing w:before="0" w:beforeAutospacing="0" w:after="0" w:afterAutospacing="0"/>
+        <w:ind w:left="0" w:right="0"/>
+        <w:rPr>
+          <w:rFonts w:hint="default" w:ascii="Consolas" w:hAnsi="Consolas" w:eastAsia="Consolas" w:cs="Consolas"/>
+          <w:color w:val="000000"/>
+          <w:sz w:val="20"/>
+          <w:szCs w:val="20"/>
+          <w:shd w:val="clear" w:fill="FFFFFF"/>
+        </w:rPr>
+      </w:pPr>
+      <w:r>
+        <w:rPr>
+          <w:rFonts w:hint="default" w:ascii="Consolas" w:hAnsi="Consolas" w:eastAsia="Consolas" w:cs="Consolas"/>
+          <w:color w:val="000000"/>
+          <w:sz w:val="20"/>
+          <w:szCs w:val="20"/>
+          <w:shd w:val="clear" w:fill="FFFFFF"/>
+        </w:rPr>
+        <w:t>}</w:t>
+      </w:r>
+    </w:p>
+    <w:p>
+      <w:pPr>
+        <w:pStyle w:val="5"/>
+        <w:keepNext w:val="0"/>
+        <w:keepLines w:val="0"/>
+        <w:widowControl/>
+        <w:suppressLineNumbers w:val="0"/>
+        <w:spacing w:before="0" w:beforeAutospacing="0" w:after="0" w:afterAutospacing="0"/>
+        <w:ind w:left="0" w:right="0"/>
+        <w:rPr>
+          <w:rFonts w:hint="default" w:ascii="Consolas" w:hAnsi="Consolas" w:eastAsia="Consolas" w:cs="Consolas"/>
+          <w:color w:val="000000"/>
+          <w:sz w:val="20"/>
+          <w:szCs w:val="20"/>
+          <w:shd w:val="clear" w:fill="FFFFFF"/>
+        </w:rPr>
+      </w:pPr>
+    </w:p>
+    <w:p>
+      <w:pPr>
+        <w:pStyle w:val="5"/>
+        <w:keepNext w:val="0"/>
+        <w:keepLines w:val="0"/>
+        <w:widowControl/>
+        <w:suppressLineNumbers w:val="0"/>
+        <w:spacing w:before="0" w:beforeAutospacing="0" w:after="0" w:afterAutospacing="0"/>
+        <w:ind w:left="0" w:right="0"/>
+      </w:pPr>
+      <w:r>
+        <w:rPr>
+          <w:rFonts w:hint="default" w:ascii="Consolas" w:hAnsi="Consolas" w:eastAsia="Consolas" w:cs="Consolas"/>
+          <w:color w:val="646464"/>
+          <w:sz w:val="20"/>
+          <w:szCs w:val="20"/>
+          <w:shd w:val="clear" w:fill="FFFFFF"/>
+        </w:rPr>
+        <w:t>@</w:t>
+      </w:r>
+      <w:r>
+        <w:rPr>
+          <w:rFonts w:hint="default" w:ascii="Consolas" w:hAnsi="Consolas" w:eastAsia="Consolas" w:cs="Consolas"/>
+          <w:color w:val="646464"/>
+          <w:sz w:val="20"/>
+          <w:szCs w:val="20"/>
+          <w:shd w:val="clear" w:fill="D4D4D4"/>
+        </w:rPr>
+        <w:t>Disabled</w:t>
+      </w:r>
+    </w:p>
+    <w:p>
+      <w:pPr>
+        <w:pStyle w:val="5"/>
+        <w:keepNext w:val="0"/>
+        <w:keepLines w:val="0"/>
+        <w:widowControl/>
+        <w:suppressLineNumbers w:val="0"/>
+        <w:spacing w:before="0" w:beforeAutospacing="0" w:after="0" w:afterAutospacing="0"/>
+        <w:ind w:left="0" w:right="0"/>
+      </w:pPr>
+      <w:r>
+        <w:rPr>
+          <w:rFonts w:hint="default" w:ascii="Consolas" w:hAnsi="Consolas" w:eastAsia="Consolas" w:cs="Consolas"/>
+          <w:color w:val="646464"/>
+          <w:sz w:val="20"/>
+          <w:szCs w:val="20"/>
+          <w:shd w:val="clear" w:fill="FFFFFF"/>
+        </w:rPr>
+        <w:t>@ParameterizedTest</w:t>
+      </w:r>
+    </w:p>
+    <w:p>
+      <w:pPr>
+        <w:pStyle w:val="5"/>
+        <w:keepNext w:val="0"/>
+        <w:keepLines w:val="0"/>
+        <w:widowControl/>
+        <w:suppressLineNumbers w:val="0"/>
+        <w:spacing w:before="0" w:beforeAutospacing="0" w:after="0" w:afterAutospacing="0"/>
+        <w:ind w:left="0" w:right="0"/>
+      </w:pPr>
+      <w:r>
+        <w:rPr>
+          <w:rFonts w:hint="default" w:ascii="Consolas" w:hAnsi="Consolas" w:eastAsia="Consolas" w:cs="Consolas"/>
+          <w:color w:val="646464"/>
+          <w:sz w:val="20"/>
+          <w:szCs w:val="20"/>
+          <w:shd w:val="clear" w:fill="FFFFFF"/>
+        </w:rPr>
+        <w:t>@CsvSource</w:t>
+      </w:r>
+      <w:r>
+        <w:rPr>
+          <w:rFonts w:hint="default" w:ascii="Consolas" w:hAnsi="Consolas" w:eastAsia="Consolas" w:cs="Consolas"/>
+          <w:color w:val="000000"/>
+          <w:sz w:val="20"/>
+          <w:szCs w:val="20"/>
+          <w:shd w:val="clear" w:fill="FFFFFF"/>
+        </w:rPr>
+        <w:t>({</w:t>
+      </w:r>
+    </w:p>
+    <w:p>
+      <w:pPr>
+        <w:pStyle w:val="5"/>
+        <w:keepNext w:val="0"/>
+        <w:keepLines w:val="0"/>
+        <w:widowControl/>
+        <w:suppressLineNumbers w:val="0"/>
+        <w:spacing w:before="0" w:beforeAutospacing="0" w:after="0" w:afterAutospacing="0"/>
+        <w:ind w:left="0" w:right="0"/>
+      </w:pPr>
+      <w:r>
+        <w:rPr>
+          <w:rFonts w:hint="default" w:ascii="Consolas" w:hAnsi="Consolas" w:eastAsia="Consolas" w:cs="Consolas"/>
+          <w:color w:val="2A00FF"/>
+          <w:sz w:val="20"/>
+          <w:szCs w:val="20"/>
+          <w:shd w:val="clear" w:fill="FFFFFF"/>
+        </w:rPr>
+        <w:t>"1,1,2"</w:t>
+      </w:r>
+      <w:r>
+        <w:rPr>
+          <w:rFonts w:hint="default" w:ascii="Consolas" w:hAnsi="Consolas" w:eastAsia="Consolas" w:cs="Consolas"/>
+          <w:color w:val="000000"/>
+          <w:sz w:val="20"/>
+          <w:szCs w:val="20"/>
+          <w:shd w:val="clear" w:fill="FFFFFF"/>
+        </w:rPr>
+        <w:t>,</w:t>
+      </w:r>
+    </w:p>
+    <w:p>
+      <w:pPr>
+        <w:pStyle w:val="5"/>
+        <w:keepNext w:val="0"/>
+        <w:keepLines w:val="0"/>
+        <w:widowControl/>
+        <w:suppressLineNumbers w:val="0"/>
+        <w:spacing w:before="0" w:beforeAutospacing="0" w:after="0" w:afterAutospacing="0"/>
+        <w:ind w:left="0" w:right="0"/>
+      </w:pPr>
+      <w:r>
+        <w:rPr>
+          <w:rFonts w:hint="default" w:ascii="Consolas" w:hAnsi="Consolas" w:eastAsia="Consolas" w:cs="Consolas"/>
+          <w:color w:val="2A00FF"/>
+          <w:sz w:val="20"/>
+          <w:szCs w:val="20"/>
+          <w:shd w:val="clear" w:fill="FFFFFF"/>
+        </w:rPr>
+        <w:t>"2,2,4"</w:t>
+      </w:r>
+      <w:r>
+        <w:rPr>
+          <w:rFonts w:hint="default" w:ascii="Consolas" w:hAnsi="Consolas" w:eastAsia="Consolas" w:cs="Consolas"/>
+          <w:color w:val="000000"/>
+          <w:sz w:val="20"/>
+          <w:szCs w:val="20"/>
+          <w:shd w:val="clear" w:fill="FFFFFF"/>
+        </w:rPr>
+        <w:t>,</w:t>
+      </w:r>
+    </w:p>
+    <w:p>
+      <w:pPr>
+        <w:pStyle w:val="5"/>
+        <w:keepNext w:val="0"/>
+        <w:keepLines w:val="0"/>
+        <w:widowControl/>
+        <w:suppressLineNumbers w:val="0"/>
+        <w:spacing w:before="0" w:beforeAutospacing="0" w:after="0" w:afterAutospacing="0"/>
+        <w:ind w:left="0" w:right="0"/>
+      </w:pPr>
+      <w:r>
+        <w:rPr>
+          <w:rFonts w:hint="default" w:ascii="Consolas" w:hAnsi="Consolas" w:eastAsia="Consolas" w:cs="Consolas"/>
+          <w:color w:val="2A00FF"/>
+          <w:sz w:val="20"/>
+          <w:szCs w:val="20"/>
+          <w:shd w:val="clear" w:fill="FFFFFF"/>
+        </w:rPr>
+        <w:t>"2,2,8"</w:t>
+      </w:r>
+    </w:p>
+    <w:p>
+      <w:pPr>
+        <w:pStyle w:val="5"/>
+        <w:keepNext w:val="0"/>
+        <w:keepLines w:val="0"/>
+        <w:widowControl/>
+        <w:suppressLineNumbers w:val="0"/>
+        <w:spacing w:before="0" w:beforeAutospacing="0" w:after="0" w:afterAutospacing="0"/>
+        <w:ind w:left="0" w:right="0"/>
+      </w:pPr>
+      <w:r>
+        <w:rPr>
+          <w:rFonts w:hint="default" w:ascii="Consolas" w:hAnsi="Consolas" w:eastAsia="Consolas" w:cs="Consolas"/>
+          <w:color w:val="000000"/>
+          <w:sz w:val="20"/>
+          <w:szCs w:val="20"/>
+          <w:shd w:val="clear" w:fill="FFFFFF"/>
+        </w:rPr>
+        <w:t>})</w:t>
+      </w:r>
+    </w:p>
+    <w:p>
+      <w:pPr>
+        <w:pStyle w:val="5"/>
+        <w:keepNext w:val="0"/>
+        <w:keepLines w:val="0"/>
+        <w:widowControl/>
+        <w:suppressLineNumbers w:val="0"/>
+        <w:spacing w:before="0" w:beforeAutospacing="0" w:after="0" w:afterAutospacing="0"/>
+        <w:ind w:left="0" w:right="0"/>
+      </w:pPr>
+      <w:r>
+        <w:rPr>
+          <w:rFonts w:hint="default" w:ascii="Consolas" w:hAnsi="Consolas" w:eastAsia="Consolas" w:cs="Consolas"/>
+          <w:b/>
+          <w:bCs/>
+          <w:color w:val="7F0055"/>
+          <w:sz w:val="20"/>
+          <w:szCs w:val="20"/>
+          <w:shd w:val="clear" w:fill="FFFFFF"/>
+        </w:rPr>
+        <w:t>public</w:t>
+      </w:r>
+      <w:r>
+        <w:rPr>
+          <w:rFonts w:hint="default" w:ascii="Consolas" w:hAnsi="Consolas" w:eastAsia="Consolas" w:cs="Consolas"/>
+          <w:color w:val="000000"/>
+          <w:sz w:val="20"/>
+          <w:szCs w:val="20"/>
+          <w:shd w:val="clear" w:fill="FFFFFF"/>
+        </w:rPr>
+        <w:t xml:space="preserve"> </w:t>
+      </w:r>
+      <w:r>
+        <w:rPr>
+          <w:rFonts w:hint="default" w:ascii="Consolas" w:hAnsi="Consolas" w:eastAsia="Consolas" w:cs="Consolas"/>
+          <w:b/>
+          <w:bCs/>
+          <w:color w:val="7F0055"/>
+          <w:sz w:val="20"/>
+          <w:szCs w:val="20"/>
+          <w:shd w:val="clear" w:fill="FFFFFF"/>
+        </w:rPr>
+        <w:t>void</w:t>
+      </w:r>
+      <w:r>
+        <w:rPr>
+          <w:rFonts w:hint="default" w:ascii="Consolas" w:hAnsi="Consolas" w:eastAsia="Consolas" w:cs="Consolas"/>
+          <w:color w:val="000000"/>
+          <w:sz w:val="20"/>
+          <w:szCs w:val="20"/>
+          <w:shd w:val="clear" w:fill="FFFFFF"/>
+        </w:rPr>
+        <w:t xml:space="preserve"> add(</w:t>
+      </w:r>
+      <w:r>
+        <w:rPr>
+          <w:rFonts w:hint="default" w:ascii="Consolas" w:hAnsi="Consolas" w:eastAsia="Consolas" w:cs="Consolas"/>
+          <w:b/>
+          <w:bCs/>
+          <w:color w:val="7F0055"/>
+          <w:sz w:val="20"/>
+          <w:szCs w:val="20"/>
+          <w:shd w:val="clear" w:fill="FFFFFF"/>
+        </w:rPr>
+        <w:t>int</w:t>
+      </w:r>
+      <w:r>
+        <w:rPr>
+          <w:rFonts w:hint="default" w:ascii="Consolas" w:hAnsi="Consolas" w:eastAsia="Consolas" w:cs="Consolas"/>
+          <w:color w:val="000000"/>
+          <w:sz w:val="20"/>
+          <w:szCs w:val="20"/>
+          <w:shd w:val="clear" w:fill="FFFFFF"/>
+        </w:rPr>
+        <w:t xml:space="preserve"> </w:t>
+      </w:r>
+      <w:r>
+        <w:rPr>
+          <w:rFonts w:hint="default" w:ascii="Consolas" w:hAnsi="Consolas" w:eastAsia="Consolas" w:cs="Consolas"/>
+          <w:color w:val="6A3E3E"/>
+          <w:sz w:val="20"/>
+          <w:szCs w:val="20"/>
+          <w:shd w:val="clear" w:fill="FFFFFF"/>
+        </w:rPr>
+        <w:t>a</w:t>
+      </w:r>
+      <w:r>
+        <w:rPr>
+          <w:rFonts w:hint="default" w:ascii="Consolas" w:hAnsi="Consolas" w:eastAsia="Consolas" w:cs="Consolas"/>
+          <w:color w:val="000000"/>
+          <w:sz w:val="20"/>
+          <w:szCs w:val="20"/>
+          <w:shd w:val="clear" w:fill="FFFFFF"/>
+        </w:rPr>
+        <w:t xml:space="preserve">, </w:t>
+      </w:r>
+      <w:r>
+        <w:rPr>
+          <w:rFonts w:hint="default" w:ascii="Consolas" w:hAnsi="Consolas" w:eastAsia="Consolas" w:cs="Consolas"/>
+          <w:b/>
+          <w:bCs/>
+          <w:color w:val="7F0055"/>
+          <w:sz w:val="20"/>
+          <w:szCs w:val="20"/>
+          <w:shd w:val="clear" w:fill="FFFFFF"/>
+        </w:rPr>
+        <w:t>int</w:t>
+      </w:r>
+      <w:r>
+        <w:rPr>
+          <w:rFonts w:hint="default" w:ascii="Consolas" w:hAnsi="Consolas" w:eastAsia="Consolas" w:cs="Consolas"/>
+          <w:color w:val="000000"/>
+          <w:sz w:val="20"/>
+          <w:szCs w:val="20"/>
+          <w:shd w:val="clear" w:fill="FFFFFF"/>
+        </w:rPr>
+        <w:t xml:space="preserve"> </w:t>
+      </w:r>
+      <w:r>
+        <w:rPr>
+          <w:rFonts w:hint="default" w:ascii="Consolas" w:hAnsi="Consolas" w:eastAsia="Consolas" w:cs="Consolas"/>
+          <w:color w:val="6A3E3E"/>
+          <w:sz w:val="20"/>
+          <w:szCs w:val="20"/>
+          <w:shd w:val="clear" w:fill="FFFFFF"/>
+        </w:rPr>
+        <w:t>b</w:t>
+      </w:r>
+      <w:r>
+        <w:rPr>
+          <w:rFonts w:hint="default" w:ascii="Consolas" w:hAnsi="Consolas" w:eastAsia="Consolas" w:cs="Consolas"/>
+          <w:color w:val="000000"/>
+          <w:sz w:val="20"/>
+          <w:szCs w:val="20"/>
+          <w:shd w:val="clear" w:fill="FFFFFF"/>
+        </w:rPr>
+        <w:t xml:space="preserve">, </w:t>
+      </w:r>
+      <w:r>
+        <w:rPr>
+          <w:rFonts w:hint="default" w:ascii="Consolas" w:hAnsi="Consolas" w:eastAsia="Consolas" w:cs="Consolas"/>
+          <w:b/>
+          <w:bCs/>
+          <w:color w:val="7F0055"/>
+          <w:sz w:val="20"/>
+          <w:szCs w:val="20"/>
+          <w:shd w:val="clear" w:fill="FFFFFF"/>
+        </w:rPr>
+        <w:t>int</w:t>
+      </w:r>
+      <w:r>
+        <w:rPr>
+          <w:rFonts w:hint="default" w:ascii="Consolas" w:hAnsi="Consolas" w:eastAsia="Consolas" w:cs="Consolas"/>
+          <w:color w:val="000000"/>
+          <w:sz w:val="20"/>
+          <w:szCs w:val="20"/>
+          <w:shd w:val="clear" w:fill="FFFFFF"/>
+        </w:rPr>
+        <w:t xml:space="preserve"> </w:t>
+      </w:r>
+      <w:r>
+        <w:rPr>
+          <w:rFonts w:hint="default" w:ascii="Consolas" w:hAnsi="Consolas" w:eastAsia="Consolas" w:cs="Consolas"/>
+          <w:color w:val="6A3E3E"/>
+          <w:sz w:val="20"/>
+          <w:szCs w:val="20"/>
+          <w:shd w:val="clear" w:fill="FFFFFF"/>
+        </w:rPr>
+        <w:t>result</w:t>
+      </w:r>
+      <w:r>
+        <w:rPr>
+          <w:rFonts w:hint="default" w:ascii="Consolas" w:hAnsi="Consolas" w:eastAsia="Consolas" w:cs="Consolas"/>
+          <w:color w:val="000000"/>
+          <w:sz w:val="20"/>
+          <w:szCs w:val="20"/>
+          <w:shd w:val="clear" w:fill="FFFFFF"/>
+        </w:rPr>
+        <w:t>) {</w:t>
+      </w:r>
+    </w:p>
+    <w:p>
+      <w:pPr>
+        <w:pStyle w:val="5"/>
+        <w:keepNext w:val="0"/>
+        <w:keepLines w:val="0"/>
+        <w:widowControl/>
+        <w:suppressLineNumbers w:val="0"/>
+        <w:spacing w:before="0" w:beforeAutospacing="0" w:after="0" w:afterAutospacing="0"/>
+        <w:ind w:left="0" w:right="0" w:firstLine="200" w:firstLineChars="100"/>
+      </w:pPr>
+      <w:r>
+        <w:rPr>
+          <w:rFonts w:hint="default" w:ascii="Consolas" w:hAnsi="Consolas" w:eastAsia="Consolas" w:cs="Consolas"/>
+          <w:i/>
+          <w:iCs/>
+          <w:color w:val="000000"/>
+          <w:sz w:val="20"/>
+          <w:szCs w:val="20"/>
+          <w:shd w:val="clear" w:fill="FFFFFF"/>
+        </w:rPr>
+        <w:t>assertEquals</w:t>
+      </w:r>
+      <w:r>
+        <w:rPr>
+          <w:rFonts w:hint="default" w:ascii="Consolas" w:hAnsi="Consolas" w:eastAsia="Consolas" w:cs="Consolas"/>
+          <w:color w:val="000000"/>
+          <w:sz w:val="20"/>
+          <w:szCs w:val="20"/>
+          <w:shd w:val="clear" w:fill="FFFFFF"/>
+        </w:rPr>
+        <w:t>(</w:t>
+      </w:r>
+      <w:r>
+        <w:rPr>
+          <w:rFonts w:hint="default" w:ascii="Consolas" w:hAnsi="Consolas" w:eastAsia="Consolas" w:cs="Consolas"/>
+          <w:color w:val="6A3E3E"/>
+          <w:sz w:val="20"/>
+          <w:szCs w:val="20"/>
+          <w:shd w:val="clear" w:fill="FFFFFF"/>
+        </w:rPr>
+        <w:t>a</w:t>
+      </w:r>
+      <w:r>
+        <w:rPr>
+          <w:rFonts w:hint="default" w:ascii="Consolas" w:hAnsi="Consolas" w:eastAsia="Consolas" w:cs="Consolas"/>
+          <w:color w:val="000000"/>
+          <w:sz w:val="20"/>
+          <w:szCs w:val="20"/>
+          <w:shd w:val="clear" w:fill="FFFFFF"/>
+        </w:rPr>
+        <w:t>+</w:t>
+      </w:r>
+      <w:r>
+        <w:rPr>
+          <w:rFonts w:hint="default" w:ascii="Consolas" w:hAnsi="Consolas" w:eastAsia="Consolas" w:cs="Consolas"/>
+          <w:color w:val="6A3E3E"/>
+          <w:sz w:val="20"/>
+          <w:szCs w:val="20"/>
+          <w:shd w:val="clear" w:fill="FFFFFF"/>
+        </w:rPr>
+        <w:t>b</w:t>
+      </w:r>
+      <w:r>
+        <w:rPr>
+          <w:rFonts w:hint="default" w:ascii="Consolas" w:hAnsi="Consolas" w:eastAsia="Consolas" w:cs="Consolas"/>
+          <w:color w:val="000000"/>
+          <w:sz w:val="20"/>
+          <w:szCs w:val="20"/>
+          <w:shd w:val="clear" w:fill="FFFFFF"/>
+        </w:rPr>
+        <w:t xml:space="preserve">, </w:t>
+      </w:r>
+      <w:r>
+        <w:rPr>
+          <w:rFonts w:hint="default" w:ascii="Consolas" w:hAnsi="Consolas" w:eastAsia="Consolas" w:cs="Consolas"/>
+          <w:color w:val="6A3E3E"/>
+          <w:sz w:val="20"/>
+          <w:szCs w:val="20"/>
+          <w:shd w:val="clear" w:fill="FFFFFF"/>
+        </w:rPr>
+        <w:t>result</w:t>
+      </w:r>
+      <w:r>
+        <w:rPr>
+          <w:rFonts w:hint="default" w:ascii="Consolas" w:hAnsi="Consolas" w:eastAsia="Consolas" w:cs="Consolas"/>
+          <w:color w:val="000000"/>
+          <w:sz w:val="20"/>
+          <w:szCs w:val="20"/>
+          <w:shd w:val="clear" w:fill="FFFFFF"/>
+        </w:rPr>
+        <w:t>);</w:t>
+      </w:r>
+    </w:p>
+    <w:p>
+      <w:pPr>
+        <w:pStyle w:val="5"/>
+        <w:keepNext w:val="0"/>
+        <w:keepLines w:val="0"/>
+        <w:widowControl/>
+        <w:suppressLineNumbers w:val="0"/>
+        <w:spacing w:before="0" w:beforeAutospacing="0" w:after="0" w:afterAutospacing="0"/>
+        <w:ind w:left="0" w:right="0"/>
+        <w:rPr>
+          <w:rFonts w:hint="default" w:ascii="Consolas" w:hAnsi="Consolas" w:eastAsia="Consolas" w:cs="Consolas"/>
+          <w:color w:val="000000"/>
+          <w:sz w:val="20"/>
+          <w:szCs w:val="20"/>
+          <w:shd w:val="clear" w:fill="FFFFFF"/>
+        </w:rPr>
+      </w:pPr>
+      <w:r>
+        <w:rPr>
+          <w:rFonts w:hint="default" w:ascii="Consolas" w:hAnsi="Consolas" w:eastAsia="Consolas" w:cs="Consolas"/>
+          <w:color w:val="000000"/>
+          <w:sz w:val="20"/>
+          <w:szCs w:val="20"/>
+          <w:shd w:val="clear" w:fill="FFFFFF"/>
+        </w:rPr>
+        <w:t>}</w:t>
+      </w:r>
+    </w:p>
+    <w:p>
+      <w:pPr>
+        <w:pStyle w:val="5"/>
+        <w:keepNext w:val="0"/>
+        <w:keepLines w:val="0"/>
+        <w:widowControl/>
+        <w:suppressLineNumbers w:val="0"/>
+        <w:spacing w:before="0" w:beforeAutospacing="0" w:after="0" w:afterAutospacing="0"/>
+        <w:ind w:left="0" w:right="0"/>
+        <w:rPr>
+          <w:rFonts w:hint="default" w:ascii="Consolas" w:hAnsi="Consolas" w:eastAsia="Consolas" w:cs="Consolas"/>
+          <w:color w:val="000000"/>
+          <w:sz w:val="20"/>
+          <w:szCs w:val="20"/>
+          <w:shd w:val="clear" w:fill="FFFFFF"/>
+        </w:rPr>
+      </w:pPr>
+    </w:p>
+    <w:p>
+      <w:pPr>
+        <w:pStyle w:val="5"/>
+        <w:keepNext w:val="0"/>
+        <w:keepLines w:val="0"/>
+        <w:widowControl/>
+        <w:suppressLineNumbers w:val="0"/>
+        <w:spacing w:before="0" w:beforeAutospacing="0" w:after="0" w:afterAutospacing="0"/>
+        <w:ind w:left="0" w:right="0"/>
+      </w:pPr>
+      <w:r>
+        <w:rPr>
+          <w:rFonts w:hint="default" w:ascii="Consolas" w:hAnsi="Consolas" w:eastAsia="Consolas" w:cs="Consolas"/>
+          <w:color w:val="646464"/>
+          <w:sz w:val="20"/>
+          <w:szCs w:val="20"/>
+          <w:shd w:val="clear" w:fill="FFFFFF"/>
+        </w:rPr>
+        <w:t>@ParameterizedTest</w:t>
+      </w:r>
+    </w:p>
+    <w:p>
+      <w:pPr>
+        <w:pStyle w:val="5"/>
+        <w:keepNext w:val="0"/>
+        <w:keepLines w:val="0"/>
+        <w:widowControl/>
+        <w:suppressLineNumbers w:val="0"/>
+        <w:spacing w:before="0" w:beforeAutospacing="0" w:after="0" w:afterAutospacing="0"/>
+        <w:ind w:left="0" w:right="0"/>
+      </w:pPr>
+      <w:r>
+        <w:rPr>
+          <w:rFonts w:hint="default" w:ascii="Consolas" w:hAnsi="Consolas" w:eastAsia="Consolas" w:cs="Consolas"/>
+          <w:color w:val="646464"/>
+          <w:sz w:val="20"/>
+          <w:szCs w:val="20"/>
+          <w:shd w:val="clear" w:fill="FFFFFF"/>
+        </w:rPr>
+        <w:t>@ArgumentsSource</w:t>
+      </w:r>
+      <w:r>
+        <w:rPr>
+          <w:rFonts w:hint="default" w:ascii="Consolas" w:hAnsi="Consolas" w:eastAsia="Consolas" w:cs="Consolas"/>
+          <w:color w:val="000000"/>
+          <w:sz w:val="20"/>
+          <w:szCs w:val="20"/>
+          <w:shd w:val="clear" w:fill="FFFFFF"/>
+        </w:rPr>
+        <w:t>(CalculatorArguments.</w:t>
+      </w:r>
+      <w:r>
+        <w:rPr>
+          <w:rFonts w:hint="default" w:ascii="Consolas" w:hAnsi="Consolas" w:eastAsia="Consolas" w:cs="Consolas"/>
+          <w:b/>
+          <w:bCs/>
+          <w:color w:val="7F0055"/>
+          <w:sz w:val="20"/>
+          <w:szCs w:val="20"/>
+          <w:shd w:val="clear" w:fill="FFFFFF"/>
+        </w:rPr>
+        <w:t>class</w:t>
+      </w:r>
+      <w:r>
+        <w:rPr>
+          <w:rFonts w:hint="default" w:ascii="Consolas" w:hAnsi="Consolas" w:eastAsia="Consolas" w:cs="Consolas"/>
+          <w:color w:val="000000"/>
+          <w:sz w:val="20"/>
+          <w:szCs w:val="20"/>
+          <w:shd w:val="clear" w:fill="FFFFFF"/>
+        </w:rPr>
+        <w:t>)</w:t>
+      </w:r>
+    </w:p>
+    <w:p>
+      <w:pPr>
+        <w:pStyle w:val="5"/>
+        <w:keepNext w:val="0"/>
+        <w:keepLines w:val="0"/>
+        <w:widowControl/>
+        <w:suppressLineNumbers w:val="0"/>
+        <w:spacing w:before="0" w:beforeAutospacing="0" w:after="0" w:afterAutospacing="0"/>
+        <w:ind w:left="0" w:right="0"/>
+      </w:pPr>
+      <w:r>
+        <w:rPr>
+          <w:rFonts w:hint="default" w:ascii="Consolas" w:hAnsi="Consolas" w:eastAsia="Consolas" w:cs="Consolas"/>
+          <w:b/>
+          <w:bCs/>
+          <w:color w:val="7F0055"/>
+          <w:sz w:val="20"/>
+          <w:szCs w:val="20"/>
+          <w:shd w:val="clear" w:fill="FFFFFF"/>
+        </w:rPr>
+        <w:t>public</w:t>
+      </w:r>
+      <w:r>
+        <w:rPr>
+          <w:rFonts w:hint="default" w:ascii="Consolas" w:hAnsi="Consolas" w:eastAsia="Consolas" w:cs="Consolas"/>
+          <w:color w:val="000000"/>
+          <w:sz w:val="20"/>
+          <w:szCs w:val="20"/>
+          <w:shd w:val="clear" w:fill="FFFFFF"/>
+        </w:rPr>
+        <w:t xml:space="preserve"> </w:t>
+      </w:r>
+      <w:r>
+        <w:rPr>
+          <w:rFonts w:hint="default" w:ascii="Consolas" w:hAnsi="Consolas" w:eastAsia="Consolas" w:cs="Consolas"/>
+          <w:b/>
+          <w:bCs/>
+          <w:color w:val="7F0055"/>
+          <w:sz w:val="20"/>
+          <w:szCs w:val="20"/>
+          <w:shd w:val="clear" w:fill="FFFFFF"/>
+        </w:rPr>
+        <w:t>void</w:t>
+      </w:r>
+      <w:r>
+        <w:rPr>
+          <w:rFonts w:hint="default" w:ascii="Consolas" w:hAnsi="Consolas" w:eastAsia="Consolas" w:cs="Consolas"/>
+          <w:color w:val="000000"/>
+          <w:sz w:val="20"/>
+          <w:szCs w:val="20"/>
+          <w:shd w:val="clear" w:fill="FFFFFF"/>
+        </w:rPr>
+        <w:t xml:space="preserve"> addFromSrc(Calculator </w:t>
+      </w:r>
+      <w:r>
+        <w:rPr>
+          <w:rFonts w:hint="default" w:ascii="Consolas" w:hAnsi="Consolas" w:eastAsia="Consolas" w:cs="Consolas"/>
+          <w:color w:val="6A3E3E"/>
+          <w:sz w:val="20"/>
+          <w:szCs w:val="20"/>
+          <w:shd w:val="clear" w:fill="FFFFFF"/>
+        </w:rPr>
+        <w:t>calculator</w:t>
+      </w:r>
+      <w:r>
+        <w:rPr>
+          <w:rFonts w:hint="default" w:ascii="Consolas" w:hAnsi="Consolas" w:eastAsia="Consolas" w:cs="Consolas"/>
+          <w:color w:val="000000"/>
+          <w:sz w:val="20"/>
+          <w:szCs w:val="20"/>
+          <w:shd w:val="clear" w:fill="FFFFFF"/>
+        </w:rPr>
+        <w:t>) {</w:t>
+      </w:r>
+    </w:p>
+    <w:p>
+      <w:pPr>
+        <w:pStyle w:val="5"/>
+        <w:keepNext w:val="0"/>
+        <w:keepLines w:val="0"/>
+        <w:widowControl/>
+        <w:suppressLineNumbers w:val="0"/>
+        <w:spacing w:before="0" w:beforeAutospacing="0" w:after="0" w:afterAutospacing="0"/>
+        <w:ind w:left="0" w:right="0" w:firstLine="300" w:firstLineChars="150"/>
+      </w:pPr>
+      <w:r>
+        <w:rPr>
+          <w:rFonts w:hint="default" w:ascii="Consolas" w:hAnsi="Consolas" w:eastAsia="Consolas" w:cs="Consolas"/>
+          <w:i/>
+          <w:iCs/>
+          <w:color w:val="000000"/>
+          <w:sz w:val="20"/>
+          <w:szCs w:val="20"/>
+          <w:shd w:val="clear" w:fill="FFFFFF"/>
+        </w:rPr>
+        <w:t>assertEquals</w:t>
+      </w:r>
+      <w:r>
+        <w:rPr>
+          <w:rFonts w:hint="default" w:ascii="Consolas" w:hAnsi="Consolas" w:eastAsia="Consolas" w:cs="Consolas"/>
+          <w:color w:val="000000"/>
+          <w:sz w:val="20"/>
+          <w:szCs w:val="20"/>
+          <w:shd w:val="clear" w:fill="FFFFFF"/>
+        </w:rPr>
+        <w:t>(</w:t>
+      </w:r>
+      <w:r>
+        <w:rPr>
+          <w:rFonts w:hint="default" w:ascii="Consolas" w:hAnsi="Consolas" w:eastAsia="Consolas" w:cs="Consolas"/>
+          <w:color w:val="6A3E3E"/>
+          <w:sz w:val="20"/>
+          <w:szCs w:val="20"/>
+          <w:shd w:val="clear" w:fill="FFFFFF"/>
+        </w:rPr>
+        <w:t>calculator</w:t>
+      </w:r>
+      <w:r>
+        <w:rPr>
+          <w:rFonts w:hint="default" w:ascii="Consolas" w:hAnsi="Consolas" w:eastAsia="Consolas" w:cs="Consolas"/>
+          <w:color w:val="000000"/>
+          <w:sz w:val="20"/>
+          <w:szCs w:val="20"/>
+          <w:shd w:val="clear" w:fill="FFFFFF"/>
+        </w:rPr>
+        <w:t xml:space="preserve">.getA() + </w:t>
+      </w:r>
+      <w:r>
+        <w:rPr>
+          <w:rFonts w:hint="default" w:ascii="Consolas" w:hAnsi="Consolas" w:eastAsia="Consolas" w:cs="Consolas"/>
+          <w:color w:val="6A3E3E"/>
+          <w:sz w:val="20"/>
+          <w:szCs w:val="20"/>
+          <w:shd w:val="clear" w:fill="FFFFFF"/>
+        </w:rPr>
+        <w:t>calculator</w:t>
+      </w:r>
+      <w:r>
+        <w:rPr>
+          <w:rFonts w:hint="default" w:ascii="Consolas" w:hAnsi="Consolas" w:eastAsia="Consolas" w:cs="Consolas"/>
+          <w:color w:val="000000"/>
+          <w:sz w:val="20"/>
+          <w:szCs w:val="20"/>
+          <w:shd w:val="clear" w:fill="FFFFFF"/>
+        </w:rPr>
+        <w:t xml:space="preserve">.getB(), </w:t>
+      </w:r>
+      <w:r>
+        <w:rPr>
+          <w:rFonts w:hint="default" w:ascii="Consolas" w:hAnsi="Consolas" w:eastAsia="Consolas" w:cs="Consolas"/>
+          <w:color w:val="6A3E3E"/>
+          <w:sz w:val="20"/>
+          <w:szCs w:val="20"/>
+          <w:shd w:val="clear" w:fill="FFFFFF"/>
+        </w:rPr>
+        <w:t>calculator</w:t>
+      </w:r>
+      <w:r>
+        <w:rPr>
+          <w:rFonts w:hint="default" w:ascii="Consolas" w:hAnsi="Consolas" w:eastAsia="Consolas" w:cs="Consolas"/>
+          <w:color w:val="000000"/>
+          <w:sz w:val="20"/>
+          <w:szCs w:val="20"/>
+          <w:shd w:val="clear" w:fill="FFFFFF"/>
+        </w:rPr>
+        <w:t>.getResult());</w:t>
+      </w:r>
+    </w:p>
+    <w:p>
+      <w:pPr>
+        <w:pStyle w:val="5"/>
+        <w:keepNext w:val="0"/>
+        <w:keepLines w:val="0"/>
+        <w:widowControl/>
+        <w:suppressLineNumbers w:val="0"/>
+        <w:spacing w:before="0" w:beforeAutospacing="0" w:after="0" w:afterAutospacing="0"/>
+        <w:ind w:left="0" w:right="0" w:firstLine="200" w:firstLineChars="100"/>
+      </w:pPr>
+      <w:r>
+        <w:rPr>
+          <w:rFonts w:hint="default" w:ascii="Consolas" w:hAnsi="Consolas" w:eastAsia="Consolas" w:cs="Consolas"/>
+          <w:color w:val="000000"/>
+          <w:sz w:val="20"/>
+          <w:szCs w:val="20"/>
+          <w:shd w:val="clear" w:fill="FFFFFF"/>
+        </w:rPr>
+        <w:t>}</w:t>
+      </w:r>
+    </w:p>
+    <w:p>
+      <w:pPr>
+        <w:pStyle w:val="5"/>
+        <w:keepNext w:val="0"/>
+        <w:keepLines w:val="0"/>
+        <w:widowControl/>
+        <w:suppressLineNumbers w:val="0"/>
+        <w:spacing w:before="0" w:beforeAutospacing="0" w:after="0" w:afterAutospacing="0"/>
+        <w:ind w:left="0" w:right="0"/>
+      </w:pPr>
+      <w:r>
+        <w:rPr>
+          <w:rFonts w:hint="default" w:ascii="Consolas" w:hAnsi="Consolas" w:eastAsia="Consolas" w:cs="Consolas"/>
+          <w:color w:val="000000"/>
+          <w:sz w:val="20"/>
+          <w:szCs w:val="20"/>
+          <w:shd w:val="clear" w:fill="FFFFFF"/>
+        </w:rPr>
+        <w:t>}</w:t>
+      </w:r>
+    </w:p>
+    <w:p>
+      <w:pPr>
+        <w:pStyle w:val="5"/>
+        <w:keepNext w:val="0"/>
+        <w:keepLines w:val="0"/>
+        <w:widowControl/>
+        <w:numPr>
+          <w:ilvl w:val="0"/>
+          <w:numId w:val="0"/>
+        </w:numPr>
+        <w:suppressLineNumbers w:val="0"/>
+        <w:spacing w:before="0" w:beforeAutospacing="0" w:after="0" w:afterAutospacing="0"/>
+        <w:ind w:right="0" w:rightChars="0"/>
+        <w:jc w:val="left"/>
+        <w:rPr>
+          <w:rFonts w:hint="default" w:ascii="Consolas" w:hAnsi="Consolas" w:eastAsia="Consolas" w:cs="Consolas"/>
+          <w:color w:val="000000"/>
+          <w:sz w:val="20"/>
+          <w:szCs w:val="20"/>
+          <w:shd w:val="clear" w:fill="FFFFFF"/>
+          <w:lang w:val="en-US"/>
+        </w:rPr>
+      </w:pPr>
+    </w:p>
+    <w:p>
+      <w:pPr>
+        <w:pStyle w:val="5"/>
+        <w:keepNext w:val="0"/>
+        <w:keepLines w:val="0"/>
+        <w:widowControl/>
+        <w:numPr>
+          <w:ilvl w:val="0"/>
+          <w:numId w:val="0"/>
+        </w:numPr>
+        <w:suppressLineNumbers w:val="0"/>
+        <w:spacing w:before="0" w:beforeAutospacing="0" w:after="0" w:afterAutospacing="0"/>
+        <w:ind w:right="0" w:rightChars="0"/>
+        <w:jc w:val="left"/>
+        <w:rPr>
+          <w:rFonts w:hint="default" w:ascii="Consolas" w:hAnsi="Consolas" w:eastAsia="Consolas" w:cs="Consolas"/>
+          <w:color w:val="000000"/>
+          <w:sz w:val="20"/>
+          <w:szCs w:val="20"/>
+          <w:shd w:val="clear" w:fill="FFFFFF"/>
+          <w:lang w:val="en-IN"/>
+        </w:rPr>
+      </w:pPr>
+    </w:p>
+    <w:p>
+      <w:pPr>
+        <w:pStyle w:val="5"/>
+        <w:keepNext w:val="0"/>
+        <w:keepLines w:val="0"/>
+        <w:widowControl/>
+        <w:numPr>
+          <w:ilvl w:val="0"/>
+          <w:numId w:val="0"/>
+        </w:numPr>
+        <w:suppressLineNumbers w:val="0"/>
+        <w:spacing w:before="0" w:beforeAutospacing="0" w:after="0" w:afterAutospacing="0"/>
+        <w:ind w:right="0" w:rightChars="0"/>
+        <w:jc w:val="left"/>
+        <w:rPr>
+          <w:rFonts w:hint="default" w:ascii="Consolas" w:hAnsi="Consolas" w:eastAsia="Consolas" w:cs="Consolas"/>
+          <w:color w:val="000000"/>
+          <w:sz w:val="20"/>
+          <w:szCs w:val="20"/>
+          <w:shd w:val="clear" w:fill="FFFFFF"/>
+          <w:lang w:val="en-IN"/>
+        </w:rPr>
+      </w:pPr>
+    </w:p>
+    <w:p>
+      <w:pPr>
+        <w:pStyle w:val="5"/>
+        <w:keepNext w:val="0"/>
+        <w:keepLines w:val="0"/>
+        <w:widowControl/>
+        <w:numPr>
+          <w:ilvl w:val="0"/>
+          <w:numId w:val="0"/>
+        </w:numPr>
+        <w:suppressLineNumbers w:val="0"/>
+        <w:spacing w:before="0" w:beforeAutospacing="0" w:after="0" w:afterAutospacing="0"/>
+        <w:ind w:right="0" w:rightChars="0"/>
+        <w:jc w:val="left"/>
+        <w:rPr>
+          <w:rFonts w:hint="default" w:ascii="Consolas" w:hAnsi="Consolas" w:eastAsia="Consolas" w:cs="Consolas"/>
+          <w:color w:val="000000"/>
+          <w:sz w:val="20"/>
+          <w:szCs w:val="20"/>
+          <w:shd w:val="clear" w:fill="FFFFFF"/>
+          <w:lang w:val="en-IN"/>
+        </w:rPr>
+      </w:pPr>
+    </w:p>
+    <w:p>
+      <w:pPr>
+        <w:pStyle w:val="5"/>
+        <w:keepNext w:val="0"/>
+        <w:keepLines w:val="0"/>
+        <w:widowControl/>
+        <w:suppressLineNumbers w:val="0"/>
+        <w:spacing w:before="0" w:beforeAutospacing="0" w:after="0" w:afterAutospacing="0"/>
+        <w:ind w:left="0" w:right="0"/>
+      </w:pPr>
+      <w:r>
+        <w:rPr>
+          <w:rFonts w:ascii="Consolas" w:hAnsi="Consolas" w:eastAsia="Consolas" w:cs="Consolas"/>
+          <w:b/>
+          <w:bCs/>
+          <w:color w:val="7F0055"/>
+          <w:sz w:val="20"/>
+          <w:szCs w:val="20"/>
+          <w:shd w:val="clear" w:fill="FFFFFF"/>
+        </w:rPr>
+        <w:t>public</w:t>
+      </w:r>
+      <w:r>
+        <w:rPr>
+          <w:rFonts w:hint="default" w:ascii="Consolas" w:hAnsi="Consolas" w:eastAsia="Consolas" w:cs="Consolas"/>
+          <w:color w:val="000000"/>
+          <w:sz w:val="20"/>
+          <w:szCs w:val="20"/>
+          <w:shd w:val="clear" w:fill="FFFFFF"/>
+        </w:rPr>
+        <w:t xml:space="preserve"> </w:t>
+      </w:r>
+      <w:r>
+        <w:rPr>
+          <w:rFonts w:hint="default" w:ascii="Consolas" w:hAnsi="Consolas" w:eastAsia="Consolas" w:cs="Consolas"/>
+          <w:b/>
+          <w:bCs/>
+          <w:color w:val="7F0055"/>
+          <w:sz w:val="20"/>
+          <w:szCs w:val="20"/>
+          <w:shd w:val="clear" w:fill="FFFFFF"/>
+        </w:rPr>
+        <w:t>class</w:t>
+      </w:r>
+      <w:r>
+        <w:rPr>
+          <w:rFonts w:hint="default" w:ascii="Consolas" w:hAnsi="Consolas" w:eastAsia="Consolas" w:cs="Consolas"/>
+          <w:color w:val="000000"/>
+          <w:sz w:val="20"/>
+          <w:szCs w:val="20"/>
+          <w:shd w:val="clear" w:fill="FFFFFF"/>
+        </w:rPr>
+        <w:t xml:space="preserve"> CalculatorArguments </w:t>
+      </w:r>
+      <w:r>
+        <w:rPr>
+          <w:rFonts w:hint="default" w:ascii="Consolas" w:hAnsi="Consolas" w:eastAsia="Consolas" w:cs="Consolas"/>
+          <w:b/>
+          <w:bCs/>
+          <w:color w:val="7F0055"/>
+          <w:sz w:val="20"/>
+          <w:szCs w:val="20"/>
+          <w:shd w:val="clear" w:fill="FFFFFF"/>
+        </w:rPr>
+        <w:t>implements</w:t>
+      </w:r>
+      <w:r>
+        <w:rPr>
+          <w:rFonts w:hint="default" w:ascii="Consolas" w:hAnsi="Consolas" w:eastAsia="Consolas" w:cs="Consolas"/>
+          <w:color w:val="000000"/>
+          <w:sz w:val="20"/>
+          <w:szCs w:val="20"/>
+          <w:shd w:val="clear" w:fill="FFFFFF"/>
+        </w:rPr>
+        <w:t xml:space="preserve"> ArgumentsProvider{</w:t>
+      </w:r>
+    </w:p>
+    <w:p>
+      <w:pPr>
+        <w:pStyle w:val="5"/>
+        <w:keepNext w:val="0"/>
+        <w:keepLines w:val="0"/>
+        <w:widowControl/>
+        <w:suppressLineNumbers w:val="0"/>
+        <w:spacing w:before="0" w:beforeAutospacing="0" w:after="0" w:afterAutospacing="0"/>
+        <w:ind w:left="0" w:right="0" w:firstLine="400" w:firstLineChars="200"/>
+      </w:pPr>
+      <w:r>
+        <w:rPr>
+          <w:rFonts w:hint="default" w:ascii="Consolas" w:hAnsi="Consolas" w:eastAsia="Consolas" w:cs="Consolas"/>
+          <w:color w:val="646464"/>
+          <w:sz w:val="20"/>
+          <w:szCs w:val="20"/>
+          <w:shd w:val="clear" w:fill="FFFFFF"/>
+        </w:rPr>
+        <w:t>@Override</w:t>
+      </w:r>
+    </w:p>
+    <w:p>
+      <w:pPr>
+        <w:pStyle w:val="5"/>
+        <w:keepNext w:val="0"/>
+        <w:keepLines w:val="0"/>
+        <w:widowControl/>
+        <w:suppressLineNumbers w:val="0"/>
+        <w:spacing w:before="0" w:beforeAutospacing="0" w:after="0" w:afterAutospacing="0"/>
+        <w:ind w:left="400" w:leftChars="200" w:right="0" w:firstLine="0" w:firstLineChars="0"/>
+      </w:pPr>
+      <w:r>
+        <w:rPr>
+          <w:rFonts w:hint="default" w:ascii="Consolas" w:hAnsi="Consolas" w:eastAsia="Consolas" w:cs="Consolas"/>
+          <w:b/>
+          <w:bCs/>
+          <w:color w:val="7F0055"/>
+          <w:sz w:val="20"/>
+          <w:szCs w:val="20"/>
+          <w:shd w:val="clear" w:fill="FFFFFF"/>
+        </w:rPr>
+        <w:t>public</w:t>
+      </w:r>
+      <w:r>
+        <w:rPr>
+          <w:rFonts w:hint="default" w:ascii="Consolas" w:hAnsi="Consolas" w:eastAsia="Consolas" w:cs="Consolas"/>
+          <w:color w:val="000000"/>
+          <w:sz w:val="20"/>
+          <w:szCs w:val="20"/>
+          <w:shd w:val="clear" w:fill="FFFFFF"/>
+        </w:rPr>
+        <w:t xml:space="preserve"> Stream&lt;? </w:t>
+      </w:r>
+      <w:r>
+        <w:rPr>
+          <w:rFonts w:hint="default" w:ascii="Consolas" w:hAnsi="Consolas" w:eastAsia="Consolas" w:cs="Consolas"/>
+          <w:b/>
+          <w:bCs/>
+          <w:color w:val="7F0055"/>
+          <w:sz w:val="20"/>
+          <w:szCs w:val="20"/>
+          <w:shd w:val="clear" w:fill="FFFFFF"/>
+        </w:rPr>
+        <w:t>extends</w:t>
+      </w:r>
+      <w:r>
+        <w:rPr>
+          <w:rFonts w:hint="default" w:ascii="Consolas" w:hAnsi="Consolas" w:eastAsia="Consolas" w:cs="Consolas"/>
+          <w:color w:val="000000"/>
+          <w:sz w:val="20"/>
+          <w:szCs w:val="20"/>
+          <w:shd w:val="clear" w:fill="FFFFFF"/>
+        </w:rPr>
+        <w:t xml:space="preserve"> Arguments&gt; provideArguments(ExtensionContext </w:t>
+      </w:r>
+      <w:r>
+        <w:rPr>
+          <w:rFonts w:hint="default" w:ascii="Consolas" w:hAnsi="Consolas" w:eastAsia="Consolas" w:cs="Consolas"/>
+          <w:color w:val="6A3E3E"/>
+          <w:sz w:val="20"/>
+          <w:szCs w:val="20"/>
+          <w:shd w:val="clear" w:fill="FFFFFF"/>
+        </w:rPr>
+        <w:t>context</w:t>
+      </w:r>
+      <w:r>
+        <w:rPr>
+          <w:rFonts w:hint="default" w:ascii="Consolas" w:hAnsi="Consolas" w:eastAsia="Consolas" w:cs="Consolas"/>
+          <w:color w:val="000000"/>
+          <w:sz w:val="20"/>
+          <w:szCs w:val="20"/>
+          <w:shd w:val="clear" w:fill="FFFFFF"/>
+        </w:rPr>
+        <w:t xml:space="preserve">) </w:t>
+      </w:r>
+      <w:r>
+        <w:rPr>
+          <w:rFonts w:hint="default" w:ascii="Consolas" w:hAnsi="Consolas" w:eastAsia="Consolas" w:cs="Consolas"/>
+          <w:b/>
+          <w:bCs/>
+          <w:color w:val="7F0055"/>
+          <w:sz w:val="20"/>
+          <w:szCs w:val="20"/>
+          <w:shd w:val="clear" w:fill="FFFFFF"/>
+        </w:rPr>
+        <w:t>throws</w:t>
+      </w:r>
+      <w:r>
+        <w:rPr>
+          <w:rFonts w:hint="default" w:ascii="Consolas" w:hAnsi="Consolas" w:eastAsia="Consolas" w:cs="Consolas"/>
+          <w:color w:val="000000"/>
+          <w:sz w:val="20"/>
+          <w:szCs w:val="20"/>
+          <w:shd w:val="clear" w:fill="FFFFFF"/>
+        </w:rPr>
+        <w:t xml:space="preserve"> Exception {</w:t>
+      </w:r>
+    </w:p>
+    <w:p>
+      <w:pPr>
+        <w:pStyle w:val="5"/>
+        <w:keepNext w:val="0"/>
+        <w:keepLines w:val="0"/>
+        <w:widowControl/>
+        <w:suppressLineNumbers w:val="0"/>
+        <w:spacing w:before="0" w:beforeAutospacing="0" w:after="0" w:afterAutospacing="0"/>
+        <w:ind w:left="0" w:right="0" w:firstLine="800" w:firstLineChars="400"/>
+      </w:pPr>
+      <w:r>
+        <w:rPr>
+          <w:rFonts w:hint="default" w:ascii="Consolas" w:hAnsi="Consolas" w:eastAsia="Consolas" w:cs="Consolas"/>
+          <w:b/>
+          <w:bCs/>
+          <w:color w:val="7F0055"/>
+          <w:sz w:val="20"/>
+          <w:szCs w:val="20"/>
+          <w:shd w:val="clear" w:fill="FFFFFF"/>
+        </w:rPr>
+        <w:t>return</w:t>
+      </w:r>
+      <w:r>
+        <w:rPr>
+          <w:rFonts w:hint="default" w:ascii="Consolas" w:hAnsi="Consolas" w:eastAsia="Consolas" w:cs="Consolas"/>
+          <w:color w:val="000000"/>
+          <w:sz w:val="20"/>
+          <w:szCs w:val="20"/>
+          <w:shd w:val="clear" w:fill="FFFFFF"/>
+        </w:rPr>
+        <w:t xml:space="preserve"> Stream.</w:t>
+      </w:r>
+      <w:r>
+        <w:rPr>
+          <w:rFonts w:hint="default" w:ascii="Consolas" w:hAnsi="Consolas" w:eastAsia="Consolas" w:cs="Consolas"/>
+          <w:i/>
+          <w:iCs/>
+          <w:color w:val="000000"/>
+          <w:sz w:val="20"/>
+          <w:szCs w:val="20"/>
+          <w:shd w:val="clear" w:fill="FFFFFF"/>
+        </w:rPr>
+        <w:t>of</w:t>
+      </w:r>
+      <w:r>
+        <w:rPr>
+          <w:rFonts w:hint="default" w:ascii="Consolas" w:hAnsi="Consolas" w:eastAsia="Consolas" w:cs="Consolas"/>
+          <w:color w:val="000000"/>
+          <w:sz w:val="20"/>
+          <w:szCs w:val="20"/>
+          <w:shd w:val="clear" w:fill="FFFFFF"/>
+        </w:rPr>
+        <w:t>(</w:t>
+      </w:r>
+    </w:p>
+    <w:p>
+      <w:pPr>
+        <w:pStyle w:val="5"/>
+        <w:keepNext w:val="0"/>
+        <w:keepLines w:val="0"/>
+        <w:widowControl/>
+        <w:suppressLineNumbers w:val="0"/>
+        <w:spacing w:before="0" w:beforeAutospacing="0" w:after="0" w:afterAutospacing="0"/>
+        <w:ind w:left="0" w:right="0" w:firstLine="1600" w:firstLineChars="800"/>
+      </w:pPr>
+      <w:r>
+        <w:rPr>
+          <w:rFonts w:hint="default" w:ascii="Consolas" w:hAnsi="Consolas" w:eastAsia="Consolas" w:cs="Consolas"/>
+          <w:color w:val="000000"/>
+          <w:sz w:val="20"/>
+          <w:szCs w:val="20"/>
+          <w:shd w:val="clear" w:fill="FFFFFF"/>
+        </w:rPr>
+        <w:t>Arguments.</w:t>
+      </w:r>
+      <w:r>
+        <w:rPr>
+          <w:rFonts w:hint="default" w:ascii="Consolas" w:hAnsi="Consolas" w:eastAsia="Consolas" w:cs="Consolas"/>
+          <w:i/>
+          <w:iCs/>
+          <w:color w:val="000000"/>
+          <w:sz w:val="20"/>
+          <w:szCs w:val="20"/>
+          <w:shd w:val="clear" w:fill="FFFFFF"/>
+        </w:rPr>
+        <w:t>of</w:t>
+      </w:r>
+      <w:r>
+        <w:rPr>
+          <w:rFonts w:hint="default" w:ascii="Consolas" w:hAnsi="Consolas" w:eastAsia="Consolas" w:cs="Consolas"/>
+          <w:color w:val="000000"/>
+          <w:sz w:val="20"/>
+          <w:szCs w:val="20"/>
+          <w:shd w:val="clear" w:fill="FFFFFF"/>
+        </w:rPr>
+        <w:t>(Calculator.</w:t>
+      </w:r>
+      <w:r>
+        <w:rPr>
+          <w:rFonts w:hint="default" w:ascii="Consolas" w:hAnsi="Consolas" w:eastAsia="Consolas" w:cs="Consolas"/>
+          <w:i/>
+          <w:iCs/>
+          <w:color w:val="000000"/>
+          <w:sz w:val="20"/>
+          <w:szCs w:val="20"/>
+          <w:shd w:val="clear" w:fill="FFFFFF"/>
+        </w:rPr>
+        <w:t>builder</w:t>
+      </w:r>
+      <w:r>
+        <w:rPr>
+          <w:rFonts w:hint="default" w:ascii="Consolas" w:hAnsi="Consolas" w:eastAsia="Consolas" w:cs="Consolas"/>
+          <w:color w:val="000000"/>
+          <w:sz w:val="20"/>
+          <w:szCs w:val="20"/>
+          <w:shd w:val="clear" w:fill="FFFFFF"/>
+        </w:rPr>
+        <w:t>().a(1).b(1).result(2).build()),</w:t>
+      </w:r>
+    </w:p>
+    <w:p>
+      <w:pPr>
+        <w:pStyle w:val="5"/>
+        <w:keepNext w:val="0"/>
+        <w:keepLines w:val="0"/>
+        <w:widowControl/>
+        <w:suppressLineNumbers w:val="0"/>
+        <w:spacing w:before="0" w:beforeAutospacing="0" w:after="0" w:afterAutospacing="0"/>
+        <w:ind w:left="0" w:right="0" w:firstLine="1600" w:firstLineChars="800"/>
+      </w:pPr>
+      <w:r>
+        <w:rPr>
+          <w:rFonts w:hint="default" w:ascii="Consolas" w:hAnsi="Consolas" w:eastAsia="Consolas" w:cs="Consolas"/>
+          <w:color w:val="000000"/>
+          <w:sz w:val="20"/>
+          <w:szCs w:val="20"/>
+          <w:shd w:val="clear" w:fill="FFFFFF"/>
+        </w:rPr>
+        <w:t>Arguments.</w:t>
+      </w:r>
+      <w:r>
+        <w:rPr>
+          <w:rFonts w:hint="default" w:ascii="Consolas" w:hAnsi="Consolas" w:eastAsia="Consolas" w:cs="Consolas"/>
+          <w:i/>
+          <w:iCs/>
+          <w:color w:val="000000"/>
+          <w:sz w:val="20"/>
+          <w:szCs w:val="20"/>
+          <w:shd w:val="clear" w:fill="FFFFFF"/>
+        </w:rPr>
+        <w:t>of</w:t>
+      </w:r>
+      <w:r>
+        <w:rPr>
+          <w:rFonts w:hint="default" w:ascii="Consolas" w:hAnsi="Consolas" w:eastAsia="Consolas" w:cs="Consolas"/>
+          <w:color w:val="000000"/>
+          <w:sz w:val="20"/>
+          <w:szCs w:val="20"/>
+          <w:shd w:val="clear" w:fill="FFFFFF"/>
+        </w:rPr>
+        <w:t>(Calculator.</w:t>
+      </w:r>
+      <w:r>
+        <w:rPr>
+          <w:rFonts w:hint="default" w:ascii="Consolas" w:hAnsi="Consolas" w:eastAsia="Consolas" w:cs="Consolas"/>
+          <w:i/>
+          <w:iCs/>
+          <w:color w:val="000000"/>
+          <w:sz w:val="20"/>
+          <w:szCs w:val="20"/>
+          <w:shd w:val="clear" w:fill="FFFFFF"/>
+        </w:rPr>
+        <w:t>builder</w:t>
+      </w:r>
+      <w:r>
+        <w:rPr>
+          <w:rFonts w:hint="default" w:ascii="Consolas" w:hAnsi="Consolas" w:eastAsia="Consolas" w:cs="Consolas"/>
+          <w:color w:val="000000"/>
+          <w:sz w:val="20"/>
+          <w:szCs w:val="20"/>
+          <w:shd w:val="clear" w:fill="FFFFFF"/>
+        </w:rPr>
+        <w:t>().a(2).b(1).result(3).build()),</w:t>
+      </w:r>
+    </w:p>
+    <w:p>
+      <w:pPr>
+        <w:pStyle w:val="5"/>
+        <w:keepNext w:val="0"/>
+        <w:keepLines w:val="0"/>
+        <w:widowControl/>
+        <w:suppressLineNumbers w:val="0"/>
+        <w:spacing w:before="0" w:beforeAutospacing="0" w:after="0" w:afterAutospacing="0"/>
+        <w:ind w:left="0" w:right="0" w:firstLine="1600" w:firstLineChars="800"/>
+      </w:pPr>
+      <w:r>
+        <w:rPr>
+          <w:rFonts w:hint="default" w:ascii="Consolas" w:hAnsi="Consolas" w:eastAsia="Consolas" w:cs="Consolas"/>
+          <w:color w:val="000000"/>
+          <w:sz w:val="20"/>
+          <w:szCs w:val="20"/>
+          <w:shd w:val="clear" w:fill="FFFFFF"/>
+        </w:rPr>
+        <w:t>Arguments.</w:t>
+      </w:r>
+      <w:r>
+        <w:rPr>
+          <w:rFonts w:hint="default" w:ascii="Consolas" w:hAnsi="Consolas" w:eastAsia="Consolas" w:cs="Consolas"/>
+          <w:i/>
+          <w:iCs/>
+          <w:color w:val="000000"/>
+          <w:sz w:val="20"/>
+          <w:szCs w:val="20"/>
+          <w:shd w:val="clear" w:fill="FFFFFF"/>
+        </w:rPr>
+        <w:t>of</w:t>
+      </w:r>
+      <w:r>
+        <w:rPr>
+          <w:rFonts w:hint="default" w:ascii="Consolas" w:hAnsi="Consolas" w:eastAsia="Consolas" w:cs="Consolas"/>
+          <w:color w:val="000000"/>
+          <w:sz w:val="20"/>
+          <w:szCs w:val="20"/>
+          <w:shd w:val="clear" w:fill="FFFFFF"/>
+        </w:rPr>
+        <w:t>(Calculator.</w:t>
+      </w:r>
+      <w:r>
+        <w:rPr>
+          <w:rFonts w:hint="default" w:ascii="Consolas" w:hAnsi="Consolas" w:eastAsia="Consolas" w:cs="Consolas"/>
+          <w:i/>
+          <w:iCs/>
+          <w:color w:val="000000"/>
+          <w:sz w:val="20"/>
+          <w:szCs w:val="20"/>
+          <w:shd w:val="clear" w:fill="FFFFFF"/>
+        </w:rPr>
+        <w:t>builder</w:t>
+      </w:r>
+      <w:r>
+        <w:rPr>
+          <w:rFonts w:hint="default" w:ascii="Consolas" w:hAnsi="Consolas" w:eastAsia="Consolas" w:cs="Consolas"/>
+          <w:color w:val="000000"/>
+          <w:sz w:val="20"/>
+          <w:szCs w:val="20"/>
+          <w:shd w:val="clear" w:fill="FFFFFF"/>
+        </w:rPr>
+        <w:t>().a(1).b(1).result(3).build())</w:t>
+      </w:r>
+    </w:p>
+    <w:p>
+      <w:pPr>
+        <w:pStyle w:val="5"/>
+        <w:keepNext w:val="0"/>
+        <w:keepLines w:val="0"/>
+        <w:widowControl/>
+        <w:suppressLineNumbers w:val="0"/>
+        <w:spacing w:before="0" w:beforeAutospacing="0" w:after="0" w:afterAutospacing="0"/>
+        <w:ind w:left="0" w:right="0" w:firstLine="800" w:firstLineChars="400"/>
+      </w:pPr>
+      <w:r>
+        <w:rPr>
+          <w:rFonts w:hint="default" w:ascii="Consolas" w:hAnsi="Consolas" w:eastAsia="Consolas" w:cs="Consolas"/>
+          <w:color w:val="000000"/>
+          <w:sz w:val="20"/>
+          <w:szCs w:val="20"/>
+          <w:shd w:val="clear" w:fill="FFFFFF"/>
+        </w:rPr>
+        <w:t>);</w:t>
+      </w:r>
+    </w:p>
+    <w:p>
+      <w:pPr>
+        <w:pStyle w:val="5"/>
+        <w:keepNext w:val="0"/>
+        <w:keepLines w:val="0"/>
+        <w:widowControl/>
+        <w:suppressLineNumbers w:val="0"/>
+        <w:spacing w:before="0" w:beforeAutospacing="0" w:after="0" w:afterAutospacing="0"/>
+        <w:ind w:left="0" w:right="0" w:firstLine="400" w:firstLineChars="200"/>
+      </w:pPr>
+      <w:bookmarkStart w:id="0" w:name="_GoBack"/>
+      <w:bookmarkEnd w:id="0"/>
+      <w:r>
+        <w:rPr>
+          <w:rFonts w:hint="default" w:ascii="Consolas" w:hAnsi="Consolas" w:eastAsia="Consolas" w:cs="Consolas"/>
+          <w:color w:val="000000"/>
+          <w:sz w:val="20"/>
+          <w:szCs w:val="20"/>
+          <w:shd w:val="clear" w:fill="FFFFFF"/>
+        </w:rPr>
+        <w:t>}</w:t>
+      </w:r>
+    </w:p>
+    <w:p>
+      <w:pPr>
+        <w:pStyle w:val="5"/>
+        <w:keepNext w:val="0"/>
+        <w:keepLines w:val="0"/>
+        <w:widowControl/>
+        <w:suppressLineNumbers w:val="0"/>
+        <w:spacing w:before="0" w:beforeAutospacing="0" w:after="0" w:afterAutospacing="0"/>
+        <w:ind w:left="0" w:right="0"/>
+      </w:pPr>
+      <w:r>
+        <w:rPr>
+          <w:rFonts w:hint="default" w:ascii="Consolas" w:hAnsi="Consolas" w:eastAsia="Consolas" w:cs="Consolas"/>
+          <w:color w:val="000000"/>
+          <w:sz w:val="20"/>
+          <w:szCs w:val="20"/>
+          <w:shd w:val="clear" w:fill="FFFFFF"/>
+        </w:rPr>
+        <w:t>}</w:t>
+      </w:r>
     </w:p>
     <w:p>
       <w:pPr>

--- a/SpringBoot Journal Application.docx
+++ b/SpringBoot Journal Application.docx
@@ -46106,6 +46106,41 @@
         </w:numPr>
         <w:suppressLineNumbers w:val="0"/>
         <w:spacing w:before="0" w:beforeAutospacing="0" w:after="0" w:afterAutospacing="0"/>
+        <w:ind w:right="0" w:rightChars="0" w:firstLine="538" w:firstLineChars="269"/>
+        <w:jc w:val="left"/>
+        <w:rPr>
+          <w:rFonts w:hint="default" w:ascii="Consolas" w:hAnsi="Consolas" w:eastAsia="Consolas" w:cs="Consolas"/>
+          <w:color w:val="000000"/>
+          <w:sz w:val="20"/>
+          <w:szCs w:val="20"/>
+          <w:shd w:val="clear" w:fill="FFFFFF"/>
+          <w:lang w:val="en-US"/>
+        </w:rPr>
+      </w:pPr>
+      <w:r>
+        <w:rPr>
+          <w:rFonts w:hint="default" w:ascii="Consolas" w:hAnsi="Consolas" w:eastAsia="Consolas"/>
+          <w:color w:val="0000FF"/>
+          <w:sz w:val="20"/>
+          <w:szCs w:val="20"/>
+          <w:shd w:val="clear" w:fill="FFFFFF"/>
+          <w:lang w:val="en-US"/>
+        </w:rPr>
+        <w:t>java -jar my-app.jar --server.port=9090</w:t>
+      </w:r>
+    </w:p>
+    <w:p>
+      <w:pPr>
+        <w:pStyle w:val="8"/>
+        <w:keepNext w:val="0"/>
+        <w:keepLines w:val="0"/>
+        <w:widowControl/>
+        <w:numPr>
+          <w:ilvl w:val="0"/>
+          <w:numId w:val="0"/>
+        </w:numPr>
+        <w:suppressLineNumbers w:val="0"/>
+        <w:spacing w:before="0" w:beforeAutospacing="0" w:after="0" w:afterAutospacing="0"/>
         <w:ind w:right="0" w:rightChars="0"/>
         <w:jc w:val="left"/>
         <w:rPr>
@@ -53723,51 +53758,526 @@
         <w:ind w:left="0" w:right="0"/>
         <w:rPr>
           <w:rFonts w:hint="default" w:ascii="Consolas" w:hAnsi="Consolas" w:eastAsia="Consolas" w:cs="Consolas"/>
-          <w:color w:val="000000"/>
-          <w:sz w:val="20"/>
-          <w:szCs w:val="20"/>
-          <w:shd w:val="clear" w:fill="FFFFFF"/>
-        </w:rPr>
-      </w:pPr>
-    </w:p>
-    <w:p>
-      <w:pPr>
-        <w:pStyle w:val="8"/>
-        <w:keepNext w:val="0"/>
-        <w:keepLines w:val="0"/>
-        <w:widowControl/>
-        <w:suppressLineNumbers w:val="0"/>
-        <w:spacing w:before="0" w:beforeAutospacing="0" w:after="0" w:afterAutospacing="0"/>
-        <w:ind w:left="0" w:right="0"/>
-        <w:rPr>
-          <w:rFonts w:hint="default" w:ascii="Consolas" w:hAnsi="Consolas" w:eastAsia="Consolas" w:cs="Consolas"/>
-          <w:color w:val="000000"/>
-          <w:sz w:val="20"/>
-          <w:szCs w:val="20"/>
-          <w:shd w:val="clear" w:fill="FFFFFF"/>
-        </w:rPr>
-      </w:pPr>
-    </w:p>
-    <w:p>
-      <w:pPr>
-        <w:pStyle w:val="8"/>
-        <w:keepNext w:val="0"/>
-        <w:keepLines w:val="0"/>
-        <w:widowControl/>
-        <w:suppressLineNumbers w:val="0"/>
-        <w:spacing w:before="0" w:beforeAutospacing="0" w:after="0" w:afterAutospacing="0"/>
-        <w:ind w:left="0" w:right="0"/>
-        <w:rPr>
-          <w:rFonts w:hint="default" w:ascii="Consolas" w:hAnsi="Consolas" w:eastAsia="Consolas" w:cs="Consolas"/>
-          <w:color w:val="000000"/>
-          <w:sz w:val="20"/>
-          <w:szCs w:val="20"/>
-          <w:shd w:val="clear" w:fill="FFFFFF"/>
-          <w:lang w:val="en-US"/>
-        </w:rPr>
-      </w:pPr>
+          <w:color w:val="548235" w:themeColor="accent6" w:themeShade="BF"/>
+          <w:sz w:val="44"/>
+          <w:szCs w:val="44"/>
+          <w:shd w:val="clear" w:fill="FFFFFF"/>
+          <w:lang w:val="en-IN"/>
+        </w:rPr>
+      </w:pPr>
+      <w:r>
+        <w:rPr>
+          <w:rFonts w:hint="default" w:ascii="Consolas" w:hAnsi="Consolas" w:eastAsia="Consolas" w:cs="Consolas"/>
+          <w:color w:val="548235" w:themeColor="accent6" w:themeShade="BF"/>
+          <w:sz w:val="44"/>
+          <w:szCs w:val="44"/>
+          <w:shd w:val="clear" w:fill="FFFFFF"/>
+          <w:lang w:val="en-IN"/>
+        </w:rPr>
+        <w:t>Spring Profiles</w:t>
+      </w:r>
+    </w:p>
+    <w:p>
+      <w:pPr>
+        <w:pStyle w:val="8"/>
+        <w:keepNext w:val="0"/>
+        <w:keepLines w:val="0"/>
+        <w:widowControl/>
+        <w:suppressLineNumbers w:val="0"/>
+        <w:spacing w:before="0" w:beforeAutospacing="0" w:after="0" w:afterAutospacing="0"/>
+        <w:ind w:left="0" w:right="0"/>
+        <w:rPr>
+          <w:rFonts w:hint="default" w:ascii="Consolas" w:hAnsi="Consolas" w:eastAsia="Consolas" w:cs="Consolas"/>
+          <w:color w:val="000000"/>
+          <w:sz w:val="20"/>
+          <w:szCs w:val="20"/>
+          <w:shd w:val="clear" w:fill="FFFFFF"/>
+          <w:lang w:val="en-IN"/>
+        </w:rPr>
+      </w:pPr>
+      <w:r>
+        <w:rPr>
+          <w:rFonts w:hint="default" w:ascii="Consolas" w:hAnsi="Consolas" w:eastAsia="Consolas" w:cs="Consolas"/>
+          <w:color w:val="000000"/>
+          <w:sz w:val="20"/>
+          <w:szCs w:val="20"/>
+          <w:shd w:val="clear" w:fill="FFFFFF"/>
+          <w:lang w:val="en-IN"/>
+        </w:rPr>
+        <w:t xml:space="preserve">Development has multiple phases I.e </w:t>
+      </w:r>
+      <w:r>
+        <w:rPr>
+          <w:rFonts w:hint="default" w:ascii="Consolas" w:hAnsi="Consolas" w:eastAsia="Consolas" w:cs="Consolas"/>
+          <w:b/>
+          <w:bCs/>
+          <w:color w:val="2F5597" w:themeColor="accent5" w:themeShade="BF"/>
+          <w:sz w:val="20"/>
+          <w:szCs w:val="20"/>
+          <w:shd w:val="clear" w:fill="FFFFFF"/>
+          <w:lang w:val="en-IN"/>
+        </w:rPr>
+        <w:t>1</w:t>
+      </w:r>
+      <w:r>
+        <w:rPr>
+          <w:rFonts w:hint="default" w:ascii="Consolas" w:hAnsi="Consolas" w:eastAsia="Consolas" w:cs="Consolas"/>
+          <w:b/>
+          <w:bCs/>
+          <w:color w:val="2F5597" w:themeColor="accent5" w:themeShade="BF"/>
+          <w:sz w:val="20"/>
+          <w:szCs w:val="20"/>
+          <w:shd w:val="clear" w:fill="FFFFFF"/>
+          <w:vertAlign w:val="superscript"/>
+          <w:lang w:val="en-IN"/>
+        </w:rPr>
+        <w:t>st</w:t>
+      </w:r>
+      <w:r>
+        <w:rPr>
+          <w:rFonts w:hint="default" w:ascii="Consolas" w:hAnsi="Consolas" w:eastAsia="Consolas" w:cs="Consolas"/>
+          <w:b/>
+          <w:bCs/>
+          <w:color w:val="2F5597" w:themeColor="accent5" w:themeShade="BF"/>
+          <w:sz w:val="20"/>
+          <w:szCs w:val="20"/>
+          <w:shd w:val="clear" w:fill="FFFFFF"/>
+          <w:lang w:val="en-IN"/>
+        </w:rPr>
+        <w:t xml:space="preserve"> we build (development - dev)and 2</w:t>
+      </w:r>
+      <w:r>
+        <w:rPr>
+          <w:rFonts w:hint="default" w:ascii="Consolas" w:hAnsi="Consolas" w:eastAsia="Consolas" w:cs="Consolas"/>
+          <w:b/>
+          <w:bCs/>
+          <w:color w:val="2F5597" w:themeColor="accent5" w:themeShade="BF"/>
+          <w:sz w:val="20"/>
+          <w:szCs w:val="20"/>
+          <w:shd w:val="clear" w:fill="FFFFFF"/>
+          <w:vertAlign w:val="superscript"/>
+          <w:lang w:val="en-IN"/>
+        </w:rPr>
+        <w:t>nd</w:t>
+      </w:r>
+      <w:r>
+        <w:rPr>
+          <w:rFonts w:hint="default" w:ascii="Consolas" w:hAnsi="Consolas" w:eastAsia="Consolas" w:cs="Consolas"/>
+          <w:b/>
+          <w:bCs/>
+          <w:color w:val="2F5597" w:themeColor="accent5" w:themeShade="BF"/>
+          <w:sz w:val="20"/>
+          <w:szCs w:val="20"/>
+          <w:shd w:val="clear" w:fill="FFFFFF"/>
+          <w:lang w:val="en-IN"/>
+        </w:rPr>
+        <w:t xml:space="preserve"> we let the user test what we have built (prod</w:t>
+      </w:r>
       <w:bookmarkStart w:id="0" w:name="_GoBack"/>
       <w:bookmarkEnd w:id="0"/>
+      <w:r>
+        <w:rPr>
+          <w:rFonts w:hint="default" w:ascii="Consolas" w:hAnsi="Consolas" w:eastAsia="Consolas" w:cs="Consolas"/>
+          <w:b/>
+          <w:bCs/>
+          <w:color w:val="2F5597" w:themeColor="accent5" w:themeShade="BF"/>
+          <w:sz w:val="20"/>
+          <w:szCs w:val="20"/>
+          <w:shd w:val="clear" w:fill="FFFFFF"/>
+          <w:lang w:val="en-IN"/>
+        </w:rPr>
+        <w:t>uction - prod)</w:t>
+      </w:r>
+      <w:r>
+        <w:rPr>
+          <w:rFonts w:hint="default" w:ascii="Consolas" w:hAnsi="Consolas" w:eastAsia="Consolas" w:cs="Consolas"/>
+          <w:color w:val="000000"/>
+          <w:sz w:val="20"/>
+          <w:szCs w:val="20"/>
+          <w:shd w:val="clear" w:fill="FFFFFF"/>
+          <w:lang w:val="en-IN"/>
+        </w:rPr>
+        <w:t>.</w:t>
+      </w:r>
+    </w:p>
+    <w:p>
+      <w:pPr>
+        <w:pStyle w:val="8"/>
+        <w:keepNext w:val="0"/>
+        <w:keepLines w:val="0"/>
+        <w:widowControl/>
+        <w:suppressLineNumbers w:val="0"/>
+        <w:spacing w:before="0" w:beforeAutospacing="0" w:after="0" w:afterAutospacing="0"/>
+        <w:ind w:left="0" w:right="0"/>
+        <w:rPr>
+          <w:rFonts w:hint="default" w:ascii="Consolas" w:hAnsi="Consolas" w:eastAsia="Consolas" w:cs="Consolas"/>
+          <w:color w:val="000000"/>
+          <w:sz w:val="20"/>
+          <w:szCs w:val="20"/>
+          <w:shd w:val="clear" w:fill="FFFFFF"/>
+          <w:lang w:val="en-IN"/>
+        </w:rPr>
+      </w:pPr>
+      <w:r>
+        <w:rPr>
+          <w:rFonts w:hint="default" w:ascii="Consolas" w:hAnsi="Consolas" w:eastAsia="Consolas" w:cs="Consolas"/>
+          <w:color w:val="000000"/>
+          <w:sz w:val="20"/>
+          <w:szCs w:val="20"/>
+          <w:shd w:val="clear" w:fill="FFFFFF"/>
+          <w:lang w:val="en-IN"/>
+        </w:rPr>
+        <w:t>In dev, we can check detailed logs but in prod we do not need that. And also dev is flexible to change but not prod. As there can be multiple configs and properties we need to consider, we can use different profiles to manage those configs/properties.</w:t>
+      </w:r>
+    </w:p>
+    <w:p>
+      <w:pPr>
+        <w:pStyle w:val="8"/>
+        <w:keepNext w:val="0"/>
+        <w:keepLines w:val="0"/>
+        <w:widowControl/>
+        <w:suppressLineNumbers w:val="0"/>
+        <w:spacing w:before="0" w:beforeAutospacing="0" w:after="0" w:afterAutospacing="0"/>
+        <w:ind w:left="0" w:right="0"/>
+        <w:rPr>
+          <w:rFonts w:hint="default" w:ascii="Consolas" w:hAnsi="Consolas" w:eastAsia="Consolas" w:cs="Consolas"/>
+          <w:color w:val="000000"/>
+          <w:sz w:val="20"/>
+          <w:szCs w:val="20"/>
+          <w:shd w:val="clear" w:fill="FFFFFF"/>
+          <w:lang w:val="en-IN"/>
+        </w:rPr>
+      </w:pPr>
+      <w:r>
+        <w:rPr>
+          <w:rFonts w:hint="default" w:ascii="Consolas" w:hAnsi="Consolas" w:eastAsia="Consolas" w:cs="Consolas"/>
+          <w:color w:val="000000"/>
+          <w:sz w:val="20"/>
+          <w:szCs w:val="20"/>
+          <w:shd w:val="clear" w:fill="FFFFFF"/>
+          <w:lang w:val="en-IN"/>
+        </w:rPr>
+        <w:t>This can be done by creating multiple application properties/yml file as</w:t>
+      </w:r>
+    </w:p>
+    <w:p>
+      <w:pPr>
+        <w:pStyle w:val="8"/>
+        <w:keepNext w:val="0"/>
+        <w:keepLines w:val="0"/>
+        <w:widowControl/>
+        <w:suppressLineNumbers w:val="0"/>
+        <w:spacing w:before="0" w:beforeAutospacing="0" w:after="0" w:afterAutospacing="0"/>
+        <w:ind w:left="0" w:right="0"/>
+        <w:rPr>
+          <w:rFonts w:hint="default" w:ascii="Consolas" w:hAnsi="Consolas" w:eastAsia="Consolas" w:cs="Consolas"/>
+          <w:b/>
+          <w:bCs/>
+          <w:color w:val="2F5597" w:themeColor="accent5" w:themeShade="BF"/>
+          <w:sz w:val="20"/>
+          <w:szCs w:val="20"/>
+          <w:shd w:val="clear" w:fill="FFFFFF"/>
+          <w:lang w:val="en-IN"/>
+        </w:rPr>
+      </w:pPr>
+      <w:r>
+        <w:rPr>
+          <w:rFonts w:hint="default" w:ascii="Consolas" w:hAnsi="Consolas" w:eastAsia="Consolas" w:cs="Consolas"/>
+          <w:b/>
+          <w:bCs/>
+          <w:color w:val="2F5597" w:themeColor="accent5" w:themeShade="BF"/>
+          <w:sz w:val="20"/>
+          <w:szCs w:val="20"/>
+          <w:shd w:val="clear" w:fill="FFFFFF"/>
+          <w:lang w:val="en-IN"/>
+        </w:rPr>
+        <w:t>application-dev.yml application-prod.properties</w:t>
+      </w:r>
+    </w:p>
+    <w:p>
+      <w:pPr>
+        <w:pStyle w:val="8"/>
+        <w:keepNext w:val="0"/>
+        <w:keepLines w:val="0"/>
+        <w:widowControl/>
+        <w:suppressLineNumbers w:val="0"/>
+        <w:spacing w:before="0" w:beforeAutospacing="0" w:after="0" w:afterAutospacing="0"/>
+        <w:ind w:left="0" w:right="0"/>
+        <w:rPr>
+          <w:rFonts w:hint="default" w:ascii="Consolas" w:hAnsi="Consolas" w:eastAsia="Consolas" w:cs="Consolas"/>
+          <w:color w:val="000000"/>
+          <w:sz w:val="20"/>
+          <w:szCs w:val="20"/>
+          <w:shd w:val="clear" w:fill="FFFFFF"/>
+          <w:lang w:val="en-IN"/>
+        </w:rPr>
+      </w:pPr>
+      <w:r>
+        <w:rPr>
+          <w:rFonts w:hint="default" w:ascii="Consolas" w:hAnsi="Consolas" w:eastAsia="Consolas" w:cs="Consolas"/>
+          <w:color w:val="000000"/>
+          <w:sz w:val="20"/>
+          <w:szCs w:val="20"/>
+          <w:shd w:val="clear" w:fill="FFFFFF"/>
+          <w:lang w:val="en-IN"/>
+        </w:rPr>
+        <w:t>Then in the original application properties file we can set the active profile as</w:t>
+      </w:r>
+    </w:p>
+    <w:p>
+      <w:pPr>
+        <w:pStyle w:val="8"/>
+        <w:keepNext w:val="0"/>
+        <w:keepLines w:val="0"/>
+        <w:widowControl/>
+        <w:suppressLineNumbers w:val="0"/>
+        <w:spacing w:before="0" w:beforeAutospacing="0" w:after="0" w:afterAutospacing="0"/>
+        <w:ind w:left="0" w:right="0"/>
+        <w:rPr>
+          <w:rFonts w:hint="default" w:ascii="Consolas" w:hAnsi="Consolas" w:eastAsia="Consolas" w:cs="Consolas"/>
+          <w:color w:val="BF9000" w:themeColor="accent4" w:themeShade="BF"/>
+          <w:sz w:val="20"/>
+          <w:szCs w:val="20"/>
+          <w:shd w:val="clear" w:fill="FFFFFF"/>
+          <w:lang w:val="en-IN"/>
+        </w:rPr>
+      </w:pPr>
+      <w:r>
+        <w:rPr>
+          <w:rFonts w:hint="default" w:ascii="Consolas" w:hAnsi="Consolas" w:eastAsia="Consolas" w:cs="Consolas"/>
+          <w:color w:val="BF9000" w:themeColor="accent4" w:themeShade="BF"/>
+          <w:sz w:val="20"/>
+          <w:szCs w:val="20"/>
+          <w:shd w:val="clear" w:fill="FFFFFF"/>
+          <w:lang w:val="en-IN"/>
+        </w:rPr>
+        <w:t>spring.active.profile=dev</w:t>
+      </w:r>
+    </w:p>
+    <w:p>
+      <w:pPr>
+        <w:pStyle w:val="8"/>
+        <w:keepNext w:val="0"/>
+        <w:keepLines w:val="0"/>
+        <w:widowControl/>
+        <w:suppressLineNumbers w:val="0"/>
+        <w:spacing w:before="0" w:beforeAutospacing="0" w:after="0" w:afterAutospacing="0"/>
+        <w:ind w:left="0" w:right="0"/>
+        <w:rPr>
+          <w:rFonts w:hint="default" w:ascii="Consolas" w:hAnsi="Consolas" w:eastAsia="Consolas" w:cs="Consolas"/>
+          <w:b/>
+          <w:bCs/>
+          <w:color w:val="BF9000" w:themeColor="accent4" w:themeShade="BF"/>
+          <w:sz w:val="20"/>
+          <w:szCs w:val="20"/>
+          <w:shd w:val="clear" w:fill="FFFFFF"/>
+          <w:lang w:val="en-IN"/>
+        </w:rPr>
+      </w:pPr>
+      <w:r>
+        <w:rPr>
+          <w:rFonts w:hint="default" w:ascii="Consolas" w:hAnsi="Consolas" w:eastAsia="Consolas" w:cs="Consolas"/>
+          <w:b/>
+          <w:bCs/>
+          <w:color w:val="BF9000" w:themeColor="accent4" w:themeShade="BF"/>
+          <w:sz w:val="20"/>
+          <w:szCs w:val="20"/>
+          <w:shd w:val="clear" w:fill="FFFFFF"/>
+          <w:lang w:val="en-IN"/>
+        </w:rPr>
+        <w:t>or</w:t>
+      </w:r>
+    </w:p>
+    <w:p>
+      <w:pPr>
+        <w:pStyle w:val="8"/>
+        <w:keepNext w:val="0"/>
+        <w:keepLines w:val="0"/>
+        <w:widowControl/>
+        <w:suppressLineNumbers w:val="0"/>
+        <w:spacing w:before="0" w:beforeAutospacing="0" w:after="0" w:afterAutospacing="0"/>
+        <w:ind w:left="0" w:right="0"/>
+        <w:rPr>
+          <w:rFonts w:hint="default" w:ascii="Consolas" w:hAnsi="Consolas" w:eastAsia="Consolas" w:cs="Consolas"/>
+          <w:color w:val="BF9000" w:themeColor="accent4" w:themeShade="BF"/>
+          <w:sz w:val="20"/>
+          <w:szCs w:val="20"/>
+          <w:shd w:val="clear" w:fill="FFFFFF"/>
+          <w:lang w:val="en-IN"/>
+        </w:rPr>
+      </w:pPr>
+      <w:r>
+        <w:rPr>
+          <w:rFonts w:hint="default" w:ascii="Consolas" w:hAnsi="Consolas" w:eastAsia="Consolas" w:cs="Consolas"/>
+          <w:color w:val="BF9000" w:themeColor="accent4" w:themeShade="BF"/>
+          <w:sz w:val="20"/>
+          <w:szCs w:val="20"/>
+          <w:shd w:val="clear" w:fill="FFFFFF"/>
+          <w:lang w:val="en-IN"/>
+        </w:rPr>
+        <w:t>spring:</w:t>
+      </w:r>
+    </w:p>
+    <w:p>
+      <w:pPr>
+        <w:pStyle w:val="8"/>
+        <w:keepNext w:val="0"/>
+        <w:keepLines w:val="0"/>
+        <w:widowControl/>
+        <w:suppressLineNumbers w:val="0"/>
+        <w:spacing w:before="0" w:beforeAutospacing="0" w:after="0" w:afterAutospacing="0"/>
+        <w:ind w:left="0" w:right="0"/>
+        <w:rPr>
+          <w:rFonts w:hint="default" w:ascii="Consolas" w:hAnsi="Consolas" w:eastAsia="Consolas" w:cs="Consolas"/>
+          <w:color w:val="BF9000" w:themeColor="accent4" w:themeShade="BF"/>
+          <w:sz w:val="20"/>
+          <w:szCs w:val="20"/>
+          <w:shd w:val="clear" w:fill="FFFFFF"/>
+          <w:lang w:val="en-IN"/>
+        </w:rPr>
+      </w:pPr>
+      <w:r>
+        <w:rPr>
+          <w:rFonts w:hint="default" w:ascii="Consolas" w:hAnsi="Consolas" w:eastAsia="Consolas" w:cs="Consolas"/>
+          <w:color w:val="BF9000" w:themeColor="accent4" w:themeShade="BF"/>
+          <w:sz w:val="20"/>
+          <w:szCs w:val="20"/>
+          <w:shd w:val="clear" w:fill="FFFFFF"/>
+          <w:lang w:val="en-IN"/>
+        </w:rPr>
+        <w:t xml:space="preserve">  active:</w:t>
+      </w:r>
+    </w:p>
+    <w:p>
+      <w:pPr>
+        <w:pStyle w:val="8"/>
+        <w:keepNext w:val="0"/>
+        <w:keepLines w:val="0"/>
+        <w:widowControl/>
+        <w:suppressLineNumbers w:val="0"/>
+        <w:spacing w:before="0" w:beforeAutospacing="0" w:after="0" w:afterAutospacing="0"/>
+        <w:ind w:left="0" w:right="0"/>
+        <w:rPr>
+          <w:rFonts w:hint="default" w:ascii="Consolas" w:hAnsi="Consolas" w:eastAsia="Consolas" w:cs="Consolas"/>
+          <w:color w:val="BF9000" w:themeColor="accent4" w:themeShade="BF"/>
+          <w:sz w:val="20"/>
+          <w:szCs w:val="20"/>
+          <w:shd w:val="clear" w:fill="FFFFFF"/>
+          <w:lang w:val="en-IN"/>
+        </w:rPr>
+      </w:pPr>
+      <w:r>
+        <w:rPr>
+          <w:rFonts w:hint="default" w:ascii="Consolas" w:hAnsi="Consolas" w:eastAsia="Consolas" w:cs="Consolas"/>
+          <w:color w:val="BF9000" w:themeColor="accent4" w:themeShade="BF"/>
+          <w:sz w:val="20"/>
+          <w:szCs w:val="20"/>
+          <w:shd w:val="clear" w:fill="FFFFFF"/>
+          <w:lang w:val="en-IN"/>
+        </w:rPr>
+        <w:t xml:space="preserve">    profile=prod</w:t>
+      </w:r>
+    </w:p>
+    <w:p>
+      <w:pPr>
+        <w:pStyle w:val="6"/>
+        <w:keepNext w:val="0"/>
+        <w:keepLines w:val="0"/>
+        <w:widowControl/>
+        <w:suppressLineNumbers w:val="0"/>
+        <w:ind w:left="0" w:firstLine="0"/>
+        <w:rPr>
+          <w:i w:val="0"/>
+          <w:iCs w:val="0"/>
+          <w:caps w:val="0"/>
+          <w:color w:val="E6E8F0"/>
+          <w:spacing w:val="0"/>
+          <w:sz w:val="16"/>
+          <w:szCs w:val="16"/>
+        </w:rPr>
+      </w:pPr>
+      <w:r>
+        <w:rPr>
+          <w:rFonts w:hint="default" w:ascii="Consolas" w:hAnsi="Consolas" w:eastAsia="Consolas" w:cs="Consolas"/>
+          <w:color w:val="000000"/>
+          <w:sz w:val="20"/>
+          <w:szCs w:val="20"/>
+          <w:shd w:val="clear" w:fill="FFFFFF"/>
+          <w:lang w:val="en-IN"/>
+        </w:rPr>
+        <w:t xml:space="preserve">We can also mark different classes with </w:t>
+      </w:r>
+      <w:r>
+        <w:rPr>
+          <w:rFonts w:hint="default" w:ascii="Consolas" w:hAnsi="Consolas" w:cs="Consolas"/>
+          <w:b/>
+          <w:bCs/>
+          <w:i w:val="0"/>
+          <w:iCs w:val="0"/>
+          <w:caps w:val="0"/>
+          <w:color w:val="385724" w:themeColor="accent6" w:themeShade="80"/>
+          <w:spacing w:val="0"/>
+          <w:sz w:val="16"/>
+          <w:szCs w:val="16"/>
+        </w:rPr>
+        <w:t>@ActiveProfiles({"dev", "integration"})</w:t>
+      </w:r>
+    </w:p>
+    <w:p>
+      <w:pPr>
+        <w:pStyle w:val="8"/>
+        <w:keepNext w:val="0"/>
+        <w:keepLines w:val="0"/>
+        <w:widowControl/>
+        <w:suppressLineNumbers w:val="0"/>
+        <w:spacing w:before="0" w:beforeAutospacing="0" w:after="0" w:afterAutospacing="0"/>
+        <w:ind w:left="0" w:right="0"/>
+        <w:rPr>
+          <w:rFonts w:hint="default" w:ascii="Consolas" w:hAnsi="Consolas" w:eastAsia="Consolas" w:cs="Consolas"/>
+          <w:color w:val="000000"/>
+          <w:sz w:val="20"/>
+          <w:szCs w:val="20"/>
+          <w:shd w:val="clear" w:fill="FFFFFF"/>
+          <w:lang w:val="en-IN"/>
+        </w:rPr>
+      </w:pPr>
+    </w:p>
+    <w:p>
+      <w:pPr>
+        <w:pStyle w:val="8"/>
+        <w:keepNext w:val="0"/>
+        <w:keepLines w:val="0"/>
+        <w:widowControl/>
+        <w:suppressLineNumbers w:val="0"/>
+        <w:spacing w:before="0" w:beforeAutospacing="0" w:after="0" w:afterAutospacing="0"/>
+        <w:ind w:left="0" w:right="0"/>
+        <w:rPr>
+          <w:rFonts w:hint="default" w:ascii="Consolas" w:hAnsi="Consolas" w:eastAsia="Consolas" w:cs="Consolas"/>
+          <w:color w:val="000000"/>
+          <w:sz w:val="20"/>
+          <w:szCs w:val="20"/>
+          <w:shd w:val="clear" w:fill="FFFFFF"/>
+        </w:rPr>
+      </w:pPr>
+    </w:p>
+    <w:p>
+      <w:pPr>
+        <w:pStyle w:val="8"/>
+        <w:keepNext w:val="0"/>
+        <w:keepLines w:val="0"/>
+        <w:widowControl/>
+        <w:suppressLineNumbers w:val="0"/>
+        <w:spacing w:before="0" w:beforeAutospacing="0" w:after="0" w:afterAutospacing="0"/>
+        <w:ind w:left="0" w:right="0"/>
+        <w:rPr>
+          <w:rFonts w:hint="default" w:ascii="Consolas" w:hAnsi="Consolas" w:eastAsia="Consolas" w:cs="Consolas"/>
+          <w:color w:val="000000"/>
+          <w:sz w:val="20"/>
+          <w:szCs w:val="20"/>
+          <w:shd w:val="clear" w:fill="FFFFFF"/>
+          <w:lang w:val="en-US"/>
+        </w:rPr>
+      </w:pPr>
     </w:p>
     <w:p>
       <w:pPr>
@@ -54179,7 +54689,7 @@
     <w:lsdException w:unhideWhenUsed="0" w:uiPriority="0" w:semiHidden="0" w:name="HTML Code"/>
     <w:lsdException w:unhideWhenUsed="0" w:uiPriority="0" w:semiHidden="0" w:name="HTML Definition"/>
     <w:lsdException w:unhideWhenUsed="0" w:uiPriority="0" w:semiHidden="0" w:name="HTML Keyboard"/>
-    <w:lsdException w:unhideWhenUsed="0" w:uiPriority="0" w:semiHidden="0" w:name="HTML Preformatted"/>
+    <w:lsdException w:qFormat="1" w:unhideWhenUsed="0" w:uiPriority="0" w:semiHidden="0" w:name="HTML Preformatted"/>
     <w:lsdException w:unhideWhenUsed="0" w:uiPriority="0" w:semiHidden="0" w:name="HTML Sample"/>
     <w:lsdException w:unhideWhenUsed="0" w:uiPriority="0" w:semiHidden="0" w:name="HTML Typewriter"/>
     <w:lsdException w:unhideWhenUsed="0" w:uiPriority="0" w:semiHidden="0" w:name="HTML Variable"/>
@@ -54389,6 +54899,7 @@
   </w:style>
   <w:style w:type="paragraph" w:styleId="6">
     <w:name w:val="HTML Preformatted"/>
+    <w:qFormat/>
     <w:uiPriority w:val="0"/>
     <w:pPr>
       <w:tabs>

--- a/SpringBoot Journal Application.docx
+++ b/SpringBoot Journal Application.docx
@@ -53871,22 +53871,7 @@
           <w:shd w:val="clear" w:fill="FFFFFF"/>
           <w:lang w:val="en-IN"/>
         </w:rPr>
-        <w:t xml:space="preserve"> we let the user test what we have built (prod</w:t>
-      </w:r>
-      <w:bookmarkStart w:id="0" w:name="_GoBack"/>
-      <w:bookmarkEnd w:id="0"/>
-      <w:r>
-        <w:rPr>
-          <w:rFonts w:hint="default" w:ascii="Consolas" w:hAnsi="Consolas" w:eastAsia="Consolas" w:cs="Consolas"/>
-          <w:b/>
-          <w:bCs/>
-          <w:color w:val="2F5597" w:themeColor="accent5" w:themeShade="BF"/>
-          <w:sz w:val="20"/>
-          <w:szCs w:val="20"/>
-          <w:shd w:val="clear" w:fill="FFFFFF"/>
-          <w:lang w:val="en-IN"/>
-        </w:rPr>
-        <w:t>uction - prod)</w:t>
+        <w:t xml:space="preserve"> we let the user test what we have built (production - prod)</w:t>
       </w:r>
       <w:r>
         <w:rPr>
@@ -54234,6 +54219,262 @@
         <w:ind w:left="0" w:right="0"/>
         <w:rPr>
           <w:rFonts w:hint="default" w:ascii="Consolas" w:hAnsi="Consolas" w:eastAsia="Consolas" w:cs="Consolas"/>
+          <w:b/>
+          <w:bCs/>
+          <w:color w:val="806000" w:themeColor="accent4" w:themeShade="80"/>
+          <w:sz w:val="44"/>
+          <w:szCs w:val="44"/>
+          <w:shd w:val="clear" w:fill="FFFFFF"/>
+          <w:lang w:val="en-US"/>
+        </w:rPr>
+      </w:pPr>
+      <w:r>
+        <w:rPr>
+          <w:rFonts w:hint="default" w:ascii="Consolas" w:hAnsi="Consolas" w:eastAsia="Consolas" w:cs="Consolas"/>
+          <w:b/>
+          <w:bCs/>
+          <w:color w:val="806000" w:themeColor="accent4" w:themeShade="80"/>
+          <w:sz w:val="44"/>
+          <w:szCs w:val="44"/>
+          <w:shd w:val="clear" w:fill="FFFFFF"/>
+          <w:lang w:val="en-US"/>
+        </w:rPr>
+        <w:t>Logging</w:t>
+      </w:r>
+    </w:p>
+    <w:p>
+      <w:pPr>
+        <w:pStyle w:val="8"/>
+        <w:keepNext w:val="0"/>
+        <w:keepLines w:val="0"/>
+        <w:widowControl/>
+        <w:suppressLineNumbers w:val="0"/>
+        <w:spacing w:before="0" w:beforeAutospacing="0" w:after="0" w:afterAutospacing="0"/>
+        <w:ind w:left="0" w:right="0"/>
+        <w:rPr>
+          <w:rFonts w:hint="default" w:ascii="Consolas" w:hAnsi="Consolas" w:eastAsia="Consolas" w:cs="Consolas"/>
+          <w:color w:val="000000"/>
+          <w:sz w:val="20"/>
+          <w:szCs w:val="20"/>
+          <w:shd w:val="clear" w:fill="FFFFFF"/>
+          <w:lang w:val="en-US"/>
+        </w:rPr>
+      </w:pPr>
+      <w:r>
+        <w:rPr>
+          <w:rFonts w:hint="default" w:ascii="Consolas" w:hAnsi="Consolas" w:eastAsia="Consolas" w:cs="Consolas"/>
+          <w:color w:val="000000"/>
+          <w:sz w:val="20"/>
+          <w:szCs w:val="20"/>
+          <w:shd w:val="clear" w:fill="FFFFFF"/>
+          <w:lang w:val="en-US"/>
+        </w:rPr>
+        <w:t>Logging is a essential feature and needs to be implemented for better clarity.</w:t>
+      </w:r>
+    </w:p>
+    <w:p>
+      <w:pPr>
+        <w:pStyle w:val="8"/>
+        <w:keepNext w:val="0"/>
+        <w:keepLines w:val="0"/>
+        <w:widowControl/>
+        <w:suppressLineNumbers w:val="0"/>
+        <w:spacing w:before="0" w:beforeAutospacing="0" w:after="0" w:afterAutospacing="0"/>
+        <w:ind w:left="0" w:right="0"/>
+        <w:rPr>
+          <w:rFonts w:hint="default" w:ascii="Consolas" w:hAnsi="Consolas" w:eastAsia="Consolas" w:cs="Consolas"/>
+          <w:color w:val="000000"/>
+          <w:sz w:val="20"/>
+          <w:szCs w:val="20"/>
+          <w:shd w:val="clear" w:fill="FFFFFF"/>
+          <w:lang w:val="en-US"/>
+        </w:rPr>
+      </w:pPr>
+      <w:r>
+        <w:rPr>
+          <w:rFonts w:hint="default" w:ascii="Consolas" w:hAnsi="Consolas" w:eastAsia="Consolas" w:cs="Consolas"/>
+          <w:color w:val="000000"/>
+          <w:sz w:val="20"/>
+          <w:szCs w:val="20"/>
+          <w:shd w:val="clear" w:fill="FFFFFF"/>
+          <w:lang w:val="en-US"/>
+        </w:rPr>
+        <w:t xml:space="preserve">Logging are of different types according to severity as </w:t>
+      </w:r>
+      <w:r>
+        <w:rPr>
+          <w:rFonts w:hint="default" w:ascii="Consolas" w:hAnsi="Consolas" w:eastAsia="Consolas" w:cs="Consolas"/>
+          <w:b/>
+          <w:bCs/>
+          <w:color w:val="2F5597" w:themeColor="accent5" w:themeShade="BF"/>
+          <w:sz w:val="20"/>
+          <w:szCs w:val="20"/>
+          <w:shd w:val="clear" w:fill="FFFFFF"/>
+          <w:lang w:val="en-US"/>
+        </w:rPr>
+        <w:t>TRACE-&gt;DEBUG-&gt;INFO-&gt;WARN-&gt;ERROR</w:t>
+      </w:r>
+    </w:p>
+    <w:p>
+      <w:pPr>
+        <w:pStyle w:val="8"/>
+        <w:keepNext w:val="0"/>
+        <w:keepLines w:val="0"/>
+        <w:widowControl/>
+        <w:suppressLineNumbers w:val="0"/>
+        <w:spacing w:before="0" w:beforeAutospacing="0" w:after="0" w:afterAutospacing="0"/>
+        <w:ind w:left="0" w:right="0"/>
+        <w:rPr>
+          <w:rFonts w:hint="default" w:ascii="Consolas" w:hAnsi="Consolas" w:eastAsia="Consolas" w:cs="Consolas"/>
+          <w:color w:val="000000"/>
+          <w:sz w:val="20"/>
+          <w:szCs w:val="20"/>
+          <w:shd w:val="clear" w:fill="FFFFFF"/>
+          <w:lang w:val="en-US"/>
+        </w:rPr>
+      </w:pPr>
+    </w:p>
+    <w:p>
+      <w:pPr>
+        <w:pStyle w:val="8"/>
+        <w:keepNext w:val="0"/>
+        <w:keepLines w:val="0"/>
+        <w:widowControl/>
+        <w:suppressLineNumbers w:val="0"/>
+        <w:spacing w:before="0" w:beforeAutospacing="0" w:after="0" w:afterAutospacing="0"/>
+        <w:ind w:left="0" w:right="0"/>
+        <w:rPr>
+          <w:rFonts w:hint="default" w:ascii="Consolas" w:hAnsi="Consolas" w:eastAsia="Consolas" w:cs="Consolas"/>
+          <w:color w:val="000000"/>
+          <w:sz w:val="20"/>
+          <w:szCs w:val="20"/>
+          <w:shd w:val="clear" w:fill="FFFFFF"/>
+          <w:lang w:val="en-US"/>
+        </w:rPr>
+      </w:pPr>
+      <w:r>
+        <w:rPr>
+          <w:rFonts w:hint="default" w:ascii="Consolas" w:hAnsi="Consolas" w:eastAsia="Consolas" w:cs="Consolas"/>
+          <w:color w:val="000000"/>
+          <w:sz w:val="20"/>
+          <w:szCs w:val="20"/>
+          <w:shd w:val="clear" w:fill="FFFFFF"/>
+          <w:lang w:val="en-US"/>
+        </w:rPr>
+        <w:t>Using the logback, we can manage logs. It provides Slf4j to manage logs.</w:t>
+      </w:r>
+    </w:p>
+    <w:p>
+      <w:pPr>
+        <w:pStyle w:val="8"/>
+        <w:keepNext w:val="0"/>
+        <w:keepLines w:val="0"/>
+        <w:widowControl/>
+        <w:suppressLineNumbers w:val="0"/>
+        <w:spacing w:before="0" w:beforeAutospacing="0" w:after="0" w:afterAutospacing="0"/>
+        <w:ind w:left="0" w:right="0"/>
+        <w:rPr>
+          <w:rFonts w:hint="default" w:ascii="Consolas" w:hAnsi="Consolas" w:eastAsia="Consolas" w:cs="Consolas"/>
+          <w:color w:val="000000"/>
+          <w:sz w:val="20"/>
+          <w:szCs w:val="20"/>
+          <w:shd w:val="clear" w:fill="FFFFFF"/>
+          <w:lang w:val="en-US"/>
+        </w:rPr>
+      </w:pPr>
+      <w:r>
+        <w:rPr>
+          <w:rFonts w:hint="default" w:ascii="Consolas" w:hAnsi="Consolas" w:eastAsia="Consolas" w:cs="Consolas"/>
+          <w:color w:val="000000"/>
+          <w:sz w:val="20"/>
+          <w:szCs w:val="20"/>
+          <w:shd w:val="clear" w:fill="FFFFFF"/>
+          <w:lang w:val="en-US"/>
+        </w:rPr>
+        <w:t>Either We can mark a class with @Slf4j or create logger variable as</w:t>
+      </w:r>
+    </w:p>
+    <w:p>
+      <w:pPr>
+        <w:pStyle w:val="8"/>
+        <w:keepNext w:val="0"/>
+        <w:keepLines w:val="0"/>
+        <w:widowControl/>
+        <w:suppressLineNumbers w:val="0"/>
+        <w:spacing w:before="0" w:beforeAutospacing="0" w:after="0" w:afterAutospacing="0"/>
+        <w:ind w:left="0" w:right="0"/>
+        <w:rPr>
+          <w:rFonts w:hint="default" w:ascii="Consolas" w:hAnsi="Consolas" w:eastAsia="Consolas" w:cs="Consolas"/>
+          <w:color w:val="C55A11" w:themeColor="accent2" w:themeShade="BF"/>
+          <w:sz w:val="20"/>
+          <w:szCs w:val="20"/>
+          <w:shd w:val="clear" w:fill="FFFFFF"/>
+          <w:lang w:val="en-US"/>
+        </w:rPr>
+      </w:pPr>
+      <w:r>
+        <w:rPr>
+          <w:rFonts w:hint="default" w:ascii="Consolas" w:hAnsi="Consolas" w:eastAsia="Consolas" w:cs="Consolas"/>
+          <w:color w:val="C55A11" w:themeColor="accent2" w:themeShade="BF"/>
+          <w:sz w:val="20"/>
+          <w:szCs w:val="20"/>
+          <w:shd w:val="clear" w:fill="FFFFFF"/>
+          <w:lang w:val="en-US"/>
+        </w:rPr>
+        <w:t>private static final Logger log=LoggerFactory.getLogger(class name);</w:t>
+      </w:r>
+    </w:p>
+    <w:p>
+      <w:pPr>
+        <w:pStyle w:val="8"/>
+        <w:keepNext w:val="0"/>
+        <w:keepLines w:val="0"/>
+        <w:widowControl/>
+        <w:numPr>
+          <w:ilvl w:val="0"/>
+          <w:numId w:val="0"/>
+        </w:numPr>
+        <w:suppressLineNumbers w:val="0"/>
+        <w:spacing w:before="0" w:beforeAutospacing="0" w:after="0" w:afterAutospacing="0"/>
+        <w:ind w:right="0" w:rightChars="0"/>
+        <w:jc w:val="left"/>
+        <w:rPr>
+          <w:rFonts w:hint="default" w:ascii="Consolas" w:hAnsi="Consolas" w:eastAsia="Consolas" w:cs="Consolas"/>
+          <w:color w:val="C55A11" w:themeColor="accent2" w:themeShade="BF"/>
+          <w:sz w:val="20"/>
+          <w:szCs w:val="20"/>
+          <w:shd w:val="clear" w:fill="FFFFFF"/>
+          <w:lang w:val="en-US"/>
+        </w:rPr>
+      </w:pPr>
+      <w:r>
+        <w:rPr>
+          <w:rFonts w:hint="default" w:ascii="Consolas" w:hAnsi="Consolas" w:eastAsia="Consolas" w:cs="Consolas"/>
+          <w:color w:val="C55A11" w:themeColor="accent2" w:themeShade="BF"/>
+          <w:sz w:val="20"/>
+          <w:szCs w:val="20"/>
+          <w:shd w:val="clear" w:fill="FFFFFF"/>
+          <w:lang w:val="en-US"/>
+        </w:rPr>
+        <w:t>log.info(msg);</w:t>
+      </w:r>
+    </w:p>
+    <w:p>
+      <w:pPr>
+        <w:pStyle w:val="8"/>
+        <w:keepNext w:val="0"/>
+        <w:keepLines w:val="0"/>
+        <w:widowControl/>
+        <w:numPr>
+          <w:ilvl w:val="0"/>
+          <w:numId w:val="0"/>
+        </w:numPr>
+        <w:suppressLineNumbers w:val="0"/>
+        <w:spacing w:before="0" w:beforeAutospacing="0" w:after="0" w:afterAutospacing="0"/>
+        <w:ind w:right="0" w:rightChars="0"/>
+        <w:jc w:val="left"/>
+        <w:rPr>
+          <w:rFonts w:hint="default" w:ascii="Consolas" w:hAnsi="Consolas" w:eastAsia="Consolas" w:cs="Consolas"/>
           <w:color w:val="000000"/>
           <w:sz w:val="20"/>
           <w:szCs w:val="20"/>
@@ -54248,27 +54489,14 @@
         <w:keepNext w:val="0"/>
         <w:keepLines w:val="0"/>
         <w:widowControl/>
-        <w:suppressLineNumbers w:val="0"/>
-        <w:spacing w:before="0" w:beforeAutospacing="0" w:after="0" w:afterAutospacing="0"/>
-        <w:ind w:left="0" w:right="0"/>
-        <w:rPr>
-          <w:rFonts w:hint="default" w:ascii="Consolas" w:hAnsi="Consolas" w:eastAsia="Consolas" w:cs="Consolas"/>
-          <w:color w:val="000000"/>
-          <w:sz w:val="20"/>
-          <w:szCs w:val="20"/>
-          <w:shd w:val="clear" w:fill="FFFFFF"/>
-        </w:rPr>
-      </w:pPr>
-    </w:p>
-    <w:p>
-      <w:pPr>
-        <w:pStyle w:val="8"/>
-        <w:keepNext w:val="0"/>
-        <w:keepLines w:val="0"/>
-        <w:widowControl/>
-        <w:suppressLineNumbers w:val="0"/>
-        <w:spacing w:before="0" w:beforeAutospacing="0" w:after="0" w:afterAutospacing="0"/>
-        <w:ind w:left="0" w:right="0"/>
+        <w:numPr>
+          <w:ilvl w:val="0"/>
+          <w:numId w:val="0"/>
+        </w:numPr>
+        <w:suppressLineNumbers w:val="0"/>
+        <w:spacing w:before="0" w:beforeAutospacing="0" w:after="0" w:afterAutospacing="0"/>
+        <w:ind w:right="0" w:rightChars="0"/>
+        <w:jc w:val="left"/>
         <w:rPr>
           <w:rFonts w:hint="default" w:ascii="Consolas" w:hAnsi="Consolas" w:eastAsia="Consolas" w:cs="Consolas"/>
           <w:color w:val="000000"/>
@@ -54276,6 +54504,311 @@
           <w:szCs w:val="20"/>
           <w:shd w:val="clear" w:fill="FFFFFF"/>
           <w:lang w:val="en-US"/>
+        </w:rPr>
+      </w:pPr>
+      <w:r>
+        <w:rPr>
+          <w:rFonts w:hint="default" w:ascii="Consolas" w:hAnsi="Consolas" w:eastAsia="Consolas" w:cs="Consolas"/>
+          <w:color w:val="000000"/>
+          <w:sz w:val="20"/>
+          <w:szCs w:val="20"/>
+          <w:shd w:val="clear" w:fill="FFFFFF"/>
+          <w:lang w:val="en-US"/>
+        </w:rPr>
+        <w:t xml:space="preserve">We can manage logging levels at application.yml file also </w:t>
+      </w:r>
+    </w:p>
+    <w:p>
+      <w:pPr>
+        <w:pStyle w:val="8"/>
+        <w:keepNext w:val="0"/>
+        <w:keepLines w:val="0"/>
+        <w:widowControl/>
+        <w:numPr>
+          <w:ilvl w:val="0"/>
+          <w:numId w:val="0"/>
+        </w:numPr>
+        <w:suppressLineNumbers w:val="0"/>
+        <w:spacing w:before="0" w:beforeAutospacing="0" w:after="0" w:afterAutospacing="0"/>
+        <w:ind w:right="0" w:rightChars="0"/>
+        <w:jc w:val="left"/>
+        <w:rPr>
+          <w:rFonts w:hint="default" w:ascii="Consolas" w:hAnsi="Consolas" w:eastAsia="Consolas"/>
+          <w:color w:val="000000"/>
+          <w:sz w:val="20"/>
+          <w:szCs w:val="20"/>
+          <w:shd w:val="clear" w:fill="FFFFFF"/>
+          <w:lang w:val="en-US"/>
+        </w:rPr>
+      </w:pPr>
+      <w:r>
+        <w:rPr>
+          <w:rFonts w:hint="default" w:ascii="Consolas" w:hAnsi="Consolas" w:eastAsia="Consolas"/>
+          <w:color w:val="000000"/>
+          <w:sz w:val="20"/>
+          <w:szCs w:val="20"/>
+          <w:shd w:val="clear" w:fill="FFFFFF"/>
+          <w:lang w:val="en-US"/>
+        </w:rPr>
+        <w:t>logging.level.com.example.myapp=DEBUG</w:t>
+      </w:r>
+    </w:p>
+    <w:p>
+      <w:pPr>
+        <w:pStyle w:val="8"/>
+        <w:keepNext w:val="0"/>
+        <w:keepLines w:val="0"/>
+        <w:widowControl/>
+        <w:numPr>
+          <w:ilvl w:val="0"/>
+          <w:numId w:val="0"/>
+        </w:numPr>
+        <w:suppressLineNumbers w:val="0"/>
+        <w:spacing w:before="0" w:beforeAutospacing="0" w:after="0" w:afterAutospacing="0"/>
+        <w:ind w:right="0" w:rightChars="0"/>
+        <w:jc w:val="left"/>
+        <w:rPr>
+          <w:rFonts w:hint="default" w:ascii="Consolas" w:hAnsi="Consolas" w:eastAsia="Consolas"/>
+          <w:color w:val="000000"/>
+          <w:sz w:val="20"/>
+          <w:szCs w:val="20"/>
+          <w:shd w:val="clear" w:fill="FFFFFF"/>
+          <w:lang w:val="en-US"/>
+        </w:rPr>
+      </w:pPr>
+      <w:r>
+        <w:rPr>
+          <w:rFonts w:hint="default" w:ascii="Consolas" w:hAnsi="Consolas" w:eastAsia="Consolas"/>
+          <w:color w:val="000000"/>
+          <w:sz w:val="20"/>
+          <w:szCs w:val="20"/>
+          <w:shd w:val="clear" w:fill="FFFFFF"/>
+          <w:lang w:val="en-US"/>
+        </w:rPr>
+        <w:t>logging.level.com.example.myapp=OFF</w:t>
+      </w:r>
+    </w:p>
+    <w:p>
+      <w:pPr>
+        <w:pStyle w:val="8"/>
+        <w:keepNext w:val="0"/>
+        <w:keepLines w:val="0"/>
+        <w:widowControl/>
+        <w:numPr>
+          <w:ilvl w:val="0"/>
+          <w:numId w:val="0"/>
+        </w:numPr>
+        <w:suppressLineNumbers w:val="0"/>
+        <w:spacing w:before="0" w:beforeAutospacing="0" w:after="0" w:afterAutospacing="0"/>
+        <w:ind w:right="0" w:rightChars="0"/>
+        <w:jc w:val="left"/>
+        <w:rPr>
+          <w:rFonts w:hint="default" w:ascii="Consolas" w:hAnsi="Consolas" w:eastAsia="Consolas"/>
+          <w:color w:val="000000"/>
+          <w:sz w:val="20"/>
+          <w:szCs w:val="20"/>
+          <w:shd w:val="clear" w:fill="FFFFFF"/>
+          <w:lang w:val="en-US"/>
+        </w:rPr>
+      </w:pPr>
+    </w:p>
+    <w:p>
+      <w:pPr>
+        <w:pStyle w:val="8"/>
+        <w:keepNext w:val="0"/>
+        <w:keepLines w:val="0"/>
+        <w:widowControl/>
+        <w:numPr>
+          <w:ilvl w:val="0"/>
+          <w:numId w:val="0"/>
+        </w:numPr>
+        <w:suppressLineNumbers w:val="0"/>
+        <w:spacing w:before="0" w:beforeAutospacing="0" w:after="0" w:afterAutospacing="0"/>
+        <w:ind w:right="0" w:rightChars="0"/>
+        <w:jc w:val="left"/>
+        <w:rPr>
+          <w:rFonts w:hint="default" w:ascii="Consolas" w:hAnsi="Consolas" w:eastAsia="Consolas"/>
+          <w:color w:val="000000"/>
+          <w:sz w:val="20"/>
+          <w:szCs w:val="20"/>
+          <w:shd w:val="clear" w:fill="FFFFFF"/>
+          <w:lang w:val="en-US"/>
+        </w:rPr>
+      </w:pPr>
+      <w:r>
+        <w:rPr>
+          <w:rFonts w:hint="default" w:ascii="Consolas" w:hAnsi="Consolas" w:eastAsia="Consolas"/>
+          <w:color w:val="000000"/>
+          <w:sz w:val="20"/>
+          <w:szCs w:val="20"/>
+          <w:shd w:val="clear" w:fill="FFFFFF"/>
+          <w:lang w:val="en-US"/>
+        </w:rPr>
+        <w:t>But log configs are better managed via xml files:</w:t>
+      </w:r>
+    </w:p>
+    <w:p>
+      <w:pPr>
+        <w:pStyle w:val="8"/>
+        <w:keepNext w:val="0"/>
+        <w:keepLines w:val="0"/>
+        <w:widowControl/>
+        <w:numPr>
+          <w:ilvl w:val="0"/>
+          <w:numId w:val="0"/>
+        </w:numPr>
+        <w:suppressLineNumbers w:val="0"/>
+        <w:spacing w:before="0" w:beforeAutospacing="0" w:after="0" w:afterAutospacing="0"/>
+        <w:ind w:right="0" w:rightChars="0"/>
+        <w:jc w:val="center"/>
+        <w:rPr>
+          <w:rFonts w:hint="default" w:ascii="Consolas" w:hAnsi="Consolas" w:eastAsia="Consolas"/>
+          <w:color w:val="000000"/>
+          <w:sz w:val="20"/>
+          <w:szCs w:val="20"/>
+          <w:shd w:val="clear" w:fill="FFFFFF"/>
+          <w:lang w:val="en-US"/>
+        </w:rPr>
+      </w:pPr>
+      <w:r>
+        <w:drawing>
+          <wp:inline distT="0" distB="0" distL="114300" distR="114300">
+            <wp:extent cx="4272280" cy="3845560"/>
+            <wp:effectExtent l="0" t="0" r="10160" b="10160"/>
+            <wp:docPr id="7" name="Picture 1"/>
+            <wp:cNvGraphicFramePr>
+              <a:graphicFrameLocks xmlns:a="http://schemas.openxmlformats.org/drawingml/2006/main" noChangeAspect="1"/>
+            </wp:cNvGraphicFramePr>
+            <a:graphic xmlns:a="http://schemas.openxmlformats.org/drawingml/2006/main">
+              <a:graphicData uri="http://schemas.openxmlformats.org/drawingml/2006/picture">
+                <pic:pic xmlns:pic="http://schemas.openxmlformats.org/drawingml/2006/picture">
+                  <pic:nvPicPr>
+                    <pic:cNvPr id="7" name="Picture 1"/>
+                    <pic:cNvPicPr>
+                      <a:picLocks noChangeAspect="1"/>
+                    </pic:cNvPicPr>
+                  </pic:nvPicPr>
+                  <pic:blipFill>
+                    <a:blip r:embed="rId10"/>
+                    <a:stretch>
+                      <a:fillRect/>
+                    </a:stretch>
+                  </pic:blipFill>
+                  <pic:spPr>
+                    <a:xfrm>
+                      <a:off x="0" y="0"/>
+                      <a:ext cx="4272280" cy="3845560"/>
+                    </a:xfrm>
+                    <a:prstGeom prst="rect">
+                      <a:avLst/>
+                    </a:prstGeom>
+                    <a:noFill/>
+                    <a:ln>
+                      <a:noFill/>
+                    </a:ln>
+                  </pic:spPr>
+                </pic:pic>
+              </a:graphicData>
+            </a:graphic>
+          </wp:inline>
+        </w:drawing>
+      </w:r>
+    </w:p>
+    <w:p>
+      <w:pPr>
+        <w:pStyle w:val="8"/>
+        <w:keepNext w:val="0"/>
+        <w:keepLines w:val="0"/>
+        <w:widowControl/>
+        <w:numPr>
+          <w:ilvl w:val="0"/>
+          <w:numId w:val="0"/>
+        </w:numPr>
+        <w:suppressLineNumbers w:val="0"/>
+        <w:spacing w:before="0" w:beforeAutospacing="0" w:after="0" w:afterAutospacing="0"/>
+        <w:ind w:right="0" w:rightChars="0"/>
+        <w:jc w:val="left"/>
+        <w:rPr>
+          <w:rFonts w:hint="default" w:ascii="Consolas" w:hAnsi="Consolas" w:eastAsia="Consolas" w:cs="Consolas"/>
+          <w:color w:val="000000"/>
+          <w:sz w:val="20"/>
+          <w:szCs w:val="20"/>
+          <w:shd w:val="clear" w:fill="FFFFFF"/>
+          <w:lang w:val="en-IN"/>
+        </w:rPr>
+      </w:pPr>
+      <w:bookmarkStart w:id="0" w:name="_GoBack"/>
+      <w:bookmarkEnd w:id="0"/>
+    </w:p>
+    <w:p>
+      <w:pPr>
+        <w:pStyle w:val="8"/>
+        <w:keepNext w:val="0"/>
+        <w:keepLines w:val="0"/>
+        <w:widowControl/>
+        <w:numPr>
+          <w:ilvl w:val="0"/>
+          <w:numId w:val="0"/>
+        </w:numPr>
+        <w:suppressLineNumbers w:val="0"/>
+        <w:spacing w:before="0" w:beforeAutospacing="0" w:after="0" w:afterAutospacing="0"/>
+        <w:ind w:right="0" w:rightChars="0"/>
+        <w:jc w:val="left"/>
+        <w:rPr>
+          <w:rFonts w:hint="default" w:ascii="Consolas" w:hAnsi="Consolas" w:eastAsia="Consolas" w:cs="Consolas"/>
+          <w:color w:val="000000"/>
+          <w:sz w:val="20"/>
+          <w:szCs w:val="20"/>
+          <w:shd w:val="clear" w:fill="FFFFFF"/>
+          <w:lang w:val="en-IN"/>
+        </w:rPr>
+      </w:pPr>
+    </w:p>
+    <w:p>
+      <w:pPr>
+        <w:pStyle w:val="8"/>
+        <w:keepNext w:val="0"/>
+        <w:keepLines w:val="0"/>
+        <w:widowControl/>
+        <w:numPr>
+          <w:ilvl w:val="0"/>
+          <w:numId w:val="0"/>
+        </w:numPr>
+        <w:suppressLineNumbers w:val="0"/>
+        <w:spacing w:before="0" w:beforeAutospacing="0" w:after="0" w:afterAutospacing="0"/>
+        <w:ind w:right="0" w:rightChars="0"/>
+        <w:jc w:val="left"/>
+        <w:rPr>
+          <w:rFonts w:hint="default" w:ascii="Consolas" w:hAnsi="Consolas" w:eastAsia="Consolas" w:cs="Consolas"/>
+          <w:color w:val="000000"/>
+          <w:sz w:val="20"/>
+          <w:szCs w:val="20"/>
+          <w:shd w:val="clear" w:fill="FFFFFF"/>
+          <w:lang w:val="en-IN"/>
+        </w:rPr>
+      </w:pPr>
+    </w:p>
+    <w:p>
+      <w:pPr>
+        <w:pStyle w:val="8"/>
+        <w:keepNext w:val="0"/>
+        <w:keepLines w:val="0"/>
+        <w:widowControl/>
+        <w:numPr>
+          <w:ilvl w:val="0"/>
+          <w:numId w:val="0"/>
+        </w:numPr>
+        <w:suppressLineNumbers w:val="0"/>
+        <w:spacing w:before="0" w:beforeAutospacing="0" w:after="0" w:afterAutospacing="0"/>
+        <w:ind w:right="0" w:rightChars="0"/>
+        <w:jc w:val="left"/>
+        <w:rPr>
+          <w:rFonts w:hint="default" w:ascii="Consolas" w:hAnsi="Consolas" w:eastAsia="Consolas" w:cs="Consolas"/>
+          <w:color w:val="000000"/>
+          <w:sz w:val="20"/>
+          <w:szCs w:val="20"/>
+          <w:shd w:val="clear" w:fill="FFFFFF"/>
+          <w:lang w:val="en-IN"/>
         </w:rPr>
       </w:pPr>
     </w:p>
